--- a/documents/2027_13.S1D_4_vizsgaremek_Algoritmus.docx
+++ b/documents/2027_13.S1D_4_vizsgaremek_Algoritmus.docx
@@ -1,6 +1,6 @@
 
 <file path=word/document.xml><?xml version="1.0" encoding="utf-8"?>
-<w:document xmlns:wpc="http://schemas.microsoft.com/office/word/2010/wordprocessingCanvas" xmlns:cx="http://schemas.microsoft.com/office/drawing/2014/chartex" xmlns:cx1="http://schemas.microsoft.com/office/drawing/2015/9/8/chartex" xmlns:cx2="http://schemas.microsoft.com/office/drawing/2015/10/21/chartex" xmlns:cx3="http://schemas.microsoft.com/office/drawing/2016/5/9/chartex" xmlns:cx4="http://schemas.microsoft.com/office/drawing/2016/5/10/chartex" xmlns:cx5="http://schemas.microsoft.com/office/drawing/2016/5/11/chartex" xmlns:cx6="http://schemas.microsoft.com/office/drawing/2016/5/12/chartex" xmlns:cx7="http://schemas.microsoft.com/office/drawing/2016/5/13/chartex" xmlns:cx8="http://schemas.microsoft.com/office/drawing/2016/5/14/chartex" xmlns:mc="http://schemas.openxmlformats.org/markup-compatibility/2006" xmlns:aink="http://schemas.microsoft.com/office/drawing/2016/ink" xmlns:am3d="http://schemas.microsoft.com/office/drawing/2017/model3d" xmlns:o="urn:schemas-microsoft-com:office:office" xmlns:r="http://schemas.openxmlformats.org/officeDocument/2006/relationships" xmlns:m="http://schemas.openxmlformats.org/officeDocument/2006/math" xmlns:v="urn:schemas-microsoft-com:vml" xmlns:wp14="http://schemas.microsoft.com/office/word/2010/wordprocessingDrawing" xmlns:wp="http://schemas.openxmlformats.org/drawingml/2006/wordprocessingDrawing" xmlns:w10="urn:schemas-microsoft-com:office:word" xmlns:w="http://schemas.openxmlformats.org/wordprocessingml/2006/main" xmlns:w14="http://schemas.microsoft.com/office/word/2010/wordml" xmlns:w15="http://schemas.microsoft.com/office/word/2012/wordml" xmlns:w16cex="http://schemas.microsoft.com/office/word/2018/wordml/cex" xmlns:w16cid="http://schemas.microsoft.com/office/word/2016/wordml/cid" xmlns:w16="http://schemas.microsoft.com/office/word/2018/wordml" xmlns:w16sdtdh="http://schemas.microsoft.com/office/word/2020/wordml/sdtdatahash" xmlns:w16se="http://schemas.microsoft.com/office/word/2015/wordml/symex" xmlns:wpg="http://schemas.microsoft.com/office/word/2010/wordprocessingGroup" xmlns:wpi="http://schemas.microsoft.com/office/word/2010/wordprocessingInk" xmlns:wne="http://schemas.microsoft.com/office/word/2006/wordml" xmlns:wps="http://schemas.microsoft.com/office/word/2010/wordprocessingShape" mc:Ignorable="w14 w15 w16se w16cid w16 w16cex w16sdtdh wp14">
+<w:document xmlns:wpc="http://schemas.microsoft.com/office/word/2010/wordprocessingCanvas" xmlns:cx="http://schemas.microsoft.com/office/drawing/2014/chartex" xmlns:cx1="http://schemas.microsoft.com/office/drawing/2015/9/8/chartex" xmlns:cx2="http://schemas.microsoft.com/office/drawing/2015/10/21/chartex" xmlns:cx3="http://schemas.microsoft.com/office/drawing/2016/5/9/chartex" xmlns:cx4="http://schemas.microsoft.com/office/drawing/2016/5/10/chartex" xmlns:cx5="http://schemas.microsoft.com/office/drawing/2016/5/11/chartex" xmlns:cx6="http://schemas.microsoft.com/office/drawing/2016/5/12/chartex" xmlns:cx7="http://schemas.microsoft.com/office/drawing/2016/5/13/chartex" xmlns:cx8="http://schemas.microsoft.com/office/drawing/2016/5/14/chartex" xmlns:mc="http://schemas.openxmlformats.org/markup-compatibility/2006" xmlns:aink="http://schemas.microsoft.com/office/drawing/2016/ink" xmlns:am3d="http://schemas.microsoft.com/office/drawing/2017/model3d" xmlns:o="urn:schemas-microsoft-com:office:office" xmlns:oel="http://schemas.microsoft.com/office/2019/extlst" xmlns:r="http://schemas.openxmlformats.org/officeDocument/2006/relationships" xmlns:m="http://schemas.openxmlformats.org/officeDocument/2006/math" xmlns:v="urn:schemas-microsoft-com:vml" xmlns:wp14="http://schemas.microsoft.com/office/word/2010/wordprocessingDrawing" xmlns:wp="http://schemas.openxmlformats.org/drawingml/2006/wordprocessingDrawing" xmlns:w10="urn:schemas-microsoft-com:office:word" xmlns:w="http://schemas.openxmlformats.org/wordprocessingml/2006/main" xmlns:w14="http://schemas.microsoft.com/office/word/2010/wordml" xmlns:w15="http://schemas.microsoft.com/office/word/2012/wordml" xmlns:w16cex="http://schemas.microsoft.com/office/word/2018/wordml/cex" xmlns:w16cid="http://schemas.microsoft.com/office/word/2016/wordml/cid" xmlns:w16="http://schemas.microsoft.com/office/word/2018/wordml" xmlns:w16du="http://schemas.microsoft.com/office/word/2023/wordml/word16du" xmlns:w16sdtdh="http://schemas.microsoft.com/office/word/2020/wordml/sdtdatahash" xmlns:w16sdtfl="http://schemas.microsoft.com/office/word/2024/wordml/sdtformatlock" xmlns:w16se="http://schemas.microsoft.com/office/word/2015/wordml/symex" xmlns:wpg="http://schemas.microsoft.com/office/word/2010/wordprocessingGroup" xmlns:wpi="http://schemas.microsoft.com/office/word/2010/wordprocessingInk" xmlns:wne="http://schemas.microsoft.com/office/word/2006/wordml" xmlns:wps="http://schemas.microsoft.com/office/word/2010/wordprocessingShape" mc:Ignorable="w14 w15 w16se w16cid w16 w16cex w16sdtdh w16sdtfl w16du wp14">
   <w:body>
     <w:p>
       <w:pPr>
@@ -105,13 +105,7 @@
         <w:rPr>
           <w:color w:val="3A1953"/>
         </w:rPr>
-        <w:t>Algoritmus</w:t>
-      </w:r>
-      <w:r>
-        <w:rPr>
-          <w:color w:val="3A1953"/>
-        </w:rPr>
-        <w:t xml:space="preserve"> </w:t>
+        <w:t xml:space="preserve">Algoritmus </w:t>
       </w:r>
       <w:r>
         <w:rPr>
@@ -212,15 +206,17 @@
           <w:pPr>
             <w:pStyle w:val="TJ1"/>
             <w:tabs>
-              <w:tab w:val="left" w:pos="440"/>
+              <w:tab w:val="left" w:pos="480"/>
               <w:tab w:val="right" w:leader="dot" w:pos="9062"/>
             </w:tabs>
             <w:rPr>
               <w:rFonts w:asciiTheme="minorHAnsi" w:eastAsiaTheme="minorEastAsia" w:hAnsiTheme="minorHAnsi" w:cstheme="minorBidi"/>
               <w:noProof/>
-              <w:sz w:val="22"/>
-              <w:szCs w:val="22"/>
+              <w:kern w:val="2"/>
+              <w:sz w:val="24"/>
+              <w:szCs w:val="24"/>
               <w:lang w:eastAsia="hu-HU"/>
+              <w14:ligatures w14:val="standardContextual"/>
             </w:rPr>
           </w:pPr>
           <w:r>
@@ -232,7 +228,7 @@
           <w:r>
             <w:fldChar w:fldCharType="separate"/>
           </w:r>
-          <w:hyperlink w:anchor="_Toc241834359" w:history="1">
+          <w:hyperlink w:anchor="_Toc244024186" w:history="1">
             <w:r>
               <w:rPr>
                 <w:rStyle w:val="Hiperhivatkozs"/>
@@ -244,9 +240,11 @@
               <w:rPr>
                 <w:rFonts w:asciiTheme="minorHAnsi" w:eastAsiaTheme="minorEastAsia" w:hAnsiTheme="minorHAnsi" w:cstheme="minorBidi"/>
                 <w:noProof/>
-                <w:sz w:val="22"/>
-                <w:szCs w:val="22"/>
+                <w:kern w:val="2"/>
+                <w:sz w:val="24"/>
+                <w:szCs w:val="24"/>
                 <w:lang w:eastAsia="hu-HU"/>
+                <w14:ligatures w14:val="standardContextual"/>
               </w:rPr>
               <w:tab/>
             </w:r>
@@ -255,7 +253,7 @@
                 <w:rStyle w:val="Hiperhivatkozs"/>
                 <w:noProof/>
               </w:rPr>
-              <w:t>Táblák</w:t>
+              <w:t>AI-alapú PDF-konvertálás</w:t>
             </w:r>
             <w:r>
               <w:rPr>
@@ -276,7 +274,7 @@
                 <w:noProof/>
                 <w:webHidden/>
               </w:rPr>
-              <w:instrText xml:space="preserve"> PAGEREF _Toc241834359 \h </w:instrText>
+              <w:instrText xml:space="preserve"> PAGEREF _Toc244024186 \h </w:instrText>
             </w:r>
             <w:r>
               <w:rPr>
@@ -311,23 +309,45 @@
           <w:pPr>
             <w:pStyle w:val="TJ2"/>
             <w:tabs>
+              <w:tab w:val="left" w:pos="960"/>
               <w:tab w:val="right" w:leader="dot" w:pos="9062"/>
             </w:tabs>
             <w:rPr>
               <w:rFonts w:asciiTheme="minorHAnsi" w:eastAsiaTheme="minorEastAsia" w:hAnsiTheme="minorHAnsi" w:cstheme="minorBidi"/>
               <w:noProof/>
-              <w:sz w:val="22"/>
-              <w:szCs w:val="22"/>
+              <w:kern w:val="2"/>
+              <w:sz w:val="24"/>
+              <w:szCs w:val="24"/>
               <w:lang w:eastAsia="hu-HU"/>
+              <w14:ligatures w14:val="standardContextual"/>
             </w:rPr>
           </w:pPr>
-          <w:hyperlink w:anchor="_Toc241834360" w:history="1">
+          <w:hyperlink w:anchor="_Toc244024187" w:history="1">
             <w:r>
               <w:rPr>
                 <w:rStyle w:val="Hiperhivatkozs"/>
                 <w:noProof/>
               </w:rPr>
-              <w:t>1.1 tantargyak</w:t>
+              <w:t>1.1</w:t>
+            </w:r>
+            <w:r>
+              <w:rPr>
+                <w:rFonts w:asciiTheme="minorHAnsi" w:eastAsiaTheme="minorEastAsia" w:hAnsiTheme="minorHAnsi" w:cstheme="minorBidi"/>
+                <w:noProof/>
+                <w:kern w:val="2"/>
+                <w:sz w:val="24"/>
+                <w:szCs w:val="24"/>
+                <w:lang w:eastAsia="hu-HU"/>
+                <w14:ligatures w14:val="standardContextual"/>
+              </w:rPr>
+              <w:tab/>
+            </w:r>
+            <w:r>
+              <w:rPr>
+                <w:rStyle w:val="Hiperhivatkozs"/>
+                <w:noProof/>
+              </w:rPr>
+              <w:t>PDF feldolgozása (Import)</w:t>
             </w:r>
             <w:r>
               <w:rPr>
@@ -348,7 +368,7 @@
                 <w:noProof/>
                 <w:webHidden/>
               </w:rPr>
-              <w:instrText xml:space="preserve"> PAGEREF _Toc241834360 \h </w:instrText>
+              <w:instrText xml:space="preserve"> PAGEREF _Toc244024187 \h </w:instrText>
             </w:r>
             <w:r>
               <w:rPr>
@@ -383,18 +403,20 @@
           <w:pPr>
             <w:pStyle w:val="TJ2"/>
             <w:tabs>
-              <w:tab w:val="left" w:pos="880"/>
+              <w:tab w:val="left" w:pos="960"/>
               <w:tab w:val="right" w:leader="dot" w:pos="9062"/>
             </w:tabs>
             <w:rPr>
               <w:rFonts w:asciiTheme="minorHAnsi" w:eastAsiaTheme="minorEastAsia" w:hAnsiTheme="minorHAnsi" w:cstheme="minorBidi"/>
               <w:noProof/>
-              <w:sz w:val="22"/>
-              <w:szCs w:val="22"/>
+              <w:kern w:val="2"/>
+              <w:sz w:val="24"/>
+              <w:szCs w:val="24"/>
               <w:lang w:eastAsia="hu-HU"/>
+              <w14:ligatures w14:val="standardContextual"/>
             </w:rPr>
           </w:pPr>
-          <w:hyperlink w:anchor="_Toc241834361" w:history="1">
+          <w:hyperlink w:anchor="_Toc244024188" w:history="1">
             <w:r>
               <w:rPr>
                 <w:rStyle w:val="Hiperhivatkozs"/>
@@ -406,9 +428,11 @@
               <w:rPr>
                 <w:rFonts w:asciiTheme="minorHAnsi" w:eastAsiaTheme="minorEastAsia" w:hAnsiTheme="minorHAnsi" w:cstheme="minorBidi"/>
                 <w:noProof/>
-                <w:sz w:val="22"/>
-                <w:szCs w:val="22"/>
+                <w:kern w:val="2"/>
+                <w:sz w:val="24"/>
+                <w:szCs w:val="24"/>
                 <w:lang w:eastAsia="hu-HU"/>
+                <w14:ligatures w14:val="standardContextual"/>
               </w:rPr>
               <w:tab/>
             </w:r>
@@ -417,7 +441,7 @@
                 <w:rStyle w:val="Hiperhivatkozs"/>
                 <w:noProof/>
               </w:rPr>
-              <w:t>temakorok</w:t>
+              <w:t>AI hívás (Gemini API)</w:t>
             </w:r>
             <w:r>
               <w:rPr>
@@ -438,187 +462,7 @@
                 <w:noProof/>
                 <w:webHidden/>
               </w:rPr>
-              <w:instrText xml:space="preserve"> PAGEREF _Toc241834361 \h </w:instrText>
-            </w:r>
-            <w:r>
-              <w:rPr>
-                <w:noProof/>
-                <w:webHidden/>
-              </w:rPr>
-            </w:r>
-            <w:r>
-              <w:rPr>
-                <w:noProof/>
-                <w:webHidden/>
-              </w:rPr>
-              <w:fldChar w:fldCharType="separate"/>
-            </w:r>
-            <w:r>
-              <w:rPr>
-                <w:noProof/>
-                <w:webHidden/>
-              </w:rPr>
-              <w:t>3</w:t>
-            </w:r>
-            <w:r>
-              <w:rPr>
-                <w:noProof/>
-                <w:webHidden/>
-              </w:rPr>
-              <w:fldChar w:fldCharType="end"/>
-            </w:r>
-          </w:hyperlink>
-        </w:p>
-        <w:p>
-          <w:pPr>
-            <w:pStyle w:val="TJ2"/>
-            <w:tabs>
-              <w:tab w:val="left" w:pos="880"/>
-              <w:tab w:val="right" w:leader="dot" w:pos="9062"/>
-            </w:tabs>
-            <w:rPr>
-              <w:rFonts w:asciiTheme="minorHAnsi" w:eastAsiaTheme="minorEastAsia" w:hAnsiTheme="minorHAnsi" w:cstheme="minorBidi"/>
-              <w:noProof/>
-              <w:sz w:val="22"/>
-              <w:szCs w:val="22"/>
-              <w:lang w:eastAsia="hu-HU"/>
-            </w:rPr>
-          </w:pPr>
-          <w:hyperlink w:anchor="_Toc241834362" w:history="1">
-            <w:r>
-              <w:rPr>
-                <w:rStyle w:val="Hiperhivatkozs"/>
-                <w:noProof/>
-              </w:rPr>
-              <w:t>1.3</w:t>
-            </w:r>
-            <w:r>
-              <w:rPr>
-                <w:rFonts w:asciiTheme="minorHAnsi" w:eastAsiaTheme="minorEastAsia" w:hAnsiTheme="minorHAnsi" w:cstheme="minorBidi"/>
-                <w:noProof/>
-                <w:sz w:val="22"/>
-                <w:szCs w:val="22"/>
-                <w:lang w:eastAsia="hu-HU"/>
-              </w:rPr>
-              <w:tab/>
-            </w:r>
-            <w:r>
-              <w:rPr>
-                <w:rStyle w:val="Hiperhivatkozs"/>
-                <w:noProof/>
-              </w:rPr>
-              <w:t>forrasok</w:t>
-            </w:r>
-            <w:r>
-              <w:rPr>
-                <w:noProof/>
-                <w:webHidden/>
-              </w:rPr>
-              <w:tab/>
-            </w:r>
-            <w:r>
-              <w:rPr>
-                <w:noProof/>
-                <w:webHidden/>
-              </w:rPr>
-              <w:fldChar w:fldCharType="begin"/>
-            </w:r>
-            <w:r>
-              <w:rPr>
-                <w:noProof/>
-                <w:webHidden/>
-              </w:rPr>
-              <w:instrText xml:space="preserve"> PAGEREF _Toc241834362 \h </w:instrText>
-            </w:r>
-            <w:r>
-              <w:rPr>
-                <w:noProof/>
-                <w:webHidden/>
-              </w:rPr>
-            </w:r>
-            <w:r>
-              <w:rPr>
-                <w:noProof/>
-                <w:webHidden/>
-              </w:rPr>
-              <w:fldChar w:fldCharType="separate"/>
-            </w:r>
-            <w:r>
-              <w:rPr>
-                <w:noProof/>
-                <w:webHidden/>
-              </w:rPr>
-              <w:t>3</w:t>
-            </w:r>
-            <w:r>
-              <w:rPr>
-                <w:noProof/>
-                <w:webHidden/>
-              </w:rPr>
-              <w:fldChar w:fldCharType="end"/>
-            </w:r>
-          </w:hyperlink>
-        </w:p>
-        <w:p>
-          <w:pPr>
-            <w:pStyle w:val="TJ2"/>
-            <w:tabs>
-              <w:tab w:val="left" w:pos="880"/>
-              <w:tab w:val="right" w:leader="dot" w:pos="9062"/>
-            </w:tabs>
-            <w:rPr>
-              <w:rFonts w:asciiTheme="minorHAnsi" w:eastAsiaTheme="minorEastAsia" w:hAnsiTheme="minorHAnsi" w:cstheme="minorBidi"/>
-              <w:noProof/>
-              <w:sz w:val="22"/>
-              <w:szCs w:val="22"/>
-              <w:lang w:eastAsia="hu-HU"/>
-            </w:rPr>
-          </w:pPr>
-          <w:hyperlink w:anchor="_Toc241834363" w:history="1">
-            <w:r>
-              <w:rPr>
-                <w:rStyle w:val="Hiperhivatkozs"/>
-                <w:noProof/>
-              </w:rPr>
-              <w:t>1.4</w:t>
-            </w:r>
-            <w:r>
-              <w:rPr>
-                <w:rFonts w:asciiTheme="minorHAnsi" w:eastAsiaTheme="minorEastAsia" w:hAnsiTheme="minorHAnsi" w:cstheme="minorBidi"/>
-                <w:noProof/>
-                <w:sz w:val="22"/>
-                <w:szCs w:val="22"/>
-                <w:lang w:eastAsia="hu-HU"/>
-              </w:rPr>
-              <w:tab/>
-            </w:r>
-            <w:r>
-              <w:rPr>
-                <w:rStyle w:val="Hiperhivatkozs"/>
-                <w:noProof/>
-              </w:rPr>
-              <w:t>ev</w:t>
-            </w:r>
-            <w:r>
-              <w:rPr>
-                <w:noProof/>
-                <w:webHidden/>
-              </w:rPr>
-              <w:tab/>
-            </w:r>
-            <w:r>
-              <w:rPr>
-                <w:noProof/>
-                <w:webHidden/>
-              </w:rPr>
-              <w:fldChar w:fldCharType="begin"/>
-            </w:r>
-            <w:r>
-              <w:rPr>
-                <w:noProof/>
-                <w:webHidden/>
-              </w:rPr>
-              <w:instrText xml:space="preserve"> PAGEREF _Toc241834363 \h </w:instrText>
+              <w:instrText xml:space="preserve"> PAGEREF _Toc244024188 \h </w:instrText>
             </w:r>
             <w:r>
               <w:rPr>
@@ -653,32 +497,36 @@
           <w:pPr>
             <w:pStyle w:val="TJ2"/>
             <w:tabs>
-              <w:tab w:val="left" w:pos="880"/>
+              <w:tab w:val="left" w:pos="960"/>
               <w:tab w:val="right" w:leader="dot" w:pos="9062"/>
             </w:tabs>
             <w:rPr>
               <w:rFonts w:asciiTheme="minorHAnsi" w:eastAsiaTheme="minorEastAsia" w:hAnsiTheme="minorHAnsi" w:cstheme="minorBidi"/>
               <w:noProof/>
-              <w:sz w:val="22"/>
-              <w:szCs w:val="22"/>
+              <w:kern w:val="2"/>
+              <w:sz w:val="24"/>
+              <w:szCs w:val="24"/>
               <w:lang w:eastAsia="hu-HU"/>
+              <w14:ligatures w14:val="standardContextual"/>
             </w:rPr>
           </w:pPr>
-          <w:hyperlink w:anchor="_Toc241834364" w:history="1">
+          <w:hyperlink w:anchor="_Toc244024189" w:history="1">
             <w:r>
               <w:rPr>
                 <w:rStyle w:val="Hiperhivatkozs"/>
                 <w:noProof/>
               </w:rPr>
-              <w:t>1.5</w:t>
+              <w:t>1.3</w:t>
             </w:r>
             <w:r>
               <w:rPr>
                 <w:rFonts w:asciiTheme="minorHAnsi" w:eastAsiaTheme="minorEastAsia" w:hAnsiTheme="minorHAnsi" w:cstheme="minorBidi"/>
                 <w:noProof/>
-                <w:sz w:val="22"/>
-                <w:szCs w:val="22"/>
+                <w:kern w:val="2"/>
+                <w:sz w:val="24"/>
+                <w:szCs w:val="24"/>
                 <w:lang w:eastAsia="hu-HU"/>
+                <w14:ligatures w14:val="standardContextual"/>
               </w:rPr>
               <w:tab/>
             </w:r>
@@ -687,7 +535,7 @@
                 <w:rStyle w:val="Hiperhivatkozs"/>
                 <w:noProof/>
               </w:rPr>
-              <w:t>feladat_tipusok</w:t>
+              <w:t>Leképezés és ellenőrzés</w:t>
             </w:r>
             <w:r>
               <w:rPr>
@@ -708,187 +556,7 @@
                 <w:noProof/>
                 <w:webHidden/>
               </w:rPr>
-              <w:instrText xml:space="preserve"> PAGEREF _Toc241834364 \h </w:instrText>
-            </w:r>
-            <w:r>
-              <w:rPr>
-                <w:noProof/>
-                <w:webHidden/>
-              </w:rPr>
-            </w:r>
-            <w:r>
-              <w:rPr>
-                <w:noProof/>
-                <w:webHidden/>
-              </w:rPr>
-              <w:fldChar w:fldCharType="separate"/>
-            </w:r>
-            <w:r>
-              <w:rPr>
-                <w:noProof/>
-                <w:webHidden/>
-              </w:rPr>
-              <w:t>4</w:t>
-            </w:r>
-            <w:r>
-              <w:rPr>
-                <w:noProof/>
-                <w:webHidden/>
-              </w:rPr>
-              <w:fldChar w:fldCharType="end"/>
-            </w:r>
-          </w:hyperlink>
-        </w:p>
-        <w:p>
-          <w:pPr>
-            <w:pStyle w:val="TJ2"/>
-            <w:tabs>
-              <w:tab w:val="left" w:pos="880"/>
-              <w:tab w:val="right" w:leader="dot" w:pos="9062"/>
-            </w:tabs>
-            <w:rPr>
-              <w:rFonts w:asciiTheme="minorHAnsi" w:eastAsiaTheme="minorEastAsia" w:hAnsiTheme="minorHAnsi" w:cstheme="minorBidi"/>
-              <w:noProof/>
-              <w:sz w:val="22"/>
-              <w:szCs w:val="22"/>
-              <w:lang w:eastAsia="hu-HU"/>
-            </w:rPr>
-          </w:pPr>
-          <w:hyperlink w:anchor="_Toc241834365" w:history="1">
-            <w:r>
-              <w:rPr>
-                <w:rStyle w:val="Hiperhivatkozs"/>
-                <w:noProof/>
-              </w:rPr>
-              <w:t>1.6</w:t>
-            </w:r>
-            <w:r>
-              <w:rPr>
-                <w:rFonts w:asciiTheme="minorHAnsi" w:eastAsiaTheme="minorEastAsia" w:hAnsiTheme="minorHAnsi" w:cstheme="minorBidi"/>
-                <w:noProof/>
-                <w:sz w:val="22"/>
-                <w:szCs w:val="22"/>
-                <w:lang w:eastAsia="hu-HU"/>
-              </w:rPr>
-              <w:tab/>
-            </w:r>
-            <w:r>
-              <w:rPr>
-                <w:rStyle w:val="Hiperhivatkozs"/>
-                <w:noProof/>
-              </w:rPr>
-              <w:t>profilok</w:t>
-            </w:r>
-            <w:r>
-              <w:rPr>
-                <w:noProof/>
-                <w:webHidden/>
-              </w:rPr>
-              <w:tab/>
-            </w:r>
-            <w:r>
-              <w:rPr>
-                <w:noProof/>
-                <w:webHidden/>
-              </w:rPr>
-              <w:fldChar w:fldCharType="begin"/>
-            </w:r>
-            <w:r>
-              <w:rPr>
-                <w:noProof/>
-                <w:webHidden/>
-              </w:rPr>
-              <w:instrText xml:space="preserve"> PAGEREF _Toc241834365 \h </w:instrText>
-            </w:r>
-            <w:r>
-              <w:rPr>
-                <w:noProof/>
-                <w:webHidden/>
-              </w:rPr>
-            </w:r>
-            <w:r>
-              <w:rPr>
-                <w:noProof/>
-                <w:webHidden/>
-              </w:rPr>
-              <w:fldChar w:fldCharType="separate"/>
-            </w:r>
-            <w:r>
-              <w:rPr>
-                <w:noProof/>
-                <w:webHidden/>
-              </w:rPr>
-              <w:t>4</w:t>
-            </w:r>
-            <w:r>
-              <w:rPr>
-                <w:noProof/>
-                <w:webHidden/>
-              </w:rPr>
-              <w:fldChar w:fldCharType="end"/>
-            </w:r>
-          </w:hyperlink>
-        </w:p>
-        <w:p>
-          <w:pPr>
-            <w:pStyle w:val="TJ2"/>
-            <w:tabs>
-              <w:tab w:val="left" w:pos="880"/>
-              <w:tab w:val="right" w:leader="dot" w:pos="9062"/>
-            </w:tabs>
-            <w:rPr>
-              <w:rFonts w:asciiTheme="minorHAnsi" w:eastAsiaTheme="minorEastAsia" w:hAnsiTheme="minorHAnsi" w:cstheme="minorBidi"/>
-              <w:noProof/>
-              <w:sz w:val="22"/>
-              <w:szCs w:val="22"/>
-              <w:lang w:eastAsia="hu-HU"/>
-            </w:rPr>
-          </w:pPr>
-          <w:hyperlink w:anchor="_Toc241834366" w:history="1">
-            <w:r>
-              <w:rPr>
-                <w:rStyle w:val="Hiperhivatkozs"/>
-                <w:noProof/>
-              </w:rPr>
-              <w:t>1.7</w:t>
-            </w:r>
-            <w:r>
-              <w:rPr>
-                <w:rFonts w:asciiTheme="minorHAnsi" w:eastAsiaTheme="minorEastAsia" w:hAnsiTheme="minorHAnsi" w:cstheme="minorBidi"/>
-                <w:noProof/>
-                <w:sz w:val="22"/>
-                <w:szCs w:val="22"/>
-                <w:lang w:eastAsia="hu-HU"/>
-              </w:rPr>
-              <w:tab/>
-            </w:r>
-            <w:r>
-              <w:rPr>
-                <w:rStyle w:val="Hiperhivatkozs"/>
-                <w:noProof/>
-              </w:rPr>
-              <w:t>auth.users</w:t>
-            </w:r>
-            <w:r>
-              <w:rPr>
-                <w:noProof/>
-                <w:webHidden/>
-              </w:rPr>
-              <w:tab/>
-            </w:r>
-            <w:r>
-              <w:rPr>
-                <w:noProof/>
-                <w:webHidden/>
-              </w:rPr>
-              <w:fldChar w:fldCharType="begin"/>
-            </w:r>
-            <w:r>
-              <w:rPr>
-                <w:noProof/>
-                <w:webHidden/>
-              </w:rPr>
-              <w:instrText xml:space="preserve"> PAGEREF _Toc241834366 \h </w:instrText>
+              <w:instrText xml:space="preserve"> PAGEREF _Toc244024189 \h </w:instrText>
             </w:r>
             <w:r>
               <w:rPr>
@@ -923,32 +591,36 @@
           <w:pPr>
             <w:pStyle w:val="TJ2"/>
             <w:tabs>
-              <w:tab w:val="left" w:pos="880"/>
+              <w:tab w:val="left" w:pos="960"/>
               <w:tab w:val="right" w:leader="dot" w:pos="9062"/>
             </w:tabs>
             <w:rPr>
               <w:rFonts w:asciiTheme="minorHAnsi" w:eastAsiaTheme="minorEastAsia" w:hAnsiTheme="minorHAnsi" w:cstheme="minorBidi"/>
               <w:noProof/>
-              <w:sz w:val="22"/>
-              <w:szCs w:val="22"/>
+              <w:kern w:val="2"/>
+              <w:sz w:val="24"/>
+              <w:szCs w:val="24"/>
               <w:lang w:eastAsia="hu-HU"/>
+              <w14:ligatures w14:val="standardContextual"/>
             </w:rPr>
           </w:pPr>
-          <w:hyperlink w:anchor="_Toc241834367" w:history="1">
+          <w:hyperlink w:anchor="_Toc244024190" w:history="1">
             <w:r>
               <w:rPr>
                 <w:rStyle w:val="Hiperhivatkozs"/>
                 <w:noProof/>
               </w:rPr>
-              <w:t>1.8</w:t>
+              <w:t>1.4</w:t>
             </w:r>
             <w:r>
               <w:rPr>
                 <w:rFonts w:asciiTheme="minorHAnsi" w:eastAsiaTheme="minorEastAsia" w:hAnsiTheme="minorHAnsi" w:cstheme="minorBidi"/>
                 <w:noProof/>
-                <w:sz w:val="22"/>
-                <w:szCs w:val="22"/>
+                <w:kern w:val="2"/>
+                <w:sz w:val="24"/>
+                <w:szCs w:val="24"/>
                 <w:lang w:eastAsia="hu-HU"/>
+                <w14:ligatures w14:val="standardContextual"/>
               </w:rPr>
               <w:tab/>
             </w:r>
@@ -957,7 +629,7 @@
                 <w:rStyle w:val="Hiperhivatkozs"/>
                 <w:noProof/>
               </w:rPr>
-              <w:t>feladatok</w:t>
+              <w:t>Piszkozatok kezelése (helyi tárolás)</w:t>
             </w:r>
             <w:r>
               <w:rPr>
@@ -978,97 +650,7 @@
                 <w:noProof/>
                 <w:webHidden/>
               </w:rPr>
-              <w:instrText xml:space="preserve"> PAGEREF _Toc241834367 \h </w:instrText>
-            </w:r>
-            <w:r>
-              <w:rPr>
-                <w:noProof/>
-                <w:webHidden/>
-              </w:rPr>
-            </w:r>
-            <w:r>
-              <w:rPr>
-                <w:noProof/>
-                <w:webHidden/>
-              </w:rPr>
-              <w:fldChar w:fldCharType="separate"/>
-            </w:r>
-            <w:r>
-              <w:rPr>
-                <w:noProof/>
-                <w:webHidden/>
-              </w:rPr>
-              <w:t>5</w:t>
-            </w:r>
-            <w:r>
-              <w:rPr>
-                <w:noProof/>
-                <w:webHidden/>
-              </w:rPr>
-              <w:fldChar w:fldCharType="end"/>
-            </w:r>
-          </w:hyperlink>
-        </w:p>
-        <w:p>
-          <w:pPr>
-            <w:pStyle w:val="TJ2"/>
-            <w:tabs>
-              <w:tab w:val="left" w:pos="880"/>
-              <w:tab w:val="right" w:leader="dot" w:pos="9062"/>
-            </w:tabs>
-            <w:rPr>
-              <w:rFonts w:asciiTheme="minorHAnsi" w:eastAsiaTheme="minorEastAsia" w:hAnsiTheme="minorHAnsi" w:cstheme="minorBidi"/>
-              <w:noProof/>
-              <w:sz w:val="22"/>
-              <w:szCs w:val="22"/>
-              <w:lang w:eastAsia="hu-HU"/>
-            </w:rPr>
-          </w:pPr>
-          <w:hyperlink w:anchor="_Toc241834368" w:history="1">
-            <w:r>
-              <w:rPr>
-                <w:rStyle w:val="Hiperhivatkozs"/>
-                <w:noProof/>
-              </w:rPr>
-              <w:t>1.9</w:t>
-            </w:r>
-            <w:r>
-              <w:rPr>
-                <w:rFonts w:asciiTheme="minorHAnsi" w:eastAsiaTheme="minorEastAsia" w:hAnsiTheme="minorHAnsi" w:cstheme="minorBidi"/>
-                <w:noProof/>
-                <w:sz w:val="22"/>
-                <w:szCs w:val="22"/>
-                <w:lang w:eastAsia="hu-HU"/>
-              </w:rPr>
-              <w:tab/>
-            </w:r>
-            <w:r>
-              <w:rPr>
-                <w:rStyle w:val="Hiperhivatkozs"/>
-                <w:noProof/>
-              </w:rPr>
-              <w:t>tablazatos_feladat_oszlopok</w:t>
-            </w:r>
-            <w:r>
-              <w:rPr>
-                <w:noProof/>
-                <w:webHidden/>
-              </w:rPr>
-              <w:tab/>
-            </w:r>
-            <w:r>
-              <w:rPr>
-                <w:noProof/>
-                <w:webHidden/>
-              </w:rPr>
-              <w:fldChar w:fldCharType="begin"/>
-            </w:r>
-            <w:r>
-              <w:rPr>
-                <w:noProof/>
-                <w:webHidden/>
-              </w:rPr>
-              <w:instrText xml:space="preserve"> PAGEREF _Toc241834368 \h </w:instrText>
+              <w:instrText xml:space="preserve"> PAGEREF _Toc244024190 \h </w:instrText>
             </w:r>
             <w:r>
               <w:rPr>
@@ -1103,32 +685,36 @@
           <w:pPr>
             <w:pStyle w:val="TJ2"/>
             <w:tabs>
-              <w:tab w:val="left" w:pos="1100"/>
+              <w:tab w:val="left" w:pos="960"/>
               <w:tab w:val="right" w:leader="dot" w:pos="9062"/>
             </w:tabs>
             <w:rPr>
               <w:rFonts w:asciiTheme="minorHAnsi" w:eastAsiaTheme="minorEastAsia" w:hAnsiTheme="minorHAnsi" w:cstheme="minorBidi"/>
               <w:noProof/>
-              <w:sz w:val="22"/>
-              <w:szCs w:val="22"/>
+              <w:kern w:val="2"/>
+              <w:sz w:val="24"/>
+              <w:szCs w:val="24"/>
               <w:lang w:eastAsia="hu-HU"/>
+              <w14:ligatures w14:val="standardContextual"/>
             </w:rPr>
           </w:pPr>
-          <w:hyperlink w:anchor="_Toc241834369" w:history="1">
+          <w:hyperlink w:anchor="_Toc244024191" w:history="1">
             <w:r>
               <w:rPr>
                 <w:rStyle w:val="Hiperhivatkozs"/>
                 <w:noProof/>
               </w:rPr>
-              <w:t>1.10</w:t>
+              <w:t>1.5</w:t>
             </w:r>
             <w:r>
               <w:rPr>
                 <w:rFonts w:asciiTheme="minorHAnsi" w:eastAsiaTheme="minorEastAsia" w:hAnsiTheme="minorHAnsi" w:cstheme="minorBidi"/>
                 <w:noProof/>
-                <w:sz w:val="22"/>
-                <w:szCs w:val="22"/>
+                <w:kern w:val="2"/>
+                <w:sz w:val="24"/>
+                <w:szCs w:val="24"/>
                 <w:lang w:eastAsia="hu-HU"/>
+                <w14:ligatures w14:val="standardContextual"/>
               </w:rPr>
               <w:tab/>
             </w:r>
@@ -1137,7 +723,7 @@
                 <w:rStyle w:val="Hiperhivatkozs"/>
                 <w:noProof/>
               </w:rPr>
-              <w:t>tablazatos_feladatok_cellak</w:t>
+              <w:t>Piszkozat szerkesztése</w:t>
             </w:r>
             <w:r>
               <w:rPr>
@@ -1158,7 +744,7 @@
                 <w:noProof/>
                 <w:webHidden/>
               </w:rPr>
-              <w:instrText xml:space="preserve"> PAGEREF _Toc241834369 \h </w:instrText>
+              <w:instrText xml:space="preserve"> PAGEREF _Toc244024191 \h </w:instrText>
             </w:r>
             <w:r>
               <w:rPr>
@@ -1190,366 +776,6 @@
           </w:hyperlink>
         </w:p>
         <w:p>
-          <w:pPr>
-            <w:pStyle w:val="TJ2"/>
-            <w:tabs>
-              <w:tab w:val="left" w:pos="1100"/>
-              <w:tab w:val="right" w:leader="dot" w:pos="9062"/>
-            </w:tabs>
-            <w:rPr>
-              <w:rFonts w:asciiTheme="minorHAnsi" w:eastAsiaTheme="minorEastAsia" w:hAnsiTheme="minorHAnsi" w:cstheme="minorBidi"/>
-              <w:noProof/>
-              <w:sz w:val="22"/>
-              <w:szCs w:val="22"/>
-              <w:lang w:eastAsia="hu-HU"/>
-            </w:rPr>
-          </w:pPr>
-          <w:hyperlink w:anchor="_Toc241834370" w:history="1">
-            <w:r>
-              <w:rPr>
-                <w:rStyle w:val="Hiperhivatkozs"/>
-                <w:noProof/>
-              </w:rPr>
-              <w:t>1.11</w:t>
-            </w:r>
-            <w:r>
-              <w:rPr>
-                <w:rFonts w:asciiTheme="minorHAnsi" w:eastAsiaTheme="minorEastAsia" w:hAnsiTheme="minorHAnsi" w:cstheme="minorBidi"/>
-                <w:noProof/>
-                <w:sz w:val="22"/>
-                <w:szCs w:val="22"/>
-                <w:lang w:eastAsia="hu-HU"/>
-              </w:rPr>
-              <w:tab/>
-            </w:r>
-            <w:r>
-              <w:rPr>
-                <w:rStyle w:val="Hiperhivatkozs"/>
-                <w:noProof/>
-              </w:rPr>
-              <w:t>tesztek</w:t>
-            </w:r>
-            <w:r>
-              <w:rPr>
-                <w:noProof/>
-                <w:webHidden/>
-              </w:rPr>
-              <w:tab/>
-            </w:r>
-            <w:r>
-              <w:rPr>
-                <w:noProof/>
-                <w:webHidden/>
-              </w:rPr>
-              <w:fldChar w:fldCharType="begin"/>
-            </w:r>
-            <w:r>
-              <w:rPr>
-                <w:noProof/>
-                <w:webHidden/>
-              </w:rPr>
-              <w:instrText xml:space="preserve"> PAGEREF _Toc241834370 \h </w:instrText>
-            </w:r>
-            <w:r>
-              <w:rPr>
-                <w:noProof/>
-                <w:webHidden/>
-              </w:rPr>
-            </w:r>
-            <w:r>
-              <w:rPr>
-                <w:noProof/>
-                <w:webHidden/>
-              </w:rPr>
-              <w:fldChar w:fldCharType="separate"/>
-            </w:r>
-            <w:r>
-              <w:rPr>
-                <w:noProof/>
-                <w:webHidden/>
-              </w:rPr>
-              <w:t>7</w:t>
-            </w:r>
-            <w:r>
-              <w:rPr>
-                <w:noProof/>
-                <w:webHidden/>
-              </w:rPr>
-              <w:fldChar w:fldCharType="end"/>
-            </w:r>
-          </w:hyperlink>
-        </w:p>
-        <w:p>
-          <w:pPr>
-            <w:pStyle w:val="TJ2"/>
-            <w:tabs>
-              <w:tab w:val="left" w:pos="1100"/>
-              <w:tab w:val="right" w:leader="dot" w:pos="9062"/>
-            </w:tabs>
-            <w:rPr>
-              <w:rFonts w:asciiTheme="minorHAnsi" w:eastAsiaTheme="minorEastAsia" w:hAnsiTheme="minorHAnsi" w:cstheme="minorBidi"/>
-              <w:noProof/>
-              <w:sz w:val="22"/>
-              <w:szCs w:val="22"/>
-              <w:lang w:eastAsia="hu-HU"/>
-            </w:rPr>
-          </w:pPr>
-          <w:hyperlink w:anchor="_Toc241834371" w:history="1">
-            <w:r>
-              <w:rPr>
-                <w:rStyle w:val="Hiperhivatkozs"/>
-                <w:noProof/>
-              </w:rPr>
-              <w:t>1.12</w:t>
-            </w:r>
-            <w:r>
-              <w:rPr>
-                <w:rFonts w:asciiTheme="minorHAnsi" w:eastAsiaTheme="minorEastAsia" w:hAnsiTheme="minorHAnsi" w:cstheme="minorBidi"/>
-                <w:noProof/>
-                <w:sz w:val="22"/>
-                <w:szCs w:val="22"/>
-                <w:lang w:eastAsia="hu-HU"/>
-              </w:rPr>
-              <w:tab/>
-            </w:r>
-            <w:r>
-              <w:rPr>
-                <w:rStyle w:val="Hiperhivatkozs"/>
-                <w:noProof/>
-              </w:rPr>
-              <w:t>teszt_feladatok</w:t>
-            </w:r>
-            <w:r>
-              <w:rPr>
-                <w:noProof/>
-                <w:webHidden/>
-              </w:rPr>
-              <w:tab/>
-            </w:r>
-            <w:r>
-              <w:rPr>
-                <w:noProof/>
-                <w:webHidden/>
-              </w:rPr>
-              <w:fldChar w:fldCharType="begin"/>
-            </w:r>
-            <w:r>
-              <w:rPr>
-                <w:noProof/>
-                <w:webHidden/>
-              </w:rPr>
-              <w:instrText xml:space="preserve"> PAGEREF _Toc241834371 \h </w:instrText>
-            </w:r>
-            <w:r>
-              <w:rPr>
-                <w:noProof/>
-                <w:webHidden/>
-              </w:rPr>
-            </w:r>
-            <w:r>
-              <w:rPr>
-                <w:noProof/>
-                <w:webHidden/>
-              </w:rPr>
-              <w:fldChar w:fldCharType="separate"/>
-            </w:r>
-            <w:r>
-              <w:rPr>
-                <w:noProof/>
-                <w:webHidden/>
-              </w:rPr>
-              <w:t>7</w:t>
-            </w:r>
-            <w:r>
-              <w:rPr>
-                <w:noProof/>
-                <w:webHidden/>
-              </w:rPr>
-              <w:fldChar w:fldCharType="end"/>
-            </w:r>
-          </w:hyperlink>
-        </w:p>
-        <w:p>
-          <w:pPr>
-            <w:pStyle w:val="TJ1"/>
-            <w:tabs>
-              <w:tab w:val="left" w:pos="440"/>
-              <w:tab w:val="right" w:leader="dot" w:pos="9062"/>
-            </w:tabs>
-            <w:rPr>
-              <w:rFonts w:asciiTheme="minorHAnsi" w:eastAsiaTheme="minorEastAsia" w:hAnsiTheme="minorHAnsi" w:cstheme="minorBidi"/>
-              <w:noProof/>
-              <w:sz w:val="22"/>
-              <w:szCs w:val="22"/>
-              <w:lang w:eastAsia="hu-HU"/>
-            </w:rPr>
-          </w:pPr>
-          <w:hyperlink w:anchor="_Toc241834372" w:history="1">
-            <w:r>
-              <w:rPr>
-                <w:rStyle w:val="Hiperhivatkozs"/>
-                <w:noProof/>
-              </w:rPr>
-              <w:t>2</w:t>
-            </w:r>
-            <w:r>
-              <w:rPr>
-                <w:rFonts w:asciiTheme="minorHAnsi" w:eastAsiaTheme="minorEastAsia" w:hAnsiTheme="minorHAnsi" w:cstheme="minorBidi"/>
-                <w:noProof/>
-                <w:sz w:val="22"/>
-                <w:szCs w:val="22"/>
-                <w:lang w:eastAsia="hu-HU"/>
-              </w:rPr>
-              <w:tab/>
-            </w:r>
-            <w:r>
-              <w:rPr>
-                <w:rStyle w:val="Hiperhivatkozs"/>
-                <w:noProof/>
-              </w:rPr>
-              <w:t>Táblák közötti kapcsolatok</w:t>
-            </w:r>
-            <w:r>
-              <w:rPr>
-                <w:noProof/>
-                <w:webHidden/>
-              </w:rPr>
-              <w:tab/>
-            </w:r>
-            <w:r>
-              <w:rPr>
-                <w:noProof/>
-                <w:webHidden/>
-              </w:rPr>
-              <w:fldChar w:fldCharType="begin"/>
-            </w:r>
-            <w:r>
-              <w:rPr>
-                <w:noProof/>
-                <w:webHidden/>
-              </w:rPr>
-              <w:instrText xml:space="preserve"> PAGEREF _Toc241834372 \h </w:instrText>
-            </w:r>
-            <w:r>
-              <w:rPr>
-                <w:noProof/>
-                <w:webHidden/>
-              </w:rPr>
-            </w:r>
-            <w:r>
-              <w:rPr>
-                <w:noProof/>
-                <w:webHidden/>
-              </w:rPr>
-              <w:fldChar w:fldCharType="separate"/>
-            </w:r>
-            <w:r>
-              <w:rPr>
-                <w:noProof/>
-                <w:webHidden/>
-              </w:rPr>
-              <w:t>8</w:t>
-            </w:r>
-            <w:r>
-              <w:rPr>
-                <w:noProof/>
-                <w:webHidden/>
-              </w:rPr>
-              <w:fldChar w:fldCharType="end"/>
-            </w:r>
-          </w:hyperlink>
-        </w:p>
-        <w:p>
-          <w:pPr>
-            <w:pStyle w:val="TJ1"/>
-            <w:tabs>
-              <w:tab w:val="left" w:pos="440"/>
-              <w:tab w:val="right" w:leader="dot" w:pos="9062"/>
-            </w:tabs>
-            <w:rPr>
-              <w:rFonts w:asciiTheme="minorHAnsi" w:eastAsiaTheme="minorEastAsia" w:hAnsiTheme="minorHAnsi" w:cstheme="minorBidi"/>
-              <w:noProof/>
-              <w:sz w:val="22"/>
-              <w:szCs w:val="22"/>
-              <w:lang w:eastAsia="hu-HU"/>
-            </w:rPr>
-          </w:pPr>
-          <w:hyperlink w:anchor="_Toc241834373" w:history="1">
-            <w:r>
-              <w:rPr>
-                <w:rStyle w:val="Hiperhivatkozs"/>
-                <w:noProof/>
-              </w:rPr>
-              <w:t>3</w:t>
-            </w:r>
-            <w:r>
-              <w:rPr>
-                <w:rFonts w:asciiTheme="minorHAnsi" w:eastAsiaTheme="minorEastAsia" w:hAnsiTheme="minorHAnsi" w:cstheme="minorBidi"/>
-                <w:noProof/>
-                <w:sz w:val="22"/>
-                <w:szCs w:val="22"/>
-                <w:lang w:eastAsia="hu-HU"/>
-              </w:rPr>
-              <w:tab/>
-            </w:r>
-            <w:r>
-              <w:rPr>
-                <w:rStyle w:val="Hiperhivatkozs"/>
-                <w:noProof/>
-              </w:rPr>
-              <w:t>ER diagram</w:t>
-            </w:r>
-            <w:r>
-              <w:rPr>
-                <w:noProof/>
-                <w:webHidden/>
-              </w:rPr>
-              <w:tab/>
-            </w:r>
-            <w:r>
-              <w:rPr>
-                <w:noProof/>
-                <w:webHidden/>
-              </w:rPr>
-              <w:fldChar w:fldCharType="begin"/>
-            </w:r>
-            <w:r>
-              <w:rPr>
-                <w:noProof/>
-                <w:webHidden/>
-              </w:rPr>
-              <w:instrText xml:space="preserve"> PAGEREF _Toc241834373 \h </w:instrText>
-            </w:r>
-            <w:r>
-              <w:rPr>
-                <w:noProof/>
-                <w:webHidden/>
-              </w:rPr>
-            </w:r>
-            <w:r>
-              <w:rPr>
-                <w:noProof/>
-                <w:webHidden/>
-              </w:rPr>
-              <w:fldChar w:fldCharType="separate"/>
-            </w:r>
-            <w:r>
-              <w:rPr>
-                <w:noProof/>
-                <w:webHidden/>
-              </w:rPr>
-              <w:t>9</w:t>
-            </w:r>
-            <w:r>
-              <w:rPr>
-                <w:noProof/>
-                <w:webHidden/>
-              </w:rPr>
-              <w:fldChar w:fldCharType="end"/>
-            </w:r>
-          </w:hyperlink>
-        </w:p>
-        <w:p>
           <w:r>
             <w:rPr>
               <w:b/>
@@ -1560,12 +786,2679 @@
         </w:p>
       </w:sdtContent>
     </w:sdt>
+    <w:p>
+      <w:pPr>
+        <w:pStyle w:val="Cmsor1"/>
+        <w:numPr>
+          <w:ilvl w:val="0"/>
+          <w:numId w:val="7"/>
+        </w:numPr>
+        <w:tabs>
+          <w:tab w:val="num" w:pos="360"/>
+        </w:tabs>
+        <w:ind w:left="360"/>
+        <w:rPr>
+          <w:color w:val="3A1953"/>
+        </w:rPr>
+      </w:pPr>
+      <w:bookmarkStart w:id="0" w:name="_Toc244024186"/>
+      <w:r>
+        <w:rPr>
+          <w:color w:val="3A1953"/>
+        </w:rPr>
+        <w:lastRenderedPageBreak/>
+        <w:t>AI-alapú PDF-konvertálás</w:t>
+      </w:r>
+      <w:bookmarkEnd w:id="0"/>
+    </w:p>
+    <w:p>
+      <w:pPr>
+        <w:pStyle w:val="Cmsor2"/>
+        <w:numPr>
+          <w:ilvl w:val="1"/>
+          <w:numId w:val="14"/>
+        </w:numPr>
+        <w:rPr>
+          <w:color w:val="3A1953"/>
+        </w:rPr>
+      </w:pPr>
+      <w:bookmarkStart w:id="1" w:name="_Toc244024187"/>
+      <w:r>
+        <w:rPr>
+          <w:color w:val="3A1953"/>
+        </w:rPr>
+        <w:t>PDF feldolgozása (Import)</w:t>
+      </w:r>
+      <w:bookmarkEnd w:id="1"/>
+    </w:p>
+    <w:p>
+      <w:pPr>
+        <w:rPr>
+          <w:b/>
+          <w:bCs/>
+          <w:sz w:val="32"/>
+          <w:szCs w:val="32"/>
+        </w:rPr>
+      </w:pPr>
+      <w:r>
+        <w:rPr>
+          <w:b/>
+          <w:bCs/>
+          <w:sz w:val="32"/>
+          <w:szCs w:val="32"/>
+        </w:rPr>
+        <w:t>Alapelvek:</w:t>
+      </w:r>
+    </w:p>
+    <w:p>
+      <w:pPr>
+        <w:rPr>
+          <w:sz w:val="26"/>
+          <w:szCs w:val="26"/>
+        </w:rPr>
+      </w:pPr>
+      <w:r>
+        <w:rPr>
+          <w:sz w:val="26"/>
+          <w:szCs w:val="26"/>
+        </w:rPr>
+        <w:t xml:space="preserve">• Az AI eredménye soha nem kerül automatikusan az adatbázisba, előbb helyi piszkozatként </w:t>
+      </w:r>
+      <w:proofErr w:type="spellStart"/>
+      <w:r>
+        <w:rPr>
+          <w:sz w:val="26"/>
+          <w:szCs w:val="26"/>
+        </w:rPr>
+        <w:t>mentődik</w:t>
+      </w:r>
+      <w:proofErr w:type="spellEnd"/>
+      <w:r>
+        <w:rPr>
+          <w:sz w:val="26"/>
+          <w:szCs w:val="26"/>
+        </w:rPr>
+        <w:t>.</w:t>
+      </w:r>
+    </w:p>
+    <w:p>
+      <w:pPr>
+        <w:rPr>
+          <w:sz w:val="26"/>
+          <w:szCs w:val="26"/>
+        </w:rPr>
+      </w:pPr>
+      <w:r>
+        <w:rPr>
+          <w:sz w:val="26"/>
+          <w:szCs w:val="26"/>
+        </w:rPr>
+        <w:t xml:space="preserve">• Minden feladatot az </w:t>
+      </w:r>
+      <w:proofErr w:type="spellStart"/>
+      <w:r>
+        <w:rPr>
+          <w:sz w:val="26"/>
+          <w:szCs w:val="26"/>
+        </w:rPr>
+        <w:t>admin</w:t>
+      </w:r>
+      <w:proofErr w:type="spellEnd"/>
+      <w:r>
+        <w:rPr>
+          <w:sz w:val="26"/>
+          <w:szCs w:val="26"/>
+        </w:rPr>
+        <w:t xml:space="preserve"> ellenőriz és hagy jóvá.</w:t>
+      </w:r>
+    </w:p>
+    <w:p>
+      <w:pPr>
+        <w:rPr>
+          <w:sz w:val="26"/>
+          <w:szCs w:val="26"/>
+        </w:rPr>
+      </w:pPr>
+      <w:r>
+        <w:rPr>
+          <w:sz w:val="26"/>
+          <w:szCs w:val="26"/>
+        </w:rPr>
+        <w:t>• A program az AI válaszát kódból is ellenőrzi (sorszámok, pontösszeg, forrásszövegek).</w:t>
+      </w:r>
+    </w:p>
+    <w:p>
+      <w:pPr>
+        <w:rPr>
+          <w:sz w:val="26"/>
+          <w:szCs w:val="26"/>
+        </w:rPr>
+      </w:pPr>
+      <w:r>
+        <w:rPr>
+          <w:sz w:val="26"/>
+          <w:szCs w:val="26"/>
+        </w:rPr>
+        <w:t>• Az API-kulcs nem kerül a forráskódba, a felhasználói titkok (</w:t>
+      </w:r>
+      <w:proofErr w:type="spellStart"/>
+      <w:r>
+        <w:rPr>
+          <w:sz w:val="26"/>
+          <w:szCs w:val="26"/>
+        </w:rPr>
+        <w:t>user</w:t>
+      </w:r>
+      <w:proofErr w:type="spellEnd"/>
+      <w:r>
+        <w:rPr>
+          <w:sz w:val="26"/>
+          <w:szCs w:val="26"/>
+        </w:rPr>
+        <w:t xml:space="preserve"> </w:t>
+      </w:r>
+      <w:proofErr w:type="spellStart"/>
+      <w:r>
+        <w:rPr>
+          <w:sz w:val="26"/>
+          <w:szCs w:val="26"/>
+        </w:rPr>
+        <w:t>secrets</w:t>
+      </w:r>
+      <w:proofErr w:type="spellEnd"/>
+      <w:r>
+        <w:rPr>
+          <w:sz w:val="26"/>
+          <w:szCs w:val="26"/>
+        </w:rPr>
+        <w:t>) között tárolódik.</w:t>
+      </w:r>
+    </w:p>
+    <w:p>
+      <w:pPr>
+        <w:rPr>
+          <w:sz w:val="26"/>
+          <w:szCs w:val="26"/>
+        </w:rPr>
+      </w:pPr>
+      <w:r>
+        <w:rPr>
+          <w:b/>
+          <w:bCs/>
+          <w:sz w:val="28"/>
+          <w:szCs w:val="28"/>
+        </w:rPr>
+        <w:t>Cél</w:t>
+      </w:r>
+      <w:r>
+        <w:rPr>
+          <w:b/>
+          <w:bCs/>
+          <w:sz w:val="28"/>
+          <w:szCs w:val="28"/>
+        </w:rPr>
+        <w:t xml:space="preserve">: </w:t>
+      </w:r>
+      <w:r>
+        <w:rPr>
+          <w:sz w:val="26"/>
+          <w:szCs w:val="26"/>
+        </w:rPr>
+        <w:t>Egy érettségi feladatlap PDF-</w:t>
+      </w:r>
+      <w:proofErr w:type="spellStart"/>
+      <w:r>
+        <w:rPr>
+          <w:sz w:val="26"/>
+          <w:szCs w:val="26"/>
+        </w:rPr>
+        <w:t>jének</w:t>
+      </w:r>
+      <w:proofErr w:type="spellEnd"/>
+      <w:r>
+        <w:rPr>
+          <w:sz w:val="26"/>
+          <w:szCs w:val="26"/>
+        </w:rPr>
+        <w:t xml:space="preserve"> automatikus feldolgozása: a feladatok felismerése, majd mentése helyi piszkozatként.</w:t>
+      </w:r>
+    </w:p>
+    <w:p>
+      <w:pPr>
+        <w:rPr>
+          <w:b/>
+          <w:bCs/>
+          <w:sz w:val="32"/>
+          <w:szCs w:val="32"/>
+        </w:rPr>
+      </w:pPr>
+      <w:r>
+        <w:rPr>
+          <w:b/>
+          <w:bCs/>
+          <w:sz w:val="32"/>
+          <w:szCs w:val="32"/>
+        </w:rPr>
+        <w:t>UI Interakció:</w:t>
+      </w:r>
+    </w:p>
+    <w:p>
+      <w:pPr>
+        <w:pStyle w:val="Listaszerbekezds"/>
+        <w:numPr>
+          <w:ilvl w:val="0"/>
+          <w:numId w:val="21"/>
+        </w:numPr>
+        <w:rPr>
+          <w:rFonts w:asciiTheme="minorHAnsi" w:hAnsiTheme="minorHAnsi" w:cstheme="minorHAnsi"/>
+        </w:rPr>
+      </w:pPr>
+      <w:r>
+        <w:rPr>
+          <w:rFonts w:asciiTheme="minorHAnsi" w:hAnsiTheme="minorHAnsi" w:cstheme="minorHAnsi"/>
+        </w:rPr>
+        <w:t>Az admin az Importálás oldalon látja a PDF KIVÁLASZTÁSA és a PDF FELDOLGOZÁSA gombot, alatta pedig a Mentett piszkozatok listát.</w:t>
+      </w:r>
+    </w:p>
+    <w:p>
+      <w:pPr>
+        <w:pStyle w:val="Listaszerbekezds"/>
+        <w:numPr>
+          <w:ilvl w:val="0"/>
+          <w:numId w:val="21"/>
+        </w:numPr>
+        <w:rPr>
+          <w:rFonts w:asciiTheme="minorHAnsi" w:hAnsiTheme="minorHAnsi" w:cstheme="minorHAnsi"/>
+        </w:rPr>
+      </w:pPr>
+      <w:r>
+        <w:rPr>
+          <w:rFonts w:asciiTheme="minorHAnsi" w:hAnsiTheme="minorHAnsi" w:cstheme="minorHAnsi"/>
+        </w:rPr>
+        <w:t>A PDF KIVÁLASZTÁSA gombbal fájlválasztó ablakban kiválaszt egy .pdf fájlt. A fájl elérési útja megjelenik, a PDF FELDOLGOZÁSA gomb pedig aktívvá válik.</w:t>
+      </w:r>
+    </w:p>
+    <w:p>
+      <w:pPr>
+        <w:pStyle w:val="Listaszerbekezds"/>
+        <w:numPr>
+          <w:ilvl w:val="0"/>
+          <w:numId w:val="21"/>
+        </w:numPr>
+        <w:rPr>
+          <w:rFonts w:asciiTheme="minorHAnsi" w:hAnsiTheme="minorHAnsi" w:cstheme="minorHAnsi"/>
+        </w:rPr>
+      </w:pPr>
+      <w:r>
+        <w:rPr>
+          <w:rFonts w:asciiTheme="minorHAnsi" w:hAnsiTheme="minorHAnsi" w:cstheme="minorHAnsi"/>
+        </w:rPr>
+        <w:t>A PDF FELDOLGOZÁSA gombra kattintva mindkét gomb letiltódik, és megjelenik: „Feldolgozás folyamatban... ez akár 1-2 percig is eltarthat.” Az ablak közben nem fagy le.</w:t>
+      </w:r>
+    </w:p>
+    <w:p>
+      <w:pPr>
+        <w:pStyle w:val="Listaszerbekezds"/>
+        <w:numPr>
+          <w:ilvl w:val="0"/>
+          <w:numId w:val="21"/>
+        </w:numPr>
+        <w:rPr>
+          <w:rFonts w:asciiTheme="minorHAnsi" w:hAnsiTheme="minorHAnsi" w:cstheme="minorHAnsi"/>
+        </w:rPr>
+      </w:pPr>
+      <w:r>
+        <w:rPr>
+          <w:rFonts w:asciiTheme="minorHAnsi" w:hAnsiTheme="minorHAnsi" w:cstheme="minorHAnsi"/>
+        </w:rPr>
+        <w:t>Hiba esetén (hiányzó API-kulcs, hálózati hiba, elfogyott kvóta, értelmezhetetlen válasz) hibaüzenet ablak jelenik meg a hiba okával, a gombok újra aktívak lesznek.</w:t>
+      </w:r>
+    </w:p>
+    <w:p>
+      <w:pPr>
+        <w:pStyle w:val="Listaszerbekezds"/>
+        <w:numPr>
+          <w:ilvl w:val="0"/>
+          <w:numId w:val="21"/>
+        </w:numPr>
+        <w:rPr>
+          <w:rFonts w:asciiTheme="minorHAnsi" w:hAnsiTheme="minorHAnsi" w:cstheme="minorHAnsi"/>
+        </w:rPr>
+      </w:pPr>
+      <w:r>
+        <w:rPr>
+          <w:rFonts w:asciiTheme="minorHAnsi" w:hAnsiTheme="minorHAnsi" w:cstheme="minorHAnsi"/>
+        </w:rPr>
+        <w:t>Sikeres feldolgozás esetén megjelenik: „Kész: N feladat felismerve, a piszkozat elmentve.”, alatta a feladatsor címe, az esetleges figyelmeztetések és a MEGNYITÁS A SZERKESZTŐBEN gomb.</w:t>
+      </w:r>
+    </w:p>
+    <w:p>
+      <w:pPr>
+        <w:pStyle w:val="Listaszerbekezds"/>
+        <w:numPr>
+          <w:ilvl w:val="0"/>
+          <w:numId w:val="21"/>
+        </w:numPr>
+        <w:rPr>
+          <w:rFonts w:asciiTheme="minorHAnsi" w:hAnsiTheme="minorHAnsi" w:cstheme="minorHAnsi"/>
+          <w:sz w:val="24"/>
+          <w:szCs w:val="24"/>
+        </w:rPr>
+      </w:pPr>
+      <w:r>
+        <w:rPr>
+          <w:rFonts w:asciiTheme="minorHAnsi" w:hAnsiTheme="minorHAnsi" w:cstheme="minorHAnsi"/>
+        </w:rPr>
+        <w:t>Az új piszkozat azonnal megjelenik a Mentett piszkozatok listában.</w:t>
+      </w:r>
+    </w:p>
+    <w:p>
+      <w:pPr>
+        <w:ind w:left="360"/>
+        <w:rPr>
+          <w:rFonts w:cstheme="minorHAnsi"/>
+          <w:sz w:val="24"/>
+          <w:szCs w:val="24"/>
+        </w:rPr>
+      </w:pPr>
+    </w:p>
+    <w:p>
+      <w:pPr>
+        <w:rPr>
+          <w:sz w:val="26"/>
+          <w:szCs w:val="26"/>
+        </w:rPr>
+      </w:pPr>
+      <w:r>
+        <w:rPr>
+          <w:b/>
+          <w:bCs/>
+          <w:sz w:val="28"/>
+          <w:szCs w:val="28"/>
+        </w:rPr>
+        <w:t>Bemenet:</w:t>
+      </w:r>
+      <w:r>
+        <w:rPr>
+          <w:sz w:val="26"/>
+          <w:szCs w:val="26"/>
+        </w:rPr>
+        <w:t xml:space="preserve"> PDF fájl elérési útja; beállítások: </w:t>
+      </w:r>
+      <w:proofErr w:type="spellStart"/>
+      <w:r>
+        <w:rPr>
+          <w:sz w:val="26"/>
+          <w:szCs w:val="26"/>
+        </w:rPr>
+        <w:t>Gemini:ApiKey</w:t>
+      </w:r>
+      <w:proofErr w:type="spellEnd"/>
+      <w:r>
+        <w:rPr>
+          <w:sz w:val="26"/>
+          <w:szCs w:val="26"/>
+        </w:rPr>
+        <w:t xml:space="preserve">, </w:t>
+      </w:r>
+      <w:proofErr w:type="spellStart"/>
+      <w:r>
+        <w:rPr>
+          <w:sz w:val="26"/>
+          <w:szCs w:val="26"/>
+        </w:rPr>
+        <w:t>Gemini:Model</w:t>
+      </w:r>
+      <w:proofErr w:type="spellEnd"/>
+      <w:r>
+        <w:rPr>
+          <w:sz w:val="26"/>
+          <w:szCs w:val="26"/>
+        </w:rPr>
+        <w:t>; a rendszerben lévő témakörök listája.</w:t>
+      </w:r>
+    </w:p>
+    <w:p>
+      <w:pPr>
+        <w:rPr>
+          <w:sz w:val="26"/>
+          <w:szCs w:val="26"/>
+        </w:rPr>
+      </w:pPr>
+      <w:r>
+        <w:rPr>
+          <w:b/>
+          <w:bCs/>
+          <w:sz w:val="28"/>
+          <w:szCs w:val="28"/>
+        </w:rPr>
+        <w:t>Kimenet:</w:t>
+      </w:r>
+      <w:r>
+        <w:rPr>
+          <w:sz w:val="26"/>
+          <w:szCs w:val="26"/>
+        </w:rPr>
+        <w:t xml:space="preserve"> helyi piszkozat (</w:t>
+      </w:r>
+      <w:proofErr w:type="spellStart"/>
+      <w:r>
+        <w:rPr>
+          <w:sz w:val="26"/>
+          <w:szCs w:val="26"/>
+        </w:rPr>
+        <w:t>DraftExam</w:t>
+      </w:r>
+      <w:proofErr w:type="spellEnd"/>
+      <w:r>
+        <w:rPr>
+          <w:sz w:val="26"/>
+          <w:szCs w:val="26"/>
+        </w:rPr>
+        <w:t>); a nyers AI-válasz hibakereséshez (</w:t>
+      </w:r>
+      <w:proofErr w:type="spellStart"/>
+      <w:r>
+        <w:rPr>
+          <w:sz w:val="26"/>
+          <w:szCs w:val="26"/>
+        </w:rPr>
+        <w:t>exam.json</w:t>
+      </w:r>
+      <w:proofErr w:type="spellEnd"/>
+      <w:r>
+        <w:rPr>
+          <w:sz w:val="26"/>
+          <w:szCs w:val="26"/>
+        </w:rPr>
+        <w:t xml:space="preserve"> az ideiglenes mappában).</w:t>
+      </w:r>
+    </w:p>
+    <w:p>
+      <w:pPr>
+        <w:rPr>
+          <w:sz w:val="26"/>
+          <w:szCs w:val="26"/>
+        </w:rPr>
+      </w:pPr>
+      <w:r>
+        <w:rPr>
+          <w:b/>
+          <w:bCs/>
+          <w:sz w:val="28"/>
+          <w:szCs w:val="28"/>
+        </w:rPr>
+        <w:lastRenderedPageBreak/>
+        <w:t>UI kimenet:</w:t>
+      </w:r>
+      <w:r>
+        <w:rPr>
+          <w:sz w:val="28"/>
+          <w:szCs w:val="28"/>
+        </w:rPr>
+        <w:t xml:space="preserve"> </w:t>
+      </w:r>
+      <w:r>
+        <w:rPr>
+          <w:sz w:val="26"/>
+          <w:szCs w:val="26"/>
+        </w:rPr>
+        <w:t>sikerüzenet figyelmeztetésekkel és a szerkesztő megnyitása, vagy hibaüzenet.</w:t>
+      </w:r>
+    </w:p>
+    <w:p>
+      <w:pPr>
+        <w:rPr>
+          <w:sz w:val="28"/>
+          <w:szCs w:val="28"/>
+        </w:rPr>
+      </w:pPr>
+      <w:r>
+        <w:rPr>
+          <w:b/>
+          <w:bCs/>
+          <w:sz w:val="28"/>
+          <w:szCs w:val="28"/>
+        </w:rPr>
+        <w:t>Eljárás:</w:t>
+      </w:r>
+    </w:p>
+    <w:p>
+      <w:pPr>
+        <w:numPr>
+          <w:ilvl w:val="0"/>
+          <w:numId w:val="16"/>
+        </w:numPr>
+        <w:rPr>
+          <w:sz w:val="26"/>
+          <w:szCs w:val="26"/>
+        </w:rPr>
+      </w:pPr>
+      <w:r>
+        <w:rPr>
+          <w:sz w:val="26"/>
+          <w:szCs w:val="26"/>
+        </w:rPr>
+        <w:t>Ellenőrzi, hogy van-e kiválasztott fájl, hogy létezik-e, és hogy a kiterjesztése .pdf (</w:t>
+      </w:r>
+      <w:proofErr w:type="spellStart"/>
+      <w:r>
+        <w:rPr>
+          <w:sz w:val="26"/>
+          <w:szCs w:val="26"/>
+        </w:rPr>
+        <w:t>PdfTextExtractor</w:t>
+      </w:r>
+      <w:proofErr w:type="spellEnd"/>
+      <w:r>
+        <w:rPr>
+          <w:sz w:val="26"/>
+          <w:szCs w:val="26"/>
+        </w:rPr>
+        <w:t>). Ha nem → hibaüzenet.</w:t>
+      </w:r>
+    </w:p>
+    <w:p>
+      <w:pPr>
+        <w:numPr>
+          <w:ilvl w:val="0"/>
+          <w:numId w:val="16"/>
+        </w:numPr>
+        <w:rPr>
+          <w:sz w:val="26"/>
+          <w:szCs w:val="26"/>
+        </w:rPr>
+      </w:pPr>
+      <w:proofErr w:type="spellStart"/>
+      <w:r>
+        <w:rPr>
+          <w:sz w:val="26"/>
+          <w:szCs w:val="26"/>
+        </w:rPr>
+        <w:t>PdfPig</w:t>
+      </w:r>
+      <w:proofErr w:type="spellEnd"/>
+      <w:r>
+        <w:rPr>
+          <w:sz w:val="26"/>
+          <w:szCs w:val="26"/>
+        </w:rPr>
+        <w:t xml:space="preserve"> segítségével oldalanként kinyeri a PDF szövegét, és [[</w:t>
+      </w:r>
+      <w:proofErr w:type="spellStart"/>
+      <w:r>
+        <w:rPr>
+          <w:sz w:val="26"/>
+          <w:szCs w:val="26"/>
+        </w:rPr>
+        <w:t>PDF_OLDAL_n</w:t>
+      </w:r>
+      <w:proofErr w:type="spellEnd"/>
+      <w:r>
+        <w:rPr>
+          <w:sz w:val="26"/>
+          <w:szCs w:val="26"/>
+        </w:rPr>
+        <w:t>]] jelölőkkel egyetlen szöveggé fűzi. Ez a szöveg később csak az AI által átmásolt forrásszövegek ellenőrzéséhez kell.</w:t>
+      </w:r>
+    </w:p>
+    <w:p>
+      <w:pPr>
+        <w:numPr>
+          <w:ilvl w:val="0"/>
+          <w:numId w:val="16"/>
+        </w:numPr>
+        <w:rPr>
+          <w:sz w:val="26"/>
+          <w:szCs w:val="26"/>
+        </w:rPr>
+      </w:pPr>
+      <w:r>
+        <w:rPr>
+          <w:sz w:val="26"/>
+          <w:szCs w:val="26"/>
+        </w:rPr>
+        <w:t>Beolvassa a PDF bájtjait.</w:t>
+      </w:r>
+    </w:p>
+    <w:p>
+      <w:pPr>
+        <w:numPr>
+          <w:ilvl w:val="0"/>
+          <w:numId w:val="16"/>
+        </w:numPr>
+        <w:rPr>
+          <w:sz w:val="26"/>
+          <w:szCs w:val="26"/>
+        </w:rPr>
+      </w:pPr>
+      <w:r>
+        <w:rPr>
+          <w:sz w:val="26"/>
+          <w:szCs w:val="26"/>
+        </w:rPr>
+        <w:t>Lekéri a rendszerben lévő témaköröket (azonosító, név, tantárgy), hogy az AI témakört is javasolhasson.</w:t>
+      </w:r>
+    </w:p>
+    <w:p>
+      <w:pPr>
+        <w:numPr>
+          <w:ilvl w:val="0"/>
+          <w:numId w:val="16"/>
+        </w:numPr>
+        <w:rPr>
+          <w:sz w:val="26"/>
+          <w:szCs w:val="26"/>
+        </w:rPr>
+      </w:pPr>
+      <w:r>
+        <w:rPr>
+          <w:sz w:val="26"/>
+          <w:szCs w:val="26"/>
+        </w:rPr>
+        <w:t xml:space="preserve">Létrehozza a </w:t>
+      </w:r>
+      <w:proofErr w:type="spellStart"/>
+      <w:r>
+        <w:rPr>
+          <w:sz w:val="26"/>
+          <w:szCs w:val="26"/>
+        </w:rPr>
+        <w:t>GeminiService</w:t>
+      </w:r>
+      <w:proofErr w:type="spellEnd"/>
+      <w:r>
+        <w:rPr>
+          <w:sz w:val="26"/>
+          <w:szCs w:val="26"/>
+        </w:rPr>
+        <w:t xml:space="preserve"> példányt, amely a </w:t>
+      </w:r>
+      <w:proofErr w:type="spellStart"/>
+      <w:r>
+        <w:rPr>
+          <w:sz w:val="26"/>
+          <w:szCs w:val="26"/>
+        </w:rPr>
+        <w:t>user</w:t>
+      </w:r>
+      <w:proofErr w:type="spellEnd"/>
+      <w:r>
+        <w:rPr>
+          <w:sz w:val="26"/>
+          <w:szCs w:val="26"/>
+        </w:rPr>
+        <w:t xml:space="preserve"> </w:t>
+      </w:r>
+      <w:proofErr w:type="spellStart"/>
+      <w:r>
+        <w:rPr>
+          <w:sz w:val="26"/>
+          <w:szCs w:val="26"/>
+        </w:rPr>
+        <w:t>secretsből</w:t>
+      </w:r>
+      <w:proofErr w:type="spellEnd"/>
+      <w:r>
+        <w:rPr>
+          <w:sz w:val="26"/>
+          <w:szCs w:val="26"/>
+        </w:rPr>
+        <w:t xml:space="preserve"> (majd környezeti változókból) beolvassa az API-kulcsot. Ha nincs kulcs → hibaüzenet.</w:t>
+      </w:r>
+    </w:p>
+    <w:p>
+      <w:pPr>
+        <w:numPr>
+          <w:ilvl w:val="0"/>
+          <w:numId w:val="16"/>
+        </w:numPr>
+        <w:rPr>
+          <w:sz w:val="26"/>
+          <w:szCs w:val="26"/>
+        </w:rPr>
+      </w:pPr>
+      <w:r>
+        <w:rPr>
+          <w:sz w:val="26"/>
+          <w:szCs w:val="26"/>
+        </w:rPr>
+        <w:t>Elküldi a PDF-</w:t>
+      </w:r>
+      <w:proofErr w:type="spellStart"/>
+      <w:r>
+        <w:rPr>
+          <w:sz w:val="26"/>
+          <w:szCs w:val="26"/>
+        </w:rPr>
+        <w:t>et</w:t>
+      </w:r>
+      <w:proofErr w:type="spellEnd"/>
+      <w:r>
+        <w:rPr>
+          <w:sz w:val="26"/>
+          <w:szCs w:val="26"/>
+        </w:rPr>
+        <w:t xml:space="preserve"> és az utasításokat a </w:t>
+      </w:r>
+      <w:proofErr w:type="spellStart"/>
+      <w:r>
+        <w:rPr>
+          <w:sz w:val="26"/>
+          <w:szCs w:val="26"/>
+        </w:rPr>
+        <w:t>Gemini</w:t>
+      </w:r>
+      <w:proofErr w:type="spellEnd"/>
+      <w:r>
+        <w:rPr>
+          <w:sz w:val="26"/>
+          <w:szCs w:val="26"/>
+        </w:rPr>
+        <w:t xml:space="preserve"> API-</w:t>
+      </w:r>
+      <w:proofErr w:type="spellStart"/>
+      <w:r>
+        <w:rPr>
+          <w:sz w:val="26"/>
+          <w:szCs w:val="26"/>
+        </w:rPr>
+        <w:t>nak</w:t>
+      </w:r>
+      <w:proofErr w:type="spellEnd"/>
+      <w:r>
+        <w:rPr>
+          <w:sz w:val="26"/>
+          <w:szCs w:val="26"/>
+        </w:rPr>
+        <w:t xml:space="preserve"> (lásd 2. fejezet).</w:t>
+      </w:r>
+    </w:p>
+    <w:p>
+      <w:pPr>
+        <w:numPr>
+          <w:ilvl w:val="0"/>
+          <w:numId w:val="16"/>
+        </w:numPr>
+        <w:rPr>
+          <w:sz w:val="26"/>
+          <w:szCs w:val="26"/>
+        </w:rPr>
+      </w:pPr>
+      <w:r>
+        <w:rPr>
+          <w:sz w:val="26"/>
+          <w:szCs w:val="26"/>
+        </w:rPr>
+        <w:t>Megkapja a strukturált választ (</w:t>
+      </w:r>
+      <w:proofErr w:type="spellStart"/>
+      <w:r>
+        <w:rPr>
+          <w:sz w:val="26"/>
+          <w:szCs w:val="26"/>
+        </w:rPr>
+        <w:t>AiExamDto</w:t>
+      </w:r>
+      <w:proofErr w:type="spellEnd"/>
+      <w:r>
+        <w:rPr>
+          <w:sz w:val="26"/>
+          <w:szCs w:val="26"/>
+        </w:rPr>
+        <w:t>), és a nyers eredményt hibakereséshez elmenti.</w:t>
+      </w:r>
+    </w:p>
+    <w:p>
+      <w:pPr>
+        <w:numPr>
+          <w:ilvl w:val="0"/>
+          <w:numId w:val="16"/>
+        </w:numPr>
+        <w:rPr>
+          <w:sz w:val="26"/>
+          <w:szCs w:val="26"/>
+        </w:rPr>
+      </w:pPr>
+      <w:r>
+        <w:rPr>
+          <w:sz w:val="26"/>
+          <w:szCs w:val="26"/>
+        </w:rPr>
+        <w:t xml:space="preserve">A választ leképezi és ellenőrzi (lásd 3. fejezet), az eredmény egy </w:t>
+      </w:r>
+      <w:proofErr w:type="spellStart"/>
+      <w:r>
+        <w:rPr>
+          <w:sz w:val="26"/>
+          <w:szCs w:val="26"/>
+        </w:rPr>
+        <w:t>DraftExam</w:t>
+      </w:r>
+      <w:proofErr w:type="spellEnd"/>
+      <w:r>
+        <w:rPr>
+          <w:sz w:val="26"/>
+          <w:szCs w:val="26"/>
+        </w:rPr>
+        <w:t xml:space="preserve"> objektum.</w:t>
+      </w:r>
+    </w:p>
+    <w:p>
+      <w:pPr>
+        <w:numPr>
+          <w:ilvl w:val="0"/>
+          <w:numId w:val="16"/>
+        </w:numPr>
+        <w:rPr>
+          <w:sz w:val="26"/>
+          <w:szCs w:val="26"/>
+        </w:rPr>
+      </w:pPr>
+      <w:r>
+        <w:rPr>
+          <w:sz w:val="26"/>
+          <w:szCs w:val="26"/>
+        </w:rPr>
+        <w:t>Elmenti a piszkozatot és az eredeti PDF másolatát a helyi tárolóba (lásd 4. fejezet).</w:t>
+      </w:r>
+    </w:p>
+    <w:p>
+      <w:pPr>
+        <w:numPr>
+          <w:ilvl w:val="0"/>
+          <w:numId w:val="16"/>
+        </w:numPr>
+        <w:rPr>
+          <w:sz w:val="26"/>
+          <w:szCs w:val="26"/>
+        </w:rPr>
+      </w:pPr>
+      <w:r>
+        <w:rPr>
+          <w:sz w:val="26"/>
+          <w:szCs w:val="26"/>
+        </w:rPr>
+        <w:t>Frissíti a Mentett piszkozatok listát, és megjeleníti az eredményt.</w:t>
+      </w:r>
+    </w:p>
+    <w:p>
+      <w:pPr>
+        <w:numPr>
+          <w:ilvl w:val="0"/>
+          <w:numId w:val="16"/>
+        </w:numPr>
+        <w:rPr>
+          <w:sz w:val="26"/>
+          <w:szCs w:val="26"/>
+        </w:rPr>
+      </w:pPr>
+      <w:r>
+        <w:rPr>
+          <w:sz w:val="26"/>
+          <w:szCs w:val="26"/>
+        </w:rPr>
+        <w:t xml:space="preserve">Bármelyik lépésnél fellépő hiba megszakítja a folyamatot, nem </w:t>
+      </w:r>
+      <w:proofErr w:type="spellStart"/>
+      <w:r>
+        <w:rPr>
+          <w:sz w:val="26"/>
+          <w:szCs w:val="26"/>
+        </w:rPr>
+        <w:t>mentődik</w:t>
+      </w:r>
+      <w:proofErr w:type="spellEnd"/>
+      <w:r>
+        <w:rPr>
+          <w:sz w:val="26"/>
+          <w:szCs w:val="26"/>
+        </w:rPr>
+        <w:t xml:space="preserve"> semmi, a gombok pedig újra aktívak lesznek.</w:t>
+      </w:r>
+    </w:p>
     <w:p/>
-    <w:p>
-      <w:r>
-        <w:br w:type="page"/>
-      </w:r>
-    </w:p>
+    <w:p/>
+    <w:p/>
+    <w:p/>
+    <w:p/>
+    <w:p/>
+    <w:p>
+      <w:pPr>
+        <w:pStyle w:val="Cmsor2"/>
+        <w:numPr>
+          <w:ilvl w:val="1"/>
+          <w:numId w:val="14"/>
+        </w:numPr>
+        <w:rPr>
+          <w:color w:val="3A1953"/>
+        </w:rPr>
+      </w:pPr>
+      <w:bookmarkStart w:id="2" w:name="_Toc244024188"/>
+      <w:r>
+        <w:rPr>
+          <w:color w:val="3A1953"/>
+        </w:rPr>
+        <w:lastRenderedPageBreak/>
+        <w:t>AI hívás (Gemini API)</w:t>
+      </w:r>
+      <w:bookmarkEnd w:id="2"/>
+    </w:p>
+    <w:p>
+      <w:pPr>
+        <w:rPr>
+          <w:sz w:val="26"/>
+          <w:szCs w:val="26"/>
+        </w:rPr>
+      </w:pPr>
+      <w:r>
+        <w:rPr>
+          <w:b/>
+          <w:bCs/>
+          <w:sz w:val="28"/>
+          <w:szCs w:val="28"/>
+        </w:rPr>
+        <w:t>Cél:</w:t>
+      </w:r>
+      <w:r>
+        <w:rPr>
+          <w:sz w:val="26"/>
+          <w:szCs w:val="26"/>
+        </w:rPr>
+        <w:t xml:space="preserve"> A PDF tartalmának átalakítása strukturált, géppel feldolgozható JSON adattá.</w:t>
+      </w:r>
+    </w:p>
+    <w:p>
+      <w:pPr>
+        <w:rPr>
+          <w:sz w:val="26"/>
+          <w:szCs w:val="26"/>
+        </w:rPr>
+      </w:pPr>
+      <w:r>
+        <w:rPr>
+          <w:b/>
+          <w:bCs/>
+          <w:sz w:val="28"/>
+          <w:szCs w:val="28"/>
+        </w:rPr>
+        <w:t>Bemenet:</w:t>
+      </w:r>
+      <w:r>
+        <w:rPr>
+          <w:sz w:val="26"/>
+          <w:szCs w:val="26"/>
+        </w:rPr>
+        <w:t xml:space="preserve"> PDF bájtok (Base64), utasítás (prompt), témakörök listája, a kért JSON-séma.</w:t>
+      </w:r>
+    </w:p>
+    <w:p>
+      <w:pPr>
+        <w:rPr>
+          <w:sz w:val="26"/>
+          <w:szCs w:val="26"/>
+        </w:rPr>
+      </w:pPr>
+      <w:r>
+        <w:rPr>
+          <w:b/>
+          <w:bCs/>
+          <w:sz w:val="28"/>
+          <w:szCs w:val="28"/>
+        </w:rPr>
+        <w:t>Kimenet:</w:t>
+      </w:r>
+      <w:r>
+        <w:rPr>
+          <w:sz w:val="26"/>
+          <w:szCs w:val="26"/>
+        </w:rPr>
+        <w:t xml:space="preserve"> </w:t>
+      </w:r>
+      <w:proofErr w:type="spellStart"/>
+      <w:r>
+        <w:rPr>
+          <w:sz w:val="26"/>
+          <w:szCs w:val="26"/>
+        </w:rPr>
+        <w:t>AiExamDto</w:t>
+      </w:r>
+      <w:proofErr w:type="spellEnd"/>
+      <w:r>
+        <w:rPr>
+          <w:sz w:val="26"/>
+          <w:szCs w:val="26"/>
+        </w:rPr>
+        <w:t xml:space="preserve">: a vizsga adatai (tantárgy, szint, év, időszak, </w:t>
+      </w:r>
+      <w:proofErr w:type="spellStart"/>
+      <w:r>
+        <w:rPr>
+          <w:sz w:val="26"/>
+          <w:szCs w:val="26"/>
+        </w:rPr>
+        <w:t>összpontszám</w:t>
+      </w:r>
+      <w:proofErr w:type="spellEnd"/>
+      <w:r>
+        <w:rPr>
+          <w:sz w:val="26"/>
+          <w:szCs w:val="26"/>
+        </w:rPr>
+        <w:t>), források és feladatok.</w:t>
+      </w:r>
+    </w:p>
+    <w:p>
+      <w:pPr>
+        <w:rPr>
+          <w:b/>
+          <w:bCs/>
+          <w:sz w:val="28"/>
+          <w:szCs w:val="28"/>
+        </w:rPr>
+      </w:pPr>
+      <w:r>
+        <w:rPr>
+          <w:b/>
+          <w:bCs/>
+          <w:sz w:val="28"/>
+          <w:szCs w:val="28"/>
+        </w:rPr>
+        <w:t>Eljárás:</w:t>
+      </w:r>
+    </w:p>
+    <w:p>
+      <w:pPr>
+        <w:pStyle w:val="Listaszerbekezds"/>
+        <w:numPr>
+          <w:ilvl w:val="0"/>
+          <w:numId w:val="23"/>
+        </w:numPr>
+        <w:rPr>
+          <w:rFonts w:asciiTheme="minorHAnsi" w:hAnsiTheme="minorHAnsi" w:cstheme="minorHAnsi"/>
+        </w:rPr>
+      </w:pPr>
+      <w:r>
+        <w:rPr>
+          <w:rFonts w:asciiTheme="minorHAnsi" w:hAnsiTheme="minorHAnsi" w:cstheme="minorHAnsi"/>
+        </w:rPr>
+        <w:t>Összeállítja a kérést: utasítás szöveg + témakörök listája + a PDF (application/pdf) + a kért JSON-séma (responseSchema), 0 hőmérséklettel (temperature), hogy a válasz ismételhető legyen.</w:t>
+      </w:r>
+    </w:p>
+    <w:p>
+      <w:pPr>
+        <w:pStyle w:val="Listaszerbekezds"/>
+        <w:numPr>
+          <w:ilvl w:val="0"/>
+          <w:numId w:val="23"/>
+        </w:numPr>
+        <w:rPr>
+          <w:rFonts w:asciiTheme="minorHAnsi" w:hAnsiTheme="minorHAnsi" w:cstheme="minorHAnsi"/>
+        </w:rPr>
+      </w:pPr>
+      <w:r>
+        <w:rPr>
+          <w:rFonts w:asciiTheme="minorHAnsi" w:hAnsiTheme="minorHAnsi" w:cstheme="minorHAnsi"/>
+        </w:rPr>
+        <w:t>Az utasítás főbb szabályai:</w:t>
+      </w:r>
+    </w:p>
+    <w:p>
+      <w:pPr>
+        <w:pStyle w:val="Listaszerbekezds"/>
+        <w:numPr>
+          <w:ilvl w:val="0"/>
+          <w:numId w:val="24"/>
+        </w:numPr>
+      </w:pPr>
+      <w:r>
+        <w:t>Hagyja ki a címoldalt, a tudnivalókat, az üres oldalakat, a fejléceket, a lábléceket és az értékelő tanár pontozó táblázatát.</w:t>
+      </w:r>
+    </w:p>
+    <w:p>
+      <w:pPr>
+        <w:pStyle w:val="Listaszerbekezds"/>
+        <w:numPr>
+          <w:ilvl w:val="0"/>
+          <w:numId w:val="24"/>
+        </w:numPr>
+      </w:pPr>
+      <w:r>
+        <w:t>A feladatok és a források szövegét szó szerint másolja át, ne javítsa és ne foglalja össze.</w:t>
+      </w:r>
+    </w:p>
+    <w:p>
+      <w:pPr>
+        <w:pStyle w:val="Listaszerbekezds"/>
+        <w:numPr>
+          <w:ilvl w:val="0"/>
+          <w:numId w:val="24"/>
+        </w:numPr>
+      </w:pPr>
+      <w:r>
+        <w:t>A forrásszövegben szereplő számok nem új feladatok.</w:t>
+      </w:r>
+    </w:p>
+    <w:p>
+      <w:pPr>
+        <w:pStyle w:val="Listaszerbekezds"/>
+        <w:numPr>
+          <w:ilvl w:val="0"/>
+          <w:numId w:val="24"/>
+        </w:numPr>
+      </w:pPr>
+      <w:r>
+        <w:t>A forrásszövegek külön listába kerülnek kulccsal, a feladatok hivatkoznak rájuk.</w:t>
+      </w:r>
+    </w:p>
+    <w:p>
+      <w:pPr>
+        <w:pStyle w:val="Listaszerbekezds"/>
+        <w:numPr>
+          <w:ilvl w:val="0"/>
+          <w:numId w:val="24"/>
+        </w:numPr>
+      </w:pPr>
+      <w:r>
+        <w:t>Az a), b), c) részkérdéseket külön, részpontszámmal adja meg.</w:t>
+      </w:r>
+    </w:p>
+    <w:p>
+      <w:pPr>
+        <w:pStyle w:val="Listaszerbekezds"/>
+        <w:numPr>
+          <w:ilvl w:val="0"/>
+          <w:numId w:val="24"/>
+        </w:numPr>
+      </w:pPr>
+      <w:r>
+        <w:t>A feleletválasztós lehetőségek külön listába kerülnek.</w:t>
+      </w:r>
+    </w:p>
+    <w:p>
+      <w:pPr>
+        <w:pStyle w:val="Listaszerbekezds"/>
+        <w:numPr>
+          <w:ilvl w:val="0"/>
+          <w:numId w:val="24"/>
+        </w:numPr>
+      </w:pPr>
+      <w:r>
+        <w:t>A táblázatot oszlopokra és cellákra bontja, a diák által kitöltendő cellákat jelöli.</w:t>
+      </w:r>
+    </w:p>
+    <w:p>
+      <w:pPr>
+        <w:pStyle w:val="Listaszerbekezds"/>
+        <w:numPr>
+          <w:ilvl w:val="0"/>
+          <w:numId w:val="24"/>
+        </w:numPr>
+      </w:pPr>
+      <w:r>
+        <w:t>A pontozott válaszsorokat nem másolja át, csak megszámolja.</w:t>
+      </w:r>
+    </w:p>
+    <w:p>
+      <w:pPr>
+        <w:pStyle w:val="Listaszerbekezds"/>
+        <w:numPr>
+          <w:ilvl w:val="0"/>
+          <w:numId w:val="24"/>
+        </w:numPr>
+      </w:pPr>
+      <w:r>
+        <w:t>A képleteket LaTeX formában írja, az ábrák tartalmát nem találja ki, csak jelzi, hogy tartozik ábra a feladathoz.</w:t>
+      </w:r>
+    </w:p>
+    <w:p>
+      <w:pPr>
+        <w:pStyle w:val="Listaszerbekezds"/>
+        <w:numPr>
+          <w:ilvl w:val="0"/>
+          <w:numId w:val="24"/>
+        </w:numPr>
+      </w:pPr>
+      <w:r>
+        <w:t>Megadja a feladat oldalszámát, és jelzi, ha bizonytalan.</w:t>
+      </w:r>
+    </w:p>
+    <w:p>
+      <w:pPr>
+        <w:pStyle w:val="Listaszerbekezds"/>
+        <w:numPr>
+          <w:ilvl w:val="0"/>
+          <w:numId w:val="24"/>
+        </w:numPr>
+      </w:pPr>
+      <w:r>
+        <w:t>Témakört csak a megadott listából javasolhat.</w:t>
+      </w:r>
+    </w:p>
+    <w:p>
+      <w:pPr>
+        <w:pStyle w:val="Listaszerbekezds"/>
+        <w:numPr>
+          <w:ilvl w:val="0"/>
+          <w:numId w:val="23"/>
+        </w:numPr>
+        <w:rPr>
+          <w:rFonts w:asciiTheme="minorHAnsi" w:hAnsiTheme="minorHAnsi" w:cstheme="minorHAnsi"/>
+        </w:rPr>
+      </w:pPr>
+      <w:r>
+        <w:rPr>
+          <w:rFonts w:asciiTheme="minorHAnsi" w:hAnsiTheme="minorHAnsi" w:cstheme="minorHAnsi"/>
+        </w:rPr>
+        <w:t>A kérést HTTPS POST-tal küldi el, az API-kulcs a kérés fejlécében utazik.</w:t>
+      </w:r>
+    </w:p>
+    <w:p>
+      <w:pPr>
+        <w:pStyle w:val="Listaszerbekezds"/>
+        <w:numPr>
+          <w:ilvl w:val="0"/>
+          <w:numId w:val="23"/>
+        </w:numPr>
+        <w:rPr>
+          <w:rFonts w:asciiTheme="minorHAnsi" w:hAnsiTheme="minorHAnsi" w:cstheme="minorHAnsi"/>
+        </w:rPr>
+      </w:pPr>
+      <w:r>
+        <w:rPr>
+          <w:rFonts w:asciiTheme="minorHAnsi" w:hAnsiTheme="minorHAnsi" w:cstheme="minorHAnsi"/>
+        </w:rPr>
+        <w:t>Ha a szerver 429-es (túl sok kérés) vagy 5xx-es hibát ad, legfeljebb háromszor újrapróbálja, 5, 15, majd 45 másodperc várakozással.</w:t>
+      </w:r>
+    </w:p>
+    <w:p>
+      <w:pPr>
+        <w:pStyle w:val="Listaszerbekezds"/>
+        <w:numPr>
+          <w:ilvl w:val="0"/>
+          <w:numId w:val="23"/>
+        </w:numPr>
+        <w:rPr>
+          <w:rFonts w:asciiTheme="minorHAnsi" w:hAnsiTheme="minorHAnsi" w:cstheme="minorHAnsi"/>
+        </w:rPr>
+      </w:pPr>
+      <w:r>
+        <w:rPr>
+          <w:rFonts w:asciiTheme="minorHAnsi" w:hAnsiTheme="minorHAnsi" w:cstheme="minorHAnsi"/>
+        </w:rPr>
+        <w:t>Egyéb hiba esetén kivételt dob a szerver hibaüzenetével.</w:t>
+      </w:r>
+    </w:p>
+    <w:p>
+      <w:pPr>
+        <w:pStyle w:val="Listaszerbekezds"/>
+        <w:numPr>
+          <w:ilvl w:val="0"/>
+          <w:numId w:val="23"/>
+        </w:numPr>
+        <w:rPr>
+          <w:rFonts w:asciiTheme="minorHAnsi" w:hAnsiTheme="minorHAnsi" w:cstheme="minorHAnsi"/>
+        </w:rPr>
+      </w:pPr>
+      <w:r>
+        <w:rPr>
+          <w:rFonts w:asciiTheme="minorHAnsi" w:hAnsiTheme="minorHAnsi" w:cstheme="minorHAnsi"/>
+        </w:rPr>
+        <w:t>Sikeres válasznál összefűzi a válasz szövegrészeit. Ha nincs szöveg (például tiltott tartalom miatt) vagy a válasz levágódott (túl hosszú volt), hibát jelez.</w:t>
+      </w:r>
+    </w:p>
+    <w:p>
+      <w:pPr>
+        <w:pStyle w:val="Listaszerbekezds"/>
+        <w:numPr>
+          <w:ilvl w:val="0"/>
+          <w:numId w:val="23"/>
+        </w:numPr>
+      </w:pPr>
+      <w:r>
+        <w:rPr>
+          <w:rFonts w:asciiTheme="minorHAnsi" w:hAnsiTheme="minorHAnsi" w:cstheme="minorHAnsi"/>
+        </w:rPr>
+        <w:t>A szöveget JSON-ként értelmezi, és AiExamDto objektummá alakítja.</w:t>
+      </w:r>
+    </w:p>
+    <w:p/>
+    <w:p>
+      <w:pPr>
+        <w:pStyle w:val="Cmsor2"/>
+        <w:numPr>
+          <w:ilvl w:val="1"/>
+          <w:numId w:val="14"/>
+        </w:numPr>
+        <w:rPr>
+          <w:color w:val="3A1953"/>
+        </w:rPr>
+      </w:pPr>
+      <w:bookmarkStart w:id="3" w:name="_Toc244024189"/>
+      <w:r>
+        <w:rPr>
+          <w:color w:val="3A1953"/>
+        </w:rPr>
+        <w:lastRenderedPageBreak/>
+        <w:t>Leképezés és ellenőrzés</w:t>
+      </w:r>
+      <w:bookmarkEnd w:id="3"/>
+    </w:p>
+    <w:p>
+      <w:pPr>
+        <w:rPr>
+          <w:sz w:val="26"/>
+          <w:szCs w:val="26"/>
+        </w:rPr>
+      </w:pPr>
+      <w:r>
+        <w:rPr>
+          <w:b/>
+          <w:bCs/>
+          <w:sz w:val="28"/>
+          <w:szCs w:val="28"/>
+        </w:rPr>
+        <w:t>Cél:</w:t>
+      </w:r>
+      <w:r>
+        <w:rPr>
+          <w:sz w:val="26"/>
+          <w:szCs w:val="26"/>
+        </w:rPr>
+        <w:t xml:space="preserve"> Az AI válaszának átalakítása a Tudástér adatmodelljére, és megbízhatóságának ellenőrzése kódból.</w:t>
+      </w:r>
+    </w:p>
+    <w:p>
+      <w:pPr>
+        <w:rPr>
+          <w:sz w:val="26"/>
+          <w:szCs w:val="26"/>
+        </w:rPr>
+      </w:pPr>
+      <w:r>
+        <w:rPr>
+          <w:b/>
+          <w:bCs/>
+          <w:sz w:val="28"/>
+          <w:szCs w:val="28"/>
+        </w:rPr>
+        <w:t>Bemenet:</w:t>
+      </w:r>
+      <w:r>
+        <w:rPr>
+          <w:sz w:val="26"/>
+          <w:szCs w:val="26"/>
+        </w:rPr>
+        <w:t xml:space="preserve"> </w:t>
+      </w:r>
+      <w:proofErr w:type="spellStart"/>
+      <w:r>
+        <w:rPr>
+          <w:sz w:val="26"/>
+          <w:szCs w:val="26"/>
+        </w:rPr>
+        <w:t>AiExamDto</w:t>
+      </w:r>
+      <w:proofErr w:type="spellEnd"/>
+      <w:r>
+        <w:rPr>
+          <w:sz w:val="26"/>
+          <w:szCs w:val="26"/>
+        </w:rPr>
+        <w:t>, a PDF kinyert szövege, a témakörök listája.</w:t>
+      </w:r>
+    </w:p>
+    <w:p>
+      <w:pPr>
+        <w:rPr>
+          <w:sz w:val="26"/>
+          <w:szCs w:val="26"/>
+        </w:rPr>
+      </w:pPr>
+      <w:r>
+        <w:rPr>
+          <w:b/>
+          <w:bCs/>
+          <w:sz w:val="28"/>
+          <w:szCs w:val="28"/>
+        </w:rPr>
+        <w:t>Kimenet:</w:t>
+      </w:r>
+      <w:r>
+        <w:rPr>
+          <w:sz w:val="26"/>
+          <w:szCs w:val="26"/>
+        </w:rPr>
+        <w:t xml:space="preserve"> </w:t>
+      </w:r>
+      <w:proofErr w:type="spellStart"/>
+      <w:r>
+        <w:rPr>
+          <w:sz w:val="26"/>
+          <w:szCs w:val="26"/>
+        </w:rPr>
+        <w:t>DraftExam</w:t>
+      </w:r>
+      <w:proofErr w:type="spellEnd"/>
+      <w:r>
+        <w:rPr>
+          <w:sz w:val="26"/>
+          <w:szCs w:val="26"/>
+        </w:rPr>
+        <w:t>, amely feladatonként és feladatsor szinten figyelmeztetéseket tartalmaz.</w:t>
+      </w:r>
+    </w:p>
+    <w:p>
+      <w:pPr>
+        <w:rPr>
+          <w:b/>
+          <w:bCs/>
+          <w:sz w:val="28"/>
+          <w:szCs w:val="28"/>
+        </w:rPr>
+      </w:pPr>
+      <w:r>
+        <w:rPr>
+          <w:b/>
+          <w:bCs/>
+          <w:sz w:val="28"/>
+          <w:szCs w:val="28"/>
+        </w:rPr>
+        <w:t>Eljárás:</w:t>
+      </w:r>
+    </w:p>
+    <w:p>
+      <w:pPr>
+        <w:pStyle w:val="Listaszerbekezds"/>
+        <w:numPr>
+          <w:ilvl w:val="0"/>
+          <w:numId w:val="27"/>
+        </w:numPr>
+        <w:rPr>
+          <w:rFonts w:asciiTheme="minorHAnsi" w:hAnsiTheme="minorHAnsi" w:cstheme="minorHAnsi"/>
+        </w:rPr>
+      </w:pPr>
+      <w:r>
+        <w:rPr>
+          <w:rFonts w:asciiTheme="minorHAnsi" w:hAnsiTheme="minorHAnsi" w:cstheme="minorHAnsi"/>
+        </w:rPr>
+        <w:t>Átveszi a vizsga adatait: tantárgy, év, szint („Középszint” vagy „Emelt szint”), időszak (május vagy október). Ha az év vagy a szint hiányzik → figyelmeztetés.</w:t>
+      </w:r>
+    </w:p>
+    <w:p>
+      <w:pPr>
+        <w:pStyle w:val="Listaszerbekezds"/>
+        <w:numPr>
+          <w:ilvl w:val="0"/>
+          <w:numId w:val="27"/>
+        </w:numPr>
+        <w:rPr>
+          <w:rFonts w:asciiTheme="minorHAnsi" w:hAnsiTheme="minorHAnsi" w:cstheme="minorHAnsi"/>
+        </w:rPr>
+      </w:pPr>
+      <w:r>
+        <w:rPr>
+          <w:rFonts w:asciiTheme="minorHAnsi" w:hAnsiTheme="minorHAnsi" w:cstheme="minorHAnsi"/>
+        </w:rPr>
+        <w:t>Átveszi a forrásszövegeket kulcs szerint.</w:t>
+      </w:r>
+    </w:p>
+    <w:p>
+      <w:pPr>
+        <w:pStyle w:val="Listaszerbekezds"/>
+        <w:numPr>
+          <w:ilvl w:val="0"/>
+          <w:numId w:val="27"/>
+        </w:numPr>
+        <w:rPr>
+          <w:rFonts w:asciiTheme="minorHAnsi" w:hAnsiTheme="minorHAnsi" w:cstheme="minorHAnsi"/>
+        </w:rPr>
+      </w:pPr>
+      <w:r>
+        <w:rPr>
+          <w:rFonts w:asciiTheme="minorHAnsi" w:hAnsiTheme="minorHAnsi" w:cstheme="minorHAnsi"/>
+        </w:rPr>
+        <w:t>A feladatokat sorszám szerint rendezi, és ellenőrzi, hogy a sorszámok folytonosak-e (1, 2, 3, …). Hiány vagy ismétlődés → figyelmeztetés.</w:t>
+      </w:r>
+    </w:p>
+    <w:p>
+      <w:pPr>
+        <w:pStyle w:val="Listaszerbekezds"/>
+        <w:numPr>
+          <w:ilvl w:val="0"/>
+          <w:numId w:val="27"/>
+        </w:numPr>
+        <w:rPr>
+          <w:rFonts w:asciiTheme="minorHAnsi" w:hAnsiTheme="minorHAnsi" w:cstheme="minorHAnsi"/>
+        </w:rPr>
+      </w:pPr>
+      <w:r>
+        <w:rPr>
+          <w:rFonts w:asciiTheme="minorHAnsi" w:hAnsiTheme="minorHAnsi" w:cstheme="minorHAnsi"/>
+        </w:rPr>
+        <w:t>Összeadja a feladatok pontjait, és összeveti a feladatlap összpontszámával. Eltérés → figyelmeztetés.</w:t>
+      </w:r>
+    </w:p>
+    <w:p>
+      <w:pPr>
+        <w:pStyle w:val="Listaszerbekezds"/>
+        <w:numPr>
+          <w:ilvl w:val="0"/>
+          <w:numId w:val="27"/>
+        </w:numPr>
+        <w:rPr>
+          <w:rFonts w:asciiTheme="minorHAnsi" w:hAnsiTheme="minorHAnsi" w:cstheme="minorHAnsi"/>
+        </w:rPr>
+      </w:pPr>
+      <w:r>
+        <w:rPr>
+          <w:rFonts w:asciiTheme="minorHAnsi" w:hAnsiTheme="minorHAnsi" w:cstheme="minorHAnsi"/>
+        </w:rPr>
+        <w:t>Feladatonként ellenőrzi a forráskulcsot. Ha ismeretlen → figyelmeztetés.</w:t>
+      </w:r>
+    </w:p>
+    <w:p>
+      <w:pPr>
+        <w:pStyle w:val="Listaszerbekezds"/>
+        <w:numPr>
+          <w:ilvl w:val="0"/>
+          <w:numId w:val="27"/>
+        </w:numPr>
+        <w:rPr>
+          <w:rFonts w:asciiTheme="minorHAnsi" w:hAnsiTheme="minorHAnsi" w:cstheme="minorHAnsi"/>
+        </w:rPr>
+      </w:pPr>
+      <w:r>
+        <w:rPr>
+          <w:rFonts w:asciiTheme="minorHAnsi" w:hAnsiTheme="minorHAnsi" w:cstheme="minorHAnsi"/>
+        </w:rPr>
+        <w:t>Ellenőrzi, hogy a forrásszöveg szó szerint szerepel-e a PDF-ből kinyert szövegben (a forrásból vett 50 karakteres minták legalább 80%-ának meg kell egyeznie, a szóközöket, sortöréseket és kötőjeleket figyelmen kívül hagyva). Ha nem → figyelmeztetés, mert az AI módosíthatta a szöveget.</w:t>
+      </w:r>
+    </w:p>
+    <w:p>
+      <w:pPr>
+        <w:pStyle w:val="Listaszerbekezds"/>
+        <w:numPr>
+          <w:ilvl w:val="0"/>
+          <w:numId w:val="27"/>
+        </w:numPr>
+        <w:rPr>
+          <w:rFonts w:asciiTheme="minorHAnsi" w:hAnsiTheme="minorHAnsi" w:cstheme="minorHAnsi"/>
+        </w:rPr>
+      </w:pPr>
+      <w:r>
+        <w:rPr>
+          <w:rFonts w:asciiTheme="minorHAnsi" w:hAnsiTheme="minorHAnsi" w:cstheme="minorHAnsi"/>
+        </w:rPr>
+        <w:t>Összeállítja a kérdés szövegét: a bevezető rész után az a), b), c) részkérdések következnek.</w:t>
+      </w:r>
+    </w:p>
+    <w:p>
+      <w:pPr>
+        <w:pStyle w:val="Listaszerbekezds"/>
+        <w:numPr>
+          <w:ilvl w:val="0"/>
+          <w:numId w:val="27"/>
+        </w:numPr>
+        <w:rPr>
+          <w:rFonts w:asciiTheme="minorHAnsi" w:hAnsiTheme="minorHAnsi" w:cstheme="minorHAnsi"/>
+        </w:rPr>
+      </w:pPr>
+      <w:r>
+        <w:rPr>
+          <w:rFonts w:asciiTheme="minorHAnsi" w:hAnsiTheme="minorHAnsi" w:cstheme="minorHAnsi"/>
+        </w:rPr>
+        <w:t>Ellenőrzi, hogy a részpontok összege egyezik-e a feladat pontjával, és hogy a feleletválasztós feladatnak legalább két válaszlehetősége van-e.</w:t>
+      </w:r>
+    </w:p>
+    <w:p>
+      <w:pPr>
+        <w:pStyle w:val="Listaszerbekezds"/>
+        <w:numPr>
+          <w:ilvl w:val="0"/>
+          <w:numId w:val="27"/>
+        </w:numPr>
+        <w:rPr>
+          <w:rFonts w:asciiTheme="minorHAnsi" w:hAnsiTheme="minorHAnsi" w:cstheme="minorHAnsi"/>
+        </w:rPr>
+      </w:pPr>
+      <w:r>
+        <w:rPr>
+          <w:rFonts w:asciiTheme="minorHAnsi" w:hAnsiTheme="minorHAnsi" w:cstheme="minorHAnsi"/>
+        </w:rPr>
+        <w:t>A témakört csak akkor fogadja el, ha az azonosítója létezik a rendszerben. Egyébként üresen hagyja, azt az admin választja ki.</w:t>
+      </w:r>
+    </w:p>
+    <w:p>
+      <w:pPr>
+        <w:pStyle w:val="Listaszerbekezds"/>
+        <w:numPr>
+          <w:ilvl w:val="0"/>
+          <w:numId w:val="27"/>
+        </w:numPr>
+        <w:rPr>
+          <w:rFonts w:asciiTheme="minorHAnsi" w:hAnsiTheme="minorHAnsi" w:cstheme="minorHAnsi"/>
+        </w:rPr>
+      </w:pPr>
+      <w:r>
+        <w:rPr>
+          <w:rFonts w:asciiTheme="minorHAnsi" w:hAnsiTheme="minorHAnsi" w:cstheme="minorHAnsi"/>
+        </w:rPr>
+        <w:t>A táblázatot oszlopfejlécekre és cellákra bontja (sor, oszlop, érték, látható-e a diáknak).</w:t>
+      </w:r>
+    </w:p>
+    <w:p>
+      <w:pPr>
+        <w:pStyle w:val="Listaszerbekezds"/>
+        <w:numPr>
+          <w:ilvl w:val="0"/>
+          <w:numId w:val="27"/>
+        </w:numPr>
+        <w:rPr>
+          <w:rFonts w:asciiTheme="minorHAnsi" w:hAnsiTheme="minorHAnsi" w:cstheme="minorHAnsi"/>
+        </w:rPr>
+      </w:pPr>
+      <w:r>
+        <w:rPr>
+          <w:rFonts w:asciiTheme="minorHAnsi" w:hAnsiTheme="minorHAnsi" w:cstheme="minorHAnsi"/>
+        </w:rPr>
+        <w:t>Átveszi az AI bizonytalansági jelzését indoklással együtt.</w:t>
+      </w:r>
+    </w:p>
+    <w:p>
+      <w:pPr>
+        <w:pStyle w:val="Listaszerbekezds"/>
+        <w:numPr>
+          <w:ilvl w:val="0"/>
+          <w:numId w:val="27"/>
+        </w:numPr>
+        <w:rPr>
+          <w:rFonts w:asciiTheme="minorHAnsi" w:hAnsiTheme="minorHAnsi" w:cstheme="minorHAnsi"/>
+        </w:rPr>
+      </w:pPr>
+      <w:r>
+        <w:rPr>
+          <w:rFonts w:asciiTheme="minorHAnsi" w:hAnsiTheme="minorHAnsi" w:cstheme="minorHAnsi"/>
+        </w:rPr>
+        <w:t>Ellenőrzésre szorulónak jelöli azt a feladatot, amelynél figyelmeztetés van, ábra tartozik hozzá, vagy táblázatot tartalmaz.</w:t>
+      </w:r>
+    </w:p>
+    <w:p>
+      <w:pPr>
+        <w:rPr>
+          <w:rFonts w:cstheme="minorHAnsi"/>
+        </w:rPr>
+      </w:pPr>
+    </w:p>
+    <w:p>
+      <w:pPr>
+        <w:rPr>
+          <w:rFonts w:cstheme="minorHAnsi"/>
+        </w:rPr>
+      </w:pPr>
+    </w:p>
+    <w:p/>
+    <w:p>
+      <w:pPr>
+        <w:pStyle w:val="Cmsor2"/>
+        <w:numPr>
+          <w:ilvl w:val="1"/>
+          <w:numId w:val="14"/>
+        </w:numPr>
+        <w:rPr>
+          <w:color w:val="3A1953"/>
+        </w:rPr>
+      </w:pPr>
+      <w:bookmarkStart w:id="4" w:name="_Toc244024190"/>
+      <w:r>
+        <w:rPr>
+          <w:color w:val="3A1953"/>
+        </w:rPr>
+        <w:lastRenderedPageBreak/>
+        <w:t>Piszkozatok kezelése (helyi tárolás)</w:t>
+      </w:r>
+      <w:bookmarkEnd w:id="4"/>
+    </w:p>
+    <w:p>
+      <w:pPr>
+        <w:rPr>
+          <w:sz w:val="26"/>
+          <w:szCs w:val="26"/>
+        </w:rPr>
+      </w:pPr>
+      <w:r>
+        <w:rPr>
+          <w:b/>
+          <w:bCs/>
+          <w:sz w:val="28"/>
+          <w:szCs w:val="28"/>
+        </w:rPr>
+        <w:t>Cél:</w:t>
+      </w:r>
+      <w:r>
+        <w:rPr>
+          <w:sz w:val="26"/>
+          <w:szCs w:val="26"/>
+        </w:rPr>
+        <w:t xml:space="preserve"> A feldolgozott feladatsor biztonságos tárolása az adatbázisba töltés előtt, hogy az </w:t>
+      </w:r>
+      <w:proofErr w:type="spellStart"/>
+      <w:r>
+        <w:rPr>
+          <w:sz w:val="26"/>
+          <w:szCs w:val="26"/>
+        </w:rPr>
+        <w:t>admin</w:t>
+      </w:r>
+      <w:proofErr w:type="spellEnd"/>
+      <w:r>
+        <w:rPr>
+          <w:sz w:val="26"/>
+          <w:szCs w:val="26"/>
+        </w:rPr>
+        <w:t xml:space="preserve"> bármikor folytathassa a munkát, akár az alkalmazás újraindítása után is.</w:t>
+      </w:r>
+    </w:p>
+    <w:p>
+      <w:pPr>
+        <w:rPr>
+          <w:b/>
+          <w:bCs/>
+          <w:sz w:val="26"/>
+          <w:szCs w:val="26"/>
+        </w:rPr>
+      </w:pPr>
+      <w:r>
+        <w:rPr>
+          <w:b/>
+          <w:bCs/>
+          <w:sz w:val="28"/>
+          <w:szCs w:val="28"/>
+        </w:rPr>
+        <w:t>UI Interakció:</w:t>
+      </w:r>
+    </w:p>
+    <w:p>
+      <w:pPr>
+        <w:pStyle w:val="Listaszerbekezds"/>
+        <w:numPr>
+          <w:ilvl w:val="0"/>
+          <w:numId w:val="29"/>
+        </w:numPr>
+        <w:rPr>
+          <w:rFonts w:asciiTheme="minorHAnsi" w:hAnsiTheme="minorHAnsi" w:cstheme="minorHAnsi"/>
+        </w:rPr>
+      </w:pPr>
+      <w:r>
+        <w:rPr>
+          <w:rFonts w:asciiTheme="minorHAnsi" w:hAnsiTheme="minorHAnsi" w:cstheme="minorHAnsi"/>
+        </w:rPr>
+        <w:t>Az Importálás oldal alján a Mentett piszkozatok lista látható. Minden piszkozat egy kártya: a feladatsor címe (év, időszak, tantárgy, szint), a feladatok száma, a jóváhagyott feladatok száma és az utolsó módosítás ideje.</w:t>
+      </w:r>
+    </w:p>
+    <w:p>
+      <w:pPr>
+        <w:pStyle w:val="Listaszerbekezds"/>
+        <w:numPr>
+          <w:ilvl w:val="0"/>
+          <w:numId w:val="29"/>
+        </w:numPr>
+        <w:rPr>
+          <w:rFonts w:asciiTheme="minorHAnsi" w:hAnsiTheme="minorHAnsi" w:cstheme="minorHAnsi"/>
+        </w:rPr>
+      </w:pPr>
+      <w:r>
+        <w:rPr>
+          <w:rFonts w:asciiTheme="minorHAnsi" w:hAnsiTheme="minorHAnsi" w:cstheme="minorHAnsi"/>
+        </w:rPr>
+        <w:t>A MEGNYITÁS gomb megnyitja a szerkesztőt, a lista a szerkesztő bezárása után frissül.</w:t>
+      </w:r>
+    </w:p>
+    <w:p>
+      <w:pPr>
+        <w:pStyle w:val="Listaszerbekezds"/>
+        <w:numPr>
+          <w:ilvl w:val="0"/>
+          <w:numId w:val="29"/>
+        </w:numPr>
+        <w:rPr>
+          <w:rFonts w:asciiTheme="minorHAnsi" w:hAnsiTheme="minorHAnsi" w:cstheme="minorHAnsi"/>
+        </w:rPr>
+      </w:pPr>
+      <w:r>
+        <w:rPr>
+          <w:rFonts w:asciiTheme="minorHAnsi" w:hAnsiTheme="minorHAnsi" w:cstheme="minorHAnsi"/>
+        </w:rPr>
+        <w:t>A TÖRLÉS gomb megerősítő kérdést jelenít meg („A hozzá tartozó képek is törlődnek.”). Igen esetén a piszkozat törlődik.</w:t>
+      </w:r>
+    </w:p>
+    <w:p>
+      <w:pPr>
+        <w:rPr>
+          <w:sz w:val="26"/>
+          <w:szCs w:val="26"/>
+        </w:rPr>
+      </w:pPr>
+      <w:r>
+        <w:rPr>
+          <w:b/>
+          <w:bCs/>
+          <w:sz w:val="28"/>
+          <w:szCs w:val="28"/>
+        </w:rPr>
+        <w:t>Bemenet:</w:t>
+      </w:r>
+      <w:r>
+        <w:rPr>
+          <w:sz w:val="26"/>
+          <w:szCs w:val="26"/>
+        </w:rPr>
+        <w:t xml:space="preserve"> </w:t>
+      </w:r>
+      <w:proofErr w:type="spellStart"/>
+      <w:r>
+        <w:rPr>
+          <w:sz w:val="26"/>
+          <w:szCs w:val="26"/>
+        </w:rPr>
+        <w:t>DraftExam</w:t>
+      </w:r>
+      <w:proofErr w:type="spellEnd"/>
+      <w:r>
+        <w:rPr>
+          <w:sz w:val="26"/>
+          <w:szCs w:val="26"/>
+        </w:rPr>
+        <w:t xml:space="preserve"> objektum, azonosító.</w:t>
+      </w:r>
+    </w:p>
+    <w:p>
+      <w:pPr>
+        <w:rPr>
+          <w:sz w:val="26"/>
+          <w:szCs w:val="26"/>
+        </w:rPr>
+      </w:pPr>
+      <w:r>
+        <w:rPr>
+          <w:b/>
+          <w:bCs/>
+          <w:sz w:val="28"/>
+          <w:szCs w:val="28"/>
+        </w:rPr>
+        <w:t>Kimenet:</w:t>
+      </w:r>
+      <w:r>
+        <w:rPr>
+          <w:sz w:val="28"/>
+          <w:szCs w:val="28"/>
+        </w:rPr>
+        <w:t xml:space="preserve"> </w:t>
+      </w:r>
+      <w:r>
+        <w:rPr>
+          <w:sz w:val="26"/>
+          <w:szCs w:val="26"/>
+        </w:rPr>
+        <w:t>fájlok a helyi tárolóban, a piszkozatok összesítő listája.</w:t>
+      </w:r>
+    </w:p>
+    <w:p>
+      <w:pPr>
+        <w:rPr>
+          <w:sz w:val="26"/>
+          <w:szCs w:val="26"/>
+        </w:rPr>
+      </w:pPr>
+      <w:r>
+        <w:rPr>
+          <w:b/>
+          <w:bCs/>
+          <w:sz w:val="28"/>
+          <w:szCs w:val="28"/>
+        </w:rPr>
+        <w:t>UI kimenet:</w:t>
+      </w:r>
+      <w:r>
+        <w:rPr>
+          <w:sz w:val="28"/>
+          <w:szCs w:val="28"/>
+        </w:rPr>
+        <w:t xml:space="preserve"> </w:t>
+      </w:r>
+      <w:r>
+        <w:rPr>
+          <w:sz w:val="26"/>
+          <w:szCs w:val="26"/>
+        </w:rPr>
+        <w:t>frissített lista.</w:t>
+      </w:r>
+    </w:p>
+    <w:p>
+      <w:pPr>
+        <w:rPr>
+          <w:b/>
+          <w:bCs/>
+          <w:sz w:val="28"/>
+          <w:szCs w:val="28"/>
+        </w:rPr>
+      </w:pPr>
+      <w:r>
+        <w:rPr>
+          <w:b/>
+          <w:bCs/>
+          <w:sz w:val="28"/>
+          <w:szCs w:val="28"/>
+        </w:rPr>
+        <w:t>Eljárás:</w:t>
+      </w:r>
+    </w:p>
+    <w:p>
+      <w:pPr>
+        <w:tabs>
+          <w:tab w:val="left" w:pos="851"/>
+        </w:tabs>
+        <w:ind w:left="709" w:hanging="349"/>
+        <w:rPr>
+          <w:sz w:val="26"/>
+          <w:szCs w:val="26"/>
+        </w:rPr>
+      </w:pPr>
+      <w:r>
+        <w:rPr>
+          <w:sz w:val="26"/>
+          <w:szCs w:val="26"/>
+        </w:rPr>
+        <w:t xml:space="preserve">1. </w:t>
+      </w:r>
+      <w:r>
+        <w:rPr>
+          <w:sz w:val="26"/>
+          <w:szCs w:val="26"/>
+        </w:rPr>
+        <w:tab/>
+      </w:r>
+      <w:r>
+        <w:rPr>
+          <w:sz w:val="26"/>
+          <w:szCs w:val="26"/>
+        </w:rPr>
+        <w:t>Minden piszkozat saját mappát kap: %</w:t>
+      </w:r>
+      <w:proofErr w:type="spellStart"/>
+      <w:r>
+        <w:rPr>
+          <w:sz w:val="26"/>
+          <w:szCs w:val="26"/>
+        </w:rPr>
+        <w:t>AppData</w:t>
+      </w:r>
+      <w:proofErr w:type="spellEnd"/>
+      <w:r>
+        <w:rPr>
+          <w:sz w:val="26"/>
+          <w:szCs w:val="26"/>
+        </w:rPr>
+        <w:t>%\\</w:t>
+      </w:r>
+      <w:proofErr w:type="spellStart"/>
+      <w:r>
+        <w:rPr>
+          <w:sz w:val="26"/>
+          <w:szCs w:val="26"/>
+        </w:rPr>
+        <w:t>TudasterAdmin</w:t>
+      </w:r>
+      <w:proofErr w:type="spellEnd"/>
+      <w:r>
+        <w:rPr>
+          <w:sz w:val="26"/>
+          <w:szCs w:val="26"/>
+        </w:rPr>
+        <w:t>\\</w:t>
+      </w:r>
+      <w:proofErr w:type="spellStart"/>
+      <w:r>
+        <w:rPr>
+          <w:sz w:val="26"/>
+          <w:szCs w:val="26"/>
+        </w:rPr>
+        <w:t>drafts</w:t>
+      </w:r>
+      <w:proofErr w:type="spellEnd"/>
+      <w:r>
+        <w:rPr>
+          <w:sz w:val="26"/>
+          <w:szCs w:val="26"/>
+        </w:rPr>
+        <w:t>\\&lt;azonosító&gt;\\.</w:t>
+      </w:r>
+    </w:p>
+    <w:p>
+      <w:pPr>
+        <w:pStyle w:val="Listaszerbekezds"/>
+        <w:numPr>
+          <w:ilvl w:val="0"/>
+          <w:numId w:val="31"/>
+        </w:numPr>
+        <w:rPr>
+          <w:rFonts w:asciiTheme="minorHAnsi" w:hAnsiTheme="minorHAnsi" w:cstheme="minorHAnsi"/>
+        </w:rPr>
+      </w:pPr>
+      <w:r>
+        <w:rPr>
+          <w:rFonts w:asciiTheme="minorHAnsi" w:hAnsiTheme="minorHAnsi" w:cstheme="minorHAnsi"/>
+        </w:rPr>
+        <w:t>2. A mappa tartalma: draft.json (a feladatsor szerkeszthető állapota), source.pdf (az eredeti feladatlap), answerkey.pdf (a megoldókulcs, ha betöltötték), images\\ (a hozzárendelt képek).</w:t>
+      </w:r>
+    </w:p>
+    <w:p>
+      <w:pPr>
+        <w:pStyle w:val="Listaszerbekezds"/>
+        <w:numPr>
+          <w:ilvl w:val="0"/>
+          <w:numId w:val="31"/>
+        </w:numPr>
+        <w:rPr>
+          <w:rFonts w:asciiTheme="minorHAnsi" w:hAnsiTheme="minorHAnsi" w:cstheme="minorHAnsi"/>
+        </w:rPr>
+      </w:pPr>
+      <w:r>
+        <w:rPr>
+          <w:rFonts w:asciiTheme="minorHAnsi" w:hAnsiTheme="minorHAnsi" w:cstheme="minorHAnsi"/>
+        </w:rPr>
+        <w:t>Mentéskor a program először ideiglenes fájlba ír, majd azt cseréli a draft.json-ra, így egy hiba nem rongálja meg a meglévő mentést.</w:t>
+      </w:r>
+    </w:p>
+    <w:p>
+      <w:pPr>
+        <w:pStyle w:val="Listaszerbekezds"/>
+        <w:numPr>
+          <w:ilvl w:val="0"/>
+          <w:numId w:val="31"/>
+        </w:numPr>
+        <w:rPr>
+          <w:rFonts w:asciiTheme="minorHAnsi" w:hAnsiTheme="minorHAnsi" w:cstheme="minorHAnsi"/>
+        </w:rPr>
+      </w:pPr>
+      <w:r>
+        <w:rPr>
+          <w:rFonts w:asciiTheme="minorHAnsi" w:hAnsiTheme="minorHAnsi" w:cstheme="minorHAnsi"/>
+        </w:rPr>
+        <w:t>A lista felépítésekor a program beolvassa a mappákat, a sérült piszkozatokat kihagyja, a többit módosítás ideje szerint rendezi (legújabb elöl).</w:t>
+      </w:r>
+    </w:p>
+    <w:p>
+      <w:pPr>
+        <w:pStyle w:val="Listaszerbekezds"/>
+        <w:numPr>
+          <w:ilvl w:val="0"/>
+          <w:numId w:val="31"/>
+        </w:numPr>
+        <w:rPr>
+          <w:rFonts w:asciiTheme="minorHAnsi" w:hAnsiTheme="minorHAnsi" w:cstheme="minorHAnsi"/>
+        </w:rPr>
+      </w:pPr>
+      <w:r>
+        <w:rPr>
+          <w:rFonts w:asciiTheme="minorHAnsi" w:hAnsiTheme="minorHAnsi" w:cstheme="minorHAnsi"/>
+        </w:rPr>
+        <w:t>Törléskor a piszkozat teljes mappája törlődik.</w:t>
+      </w:r>
+    </w:p>
+    <w:p/>
+    <w:p>
+      <w:pPr>
+        <w:pStyle w:val="Cmsor2"/>
+        <w:numPr>
+          <w:ilvl w:val="1"/>
+          <w:numId w:val="14"/>
+        </w:numPr>
+        <w:rPr>
+          <w:color w:val="3A1953"/>
+        </w:rPr>
+      </w:pPr>
+      <w:bookmarkStart w:id="5" w:name="_Toc244024191"/>
+      <w:r>
+        <w:rPr>
+          <w:color w:val="3A1953"/>
+        </w:rPr>
+        <w:t>Piszkozat szerkesztése</w:t>
+      </w:r>
+      <w:bookmarkEnd w:id="5"/>
+    </w:p>
+    <w:p>
+      <w:pPr>
+        <w:rPr>
+          <w:sz w:val="26"/>
+          <w:szCs w:val="26"/>
+        </w:rPr>
+      </w:pPr>
+      <w:r>
+        <w:rPr>
+          <w:b/>
+          <w:bCs/>
+          <w:sz w:val="28"/>
+          <w:szCs w:val="28"/>
+        </w:rPr>
+        <w:t>Cél:</w:t>
+      </w:r>
+      <w:r>
+        <w:rPr>
+          <w:sz w:val="26"/>
+          <w:szCs w:val="26"/>
+        </w:rPr>
+        <w:t xml:space="preserve"> A felismert feladatok ellenőrzése, javítása, kiegészítése képpel, majd jóváhagyása.</w:t>
+      </w:r>
+    </w:p>
+    <w:p>
+      <w:pPr>
+        <w:rPr>
+          <w:sz w:val="26"/>
+          <w:szCs w:val="26"/>
+        </w:rPr>
+      </w:pPr>
+    </w:p>
+    <w:p>
+      <w:pPr>
+        <w:rPr>
+          <w:sz w:val="26"/>
+          <w:szCs w:val="26"/>
+        </w:rPr>
+      </w:pPr>
+    </w:p>
+    <w:p>
+      <w:pPr>
+        <w:rPr>
+          <w:b/>
+          <w:bCs/>
+          <w:sz w:val="28"/>
+          <w:szCs w:val="28"/>
+        </w:rPr>
+      </w:pPr>
+      <w:r>
+        <w:rPr>
+          <w:b/>
+          <w:bCs/>
+          <w:sz w:val="28"/>
+          <w:szCs w:val="28"/>
+        </w:rPr>
+        <w:lastRenderedPageBreak/>
+        <w:t>UI Interakció:</w:t>
+      </w:r>
+    </w:p>
+    <w:p>
+      <w:pPr>
+        <w:pStyle w:val="Listaszerbekezds"/>
+        <w:numPr>
+          <w:ilvl w:val="0"/>
+          <w:numId w:val="33"/>
+        </w:numPr>
+        <w:rPr>
+          <w:rFonts w:asciiTheme="minorHAnsi" w:hAnsiTheme="minorHAnsi" w:cstheme="minorHAnsi"/>
+        </w:rPr>
+      </w:pPr>
+      <w:r>
+        <w:rPr>
+          <w:rFonts w:asciiTheme="minorHAnsi" w:hAnsiTheme="minorHAnsi" w:cstheme="minorHAnsi"/>
+        </w:rPr>
+        <w:t>A szerkesztő ablak tetején a feladatsor adatai láthatók (tantárgy, év, szint, időszak) és a feladatsor szintű figyelmeztetések.</w:t>
+      </w:r>
+    </w:p>
+    <w:p>
+      <w:pPr>
+        <w:pStyle w:val="Listaszerbekezds"/>
+        <w:numPr>
+          <w:ilvl w:val="0"/>
+          <w:numId w:val="33"/>
+        </w:numPr>
+        <w:rPr>
+          <w:rFonts w:asciiTheme="minorHAnsi" w:hAnsiTheme="minorHAnsi" w:cstheme="minorHAnsi"/>
+        </w:rPr>
+      </w:pPr>
+      <w:r>
+        <w:rPr>
+          <w:rFonts w:asciiTheme="minorHAnsi" w:hAnsiTheme="minorHAnsi" w:cstheme="minorHAnsi"/>
+        </w:rPr>
+        <w:t xml:space="preserve">Bal oldalon a feladatok listája látható. A jelek: </w:t>
+      </w:r>
+      <w:r>
+        <w:rPr>
+          <w:rFonts w:asciiTheme="minorHAnsi" w:hAnsiTheme="minorHAnsi" w:cstheme="minorHAnsi"/>
+        </w:rPr>
+        <w:t>„</w:t>
+      </w:r>
+      <w:r>
+        <w:rPr>
+          <w:rFonts w:ascii="Segoe UI Symbol" w:hAnsi="Segoe UI Symbol" w:cs="Segoe UI Symbol"/>
+        </w:rPr>
+        <w:t>✓</w:t>
+      </w:r>
+      <w:r>
+        <w:rPr>
+          <w:rFonts w:ascii="Segoe UI Symbol" w:hAnsi="Segoe UI Symbol" w:cs="Segoe UI Symbol"/>
+        </w:rPr>
+        <w:t>”</w:t>
+      </w:r>
+      <w:r>
+        <w:rPr>
+          <w:rFonts w:asciiTheme="minorHAnsi" w:hAnsiTheme="minorHAnsi" w:cstheme="minorHAnsi"/>
+        </w:rPr>
+        <w:t xml:space="preserve"> jóváhagyott, </w:t>
+      </w:r>
+      <w:r>
+        <w:rPr>
+          <w:rFonts w:asciiTheme="minorHAnsi" w:hAnsiTheme="minorHAnsi" w:cstheme="minorHAnsi"/>
+        </w:rPr>
+        <w:t>„</w:t>
+      </w:r>
+      <w:r>
+        <w:rPr>
+          <w:rFonts w:ascii="Segoe UI Symbol" w:hAnsi="Segoe UI Symbol" w:cs="Segoe UI Symbol"/>
+        </w:rPr>
+        <w:t>⚠</w:t>
+      </w:r>
+      <w:r>
+        <w:rPr>
+          <w:rFonts w:ascii="Segoe UI Symbol" w:hAnsi="Segoe UI Symbol" w:cs="Segoe UI Symbol"/>
+        </w:rPr>
+        <w:t>”</w:t>
+      </w:r>
+      <w:r>
+        <w:rPr>
+          <w:rFonts w:asciiTheme="minorHAnsi" w:hAnsiTheme="minorHAnsi" w:cstheme="minorHAnsi"/>
+        </w:rPr>
+        <w:t xml:space="preserve"> hiányos (kötelező mező nincs kitöltve), </w:t>
+      </w:r>
+      <w:r>
+        <w:rPr>
+          <w:rFonts w:asciiTheme="minorHAnsi" w:hAnsiTheme="minorHAnsi" w:cstheme="minorHAnsi"/>
+        </w:rPr>
+        <w:t>„</w:t>
+      </w:r>
+      <w:r>
+        <w:rPr>
+          <w:rFonts w:asciiTheme="minorHAnsi" w:hAnsiTheme="minorHAnsi" w:cstheme="minorHAnsi"/>
+        </w:rPr>
+        <w:t>○</w:t>
+      </w:r>
+      <w:r>
+        <w:rPr>
+          <w:rFonts w:asciiTheme="minorHAnsi" w:hAnsiTheme="minorHAnsi" w:cstheme="minorHAnsi"/>
+        </w:rPr>
+        <w:t>”</w:t>
+      </w:r>
+      <w:r>
+        <w:rPr>
+          <w:rFonts w:asciiTheme="minorHAnsi" w:hAnsiTheme="minorHAnsi" w:cstheme="minorHAnsi"/>
+        </w:rPr>
+        <w:t xml:space="preserve"> még nem ellenőrzött. A sorok mellett a feladat pontszáma áll.</w:t>
+      </w:r>
+    </w:p>
+    <w:p>
+      <w:pPr>
+        <w:pStyle w:val="Listaszerbekezds"/>
+        <w:numPr>
+          <w:ilvl w:val="0"/>
+          <w:numId w:val="33"/>
+        </w:numPr>
+        <w:rPr>
+          <w:rFonts w:asciiTheme="minorHAnsi" w:hAnsiTheme="minorHAnsi" w:cstheme="minorHAnsi"/>
+        </w:rPr>
+      </w:pPr>
+      <w:r>
+        <w:rPr>
+          <w:rFonts w:asciiTheme="minorHAnsi" w:hAnsiTheme="minorHAnsi" w:cstheme="minorHAnsi"/>
+        </w:rPr>
+        <w:t>Egy feladatra kattintva jobb oldalon kártyák jelennek meg: Feladat (típus, pont, témakör), Kérdés és válaszok, Forrás és kép, Táblázat, Jóváhagyás.</w:t>
+      </w:r>
+    </w:p>
+    <w:p>
+      <w:pPr>
+        <w:pStyle w:val="Listaszerbekezds"/>
+        <w:numPr>
+          <w:ilvl w:val="0"/>
+          <w:numId w:val="33"/>
+        </w:numPr>
+        <w:rPr>
+          <w:rFonts w:asciiTheme="minorHAnsi" w:hAnsiTheme="minorHAnsi" w:cstheme="minorHAnsi"/>
+        </w:rPr>
+      </w:pPr>
+      <w:r>
+        <w:rPr>
+          <w:rFonts w:asciiTheme="minorHAnsi" w:hAnsiTheme="minorHAnsi" w:cstheme="minorHAnsi"/>
+        </w:rPr>
+        <w:t>Az admin szerkeszti a mezőket: kérdés, válaszlehetőségek és helyes válaszok (soronként egy), megoldás menete, forrásszöveg.</w:t>
+      </w:r>
+    </w:p>
+    <w:p>
+      <w:pPr>
+        <w:pStyle w:val="Listaszerbekezds"/>
+        <w:numPr>
+          <w:ilvl w:val="0"/>
+          <w:numId w:val="33"/>
+        </w:numPr>
+        <w:rPr>
+          <w:rFonts w:asciiTheme="minorHAnsi" w:hAnsiTheme="minorHAnsi" w:cstheme="minorHAnsi"/>
+        </w:rPr>
+      </w:pPr>
+      <w:r>
+        <w:rPr>
+          <w:rFonts w:asciiTheme="minorHAnsi" w:hAnsiTheme="minorHAnsi" w:cstheme="minorHAnsi"/>
+        </w:rPr>
+        <w:t>A KÉP HOZZÁRENDELÉSE gombbal kiválaszt egy képet (png, jpg, gif, bmp), amely előnézettel megjelenik. A KÉP TÖRLÉSE gombbal eltávolítható. Egy forráshoz egy kép tartozik.</w:t>
+      </w:r>
+    </w:p>
+    <w:p>
+      <w:pPr>
+        <w:pStyle w:val="Listaszerbekezds"/>
+        <w:numPr>
+          <w:ilvl w:val="0"/>
+          <w:numId w:val="33"/>
+        </w:numPr>
+        <w:rPr>
+          <w:rFonts w:asciiTheme="minorHAnsi" w:hAnsiTheme="minorHAnsi" w:cstheme="minorHAnsi"/>
+        </w:rPr>
+      </w:pPr>
+      <w:r>
+        <w:rPr>
+          <w:rFonts w:asciiTheme="minorHAnsi" w:hAnsiTheme="minorHAnsi" w:cstheme="minorHAnsi"/>
+        </w:rPr>
+        <w:t>A táblázat szövegként szerkeszthető: az első sor az oszlopfejléc, a cellákat a | jel választja el, a ?-lel kezdődő cellát a diák tölti ki (a ? után a helyes érték áll).</w:t>
+      </w:r>
+    </w:p>
+    <w:p>
+      <w:pPr>
+        <w:pStyle w:val="Listaszerbekezds"/>
+        <w:numPr>
+          <w:ilvl w:val="0"/>
+          <w:numId w:val="33"/>
+        </w:numPr>
+        <w:rPr>
+          <w:rFonts w:asciiTheme="minorHAnsi" w:hAnsiTheme="minorHAnsi" w:cstheme="minorHAnsi"/>
+        </w:rPr>
+      </w:pPr>
+      <w:r>
+        <w:rPr>
+          <w:rFonts w:asciiTheme="minorHAnsi" w:hAnsiTheme="minorHAnsi" w:cstheme="minorHAnsi"/>
+        </w:rPr>
+        <w:t>A „Jóváhagyva” jelölőnégyzettel az admin jelzi, hogy a feladatot ellenőrizte.</w:t>
+      </w:r>
+    </w:p>
+    <w:p>
+      <w:pPr>
+        <w:pStyle w:val="Listaszerbekezds"/>
+        <w:numPr>
+          <w:ilvl w:val="0"/>
+          <w:numId w:val="33"/>
+        </w:numPr>
+      </w:pPr>
+      <w:r>
+        <w:rPr>
+          <w:rFonts w:asciiTheme="minorHAnsi" w:hAnsiTheme="minorHAnsi" w:cstheme="minorHAnsi"/>
+        </w:rPr>
+        <w:t>Az ELŐZŐ és KÖVETKEZŐ gombokkal vagy a listára kattintva lép a feladatok között. Váltáskor és bezáráskor a szerkesztő automatikusan ment, a MENTÉS gomb azonnal ment és kiírja a mentés idejét.</w:t>
+      </w:r>
+    </w:p>
+    <w:p>
+      <w:pPr>
+        <w:rPr>
+          <w:sz w:val="26"/>
+          <w:szCs w:val="26"/>
+        </w:rPr>
+      </w:pPr>
+      <w:r>
+        <w:rPr>
+          <w:b/>
+          <w:bCs/>
+          <w:sz w:val="28"/>
+          <w:szCs w:val="28"/>
+        </w:rPr>
+        <w:t>Bemenet:</w:t>
+      </w:r>
+      <w:r>
+        <w:rPr>
+          <w:sz w:val="26"/>
+          <w:szCs w:val="26"/>
+        </w:rPr>
+        <w:t xml:space="preserve"> </w:t>
+      </w:r>
+      <w:proofErr w:type="spellStart"/>
+      <w:r>
+        <w:rPr>
+          <w:sz w:val="26"/>
+          <w:szCs w:val="26"/>
+        </w:rPr>
+        <w:t>DraftExam</w:t>
+      </w:r>
+      <w:proofErr w:type="spellEnd"/>
+      <w:r>
+        <w:rPr>
+          <w:sz w:val="26"/>
+          <w:szCs w:val="26"/>
+        </w:rPr>
+        <w:t>, témakörök listája, tantárgyak listája.</w:t>
+      </w:r>
+    </w:p>
+    <w:p>
+      <w:pPr>
+        <w:rPr>
+          <w:sz w:val="26"/>
+          <w:szCs w:val="26"/>
+        </w:rPr>
+      </w:pPr>
+      <w:r>
+        <w:rPr>
+          <w:b/>
+          <w:bCs/>
+          <w:sz w:val="28"/>
+          <w:szCs w:val="28"/>
+        </w:rPr>
+        <w:t>Kimenet:</w:t>
+      </w:r>
+      <w:r>
+        <w:rPr>
+          <w:sz w:val="26"/>
+          <w:szCs w:val="26"/>
+        </w:rPr>
+        <w:t xml:space="preserve"> módosított </w:t>
+      </w:r>
+      <w:proofErr w:type="spellStart"/>
+      <w:r>
+        <w:rPr>
+          <w:sz w:val="26"/>
+          <w:szCs w:val="26"/>
+        </w:rPr>
+        <w:t>DraftExam</w:t>
+      </w:r>
+      <w:proofErr w:type="spellEnd"/>
+      <w:r>
+        <w:rPr>
+          <w:sz w:val="26"/>
+          <w:szCs w:val="26"/>
+        </w:rPr>
+        <w:t xml:space="preserve"> a helyi tárolóban.</w:t>
+      </w:r>
+    </w:p>
+    <w:p>
+      <w:pPr>
+        <w:rPr>
+          <w:sz w:val="26"/>
+          <w:szCs w:val="26"/>
+        </w:rPr>
+      </w:pPr>
+      <w:r>
+        <w:rPr>
+          <w:b/>
+          <w:bCs/>
+          <w:sz w:val="28"/>
+          <w:szCs w:val="28"/>
+        </w:rPr>
+        <w:t>UI kimenet:</w:t>
+      </w:r>
+      <w:r>
+        <w:rPr>
+          <w:sz w:val="28"/>
+          <w:szCs w:val="28"/>
+        </w:rPr>
+        <w:t xml:space="preserve"> </w:t>
+      </w:r>
+      <w:r>
+        <w:rPr>
+          <w:sz w:val="26"/>
+          <w:szCs w:val="26"/>
+        </w:rPr>
+        <w:t>frissített feladatlista jelekkel, mentési visszajelzés.</w:t>
+      </w:r>
+    </w:p>
+    <w:p>
+      <w:pPr>
+        <w:rPr>
+          <w:b/>
+          <w:bCs/>
+          <w:sz w:val="28"/>
+          <w:szCs w:val="28"/>
+        </w:rPr>
+      </w:pPr>
+      <w:r>
+        <w:rPr>
+          <w:b/>
+          <w:bCs/>
+          <w:sz w:val="28"/>
+          <w:szCs w:val="28"/>
+        </w:rPr>
+        <w:t>Eljárás:</w:t>
+      </w:r>
+    </w:p>
+    <w:p>
+      <w:pPr>
+        <w:pStyle w:val="Listaszerbekezds"/>
+        <w:numPr>
+          <w:ilvl w:val="0"/>
+          <w:numId w:val="35"/>
+        </w:numPr>
+        <w:rPr>
+          <w:rFonts w:asciiTheme="minorHAnsi" w:hAnsiTheme="minorHAnsi" w:cstheme="minorHAnsi"/>
+        </w:rPr>
+      </w:pPr>
+      <w:r>
+        <w:rPr>
+          <w:rFonts w:asciiTheme="minorHAnsi" w:hAnsiTheme="minorHAnsi" w:cstheme="minorHAnsi"/>
+        </w:rPr>
+        <w:t>Megnyitáskor betölti a piszkozatot, felépíti a feladatlistát, és kiválasztja az első feladatot.</w:t>
+      </w:r>
+    </w:p>
+    <w:p>
+      <w:pPr>
+        <w:pStyle w:val="Listaszerbekezds"/>
+        <w:numPr>
+          <w:ilvl w:val="0"/>
+          <w:numId w:val="35"/>
+        </w:numPr>
+        <w:rPr>
+          <w:rFonts w:asciiTheme="minorHAnsi" w:hAnsiTheme="minorHAnsi" w:cstheme="minorHAnsi"/>
+        </w:rPr>
+      </w:pPr>
+      <w:r>
+        <w:rPr>
+          <w:rFonts w:asciiTheme="minorHAnsi" w:hAnsiTheme="minorHAnsi" w:cstheme="minorHAnsi"/>
+        </w:rPr>
+        <w:t>A tantárgy kiválasztása után a témakör legördülő lista csak az adott tantárgy témaköreit kínálja fel. Ha egyik sem egyezik pontosan, az összes témakör látható.</w:t>
+      </w:r>
+    </w:p>
+    <w:p>
+      <w:pPr>
+        <w:pStyle w:val="Listaszerbekezds"/>
+        <w:numPr>
+          <w:ilvl w:val="0"/>
+          <w:numId w:val="35"/>
+        </w:numPr>
+        <w:rPr>
+          <w:rFonts w:asciiTheme="minorHAnsi" w:hAnsiTheme="minorHAnsi" w:cstheme="minorHAnsi"/>
+        </w:rPr>
+      </w:pPr>
+      <w:r>
+        <w:rPr>
+          <w:rFonts w:asciiTheme="minorHAnsi" w:hAnsiTheme="minorHAnsi" w:cstheme="minorHAnsi"/>
+        </w:rPr>
+        <w:t>Feladatváltáskor az aktuális űrlap tartalmát visszaírja a modellbe, elmenti a piszkozatot, majd betölti a következő feladatot.</w:t>
+      </w:r>
+    </w:p>
+    <w:p>
+      <w:pPr>
+        <w:pStyle w:val="Listaszerbekezds"/>
+        <w:numPr>
+          <w:ilvl w:val="0"/>
+          <w:numId w:val="35"/>
+        </w:numPr>
+        <w:rPr>
+          <w:rFonts w:asciiTheme="minorHAnsi" w:hAnsiTheme="minorHAnsi" w:cstheme="minorHAnsi"/>
+        </w:rPr>
+      </w:pPr>
+      <w:r>
+        <w:rPr>
+          <w:rFonts w:asciiTheme="minorHAnsi" w:hAnsiTheme="minorHAnsi" w:cstheme="minorHAnsi"/>
+        </w:rPr>
+        <w:t>A „Hiányzik” jelzést a feladat betöltésekor és minden mentéskor frissíti: kérdés, pont, típus és témakör kötelező.</w:t>
+      </w:r>
+    </w:p>
+    <w:p>
+      <w:pPr>
+        <w:pStyle w:val="Listaszerbekezds"/>
+        <w:numPr>
+          <w:ilvl w:val="0"/>
+          <w:numId w:val="35"/>
+        </w:numPr>
+        <w:rPr>
+          <w:rFonts w:asciiTheme="minorHAnsi" w:hAnsiTheme="minorHAnsi" w:cstheme="minorHAnsi"/>
+        </w:rPr>
+      </w:pPr>
+      <w:r>
+        <w:rPr>
+          <w:rFonts w:asciiTheme="minorHAnsi" w:hAnsiTheme="minorHAnsi" w:cstheme="minorHAnsi"/>
+        </w:rPr>
+        <w:t>A kép hozzárendelésekor a képet a piszkozat images mappájába másolja. Ha a feladathoz még nincs forrás, létrehoz egyet üres szöveggel, mert az adatbázisban a forrás szövege kötelező mező.</w:t>
+      </w:r>
+    </w:p>
+    <w:p>
+      <w:pPr>
+        <w:pStyle w:val="Listaszerbekezds"/>
+        <w:numPr>
+          <w:ilvl w:val="0"/>
+          <w:numId w:val="35"/>
+        </w:numPr>
+        <w:rPr>
+          <w:rFonts w:asciiTheme="minorHAnsi" w:hAnsiTheme="minorHAnsi" w:cstheme="minorHAnsi"/>
+        </w:rPr>
+      </w:pPr>
+      <w:r>
+        <w:rPr>
+          <w:rFonts w:asciiTheme="minorHAnsi" w:hAnsiTheme="minorHAnsi" w:cstheme="minorHAnsi"/>
+        </w:rPr>
+        <w:lastRenderedPageBreak/>
+        <w:t>A táblázat szövegét visszaalakítja oszlopokra és cellákra (sor, oszlop, érték, látható-e).</w:t>
+      </w:r>
+    </w:p>
+    <w:p>
+      <w:pPr>
+        <w:pStyle w:val="Listaszerbekezds"/>
+        <w:numPr>
+          <w:ilvl w:val="0"/>
+          <w:numId w:val="35"/>
+        </w:numPr>
+        <w:rPr>
+          <w:rFonts w:asciiTheme="minorHAnsi" w:hAnsiTheme="minorHAnsi" w:cstheme="minorHAnsi"/>
+        </w:rPr>
+      </w:pPr>
+      <w:r>
+        <w:rPr>
+          <w:rFonts w:asciiTheme="minorHAnsi" w:hAnsiTheme="minorHAnsi" w:cstheme="minorHAnsi"/>
+        </w:rPr>
+        <w:t>Egy feladatsor akkor tölthető fel az adatbázisba, ha a feladatsor adatai (tantárgy, év, szint) ki vannak töltve, és minden feladat jóváhagyott, valamint a kötelező mezői kitöltöttek.</w:t>
+      </w:r>
+    </w:p>
+    <w:p/>
+    <w:p/>
     <w:p/>
     <w:sectPr>
       <w:headerReference w:type="default" r:id="rId9"/>
@@ -1581,7 +3474,7 @@
 </file>
 
 <file path=word/endnotes.xml><?xml version="1.0" encoding="utf-8"?>
-<w:endnotes xmlns:wpc="http://schemas.microsoft.com/office/word/2010/wordprocessingCanvas" xmlns:cx="http://schemas.microsoft.com/office/drawing/2014/chartex" xmlns:cx1="http://schemas.microsoft.com/office/drawing/2015/9/8/chartex" xmlns:cx2="http://schemas.microsoft.com/office/drawing/2015/10/21/chartex" xmlns:cx3="http://schemas.microsoft.com/office/drawing/2016/5/9/chartex" xmlns:cx4="http://schemas.microsoft.com/office/drawing/2016/5/10/chartex" xmlns:cx5="http://schemas.microsoft.com/office/drawing/2016/5/11/chartex" xmlns:cx6="http://schemas.microsoft.com/office/drawing/2016/5/12/chartex" xmlns:cx7="http://schemas.microsoft.com/office/drawing/2016/5/13/chartex" xmlns:cx8="http://schemas.microsoft.com/office/drawing/2016/5/14/chartex" xmlns:mc="http://schemas.openxmlformats.org/markup-compatibility/2006" xmlns:aink="http://schemas.microsoft.com/office/drawing/2016/ink" xmlns:am3d="http://schemas.microsoft.com/office/drawing/2017/model3d" xmlns:o="urn:schemas-microsoft-com:office:office" xmlns:r="http://schemas.openxmlformats.org/officeDocument/2006/relationships" xmlns:m="http://schemas.openxmlformats.org/officeDocument/2006/math" xmlns:v="urn:schemas-microsoft-com:vml" xmlns:wp14="http://schemas.microsoft.com/office/word/2010/wordprocessingDrawing" xmlns:wp="http://schemas.openxmlformats.org/drawingml/2006/wordprocessingDrawing" xmlns:w10="urn:schemas-microsoft-com:office:word" xmlns:w="http://schemas.openxmlformats.org/wordprocessingml/2006/main" xmlns:w14="http://schemas.microsoft.com/office/word/2010/wordml" xmlns:w15="http://schemas.microsoft.com/office/word/2012/wordml" xmlns:w16cex="http://schemas.microsoft.com/office/word/2018/wordml/cex" xmlns:w16cid="http://schemas.microsoft.com/office/word/2016/wordml/cid" xmlns:w16="http://schemas.microsoft.com/office/word/2018/wordml" xmlns:w16sdtdh="http://schemas.microsoft.com/office/word/2020/wordml/sdtdatahash" xmlns:w16se="http://schemas.microsoft.com/office/word/2015/wordml/symex" xmlns:wpg="http://schemas.microsoft.com/office/word/2010/wordprocessingGroup" xmlns:wpi="http://schemas.microsoft.com/office/word/2010/wordprocessingInk" xmlns:wne="http://schemas.microsoft.com/office/word/2006/wordml" xmlns:wps="http://schemas.microsoft.com/office/word/2010/wordprocessingShape" mc:Ignorable="w14 w15 w16se w16cid w16 w16cex w16sdtdh wp14">
+<w:endnotes xmlns:wpc="http://schemas.microsoft.com/office/word/2010/wordprocessingCanvas" xmlns:cx="http://schemas.microsoft.com/office/drawing/2014/chartex" xmlns:cx1="http://schemas.microsoft.com/office/drawing/2015/9/8/chartex" xmlns:cx2="http://schemas.microsoft.com/office/drawing/2015/10/21/chartex" xmlns:cx3="http://schemas.microsoft.com/office/drawing/2016/5/9/chartex" xmlns:cx4="http://schemas.microsoft.com/office/drawing/2016/5/10/chartex" xmlns:cx5="http://schemas.microsoft.com/office/drawing/2016/5/11/chartex" xmlns:cx6="http://schemas.microsoft.com/office/drawing/2016/5/12/chartex" xmlns:cx7="http://schemas.microsoft.com/office/drawing/2016/5/13/chartex" xmlns:cx8="http://schemas.microsoft.com/office/drawing/2016/5/14/chartex" xmlns:mc="http://schemas.openxmlformats.org/markup-compatibility/2006" xmlns:aink="http://schemas.microsoft.com/office/drawing/2016/ink" xmlns:am3d="http://schemas.microsoft.com/office/drawing/2017/model3d" xmlns:o="urn:schemas-microsoft-com:office:office" xmlns:oel="http://schemas.microsoft.com/office/2019/extlst" xmlns:r="http://schemas.openxmlformats.org/officeDocument/2006/relationships" xmlns:m="http://schemas.openxmlformats.org/officeDocument/2006/math" xmlns:v="urn:schemas-microsoft-com:vml" xmlns:wp14="http://schemas.microsoft.com/office/word/2010/wordprocessingDrawing" xmlns:wp="http://schemas.openxmlformats.org/drawingml/2006/wordprocessingDrawing" xmlns:w10="urn:schemas-microsoft-com:office:word" xmlns:w="http://schemas.openxmlformats.org/wordprocessingml/2006/main" xmlns:w14="http://schemas.microsoft.com/office/word/2010/wordml" xmlns:w15="http://schemas.microsoft.com/office/word/2012/wordml" xmlns:w16cex="http://schemas.microsoft.com/office/word/2018/wordml/cex" xmlns:w16cid="http://schemas.microsoft.com/office/word/2016/wordml/cid" xmlns:w16="http://schemas.microsoft.com/office/word/2018/wordml" xmlns:w16du="http://schemas.microsoft.com/office/word/2023/wordml/word16du" xmlns:w16sdtdh="http://schemas.microsoft.com/office/word/2020/wordml/sdtdatahash" xmlns:w16sdtfl="http://schemas.microsoft.com/office/word/2024/wordml/sdtformatlock" xmlns:w16se="http://schemas.microsoft.com/office/word/2015/wordml/symex" xmlns:wpg="http://schemas.microsoft.com/office/word/2010/wordprocessingGroup" xmlns:wpi="http://schemas.microsoft.com/office/word/2010/wordprocessingInk" xmlns:wne="http://schemas.microsoft.com/office/word/2006/wordml" xmlns:wps="http://schemas.microsoft.com/office/word/2010/wordprocessingShape" mc:Ignorable="w14 w15 w16se w16cid w16 w16cex w16sdtdh w16sdtfl w16du wp14">
   <w:endnote w:type="separator" w:id="-1">
     <w:p>
       <w:pPr>
@@ -1606,7 +3499,7 @@
 </file>
 
 <file path=word/footer1.xml><?xml version="1.0" encoding="utf-8"?>
-<w:ftr xmlns:wpc="http://schemas.microsoft.com/office/word/2010/wordprocessingCanvas" xmlns:cx="http://schemas.microsoft.com/office/drawing/2014/chartex" xmlns:cx1="http://schemas.microsoft.com/office/drawing/2015/9/8/chartex" xmlns:cx2="http://schemas.microsoft.com/office/drawing/2015/10/21/chartex" xmlns:cx3="http://schemas.microsoft.com/office/drawing/2016/5/9/chartex" xmlns:cx4="http://schemas.microsoft.com/office/drawing/2016/5/10/chartex" xmlns:cx5="http://schemas.microsoft.com/office/drawing/2016/5/11/chartex" xmlns:cx6="http://schemas.microsoft.com/office/drawing/2016/5/12/chartex" xmlns:cx7="http://schemas.microsoft.com/office/drawing/2016/5/13/chartex" xmlns:cx8="http://schemas.microsoft.com/office/drawing/2016/5/14/chartex" xmlns:mc="http://schemas.openxmlformats.org/markup-compatibility/2006" xmlns:aink="http://schemas.microsoft.com/office/drawing/2016/ink" xmlns:am3d="http://schemas.microsoft.com/office/drawing/2017/model3d" xmlns:o="urn:schemas-microsoft-com:office:office" xmlns:r="http://schemas.openxmlformats.org/officeDocument/2006/relationships" xmlns:m="http://schemas.openxmlformats.org/officeDocument/2006/math" xmlns:v="urn:schemas-microsoft-com:vml" xmlns:wp14="http://schemas.microsoft.com/office/word/2010/wordprocessingDrawing" xmlns:wp="http://schemas.openxmlformats.org/drawingml/2006/wordprocessingDrawing" xmlns:w10="urn:schemas-microsoft-com:office:word" xmlns:w="http://schemas.openxmlformats.org/wordprocessingml/2006/main" xmlns:w14="http://schemas.microsoft.com/office/word/2010/wordml" xmlns:w15="http://schemas.microsoft.com/office/word/2012/wordml" xmlns:w16cex="http://schemas.microsoft.com/office/word/2018/wordml/cex" xmlns:w16cid="http://schemas.microsoft.com/office/word/2016/wordml/cid" xmlns:w16="http://schemas.microsoft.com/office/word/2018/wordml" xmlns:w16sdtdh="http://schemas.microsoft.com/office/word/2020/wordml/sdtdatahash" xmlns:w16se="http://schemas.microsoft.com/office/word/2015/wordml/symex" xmlns:wpg="http://schemas.microsoft.com/office/word/2010/wordprocessingGroup" xmlns:wpi="http://schemas.microsoft.com/office/word/2010/wordprocessingInk" xmlns:wne="http://schemas.microsoft.com/office/word/2006/wordml" xmlns:wps="http://schemas.microsoft.com/office/word/2010/wordprocessingShape" mc:Ignorable="w14 w15 w16se w16cid w16 w16cex w16sdtdh wp14">
+<w:ftr xmlns:wpc="http://schemas.microsoft.com/office/word/2010/wordprocessingCanvas" xmlns:cx="http://schemas.microsoft.com/office/drawing/2014/chartex" xmlns:cx1="http://schemas.microsoft.com/office/drawing/2015/9/8/chartex" xmlns:cx2="http://schemas.microsoft.com/office/drawing/2015/10/21/chartex" xmlns:cx3="http://schemas.microsoft.com/office/drawing/2016/5/9/chartex" xmlns:cx4="http://schemas.microsoft.com/office/drawing/2016/5/10/chartex" xmlns:cx5="http://schemas.microsoft.com/office/drawing/2016/5/11/chartex" xmlns:cx6="http://schemas.microsoft.com/office/drawing/2016/5/12/chartex" xmlns:cx7="http://schemas.microsoft.com/office/drawing/2016/5/13/chartex" xmlns:cx8="http://schemas.microsoft.com/office/drawing/2016/5/14/chartex" xmlns:mc="http://schemas.openxmlformats.org/markup-compatibility/2006" xmlns:aink="http://schemas.microsoft.com/office/drawing/2016/ink" xmlns:am3d="http://schemas.microsoft.com/office/drawing/2017/model3d" xmlns:o="urn:schemas-microsoft-com:office:office" xmlns:oel="http://schemas.microsoft.com/office/2019/extlst" xmlns:r="http://schemas.openxmlformats.org/officeDocument/2006/relationships" xmlns:m="http://schemas.openxmlformats.org/officeDocument/2006/math" xmlns:v="urn:schemas-microsoft-com:vml" xmlns:wp14="http://schemas.microsoft.com/office/word/2010/wordprocessingDrawing" xmlns:wp="http://schemas.openxmlformats.org/drawingml/2006/wordprocessingDrawing" xmlns:w10="urn:schemas-microsoft-com:office:word" xmlns:w="http://schemas.openxmlformats.org/wordprocessingml/2006/main" xmlns:w14="http://schemas.microsoft.com/office/word/2010/wordml" xmlns:w15="http://schemas.microsoft.com/office/word/2012/wordml" xmlns:w16cex="http://schemas.microsoft.com/office/word/2018/wordml/cex" xmlns:w16cid="http://schemas.microsoft.com/office/word/2016/wordml/cid" xmlns:w16="http://schemas.microsoft.com/office/word/2018/wordml" xmlns:w16du="http://schemas.microsoft.com/office/word/2023/wordml/word16du" xmlns:w16sdtdh="http://schemas.microsoft.com/office/word/2020/wordml/sdtdatahash" xmlns:w16sdtfl="http://schemas.microsoft.com/office/word/2024/wordml/sdtformatlock" xmlns:w16se="http://schemas.microsoft.com/office/word/2015/wordml/symex" xmlns:wpg="http://schemas.microsoft.com/office/word/2010/wordprocessingGroup" xmlns:wpi="http://schemas.microsoft.com/office/word/2010/wordprocessingInk" xmlns:wne="http://schemas.microsoft.com/office/word/2006/wordml" xmlns:wps="http://schemas.microsoft.com/office/word/2010/wordprocessingShape" mc:Ignorable="w14 w15 w16se w16cid w16 w16cex w16sdtdh w16sdtfl w16du wp14">
   <w:sdt>
     <w:sdtPr>
       <w:id w:val="1274057105"/>
@@ -1615,7 +3508,6 @@
         <w:docPartUnique/>
       </w:docPartObj>
     </w:sdtPr>
-    <w:sdtEndPr/>
     <w:sdtContent>
       <w:sdt>
         <w:sdtPr>
@@ -1625,7 +3517,6 @@
             <w:docPartUnique/>
           </w:docPartObj>
         </w:sdtPr>
-        <w:sdtEndPr/>
         <w:sdtContent>
           <w:p>
             <w:pPr>
@@ -1743,7 +3634,7 @@
 </file>
 
 <file path=word/footnotes.xml><?xml version="1.0" encoding="utf-8"?>
-<w:footnotes xmlns:wpc="http://schemas.microsoft.com/office/word/2010/wordprocessingCanvas" xmlns:cx="http://schemas.microsoft.com/office/drawing/2014/chartex" xmlns:cx1="http://schemas.microsoft.com/office/drawing/2015/9/8/chartex" xmlns:cx2="http://schemas.microsoft.com/office/drawing/2015/10/21/chartex" xmlns:cx3="http://schemas.microsoft.com/office/drawing/2016/5/9/chartex" xmlns:cx4="http://schemas.microsoft.com/office/drawing/2016/5/10/chartex" xmlns:cx5="http://schemas.microsoft.com/office/drawing/2016/5/11/chartex" xmlns:cx6="http://schemas.microsoft.com/office/drawing/2016/5/12/chartex" xmlns:cx7="http://schemas.microsoft.com/office/drawing/2016/5/13/chartex" xmlns:cx8="http://schemas.microsoft.com/office/drawing/2016/5/14/chartex" xmlns:mc="http://schemas.openxmlformats.org/markup-compatibility/2006" xmlns:aink="http://schemas.microsoft.com/office/drawing/2016/ink" xmlns:am3d="http://schemas.microsoft.com/office/drawing/2017/model3d" xmlns:o="urn:schemas-microsoft-com:office:office" xmlns:r="http://schemas.openxmlformats.org/officeDocument/2006/relationships" xmlns:m="http://schemas.openxmlformats.org/officeDocument/2006/math" xmlns:v="urn:schemas-microsoft-com:vml" xmlns:wp14="http://schemas.microsoft.com/office/word/2010/wordprocessingDrawing" xmlns:wp="http://schemas.openxmlformats.org/drawingml/2006/wordprocessingDrawing" xmlns:w10="urn:schemas-microsoft-com:office:word" xmlns:w="http://schemas.openxmlformats.org/wordprocessingml/2006/main" xmlns:w14="http://schemas.microsoft.com/office/word/2010/wordml" xmlns:w15="http://schemas.microsoft.com/office/word/2012/wordml" xmlns:w16cex="http://schemas.microsoft.com/office/word/2018/wordml/cex" xmlns:w16cid="http://schemas.microsoft.com/office/word/2016/wordml/cid" xmlns:w16="http://schemas.microsoft.com/office/word/2018/wordml" xmlns:w16sdtdh="http://schemas.microsoft.com/office/word/2020/wordml/sdtdatahash" xmlns:w16se="http://schemas.microsoft.com/office/word/2015/wordml/symex" xmlns:wpg="http://schemas.microsoft.com/office/word/2010/wordprocessingGroup" xmlns:wpi="http://schemas.microsoft.com/office/word/2010/wordprocessingInk" xmlns:wne="http://schemas.microsoft.com/office/word/2006/wordml" xmlns:wps="http://schemas.microsoft.com/office/word/2010/wordprocessingShape" mc:Ignorable="w14 w15 w16se w16cid w16 w16cex w16sdtdh wp14">
+<w:footnotes xmlns:wpc="http://schemas.microsoft.com/office/word/2010/wordprocessingCanvas" xmlns:cx="http://schemas.microsoft.com/office/drawing/2014/chartex" xmlns:cx1="http://schemas.microsoft.com/office/drawing/2015/9/8/chartex" xmlns:cx2="http://schemas.microsoft.com/office/drawing/2015/10/21/chartex" xmlns:cx3="http://schemas.microsoft.com/office/drawing/2016/5/9/chartex" xmlns:cx4="http://schemas.microsoft.com/office/drawing/2016/5/10/chartex" xmlns:cx5="http://schemas.microsoft.com/office/drawing/2016/5/11/chartex" xmlns:cx6="http://schemas.microsoft.com/office/drawing/2016/5/12/chartex" xmlns:cx7="http://schemas.microsoft.com/office/drawing/2016/5/13/chartex" xmlns:cx8="http://schemas.microsoft.com/office/drawing/2016/5/14/chartex" xmlns:mc="http://schemas.openxmlformats.org/markup-compatibility/2006" xmlns:aink="http://schemas.microsoft.com/office/drawing/2016/ink" xmlns:am3d="http://schemas.microsoft.com/office/drawing/2017/model3d" xmlns:o="urn:schemas-microsoft-com:office:office" xmlns:oel="http://schemas.microsoft.com/office/2019/extlst" xmlns:r="http://schemas.openxmlformats.org/officeDocument/2006/relationships" xmlns:m="http://schemas.openxmlformats.org/officeDocument/2006/math" xmlns:v="urn:schemas-microsoft-com:vml" xmlns:wp14="http://schemas.microsoft.com/office/word/2010/wordprocessingDrawing" xmlns:wp="http://schemas.openxmlformats.org/drawingml/2006/wordprocessingDrawing" xmlns:w10="urn:schemas-microsoft-com:office:word" xmlns:w="http://schemas.openxmlformats.org/wordprocessingml/2006/main" xmlns:w14="http://schemas.microsoft.com/office/word/2010/wordml" xmlns:w15="http://schemas.microsoft.com/office/word/2012/wordml" xmlns:w16cex="http://schemas.microsoft.com/office/word/2018/wordml/cex" xmlns:w16cid="http://schemas.microsoft.com/office/word/2016/wordml/cid" xmlns:w16="http://schemas.microsoft.com/office/word/2018/wordml" xmlns:w16du="http://schemas.microsoft.com/office/word/2023/wordml/word16du" xmlns:w16sdtdh="http://schemas.microsoft.com/office/word/2020/wordml/sdtdatahash" xmlns:w16sdtfl="http://schemas.microsoft.com/office/word/2024/wordml/sdtformatlock" xmlns:w16se="http://schemas.microsoft.com/office/word/2015/wordml/symex" xmlns:wpg="http://schemas.microsoft.com/office/word/2010/wordprocessingGroup" xmlns:wpi="http://schemas.microsoft.com/office/word/2010/wordprocessingInk" xmlns:wne="http://schemas.microsoft.com/office/word/2006/wordml" xmlns:wps="http://schemas.microsoft.com/office/word/2010/wordprocessingShape" mc:Ignorable="w14 w15 w16se w16cid w16 w16cex w16sdtdh w16sdtfl w16du wp14">
   <w:footnote w:type="separator" w:id="-1">
     <w:p>
       <w:pPr>
@@ -1768,7 +3659,7 @@
 </file>
 
 <file path=word/header1.xml><?xml version="1.0" encoding="utf-8"?>
-<w:hdr xmlns:wpc="http://schemas.microsoft.com/office/word/2010/wordprocessingCanvas" xmlns:cx="http://schemas.microsoft.com/office/drawing/2014/chartex" xmlns:cx1="http://schemas.microsoft.com/office/drawing/2015/9/8/chartex" xmlns:cx2="http://schemas.microsoft.com/office/drawing/2015/10/21/chartex" xmlns:cx3="http://schemas.microsoft.com/office/drawing/2016/5/9/chartex" xmlns:cx4="http://schemas.microsoft.com/office/drawing/2016/5/10/chartex" xmlns:cx5="http://schemas.microsoft.com/office/drawing/2016/5/11/chartex" xmlns:cx6="http://schemas.microsoft.com/office/drawing/2016/5/12/chartex" xmlns:cx7="http://schemas.microsoft.com/office/drawing/2016/5/13/chartex" xmlns:cx8="http://schemas.microsoft.com/office/drawing/2016/5/14/chartex" xmlns:mc="http://schemas.openxmlformats.org/markup-compatibility/2006" xmlns:aink="http://schemas.microsoft.com/office/drawing/2016/ink" xmlns:am3d="http://schemas.microsoft.com/office/drawing/2017/model3d" xmlns:o="urn:schemas-microsoft-com:office:office" xmlns:r="http://schemas.openxmlformats.org/officeDocument/2006/relationships" xmlns:m="http://schemas.openxmlformats.org/officeDocument/2006/math" xmlns:v="urn:schemas-microsoft-com:vml" xmlns:wp14="http://schemas.microsoft.com/office/word/2010/wordprocessingDrawing" xmlns:wp="http://schemas.openxmlformats.org/drawingml/2006/wordprocessingDrawing" xmlns:w10="urn:schemas-microsoft-com:office:word" xmlns:w="http://schemas.openxmlformats.org/wordprocessingml/2006/main" xmlns:w14="http://schemas.microsoft.com/office/word/2010/wordml" xmlns:w15="http://schemas.microsoft.com/office/word/2012/wordml" xmlns:w16cex="http://schemas.microsoft.com/office/word/2018/wordml/cex" xmlns:w16cid="http://schemas.microsoft.com/office/word/2016/wordml/cid" xmlns:w16="http://schemas.microsoft.com/office/word/2018/wordml" xmlns:w16sdtdh="http://schemas.microsoft.com/office/word/2020/wordml/sdtdatahash" xmlns:w16se="http://schemas.microsoft.com/office/word/2015/wordml/symex" xmlns:wpg="http://schemas.microsoft.com/office/word/2010/wordprocessingGroup" xmlns:wpi="http://schemas.microsoft.com/office/word/2010/wordprocessingInk" xmlns:wne="http://schemas.microsoft.com/office/word/2006/wordml" xmlns:wps="http://schemas.microsoft.com/office/word/2010/wordprocessingShape" mc:Ignorable="w14 w15 w16se w16cid w16 w16cex w16sdtdh wp14">
+<w:hdr xmlns:wpc="http://schemas.microsoft.com/office/word/2010/wordprocessingCanvas" xmlns:cx="http://schemas.microsoft.com/office/drawing/2014/chartex" xmlns:cx1="http://schemas.microsoft.com/office/drawing/2015/9/8/chartex" xmlns:cx2="http://schemas.microsoft.com/office/drawing/2015/10/21/chartex" xmlns:cx3="http://schemas.microsoft.com/office/drawing/2016/5/9/chartex" xmlns:cx4="http://schemas.microsoft.com/office/drawing/2016/5/10/chartex" xmlns:cx5="http://schemas.microsoft.com/office/drawing/2016/5/11/chartex" xmlns:cx6="http://schemas.microsoft.com/office/drawing/2016/5/12/chartex" xmlns:cx7="http://schemas.microsoft.com/office/drawing/2016/5/13/chartex" xmlns:cx8="http://schemas.microsoft.com/office/drawing/2016/5/14/chartex" xmlns:mc="http://schemas.openxmlformats.org/markup-compatibility/2006" xmlns:aink="http://schemas.microsoft.com/office/drawing/2016/ink" xmlns:am3d="http://schemas.microsoft.com/office/drawing/2017/model3d" xmlns:o="urn:schemas-microsoft-com:office:office" xmlns:oel="http://schemas.microsoft.com/office/2019/extlst" xmlns:r="http://schemas.openxmlformats.org/officeDocument/2006/relationships" xmlns:m="http://schemas.openxmlformats.org/officeDocument/2006/math" xmlns:v="urn:schemas-microsoft-com:vml" xmlns:wp14="http://schemas.microsoft.com/office/word/2010/wordprocessingDrawing" xmlns:wp="http://schemas.openxmlformats.org/drawingml/2006/wordprocessingDrawing" xmlns:w10="urn:schemas-microsoft-com:office:word" xmlns:w="http://schemas.openxmlformats.org/wordprocessingml/2006/main" xmlns:w14="http://schemas.microsoft.com/office/word/2010/wordml" xmlns:w15="http://schemas.microsoft.com/office/word/2012/wordml" xmlns:w16cex="http://schemas.microsoft.com/office/word/2018/wordml/cex" xmlns:w16cid="http://schemas.microsoft.com/office/word/2016/wordml/cid" xmlns:w16="http://schemas.microsoft.com/office/word/2018/wordml" xmlns:w16du="http://schemas.microsoft.com/office/word/2023/wordml/word16du" xmlns:w16sdtdh="http://schemas.microsoft.com/office/word/2020/wordml/sdtdatahash" xmlns:w16sdtfl="http://schemas.microsoft.com/office/word/2024/wordml/sdtformatlock" xmlns:w16se="http://schemas.microsoft.com/office/word/2015/wordml/symex" xmlns:wpg="http://schemas.microsoft.com/office/word/2010/wordprocessingGroup" xmlns:wpi="http://schemas.microsoft.com/office/word/2010/wordprocessingInk" xmlns:wne="http://schemas.microsoft.com/office/word/2006/wordml" xmlns:wps="http://schemas.microsoft.com/office/word/2010/wordprocessingShape" mc:Ignorable="w14 w15 w16se w16cid w16 w16cex w16sdtdh w16sdtfl w16du wp14">
   <w:p>
     <w:pPr>
       <w:tabs>
@@ -1904,8 +3795,269 @@
 </file>
 
 <file path=word/numbering.xml><?xml version="1.0" encoding="utf-8"?>
-<w:numbering xmlns:wpc="http://schemas.microsoft.com/office/word/2010/wordprocessingCanvas" xmlns:cx="http://schemas.microsoft.com/office/drawing/2014/chartex" xmlns:cx1="http://schemas.microsoft.com/office/drawing/2015/9/8/chartex" xmlns:cx2="http://schemas.microsoft.com/office/drawing/2015/10/21/chartex" xmlns:cx3="http://schemas.microsoft.com/office/drawing/2016/5/9/chartex" xmlns:cx4="http://schemas.microsoft.com/office/drawing/2016/5/10/chartex" xmlns:cx5="http://schemas.microsoft.com/office/drawing/2016/5/11/chartex" xmlns:cx6="http://schemas.microsoft.com/office/drawing/2016/5/12/chartex" xmlns:cx7="http://schemas.microsoft.com/office/drawing/2016/5/13/chartex" xmlns:cx8="http://schemas.microsoft.com/office/drawing/2016/5/14/chartex" xmlns:mc="http://schemas.openxmlformats.org/markup-compatibility/2006" xmlns:aink="http://schemas.microsoft.com/office/drawing/2016/ink" xmlns:am3d="http://schemas.microsoft.com/office/drawing/2017/model3d" xmlns:o="urn:schemas-microsoft-com:office:office" xmlns:r="http://schemas.openxmlformats.org/officeDocument/2006/relationships" xmlns:m="http://schemas.openxmlformats.org/officeDocument/2006/math" xmlns:v="urn:schemas-microsoft-com:vml" xmlns:wp14="http://schemas.microsoft.com/office/word/2010/wordprocessingDrawing" xmlns:wp="http://schemas.openxmlformats.org/drawingml/2006/wordprocessingDrawing" xmlns:w10="urn:schemas-microsoft-com:office:word" xmlns:w="http://schemas.openxmlformats.org/wordprocessingml/2006/main" xmlns:w14="http://schemas.microsoft.com/office/word/2010/wordml" xmlns:w15="http://schemas.microsoft.com/office/word/2012/wordml" xmlns:w16cex="http://schemas.microsoft.com/office/word/2018/wordml/cex" xmlns:w16cid="http://schemas.microsoft.com/office/word/2016/wordml/cid" xmlns:w16="http://schemas.microsoft.com/office/word/2018/wordml" xmlns:w16sdtdh="http://schemas.microsoft.com/office/word/2020/wordml/sdtdatahash" xmlns:w16se="http://schemas.microsoft.com/office/word/2015/wordml/symex" xmlns:wpg="http://schemas.microsoft.com/office/word/2010/wordprocessingGroup" xmlns:wpi="http://schemas.microsoft.com/office/word/2010/wordprocessingInk" xmlns:wne="http://schemas.microsoft.com/office/word/2006/wordml" xmlns:wps="http://schemas.microsoft.com/office/word/2010/wordprocessingShape" mc:Ignorable="w14 w15 w16se w16cid w16 w16cex w16sdtdh wp14">
+<w:numbering xmlns:wpc="http://schemas.microsoft.com/office/word/2010/wordprocessingCanvas" xmlns:cx="http://schemas.microsoft.com/office/drawing/2014/chartex" xmlns:cx1="http://schemas.microsoft.com/office/drawing/2015/9/8/chartex" xmlns:cx2="http://schemas.microsoft.com/office/drawing/2015/10/21/chartex" xmlns:cx3="http://schemas.microsoft.com/office/drawing/2016/5/9/chartex" xmlns:cx4="http://schemas.microsoft.com/office/drawing/2016/5/10/chartex" xmlns:cx5="http://schemas.microsoft.com/office/drawing/2016/5/11/chartex" xmlns:cx6="http://schemas.microsoft.com/office/drawing/2016/5/12/chartex" xmlns:cx7="http://schemas.microsoft.com/office/drawing/2016/5/13/chartex" xmlns:cx8="http://schemas.microsoft.com/office/drawing/2016/5/14/chartex" xmlns:mc="http://schemas.openxmlformats.org/markup-compatibility/2006" xmlns:aink="http://schemas.microsoft.com/office/drawing/2016/ink" xmlns:am3d="http://schemas.microsoft.com/office/drawing/2017/model3d" xmlns:o="urn:schemas-microsoft-com:office:office" xmlns:oel="http://schemas.microsoft.com/office/2019/extlst" xmlns:r="http://schemas.openxmlformats.org/officeDocument/2006/relationships" xmlns:m="http://schemas.openxmlformats.org/officeDocument/2006/math" xmlns:v="urn:schemas-microsoft-com:vml" xmlns:wp14="http://schemas.microsoft.com/office/word/2010/wordprocessingDrawing" xmlns:wp="http://schemas.openxmlformats.org/drawingml/2006/wordprocessingDrawing" xmlns:w10="urn:schemas-microsoft-com:office:word" xmlns:w="http://schemas.openxmlformats.org/wordprocessingml/2006/main" xmlns:w14="http://schemas.microsoft.com/office/word/2010/wordml" xmlns:w15="http://schemas.microsoft.com/office/word/2012/wordml" xmlns:w16cex="http://schemas.microsoft.com/office/word/2018/wordml/cex" xmlns:w16cid="http://schemas.microsoft.com/office/word/2016/wordml/cid" xmlns:w16="http://schemas.microsoft.com/office/word/2018/wordml" xmlns:w16du="http://schemas.microsoft.com/office/word/2023/wordml/word16du" xmlns:w16sdtdh="http://schemas.microsoft.com/office/word/2020/wordml/sdtdatahash" xmlns:w16sdtfl="http://schemas.microsoft.com/office/word/2024/wordml/sdtformatlock" xmlns:w16se="http://schemas.microsoft.com/office/word/2015/wordml/symex" xmlns:wpg="http://schemas.microsoft.com/office/word/2010/wordprocessingGroup" xmlns:wpi="http://schemas.microsoft.com/office/word/2010/wordprocessingInk" xmlns:wne="http://schemas.microsoft.com/office/word/2006/wordml" xmlns:wps="http://schemas.microsoft.com/office/word/2010/wordprocessingShape" mc:Ignorable="w14 w15 w16se w16cid w16 w16cex w16sdtdh w16sdtfl w16du wp14">
   <w:abstractNum w:abstractNumId="0" w15:restartNumberingAfterBreak="0">
+    <w:nsid w:val="047E154C"/>
+    <w:multiLevelType w:val="hybridMultilevel"/>
+    <w:tmpl w:val="8426247E"/>
+    <w:lvl w:ilvl="0" w:tplc="040E000F">
+      <w:start w:val="1"/>
+      <w:numFmt w:val="decimal"/>
+      <w:lvlText w:val="%1."/>
+      <w:lvlJc w:val="left"/>
+      <w:pPr>
+        <w:ind w:left="720" w:hanging="360"/>
+      </w:pPr>
+    </w:lvl>
+    <w:lvl w:ilvl="1" w:tplc="040E0019" w:tentative="1">
+      <w:start w:val="1"/>
+      <w:numFmt w:val="lowerLetter"/>
+      <w:lvlText w:val="%2."/>
+      <w:lvlJc w:val="left"/>
+      <w:pPr>
+        <w:ind w:left="1440" w:hanging="360"/>
+      </w:pPr>
+    </w:lvl>
+    <w:lvl w:ilvl="2" w:tplc="040E001B" w:tentative="1">
+      <w:start w:val="1"/>
+      <w:numFmt w:val="lowerRoman"/>
+      <w:lvlText w:val="%3."/>
+      <w:lvlJc w:val="right"/>
+      <w:pPr>
+        <w:ind w:left="2160" w:hanging="180"/>
+      </w:pPr>
+    </w:lvl>
+    <w:lvl w:ilvl="3" w:tplc="040E000F" w:tentative="1">
+      <w:start w:val="1"/>
+      <w:numFmt w:val="decimal"/>
+      <w:lvlText w:val="%4."/>
+      <w:lvlJc w:val="left"/>
+      <w:pPr>
+        <w:ind w:left="2880" w:hanging="360"/>
+      </w:pPr>
+    </w:lvl>
+    <w:lvl w:ilvl="4" w:tplc="040E0019" w:tentative="1">
+      <w:start w:val="1"/>
+      <w:numFmt w:val="lowerLetter"/>
+      <w:lvlText w:val="%5."/>
+      <w:lvlJc w:val="left"/>
+      <w:pPr>
+        <w:ind w:left="3600" w:hanging="360"/>
+      </w:pPr>
+    </w:lvl>
+    <w:lvl w:ilvl="5" w:tplc="040E001B" w:tentative="1">
+      <w:start w:val="1"/>
+      <w:numFmt w:val="lowerRoman"/>
+      <w:lvlText w:val="%6."/>
+      <w:lvlJc w:val="right"/>
+      <w:pPr>
+        <w:ind w:left="4320" w:hanging="180"/>
+      </w:pPr>
+    </w:lvl>
+    <w:lvl w:ilvl="6" w:tplc="040E000F" w:tentative="1">
+      <w:start w:val="1"/>
+      <w:numFmt w:val="decimal"/>
+      <w:lvlText w:val="%7."/>
+      <w:lvlJc w:val="left"/>
+      <w:pPr>
+        <w:ind w:left="5040" w:hanging="360"/>
+      </w:pPr>
+    </w:lvl>
+    <w:lvl w:ilvl="7" w:tplc="040E0019" w:tentative="1">
+      <w:start w:val="1"/>
+      <w:numFmt w:val="lowerLetter"/>
+      <w:lvlText w:val="%8."/>
+      <w:lvlJc w:val="left"/>
+      <w:pPr>
+        <w:ind w:left="5760" w:hanging="360"/>
+      </w:pPr>
+    </w:lvl>
+    <w:lvl w:ilvl="8" w:tplc="040E001B" w:tentative="1">
+      <w:start w:val="1"/>
+      <w:numFmt w:val="lowerRoman"/>
+      <w:lvlText w:val="%9."/>
+      <w:lvlJc w:val="right"/>
+      <w:pPr>
+        <w:ind w:left="6480" w:hanging="180"/>
+      </w:pPr>
+    </w:lvl>
+  </w:abstractNum>
+  <w:abstractNum w:abstractNumId="1" w15:restartNumberingAfterBreak="0">
+    <w:nsid w:val="06A81897"/>
+    <w:multiLevelType w:val="hybridMultilevel"/>
+    <w:tmpl w:val="3A74DEE0"/>
+    <w:lvl w:ilvl="0" w:tplc="040E000F">
+      <w:start w:val="1"/>
+      <w:numFmt w:val="decimal"/>
+      <w:lvlText w:val="%1."/>
+      <w:lvlJc w:val="left"/>
+      <w:pPr>
+        <w:ind w:left="720" w:hanging="360"/>
+      </w:pPr>
+    </w:lvl>
+    <w:lvl w:ilvl="1" w:tplc="040E0019" w:tentative="1">
+      <w:start w:val="1"/>
+      <w:numFmt w:val="lowerLetter"/>
+      <w:lvlText w:val="%2."/>
+      <w:lvlJc w:val="left"/>
+      <w:pPr>
+        <w:ind w:left="1440" w:hanging="360"/>
+      </w:pPr>
+    </w:lvl>
+    <w:lvl w:ilvl="2" w:tplc="040E001B" w:tentative="1">
+      <w:start w:val="1"/>
+      <w:numFmt w:val="lowerRoman"/>
+      <w:lvlText w:val="%3."/>
+      <w:lvlJc w:val="right"/>
+      <w:pPr>
+        <w:ind w:left="2160" w:hanging="180"/>
+      </w:pPr>
+    </w:lvl>
+    <w:lvl w:ilvl="3" w:tplc="040E000F" w:tentative="1">
+      <w:start w:val="1"/>
+      <w:numFmt w:val="decimal"/>
+      <w:lvlText w:val="%4."/>
+      <w:lvlJc w:val="left"/>
+      <w:pPr>
+        <w:ind w:left="2880" w:hanging="360"/>
+      </w:pPr>
+    </w:lvl>
+    <w:lvl w:ilvl="4" w:tplc="040E0019" w:tentative="1">
+      <w:start w:val="1"/>
+      <w:numFmt w:val="lowerLetter"/>
+      <w:lvlText w:val="%5."/>
+      <w:lvlJc w:val="left"/>
+      <w:pPr>
+        <w:ind w:left="3600" w:hanging="360"/>
+      </w:pPr>
+    </w:lvl>
+    <w:lvl w:ilvl="5" w:tplc="040E001B" w:tentative="1">
+      <w:start w:val="1"/>
+      <w:numFmt w:val="lowerRoman"/>
+      <w:lvlText w:val="%6."/>
+      <w:lvlJc w:val="right"/>
+      <w:pPr>
+        <w:ind w:left="4320" w:hanging="180"/>
+      </w:pPr>
+    </w:lvl>
+    <w:lvl w:ilvl="6" w:tplc="040E000F" w:tentative="1">
+      <w:start w:val="1"/>
+      <w:numFmt w:val="decimal"/>
+      <w:lvlText w:val="%7."/>
+      <w:lvlJc w:val="left"/>
+      <w:pPr>
+        <w:ind w:left="5040" w:hanging="360"/>
+      </w:pPr>
+    </w:lvl>
+    <w:lvl w:ilvl="7" w:tplc="040E0019" w:tentative="1">
+      <w:start w:val="1"/>
+      <w:numFmt w:val="lowerLetter"/>
+      <w:lvlText w:val="%8."/>
+      <w:lvlJc w:val="left"/>
+      <w:pPr>
+        <w:ind w:left="5760" w:hanging="360"/>
+      </w:pPr>
+    </w:lvl>
+    <w:lvl w:ilvl="8" w:tplc="040E001B" w:tentative="1">
+      <w:start w:val="1"/>
+      <w:numFmt w:val="lowerRoman"/>
+      <w:lvlText w:val="%9."/>
+      <w:lvlJc w:val="right"/>
+      <w:pPr>
+        <w:ind w:left="6480" w:hanging="180"/>
+      </w:pPr>
+    </w:lvl>
+  </w:abstractNum>
+  <w:abstractNum w:abstractNumId="2" w15:restartNumberingAfterBreak="0">
+    <w:nsid w:val="0A841DFD"/>
+    <w:multiLevelType w:val="hybridMultilevel"/>
+    <w:tmpl w:val="7524810E"/>
+    <w:lvl w:ilvl="0" w:tplc="040E000F">
+      <w:start w:val="1"/>
+      <w:numFmt w:val="decimal"/>
+      <w:lvlText w:val="%1."/>
+      <w:lvlJc w:val="left"/>
+      <w:pPr>
+        <w:ind w:left="720" w:hanging="360"/>
+      </w:pPr>
+      <w:rPr>
+        <w:rFonts w:hint="default"/>
+      </w:rPr>
+    </w:lvl>
+    <w:lvl w:ilvl="1" w:tplc="040E0019" w:tentative="1">
+      <w:start w:val="1"/>
+      <w:numFmt w:val="lowerLetter"/>
+      <w:lvlText w:val="%2."/>
+      <w:lvlJc w:val="left"/>
+      <w:pPr>
+        <w:ind w:left="1440" w:hanging="360"/>
+      </w:pPr>
+    </w:lvl>
+    <w:lvl w:ilvl="2" w:tplc="040E001B" w:tentative="1">
+      <w:start w:val="1"/>
+      <w:numFmt w:val="lowerRoman"/>
+      <w:lvlText w:val="%3."/>
+      <w:lvlJc w:val="right"/>
+      <w:pPr>
+        <w:ind w:left="2160" w:hanging="180"/>
+      </w:pPr>
+    </w:lvl>
+    <w:lvl w:ilvl="3" w:tplc="040E000F" w:tentative="1">
+      <w:start w:val="1"/>
+      <w:numFmt w:val="decimal"/>
+      <w:lvlText w:val="%4."/>
+      <w:lvlJc w:val="left"/>
+      <w:pPr>
+        <w:ind w:left="2880" w:hanging="360"/>
+      </w:pPr>
+    </w:lvl>
+    <w:lvl w:ilvl="4" w:tplc="040E0019" w:tentative="1">
+      <w:start w:val="1"/>
+      <w:numFmt w:val="lowerLetter"/>
+      <w:lvlText w:val="%5."/>
+      <w:lvlJc w:val="left"/>
+      <w:pPr>
+        <w:ind w:left="3600" w:hanging="360"/>
+      </w:pPr>
+    </w:lvl>
+    <w:lvl w:ilvl="5" w:tplc="040E001B" w:tentative="1">
+      <w:start w:val="1"/>
+      <w:numFmt w:val="lowerRoman"/>
+      <w:lvlText w:val="%6."/>
+      <w:lvlJc w:val="right"/>
+      <w:pPr>
+        <w:ind w:left="4320" w:hanging="180"/>
+      </w:pPr>
+    </w:lvl>
+    <w:lvl w:ilvl="6" w:tplc="040E000F" w:tentative="1">
+      <w:start w:val="1"/>
+      <w:numFmt w:val="decimal"/>
+      <w:lvlText w:val="%7."/>
+      <w:lvlJc w:val="left"/>
+      <w:pPr>
+        <w:ind w:left="5040" w:hanging="360"/>
+      </w:pPr>
+    </w:lvl>
+    <w:lvl w:ilvl="7" w:tplc="040E0019" w:tentative="1">
+      <w:start w:val="1"/>
+      <w:numFmt w:val="lowerLetter"/>
+      <w:lvlText w:val="%8."/>
+      <w:lvlJc w:val="left"/>
+      <w:pPr>
+        <w:ind w:left="5760" w:hanging="360"/>
+      </w:pPr>
+    </w:lvl>
+    <w:lvl w:ilvl="8" w:tplc="040E001B" w:tentative="1">
+      <w:start w:val="1"/>
+      <w:numFmt w:val="lowerRoman"/>
+      <w:lvlText w:val="%9."/>
+      <w:lvlJc w:val="right"/>
+      <w:pPr>
+        <w:ind w:left="6480" w:hanging="180"/>
+      </w:pPr>
+    </w:lvl>
+  </w:abstractNum>
+  <w:abstractNum w:abstractNumId="3" w15:restartNumberingAfterBreak="0">
     <w:nsid w:val="0B73725B"/>
     <w:multiLevelType w:val="hybridMultilevel"/>
     <w:tmpl w:val="D16E2642"/>
@@ -2018,7 +4170,384 @@
       </w:rPr>
     </w:lvl>
   </w:abstractNum>
-  <w:abstractNum w:abstractNumId="1" w15:restartNumberingAfterBreak="0">
+  <w:abstractNum w:abstractNumId="4" w15:restartNumberingAfterBreak="0">
+    <w:nsid w:val="0E020DB5"/>
+    <w:multiLevelType w:val="hybridMultilevel"/>
+    <w:tmpl w:val="42C00B20"/>
+    <w:lvl w:ilvl="0" w:tplc="040E000F">
+      <w:start w:val="1"/>
+      <w:numFmt w:val="decimal"/>
+      <w:lvlText w:val="%1."/>
+      <w:lvlJc w:val="left"/>
+      <w:pPr>
+        <w:ind w:left="720" w:hanging="360"/>
+      </w:pPr>
+      <w:rPr>
+        <w:rFonts w:hint="default"/>
+      </w:rPr>
+    </w:lvl>
+    <w:lvl w:ilvl="1" w:tplc="040E0019" w:tentative="1">
+      <w:start w:val="1"/>
+      <w:numFmt w:val="lowerLetter"/>
+      <w:lvlText w:val="%2."/>
+      <w:lvlJc w:val="left"/>
+      <w:pPr>
+        <w:ind w:left="1440" w:hanging="360"/>
+      </w:pPr>
+    </w:lvl>
+    <w:lvl w:ilvl="2" w:tplc="040E001B" w:tentative="1">
+      <w:start w:val="1"/>
+      <w:numFmt w:val="lowerRoman"/>
+      <w:lvlText w:val="%3."/>
+      <w:lvlJc w:val="right"/>
+      <w:pPr>
+        <w:ind w:left="2160" w:hanging="180"/>
+      </w:pPr>
+    </w:lvl>
+    <w:lvl w:ilvl="3" w:tplc="040E000F" w:tentative="1">
+      <w:start w:val="1"/>
+      <w:numFmt w:val="decimal"/>
+      <w:lvlText w:val="%4."/>
+      <w:lvlJc w:val="left"/>
+      <w:pPr>
+        <w:ind w:left="2880" w:hanging="360"/>
+      </w:pPr>
+    </w:lvl>
+    <w:lvl w:ilvl="4" w:tplc="040E0019" w:tentative="1">
+      <w:start w:val="1"/>
+      <w:numFmt w:val="lowerLetter"/>
+      <w:lvlText w:val="%5."/>
+      <w:lvlJc w:val="left"/>
+      <w:pPr>
+        <w:ind w:left="3600" w:hanging="360"/>
+      </w:pPr>
+    </w:lvl>
+    <w:lvl w:ilvl="5" w:tplc="040E001B" w:tentative="1">
+      <w:start w:val="1"/>
+      <w:numFmt w:val="lowerRoman"/>
+      <w:lvlText w:val="%6."/>
+      <w:lvlJc w:val="right"/>
+      <w:pPr>
+        <w:ind w:left="4320" w:hanging="180"/>
+      </w:pPr>
+    </w:lvl>
+    <w:lvl w:ilvl="6" w:tplc="040E000F" w:tentative="1">
+      <w:start w:val="1"/>
+      <w:numFmt w:val="decimal"/>
+      <w:lvlText w:val="%7."/>
+      <w:lvlJc w:val="left"/>
+      <w:pPr>
+        <w:ind w:left="5040" w:hanging="360"/>
+      </w:pPr>
+    </w:lvl>
+    <w:lvl w:ilvl="7" w:tplc="040E0019" w:tentative="1">
+      <w:start w:val="1"/>
+      <w:numFmt w:val="lowerLetter"/>
+      <w:lvlText w:val="%8."/>
+      <w:lvlJc w:val="left"/>
+      <w:pPr>
+        <w:ind w:left="5760" w:hanging="360"/>
+      </w:pPr>
+    </w:lvl>
+    <w:lvl w:ilvl="8" w:tplc="040E001B" w:tentative="1">
+      <w:start w:val="1"/>
+      <w:numFmt w:val="lowerRoman"/>
+      <w:lvlText w:val="%9."/>
+      <w:lvlJc w:val="right"/>
+      <w:pPr>
+        <w:ind w:left="6480" w:hanging="180"/>
+      </w:pPr>
+    </w:lvl>
+  </w:abstractNum>
+  <w:abstractNum w:abstractNumId="5" w15:restartNumberingAfterBreak="0">
+    <w:nsid w:val="0F34611A"/>
+    <w:multiLevelType w:val="multilevel"/>
+    <w:tmpl w:val="B73E4240"/>
+    <w:lvl w:ilvl="0">
+      <w:start w:val="1"/>
+      <w:numFmt w:val="decimal"/>
+      <w:lvlText w:val="%1"/>
+      <w:lvlJc w:val="left"/>
+      <w:pPr>
+        <w:ind w:left="480" w:hanging="480"/>
+      </w:pPr>
+      <w:rPr>
+        <w:rFonts w:hint="default"/>
+      </w:rPr>
+    </w:lvl>
+    <w:lvl w:ilvl="1">
+      <w:start w:val="1"/>
+      <w:numFmt w:val="decimal"/>
+      <w:lvlText w:val="%1.%2"/>
+      <w:lvlJc w:val="left"/>
+      <w:pPr>
+        <w:ind w:left="840" w:hanging="480"/>
+      </w:pPr>
+      <w:rPr>
+        <w:rFonts w:hint="default"/>
+      </w:rPr>
+    </w:lvl>
+    <w:lvl w:ilvl="2">
+      <w:start w:val="1"/>
+      <w:numFmt w:val="decimal"/>
+      <w:lvlText w:val="%1.%2.%3"/>
+      <w:lvlJc w:val="left"/>
+      <w:pPr>
+        <w:ind w:left="1440" w:hanging="720"/>
+      </w:pPr>
+      <w:rPr>
+        <w:rFonts w:hint="default"/>
+      </w:rPr>
+    </w:lvl>
+    <w:lvl w:ilvl="3">
+      <w:start w:val="1"/>
+      <w:numFmt w:val="decimal"/>
+      <w:lvlText w:val="%1.%2.%3.%4"/>
+      <w:lvlJc w:val="left"/>
+      <w:pPr>
+        <w:ind w:left="1800" w:hanging="720"/>
+      </w:pPr>
+      <w:rPr>
+        <w:rFonts w:hint="default"/>
+      </w:rPr>
+    </w:lvl>
+    <w:lvl w:ilvl="4">
+      <w:start w:val="1"/>
+      <w:numFmt w:val="decimal"/>
+      <w:lvlText w:val="%1.%2.%3.%4.%5"/>
+      <w:lvlJc w:val="left"/>
+      <w:pPr>
+        <w:ind w:left="2520" w:hanging="1080"/>
+      </w:pPr>
+      <w:rPr>
+        <w:rFonts w:hint="default"/>
+      </w:rPr>
+    </w:lvl>
+    <w:lvl w:ilvl="5">
+      <w:start w:val="1"/>
+      <w:numFmt w:val="decimal"/>
+      <w:lvlText w:val="%1.%2.%3.%4.%5.%6"/>
+      <w:lvlJc w:val="left"/>
+      <w:pPr>
+        <w:ind w:left="2880" w:hanging="1080"/>
+      </w:pPr>
+      <w:rPr>
+        <w:rFonts w:hint="default"/>
+      </w:rPr>
+    </w:lvl>
+    <w:lvl w:ilvl="6">
+      <w:start w:val="1"/>
+      <w:numFmt w:val="decimal"/>
+      <w:lvlText w:val="%1.%2.%3.%4.%5.%6.%7"/>
+      <w:lvlJc w:val="left"/>
+      <w:pPr>
+        <w:ind w:left="3600" w:hanging="1440"/>
+      </w:pPr>
+      <w:rPr>
+        <w:rFonts w:hint="default"/>
+      </w:rPr>
+    </w:lvl>
+    <w:lvl w:ilvl="7">
+      <w:start w:val="1"/>
+      <w:numFmt w:val="decimal"/>
+      <w:lvlText w:val="%1.%2.%3.%4.%5.%6.%7.%8"/>
+      <w:lvlJc w:val="left"/>
+      <w:pPr>
+        <w:ind w:left="3960" w:hanging="1440"/>
+      </w:pPr>
+      <w:rPr>
+        <w:rFonts w:hint="default"/>
+      </w:rPr>
+    </w:lvl>
+    <w:lvl w:ilvl="8">
+      <w:start w:val="1"/>
+      <w:numFmt w:val="decimal"/>
+      <w:lvlText w:val="%1.%2.%3.%4.%5.%6.%7.%8.%9"/>
+      <w:lvlJc w:val="left"/>
+      <w:pPr>
+        <w:ind w:left="4320" w:hanging="1440"/>
+      </w:pPr>
+      <w:rPr>
+        <w:rFonts w:hint="default"/>
+      </w:rPr>
+    </w:lvl>
+  </w:abstractNum>
+  <w:abstractNum w:abstractNumId="6" w15:restartNumberingAfterBreak="0">
+    <w:nsid w:val="11CE3B06"/>
+    <w:multiLevelType w:val="hybridMultilevel"/>
+    <w:tmpl w:val="2CE6C760"/>
+    <w:lvl w:ilvl="0" w:tplc="040E000F">
+      <w:start w:val="1"/>
+      <w:numFmt w:val="decimal"/>
+      <w:lvlText w:val="%1."/>
+      <w:lvlJc w:val="left"/>
+      <w:pPr>
+        <w:ind w:left="720" w:hanging="360"/>
+      </w:pPr>
+    </w:lvl>
+    <w:lvl w:ilvl="1" w:tplc="040E0019" w:tentative="1">
+      <w:start w:val="1"/>
+      <w:numFmt w:val="lowerLetter"/>
+      <w:lvlText w:val="%2."/>
+      <w:lvlJc w:val="left"/>
+      <w:pPr>
+        <w:ind w:left="1440" w:hanging="360"/>
+      </w:pPr>
+    </w:lvl>
+    <w:lvl w:ilvl="2" w:tplc="040E001B" w:tentative="1">
+      <w:start w:val="1"/>
+      <w:numFmt w:val="lowerRoman"/>
+      <w:lvlText w:val="%3."/>
+      <w:lvlJc w:val="right"/>
+      <w:pPr>
+        <w:ind w:left="2160" w:hanging="180"/>
+      </w:pPr>
+    </w:lvl>
+    <w:lvl w:ilvl="3" w:tplc="040E000F" w:tentative="1">
+      <w:start w:val="1"/>
+      <w:numFmt w:val="decimal"/>
+      <w:lvlText w:val="%4."/>
+      <w:lvlJc w:val="left"/>
+      <w:pPr>
+        <w:ind w:left="2880" w:hanging="360"/>
+      </w:pPr>
+    </w:lvl>
+    <w:lvl w:ilvl="4" w:tplc="040E0019" w:tentative="1">
+      <w:start w:val="1"/>
+      <w:numFmt w:val="lowerLetter"/>
+      <w:lvlText w:val="%5."/>
+      <w:lvlJc w:val="left"/>
+      <w:pPr>
+        <w:ind w:left="3600" w:hanging="360"/>
+      </w:pPr>
+    </w:lvl>
+    <w:lvl w:ilvl="5" w:tplc="040E001B" w:tentative="1">
+      <w:start w:val="1"/>
+      <w:numFmt w:val="lowerRoman"/>
+      <w:lvlText w:val="%6."/>
+      <w:lvlJc w:val="right"/>
+      <w:pPr>
+        <w:ind w:left="4320" w:hanging="180"/>
+      </w:pPr>
+    </w:lvl>
+    <w:lvl w:ilvl="6" w:tplc="040E000F" w:tentative="1">
+      <w:start w:val="1"/>
+      <w:numFmt w:val="decimal"/>
+      <w:lvlText w:val="%7."/>
+      <w:lvlJc w:val="left"/>
+      <w:pPr>
+        <w:ind w:left="5040" w:hanging="360"/>
+      </w:pPr>
+    </w:lvl>
+    <w:lvl w:ilvl="7" w:tplc="040E0019" w:tentative="1">
+      <w:start w:val="1"/>
+      <w:numFmt w:val="lowerLetter"/>
+      <w:lvlText w:val="%8."/>
+      <w:lvlJc w:val="left"/>
+      <w:pPr>
+        <w:ind w:left="5760" w:hanging="360"/>
+      </w:pPr>
+    </w:lvl>
+    <w:lvl w:ilvl="8" w:tplc="040E001B" w:tentative="1">
+      <w:start w:val="1"/>
+      <w:numFmt w:val="lowerRoman"/>
+      <w:lvlText w:val="%9."/>
+      <w:lvlJc w:val="right"/>
+      <w:pPr>
+        <w:ind w:left="6480" w:hanging="180"/>
+      </w:pPr>
+    </w:lvl>
+  </w:abstractNum>
+  <w:abstractNum w:abstractNumId="7" w15:restartNumberingAfterBreak="0">
+    <w:nsid w:val="21C955BE"/>
+    <w:multiLevelType w:val="hybridMultilevel"/>
+    <w:tmpl w:val="AB102A30"/>
+    <w:lvl w:ilvl="0" w:tplc="040E000F">
+      <w:start w:val="1"/>
+      <w:numFmt w:val="decimal"/>
+      <w:lvlText w:val="%1."/>
+      <w:lvlJc w:val="left"/>
+      <w:pPr>
+        <w:ind w:left="720" w:hanging="360"/>
+      </w:pPr>
+      <w:rPr>
+        <w:rFonts w:hint="default"/>
+      </w:rPr>
+    </w:lvl>
+    <w:lvl w:ilvl="1" w:tplc="040E0019" w:tentative="1">
+      <w:start w:val="1"/>
+      <w:numFmt w:val="lowerLetter"/>
+      <w:lvlText w:val="%2."/>
+      <w:lvlJc w:val="left"/>
+      <w:pPr>
+        <w:ind w:left="1440" w:hanging="360"/>
+      </w:pPr>
+    </w:lvl>
+    <w:lvl w:ilvl="2" w:tplc="040E001B" w:tentative="1">
+      <w:start w:val="1"/>
+      <w:numFmt w:val="lowerRoman"/>
+      <w:lvlText w:val="%3."/>
+      <w:lvlJc w:val="right"/>
+      <w:pPr>
+        <w:ind w:left="2160" w:hanging="180"/>
+      </w:pPr>
+    </w:lvl>
+    <w:lvl w:ilvl="3" w:tplc="040E000F" w:tentative="1">
+      <w:start w:val="1"/>
+      <w:numFmt w:val="decimal"/>
+      <w:lvlText w:val="%4."/>
+      <w:lvlJc w:val="left"/>
+      <w:pPr>
+        <w:ind w:left="2880" w:hanging="360"/>
+      </w:pPr>
+    </w:lvl>
+    <w:lvl w:ilvl="4" w:tplc="040E0019" w:tentative="1">
+      <w:start w:val="1"/>
+      <w:numFmt w:val="lowerLetter"/>
+      <w:lvlText w:val="%5."/>
+      <w:lvlJc w:val="left"/>
+      <w:pPr>
+        <w:ind w:left="3600" w:hanging="360"/>
+      </w:pPr>
+    </w:lvl>
+    <w:lvl w:ilvl="5" w:tplc="040E001B" w:tentative="1">
+      <w:start w:val="1"/>
+      <w:numFmt w:val="lowerRoman"/>
+      <w:lvlText w:val="%6."/>
+      <w:lvlJc w:val="right"/>
+      <w:pPr>
+        <w:ind w:left="4320" w:hanging="180"/>
+      </w:pPr>
+    </w:lvl>
+    <w:lvl w:ilvl="6" w:tplc="040E000F" w:tentative="1">
+      <w:start w:val="1"/>
+      <w:numFmt w:val="decimal"/>
+      <w:lvlText w:val="%7."/>
+      <w:lvlJc w:val="left"/>
+      <w:pPr>
+        <w:ind w:left="5040" w:hanging="360"/>
+      </w:pPr>
+    </w:lvl>
+    <w:lvl w:ilvl="7" w:tplc="040E0019" w:tentative="1">
+      <w:start w:val="1"/>
+      <w:numFmt w:val="lowerLetter"/>
+      <w:lvlText w:val="%8."/>
+      <w:lvlJc w:val="left"/>
+      <w:pPr>
+        <w:ind w:left="5760" w:hanging="360"/>
+      </w:pPr>
+    </w:lvl>
+    <w:lvl w:ilvl="8" w:tplc="040E001B" w:tentative="1">
+      <w:start w:val="1"/>
+      <w:numFmt w:val="lowerRoman"/>
+      <w:lvlText w:val="%9."/>
+      <w:lvlJc w:val="right"/>
+      <w:pPr>
+        <w:ind w:left="6480" w:hanging="180"/>
+      </w:pPr>
+    </w:lvl>
+  </w:abstractNum>
+  <w:abstractNum w:abstractNumId="8" w15:restartNumberingAfterBreak="0">
     <w:nsid w:val="21CE1240"/>
     <w:multiLevelType w:val="hybridMultilevel"/>
     <w:tmpl w:val="AA18DFA0"/>
@@ -2131,7 +4660,96 @@
       </w:rPr>
     </w:lvl>
   </w:abstractNum>
-  <w:abstractNum w:abstractNumId="2" w15:restartNumberingAfterBreak="0">
+  <w:abstractNum w:abstractNumId="9" w15:restartNumberingAfterBreak="0">
+    <w:nsid w:val="23E37E22"/>
+    <w:multiLevelType w:val="hybridMultilevel"/>
+    <w:tmpl w:val="7FD8EF62"/>
+    <w:lvl w:ilvl="0" w:tplc="46B4D448">
+      <w:start w:val="1"/>
+      <w:numFmt w:val="decimal"/>
+      <w:lvlText w:val="%1."/>
+      <w:lvlJc w:val="left"/>
+      <w:pPr>
+        <w:ind w:left="720" w:hanging="360"/>
+      </w:pPr>
+      <w:rPr>
+        <w:rFonts w:hint="default"/>
+      </w:rPr>
+    </w:lvl>
+    <w:lvl w:ilvl="1" w:tplc="040E0019" w:tentative="1">
+      <w:start w:val="1"/>
+      <w:numFmt w:val="lowerLetter"/>
+      <w:lvlText w:val="%2."/>
+      <w:lvlJc w:val="left"/>
+      <w:pPr>
+        <w:ind w:left="1440" w:hanging="360"/>
+      </w:pPr>
+    </w:lvl>
+    <w:lvl w:ilvl="2" w:tplc="040E001B" w:tentative="1">
+      <w:start w:val="1"/>
+      <w:numFmt w:val="lowerRoman"/>
+      <w:lvlText w:val="%3."/>
+      <w:lvlJc w:val="right"/>
+      <w:pPr>
+        <w:ind w:left="2160" w:hanging="180"/>
+      </w:pPr>
+    </w:lvl>
+    <w:lvl w:ilvl="3" w:tplc="040E000F" w:tentative="1">
+      <w:start w:val="1"/>
+      <w:numFmt w:val="decimal"/>
+      <w:lvlText w:val="%4."/>
+      <w:lvlJc w:val="left"/>
+      <w:pPr>
+        <w:ind w:left="2880" w:hanging="360"/>
+      </w:pPr>
+    </w:lvl>
+    <w:lvl w:ilvl="4" w:tplc="040E0019" w:tentative="1">
+      <w:start w:val="1"/>
+      <w:numFmt w:val="lowerLetter"/>
+      <w:lvlText w:val="%5."/>
+      <w:lvlJc w:val="left"/>
+      <w:pPr>
+        <w:ind w:left="3600" w:hanging="360"/>
+      </w:pPr>
+    </w:lvl>
+    <w:lvl w:ilvl="5" w:tplc="040E001B" w:tentative="1">
+      <w:start w:val="1"/>
+      <w:numFmt w:val="lowerRoman"/>
+      <w:lvlText w:val="%6."/>
+      <w:lvlJc w:val="right"/>
+      <w:pPr>
+        <w:ind w:left="4320" w:hanging="180"/>
+      </w:pPr>
+    </w:lvl>
+    <w:lvl w:ilvl="6" w:tplc="040E000F" w:tentative="1">
+      <w:start w:val="1"/>
+      <w:numFmt w:val="decimal"/>
+      <w:lvlText w:val="%7."/>
+      <w:lvlJc w:val="left"/>
+      <w:pPr>
+        <w:ind w:left="5040" w:hanging="360"/>
+      </w:pPr>
+    </w:lvl>
+    <w:lvl w:ilvl="7" w:tplc="040E0019" w:tentative="1">
+      <w:start w:val="1"/>
+      <w:numFmt w:val="lowerLetter"/>
+      <w:lvlText w:val="%8."/>
+      <w:lvlJc w:val="left"/>
+      <w:pPr>
+        <w:ind w:left="5760" w:hanging="360"/>
+      </w:pPr>
+    </w:lvl>
+    <w:lvl w:ilvl="8" w:tplc="040E001B" w:tentative="1">
+      <w:start w:val="1"/>
+      <w:numFmt w:val="lowerRoman"/>
+      <w:lvlText w:val="%9."/>
+      <w:lvlJc w:val="right"/>
+      <w:pPr>
+        <w:ind w:left="6480" w:hanging="180"/>
+      </w:pPr>
+    </w:lvl>
+  </w:abstractNum>
+  <w:abstractNum w:abstractNumId="10" w15:restartNumberingAfterBreak="0">
     <w:nsid w:val="28CF4245"/>
     <w:multiLevelType w:val="multilevel"/>
     <w:tmpl w:val="0706DD66"/>
@@ -2244,7 +4862,346 @@
       </w:rPr>
     </w:lvl>
   </w:abstractNum>
-  <w:abstractNum w:abstractNumId="3" w15:restartNumberingAfterBreak="0">
+  <w:abstractNum w:abstractNumId="11" w15:restartNumberingAfterBreak="0">
+    <w:nsid w:val="2D05634F"/>
+    <w:multiLevelType w:val="hybridMultilevel"/>
+    <w:tmpl w:val="1AE04C96"/>
+    <w:lvl w:ilvl="0" w:tplc="040E0003">
+      <w:start w:val="1"/>
+      <w:numFmt w:val="bullet"/>
+      <w:lvlText w:val="o"/>
+      <w:lvlJc w:val="left"/>
+      <w:pPr>
+        <w:ind w:left="1069" w:hanging="360"/>
+      </w:pPr>
+      <w:rPr>
+        <w:rFonts w:ascii="Courier New" w:hAnsi="Courier New" w:cs="Courier New" w:hint="default"/>
+      </w:rPr>
+    </w:lvl>
+    <w:lvl w:ilvl="1" w:tplc="040E0003" w:tentative="1">
+      <w:start w:val="1"/>
+      <w:numFmt w:val="bullet"/>
+      <w:lvlText w:val="o"/>
+      <w:lvlJc w:val="left"/>
+      <w:pPr>
+        <w:ind w:left="1789" w:hanging="360"/>
+      </w:pPr>
+      <w:rPr>
+        <w:rFonts w:ascii="Courier New" w:hAnsi="Courier New" w:cs="Courier New" w:hint="default"/>
+      </w:rPr>
+    </w:lvl>
+    <w:lvl w:ilvl="2" w:tplc="040E0005" w:tentative="1">
+      <w:start w:val="1"/>
+      <w:numFmt w:val="bullet"/>
+      <w:lvlText w:val=""/>
+      <w:lvlJc w:val="left"/>
+      <w:pPr>
+        <w:ind w:left="2509" w:hanging="360"/>
+      </w:pPr>
+      <w:rPr>
+        <w:rFonts w:ascii="Wingdings" w:hAnsi="Wingdings" w:hint="default"/>
+      </w:rPr>
+    </w:lvl>
+    <w:lvl w:ilvl="3" w:tplc="040E0001" w:tentative="1">
+      <w:start w:val="1"/>
+      <w:numFmt w:val="bullet"/>
+      <w:lvlText w:val=""/>
+      <w:lvlJc w:val="left"/>
+      <w:pPr>
+        <w:ind w:left="3229" w:hanging="360"/>
+      </w:pPr>
+      <w:rPr>
+        <w:rFonts w:ascii="Symbol" w:hAnsi="Symbol" w:hint="default"/>
+      </w:rPr>
+    </w:lvl>
+    <w:lvl w:ilvl="4" w:tplc="040E0003" w:tentative="1">
+      <w:start w:val="1"/>
+      <w:numFmt w:val="bullet"/>
+      <w:lvlText w:val="o"/>
+      <w:lvlJc w:val="left"/>
+      <w:pPr>
+        <w:ind w:left="3949" w:hanging="360"/>
+      </w:pPr>
+      <w:rPr>
+        <w:rFonts w:ascii="Courier New" w:hAnsi="Courier New" w:cs="Courier New" w:hint="default"/>
+      </w:rPr>
+    </w:lvl>
+    <w:lvl w:ilvl="5" w:tplc="040E0005" w:tentative="1">
+      <w:start w:val="1"/>
+      <w:numFmt w:val="bullet"/>
+      <w:lvlText w:val=""/>
+      <w:lvlJc w:val="left"/>
+      <w:pPr>
+        <w:ind w:left="4669" w:hanging="360"/>
+      </w:pPr>
+      <w:rPr>
+        <w:rFonts w:ascii="Wingdings" w:hAnsi="Wingdings" w:hint="default"/>
+      </w:rPr>
+    </w:lvl>
+    <w:lvl w:ilvl="6" w:tplc="040E0001" w:tentative="1">
+      <w:start w:val="1"/>
+      <w:numFmt w:val="bullet"/>
+      <w:lvlText w:val=""/>
+      <w:lvlJc w:val="left"/>
+      <w:pPr>
+        <w:ind w:left="5389" w:hanging="360"/>
+      </w:pPr>
+      <w:rPr>
+        <w:rFonts w:ascii="Symbol" w:hAnsi="Symbol" w:hint="default"/>
+      </w:rPr>
+    </w:lvl>
+    <w:lvl w:ilvl="7" w:tplc="040E0003" w:tentative="1">
+      <w:start w:val="1"/>
+      <w:numFmt w:val="bullet"/>
+      <w:lvlText w:val="o"/>
+      <w:lvlJc w:val="left"/>
+      <w:pPr>
+        <w:ind w:left="6109" w:hanging="360"/>
+      </w:pPr>
+      <w:rPr>
+        <w:rFonts w:ascii="Courier New" w:hAnsi="Courier New" w:cs="Courier New" w:hint="default"/>
+      </w:rPr>
+    </w:lvl>
+    <w:lvl w:ilvl="8" w:tplc="040E0005" w:tentative="1">
+      <w:start w:val="1"/>
+      <w:numFmt w:val="bullet"/>
+      <w:lvlText w:val=""/>
+      <w:lvlJc w:val="left"/>
+      <w:pPr>
+        <w:ind w:left="6829" w:hanging="360"/>
+      </w:pPr>
+      <w:rPr>
+        <w:rFonts w:ascii="Wingdings" w:hAnsi="Wingdings" w:hint="default"/>
+      </w:rPr>
+    </w:lvl>
+  </w:abstractNum>
+  <w:abstractNum w:abstractNumId="12" w15:restartNumberingAfterBreak="0">
+    <w:nsid w:val="2E3E44E9"/>
+    <w:multiLevelType w:val="multilevel"/>
+    <w:tmpl w:val="689C7E3E"/>
+    <w:lvl w:ilvl="0">
+      <w:start w:val="1"/>
+      <w:numFmt w:val="decimal"/>
+      <w:lvlText w:val="%1"/>
+      <w:lvlJc w:val="left"/>
+      <w:pPr>
+        <w:ind w:left="480" w:hanging="480"/>
+      </w:pPr>
+      <w:rPr>
+        <w:rFonts w:hint="default"/>
+      </w:rPr>
+    </w:lvl>
+    <w:lvl w:ilvl="1">
+      <w:start w:val="1"/>
+      <w:numFmt w:val="decimal"/>
+      <w:lvlText w:val="%1.%2"/>
+      <w:lvlJc w:val="left"/>
+      <w:pPr>
+        <w:ind w:left="840" w:hanging="480"/>
+      </w:pPr>
+      <w:rPr>
+        <w:rFonts w:hint="default"/>
+      </w:rPr>
+    </w:lvl>
+    <w:lvl w:ilvl="2">
+      <w:start w:val="1"/>
+      <w:numFmt w:val="decimal"/>
+      <w:lvlText w:val="%1.%2.%3"/>
+      <w:lvlJc w:val="left"/>
+      <w:pPr>
+        <w:ind w:left="1440" w:hanging="720"/>
+      </w:pPr>
+      <w:rPr>
+        <w:rFonts w:hint="default"/>
+      </w:rPr>
+    </w:lvl>
+    <w:lvl w:ilvl="3">
+      <w:start w:val="1"/>
+      <w:numFmt w:val="decimal"/>
+      <w:lvlText w:val="%1.%2.%3.%4"/>
+      <w:lvlJc w:val="left"/>
+      <w:pPr>
+        <w:ind w:left="1800" w:hanging="720"/>
+      </w:pPr>
+      <w:rPr>
+        <w:rFonts w:hint="default"/>
+      </w:rPr>
+    </w:lvl>
+    <w:lvl w:ilvl="4">
+      <w:start w:val="1"/>
+      <w:numFmt w:val="decimal"/>
+      <w:lvlText w:val="%1.%2.%3.%4.%5"/>
+      <w:lvlJc w:val="left"/>
+      <w:pPr>
+        <w:ind w:left="2520" w:hanging="1080"/>
+      </w:pPr>
+      <w:rPr>
+        <w:rFonts w:hint="default"/>
+      </w:rPr>
+    </w:lvl>
+    <w:lvl w:ilvl="5">
+      <w:start w:val="1"/>
+      <w:numFmt w:val="decimal"/>
+      <w:lvlText w:val="%1.%2.%3.%4.%5.%6"/>
+      <w:lvlJc w:val="left"/>
+      <w:pPr>
+        <w:ind w:left="2880" w:hanging="1080"/>
+      </w:pPr>
+      <w:rPr>
+        <w:rFonts w:hint="default"/>
+      </w:rPr>
+    </w:lvl>
+    <w:lvl w:ilvl="6">
+      <w:start w:val="1"/>
+      <w:numFmt w:val="decimal"/>
+      <w:lvlText w:val="%1.%2.%3.%4.%5.%6.%7"/>
+      <w:lvlJc w:val="left"/>
+      <w:pPr>
+        <w:ind w:left="3600" w:hanging="1440"/>
+      </w:pPr>
+      <w:rPr>
+        <w:rFonts w:hint="default"/>
+      </w:rPr>
+    </w:lvl>
+    <w:lvl w:ilvl="7">
+      <w:start w:val="1"/>
+      <w:numFmt w:val="decimal"/>
+      <w:lvlText w:val="%1.%2.%3.%4.%5.%6.%7.%8"/>
+      <w:lvlJc w:val="left"/>
+      <w:pPr>
+        <w:ind w:left="3960" w:hanging="1440"/>
+      </w:pPr>
+      <w:rPr>
+        <w:rFonts w:hint="default"/>
+      </w:rPr>
+    </w:lvl>
+    <w:lvl w:ilvl="8">
+      <w:start w:val="1"/>
+      <w:numFmt w:val="decimal"/>
+      <w:lvlText w:val="%1.%2.%3.%4.%5.%6.%7.%8.%9"/>
+      <w:lvlJc w:val="left"/>
+      <w:pPr>
+        <w:ind w:left="4320" w:hanging="1440"/>
+      </w:pPr>
+      <w:rPr>
+        <w:rFonts w:hint="default"/>
+      </w:rPr>
+    </w:lvl>
+  </w:abstractNum>
+  <w:abstractNum w:abstractNumId="13" w15:restartNumberingAfterBreak="0">
+    <w:nsid w:val="338B17F4"/>
+    <w:multiLevelType w:val="multilevel"/>
+    <w:tmpl w:val="CF4876C6"/>
+    <w:lvl w:ilvl="0">
+      <w:start w:val="1"/>
+      <w:numFmt w:val="decimal"/>
+      <w:lvlText w:val="%1"/>
+      <w:lvlJc w:val="left"/>
+      <w:pPr>
+        <w:ind w:left="480" w:hanging="480"/>
+      </w:pPr>
+      <w:rPr>
+        <w:rFonts w:hint="default"/>
+      </w:rPr>
+    </w:lvl>
+    <w:lvl w:ilvl="1">
+      <w:start w:val="1"/>
+      <w:numFmt w:val="decimal"/>
+      <w:lvlText w:val="%1.%2"/>
+      <w:lvlJc w:val="left"/>
+      <w:pPr>
+        <w:ind w:left="840" w:hanging="480"/>
+      </w:pPr>
+      <w:rPr>
+        <w:rFonts w:hint="default"/>
+      </w:rPr>
+    </w:lvl>
+    <w:lvl w:ilvl="2">
+      <w:start w:val="1"/>
+      <w:numFmt w:val="decimal"/>
+      <w:lvlText w:val="%1.%2.%3"/>
+      <w:lvlJc w:val="left"/>
+      <w:pPr>
+        <w:ind w:left="1440" w:hanging="720"/>
+      </w:pPr>
+      <w:rPr>
+        <w:rFonts w:hint="default"/>
+      </w:rPr>
+    </w:lvl>
+    <w:lvl w:ilvl="3">
+      <w:start w:val="1"/>
+      <w:numFmt w:val="decimal"/>
+      <w:lvlText w:val="%1.%2.%3.%4"/>
+      <w:lvlJc w:val="left"/>
+      <w:pPr>
+        <w:ind w:left="1800" w:hanging="720"/>
+      </w:pPr>
+      <w:rPr>
+        <w:rFonts w:hint="default"/>
+      </w:rPr>
+    </w:lvl>
+    <w:lvl w:ilvl="4">
+      <w:start w:val="1"/>
+      <w:numFmt w:val="decimal"/>
+      <w:lvlText w:val="%1.%2.%3.%4.%5"/>
+      <w:lvlJc w:val="left"/>
+      <w:pPr>
+        <w:ind w:left="2520" w:hanging="1080"/>
+      </w:pPr>
+      <w:rPr>
+        <w:rFonts w:hint="default"/>
+      </w:rPr>
+    </w:lvl>
+    <w:lvl w:ilvl="5">
+      <w:start w:val="1"/>
+      <w:numFmt w:val="decimal"/>
+      <w:lvlText w:val="%1.%2.%3.%4.%5.%6"/>
+      <w:lvlJc w:val="left"/>
+      <w:pPr>
+        <w:ind w:left="2880" w:hanging="1080"/>
+      </w:pPr>
+      <w:rPr>
+        <w:rFonts w:hint="default"/>
+      </w:rPr>
+    </w:lvl>
+    <w:lvl w:ilvl="6">
+      <w:start w:val="1"/>
+      <w:numFmt w:val="decimal"/>
+      <w:lvlText w:val="%1.%2.%3.%4.%5.%6.%7"/>
+      <w:lvlJc w:val="left"/>
+      <w:pPr>
+        <w:ind w:left="3600" w:hanging="1440"/>
+      </w:pPr>
+      <w:rPr>
+        <w:rFonts w:hint="default"/>
+      </w:rPr>
+    </w:lvl>
+    <w:lvl w:ilvl="7">
+      <w:start w:val="1"/>
+      <w:numFmt w:val="decimal"/>
+      <w:lvlText w:val="%1.%2.%3.%4.%5.%6.%7.%8"/>
+      <w:lvlJc w:val="left"/>
+      <w:pPr>
+        <w:ind w:left="3960" w:hanging="1440"/>
+      </w:pPr>
+      <w:rPr>
+        <w:rFonts w:hint="default"/>
+      </w:rPr>
+    </w:lvl>
+    <w:lvl w:ilvl="8">
+      <w:start w:val="1"/>
+      <w:numFmt w:val="decimal"/>
+      <w:lvlText w:val="%1.%2.%3.%4.%5.%6.%7.%8.%9"/>
+      <w:lvlJc w:val="left"/>
+      <w:pPr>
+        <w:ind w:left="4320" w:hanging="1440"/>
+      </w:pPr>
+      <w:rPr>
+        <w:rFonts w:hint="default"/>
+      </w:rPr>
+    </w:lvl>
+  </w:abstractNum>
+  <w:abstractNum w:abstractNumId="14" w15:restartNumberingAfterBreak="0">
     <w:nsid w:val="34944DA4"/>
     <w:multiLevelType w:val="hybridMultilevel"/>
     <w:tmpl w:val="B60214E2"/>
@@ -2357,7 +5314,96 @@
       </w:rPr>
     </w:lvl>
   </w:abstractNum>
-  <w:abstractNum w:abstractNumId="4" w15:restartNumberingAfterBreak="0">
+  <w:abstractNum w:abstractNumId="15" w15:restartNumberingAfterBreak="0">
+    <w:nsid w:val="3866534E"/>
+    <w:multiLevelType w:val="hybridMultilevel"/>
+    <w:tmpl w:val="2EB2C0D6"/>
+    <w:lvl w:ilvl="0" w:tplc="040E000F">
+      <w:start w:val="1"/>
+      <w:numFmt w:val="decimal"/>
+      <w:lvlText w:val="%1."/>
+      <w:lvlJc w:val="left"/>
+      <w:pPr>
+        <w:ind w:left="720" w:hanging="360"/>
+      </w:pPr>
+      <w:rPr>
+        <w:rFonts w:hint="default"/>
+      </w:rPr>
+    </w:lvl>
+    <w:lvl w:ilvl="1" w:tplc="040E0019" w:tentative="1">
+      <w:start w:val="1"/>
+      <w:numFmt w:val="lowerLetter"/>
+      <w:lvlText w:val="%2."/>
+      <w:lvlJc w:val="left"/>
+      <w:pPr>
+        <w:ind w:left="1440" w:hanging="360"/>
+      </w:pPr>
+    </w:lvl>
+    <w:lvl w:ilvl="2" w:tplc="040E001B" w:tentative="1">
+      <w:start w:val="1"/>
+      <w:numFmt w:val="lowerRoman"/>
+      <w:lvlText w:val="%3."/>
+      <w:lvlJc w:val="right"/>
+      <w:pPr>
+        <w:ind w:left="2160" w:hanging="180"/>
+      </w:pPr>
+    </w:lvl>
+    <w:lvl w:ilvl="3" w:tplc="040E000F" w:tentative="1">
+      <w:start w:val="1"/>
+      <w:numFmt w:val="decimal"/>
+      <w:lvlText w:val="%4."/>
+      <w:lvlJc w:val="left"/>
+      <w:pPr>
+        <w:ind w:left="2880" w:hanging="360"/>
+      </w:pPr>
+    </w:lvl>
+    <w:lvl w:ilvl="4" w:tplc="040E0019" w:tentative="1">
+      <w:start w:val="1"/>
+      <w:numFmt w:val="lowerLetter"/>
+      <w:lvlText w:val="%5."/>
+      <w:lvlJc w:val="left"/>
+      <w:pPr>
+        <w:ind w:left="3600" w:hanging="360"/>
+      </w:pPr>
+    </w:lvl>
+    <w:lvl w:ilvl="5" w:tplc="040E001B" w:tentative="1">
+      <w:start w:val="1"/>
+      <w:numFmt w:val="lowerRoman"/>
+      <w:lvlText w:val="%6."/>
+      <w:lvlJc w:val="right"/>
+      <w:pPr>
+        <w:ind w:left="4320" w:hanging="180"/>
+      </w:pPr>
+    </w:lvl>
+    <w:lvl w:ilvl="6" w:tplc="040E000F" w:tentative="1">
+      <w:start w:val="1"/>
+      <w:numFmt w:val="decimal"/>
+      <w:lvlText w:val="%7."/>
+      <w:lvlJc w:val="left"/>
+      <w:pPr>
+        <w:ind w:left="5040" w:hanging="360"/>
+      </w:pPr>
+    </w:lvl>
+    <w:lvl w:ilvl="7" w:tplc="040E0019" w:tentative="1">
+      <w:start w:val="1"/>
+      <w:numFmt w:val="lowerLetter"/>
+      <w:lvlText w:val="%8."/>
+      <w:lvlJc w:val="left"/>
+      <w:pPr>
+        <w:ind w:left="5760" w:hanging="360"/>
+      </w:pPr>
+    </w:lvl>
+    <w:lvl w:ilvl="8" w:tplc="040E001B" w:tentative="1">
+      <w:start w:val="1"/>
+      <w:numFmt w:val="lowerRoman"/>
+      <w:lvlText w:val="%9."/>
+      <w:lvlJc w:val="right"/>
+      <w:pPr>
+        <w:ind w:left="6480" w:hanging="180"/>
+      </w:pPr>
+    </w:lvl>
+  </w:abstractNum>
+  <w:abstractNum w:abstractNumId="16" w15:restartNumberingAfterBreak="0">
     <w:nsid w:val="39133BAA"/>
     <w:multiLevelType w:val="hybridMultilevel"/>
     <w:tmpl w:val="50D2FD90"/>
@@ -2470,7 +5516,93 @@
       </w:rPr>
     </w:lvl>
   </w:abstractNum>
-  <w:abstractNum w:abstractNumId="5" w15:restartNumberingAfterBreak="0">
+  <w:abstractNum w:abstractNumId="17" w15:restartNumberingAfterBreak="0">
+    <w:nsid w:val="3950041A"/>
+    <w:multiLevelType w:val="hybridMultilevel"/>
+    <w:tmpl w:val="222C7DA8"/>
+    <w:lvl w:ilvl="0" w:tplc="040E000F">
+      <w:start w:val="1"/>
+      <w:numFmt w:val="decimal"/>
+      <w:lvlText w:val="%1."/>
+      <w:lvlJc w:val="left"/>
+      <w:pPr>
+        <w:ind w:left="720" w:hanging="360"/>
+      </w:pPr>
+    </w:lvl>
+    <w:lvl w:ilvl="1" w:tplc="040E0019" w:tentative="1">
+      <w:start w:val="1"/>
+      <w:numFmt w:val="lowerLetter"/>
+      <w:lvlText w:val="%2."/>
+      <w:lvlJc w:val="left"/>
+      <w:pPr>
+        <w:ind w:left="1440" w:hanging="360"/>
+      </w:pPr>
+    </w:lvl>
+    <w:lvl w:ilvl="2" w:tplc="040E001B" w:tentative="1">
+      <w:start w:val="1"/>
+      <w:numFmt w:val="lowerRoman"/>
+      <w:lvlText w:val="%3."/>
+      <w:lvlJc w:val="right"/>
+      <w:pPr>
+        <w:ind w:left="2160" w:hanging="180"/>
+      </w:pPr>
+    </w:lvl>
+    <w:lvl w:ilvl="3" w:tplc="040E000F" w:tentative="1">
+      <w:start w:val="1"/>
+      <w:numFmt w:val="decimal"/>
+      <w:lvlText w:val="%4."/>
+      <w:lvlJc w:val="left"/>
+      <w:pPr>
+        <w:ind w:left="2880" w:hanging="360"/>
+      </w:pPr>
+    </w:lvl>
+    <w:lvl w:ilvl="4" w:tplc="040E0019" w:tentative="1">
+      <w:start w:val="1"/>
+      <w:numFmt w:val="lowerLetter"/>
+      <w:lvlText w:val="%5."/>
+      <w:lvlJc w:val="left"/>
+      <w:pPr>
+        <w:ind w:left="3600" w:hanging="360"/>
+      </w:pPr>
+    </w:lvl>
+    <w:lvl w:ilvl="5" w:tplc="040E001B" w:tentative="1">
+      <w:start w:val="1"/>
+      <w:numFmt w:val="lowerRoman"/>
+      <w:lvlText w:val="%6."/>
+      <w:lvlJc w:val="right"/>
+      <w:pPr>
+        <w:ind w:left="4320" w:hanging="180"/>
+      </w:pPr>
+    </w:lvl>
+    <w:lvl w:ilvl="6" w:tplc="040E000F" w:tentative="1">
+      <w:start w:val="1"/>
+      <w:numFmt w:val="decimal"/>
+      <w:lvlText w:val="%7."/>
+      <w:lvlJc w:val="left"/>
+      <w:pPr>
+        <w:ind w:left="5040" w:hanging="360"/>
+      </w:pPr>
+    </w:lvl>
+    <w:lvl w:ilvl="7" w:tplc="040E0019" w:tentative="1">
+      <w:start w:val="1"/>
+      <w:numFmt w:val="lowerLetter"/>
+      <w:lvlText w:val="%8."/>
+      <w:lvlJc w:val="left"/>
+      <w:pPr>
+        <w:ind w:left="5760" w:hanging="360"/>
+      </w:pPr>
+    </w:lvl>
+    <w:lvl w:ilvl="8" w:tplc="040E001B" w:tentative="1">
+      <w:start w:val="1"/>
+      <w:numFmt w:val="lowerRoman"/>
+      <w:lvlText w:val="%9."/>
+      <w:lvlJc w:val="right"/>
+      <w:pPr>
+        <w:ind w:left="6480" w:hanging="180"/>
+      </w:pPr>
+    </w:lvl>
+  </w:abstractNum>
+  <w:abstractNum w:abstractNumId="18" w15:restartNumberingAfterBreak="0">
     <w:nsid w:val="39F828FA"/>
     <w:multiLevelType w:val="multilevel"/>
     <w:tmpl w:val="8894F804"/>
@@ -2591,7 +5723,7 @@
       </w:rPr>
     </w:lvl>
   </w:abstractNum>
-  <w:abstractNum w:abstractNumId="6" w15:restartNumberingAfterBreak="0">
+  <w:abstractNum w:abstractNumId="19" w15:restartNumberingAfterBreak="0">
     <w:nsid w:val="3A5632FE"/>
     <w:multiLevelType w:val="hybridMultilevel"/>
     <w:tmpl w:val="064A8054"/>
@@ -2705,7 +5837,7 @@
       </w:rPr>
     </w:lvl>
   </w:abstractNum>
-  <w:abstractNum w:abstractNumId="7" w15:restartNumberingAfterBreak="0">
+  <w:abstractNum w:abstractNumId="20" w15:restartNumberingAfterBreak="0">
     <w:nsid w:val="41C55866"/>
     <w:multiLevelType w:val="hybridMultilevel"/>
     <w:tmpl w:val="0186BE02"/>
@@ -2818,7 +5950,93 @@
       </w:rPr>
     </w:lvl>
   </w:abstractNum>
-  <w:abstractNum w:abstractNumId="8" w15:restartNumberingAfterBreak="0">
+  <w:abstractNum w:abstractNumId="21" w15:restartNumberingAfterBreak="0">
+    <w:nsid w:val="41DA17E3"/>
+    <w:multiLevelType w:val="hybridMultilevel"/>
+    <w:tmpl w:val="2F228182"/>
+    <w:lvl w:ilvl="0" w:tplc="040E000F">
+      <w:start w:val="1"/>
+      <w:numFmt w:val="decimal"/>
+      <w:lvlText w:val="%1."/>
+      <w:lvlJc w:val="left"/>
+      <w:pPr>
+        <w:ind w:left="720" w:hanging="360"/>
+      </w:pPr>
+    </w:lvl>
+    <w:lvl w:ilvl="1" w:tplc="040E0019" w:tentative="1">
+      <w:start w:val="1"/>
+      <w:numFmt w:val="lowerLetter"/>
+      <w:lvlText w:val="%2."/>
+      <w:lvlJc w:val="left"/>
+      <w:pPr>
+        <w:ind w:left="1440" w:hanging="360"/>
+      </w:pPr>
+    </w:lvl>
+    <w:lvl w:ilvl="2" w:tplc="040E001B" w:tentative="1">
+      <w:start w:val="1"/>
+      <w:numFmt w:val="lowerRoman"/>
+      <w:lvlText w:val="%3."/>
+      <w:lvlJc w:val="right"/>
+      <w:pPr>
+        <w:ind w:left="2160" w:hanging="180"/>
+      </w:pPr>
+    </w:lvl>
+    <w:lvl w:ilvl="3" w:tplc="040E000F" w:tentative="1">
+      <w:start w:val="1"/>
+      <w:numFmt w:val="decimal"/>
+      <w:lvlText w:val="%4."/>
+      <w:lvlJc w:val="left"/>
+      <w:pPr>
+        <w:ind w:left="2880" w:hanging="360"/>
+      </w:pPr>
+    </w:lvl>
+    <w:lvl w:ilvl="4" w:tplc="040E0019" w:tentative="1">
+      <w:start w:val="1"/>
+      <w:numFmt w:val="lowerLetter"/>
+      <w:lvlText w:val="%5."/>
+      <w:lvlJc w:val="left"/>
+      <w:pPr>
+        <w:ind w:left="3600" w:hanging="360"/>
+      </w:pPr>
+    </w:lvl>
+    <w:lvl w:ilvl="5" w:tplc="040E001B" w:tentative="1">
+      <w:start w:val="1"/>
+      <w:numFmt w:val="lowerRoman"/>
+      <w:lvlText w:val="%6."/>
+      <w:lvlJc w:val="right"/>
+      <w:pPr>
+        <w:ind w:left="4320" w:hanging="180"/>
+      </w:pPr>
+    </w:lvl>
+    <w:lvl w:ilvl="6" w:tplc="040E000F" w:tentative="1">
+      <w:start w:val="1"/>
+      <w:numFmt w:val="decimal"/>
+      <w:lvlText w:val="%7."/>
+      <w:lvlJc w:val="left"/>
+      <w:pPr>
+        <w:ind w:left="5040" w:hanging="360"/>
+      </w:pPr>
+    </w:lvl>
+    <w:lvl w:ilvl="7" w:tplc="040E0019" w:tentative="1">
+      <w:start w:val="1"/>
+      <w:numFmt w:val="lowerLetter"/>
+      <w:lvlText w:val="%8."/>
+      <w:lvlJc w:val="left"/>
+      <w:pPr>
+        <w:ind w:left="5760" w:hanging="360"/>
+      </w:pPr>
+    </w:lvl>
+    <w:lvl w:ilvl="8" w:tplc="040E001B" w:tentative="1">
+      <w:start w:val="1"/>
+      <w:numFmt w:val="lowerRoman"/>
+      <w:lvlText w:val="%9."/>
+      <w:lvlJc w:val="right"/>
+      <w:pPr>
+        <w:ind w:left="6480" w:hanging="180"/>
+      </w:pPr>
+    </w:lvl>
+  </w:abstractNum>
+  <w:abstractNum w:abstractNumId="22" w15:restartNumberingAfterBreak="0">
     <w:nsid w:val="41F10DC5"/>
     <w:multiLevelType w:val="hybridMultilevel"/>
     <w:tmpl w:val="032E5EBE"/>
@@ -2930,7 +6148,96 @@
       </w:rPr>
     </w:lvl>
   </w:abstractNum>
-  <w:abstractNum w:abstractNumId="9" w15:restartNumberingAfterBreak="0">
+  <w:abstractNum w:abstractNumId="23" w15:restartNumberingAfterBreak="0">
+    <w:nsid w:val="463105F9"/>
+    <w:multiLevelType w:val="hybridMultilevel"/>
+    <w:tmpl w:val="320C3C3A"/>
+    <w:lvl w:ilvl="0" w:tplc="46B4D448">
+      <w:start w:val="1"/>
+      <w:numFmt w:val="decimal"/>
+      <w:lvlText w:val="%1."/>
+      <w:lvlJc w:val="left"/>
+      <w:pPr>
+        <w:ind w:left="720" w:hanging="360"/>
+      </w:pPr>
+      <w:rPr>
+        <w:rFonts w:hint="default"/>
+      </w:rPr>
+    </w:lvl>
+    <w:lvl w:ilvl="1" w:tplc="040E0019" w:tentative="1">
+      <w:start w:val="1"/>
+      <w:numFmt w:val="lowerLetter"/>
+      <w:lvlText w:val="%2."/>
+      <w:lvlJc w:val="left"/>
+      <w:pPr>
+        <w:ind w:left="1440" w:hanging="360"/>
+      </w:pPr>
+    </w:lvl>
+    <w:lvl w:ilvl="2" w:tplc="040E001B" w:tentative="1">
+      <w:start w:val="1"/>
+      <w:numFmt w:val="lowerRoman"/>
+      <w:lvlText w:val="%3."/>
+      <w:lvlJc w:val="right"/>
+      <w:pPr>
+        <w:ind w:left="2160" w:hanging="180"/>
+      </w:pPr>
+    </w:lvl>
+    <w:lvl w:ilvl="3" w:tplc="040E000F" w:tentative="1">
+      <w:start w:val="1"/>
+      <w:numFmt w:val="decimal"/>
+      <w:lvlText w:val="%4."/>
+      <w:lvlJc w:val="left"/>
+      <w:pPr>
+        <w:ind w:left="2880" w:hanging="360"/>
+      </w:pPr>
+    </w:lvl>
+    <w:lvl w:ilvl="4" w:tplc="040E0019" w:tentative="1">
+      <w:start w:val="1"/>
+      <w:numFmt w:val="lowerLetter"/>
+      <w:lvlText w:val="%5."/>
+      <w:lvlJc w:val="left"/>
+      <w:pPr>
+        <w:ind w:left="3600" w:hanging="360"/>
+      </w:pPr>
+    </w:lvl>
+    <w:lvl w:ilvl="5" w:tplc="040E001B" w:tentative="1">
+      <w:start w:val="1"/>
+      <w:numFmt w:val="lowerRoman"/>
+      <w:lvlText w:val="%6."/>
+      <w:lvlJc w:val="right"/>
+      <w:pPr>
+        <w:ind w:left="4320" w:hanging="180"/>
+      </w:pPr>
+    </w:lvl>
+    <w:lvl w:ilvl="6" w:tplc="040E000F" w:tentative="1">
+      <w:start w:val="1"/>
+      <w:numFmt w:val="decimal"/>
+      <w:lvlText w:val="%7."/>
+      <w:lvlJc w:val="left"/>
+      <w:pPr>
+        <w:ind w:left="5040" w:hanging="360"/>
+      </w:pPr>
+    </w:lvl>
+    <w:lvl w:ilvl="7" w:tplc="040E0019" w:tentative="1">
+      <w:start w:val="1"/>
+      <w:numFmt w:val="lowerLetter"/>
+      <w:lvlText w:val="%8."/>
+      <w:lvlJc w:val="left"/>
+      <w:pPr>
+        <w:ind w:left="5760" w:hanging="360"/>
+      </w:pPr>
+    </w:lvl>
+    <w:lvl w:ilvl="8" w:tplc="040E001B" w:tentative="1">
+      <w:start w:val="1"/>
+      <w:numFmt w:val="lowerRoman"/>
+      <w:lvlText w:val="%9."/>
+      <w:lvlJc w:val="right"/>
+      <w:pPr>
+        <w:ind w:left="6480" w:hanging="180"/>
+      </w:pPr>
+    </w:lvl>
+  </w:abstractNum>
+  <w:abstractNum w:abstractNumId="24" w15:restartNumberingAfterBreak="0">
     <w:nsid w:val="476110F7"/>
     <w:multiLevelType w:val="hybridMultilevel"/>
     <w:tmpl w:val="F1BEA3F0"/>
@@ -3043,10 +6350,96 @@
       </w:rPr>
     </w:lvl>
   </w:abstractNum>
-  <w:abstractNum w:abstractNumId="10" w15:restartNumberingAfterBreak="0">
+  <w:abstractNum w:abstractNumId="25" w15:restartNumberingAfterBreak="0">
+    <w:nsid w:val="4CDC541C"/>
+    <w:multiLevelType w:val="hybridMultilevel"/>
+    <w:tmpl w:val="FD9834F2"/>
+    <w:lvl w:ilvl="0" w:tplc="040E000F">
+      <w:start w:val="1"/>
+      <w:numFmt w:val="decimal"/>
+      <w:lvlText w:val="%1."/>
+      <w:lvlJc w:val="left"/>
+      <w:pPr>
+        <w:ind w:left="720" w:hanging="360"/>
+      </w:pPr>
+    </w:lvl>
+    <w:lvl w:ilvl="1" w:tplc="040E0019" w:tentative="1">
+      <w:start w:val="1"/>
+      <w:numFmt w:val="lowerLetter"/>
+      <w:lvlText w:val="%2."/>
+      <w:lvlJc w:val="left"/>
+      <w:pPr>
+        <w:ind w:left="1440" w:hanging="360"/>
+      </w:pPr>
+    </w:lvl>
+    <w:lvl w:ilvl="2" w:tplc="040E001B" w:tentative="1">
+      <w:start w:val="1"/>
+      <w:numFmt w:val="lowerRoman"/>
+      <w:lvlText w:val="%3."/>
+      <w:lvlJc w:val="right"/>
+      <w:pPr>
+        <w:ind w:left="2160" w:hanging="180"/>
+      </w:pPr>
+    </w:lvl>
+    <w:lvl w:ilvl="3" w:tplc="040E000F" w:tentative="1">
+      <w:start w:val="1"/>
+      <w:numFmt w:val="decimal"/>
+      <w:lvlText w:val="%4."/>
+      <w:lvlJc w:val="left"/>
+      <w:pPr>
+        <w:ind w:left="2880" w:hanging="360"/>
+      </w:pPr>
+    </w:lvl>
+    <w:lvl w:ilvl="4" w:tplc="040E0019" w:tentative="1">
+      <w:start w:val="1"/>
+      <w:numFmt w:val="lowerLetter"/>
+      <w:lvlText w:val="%5."/>
+      <w:lvlJc w:val="left"/>
+      <w:pPr>
+        <w:ind w:left="3600" w:hanging="360"/>
+      </w:pPr>
+    </w:lvl>
+    <w:lvl w:ilvl="5" w:tplc="040E001B" w:tentative="1">
+      <w:start w:val="1"/>
+      <w:numFmt w:val="lowerRoman"/>
+      <w:lvlText w:val="%6."/>
+      <w:lvlJc w:val="right"/>
+      <w:pPr>
+        <w:ind w:left="4320" w:hanging="180"/>
+      </w:pPr>
+    </w:lvl>
+    <w:lvl w:ilvl="6" w:tplc="040E000F" w:tentative="1">
+      <w:start w:val="1"/>
+      <w:numFmt w:val="decimal"/>
+      <w:lvlText w:val="%7."/>
+      <w:lvlJc w:val="left"/>
+      <w:pPr>
+        <w:ind w:left="5040" w:hanging="360"/>
+      </w:pPr>
+    </w:lvl>
+    <w:lvl w:ilvl="7" w:tplc="040E0019" w:tentative="1">
+      <w:start w:val="1"/>
+      <w:numFmt w:val="lowerLetter"/>
+      <w:lvlText w:val="%8."/>
+      <w:lvlJc w:val="left"/>
+      <w:pPr>
+        <w:ind w:left="5760" w:hanging="360"/>
+      </w:pPr>
+    </w:lvl>
+    <w:lvl w:ilvl="8" w:tplc="040E001B" w:tentative="1">
+      <w:start w:val="1"/>
+      <w:numFmt w:val="lowerRoman"/>
+      <w:lvlText w:val="%9."/>
+      <w:lvlJc w:val="right"/>
+      <w:pPr>
+        <w:ind w:left="6480" w:hanging="180"/>
+      </w:pPr>
+    </w:lvl>
+  </w:abstractNum>
+  <w:abstractNum w:abstractNumId="26" w15:restartNumberingAfterBreak="0">
     <w:nsid w:val="53AB1538"/>
     <w:multiLevelType w:val="multilevel"/>
-    <w:tmpl w:val="689C7E3E"/>
+    <w:tmpl w:val="4482B3B2"/>
     <w:lvl w:ilvl="0">
       <w:start w:val="1"/>
       <w:numFmt w:val="decimal"/>
@@ -3156,7 +6549,209 @@
       </w:rPr>
     </w:lvl>
   </w:abstractNum>
-  <w:abstractNum w:abstractNumId="11" w15:restartNumberingAfterBreak="0">
+  <w:abstractNum w:abstractNumId="27" w15:restartNumberingAfterBreak="0">
+    <w:nsid w:val="55294F46"/>
+    <w:multiLevelType w:val="multilevel"/>
+    <w:tmpl w:val="10606EE4"/>
+    <w:lvl w:ilvl="0">
+      <w:start w:val="1"/>
+      <w:numFmt w:val="decimal"/>
+      <w:lvlText w:val="%1."/>
+      <w:lvlJc w:val="left"/>
+      <w:pPr>
+        <w:tabs>
+          <w:tab w:val="num" w:pos="720"/>
+        </w:tabs>
+        <w:ind w:left="720" w:hanging="360"/>
+      </w:pPr>
+    </w:lvl>
+    <w:lvl w:ilvl="1" w:tentative="1">
+      <w:start w:val="1"/>
+      <w:numFmt w:val="decimal"/>
+      <w:lvlText w:val="%2."/>
+      <w:lvlJc w:val="left"/>
+      <w:pPr>
+        <w:tabs>
+          <w:tab w:val="num" w:pos="1440"/>
+        </w:tabs>
+        <w:ind w:left="1440" w:hanging="360"/>
+      </w:pPr>
+    </w:lvl>
+    <w:lvl w:ilvl="2" w:tentative="1">
+      <w:start w:val="1"/>
+      <w:numFmt w:val="decimal"/>
+      <w:lvlText w:val="%3."/>
+      <w:lvlJc w:val="left"/>
+      <w:pPr>
+        <w:tabs>
+          <w:tab w:val="num" w:pos="2160"/>
+        </w:tabs>
+        <w:ind w:left="2160" w:hanging="360"/>
+      </w:pPr>
+    </w:lvl>
+    <w:lvl w:ilvl="3" w:tentative="1">
+      <w:start w:val="1"/>
+      <w:numFmt w:val="decimal"/>
+      <w:lvlText w:val="%4."/>
+      <w:lvlJc w:val="left"/>
+      <w:pPr>
+        <w:tabs>
+          <w:tab w:val="num" w:pos="2880"/>
+        </w:tabs>
+        <w:ind w:left="2880" w:hanging="360"/>
+      </w:pPr>
+    </w:lvl>
+    <w:lvl w:ilvl="4" w:tentative="1">
+      <w:start w:val="1"/>
+      <w:numFmt w:val="decimal"/>
+      <w:lvlText w:val="%5."/>
+      <w:lvlJc w:val="left"/>
+      <w:pPr>
+        <w:tabs>
+          <w:tab w:val="num" w:pos="3600"/>
+        </w:tabs>
+        <w:ind w:left="3600" w:hanging="360"/>
+      </w:pPr>
+    </w:lvl>
+    <w:lvl w:ilvl="5" w:tentative="1">
+      <w:start w:val="1"/>
+      <w:numFmt w:val="decimal"/>
+      <w:lvlText w:val="%6."/>
+      <w:lvlJc w:val="left"/>
+      <w:pPr>
+        <w:tabs>
+          <w:tab w:val="num" w:pos="4320"/>
+        </w:tabs>
+        <w:ind w:left="4320" w:hanging="360"/>
+      </w:pPr>
+    </w:lvl>
+    <w:lvl w:ilvl="6" w:tentative="1">
+      <w:start w:val="1"/>
+      <w:numFmt w:val="decimal"/>
+      <w:lvlText w:val="%7."/>
+      <w:lvlJc w:val="left"/>
+      <w:pPr>
+        <w:tabs>
+          <w:tab w:val="num" w:pos="5040"/>
+        </w:tabs>
+        <w:ind w:left="5040" w:hanging="360"/>
+      </w:pPr>
+    </w:lvl>
+    <w:lvl w:ilvl="7" w:tentative="1">
+      <w:start w:val="1"/>
+      <w:numFmt w:val="decimal"/>
+      <w:lvlText w:val="%8."/>
+      <w:lvlJc w:val="left"/>
+      <w:pPr>
+        <w:tabs>
+          <w:tab w:val="num" w:pos="5760"/>
+        </w:tabs>
+        <w:ind w:left="5760" w:hanging="360"/>
+      </w:pPr>
+    </w:lvl>
+    <w:lvl w:ilvl="8" w:tentative="1">
+      <w:start w:val="1"/>
+      <w:numFmt w:val="decimal"/>
+      <w:lvlText w:val="%9."/>
+      <w:lvlJc w:val="left"/>
+      <w:pPr>
+        <w:tabs>
+          <w:tab w:val="num" w:pos="6480"/>
+        </w:tabs>
+        <w:ind w:left="6480" w:hanging="360"/>
+      </w:pPr>
+    </w:lvl>
+  </w:abstractNum>
+  <w:abstractNum w:abstractNumId="28" w15:restartNumberingAfterBreak="0">
+    <w:nsid w:val="55D926D9"/>
+    <w:multiLevelType w:val="hybridMultilevel"/>
+    <w:tmpl w:val="34FAE020"/>
+    <w:lvl w:ilvl="0" w:tplc="46B4D448">
+      <w:start w:val="2"/>
+      <w:numFmt w:val="decimal"/>
+      <w:lvlText w:val="%1."/>
+      <w:lvlJc w:val="left"/>
+      <w:pPr>
+        <w:ind w:left="720" w:hanging="360"/>
+      </w:pPr>
+      <w:rPr>
+        <w:rFonts w:hint="default"/>
+      </w:rPr>
+    </w:lvl>
+    <w:lvl w:ilvl="1" w:tplc="040E0019" w:tentative="1">
+      <w:start w:val="1"/>
+      <w:numFmt w:val="lowerLetter"/>
+      <w:lvlText w:val="%2."/>
+      <w:lvlJc w:val="left"/>
+      <w:pPr>
+        <w:ind w:left="1440" w:hanging="360"/>
+      </w:pPr>
+    </w:lvl>
+    <w:lvl w:ilvl="2" w:tplc="040E001B" w:tentative="1">
+      <w:start w:val="1"/>
+      <w:numFmt w:val="lowerRoman"/>
+      <w:lvlText w:val="%3."/>
+      <w:lvlJc w:val="right"/>
+      <w:pPr>
+        <w:ind w:left="2160" w:hanging="180"/>
+      </w:pPr>
+    </w:lvl>
+    <w:lvl w:ilvl="3" w:tplc="040E000F" w:tentative="1">
+      <w:start w:val="1"/>
+      <w:numFmt w:val="decimal"/>
+      <w:lvlText w:val="%4."/>
+      <w:lvlJc w:val="left"/>
+      <w:pPr>
+        <w:ind w:left="2880" w:hanging="360"/>
+      </w:pPr>
+    </w:lvl>
+    <w:lvl w:ilvl="4" w:tplc="040E0019" w:tentative="1">
+      <w:start w:val="1"/>
+      <w:numFmt w:val="lowerLetter"/>
+      <w:lvlText w:val="%5."/>
+      <w:lvlJc w:val="left"/>
+      <w:pPr>
+        <w:ind w:left="3600" w:hanging="360"/>
+      </w:pPr>
+    </w:lvl>
+    <w:lvl w:ilvl="5" w:tplc="040E001B" w:tentative="1">
+      <w:start w:val="1"/>
+      <w:numFmt w:val="lowerRoman"/>
+      <w:lvlText w:val="%6."/>
+      <w:lvlJc w:val="right"/>
+      <w:pPr>
+        <w:ind w:left="4320" w:hanging="180"/>
+      </w:pPr>
+    </w:lvl>
+    <w:lvl w:ilvl="6" w:tplc="040E000F" w:tentative="1">
+      <w:start w:val="1"/>
+      <w:numFmt w:val="decimal"/>
+      <w:lvlText w:val="%7."/>
+      <w:lvlJc w:val="left"/>
+      <w:pPr>
+        <w:ind w:left="5040" w:hanging="360"/>
+      </w:pPr>
+    </w:lvl>
+    <w:lvl w:ilvl="7" w:tplc="040E0019" w:tentative="1">
+      <w:start w:val="1"/>
+      <w:numFmt w:val="lowerLetter"/>
+      <w:lvlText w:val="%8."/>
+      <w:lvlJc w:val="left"/>
+      <w:pPr>
+        <w:ind w:left="5760" w:hanging="360"/>
+      </w:pPr>
+    </w:lvl>
+    <w:lvl w:ilvl="8" w:tplc="040E001B" w:tentative="1">
+      <w:start w:val="1"/>
+      <w:numFmt w:val="lowerRoman"/>
+      <w:lvlText w:val="%9."/>
+      <w:lvlJc w:val="right"/>
+      <w:pPr>
+        <w:ind w:left="6480" w:hanging="180"/>
+      </w:pPr>
+    </w:lvl>
+  </w:abstractNum>
+  <w:abstractNum w:abstractNumId="29" w15:restartNumberingAfterBreak="0">
     <w:nsid w:val="65D57464"/>
     <w:multiLevelType w:val="hybridMultilevel"/>
     <w:tmpl w:val="3456248A"/>
@@ -3269,7 +6864,120 @@
       </w:rPr>
     </w:lvl>
   </w:abstractNum>
-  <w:abstractNum w:abstractNumId="12" w15:restartNumberingAfterBreak="0">
+  <w:abstractNum w:abstractNumId="30" w15:restartNumberingAfterBreak="0">
+    <w:nsid w:val="6E614CFF"/>
+    <w:multiLevelType w:val="multilevel"/>
+    <w:tmpl w:val="689C7E3E"/>
+    <w:lvl w:ilvl="0">
+      <w:start w:val="1"/>
+      <w:numFmt w:val="decimal"/>
+      <w:lvlText w:val="%1"/>
+      <w:lvlJc w:val="left"/>
+      <w:pPr>
+        <w:ind w:left="480" w:hanging="480"/>
+      </w:pPr>
+      <w:rPr>
+        <w:rFonts w:hint="default"/>
+      </w:rPr>
+    </w:lvl>
+    <w:lvl w:ilvl="1">
+      <w:start w:val="1"/>
+      <w:numFmt w:val="decimal"/>
+      <w:lvlText w:val="%1.%2"/>
+      <w:lvlJc w:val="left"/>
+      <w:pPr>
+        <w:ind w:left="840" w:hanging="480"/>
+      </w:pPr>
+      <w:rPr>
+        <w:rFonts w:hint="default"/>
+      </w:rPr>
+    </w:lvl>
+    <w:lvl w:ilvl="2">
+      <w:start w:val="1"/>
+      <w:numFmt w:val="decimal"/>
+      <w:lvlText w:val="%1.%2.%3"/>
+      <w:lvlJc w:val="left"/>
+      <w:pPr>
+        <w:ind w:left="1440" w:hanging="720"/>
+      </w:pPr>
+      <w:rPr>
+        <w:rFonts w:hint="default"/>
+      </w:rPr>
+    </w:lvl>
+    <w:lvl w:ilvl="3">
+      <w:start w:val="1"/>
+      <w:numFmt w:val="decimal"/>
+      <w:lvlText w:val="%1.%2.%3.%4"/>
+      <w:lvlJc w:val="left"/>
+      <w:pPr>
+        <w:ind w:left="1800" w:hanging="720"/>
+      </w:pPr>
+      <w:rPr>
+        <w:rFonts w:hint="default"/>
+      </w:rPr>
+    </w:lvl>
+    <w:lvl w:ilvl="4">
+      <w:start w:val="1"/>
+      <w:numFmt w:val="decimal"/>
+      <w:lvlText w:val="%1.%2.%3.%4.%5"/>
+      <w:lvlJc w:val="left"/>
+      <w:pPr>
+        <w:ind w:left="2520" w:hanging="1080"/>
+      </w:pPr>
+      <w:rPr>
+        <w:rFonts w:hint="default"/>
+      </w:rPr>
+    </w:lvl>
+    <w:lvl w:ilvl="5">
+      <w:start w:val="1"/>
+      <w:numFmt w:val="decimal"/>
+      <w:lvlText w:val="%1.%2.%3.%4.%5.%6"/>
+      <w:lvlJc w:val="left"/>
+      <w:pPr>
+        <w:ind w:left="2880" w:hanging="1080"/>
+      </w:pPr>
+      <w:rPr>
+        <w:rFonts w:hint="default"/>
+      </w:rPr>
+    </w:lvl>
+    <w:lvl w:ilvl="6">
+      <w:start w:val="1"/>
+      <w:numFmt w:val="decimal"/>
+      <w:lvlText w:val="%1.%2.%3.%4.%5.%6.%7"/>
+      <w:lvlJc w:val="left"/>
+      <w:pPr>
+        <w:ind w:left="3600" w:hanging="1440"/>
+      </w:pPr>
+      <w:rPr>
+        <w:rFonts w:hint="default"/>
+      </w:rPr>
+    </w:lvl>
+    <w:lvl w:ilvl="7">
+      <w:start w:val="1"/>
+      <w:numFmt w:val="decimal"/>
+      <w:lvlText w:val="%1.%2.%3.%4.%5.%6.%7.%8"/>
+      <w:lvlJc w:val="left"/>
+      <w:pPr>
+        <w:ind w:left="3960" w:hanging="1440"/>
+      </w:pPr>
+      <w:rPr>
+        <w:rFonts w:hint="default"/>
+      </w:rPr>
+    </w:lvl>
+    <w:lvl w:ilvl="8">
+      <w:start w:val="1"/>
+      <w:numFmt w:val="decimal"/>
+      <w:lvlText w:val="%1.%2.%3.%4.%5.%6.%7.%8.%9"/>
+      <w:lvlJc w:val="left"/>
+      <w:pPr>
+        <w:ind w:left="4320" w:hanging="1440"/>
+      </w:pPr>
+      <w:rPr>
+        <w:rFonts w:hint="default"/>
+      </w:rPr>
+    </w:lvl>
+  </w:abstractNum>
+  <w:abstractNum w:abstractNumId="31" w15:restartNumberingAfterBreak="0">
     <w:nsid w:val="79A90F4E"/>
     <w:multiLevelType w:val="hybridMultilevel"/>
     <w:tmpl w:val="849236CA"/>
@@ -3382,7 +7090,96 @@
       </w:rPr>
     </w:lvl>
   </w:abstractNum>
-  <w:abstractNum w:abstractNumId="13" w15:restartNumberingAfterBreak="0">
+  <w:abstractNum w:abstractNumId="32" w15:restartNumberingAfterBreak="0">
+    <w:nsid w:val="7A4C11AF"/>
+    <w:multiLevelType w:val="hybridMultilevel"/>
+    <w:tmpl w:val="57B077AE"/>
+    <w:lvl w:ilvl="0" w:tplc="46B4D448">
+      <w:start w:val="2"/>
+      <w:numFmt w:val="decimal"/>
+      <w:lvlText w:val="%1."/>
+      <w:lvlJc w:val="left"/>
+      <w:pPr>
+        <w:ind w:left="720" w:hanging="360"/>
+      </w:pPr>
+      <w:rPr>
+        <w:rFonts w:hint="default"/>
+      </w:rPr>
+    </w:lvl>
+    <w:lvl w:ilvl="1" w:tplc="040E0019" w:tentative="1">
+      <w:start w:val="1"/>
+      <w:numFmt w:val="lowerLetter"/>
+      <w:lvlText w:val="%2."/>
+      <w:lvlJc w:val="left"/>
+      <w:pPr>
+        <w:ind w:left="1440" w:hanging="360"/>
+      </w:pPr>
+    </w:lvl>
+    <w:lvl w:ilvl="2" w:tplc="040E001B" w:tentative="1">
+      <w:start w:val="1"/>
+      <w:numFmt w:val="lowerRoman"/>
+      <w:lvlText w:val="%3."/>
+      <w:lvlJc w:val="right"/>
+      <w:pPr>
+        <w:ind w:left="2160" w:hanging="180"/>
+      </w:pPr>
+    </w:lvl>
+    <w:lvl w:ilvl="3" w:tplc="040E000F" w:tentative="1">
+      <w:start w:val="1"/>
+      <w:numFmt w:val="decimal"/>
+      <w:lvlText w:val="%4."/>
+      <w:lvlJc w:val="left"/>
+      <w:pPr>
+        <w:ind w:left="2880" w:hanging="360"/>
+      </w:pPr>
+    </w:lvl>
+    <w:lvl w:ilvl="4" w:tplc="040E0019" w:tentative="1">
+      <w:start w:val="1"/>
+      <w:numFmt w:val="lowerLetter"/>
+      <w:lvlText w:val="%5."/>
+      <w:lvlJc w:val="left"/>
+      <w:pPr>
+        <w:ind w:left="3600" w:hanging="360"/>
+      </w:pPr>
+    </w:lvl>
+    <w:lvl w:ilvl="5" w:tplc="040E001B" w:tentative="1">
+      <w:start w:val="1"/>
+      <w:numFmt w:val="lowerRoman"/>
+      <w:lvlText w:val="%6."/>
+      <w:lvlJc w:val="right"/>
+      <w:pPr>
+        <w:ind w:left="4320" w:hanging="180"/>
+      </w:pPr>
+    </w:lvl>
+    <w:lvl w:ilvl="6" w:tplc="040E000F" w:tentative="1">
+      <w:start w:val="1"/>
+      <w:numFmt w:val="decimal"/>
+      <w:lvlText w:val="%7."/>
+      <w:lvlJc w:val="left"/>
+      <w:pPr>
+        <w:ind w:left="5040" w:hanging="360"/>
+      </w:pPr>
+    </w:lvl>
+    <w:lvl w:ilvl="7" w:tplc="040E0019" w:tentative="1">
+      <w:start w:val="1"/>
+      <w:numFmt w:val="lowerLetter"/>
+      <w:lvlText w:val="%8."/>
+      <w:lvlJc w:val="left"/>
+      <w:pPr>
+        <w:ind w:left="5760" w:hanging="360"/>
+      </w:pPr>
+    </w:lvl>
+    <w:lvl w:ilvl="8" w:tplc="040E001B" w:tentative="1">
+      <w:start w:val="1"/>
+      <w:numFmt w:val="lowerRoman"/>
+      <w:lvlText w:val="%9."/>
+      <w:lvlJc w:val="right"/>
+      <w:pPr>
+        <w:ind w:left="6480" w:hanging="180"/>
+      </w:pPr>
+    </w:lvl>
+  </w:abstractNum>
+  <w:abstractNum w:abstractNumId="33" w15:restartNumberingAfterBreak="0">
     <w:nsid w:val="7A887EEB"/>
     <w:multiLevelType w:val="multilevel"/>
     <w:tmpl w:val="9AD0AEE0"/>
@@ -3503,7 +7300,7 @@
       </w:rPr>
     </w:lvl>
   </w:abstractNum>
-  <w:abstractNum w:abstractNumId="14" w15:restartNumberingAfterBreak="0">
+  <w:abstractNum w:abstractNumId="34" w15:restartNumberingAfterBreak="0">
     <w:nsid w:val="7AA558AC"/>
     <w:multiLevelType w:val="multilevel"/>
     <w:tmpl w:val="4AEE0144"/>
@@ -3618,56 +7415,116 @@
       </w:rPr>
     </w:lvl>
   </w:abstractNum>
-  <w:num w:numId="1">
+  <w:num w:numId="1" w16cid:durableId="1118598695">
+    <w:abstractNumId w:val="34"/>
+  </w:num>
+  <w:num w:numId="2" w16cid:durableId="668365014">
+    <w:abstractNumId w:val="19"/>
+  </w:num>
+  <w:num w:numId="3" w16cid:durableId="606348648">
+    <w:abstractNumId w:val="18"/>
+  </w:num>
+  <w:num w:numId="4" w16cid:durableId="834300539">
+    <w:abstractNumId w:val="22"/>
+  </w:num>
+  <w:num w:numId="5" w16cid:durableId="320625060">
+    <w:abstractNumId w:val="20"/>
+  </w:num>
+  <w:num w:numId="6" w16cid:durableId="1127621639">
+    <w:abstractNumId w:val="8"/>
+  </w:num>
+  <w:num w:numId="7" w16cid:durableId="1555964464">
+    <w:abstractNumId w:val="33"/>
+  </w:num>
+  <w:num w:numId="8" w16cid:durableId="2085909324">
     <w:abstractNumId w:val="14"/>
   </w:num>
-  <w:num w:numId="2">
+  <w:num w:numId="9" w16cid:durableId="1040938035">
+    <w:abstractNumId w:val="3"/>
+  </w:num>
+  <w:num w:numId="10" w16cid:durableId="1321888101">
+    <w:abstractNumId w:val="16"/>
+  </w:num>
+  <w:num w:numId="11" w16cid:durableId="1606307784">
+    <w:abstractNumId w:val="31"/>
+  </w:num>
+  <w:num w:numId="12" w16cid:durableId="545221227">
+    <w:abstractNumId w:val="24"/>
+  </w:num>
+  <w:num w:numId="13" w16cid:durableId="203638716">
+    <w:abstractNumId w:val="29"/>
+  </w:num>
+  <w:num w:numId="14" w16cid:durableId="1578397148">
+    <w:abstractNumId w:val="26"/>
+  </w:num>
+  <w:num w:numId="15" w16cid:durableId="31536930">
+    <w:abstractNumId w:val="10"/>
+  </w:num>
+  <w:num w:numId="16" w16cid:durableId="1315833931">
+    <w:abstractNumId w:val="27"/>
+  </w:num>
+  <w:num w:numId="17" w16cid:durableId="665474863">
+    <w:abstractNumId w:val="30"/>
+  </w:num>
+  <w:num w:numId="18" w16cid:durableId="1488745336">
+    <w:abstractNumId w:val="12"/>
+  </w:num>
+  <w:num w:numId="19" w16cid:durableId="1568298343">
+    <w:abstractNumId w:val="5"/>
+  </w:num>
+  <w:num w:numId="20" w16cid:durableId="734356815">
+    <w:abstractNumId w:val="13"/>
+  </w:num>
+  <w:num w:numId="21" w16cid:durableId="2122607685">
+    <w:abstractNumId w:val="7"/>
+  </w:num>
+  <w:num w:numId="22" w16cid:durableId="1255213528">
+    <w:abstractNumId w:val="25"/>
+  </w:num>
+  <w:num w:numId="23" w16cid:durableId="1245649505">
+    <w:abstractNumId w:val="2"/>
+  </w:num>
+  <w:num w:numId="24" w16cid:durableId="424571889">
+    <w:abstractNumId w:val="11"/>
+  </w:num>
+  <w:num w:numId="25" w16cid:durableId="1084061127">
     <w:abstractNumId w:val="6"/>
   </w:num>
-  <w:num w:numId="3">
-    <w:abstractNumId w:val="5"/>
-  </w:num>
-  <w:num w:numId="4">
-    <w:abstractNumId w:val="8"/>
-  </w:num>
-  <w:num w:numId="5">
-    <w:abstractNumId w:val="7"/>
-  </w:num>
-  <w:num w:numId="6">
+  <w:num w:numId="26" w16cid:durableId="1881479906">
     <w:abstractNumId w:val="1"/>
   </w:num>
-  <w:num w:numId="7">
-    <w:abstractNumId w:val="13"/>
+  <w:num w:numId="27" w16cid:durableId="1978871994">
+    <w:abstractNumId w:val="15"/>
   </w:num>
-  <w:num w:numId="8">
-    <w:abstractNumId w:val="3"/>
+  <w:num w:numId="28" w16cid:durableId="1582762489">
+    <w:abstractNumId w:val="17"/>
   </w:num>
-  <w:num w:numId="9">
+  <w:num w:numId="29" w16cid:durableId="1549800886">
+    <w:abstractNumId w:val="4"/>
+  </w:num>
+  <w:num w:numId="30" w16cid:durableId="2038578344">
+    <w:abstractNumId w:val="21"/>
+  </w:num>
+  <w:num w:numId="31" w16cid:durableId="1143620851">
+    <w:abstractNumId w:val="28"/>
+  </w:num>
+  <w:num w:numId="32" w16cid:durableId="1599873396">
     <w:abstractNumId w:val="0"/>
   </w:num>
-  <w:num w:numId="10">
-    <w:abstractNumId w:val="4"/>
-  </w:num>
-  <w:num w:numId="11">
-    <w:abstractNumId w:val="12"/>
-  </w:num>
-  <w:num w:numId="12">
+  <w:num w:numId="33" w16cid:durableId="1665472738">
     <w:abstractNumId w:val="9"/>
   </w:num>
-  <w:num w:numId="13">
-    <w:abstractNumId w:val="11"/>
+  <w:num w:numId="34" w16cid:durableId="1965576473">
+    <w:abstractNumId w:val="32"/>
   </w:num>
-  <w:num w:numId="14">
-    <w:abstractNumId w:val="10"/>
-  </w:num>
-  <w:num w:numId="15">
-    <w:abstractNumId w:val="2"/>
+  <w:num w:numId="35" w16cid:durableId="1370300625">
+    <w:abstractNumId w:val="23"/>
   </w:num>
 </w:numbering>
 </file>
 
 <file path=word/styles.xml><?xml version="1.0" encoding="utf-8"?>
-<w:styles xmlns:mc="http://schemas.openxmlformats.org/markup-compatibility/2006" xmlns:r="http://schemas.openxmlformats.org/officeDocument/2006/relationships" xmlns:w="http://schemas.openxmlformats.org/wordprocessingml/2006/main" xmlns:w14="http://schemas.microsoft.com/office/word/2010/wordml" xmlns:w15="http://schemas.microsoft.com/office/word/2012/wordml" xmlns:w16cex="http://schemas.microsoft.com/office/word/2018/wordml/cex" xmlns:w16cid="http://schemas.microsoft.com/office/word/2016/wordml/cid" xmlns:w16="http://schemas.microsoft.com/office/word/2018/wordml" xmlns:w16sdtdh="http://schemas.microsoft.com/office/word/2020/wordml/sdtdatahash" xmlns:w16se="http://schemas.microsoft.com/office/word/2015/wordml/symex" mc:Ignorable="w14 w15 w16se w16cid w16 w16cex w16sdtdh">
+<w:styles xmlns:mc="http://schemas.openxmlformats.org/markup-compatibility/2006" xmlns:r="http://schemas.openxmlformats.org/officeDocument/2006/relationships" xmlns:w="http://schemas.openxmlformats.org/wordprocessingml/2006/main" xmlns:w14="http://schemas.microsoft.com/office/word/2010/wordml" xmlns:w15="http://schemas.microsoft.com/office/word/2012/wordml" xmlns:w16cex="http://schemas.microsoft.com/office/word/2018/wordml/cex" xmlns:w16cid="http://schemas.microsoft.com/office/word/2016/wordml/cid" xmlns:w16="http://schemas.microsoft.com/office/word/2018/wordml" xmlns:w16du="http://schemas.microsoft.com/office/word/2023/wordml/word16du" xmlns:w16sdtdh="http://schemas.microsoft.com/office/word/2020/wordml/sdtdatahash" xmlns:w16sdtfl="http://schemas.microsoft.com/office/word/2024/wordml/sdtformatlock" xmlns:w16se="http://schemas.microsoft.com/office/word/2015/wordml/symex" mc:Ignorable="w14 w15 w16se w16cid w16 w16cex w16sdtdh w16sdtfl w16du">
   <w:docDefaults>
     <w:rPrDefault>
       <w:rPr>

--- a/documents/2027_13.S1D_4_vizsgaremek_Algoritmus.docx
+++ b/documents/2027_13.S1D_4_vizsgaremek_Algoritmus.docx
@@ -228,7 +228,7 @@
           <w:r>
             <w:fldChar w:fldCharType="separate"/>
           </w:r>
-          <w:hyperlink w:anchor="_Toc244024186" w:history="1">
+          <w:hyperlink w:anchor="_Toc244027517" w:history="1">
             <w:r>
               <w:rPr>
                 <w:rStyle w:val="Hiperhivatkozs"/>
@@ -274,7 +274,7 @@
                 <w:noProof/>
                 <w:webHidden/>
               </w:rPr>
-              <w:instrText xml:space="preserve"> PAGEREF _Toc244024186 \h </w:instrText>
+              <w:instrText xml:space="preserve"> PAGEREF _Toc244027517 \h </w:instrText>
             </w:r>
             <w:r>
               <w:rPr>
@@ -322,7 +322,7 @@
               <w14:ligatures w14:val="standardContextual"/>
             </w:rPr>
           </w:pPr>
-          <w:hyperlink w:anchor="_Toc244024187" w:history="1">
+          <w:hyperlink w:anchor="_Toc244027518" w:history="1">
             <w:r>
               <w:rPr>
                 <w:rStyle w:val="Hiperhivatkozs"/>
@@ -368,7 +368,7 @@
                 <w:noProof/>
                 <w:webHidden/>
               </w:rPr>
-              <w:instrText xml:space="preserve"> PAGEREF _Toc244024187 \h </w:instrText>
+              <w:instrText xml:space="preserve"> PAGEREF _Toc244027518 \h </w:instrText>
             </w:r>
             <w:r>
               <w:rPr>
@@ -416,7 +416,7 @@
               <w14:ligatures w14:val="standardContextual"/>
             </w:rPr>
           </w:pPr>
-          <w:hyperlink w:anchor="_Toc244024188" w:history="1">
+          <w:hyperlink w:anchor="_Toc244027519" w:history="1">
             <w:r>
               <w:rPr>
                 <w:rStyle w:val="Hiperhivatkozs"/>
@@ -462,101 +462,7 @@
                 <w:noProof/>
                 <w:webHidden/>
               </w:rPr>
-              <w:instrText xml:space="preserve"> PAGEREF _Toc244024188 \h </w:instrText>
-            </w:r>
-            <w:r>
-              <w:rPr>
-                <w:noProof/>
-                <w:webHidden/>
-              </w:rPr>
-            </w:r>
-            <w:r>
-              <w:rPr>
-                <w:noProof/>
-                <w:webHidden/>
-              </w:rPr>
-              <w:fldChar w:fldCharType="separate"/>
-            </w:r>
-            <w:r>
-              <w:rPr>
-                <w:noProof/>
-                <w:webHidden/>
-              </w:rPr>
-              <w:t>4</w:t>
-            </w:r>
-            <w:r>
-              <w:rPr>
-                <w:noProof/>
-                <w:webHidden/>
-              </w:rPr>
-              <w:fldChar w:fldCharType="end"/>
-            </w:r>
-          </w:hyperlink>
-        </w:p>
-        <w:p>
-          <w:pPr>
-            <w:pStyle w:val="TJ2"/>
-            <w:tabs>
-              <w:tab w:val="left" w:pos="960"/>
-              <w:tab w:val="right" w:leader="dot" w:pos="9062"/>
-            </w:tabs>
-            <w:rPr>
-              <w:rFonts w:asciiTheme="minorHAnsi" w:eastAsiaTheme="minorEastAsia" w:hAnsiTheme="minorHAnsi" w:cstheme="minorBidi"/>
-              <w:noProof/>
-              <w:kern w:val="2"/>
-              <w:sz w:val="24"/>
-              <w:szCs w:val="24"/>
-              <w:lang w:eastAsia="hu-HU"/>
-              <w14:ligatures w14:val="standardContextual"/>
-            </w:rPr>
-          </w:pPr>
-          <w:hyperlink w:anchor="_Toc244024189" w:history="1">
-            <w:r>
-              <w:rPr>
-                <w:rStyle w:val="Hiperhivatkozs"/>
-                <w:noProof/>
-              </w:rPr>
-              <w:t>1.3</w:t>
-            </w:r>
-            <w:r>
-              <w:rPr>
-                <w:rFonts w:asciiTheme="minorHAnsi" w:eastAsiaTheme="minorEastAsia" w:hAnsiTheme="minorHAnsi" w:cstheme="minorBidi"/>
-                <w:noProof/>
-                <w:kern w:val="2"/>
-                <w:sz w:val="24"/>
-                <w:szCs w:val="24"/>
-                <w:lang w:eastAsia="hu-HU"/>
-                <w14:ligatures w14:val="standardContextual"/>
-              </w:rPr>
-              <w:tab/>
-            </w:r>
-            <w:r>
-              <w:rPr>
-                <w:rStyle w:val="Hiperhivatkozs"/>
-                <w:noProof/>
-              </w:rPr>
-              <w:t>Leképezés és ellenőrzés</w:t>
-            </w:r>
-            <w:r>
-              <w:rPr>
-                <w:noProof/>
-                <w:webHidden/>
-              </w:rPr>
-              <w:tab/>
-            </w:r>
-            <w:r>
-              <w:rPr>
-                <w:noProof/>
-                <w:webHidden/>
-              </w:rPr>
-              <w:fldChar w:fldCharType="begin"/>
-            </w:r>
-            <w:r>
-              <w:rPr>
-                <w:noProof/>
-                <w:webHidden/>
-              </w:rPr>
-              <w:instrText xml:space="preserve"> PAGEREF _Toc244024189 \h </w:instrText>
+              <w:instrText xml:space="preserve"> PAGEREF _Toc244027519 \h </w:instrText>
             </w:r>
             <w:r>
               <w:rPr>
@@ -604,13 +510,13 @@
               <w14:ligatures w14:val="standardContextual"/>
             </w:rPr>
           </w:pPr>
-          <w:hyperlink w:anchor="_Toc244024190" w:history="1">
+          <w:hyperlink w:anchor="_Toc244027520" w:history="1">
             <w:r>
               <w:rPr>
                 <w:rStyle w:val="Hiperhivatkozs"/>
                 <w:noProof/>
               </w:rPr>
-              <w:t>1.4</w:t>
+              <w:t>1.3</w:t>
             </w:r>
             <w:r>
               <w:rPr>
@@ -629,7 +535,7 @@
                 <w:rStyle w:val="Hiperhivatkozs"/>
                 <w:noProof/>
               </w:rPr>
-              <w:t>Piszkozatok kezelése (helyi tárolás)</w:t>
+              <w:t>Leképezés és ellenőrzés</w:t>
             </w:r>
             <w:r>
               <w:rPr>
@@ -650,7 +556,7 @@
                 <w:noProof/>
                 <w:webHidden/>
               </w:rPr>
-              <w:instrText xml:space="preserve"> PAGEREF _Toc244024190 \h </w:instrText>
+              <w:instrText xml:space="preserve"> PAGEREF _Toc244027520 \h </w:instrText>
             </w:r>
             <w:r>
               <w:rPr>
@@ -698,7 +604,101 @@
               <w14:ligatures w14:val="standardContextual"/>
             </w:rPr>
           </w:pPr>
-          <w:hyperlink w:anchor="_Toc244024191" w:history="1">
+          <w:hyperlink w:anchor="_Toc244027521" w:history="1">
+            <w:r>
+              <w:rPr>
+                <w:rStyle w:val="Hiperhivatkozs"/>
+                <w:noProof/>
+              </w:rPr>
+              <w:t>1.4</w:t>
+            </w:r>
+            <w:r>
+              <w:rPr>
+                <w:rFonts w:asciiTheme="minorHAnsi" w:eastAsiaTheme="minorEastAsia" w:hAnsiTheme="minorHAnsi" w:cstheme="minorBidi"/>
+                <w:noProof/>
+                <w:kern w:val="2"/>
+                <w:sz w:val="24"/>
+                <w:szCs w:val="24"/>
+                <w:lang w:eastAsia="hu-HU"/>
+                <w14:ligatures w14:val="standardContextual"/>
+              </w:rPr>
+              <w:tab/>
+            </w:r>
+            <w:r>
+              <w:rPr>
+                <w:rStyle w:val="Hiperhivatkozs"/>
+                <w:noProof/>
+              </w:rPr>
+              <w:t>Piszkozatok kezelése (helyi tárolás)</w:t>
+            </w:r>
+            <w:r>
+              <w:rPr>
+                <w:noProof/>
+                <w:webHidden/>
+              </w:rPr>
+              <w:tab/>
+            </w:r>
+            <w:r>
+              <w:rPr>
+                <w:noProof/>
+                <w:webHidden/>
+              </w:rPr>
+              <w:fldChar w:fldCharType="begin"/>
+            </w:r>
+            <w:r>
+              <w:rPr>
+                <w:noProof/>
+                <w:webHidden/>
+              </w:rPr>
+              <w:instrText xml:space="preserve"> PAGEREF _Toc244027521 \h </w:instrText>
+            </w:r>
+            <w:r>
+              <w:rPr>
+                <w:noProof/>
+                <w:webHidden/>
+              </w:rPr>
+            </w:r>
+            <w:r>
+              <w:rPr>
+                <w:noProof/>
+                <w:webHidden/>
+              </w:rPr>
+              <w:fldChar w:fldCharType="separate"/>
+            </w:r>
+            <w:r>
+              <w:rPr>
+                <w:noProof/>
+                <w:webHidden/>
+              </w:rPr>
+              <w:t>7</w:t>
+            </w:r>
+            <w:r>
+              <w:rPr>
+                <w:noProof/>
+                <w:webHidden/>
+              </w:rPr>
+              <w:fldChar w:fldCharType="end"/>
+            </w:r>
+          </w:hyperlink>
+        </w:p>
+        <w:p>
+          <w:pPr>
+            <w:pStyle w:val="TJ2"/>
+            <w:tabs>
+              <w:tab w:val="left" w:pos="960"/>
+              <w:tab w:val="right" w:leader="dot" w:pos="9062"/>
+            </w:tabs>
+            <w:rPr>
+              <w:rFonts w:asciiTheme="minorHAnsi" w:eastAsiaTheme="minorEastAsia" w:hAnsiTheme="minorHAnsi" w:cstheme="minorBidi"/>
+              <w:noProof/>
+              <w:kern w:val="2"/>
+              <w:sz w:val="24"/>
+              <w:szCs w:val="24"/>
+              <w:lang w:eastAsia="hu-HU"/>
+              <w14:ligatures w14:val="standardContextual"/>
+            </w:rPr>
+          </w:pPr>
+          <w:hyperlink w:anchor="_Toc244027522" w:history="1">
             <w:r>
               <w:rPr>
                 <w:rStyle w:val="Hiperhivatkozs"/>
@@ -744,7 +744,7 @@
                 <w:noProof/>
                 <w:webHidden/>
               </w:rPr>
-              <w:instrText xml:space="preserve"> PAGEREF _Toc244024191 \h </w:instrText>
+              <w:instrText xml:space="preserve"> PAGEREF _Toc244027522 \h </w:instrText>
             </w:r>
             <w:r>
               <w:rPr>
@@ -764,7 +764,195 @@
                 <w:noProof/>
                 <w:webHidden/>
               </w:rPr>
-              <w:t>6</w:t>
+              <w:t>7</w:t>
+            </w:r>
+            <w:r>
+              <w:rPr>
+                <w:noProof/>
+                <w:webHidden/>
+              </w:rPr>
+              <w:fldChar w:fldCharType="end"/>
+            </w:r>
+          </w:hyperlink>
+        </w:p>
+        <w:p>
+          <w:pPr>
+            <w:pStyle w:val="TJ1"/>
+            <w:tabs>
+              <w:tab w:val="left" w:pos="480"/>
+              <w:tab w:val="right" w:leader="dot" w:pos="9062"/>
+            </w:tabs>
+            <w:rPr>
+              <w:rFonts w:asciiTheme="minorHAnsi" w:eastAsiaTheme="minorEastAsia" w:hAnsiTheme="minorHAnsi" w:cstheme="minorBidi"/>
+              <w:noProof/>
+              <w:kern w:val="2"/>
+              <w:sz w:val="24"/>
+              <w:szCs w:val="24"/>
+              <w:lang w:eastAsia="hu-HU"/>
+              <w14:ligatures w14:val="standardContextual"/>
+            </w:rPr>
+          </w:pPr>
+          <w:hyperlink w:anchor="_Toc244027523" w:history="1">
+            <w:r>
+              <w:rPr>
+                <w:rStyle w:val="Hiperhivatkozs"/>
+                <w:noProof/>
+              </w:rPr>
+              <w:t>2</w:t>
+            </w:r>
+            <w:r>
+              <w:rPr>
+                <w:rFonts w:asciiTheme="minorHAnsi" w:eastAsiaTheme="minorEastAsia" w:hAnsiTheme="minorHAnsi" w:cstheme="minorBidi"/>
+                <w:noProof/>
+                <w:kern w:val="2"/>
+                <w:sz w:val="24"/>
+                <w:szCs w:val="24"/>
+                <w:lang w:eastAsia="hu-HU"/>
+                <w14:ligatures w14:val="standardContextual"/>
+              </w:rPr>
+              <w:tab/>
+            </w:r>
+            <w:r>
+              <w:rPr>
+                <w:rStyle w:val="Hiperhivatkozs"/>
+                <w:noProof/>
+              </w:rPr>
+              <w:t>Regisztráció és bejelentkezés</w:t>
+            </w:r>
+            <w:r>
+              <w:rPr>
+                <w:noProof/>
+                <w:webHidden/>
+              </w:rPr>
+              <w:tab/>
+            </w:r>
+            <w:r>
+              <w:rPr>
+                <w:noProof/>
+                <w:webHidden/>
+              </w:rPr>
+              <w:fldChar w:fldCharType="begin"/>
+            </w:r>
+            <w:r>
+              <w:rPr>
+                <w:noProof/>
+                <w:webHidden/>
+              </w:rPr>
+              <w:instrText xml:space="preserve"> PAGEREF _Toc244027523 \h </w:instrText>
+            </w:r>
+            <w:r>
+              <w:rPr>
+                <w:noProof/>
+                <w:webHidden/>
+              </w:rPr>
+            </w:r>
+            <w:r>
+              <w:rPr>
+                <w:noProof/>
+                <w:webHidden/>
+              </w:rPr>
+              <w:fldChar w:fldCharType="separate"/>
+            </w:r>
+            <w:r>
+              <w:rPr>
+                <w:noProof/>
+                <w:webHidden/>
+              </w:rPr>
+              <w:t>10</w:t>
+            </w:r>
+            <w:r>
+              <w:rPr>
+                <w:noProof/>
+                <w:webHidden/>
+              </w:rPr>
+              <w:fldChar w:fldCharType="end"/>
+            </w:r>
+          </w:hyperlink>
+        </w:p>
+        <w:p>
+          <w:pPr>
+            <w:pStyle w:val="TJ2"/>
+            <w:tabs>
+              <w:tab w:val="left" w:pos="960"/>
+              <w:tab w:val="right" w:leader="dot" w:pos="9062"/>
+            </w:tabs>
+            <w:rPr>
+              <w:rFonts w:asciiTheme="minorHAnsi" w:eastAsiaTheme="minorEastAsia" w:hAnsiTheme="minorHAnsi" w:cstheme="minorBidi"/>
+              <w:noProof/>
+              <w:kern w:val="2"/>
+              <w:sz w:val="24"/>
+              <w:szCs w:val="24"/>
+              <w:lang w:eastAsia="hu-HU"/>
+              <w14:ligatures w14:val="standardContextual"/>
+            </w:rPr>
+          </w:pPr>
+          <w:hyperlink w:anchor="_Toc244027524" w:history="1">
+            <w:r>
+              <w:rPr>
+                <w:rStyle w:val="Hiperhivatkozs"/>
+                <w:noProof/>
+              </w:rPr>
+              <w:t>2.1.</w:t>
+            </w:r>
+            <w:r>
+              <w:rPr>
+                <w:rFonts w:asciiTheme="minorHAnsi" w:eastAsiaTheme="minorEastAsia" w:hAnsiTheme="minorHAnsi" w:cstheme="minorBidi"/>
+                <w:noProof/>
+                <w:kern w:val="2"/>
+                <w:sz w:val="24"/>
+                <w:szCs w:val="24"/>
+                <w:lang w:eastAsia="hu-HU"/>
+                <w14:ligatures w14:val="standardContextual"/>
+              </w:rPr>
+              <w:tab/>
+            </w:r>
+            <w:r>
+              <w:rPr>
+                <w:rStyle w:val="Hiperhivatkozs"/>
+                <w:noProof/>
+              </w:rPr>
+              <w:t>Regisztráció</w:t>
+            </w:r>
+            <w:r>
+              <w:rPr>
+                <w:noProof/>
+                <w:webHidden/>
+              </w:rPr>
+              <w:tab/>
+            </w:r>
+            <w:r>
+              <w:rPr>
+                <w:noProof/>
+                <w:webHidden/>
+              </w:rPr>
+              <w:fldChar w:fldCharType="begin"/>
+            </w:r>
+            <w:r>
+              <w:rPr>
+                <w:noProof/>
+                <w:webHidden/>
+              </w:rPr>
+              <w:instrText xml:space="preserve"> PAGEREF _Toc244027524 \h </w:instrText>
+            </w:r>
+            <w:r>
+              <w:rPr>
+                <w:noProof/>
+                <w:webHidden/>
+              </w:rPr>
+            </w:r>
+            <w:r>
+              <w:rPr>
+                <w:noProof/>
+                <w:webHidden/>
+              </w:rPr>
+              <w:fldChar w:fldCharType="separate"/>
+            </w:r>
+            <w:r>
+              <w:rPr>
+                <w:noProof/>
+                <w:webHidden/>
+              </w:rPr>
+              <w:t>10</w:t>
             </w:r>
             <w:r>
               <w:rPr>
@@ -801,7 +989,7 @@
           <w:color w:val="3A1953"/>
         </w:rPr>
       </w:pPr>
-      <w:bookmarkStart w:id="0" w:name="_Toc244024186"/>
+      <w:bookmarkStart w:id="0" w:name="_Toc244027517"/>
       <w:r>
         <w:rPr>
           <w:color w:val="3A1953"/>
@@ -822,7 +1010,7 @@
           <w:color w:val="3A1953"/>
         </w:rPr>
       </w:pPr>
-      <w:bookmarkStart w:id="1" w:name="_Toc244024187"/>
+      <w:bookmarkStart w:id="1" w:name="_Toc244027518"/>
       <w:r>
         <w:rPr>
           <w:color w:val="3A1953"/>
@@ -862,23 +1050,22 @@
           <w:sz w:val="26"/>
           <w:szCs w:val="26"/>
         </w:rPr>
-        <w:t xml:space="preserve">• Az AI eredménye soha nem kerül automatikusan az adatbázisba, előbb helyi piszkozatként </w:t>
-      </w:r>
-      <w:proofErr w:type="spellStart"/>
-      <w:r>
+        <w:t>• Az AI eredménye soha nem kerül automatikusan az adatbázisba, előbb helyi piszkozatként mentődik.</w:t>
+      </w:r>
+    </w:p>
+    <w:p>
+      <w:pPr>
         <w:rPr>
           <w:sz w:val="26"/>
           <w:szCs w:val="26"/>
         </w:rPr>
-        <w:t>mentődik</w:t>
-      </w:r>
-      <w:proofErr w:type="spellEnd"/>
+      </w:pPr>
       <w:r>
         <w:rPr>
           <w:sz w:val="26"/>
           <w:szCs w:val="26"/>
         </w:rPr>
-        <w:t>.</w:t>
+        <w:t>• Minden feladatot az admin ellenőriz és hagy jóvá.</w:t>
       </w:r>
     </w:p>
     <w:p>
@@ -893,85 +1080,22 @@
           <w:sz w:val="26"/>
           <w:szCs w:val="26"/>
         </w:rPr>
-        <w:t xml:space="preserve">• Minden feladatot az </w:t>
-      </w:r>
-      <w:proofErr w:type="spellStart"/>
-      <w:r>
+        <w:t>• A program az AI válaszát kódból is ellenőrzi (sorszámok, pontösszeg, forrásszövegek).</w:t>
+      </w:r>
+    </w:p>
+    <w:p>
+      <w:pPr>
         <w:rPr>
           <w:sz w:val="26"/>
           <w:szCs w:val="26"/>
         </w:rPr>
-        <w:t>admin</w:t>
-      </w:r>
-      <w:proofErr w:type="spellEnd"/>
+      </w:pPr>
       <w:r>
         <w:rPr>
           <w:sz w:val="26"/>
           <w:szCs w:val="26"/>
         </w:rPr>
-        <w:t xml:space="preserve"> ellenőriz és hagy jóvá.</w:t>
-      </w:r>
-    </w:p>
-    <w:p>
-      <w:pPr>
-        <w:rPr>
-          <w:sz w:val="26"/>
-          <w:szCs w:val="26"/>
-        </w:rPr>
-      </w:pPr>
-      <w:r>
-        <w:rPr>
-          <w:sz w:val="26"/>
-          <w:szCs w:val="26"/>
-        </w:rPr>
-        <w:t>• A program az AI válaszát kódból is ellenőrzi (sorszámok, pontösszeg, forrásszövegek).</w:t>
-      </w:r>
-    </w:p>
-    <w:p>
-      <w:pPr>
-        <w:rPr>
-          <w:sz w:val="26"/>
-          <w:szCs w:val="26"/>
-        </w:rPr>
-      </w:pPr>
-      <w:r>
-        <w:rPr>
-          <w:sz w:val="26"/>
-          <w:szCs w:val="26"/>
-        </w:rPr>
-        <w:t>• Az API-kulcs nem kerül a forráskódba, a felhasználói titkok (</w:t>
-      </w:r>
-      <w:proofErr w:type="spellStart"/>
-      <w:r>
-        <w:rPr>
-          <w:sz w:val="26"/>
-          <w:szCs w:val="26"/>
-        </w:rPr>
-        <w:t>user</w:t>
-      </w:r>
-      <w:proofErr w:type="spellEnd"/>
-      <w:r>
-        <w:rPr>
-          <w:sz w:val="26"/>
-          <w:szCs w:val="26"/>
-        </w:rPr>
-        <w:t xml:space="preserve"> </w:t>
-      </w:r>
-      <w:proofErr w:type="spellStart"/>
-      <w:r>
-        <w:rPr>
-          <w:sz w:val="26"/>
-          <w:szCs w:val="26"/>
-        </w:rPr>
-        <w:t>secrets</w:t>
-      </w:r>
-      <w:proofErr w:type="spellEnd"/>
-      <w:r>
-        <w:rPr>
-          <w:sz w:val="26"/>
-          <w:szCs w:val="26"/>
-        </w:rPr>
-        <w:t>) között tárolódik.</w:t>
+        <w:t>• Az API-kulcs nem kerül a forráskódba, a felhasználói titkok (user secrets) között tárolódik.</w:t>
       </w:r>
     </w:p>
     <w:p>
@@ -1004,23 +1128,7 @@
           <w:sz w:val="26"/>
           <w:szCs w:val="26"/>
         </w:rPr>
-        <w:t>Egy érettségi feladatlap PDF-</w:t>
-      </w:r>
-      <w:proofErr w:type="spellStart"/>
-      <w:r>
-        <w:rPr>
-          <w:sz w:val="26"/>
-          <w:szCs w:val="26"/>
-        </w:rPr>
-        <w:t>jének</w:t>
-      </w:r>
-      <w:proofErr w:type="spellEnd"/>
-      <w:r>
-        <w:rPr>
-          <w:sz w:val="26"/>
-          <w:szCs w:val="26"/>
-        </w:rPr>
-        <w:t xml:space="preserve"> automatikus feldolgozása: a feladatok felismerése, majd mentése helyi piszkozatként.</w:t>
+        <w:t>Egy érettségi feladatlap PDF-jének automatikus feldolgozása: a feladatok felismerése, majd mentése helyi piszkozatként.</w:t>
       </w:r>
     </w:p>
     <w:p>
@@ -1183,39 +1291,7 @@
           <w:sz w:val="26"/>
           <w:szCs w:val="26"/>
         </w:rPr>
-        <w:t xml:space="preserve"> PDF fájl elérési útja; beállítások: </w:t>
-      </w:r>
-      <w:proofErr w:type="spellStart"/>
-      <w:r>
-        <w:rPr>
-          <w:sz w:val="26"/>
-          <w:szCs w:val="26"/>
-        </w:rPr>
-        <w:t>Gemini:ApiKey</w:t>
-      </w:r>
-      <w:proofErr w:type="spellEnd"/>
-      <w:r>
-        <w:rPr>
-          <w:sz w:val="26"/>
-          <w:szCs w:val="26"/>
-        </w:rPr>
-        <w:t xml:space="preserve">, </w:t>
-      </w:r>
-      <w:proofErr w:type="spellStart"/>
-      <w:r>
-        <w:rPr>
-          <w:sz w:val="26"/>
-          <w:szCs w:val="26"/>
-        </w:rPr>
-        <w:t>Gemini:Model</w:t>
-      </w:r>
-      <w:proofErr w:type="spellEnd"/>
-      <w:r>
-        <w:rPr>
-          <w:sz w:val="26"/>
-          <w:szCs w:val="26"/>
-        </w:rPr>
-        <w:t>; a rendszerben lévő témakörök listája.</w:t>
+        <w:t xml:space="preserve"> PDF fájl elérési útja; beállítások: Gemini:ApiKey, Gemini:Model; a rendszerben lévő témakörök listája.</w:t>
       </w:r>
     </w:p>
     <w:p>
@@ -1239,39 +1315,7 @@
           <w:sz w:val="26"/>
           <w:szCs w:val="26"/>
         </w:rPr>
-        <w:t xml:space="preserve"> helyi piszkozat (</w:t>
-      </w:r>
-      <w:proofErr w:type="spellStart"/>
-      <w:r>
-        <w:rPr>
-          <w:sz w:val="26"/>
-          <w:szCs w:val="26"/>
-        </w:rPr>
-        <w:t>DraftExam</w:t>
-      </w:r>
-      <w:proofErr w:type="spellEnd"/>
-      <w:r>
-        <w:rPr>
-          <w:sz w:val="26"/>
-          <w:szCs w:val="26"/>
-        </w:rPr>
-        <w:t>); a nyers AI-válasz hibakereséshez (</w:t>
-      </w:r>
-      <w:proofErr w:type="spellStart"/>
-      <w:r>
-        <w:rPr>
-          <w:sz w:val="26"/>
-          <w:szCs w:val="26"/>
-        </w:rPr>
-        <w:t>exam.json</w:t>
-      </w:r>
-      <w:proofErr w:type="spellEnd"/>
-      <w:r>
-        <w:rPr>
-          <w:sz w:val="26"/>
-          <w:szCs w:val="26"/>
-        </w:rPr>
-        <w:t xml:space="preserve"> az ideiglenes mappában).</w:t>
+        <w:t xml:space="preserve"> helyi piszkozat (DraftExam); a nyers AI-válasz hibakereséshez (exam.json az ideiglenes mappában).</w:t>
       </w:r>
     </w:p>
     <w:p>
@@ -1339,23 +1383,7 @@
           <w:sz w:val="26"/>
           <w:szCs w:val="26"/>
         </w:rPr>
-        <w:t>Ellenőrzi, hogy van-e kiválasztott fájl, hogy létezik-e, és hogy a kiterjesztése .pdf (</w:t>
-      </w:r>
-      <w:proofErr w:type="spellStart"/>
-      <w:r>
-        <w:rPr>
-          <w:sz w:val="26"/>
-          <w:szCs w:val="26"/>
-        </w:rPr>
-        <w:t>PdfTextExtractor</w:t>
-      </w:r>
-      <w:proofErr w:type="spellEnd"/>
-      <w:r>
-        <w:rPr>
-          <w:sz w:val="26"/>
-          <w:szCs w:val="26"/>
-        </w:rPr>
-        <w:t>). Ha nem → hibaüzenet.</w:t>
+        <w:t>Ellenőrzi, hogy van-e kiválasztott fájl, hogy létezik-e, és hogy a kiterjesztése .pdf (PdfTextExtractor). Ha nem → hibaüzenet.</w:t>
       </w:r>
     </w:p>
     <w:p>
@@ -1369,37 +1397,12 @@
           <w:szCs w:val="26"/>
         </w:rPr>
       </w:pPr>
-      <w:proofErr w:type="spellStart"/>
       <w:r>
         <w:rPr>
           <w:sz w:val="26"/>
           <w:szCs w:val="26"/>
         </w:rPr>
-        <w:t>PdfPig</w:t>
-      </w:r>
-      <w:proofErr w:type="spellEnd"/>
-      <w:r>
-        <w:rPr>
-          <w:sz w:val="26"/>
-          <w:szCs w:val="26"/>
-        </w:rPr>
-        <w:t xml:space="preserve"> segítségével oldalanként kinyeri a PDF szövegét, és [[</w:t>
-      </w:r>
-      <w:proofErr w:type="spellStart"/>
-      <w:r>
-        <w:rPr>
-          <w:sz w:val="26"/>
-          <w:szCs w:val="26"/>
-        </w:rPr>
-        <w:t>PDF_OLDAL_n</w:t>
-      </w:r>
-      <w:proofErr w:type="spellEnd"/>
-      <w:r>
-        <w:rPr>
-          <w:sz w:val="26"/>
-          <w:szCs w:val="26"/>
-        </w:rPr>
-        <w:t>]] jelölőkkel egyetlen szöveggé fűzi. Ez a szöveg később csak az AI által átmásolt forrásszövegek ellenőrzéséhez kell.</w:t>
+        <w:t>PdfPig segítségével oldalanként kinyeri a PDF szövegét, és [[PDF_OLDAL_n]] jelölőkkel egyetlen szöveggé fűzi. Ez a szöveg később csak az AI által átmásolt forrásszövegek ellenőrzéséhez kell.</w:t>
       </w:r>
     </w:p>
     <w:p>
@@ -1456,55 +1459,7 @@
           <w:sz w:val="26"/>
           <w:szCs w:val="26"/>
         </w:rPr>
-        <w:t xml:space="preserve">Létrehozza a </w:t>
-      </w:r>
-      <w:proofErr w:type="spellStart"/>
-      <w:r>
-        <w:rPr>
-          <w:sz w:val="26"/>
-          <w:szCs w:val="26"/>
-        </w:rPr>
-        <w:t>GeminiService</w:t>
-      </w:r>
-      <w:proofErr w:type="spellEnd"/>
-      <w:r>
-        <w:rPr>
-          <w:sz w:val="26"/>
-          <w:szCs w:val="26"/>
-        </w:rPr>
-        <w:t xml:space="preserve"> példányt, amely a </w:t>
-      </w:r>
-      <w:proofErr w:type="spellStart"/>
-      <w:r>
-        <w:rPr>
-          <w:sz w:val="26"/>
-          <w:szCs w:val="26"/>
-        </w:rPr>
-        <w:t>user</w:t>
-      </w:r>
-      <w:proofErr w:type="spellEnd"/>
-      <w:r>
-        <w:rPr>
-          <w:sz w:val="26"/>
-          <w:szCs w:val="26"/>
-        </w:rPr>
-        <w:t xml:space="preserve"> </w:t>
-      </w:r>
-      <w:proofErr w:type="spellStart"/>
-      <w:r>
-        <w:rPr>
-          <w:sz w:val="26"/>
-          <w:szCs w:val="26"/>
-        </w:rPr>
-        <w:t>secretsből</w:t>
-      </w:r>
-      <w:proofErr w:type="spellEnd"/>
-      <w:r>
-        <w:rPr>
-          <w:sz w:val="26"/>
-          <w:szCs w:val="26"/>
-        </w:rPr>
-        <w:t xml:space="preserve"> (majd környezeti változókból) beolvassa az API-kulcsot. Ha nincs kulcs → hibaüzenet.</w:t>
+        <w:t>Létrehozza a GeminiService példányt, amely a user secretsből (majd környezeti változókból) beolvassa az API-kulcsot. Ha nincs kulcs → hibaüzenet.</w:t>
       </w:r>
     </w:p>
     <w:p>
@@ -1523,55 +1478,7 @@
           <w:sz w:val="26"/>
           <w:szCs w:val="26"/>
         </w:rPr>
-        <w:t>Elküldi a PDF-</w:t>
-      </w:r>
-      <w:proofErr w:type="spellStart"/>
-      <w:r>
-        <w:rPr>
-          <w:sz w:val="26"/>
-          <w:szCs w:val="26"/>
-        </w:rPr>
-        <w:t>et</w:t>
-      </w:r>
-      <w:proofErr w:type="spellEnd"/>
-      <w:r>
-        <w:rPr>
-          <w:sz w:val="26"/>
-          <w:szCs w:val="26"/>
-        </w:rPr>
-        <w:t xml:space="preserve"> és az utasításokat a </w:t>
-      </w:r>
-      <w:proofErr w:type="spellStart"/>
-      <w:r>
-        <w:rPr>
-          <w:sz w:val="26"/>
-          <w:szCs w:val="26"/>
-        </w:rPr>
-        <w:t>Gemini</w:t>
-      </w:r>
-      <w:proofErr w:type="spellEnd"/>
-      <w:r>
-        <w:rPr>
-          <w:sz w:val="26"/>
-          <w:szCs w:val="26"/>
-        </w:rPr>
-        <w:t xml:space="preserve"> API-</w:t>
-      </w:r>
-      <w:proofErr w:type="spellStart"/>
-      <w:r>
-        <w:rPr>
-          <w:sz w:val="26"/>
-          <w:szCs w:val="26"/>
-        </w:rPr>
-        <w:t>nak</w:t>
-      </w:r>
-      <w:proofErr w:type="spellEnd"/>
-      <w:r>
-        <w:rPr>
-          <w:sz w:val="26"/>
-          <w:szCs w:val="26"/>
-        </w:rPr>
-        <w:t xml:space="preserve"> (lásd 2. fejezet).</w:t>
+        <w:t>Elküldi a PDF-et és az utasításokat a Gemini API-nak (lásd 2. fejezet).</w:t>
       </w:r>
     </w:p>
     <w:p>
@@ -1590,23 +1497,7 @@
           <w:sz w:val="26"/>
           <w:szCs w:val="26"/>
         </w:rPr>
-        <w:t>Megkapja a strukturált választ (</w:t>
-      </w:r>
-      <w:proofErr w:type="spellStart"/>
-      <w:r>
-        <w:rPr>
-          <w:sz w:val="26"/>
-          <w:szCs w:val="26"/>
-        </w:rPr>
-        <w:t>AiExamDto</w:t>
-      </w:r>
-      <w:proofErr w:type="spellEnd"/>
-      <w:r>
-        <w:rPr>
-          <w:sz w:val="26"/>
-          <w:szCs w:val="26"/>
-        </w:rPr>
-        <w:t>), és a nyers eredményt hibakereséshez elmenti.</w:t>
+        <w:t>Megkapja a strukturált választ (AiExamDto), és a nyers eredményt hibakereséshez elmenti.</w:t>
       </w:r>
     </w:p>
     <w:p>
@@ -1625,23 +1516,7 @@
           <w:sz w:val="26"/>
           <w:szCs w:val="26"/>
         </w:rPr>
-        <w:t xml:space="preserve">A választ leképezi és ellenőrzi (lásd 3. fejezet), az eredmény egy </w:t>
-      </w:r>
-      <w:proofErr w:type="spellStart"/>
-      <w:r>
-        <w:rPr>
-          <w:sz w:val="26"/>
-          <w:szCs w:val="26"/>
-        </w:rPr>
-        <w:t>DraftExam</w:t>
-      </w:r>
-      <w:proofErr w:type="spellEnd"/>
-      <w:r>
-        <w:rPr>
-          <w:sz w:val="26"/>
-          <w:szCs w:val="26"/>
-        </w:rPr>
-        <w:t xml:space="preserve"> objektum.</w:t>
+        <w:t>A választ leképezi és ellenőrzi (lásd 3. fejezet), az eredmény egy DraftExam objektum.</w:t>
       </w:r>
     </w:p>
     <w:p>
@@ -1698,23 +1573,7 @@
           <w:sz w:val="26"/>
           <w:szCs w:val="26"/>
         </w:rPr>
-        <w:t xml:space="preserve">Bármelyik lépésnél fellépő hiba megszakítja a folyamatot, nem </w:t>
-      </w:r>
-      <w:proofErr w:type="spellStart"/>
-      <w:r>
-        <w:rPr>
-          <w:sz w:val="26"/>
-          <w:szCs w:val="26"/>
-        </w:rPr>
-        <w:t>mentődik</w:t>
-      </w:r>
-      <w:proofErr w:type="spellEnd"/>
-      <w:r>
-        <w:rPr>
-          <w:sz w:val="26"/>
-          <w:szCs w:val="26"/>
-        </w:rPr>
-        <w:t xml:space="preserve"> semmi, a gombok pedig újra aktívak lesznek.</w:t>
+        <w:t>Bármelyik lépésnél fellépő hiba megszakítja a folyamatot, nem mentődik semmi, a gombok pedig újra aktívak lesznek.</w:t>
       </w:r>
     </w:p>
     <w:p/>
@@ -1734,7 +1593,7 @@
           <w:color w:val="3A1953"/>
         </w:rPr>
       </w:pPr>
-      <w:bookmarkStart w:id="2" w:name="_Toc244024188"/>
+      <w:bookmarkStart w:id="2" w:name="_Toc244027519"/>
       <w:r>
         <w:rPr>
           <w:color w:val="3A1953"/>
@@ -1813,39 +1672,7 @@
           <w:sz w:val="26"/>
           <w:szCs w:val="26"/>
         </w:rPr>
-        <w:t xml:space="preserve"> </w:t>
-      </w:r>
-      <w:proofErr w:type="spellStart"/>
-      <w:r>
-        <w:rPr>
-          <w:sz w:val="26"/>
-          <w:szCs w:val="26"/>
-        </w:rPr>
-        <w:t>AiExamDto</w:t>
-      </w:r>
-      <w:proofErr w:type="spellEnd"/>
-      <w:r>
-        <w:rPr>
-          <w:sz w:val="26"/>
-          <w:szCs w:val="26"/>
-        </w:rPr>
-        <w:t xml:space="preserve">: a vizsga adatai (tantárgy, szint, év, időszak, </w:t>
-      </w:r>
-      <w:proofErr w:type="spellStart"/>
-      <w:r>
-        <w:rPr>
-          <w:sz w:val="26"/>
-          <w:szCs w:val="26"/>
-        </w:rPr>
-        <w:t>összpontszám</w:t>
-      </w:r>
-      <w:proofErr w:type="spellEnd"/>
-      <w:r>
-        <w:rPr>
-          <w:sz w:val="26"/>
-          <w:szCs w:val="26"/>
-        </w:rPr>
-        <w:t>), források és feladatok.</w:t>
+        <w:t xml:space="preserve"> AiExamDto: a vizsga adatai (tantárgy, szint, év, időszak, összpontszám), források és feladatok.</w:t>
       </w:r>
     </w:p>
     <w:p>
@@ -2134,7 +1961,7 @@
           <w:color w:val="3A1953"/>
         </w:rPr>
       </w:pPr>
-      <w:bookmarkStart w:id="3" w:name="_Toc244024189"/>
+      <w:bookmarkStart w:id="3" w:name="_Toc244027520"/>
       <w:r>
         <w:rPr>
           <w:color w:val="3A1953"/>
@@ -2189,23 +2016,7 @@
           <w:sz w:val="26"/>
           <w:szCs w:val="26"/>
         </w:rPr>
-        <w:t xml:space="preserve"> </w:t>
-      </w:r>
-      <w:proofErr w:type="spellStart"/>
-      <w:r>
-        <w:rPr>
-          <w:sz w:val="26"/>
-          <w:szCs w:val="26"/>
-        </w:rPr>
-        <w:t>AiExamDto</w:t>
-      </w:r>
-      <w:proofErr w:type="spellEnd"/>
-      <w:r>
-        <w:rPr>
-          <w:sz w:val="26"/>
-          <w:szCs w:val="26"/>
-        </w:rPr>
-        <w:t>, a PDF kinyert szövege, a témakörök listája.</w:t>
+        <w:t xml:space="preserve"> AiExamDto, a PDF kinyert szövege, a témakörök listája.</w:t>
       </w:r>
     </w:p>
     <w:p>
@@ -2229,23 +2040,7 @@
           <w:sz w:val="26"/>
           <w:szCs w:val="26"/>
         </w:rPr>
-        <w:t xml:space="preserve"> </w:t>
-      </w:r>
-      <w:proofErr w:type="spellStart"/>
-      <w:r>
-        <w:rPr>
-          <w:sz w:val="26"/>
-          <w:szCs w:val="26"/>
-        </w:rPr>
-        <w:t>DraftExam</w:t>
-      </w:r>
-      <w:proofErr w:type="spellEnd"/>
-      <w:r>
-        <w:rPr>
-          <w:sz w:val="26"/>
-          <w:szCs w:val="26"/>
-        </w:rPr>
-        <w:t>, amely feladatonként és feladatsor szinten figyelmeztetéseket tartalmaz.</w:t>
+        <w:t xml:space="preserve"> DraftExam, amely feladatonként és feladatsor szinten figyelmeztetéseket tartalmaz.</w:t>
       </w:r>
     </w:p>
     <w:p>
@@ -2509,7 +2304,7 @@
           <w:color w:val="3A1953"/>
         </w:rPr>
       </w:pPr>
-      <w:bookmarkStart w:id="4" w:name="_Toc244024190"/>
+      <w:bookmarkStart w:id="4" w:name="_Toc244027521"/>
       <w:r>
         <w:rPr>
           <w:color w:val="3A1953"/>
@@ -2540,23 +2335,7 @@
           <w:sz w:val="26"/>
           <w:szCs w:val="26"/>
         </w:rPr>
-        <w:t xml:space="preserve"> A feldolgozott feladatsor biztonságos tárolása az adatbázisba töltés előtt, hogy az </w:t>
-      </w:r>
-      <w:proofErr w:type="spellStart"/>
-      <w:r>
-        <w:rPr>
-          <w:sz w:val="26"/>
-          <w:szCs w:val="26"/>
-        </w:rPr>
-        <w:t>admin</w:t>
-      </w:r>
-      <w:proofErr w:type="spellEnd"/>
-      <w:r>
-        <w:rPr>
-          <w:sz w:val="26"/>
-          <w:szCs w:val="26"/>
-        </w:rPr>
-        <w:t xml:space="preserve"> bármikor folytathassa a munkát, akár az alkalmazás újraindítása után is.</w:t>
+        <w:t xml:space="preserve"> A feldolgozott feladatsor biztonságos tárolása az adatbázisba töltés előtt, hogy az admin bármikor folytathassa a munkát, akár az alkalmazás újraindítása után is.</w:t>
       </w:r>
     </w:p>
     <w:p>
@@ -2653,23 +2432,7 @@
           <w:sz w:val="26"/>
           <w:szCs w:val="26"/>
         </w:rPr>
-        <w:t xml:space="preserve"> </w:t>
-      </w:r>
-      <w:proofErr w:type="spellStart"/>
-      <w:r>
-        <w:rPr>
-          <w:sz w:val="26"/>
-          <w:szCs w:val="26"/>
-        </w:rPr>
-        <w:t>DraftExam</w:t>
-      </w:r>
-      <w:proofErr w:type="spellEnd"/>
-      <w:r>
-        <w:rPr>
-          <w:sz w:val="26"/>
-          <w:szCs w:val="26"/>
-        </w:rPr>
-        <w:t xml:space="preserve"> objektum, azonosító.</w:t>
+        <w:t xml:space="preserve"> DraftExam objektum, azonosító.</w:t>
       </w:r>
     </w:p>
     <w:p>
@@ -2783,55 +2546,7 @@
           <w:sz w:val="26"/>
           <w:szCs w:val="26"/>
         </w:rPr>
-        <w:t>Minden piszkozat saját mappát kap: %</w:t>
-      </w:r>
-      <w:proofErr w:type="spellStart"/>
-      <w:r>
-        <w:rPr>
-          <w:sz w:val="26"/>
-          <w:szCs w:val="26"/>
-        </w:rPr>
-        <w:t>AppData</w:t>
-      </w:r>
-      <w:proofErr w:type="spellEnd"/>
-      <w:r>
-        <w:rPr>
-          <w:sz w:val="26"/>
-          <w:szCs w:val="26"/>
-        </w:rPr>
-        <w:t>%\\</w:t>
-      </w:r>
-      <w:proofErr w:type="spellStart"/>
-      <w:r>
-        <w:rPr>
-          <w:sz w:val="26"/>
-          <w:szCs w:val="26"/>
-        </w:rPr>
-        <w:t>TudasterAdmin</w:t>
-      </w:r>
-      <w:proofErr w:type="spellEnd"/>
-      <w:r>
-        <w:rPr>
-          <w:sz w:val="26"/>
-          <w:szCs w:val="26"/>
-        </w:rPr>
-        <w:t>\\</w:t>
-      </w:r>
-      <w:proofErr w:type="spellStart"/>
-      <w:r>
-        <w:rPr>
-          <w:sz w:val="26"/>
-          <w:szCs w:val="26"/>
-        </w:rPr>
-        <w:t>drafts</w:t>
-      </w:r>
-      <w:proofErr w:type="spellEnd"/>
-      <w:r>
-        <w:rPr>
-          <w:sz w:val="26"/>
-          <w:szCs w:val="26"/>
-        </w:rPr>
-        <w:t>\\&lt;azonosító&gt;\\.</w:t>
+        <w:t>Minden piszkozat saját mappát kap: %AppData%\\TudasterAdmin\\drafts\\&lt;azonosító&gt;\\.</w:t>
       </w:r>
     </w:p>
     <w:p>
@@ -2918,7 +2633,7 @@
           <w:color w:val="3A1953"/>
         </w:rPr>
       </w:pPr>
-      <w:bookmarkStart w:id="5" w:name="_Toc244024191"/>
+      <w:bookmarkStart w:id="5" w:name="_Toc244027522"/>
       <w:r>
         <w:rPr>
           <w:color w:val="3A1953"/>
@@ -3221,23 +2936,7 @@
           <w:sz w:val="26"/>
           <w:szCs w:val="26"/>
         </w:rPr>
-        <w:t xml:space="preserve"> </w:t>
-      </w:r>
-      <w:proofErr w:type="spellStart"/>
-      <w:r>
-        <w:rPr>
-          <w:sz w:val="26"/>
-          <w:szCs w:val="26"/>
-        </w:rPr>
-        <w:t>DraftExam</w:t>
-      </w:r>
-      <w:proofErr w:type="spellEnd"/>
-      <w:r>
-        <w:rPr>
-          <w:sz w:val="26"/>
-          <w:szCs w:val="26"/>
-        </w:rPr>
-        <w:t>, témakörök listája, tantárgyak listája.</w:t>
+        <w:t xml:space="preserve"> DraftExam, témakörök listája, tantárgyak listája.</w:t>
       </w:r>
     </w:p>
     <w:p>
@@ -3261,23 +2960,7 @@
           <w:sz w:val="26"/>
           <w:szCs w:val="26"/>
         </w:rPr>
-        <w:t xml:space="preserve"> módosított </w:t>
-      </w:r>
-      <w:proofErr w:type="spellStart"/>
-      <w:r>
-        <w:rPr>
-          <w:sz w:val="26"/>
-          <w:szCs w:val="26"/>
-        </w:rPr>
-        <w:t>DraftExam</w:t>
-      </w:r>
-      <w:proofErr w:type="spellEnd"/>
-      <w:r>
-        <w:rPr>
-          <w:sz w:val="26"/>
-          <w:szCs w:val="26"/>
-        </w:rPr>
-        <w:t xml:space="preserve"> a helyi tárolóban.</w:t>
+        <w:t xml:space="preserve"> módosított DraftExam a helyi tárolóban.</w:t>
       </w:r>
     </w:p>
     <w:p>
@@ -3460,6 +3143,604 @@
     <w:p/>
     <w:p/>
     <w:p/>
+    <w:p>
+      <w:r>
+        <w:br w:type="page"/>
+      </w:r>
+    </w:p>
+    <w:p>
+      <w:pPr>
+        <w:pStyle w:val="Cmsor1"/>
+        <w:rPr>
+          <w:color w:val="7030A0"/>
+        </w:rPr>
+      </w:pPr>
+      <w:bookmarkStart w:id="6" w:name="_Toc244027523"/>
+      <w:r>
+        <w:rPr>
+          <w:color w:val="7030A0"/>
+        </w:rPr>
+        <w:lastRenderedPageBreak/>
+        <w:t>Regisztráció és bejelentkezés</w:t>
+      </w:r>
+      <w:bookmarkEnd w:id="6"/>
+    </w:p>
+    <w:p>
+      <w:pPr>
+        <w:pStyle w:val="Cmsor2"/>
+        <w:rPr>
+          <w:color w:val="7030A0"/>
+        </w:rPr>
+      </w:pPr>
+      <w:bookmarkStart w:id="7" w:name="_Toc244027524"/>
+      <w:r>
+        <w:rPr>
+          <w:color w:val="7030A0"/>
+        </w:rPr>
+        <w:t>Regisztráció</w:t>
+      </w:r>
+      <w:bookmarkEnd w:id="7"/>
+      <w:r>
+        <w:rPr>
+          <w:color w:val="7030A0"/>
+        </w:rPr>
+        <w:t xml:space="preserve"> (Register)</w:t>
+      </w:r>
+    </w:p>
+    <w:p>
+      <w:pPr>
+        <w:rPr>
+          <w:rFonts w:cstheme="minorHAnsi"/>
+          <w:sz w:val="26"/>
+          <w:szCs w:val="26"/>
+        </w:rPr>
+      </w:pPr>
+      <w:r>
+        <w:rPr>
+          <w:rFonts w:cstheme="minorHAnsi"/>
+          <w:b/>
+          <w:bCs/>
+          <w:sz w:val="28"/>
+          <w:szCs w:val="28"/>
+        </w:rPr>
+        <w:t>Cél:</w:t>
+      </w:r>
+      <w:r>
+        <w:rPr>
+          <w:rFonts w:cstheme="minorHAnsi"/>
+          <w:sz w:val="28"/>
+          <w:szCs w:val="28"/>
+        </w:rPr>
+        <w:t xml:space="preserve"> </w:t>
+      </w:r>
+      <w:r>
+        <w:rPr>
+          <w:rFonts w:cstheme="minorHAnsi"/>
+          <w:sz w:val="26"/>
+          <w:szCs w:val="26"/>
+        </w:rPr>
+        <w:t>A felhasználó regisztrációjának biztosítása, a megadott adatok ellenőrzése, majd a felhasználói fiók létrehozása a Supabase Auth rendszerében és a hozzá tartozó profil rögzítése az adatbázisban.</w:t>
+      </w:r>
+    </w:p>
+    <w:p>
+      <w:pPr>
+        <w:rPr>
+          <w:rFonts w:cstheme="minorHAnsi"/>
+          <w:b/>
+          <w:bCs/>
+          <w:sz w:val="28"/>
+          <w:szCs w:val="28"/>
+        </w:rPr>
+      </w:pPr>
+      <w:r>
+        <w:rPr>
+          <w:rFonts w:cstheme="minorHAnsi"/>
+          <w:b/>
+          <w:bCs/>
+          <w:sz w:val="28"/>
+          <w:szCs w:val="28"/>
+        </w:rPr>
+        <w:t>UI Interakció:</w:t>
+      </w:r>
+    </w:p>
+    <w:p>
+      <w:pPr>
+        <w:pStyle w:val="Listaszerbekezds"/>
+        <w:numPr>
+          <w:ilvl w:val="0"/>
+          <w:numId w:val="36"/>
+        </w:numPr>
+        <w:rPr>
+          <w:rFonts w:asciiTheme="minorHAnsi" w:hAnsiTheme="minorHAnsi" w:cstheme="minorHAnsi"/>
+        </w:rPr>
+      </w:pPr>
+      <w:r>
+        <w:rPr>
+          <w:rFonts w:asciiTheme="minorHAnsi" w:hAnsiTheme="minorHAnsi" w:cstheme="minorHAnsi"/>
+        </w:rPr>
+        <w:t>A felhasználó megnyitja a regisztrációs felületet</w:t>
+      </w:r>
+    </w:p>
+    <w:p>
+      <w:pPr>
+        <w:pStyle w:val="Listaszerbekezds"/>
+        <w:numPr>
+          <w:ilvl w:val="0"/>
+          <w:numId w:val="36"/>
+        </w:numPr>
+        <w:rPr>
+          <w:rFonts w:asciiTheme="minorHAnsi" w:hAnsiTheme="minorHAnsi" w:cstheme="minorHAnsi"/>
+        </w:rPr>
+      </w:pPr>
+      <w:r>
+        <w:rPr>
+          <w:rFonts w:asciiTheme="minorHAnsi" w:hAnsiTheme="minorHAnsi" w:cstheme="minorHAnsi"/>
+        </w:rPr>
+        <w:t>Megadja az alábbi mezőket: email, felhasználónév jelszó, jelszó megerősítése, szerepkör</w:t>
+      </w:r>
+    </w:p>
+    <w:p>
+      <w:pPr>
+        <w:pStyle w:val="Listaszerbekezds"/>
+        <w:numPr>
+          <w:ilvl w:val="0"/>
+          <w:numId w:val="36"/>
+        </w:numPr>
+        <w:rPr>
+          <w:rFonts w:asciiTheme="minorHAnsi" w:hAnsiTheme="minorHAnsi" w:cstheme="minorHAnsi"/>
+        </w:rPr>
+      </w:pPr>
+      <w:r>
+        <w:rPr>
+          <w:rFonts w:asciiTheme="minorHAnsi" w:hAnsiTheme="minorHAnsi" w:cstheme="minorHAnsi"/>
+        </w:rPr>
+        <w:t>Az űrlapot elküldi</w:t>
+      </w:r>
+    </w:p>
+    <w:p>
+      <w:pPr>
+        <w:pStyle w:val="Listaszerbekezds"/>
+        <w:numPr>
+          <w:ilvl w:val="0"/>
+          <w:numId w:val="36"/>
+        </w:numPr>
+        <w:rPr>
+          <w:rFonts w:asciiTheme="minorHAnsi" w:hAnsiTheme="minorHAnsi" w:cstheme="minorHAnsi"/>
+        </w:rPr>
+      </w:pPr>
+      <w:r>
+        <w:rPr>
+          <w:rFonts w:asciiTheme="minorHAnsi" w:hAnsiTheme="minorHAnsi" w:cstheme="minorHAnsi"/>
+        </w:rPr>
+        <w:t>Hibák:</w:t>
+      </w:r>
+    </w:p>
+    <w:p>
+      <w:pPr>
+        <w:pStyle w:val="Listaszerbekezds"/>
+        <w:numPr>
+          <w:ilvl w:val="0"/>
+          <w:numId w:val="37"/>
+        </w:numPr>
+        <w:ind w:left="1276"/>
+        <w:rPr>
+          <w:rFonts w:asciiTheme="minorHAnsi" w:hAnsiTheme="minorHAnsi" w:cstheme="minorHAnsi"/>
+        </w:rPr>
+      </w:pPr>
+      <w:r>
+        <w:rPr>
+          <w:rFonts w:asciiTheme="minorHAnsi" w:hAnsiTheme="minorHAnsi" w:cstheme="minorHAnsi"/>
+        </w:rPr>
+        <w:t>Üres mező -&gt; piros hiba figyelmeztető üzenet</w:t>
+      </w:r>
+    </w:p>
+    <w:p>
+      <w:pPr>
+        <w:pStyle w:val="Listaszerbekezds"/>
+        <w:numPr>
+          <w:ilvl w:val="0"/>
+          <w:numId w:val="37"/>
+        </w:numPr>
+        <w:ind w:left="1276"/>
+        <w:rPr>
+          <w:rFonts w:asciiTheme="minorHAnsi" w:hAnsiTheme="minorHAnsi" w:cstheme="minorHAnsi"/>
+        </w:rPr>
+      </w:pPr>
+      <w:r>
+        <w:rPr>
+          <w:rFonts w:asciiTheme="minorHAnsi" w:hAnsiTheme="minorHAnsi" w:cstheme="minorHAnsi"/>
+        </w:rPr>
+        <w:t>Már foglalt felhasználónév -&gt; "Ez a felhasználónév már foglalt." üzenet</w:t>
+      </w:r>
+    </w:p>
+    <w:p>
+      <w:pPr>
+        <w:pStyle w:val="Listaszerbekezds"/>
+        <w:numPr>
+          <w:ilvl w:val="0"/>
+          <w:numId w:val="37"/>
+        </w:numPr>
+        <w:ind w:left="1276"/>
+        <w:rPr>
+          <w:rFonts w:asciiTheme="minorHAnsi" w:hAnsiTheme="minorHAnsi" w:cstheme="minorHAnsi"/>
+        </w:rPr>
+      </w:pPr>
+      <w:r>
+        <w:rPr>
+          <w:rFonts w:asciiTheme="minorHAnsi" w:hAnsiTheme="minorHAnsi" w:cstheme="minorHAnsi"/>
+        </w:rPr>
+        <w:t>Nem megfelelő jelszó -&gt; "A jelszó nem felel meg a követelményeknek." üzenet</w:t>
+      </w:r>
+    </w:p>
+    <w:p>
+      <w:pPr>
+        <w:pStyle w:val="Listaszerbekezds"/>
+        <w:numPr>
+          <w:ilvl w:val="0"/>
+          <w:numId w:val="37"/>
+        </w:numPr>
+        <w:ind w:left="1276"/>
+        <w:rPr>
+          <w:rFonts w:asciiTheme="minorHAnsi" w:hAnsiTheme="minorHAnsi" w:cstheme="minorHAnsi"/>
+        </w:rPr>
+      </w:pPr>
+      <w:r>
+        <w:rPr>
+          <w:rFonts w:asciiTheme="minorHAnsi" w:hAnsiTheme="minorHAnsi" w:cstheme="minorHAnsi"/>
+        </w:rPr>
+        <w:t>Nem egyezik a jelszó és a jelszó megerősítése mező -&gt; "A jelszavak nem egyeznek." üzenet</w:t>
+      </w:r>
+    </w:p>
+    <w:p>
+      <w:pPr>
+        <w:rPr>
+          <w:rFonts w:cstheme="minorHAnsi"/>
+          <w:sz w:val="26"/>
+          <w:szCs w:val="26"/>
+        </w:rPr>
+      </w:pPr>
+    </w:p>
+    <w:p>
+      <w:pPr>
+        <w:rPr>
+          <w:rFonts w:cstheme="minorHAnsi"/>
+          <w:sz w:val="26"/>
+          <w:szCs w:val="26"/>
+        </w:rPr>
+      </w:pPr>
+      <w:r>
+        <w:rPr>
+          <w:rFonts w:cstheme="minorHAnsi"/>
+          <w:b/>
+          <w:bCs/>
+          <w:sz w:val="28"/>
+          <w:szCs w:val="28"/>
+        </w:rPr>
+        <w:t>Bemenet:</w:t>
+      </w:r>
+      <w:r>
+        <w:rPr>
+          <w:rFonts w:cstheme="minorHAnsi"/>
+          <w:sz w:val="28"/>
+          <w:szCs w:val="28"/>
+        </w:rPr>
+        <w:t xml:space="preserve"> </w:t>
+      </w:r>
+      <w:r>
+        <w:rPr>
+          <w:rFonts w:cstheme="minorHAnsi"/>
+          <w:sz w:val="26"/>
+          <w:szCs w:val="26"/>
+        </w:rPr>
+        <w:t>email, jelszó, jelszó megerősítése, felhasználónév, szerep</w:t>
+      </w:r>
+    </w:p>
+    <w:p>
+      <w:pPr>
+        <w:rPr>
+          <w:rFonts w:cstheme="minorHAnsi"/>
+          <w:sz w:val="26"/>
+          <w:szCs w:val="26"/>
+        </w:rPr>
+      </w:pPr>
+      <w:r>
+        <w:rPr>
+          <w:rFonts w:cstheme="minorHAnsi"/>
+          <w:b/>
+          <w:bCs/>
+          <w:sz w:val="28"/>
+          <w:szCs w:val="28"/>
+        </w:rPr>
+        <w:t>Kimenet:</w:t>
+      </w:r>
+      <w:r>
+        <w:rPr>
+          <w:rFonts w:cstheme="minorHAnsi"/>
+          <w:sz w:val="28"/>
+          <w:szCs w:val="28"/>
+        </w:rPr>
+        <w:t xml:space="preserve"> </w:t>
+      </w:r>
+      <w:r>
+        <w:rPr>
+          <w:rFonts w:cstheme="minorHAnsi"/>
+          <w:sz w:val="26"/>
+          <w:szCs w:val="26"/>
+        </w:rPr>
+        <w:t>user objektum, message</w:t>
+      </w:r>
+    </w:p>
+    <w:p>
+      <w:pPr>
+        <w:rPr>
+          <w:rFonts w:cstheme="minorHAnsi"/>
+          <w:sz w:val="26"/>
+          <w:szCs w:val="26"/>
+        </w:rPr>
+      </w:pPr>
+      <w:r>
+        <w:rPr>
+          <w:rFonts w:cstheme="minorHAnsi"/>
+          <w:b/>
+          <w:bCs/>
+          <w:sz w:val="28"/>
+          <w:szCs w:val="28"/>
+        </w:rPr>
+        <w:t>UI Kimenet:</w:t>
+      </w:r>
+      <w:r>
+        <w:rPr>
+          <w:rFonts w:cstheme="minorHAnsi"/>
+          <w:sz w:val="28"/>
+          <w:szCs w:val="28"/>
+        </w:rPr>
+        <w:t xml:space="preserve"> </w:t>
+      </w:r>
+      <w:r>
+        <w:rPr>
+          <w:rFonts w:cstheme="minorHAnsi"/>
+          <w:sz w:val="26"/>
+          <w:szCs w:val="26"/>
+        </w:rPr>
+        <w:t xml:space="preserve">Siker üzenet és </w:t>
+      </w:r>
+      <w:r>
+        <w:rPr>
+          <w:rFonts w:cstheme="minorHAnsi"/>
+          <w:sz w:val="26"/>
+          <w:szCs w:val="26"/>
+        </w:rPr>
+        <w:t>jelzi,</w:t>
+      </w:r>
+      <w:r>
+        <w:rPr>
+          <w:rFonts w:cstheme="minorHAnsi"/>
+          <w:sz w:val="26"/>
+          <w:szCs w:val="26"/>
+        </w:rPr>
+        <w:t xml:space="preserve"> hogy email-es megerősítésre vár a regisztráció</w:t>
+      </w:r>
+    </w:p>
+    <w:p>
+      <w:pPr>
+        <w:rPr>
+          <w:rFonts w:cstheme="minorHAnsi"/>
+          <w:sz w:val="26"/>
+          <w:szCs w:val="26"/>
+        </w:rPr>
+      </w:pPr>
+      <w:r>
+        <w:rPr>
+          <w:rFonts w:cstheme="minorHAnsi"/>
+          <w:b/>
+          <w:bCs/>
+          <w:sz w:val="26"/>
+          <w:szCs w:val="26"/>
+        </w:rPr>
+        <w:t>Email Interakció:</w:t>
+      </w:r>
+      <w:r>
+        <w:rPr>
+          <w:rFonts w:cstheme="minorHAnsi"/>
+          <w:sz w:val="26"/>
+          <w:szCs w:val="26"/>
+        </w:rPr>
+        <w:t xml:space="preserve"> A regisztráció megerősítésre kerül és átirányítjuk a főoldalra bejelentkezve </w:t>
+      </w:r>
+    </w:p>
+    <w:p>
+      <w:pPr>
+        <w:rPr>
+          <w:rFonts w:cstheme="minorHAnsi"/>
+          <w:sz w:val="26"/>
+          <w:szCs w:val="26"/>
+        </w:rPr>
+      </w:pPr>
+    </w:p>
+    <w:p>
+      <w:pPr>
+        <w:rPr>
+          <w:rFonts w:cstheme="minorHAnsi"/>
+          <w:b/>
+          <w:bCs/>
+          <w:sz w:val="28"/>
+          <w:szCs w:val="28"/>
+        </w:rPr>
+      </w:pPr>
+      <w:r>
+        <w:rPr>
+          <w:rFonts w:cstheme="minorHAnsi"/>
+          <w:b/>
+          <w:bCs/>
+          <w:sz w:val="28"/>
+          <w:szCs w:val="28"/>
+        </w:rPr>
+        <w:t>Eljárás:</w:t>
+      </w:r>
+    </w:p>
+    <w:p>
+      <w:pPr>
+        <w:pStyle w:val="Listaszerbekezds"/>
+        <w:numPr>
+          <w:ilvl w:val="0"/>
+          <w:numId w:val="38"/>
+        </w:numPr>
+        <w:rPr>
+          <w:rFonts w:asciiTheme="minorHAnsi" w:hAnsiTheme="minorHAnsi" w:cstheme="minorHAnsi"/>
+        </w:rPr>
+      </w:pPr>
+      <w:r>
+        <w:rPr>
+          <w:rFonts w:asciiTheme="minorHAnsi" w:hAnsiTheme="minorHAnsi" w:cstheme="minorHAnsi"/>
+        </w:rPr>
+        <w:t>Ellenőrzi, hogy minden mező jelen van-e és helyes</w:t>
+      </w:r>
+    </w:p>
+    <w:p>
+      <w:pPr>
+        <w:pStyle w:val="Listaszerbekezds"/>
+        <w:numPr>
+          <w:ilvl w:val="0"/>
+          <w:numId w:val="38"/>
+        </w:numPr>
+        <w:rPr>
+          <w:rFonts w:asciiTheme="minorHAnsi" w:hAnsiTheme="minorHAnsi" w:cstheme="minorHAnsi"/>
+        </w:rPr>
+      </w:pPr>
+      <w:r>
+        <w:rPr>
+          <w:rFonts w:asciiTheme="minorHAnsi" w:hAnsiTheme="minorHAnsi" w:cstheme="minorHAnsi"/>
+        </w:rPr>
+        <w:t xml:space="preserve">Ellenőrzi, hogy </w:t>
+      </w:r>
+      <w:r>
+        <w:rPr>
+          <w:rFonts w:asciiTheme="minorHAnsi" w:hAnsiTheme="minorHAnsi" w:cstheme="minorHAnsi"/>
+        </w:rPr>
+        <w:t>az</w:t>
+      </w:r>
+      <w:r>
+        <w:rPr>
+          <w:rFonts w:asciiTheme="minorHAnsi" w:hAnsiTheme="minorHAnsi" w:cstheme="minorHAnsi"/>
+        </w:rPr>
+        <w:t xml:space="preserve"> email és</w:t>
+      </w:r>
+      <w:r>
+        <w:rPr>
+          <w:rFonts w:asciiTheme="minorHAnsi" w:hAnsiTheme="minorHAnsi" w:cstheme="minorHAnsi"/>
+        </w:rPr>
+        <w:t xml:space="preserve"> a</w:t>
+      </w:r>
+      <w:r>
+        <w:rPr>
+          <w:rFonts w:asciiTheme="minorHAnsi" w:hAnsiTheme="minorHAnsi" w:cstheme="minorHAnsi"/>
+        </w:rPr>
+        <w:t xml:space="preserve"> felhasználónév foglalt-e már az </w:t>
+      </w:r>
+      <w:r>
+        <w:rPr>
+          <w:rFonts w:asciiTheme="minorHAnsi" w:hAnsiTheme="minorHAnsi" w:cstheme="minorHAnsi"/>
+        </w:rPr>
+        <w:t>adatbázisban</w:t>
+      </w:r>
+    </w:p>
+    <w:p>
+      <w:pPr>
+        <w:pStyle w:val="Listaszerbekezds"/>
+        <w:numPr>
+          <w:ilvl w:val="0"/>
+          <w:numId w:val="38"/>
+        </w:numPr>
+        <w:rPr>
+          <w:rFonts w:asciiTheme="minorHAnsi" w:hAnsiTheme="minorHAnsi" w:cstheme="minorHAnsi"/>
+        </w:rPr>
+      </w:pPr>
+      <w:r>
+        <w:rPr>
+          <w:rFonts w:asciiTheme="minorHAnsi" w:hAnsiTheme="minorHAnsi" w:cstheme="minorHAnsi"/>
+        </w:rPr>
+        <w:t xml:space="preserve">Meghívja a supabase.auth.signUp() Supabase Auth </w:t>
+      </w:r>
+      <w:r>
+        <w:rPr>
+          <w:rFonts w:asciiTheme="minorHAnsi" w:hAnsiTheme="minorHAnsi" w:cstheme="minorHAnsi"/>
+        </w:rPr>
+        <w:t>függvényt,</w:t>
+      </w:r>
+      <w:r>
+        <w:rPr>
+          <w:rFonts w:asciiTheme="minorHAnsi" w:hAnsiTheme="minorHAnsi" w:cstheme="minorHAnsi"/>
+        </w:rPr>
+        <w:t xml:space="preserve"> ami menti</w:t>
+      </w:r>
+      <w:r>
+        <w:rPr>
+          <w:rFonts w:asciiTheme="minorHAnsi" w:hAnsiTheme="minorHAnsi" w:cstheme="minorHAnsi"/>
+        </w:rPr>
+        <w:t xml:space="preserve"> a</w:t>
+      </w:r>
+      <w:r>
+        <w:rPr>
+          <w:rFonts w:asciiTheme="minorHAnsi" w:hAnsiTheme="minorHAnsi" w:cstheme="minorHAnsi"/>
+        </w:rPr>
+        <w:t xml:space="preserve"> felhasználót az auth sémába, itt automatikusan biztonságosan tárolódik a jelszó</w:t>
+      </w:r>
+    </w:p>
+    <w:p>
+      <w:pPr>
+        <w:pStyle w:val="Listaszerbekezds"/>
+        <w:numPr>
+          <w:ilvl w:val="0"/>
+          <w:numId w:val="38"/>
+        </w:numPr>
+        <w:rPr>
+          <w:rFonts w:asciiTheme="minorHAnsi" w:hAnsiTheme="minorHAnsi" w:cstheme="minorHAnsi"/>
+        </w:rPr>
+      </w:pPr>
+      <w:r>
+        <w:rPr>
+          <w:rFonts w:asciiTheme="minorHAnsi" w:hAnsiTheme="minorHAnsi" w:cstheme="minorHAnsi"/>
+        </w:rPr>
+        <w:t>A handle_new_user Supabase PostgreSql RPC függvény az auth sémába érkező adatok alapján a publikus sémában lévő profilok táblába is menti az adatokat</w:t>
+      </w:r>
+    </w:p>
+    <w:p>
+      <w:pPr>
+        <w:pStyle w:val="Listaszerbekezds"/>
+        <w:numPr>
+          <w:ilvl w:val="0"/>
+          <w:numId w:val="38"/>
+        </w:numPr>
+        <w:rPr>
+          <w:rFonts w:asciiTheme="minorHAnsi" w:hAnsiTheme="minorHAnsi" w:cstheme="minorHAnsi"/>
+        </w:rPr>
+      </w:pPr>
+      <w:r>
+        <w:rPr>
+          <w:rFonts w:asciiTheme="minorHAnsi" w:hAnsiTheme="minorHAnsi" w:cstheme="minorHAnsi"/>
+        </w:rPr>
+        <w:t>A felhasználónak a megadott emailre regisztrációt megerősítő emailt küld</w:t>
+      </w:r>
+    </w:p>
+    <w:p>
+      <w:pPr>
+        <w:pStyle w:val="Listaszerbekezds"/>
+        <w:numPr>
+          <w:ilvl w:val="0"/>
+          <w:numId w:val="38"/>
+        </w:numPr>
+        <w:rPr>
+          <w:rFonts w:asciiTheme="minorHAnsi" w:hAnsiTheme="minorHAnsi" w:cstheme="minorHAnsi"/>
+        </w:rPr>
+      </w:pPr>
+      <w:r>
+        <w:rPr>
+          <w:rFonts w:asciiTheme="minorHAnsi" w:hAnsiTheme="minorHAnsi" w:cstheme="minorHAnsi"/>
+        </w:rPr>
+        <w:lastRenderedPageBreak/>
+        <w:t>Regisztráció után a Supabase Auth visszaadja a bejelentkezett állapothoz szükséges adatokat (user, session: access token, refresh token, expires_at)</w:t>
+      </w:r>
+    </w:p>
     <w:sectPr>
       <w:headerReference w:type="default" r:id="rId9"/>
       <w:footerReference w:type="default" r:id="rId10"/>
@@ -5838,6 +6119,92 @@
     </w:lvl>
   </w:abstractNum>
   <w:abstractNum w:abstractNumId="20" w15:restartNumberingAfterBreak="0">
+    <w:nsid w:val="40E01A4D"/>
+    <w:multiLevelType w:val="hybridMultilevel"/>
+    <w:tmpl w:val="7CBCA838"/>
+    <w:lvl w:ilvl="0" w:tplc="040E000F">
+      <w:start w:val="1"/>
+      <w:numFmt w:val="decimal"/>
+      <w:lvlText w:val="%1."/>
+      <w:lvlJc w:val="left"/>
+      <w:pPr>
+        <w:ind w:left="720" w:hanging="360"/>
+      </w:pPr>
+    </w:lvl>
+    <w:lvl w:ilvl="1" w:tplc="040E0019" w:tentative="1">
+      <w:start w:val="1"/>
+      <w:numFmt w:val="lowerLetter"/>
+      <w:lvlText w:val="%2."/>
+      <w:lvlJc w:val="left"/>
+      <w:pPr>
+        <w:ind w:left="1440" w:hanging="360"/>
+      </w:pPr>
+    </w:lvl>
+    <w:lvl w:ilvl="2" w:tplc="040E001B" w:tentative="1">
+      <w:start w:val="1"/>
+      <w:numFmt w:val="lowerRoman"/>
+      <w:lvlText w:val="%3."/>
+      <w:lvlJc w:val="right"/>
+      <w:pPr>
+        <w:ind w:left="2160" w:hanging="180"/>
+      </w:pPr>
+    </w:lvl>
+    <w:lvl w:ilvl="3" w:tplc="040E000F" w:tentative="1">
+      <w:start w:val="1"/>
+      <w:numFmt w:val="decimal"/>
+      <w:lvlText w:val="%4."/>
+      <w:lvlJc w:val="left"/>
+      <w:pPr>
+        <w:ind w:left="2880" w:hanging="360"/>
+      </w:pPr>
+    </w:lvl>
+    <w:lvl w:ilvl="4" w:tplc="040E0019" w:tentative="1">
+      <w:start w:val="1"/>
+      <w:numFmt w:val="lowerLetter"/>
+      <w:lvlText w:val="%5."/>
+      <w:lvlJc w:val="left"/>
+      <w:pPr>
+        <w:ind w:left="3600" w:hanging="360"/>
+      </w:pPr>
+    </w:lvl>
+    <w:lvl w:ilvl="5" w:tplc="040E001B" w:tentative="1">
+      <w:start w:val="1"/>
+      <w:numFmt w:val="lowerRoman"/>
+      <w:lvlText w:val="%6."/>
+      <w:lvlJc w:val="right"/>
+      <w:pPr>
+        <w:ind w:left="4320" w:hanging="180"/>
+      </w:pPr>
+    </w:lvl>
+    <w:lvl w:ilvl="6" w:tplc="040E000F" w:tentative="1">
+      <w:start w:val="1"/>
+      <w:numFmt w:val="decimal"/>
+      <w:lvlText w:val="%7."/>
+      <w:lvlJc w:val="left"/>
+      <w:pPr>
+        <w:ind w:left="5040" w:hanging="360"/>
+      </w:pPr>
+    </w:lvl>
+    <w:lvl w:ilvl="7" w:tplc="040E0019" w:tentative="1">
+      <w:start w:val="1"/>
+      <w:numFmt w:val="lowerLetter"/>
+      <w:lvlText w:val="%8."/>
+      <w:lvlJc w:val="left"/>
+      <w:pPr>
+        <w:ind w:left="5760" w:hanging="360"/>
+      </w:pPr>
+    </w:lvl>
+    <w:lvl w:ilvl="8" w:tplc="040E001B" w:tentative="1">
+      <w:start w:val="1"/>
+      <w:numFmt w:val="lowerRoman"/>
+      <w:lvlText w:val="%9."/>
+      <w:lvlJc w:val="right"/>
+      <w:pPr>
+        <w:ind w:left="6480" w:hanging="180"/>
+      </w:pPr>
+    </w:lvl>
+  </w:abstractNum>
+  <w:abstractNum w:abstractNumId="21" w15:restartNumberingAfterBreak="0">
     <w:nsid w:val="41C55866"/>
     <w:multiLevelType w:val="hybridMultilevel"/>
     <w:tmpl w:val="0186BE02"/>
@@ -5950,7 +6317,7 @@
       </w:rPr>
     </w:lvl>
   </w:abstractNum>
-  <w:abstractNum w:abstractNumId="21" w15:restartNumberingAfterBreak="0">
+  <w:abstractNum w:abstractNumId="22" w15:restartNumberingAfterBreak="0">
     <w:nsid w:val="41DA17E3"/>
     <w:multiLevelType w:val="hybridMultilevel"/>
     <w:tmpl w:val="2F228182"/>
@@ -6036,7 +6403,7 @@
       </w:pPr>
     </w:lvl>
   </w:abstractNum>
-  <w:abstractNum w:abstractNumId="22" w15:restartNumberingAfterBreak="0">
+  <w:abstractNum w:abstractNumId="23" w15:restartNumberingAfterBreak="0">
     <w:nsid w:val="41F10DC5"/>
     <w:multiLevelType w:val="hybridMultilevel"/>
     <w:tmpl w:val="032E5EBE"/>
@@ -6148,7 +6515,7 @@
       </w:rPr>
     </w:lvl>
   </w:abstractNum>
-  <w:abstractNum w:abstractNumId="23" w15:restartNumberingAfterBreak="0">
+  <w:abstractNum w:abstractNumId="24" w15:restartNumberingAfterBreak="0">
     <w:nsid w:val="463105F9"/>
     <w:multiLevelType w:val="hybridMultilevel"/>
     <w:tmpl w:val="320C3C3A"/>
@@ -6237,7 +6604,7 @@
       </w:pPr>
     </w:lvl>
   </w:abstractNum>
-  <w:abstractNum w:abstractNumId="24" w15:restartNumberingAfterBreak="0">
+  <w:abstractNum w:abstractNumId="25" w15:restartNumberingAfterBreak="0">
     <w:nsid w:val="476110F7"/>
     <w:multiLevelType w:val="hybridMultilevel"/>
     <w:tmpl w:val="F1BEA3F0"/>
@@ -6350,7 +6717,7 @@
       </w:rPr>
     </w:lvl>
   </w:abstractNum>
-  <w:abstractNum w:abstractNumId="25" w15:restartNumberingAfterBreak="0">
+  <w:abstractNum w:abstractNumId="26" w15:restartNumberingAfterBreak="0">
     <w:nsid w:val="4CDC541C"/>
     <w:multiLevelType w:val="hybridMultilevel"/>
     <w:tmpl w:val="FD9834F2"/>
@@ -6436,7 +6803,7 @@
       </w:pPr>
     </w:lvl>
   </w:abstractNum>
-  <w:abstractNum w:abstractNumId="26" w15:restartNumberingAfterBreak="0">
+  <w:abstractNum w:abstractNumId="27" w15:restartNumberingAfterBreak="0">
     <w:nsid w:val="53AB1538"/>
     <w:multiLevelType w:val="multilevel"/>
     <w:tmpl w:val="4482B3B2"/>
@@ -6549,7 +6916,93 @@
       </w:rPr>
     </w:lvl>
   </w:abstractNum>
-  <w:abstractNum w:abstractNumId="27" w15:restartNumberingAfterBreak="0">
+  <w:abstractNum w:abstractNumId="28" w15:restartNumberingAfterBreak="0">
+    <w:nsid w:val="55027F38"/>
+    <w:multiLevelType w:val="hybridMultilevel"/>
+    <w:tmpl w:val="A9F6E31C"/>
+    <w:lvl w:ilvl="0" w:tplc="040E000F">
+      <w:start w:val="1"/>
+      <w:numFmt w:val="decimal"/>
+      <w:lvlText w:val="%1."/>
+      <w:lvlJc w:val="left"/>
+      <w:pPr>
+        <w:ind w:left="720" w:hanging="360"/>
+      </w:pPr>
+    </w:lvl>
+    <w:lvl w:ilvl="1" w:tplc="040E0019" w:tentative="1">
+      <w:start w:val="1"/>
+      <w:numFmt w:val="lowerLetter"/>
+      <w:lvlText w:val="%2."/>
+      <w:lvlJc w:val="left"/>
+      <w:pPr>
+        <w:ind w:left="1440" w:hanging="360"/>
+      </w:pPr>
+    </w:lvl>
+    <w:lvl w:ilvl="2" w:tplc="040E001B" w:tentative="1">
+      <w:start w:val="1"/>
+      <w:numFmt w:val="lowerRoman"/>
+      <w:lvlText w:val="%3."/>
+      <w:lvlJc w:val="right"/>
+      <w:pPr>
+        <w:ind w:left="2160" w:hanging="180"/>
+      </w:pPr>
+    </w:lvl>
+    <w:lvl w:ilvl="3" w:tplc="040E000F" w:tentative="1">
+      <w:start w:val="1"/>
+      <w:numFmt w:val="decimal"/>
+      <w:lvlText w:val="%4."/>
+      <w:lvlJc w:val="left"/>
+      <w:pPr>
+        <w:ind w:left="2880" w:hanging="360"/>
+      </w:pPr>
+    </w:lvl>
+    <w:lvl w:ilvl="4" w:tplc="040E0019" w:tentative="1">
+      <w:start w:val="1"/>
+      <w:numFmt w:val="lowerLetter"/>
+      <w:lvlText w:val="%5."/>
+      <w:lvlJc w:val="left"/>
+      <w:pPr>
+        <w:ind w:left="3600" w:hanging="360"/>
+      </w:pPr>
+    </w:lvl>
+    <w:lvl w:ilvl="5" w:tplc="040E001B" w:tentative="1">
+      <w:start w:val="1"/>
+      <w:numFmt w:val="lowerRoman"/>
+      <w:lvlText w:val="%6."/>
+      <w:lvlJc w:val="right"/>
+      <w:pPr>
+        <w:ind w:left="4320" w:hanging="180"/>
+      </w:pPr>
+    </w:lvl>
+    <w:lvl w:ilvl="6" w:tplc="040E000F" w:tentative="1">
+      <w:start w:val="1"/>
+      <w:numFmt w:val="decimal"/>
+      <w:lvlText w:val="%7."/>
+      <w:lvlJc w:val="left"/>
+      <w:pPr>
+        <w:ind w:left="5040" w:hanging="360"/>
+      </w:pPr>
+    </w:lvl>
+    <w:lvl w:ilvl="7" w:tplc="040E0019" w:tentative="1">
+      <w:start w:val="1"/>
+      <w:numFmt w:val="lowerLetter"/>
+      <w:lvlText w:val="%8."/>
+      <w:lvlJc w:val="left"/>
+      <w:pPr>
+        <w:ind w:left="5760" w:hanging="360"/>
+      </w:pPr>
+    </w:lvl>
+    <w:lvl w:ilvl="8" w:tplc="040E001B" w:tentative="1">
+      <w:start w:val="1"/>
+      <w:numFmt w:val="lowerRoman"/>
+      <w:lvlText w:val="%9."/>
+      <w:lvlJc w:val="right"/>
+      <w:pPr>
+        <w:ind w:left="6480" w:hanging="180"/>
+      </w:pPr>
+    </w:lvl>
+  </w:abstractNum>
+  <w:abstractNum w:abstractNumId="29" w15:restartNumberingAfterBreak="0">
     <w:nsid w:val="55294F46"/>
     <w:multiLevelType w:val="multilevel"/>
     <w:tmpl w:val="10606EE4"/>
@@ -6662,7 +7115,7 @@
       </w:pPr>
     </w:lvl>
   </w:abstractNum>
-  <w:abstractNum w:abstractNumId="28" w15:restartNumberingAfterBreak="0">
+  <w:abstractNum w:abstractNumId="30" w15:restartNumberingAfterBreak="0">
     <w:nsid w:val="55D926D9"/>
     <w:multiLevelType w:val="hybridMultilevel"/>
     <w:tmpl w:val="34FAE020"/>
@@ -6751,7 +7204,120 @@
       </w:pPr>
     </w:lvl>
   </w:abstractNum>
-  <w:abstractNum w:abstractNumId="29" w15:restartNumberingAfterBreak="0">
+  <w:abstractNum w:abstractNumId="31" w15:restartNumberingAfterBreak="0">
+    <w:nsid w:val="653C7FD6"/>
+    <w:multiLevelType w:val="hybridMultilevel"/>
+    <w:tmpl w:val="38A8D328"/>
+    <w:lvl w:ilvl="0" w:tplc="040E0001">
+      <w:start w:val="1"/>
+      <w:numFmt w:val="bullet"/>
+      <w:lvlText w:val=""/>
+      <w:lvlJc w:val="left"/>
+      <w:pPr>
+        <w:ind w:left="720" w:hanging="360"/>
+      </w:pPr>
+      <w:rPr>
+        <w:rFonts w:ascii="Symbol" w:hAnsi="Symbol" w:hint="default"/>
+      </w:rPr>
+    </w:lvl>
+    <w:lvl w:ilvl="1" w:tplc="040E0003" w:tentative="1">
+      <w:start w:val="1"/>
+      <w:numFmt w:val="bullet"/>
+      <w:lvlText w:val="o"/>
+      <w:lvlJc w:val="left"/>
+      <w:pPr>
+        <w:ind w:left="1440" w:hanging="360"/>
+      </w:pPr>
+      <w:rPr>
+        <w:rFonts w:ascii="Courier New" w:hAnsi="Courier New" w:cs="Courier New" w:hint="default"/>
+      </w:rPr>
+    </w:lvl>
+    <w:lvl w:ilvl="2" w:tplc="040E0005" w:tentative="1">
+      <w:start w:val="1"/>
+      <w:numFmt w:val="bullet"/>
+      <w:lvlText w:val=""/>
+      <w:lvlJc w:val="left"/>
+      <w:pPr>
+        <w:ind w:left="2160" w:hanging="360"/>
+      </w:pPr>
+      <w:rPr>
+        <w:rFonts w:ascii="Wingdings" w:hAnsi="Wingdings" w:hint="default"/>
+      </w:rPr>
+    </w:lvl>
+    <w:lvl w:ilvl="3" w:tplc="040E0001" w:tentative="1">
+      <w:start w:val="1"/>
+      <w:numFmt w:val="bullet"/>
+      <w:lvlText w:val=""/>
+      <w:lvlJc w:val="left"/>
+      <w:pPr>
+        <w:ind w:left="2880" w:hanging="360"/>
+      </w:pPr>
+      <w:rPr>
+        <w:rFonts w:ascii="Symbol" w:hAnsi="Symbol" w:hint="default"/>
+      </w:rPr>
+    </w:lvl>
+    <w:lvl w:ilvl="4" w:tplc="040E0003" w:tentative="1">
+      <w:start w:val="1"/>
+      <w:numFmt w:val="bullet"/>
+      <w:lvlText w:val="o"/>
+      <w:lvlJc w:val="left"/>
+      <w:pPr>
+        <w:ind w:left="3600" w:hanging="360"/>
+      </w:pPr>
+      <w:rPr>
+        <w:rFonts w:ascii="Courier New" w:hAnsi="Courier New" w:cs="Courier New" w:hint="default"/>
+      </w:rPr>
+    </w:lvl>
+    <w:lvl w:ilvl="5" w:tplc="040E0005" w:tentative="1">
+      <w:start w:val="1"/>
+      <w:numFmt w:val="bullet"/>
+      <w:lvlText w:val=""/>
+      <w:lvlJc w:val="left"/>
+      <w:pPr>
+        <w:ind w:left="4320" w:hanging="360"/>
+      </w:pPr>
+      <w:rPr>
+        <w:rFonts w:ascii="Wingdings" w:hAnsi="Wingdings" w:hint="default"/>
+      </w:rPr>
+    </w:lvl>
+    <w:lvl w:ilvl="6" w:tplc="040E0001" w:tentative="1">
+      <w:start w:val="1"/>
+      <w:numFmt w:val="bullet"/>
+      <w:lvlText w:val=""/>
+      <w:lvlJc w:val="left"/>
+      <w:pPr>
+        <w:ind w:left="5040" w:hanging="360"/>
+      </w:pPr>
+      <w:rPr>
+        <w:rFonts w:ascii="Symbol" w:hAnsi="Symbol" w:hint="default"/>
+      </w:rPr>
+    </w:lvl>
+    <w:lvl w:ilvl="7" w:tplc="040E0003" w:tentative="1">
+      <w:start w:val="1"/>
+      <w:numFmt w:val="bullet"/>
+      <w:lvlText w:val="o"/>
+      <w:lvlJc w:val="left"/>
+      <w:pPr>
+        <w:ind w:left="5760" w:hanging="360"/>
+      </w:pPr>
+      <w:rPr>
+        <w:rFonts w:ascii="Courier New" w:hAnsi="Courier New" w:cs="Courier New" w:hint="default"/>
+      </w:rPr>
+    </w:lvl>
+    <w:lvl w:ilvl="8" w:tplc="040E0005" w:tentative="1">
+      <w:start w:val="1"/>
+      <w:numFmt w:val="bullet"/>
+      <w:lvlText w:val=""/>
+      <w:lvlJc w:val="left"/>
+      <w:pPr>
+        <w:ind w:left="6480" w:hanging="360"/>
+      </w:pPr>
+      <w:rPr>
+        <w:rFonts w:ascii="Wingdings" w:hAnsi="Wingdings" w:hint="default"/>
+      </w:rPr>
+    </w:lvl>
+  </w:abstractNum>
+  <w:abstractNum w:abstractNumId="32" w15:restartNumberingAfterBreak="0">
     <w:nsid w:val="65D57464"/>
     <w:multiLevelType w:val="hybridMultilevel"/>
     <w:tmpl w:val="3456248A"/>
@@ -6864,7 +7430,7 @@
       </w:rPr>
     </w:lvl>
   </w:abstractNum>
-  <w:abstractNum w:abstractNumId="30" w15:restartNumberingAfterBreak="0">
+  <w:abstractNum w:abstractNumId="33" w15:restartNumberingAfterBreak="0">
     <w:nsid w:val="6E614CFF"/>
     <w:multiLevelType w:val="multilevel"/>
     <w:tmpl w:val="689C7E3E"/>
@@ -6977,7 +7543,7 @@
       </w:rPr>
     </w:lvl>
   </w:abstractNum>
-  <w:abstractNum w:abstractNumId="31" w15:restartNumberingAfterBreak="0">
+  <w:abstractNum w:abstractNumId="34" w15:restartNumberingAfterBreak="0">
     <w:nsid w:val="79A90F4E"/>
     <w:multiLevelType w:val="hybridMultilevel"/>
     <w:tmpl w:val="849236CA"/>
@@ -7090,7 +7656,7 @@
       </w:rPr>
     </w:lvl>
   </w:abstractNum>
-  <w:abstractNum w:abstractNumId="32" w15:restartNumberingAfterBreak="0">
+  <w:abstractNum w:abstractNumId="35" w15:restartNumberingAfterBreak="0">
     <w:nsid w:val="7A4C11AF"/>
     <w:multiLevelType w:val="hybridMultilevel"/>
     <w:tmpl w:val="57B077AE"/>
@@ -7179,7 +7745,7 @@
       </w:pPr>
     </w:lvl>
   </w:abstractNum>
-  <w:abstractNum w:abstractNumId="33" w15:restartNumberingAfterBreak="0">
+  <w:abstractNum w:abstractNumId="36" w15:restartNumberingAfterBreak="0">
     <w:nsid w:val="7A887EEB"/>
     <w:multiLevelType w:val="multilevel"/>
     <w:tmpl w:val="9AD0AEE0"/>
@@ -7300,12 +7866,12 @@
       </w:rPr>
     </w:lvl>
   </w:abstractNum>
-  <w:abstractNum w:abstractNumId="34" w15:restartNumberingAfterBreak="0">
+  <w:abstractNum w:abstractNumId="37" w15:restartNumberingAfterBreak="0">
     <w:nsid w:val="7AA558AC"/>
     <w:multiLevelType w:val="multilevel"/>
-    <w:tmpl w:val="4AEE0144"/>
+    <w:tmpl w:val="44304DEE"/>
     <w:lvl w:ilvl="0">
-      <w:start w:val="1"/>
+      <w:start w:val="2"/>
       <w:numFmt w:val="decimal"/>
       <w:pStyle w:val="Cmsor1"/>
       <w:lvlText w:val="%1"/>
@@ -7416,7 +7982,7 @@
     </w:lvl>
   </w:abstractNum>
   <w:num w:numId="1" w16cid:durableId="1118598695">
-    <w:abstractNumId w:val="34"/>
+    <w:abstractNumId w:val="37"/>
   </w:num>
   <w:num w:numId="2" w16cid:durableId="668365014">
     <w:abstractNumId w:val="19"/>
@@ -7425,16 +7991,16 @@
     <w:abstractNumId w:val="18"/>
   </w:num>
   <w:num w:numId="4" w16cid:durableId="834300539">
-    <w:abstractNumId w:val="22"/>
+    <w:abstractNumId w:val="23"/>
   </w:num>
   <w:num w:numId="5" w16cid:durableId="320625060">
-    <w:abstractNumId w:val="20"/>
+    <w:abstractNumId w:val="21"/>
   </w:num>
   <w:num w:numId="6" w16cid:durableId="1127621639">
     <w:abstractNumId w:val="8"/>
   </w:num>
   <w:num w:numId="7" w16cid:durableId="1555964464">
-    <w:abstractNumId w:val="33"/>
+    <w:abstractNumId w:val="36"/>
   </w:num>
   <w:num w:numId="8" w16cid:durableId="2085909324">
     <w:abstractNumId w:val="14"/>
@@ -7446,25 +8012,25 @@
     <w:abstractNumId w:val="16"/>
   </w:num>
   <w:num w:numId="11" w16cid:durableId="1606307784">
-    <w:abstractNumId w:val="31"/>
+    <w:abstractNumId w:val="34"/>
   </w:num>
   <w:num w:numId="12" w16cid:durableId="545221227">
-    <w:abstractNumId w:val="24"/>
+    <w:abstractNumId w:val="25"/>
   </w:num>
   <w:num w:numId="13" w16cid:durableId="203638716">
-    <w:abstractNumId w:val="29"/>
+    <w:abstractNumId w:val="32"/>
   </w:num>
   <w:num w:numId="14" w16cid:durableId="1578397148">
-    <w:abstractNumId w:val="26"/>
+    <w:abstractNumId w:val="27"/>
   </w:num>
   <w:num w:numId="15" w16cid:durableId="31536930">
     <w:abstractNumId w:val="10"/>
   </w:num>
   <w:num w:numId="16" w16cid:durableId="1315833931">
-    <w:abstractNumId w:val="27"/>
+    <w:abstractNumId w:val="29"/>
   </w:num>
   <w:num w:numId="17" w16cid:durableId="665474863">
-    <w:abstractNumId w:val="30"/>
+    <w:abstractNumId w:val="33"/>
   </w:num>
   <w:num w:numId="18" w16cid:durableId="1488745336">
     <w:abstractNumId w:val="12"/>
@@ -7479,7 +8045,7 @@
     <w:abstractNumId w:val="7"/>
   </w:num>
   <w:num w:numId="22" w16cid:durableId="1255213528">
-    <w:abstractNumId w:val="25"/>
+    <w:abstractNumId w:val="26"/>
   </w:num>
   <w:num w:numId="23" w16cid:durableId="1245649505">
     <w:abstractNumId w:val="2"/>
@@ -7503,10 +8069,10 @@
     <w:abstractNumId w:val="4"/>
   </w:num>
   <w:num w:numId="30" w16cid:durableId="2038578344">
-    <w:abstractNumId w:val="21"/>
+    <w:abstractNumId w:val="22"/>
   </w:num>
   <w:num w:numId="31" w16cid:durableId="1143620851">
-    <w:abstractNumId w:val="28"/>
+    <w:abstractNumId w:val="30"/>
   </w:num>
   <w:num w:numId="32" w16cid:durableId="1599873396">
     <w:abstractNumId w:val="0"/>
@@ -7515,10 +8081,19 @@
     <w:abstractNumId w:val="9"/>
   </w:num>
   <w:num w:numId="34" w16cid:durableId="1965576473">
-    <w:abstractNumId w:val="32"/>
+    <w:abstractNumId w:val="35"/>
   </w:num>
   <w:num w:numId="35" w16cid:durableId="1370300625">
-    <w:abstractNumId w:val="23"/>
+    <w:abstractNumId w:val="24"/>
+  </w:num>
+  <w:num w:numId="36" w16cid:durableId="905073204">
+    <w:abstractNumId w:val="28"/>
+  </w:num>
+  <w:num w:numId="37" w16cid:durableId="1776289334">
+    <w:abstractNumId w:val="31"/>
+  </w:num>
+  <w:num w:numId="38" w16cid:durableId="481628335">
+    <w:abstractNumId w:val="20"/>
   </w:num>
 </w:numbering>
 </file>
@@ -7938,7 +8513,6 @@
         <w:numId w:val="1"/>
       </w:numPr>
       <w:spacing w:before="240" w:after="240"/>
-      <w:ind w:left="357" w:hanging="357"/>
       <w:outlineLvl w:val="0"/>
     </w:pPr>
     <w:rPr>

--- a/documents/2027_13.S1D_4_vizsgaremek_Algoritmus.docx
+++ b/documents/2027_13.S1D_4_vizsgaremek_Algoritmus.docx
@@ -228,7 +228,7 @@
           <w:r>
             <w:fldChar w:fldCharType="separate"/>
           </w:r>
-          <w:hyperlink w:anchor="_Toc244027517" w:history="1">
+          <w:hyperlink w:anchor="_Toc244079057" w:history="1">
             <w:r>
               <w:rPr>
                 <w:rStyle w:val="Hiperhivatkozs"/>
@@ -274,7 +274,7 @@
                 <w:noProof/>
                 <w:webHidden/>
               </w:rPr>
-              <w:instrText xml:space="preserve"> PAGEREF _Toc244027517 \h </w:instrText>
+              <w:instrText xml:space="preserve"> PAGEREF _Toc244079057 \h </w:instrText>
             </w:r>
             <w:r>
               <w:rPr>
@@ -322,7 +322,7 @@
               <w14:ligatures w14:val="standardContextual"/>
             </w:rPr>
           </w:pPr>
-          <w:hyperlink w:anchor="_Toc244027518" w:history="1">
+          <w:hyperlink w:anchor="_Toc244079058" w:history="1">
             <w:r>
               <w:rPr>
                 <w:rStyle w:val="Hiperhivatkozs"/>
@@ -368,7 +368,7 @@
                 <w:noProof/>
                 <w:webHidden/>
               </w:rPr>
-              <w:instrText xml:space="preserve"> PAGEREF _Toc244027518 \h </w:instrText>
+              <w:instrText xml:space="preserve"> PAGEREF _Toc244079058 \h </w:instrText>
             </w:r>
             <w:r>
               <w:rPr>
@@ -416,7 +416,7 @@
               <w14:ligatures w14:val="standardContextual"/>
             </w:rPr>
           </w:pPr>
-          <w:hyperlink w:anchor="_Toc244027519" w:history="1">
+          <w:hyperlink w:anchor="_Toc244079059" w:history="1">
             <w:r>
               <w:rPr>
                 <w:rStyle w:val="Hiperhivatkozs"/>
@@ -462,7 +462,7 @@
                 <w:noProof/>
                 <w:webHidden/>
               </w:rPr>
-              <w:instrText xml:space="preserve"> PAGEREF _Toc244027519 \h </w:instrText>
+              <w:instrText xml:space="preserve"> PAGEREF _Toc244079059 \h </w:instrText>
             </w:r>
             <w:r>
               <w:rPr>
@@ -510,7 +510,7 @@
               <w14:ligatures w14:val="standardContextual"/>
             </w:rPr>
           </w:pPr>
-          <w:hyperlink w:anchor="_Toc244027520" w:history="1">
+          <w:hyperlink w:anchor="_Toc244079060" w:history="1">
             <w:r>
               <w:rPr>
                 <w:rStyle w:val="Hiperhivatkozs"/>
@@ -556,7 +556,7 @@
                 <w:noProof/>
                 <w:webHidden/>
               </w:rPr>
-              <w:instrText xml:space="preserve"> PAGEREF _Toc244027520 \h </w:instrText>
+              <w:instrText xml:space="preserve"> PAGEREF _Toc244079060 \h </w:instrText>
             </w:r>
             <w:r>
               <w:rPr>
@@ -604,7 +604,7 @@
               <w14:ligatures w14:val="standardContextual"/>
             </w:rPr>
           </w:pPr>
-          <w:hyperlink w:anchor="_Toc244027521" w:history="1">
+          <w:hyperlink w:anchor="_Toc244079061" w:history="1">
             <w:r>
               <w:rPr>
                 <w:rStyle w:val="Hiperhivatkozs"/>
@@ -650,7 +650,7 @@
                 <w:noProof/>
                 <w:webHidden/>
               </w:rPr>
-              <w:instrText xml:space="preserve"> PAGEREF _Toc244027521 \h </w:instrText>
+              <w:instrText xml:space="preserve"> PAGEREF _Toc244079061 \h </w:instrText>
             </w:r>
             <w:r>
               <w:rPr>
@@ -698,7 +698,7 @@
               <w14:ligatures w14:val="standardContextual"/>
             </w:rPr>
           </w:pPr>
-          <w:hyperlink w:anchor="_Toc244027522" w:history="1">
+          <w:hyperlink w:anchor="_Toc244079062" w:history="1">
             <w:r>
               <w:rPr>
                 <w:rStyle w:val="Hiperhivatkozs"/>
@@ -744,7 +744,7 @@
                 <w:noProof/>
                 <w:webHidden/>
               </w:rPr>
-              <w:instrText xml:space="preserve"> PAGEREF _Toc244027522 \h </w:instrText>
+              <w:instrText xml:space="preserve"> PAGEREF _Toc244079062 \h </w:instrText>
             </w:r>
             <w:r>
               <w:rPr>
@@ -792,7 +792,7 @@
               <w14:ligatures w14:val="standardContextual"/>
             </w:rPr>
           </w:pPr>
-          <w:hyperlink w:anchor="_Toc244027523" w:history="1">
+          <w:hyperlink w:anchor="_Toc244079063" w:history="1">
             <w:r>
               <w:rPr>
                 <w:rStyle w:val="Hiperhivatkozs"/>
@@ -838,7 +838,7 @@
                 <w:noProof/>
                 <w:webHidden/>
               </w:rPr>
-              <w:instrText xml:space="preserve"> PAGEREF _Toc244027523 \h </w:instrText>
+              <w:instrText xml:space="preserve"> PAGEREF _Toc244079063 \h </w:instrText>
             </w:r>
             <w:r>
               <w:rPr>
@@ -886,7 +886,7 @@
               <w14:ligatures w14:val="standardContextual"/>
             </w:rPr>
           </w:pPr>
-          <w:hyperlink w:anchor="_Toc244027524" w:history="1">
+          <w:hyperlink w:anchor="_Toc244079064" w:history="1">
             <w:r>
               <w:rPr>
                 <w:rStyle w:val="Hiperhivatkozs"/>
@@ -911,7 +911,7 @@
                 <w:rStyle w:val="Hiperhivatkozs"/>
                 <w:noProof/>
               </w:rPr>
-              <w:t>Regisztráció</w:t>
+              <w:t>Regisztráció (Register)</w:t>
             </w:r>
             <w:r>
               <w:rPr>
@@ -932,7 +932,7 @@
                 <w:noProof/>
                 <w:webHidden/>
               </w:rPr>
-              <w:instrText xml:space="preserve"> PAGEREF _Toc244027524 \h </w:instrText>
+              <w:instrText xml:space="preserve"> PAGEREF _Toc244079064 \h </w:instrText>
             </w:r>
             <w:r>
               <w:rPr>
@@ -964,6 +964,288 @@
           </w:hyperlink>
         </w:p>
         <w:p>
+          <w:pPr>
+            <w:pStyle w:val="TJ2"/>
+            <w:tabs>
+              <w:tab w:val="left" w:pos="960"/>
+              <w:tab w:val="right" w:leader="dot" w:pos="9062"/>
+            </w:tabs>
+            <w:rPr>
+              <w:rFonts w:asciiTheme="minorHAnsi" w:eastAsiaTheme="minorEastAsia" w:hAnsiTheme="minorHAnsi" w:cstheme="minorBidi"/>
+              <w:noProof/>
+              <w:kern w:val="2"/>
+              <w:sz w:val="24"/>
+              <w:szCs w:val="24"/>
+              <w:lang w:eastAsia="hu-HU"/>
+              <w14:ligatures w14:val="standardContextual"/>
+            </w:rPr>
+          </w:pPr>
+          <w:hyperlink w:anchor="_Toc244079065" w:history="1">
+            <w:r>
+              <w:rPr>
+                <w:rStyle w:val="Hiperhivatkozs"/>
+                <w:noProof/>
+              </w:rPr>
+              <w:t>2.2.</w:t>
+            </w:r>
+            <w:r>
+              <w:rPr>
+                <w:rFonts w:asciiTheme="minorHAnsi" w:eastAsiaTheme="minorEastAsia" w:hAnsiTheme="minorHAnsi" w:cstheme="minorBidi"/>
+                <w:noProof/>
+                <w:kern w:val="2"/>
+                <w:sz w:val="24"/>
+                <w:szCs w:val="24"/>
+                <w:lang w:eastAsia="hu-HU"/>
+                <w14:ligatures w14:val="standardContextual"/>
+              </w:rPr>
+              <w:tab/>
+            </w:r>
+            <w:r>
+              <w:rPr>
+                <w:rStyle w:val="Hiperhivatkozs"/>
+                <w:noProof/>
+              </w:rPr>
+              <w:t>Bejelentkezés (Login)</w:t>
+            </w:r>
+            <w:r>
+              <w:rPr>
+                <w:noProof/>
+                <w:webHidden/>
+              </w:rPr>
+              <w:tab/>
+            </w:r>
+            <w:r>
+              <w:rPr>
+                <w:noProof/>
+                <w:webHidden/>
+              </w:rPr>
+              <w:fldChar w:fldCharType="begin"/>
+            </w:r>
+            <w:r>
+              <w:rPr>
+                <w:noProof/>
+                <w:webHidden/>
+              </w:rPr>
+              <w:instrText xml:space="preserve"> PAGEREF _Toc244079065 \h </w:instrText>
+            </w:r>
+            <w:r>
+              <w:rPr>
+                <w:noProof/>
+                <w:webHidden/>
+              </w:rPr>
+            </w:r>
+            <w:r>
+              <w:rPr>
+                <w:noProof/>
+                <w:webHidden/>
+              </w:rPr>
+              <w:fldChar w:fldCharType="separate"/>
+            </w:r>
+            <w:r>
+              <w:rPr>
+                <w:noProof/>
+                <w:webHidden/>
+              </w:rPr>
+              <w:t>11</w:t>
+            </w:r>
+            <w:r>
+              <w:rPr>
+                <w:noProof/>
+                <w:webHidden/>
+              </w:rPr>
+              <w:fldChar w:fldCharType="end"/>
+            </w:r>
+          </w:hyperlink>
+        </w:p>
+        <w:p>
+          <w:pPr>
+            <w:pStyle w:val="TJ1"/>
+            <w:tabs>
+              <w:tab w:val="left" w:pos="480"/>
+              <w:tab w:val="right" w:leader="dot" w:pos="9062"/>
+            </w:tabs>
+            <w:rPr>
+              <w:rFonts w:asciiTheme="minorHAnsi" w:eastAsiaTheme="minorEastAsia" w:hAnsiTheme="minorHAnsi" w:cstheme="minorBidi"/>
+              <w:noProof/>
+              <w:kern w:val="2"/>
+              <w:sz w:val="24"/>
+              <w:szCs w:val="24"/>
+              <w:lang w:eastAsia="hu-HU"/>
+              <w14:ligatures w14:val="standardContextual"/>
+            </w:rPr>
+          </w:pPr>
+          <w:hyperlink w:anchor="_Toc244079066" w:history="1">
+            <w:r>
+              <w:rPr>
+                <w:rStyle w:val="Hiperhivatkozs"/>
+                <w:noProof/>
+              </w:rPr>
+              <w:t>3</w:t>
+            </w:r>
+            <w:r>
+              <w:rPr>
+                <w:rFonts w:asciiTheme="minorHAnsi" w:eastAsiaTheme="minorEastAsia" w:hAnsiTheme="minorHAnsi" w:cstheme="minorBidi"/>
+                <w:noProof/>
+                <w:kern w:val="2"/>
+                <w:sz w:val="24"/>
+                <w:szCs w:val="24"/>
+                <w:lang w:eastAsia="hu-HU"/>
+                <w14:ligatures w14:val="standardContextual"/>
+              </w:rPr>
+              <w:tab/>
+            </w:r>
+            <w:r>
+              <w:rPr>
+                <w:rStyle w:val="Hiperhivatkozs"/>
+                <w:noProof/>
+              </w:rPr>
+              <w:t>Tesztek kitöltését támogató algoritmusok</w:t>
+            </w:r>
+            <w:r>
+              <w:rPr>
+                <w:noProof/>
+                <w:webHidden/>
+              </w:rPr>
+              <w:tab/>
+            </w:r>
+            <w:r>
+              <w:rPr>
+                <w:noProof/>
+                <w:webHidden/>
+              </w:rPr>
+              <w:fldChar w:fldCharType="begin"/>
+            </w:r>
+            <w:r>
+              <w:rPr>
+                <w:noProof/>
+                <w:webHidden/>
+              </w:rPr>
+              <w:instrText xml:space="preserve"> PAGEREF _Toc244079066 \h </w:instrText>
+            </w:r>
+            <w:r>
+              <w:rPr>
+                <w:noProof/>
+                <w:webHidden/>
+              </w:rPr>
+            </w:r>
+            <w:r>
+              <w:rPr>
+                <w:noProof/>
+                <w:webHidden/>
+              </w:rPr>
+              <w:fldChar w:fldCharType="separate"/>
+            </w:r>
+            <w:r>
+              <w:rPr>
+                <w:noProof/>
+                <w:webHidden/>
+              </w:rPr>
+              <w:t>13</w:t>
+            </w:r>
+            <w:r>
+              <w:rPr>
+                <w:noProof/>
+                <w:webHidden/>
+              </w:rPr>
+              <w:fldChar w:fldCharType="end"/>
+            </w:r>
+          </w:hyperlink>
+        </w:p>
+        <w:p>
+          <w:pPr>
+            <w:pStyle w:val="TJ2"/>
+            <w:tabs>
+              <w:tab w:val="left" w:pos="960"/>
+              <w:tab w:val="right" w:leader="dot" w:pos="9062"/>
+            </w:tabs>
+            <w:rPr>
+              <w:rFonts w:asciiTheme="minorHAnsi" w:eastAsiaTheme="minorEastAsia" w:hAnsiTheme="minorHAnsi" w:cstheme="minorBidi"/>
+              <w:noProof/>
+              <w:kern w:val="2"/>
+              <w:sz w:val="24"/>
+              <w:szCs w:val="24"/>
+              <w:lang w:eastAsia="hu-HU"/>
+              <w14:ligatures w14:val="standardContextual"/>
+            </w:rPr>
+          </w:pPr>
+          <w:hyperlink w:anchor="_Toc244079067" w:history="1">
+            <w:r>
+              <w:rPr>
+                <w:rStyle w:val="Hiperhivatkozs"/>
+                <w:noProof/>
+              </w:rPr>
+              <w:t>3.1.</w:t>
+            </w:r>
+            <w:r>
+              <w:rPr>
+                <w:rFonts w:asciiTheme="minorHAnsi" w:eastAsiaTheme="minorEastAsia" w:hAnsiTheme="minorHAnsi" w:cstheme="minorBidi"/>
+                <w:noProof/>
+                <w:kern w:val="2"/>
+                <w:sz w:val="24"/>
+                <w:szCs w:val="24"/>
+                <w:lang w:eastAsia="hu-HU"/>
+                <w14:ligatures w14:val="standardContextual"/>
+              </w:rPr>
+              <w:tab/>
+            </w:r>
+            <w:r>
+              <w:rPr>
+                <w:rStyle w:val="Hiperhivatkozs"/>
+                <w:noProof/>
+              </w:rPr>
+              <w:t>Folyamatban lévő teszt rögzítése</w:t>
+            </w:r>
+            <w:r>
+              <w:rPr>
+                <w:noProof/>
+                <w:webHidden/>
+              </w:rPr>
+              <w:tab/>
+            </w:r>
+            <w:r>
+              <w:rPr>
+                <w:noProof/>
+                <w:webHidden/>
+              </w:rPr>
+              <w:fldChar w:fldCharType="begin"/>
+            </w:r>
+            <w:r>
+              <w:rPr>
+                <w:noProof/>
+                <w:webHidden/>
+              </w:rPr>
+              <w:instrText xml:space="preserve"> PAGEREF _Toc244079067 \h </w:instrText>
+            </w:r>
+            <w:r>
+              <w:rPr>
+                <w:noProof/>
+                <w:webHidden/>
+              </w:rPr>
+            </w:r>
+            <w:r>
+              <w:rPr>
+                <w:noProof/>
+                <w:webHidden/>
+              </w:rPr>
+              <w:fldChar w:fldCharType="separate"/>
+            </w:r>
+            <w:r>
+              <w:rPr>
+                <w:noProof/>
+                <w:webHidden/>
+              </w:rPr>
+              <w:t>13</w:t>
+            </w:r>
+            <w:r>
+              <w:rPr>
+                <w:noProof/>
+                <w:webHidden/>
+              </w:rPr>
+              <w:fldChar w:fldCharType="end"/>
+            </w:r>
+          </w:hyperlink>
+        </w:p>
+        <w:p>
           <w:r>
             <w:rPr>
               <w:b/>
@@ -989,7 +1271,7 @@
           <w:color w:val="3A1953"/>
         </w:rPr>
       </w:pPr>
-      <w:bookmarkStart w:id="0" w:name="_Toc244027517"/>
+      <w:bookmarkStart w:id="0" w:name="_Toc244079057"/>
       <w:r>
         <w:rPr>
           <w:color w:val="3A1953"/>
@@ -1010,7 +1292,7 @@
           <w:color w:val="3A1953"/>
         </w:rPr>
       </w:pPr>
-      <w:bookmarkStart w:id="1" w:name="_Toc244027518"/>
+      <w:bookmarkStart w:id="1" w:name="_Toc244079058"/>
       <w:r>
         <w:rPr>
           <w:color w:val="3A1953"/>
@@ -1050,22 +1332,54 @@
           <w:sz w:val="26"/>
           <w:szCs w:val="26"/>
         </w:rPr>
-        <w:t>• Az AI eredménye soha nem kerül automatikusan az adatbázisba, előbb helyi piszkozatként mentődik.</w:t>
-      </w:r>
-    </w:p>
-    <w:p>
-      <w:pPr>
-        <w:rPr>
-          <w:sz w:val="26"/>
-          <w:szCs w:val="26"/>
-        </w:rPr>
-      </w:pPr>
-      <w:r>
-        <w:rPr>
-          <w:sz w:val="26"/>
-          <w:szCs w:val="26"/>
-        </w:rPr>
-        <w:t>• Minden feladatot az admin ellenőriz és hagy jóvá.</w:t>
+        <w:t xml:space="preserve">• Az AI eredménye soha nem kerül automatikusan az adatbázisba, előbb helyi piszkozatként </w:t>
+      </w:r>
+      <w:proofErr w:type="spellStart"/>
+      <w:r>
+        <w:rPr>
+          <w:sz w:val="26"/>
+          <w:szCs w:val="26"/>
+        </w:rPr>
+        <w:t>mentődik</w:t>
+      </w:r>
+      <w:proofErr w:type="spellEnd"/>
+      <w:r>
+        <w:rPr>
+          <w:sz w:val="26"/>
+          <w:szCs w:val="26"/>
+        </w:rPr>
+        <w:t>.</w:t>
+      </w:r>
+    </w:p>
+    <w:p>
+      <w:pPr>
+        <w:rPr>
+          <w:sz w:val="26"/>
+          <w:szCs w:val="26"/>
+        </w:rPr>
+      </w:pPr>
+      <w:r>
+        <w:rPr>
+          <w:sz w:val="26"/>
+          <w:szCs w:val="26"/>
+        </w:rPr>
+        <w:t xml:space="preserve">• Minden feladatot az </w:t>
+      </w:r>
+      <w:proofErr w:type="spellStart"/>
+      <w:r>
+        <w:rPr>
+          <w:sz w:val="26"/>
+          <w:szCs w:val="26"/>
+        </w:rPr>
+        <w:t>admin</w:t>
+      </w:r>
+      <w:proofErr w:type="spellEnd"/>
+      <w:r>
+        <w:rPr>
+          <w:sz w:val="26"/>
+          <w:szCs w:val="26"/>
+        </w:rPr>
+        <w:t xml:space="preserve"> ellenőriz és hagy jóvá.</w:t>
       </w:r>
     </w:p>
     <w:p>
@@ -1095,7 +1409,39 @@
           <w:sz w:val="26"/>
           <w:szCs w:val="26"/>
         </w:rPr>
-        <w:t>• Az API-kulcs nem kerül a forráskódba, a felhasználói titkok (user secrets) között tárolódik.</w:t>
+        <w:t>• Az API-kulcs nem kerül a forráskódba, a felhasználói titkok (</w:t>
+      </w:r>
+      <w:proofErr w:type="spellStart"/>
+      <w:r>
+        <w:rPr>
+          <w:sz w:val="26"/>
+          <w:szCs w:val="26"/>
+        </w:rPr>
+        <w:t>user</w:t>
+      </w:r>
+      <w:proofErr w:type="spellEnd"/>
+      <w:r>
+        <w:rPr>
+          <w:sz w:val="26"/>
+          <w:szCs w:val="26"/>
+        </w:rPr>
+        <w:t xml:space="preserve"> </w:t>
+      </w:r>
+      <w:proofErr w:type="spellStart"/>
+      <w:r>
+        <w:rPr>
+          <w:sz w:val="26"/>
+          <w:szCs w:val="26"/>
+        </w:rPr>
+        <w:t>secrets</w:t>
+      </w:r>
+      <w:proofErr w:type="spellEnd"/>
+      <w:r>
+        <w:rPr>
+          <w:sz w:val="26"/>
+          <w:szCs w:val="26"/>
+        </w:rPr>
+        <w:t>) között tárolódik.</w:t>
       </w:r>
     </w:p>
     <w:p>
@@ -1128,7 +1474,23 @@
           <w:sz w:val="26"/>
           <w:szCs w:val="26"/>
         </w:rPr>
-        <w:t>Egy érettségi feladatlap PDF-jének automatikus feldolgozása: a feladatok felismerése, majd mentése helyi piszkozatként.</w:t>
+        <w:t>Egy érettségi feladatlap PDF-</w:t>
+      </w:r>
+      <w:proofErr w:type="spellStart"/>
+      <w:r>
+        <w:rPr>
+          <w:sz w:val="26"/>
+          <w:szCs w:val="26"/>
+        </w:rPr>
+        <w:t>jének</w:t>
+      </w:r>
+      <w:proofErr w:type="spellEnd"/>
+      <w:r>
+        <w:rPr>
+          <w:sz w:val="26"/>
+          <w:szCs w:val="26"/>
+        </w:rPr>
+        <w:t xml:space="preserve"> automatikus feldolgozása: a feladatok felismerése, majd mentése helyi piszkozatként.</w:t>
       </w:r>
     </w:p>
     <w:p>
@@ -1291,7 +1653,43 @@
           <w:sz w:val="26"/>
           <w:szCs w:val="26"/>
         </w:rPr>
-        <w:t xml:space="preserve"> PDF fájl elérési útja; beállítások: Gemini:ApiKey, Gemini:Model; a rendszerben lévő témakörök listája.</w:t>
+        <w:t xml:space="preserve"> PDF fájl elérési útja; beállítások: </w:t>
+      </w:r>
+      <w:proofErr w:type="spellStart"/>
+      <w:proofErr w:type="gramStart"/>
+      <w:r>
+        <w:rPr>
+          <w:sz w:val="26"/>
+          <w:szCs w:val="26"/>
+        </w:rPr>
+        <w:t>Gemini:ApiKey</w:t>
+      </w:r>
+      <w:proofErr w:type="spellEnd"/>
+      <w:proofErr w:type="gramEnd"/>
+      <w:r>
+        <w:rPr>
+          <w:sz w:val="26"/>
+          <w:szCs w:val="26"/>
+        </w:rPr>
+        <w:t xml:space="preserve">, </w:t>
+      </w:r>
+      <w:proofErr w:type="spellStart"/>
+      <w:proofErr w:type="gramStart"/>
+      <w:r>
+        <w:rPr>
+          <w:sz w:val="26"/>
+          <w:szCs w:val="26"/>
+        </w:rPr>
+        <w:t>Gemini:Model</w:t>
+      </w:r>
+      <w:proofErr w:type="spellEnd"/>
+      <w:proofErr w:type="gramEnd"/>
+      <w:r>
+        <w:rPr>
+          <w:sz w:val="26"/>
+          <w:szCs w:val="26"/>
+        </w:rPr>
+        <w:t>; a rendszerben lévő témakörök listája.</w:t>
       </w:r>
     </w:p>
     <w:p>
@@ -1315,7 +1713,41 @@
           <w:sz w:val="26"/>
           <w:szCs w:val="26"/>
         </w:rPr>
-        <w:t xml:space="preserve"> helyi piszkozat (DraftExam); a nyers AI-válasz hibakereséshez (exam.json az ideiglenes mappában).</w:t>
+        <w:t xml:space="preserve"> helyi piszkozat (</w:t>
+      </w:r>
+      <w:proofErr w:type="spellStart"/>
+      <w:r>
+        <w:rPr>
+          <w:sz w:val="26"/>
+          <w:szCs w:val="26"/>
+        </w:rPr>
+        <w:t>DraftExam</w:t>
+      </w:r>
+      <w:proofErr w:type="spellEnd"/>
+      <w:r>
+        <w:rPr>
+          <w:sz w:val="26"/>
+          <w:szCs w:val="26"/>
+        </w:rPr>
+        <w:t>); a nyers AI-válasz hibakereséshez (</w:t>
+      </w:r>
+      <w:proofErr w:type="spellStart"/>
+      <w:proofErr w:type="gramStart"/>
+      <w:r>
+        <w:rPr>
+          <w:sz w:val="26"/>
+          <w:szCs w:val="26"/>
+        </w:rPr>
+        <w:t>exam.json</w:t>
+      </w:r>
+      <w:proofErr w:type="spellEnd"/>
+      <w:proofErr w:type="gramEnd"/>
+      <w:r>
+        <w:rPr>
+          <w:sz w:val="26"/>
+          <w:szCs w:val="26"/>
+        </w:rPr>
+        <w:t xml:space="preserve"> az ideiglenes mappában).</w:t>
       </w:r>
     </w:p>
     <w:p>
@@ -1383,7 +1815,23 @@
           <w:sz w:val="26"/>
           <w:szCs w:val="26"/>
         </w:rPr>
-        <w:t>Ellenőrzi, hogy van-e kiválasztott fájl, hogy létezik-e, és hogy a kiterjesztése .pdf (PdfTextExtractor). Ha nem → hibaüzenet.</w:t>
+        <w:t>Ellenőrzi, hogy van-e kiválasztott fájl, hogy létezik-e, és hogy a kiterjesztése .pdf (</w:t>
+      </w:r>
+      <w:proofErr w:type="spellStart"/>
+      <w:r>
+        <w:rPr>
+          <w:sz w:val="26"/>
+          <w:szCs w:val="26"/>
+        </w:rPr>
+        <w:t>PdfTextExtractor</w:t>
+      </w:r>
+      <w:proofErr w:type="spellEnd"/>
+      <w:r>
+        <w:rPr>
+          <w:sz w:val="26"/>
+          <w:szCs w:val="26"/>
+        </w:rPr>
+        <w:t>). Ha nem → hibaüzenet.</w:t>
       </w:r>
     </w:p>
     <w:p>
@@ -1397,12 +1845,37 @@
           <w:szCs w:val="26"/>
         </w:rPr>
       </w:pPr>
-      <w:r>
-        <w:rPr>
-          <w:sz w:val="26"/>
-          <w:szCs w:val="26"/>
-        </w:rPr>
-        <w:t>PdfPig segítségével oldalanként kinyeri a PDF szövegét, és [[PDF_OLDAL_n]] jelölőkkel egyetlen szöveggé fűzi. Ez a szöveg később csak az AI által átmásolt forrásszövegek ellenőrzéséhez kell.</w:t>
+      <w:proofErr w:type="spellStart"/>
+      <w:r>
+        <w:rPr>
+          <w:sz w:val="26"/>
+          <w:szCs w:val="26"/>
+        </w:rPr>
+        <w:t>PdfPig</w:t>
+      </w:r>
+      <w:proofErr w:type="spellEnd"/>
+      <w:r>
+        <w:rPr>
+          <w:sz w:val="26"/>
+          <w:szCs w:val="26"/>
+        </w:rPr>
+        <w:t xml:space="preserve"> segítségével oldalanként kinyeri a PDF szövegét, és [[</w:t>
+      </w:r>
+      <w:proofErr w:type="spellStart"/>
+      <w:r>
+        <w:rPr>
+          <w:sz w:val="26"/>
+          <w:szCs w:val="26"/>
+        </w:rPr>
+        <w:t>PDF_OLDAL_n</w:t>
+      </w:r>
+      <w:proofErr w:type="spellEnd"/>
+      <w:r>
+        <w:rPr>
+          <w:sz w:val="26"/>
+          <w:szCs w:val="26"/>
+        </w:rPr>
+        <w:t>]] jelölőkkel egyetlen szöveggé fűzi. Ez a szöveg később csak az AI által átmásolt forrásszövegek ellenőrzéséhez kell.</w:t>
       </w:r>
     </w:p>
     <w:p>
@@ -1459,7 +1932,55 @@
           <w:sz w:val="26"/>
           <w:szCs w:val="26"/>
         </w:rPr>
-        <w:t>Létrehozza a GeminiService példányt, amely a user secretsből (majd környezeti változókból) beolvassa az API-kulcsot. Ha nincs kulcs → hibaüzenet.</w:t>
+        <w:t xml:space="preserve">Létrehozza a </w:t>
+      </w:r>
+      <w:proofErr w:type="spellStart"/>
+      <w:r>
+        <w:rPr>
+          <w:sz w:val="26"/>
+          <w:szCs w:val="26"/>
+        </w:rPr>
+        <w:t>GeminiService</w:t>
+      </w:r>
+      <w:proofErr w:type="spellEnd"/>
+      <w:r>
+        <w:rPr>
+          <w:sz w:val="26"/>
+          <w:szCs w:val="26"/>
+        </w:rPr>
+        <w:t xml:space="preserve"> példányt, amely a </w:t>
+      </w:r>
+      <w:proofErr w:type="spellStart"/>
+      <w:r>
+        <w:rPr>
+          <w:sz w:val="26"/>
+          <w:szCs w:val="26"/>
+        </w:rPr>
+        <w:t>user</w:t>
+      </w:r>
+      <w:proofErr w:type="spellEnd"/>
+      <w:r>
+        <w:rPr>
+          <w:sz w:val="26"/>
+          <w:szCs w:val="26"/>
+        </w:rPr>
+        <w:t xml:space="preserve"> </w:t>
+      </w:r>
+      <w:proofErr w:type="spellStart"/>
+      <w:r>
+        <w:rPr>
+          <w:sz w:val="26"/>
+          <w:szCs w:val="26"/>
+        </w:rPr>
+        <w:t>secretsből</w:t>
+      </w:r>
+      <w:proofErr w:type="spellEnd"/>
+      <w:r>
+        <w:rPr>
+          <w:sz w:val="26"/>
+          <w:szCs w:val="26"/>
+        </w:rPr>
+        <w:t xml:space="preserve"> (majd környezeti változókból) beolvassa az API-kulcsot. Ha nincs kulcs → hibaüzenet.</w:t>
       </w:r>
     </w:p>
     <w:p>
@@ -1478,7 +1999,55 @@
           <w:sz w:val="26"/>
           <w:szCs w:val="26"/>
         </w:rPr>
-        <w:t>Elküldi a PDF-et és az utasításokat a Gemini API-nak (lásd 2. fejezet).</w:t>
+        <w:t>Elküldi a PDF-</w:t>
+      </w:r>
+      <w:proofErr w:type="spellStart"/>
+      <w:r>
+        <w:rPr>
+          <w:sz w:val="26"/>
+          <w:szCs w:val="26"/>
+        </w:rPr>
+        <w:t>et</w:t>
+      </w:r>
+      <w:proofErr w:type="spellEnd"/>
+      <w:r>
+        <w:rPr>
+          <w:sz w:val="26"/>
+          <w:szCs w:val="26"/>
+        </w:rPr>
+        <w:t xml:space="preserve"> és az utasításokat a </w:t>
+      </w:r>
+      <w:proofErr w:type="spellStart"/>
+      <w:r>
+        <w:rPr>
+          <w:sz w:val="26"/>
+          <w:szCs w:val="26"/>
+        </w:rPr>
+        <w:t>Gemini</w:t>
+      </w:r>
+      <w:proofErr w:type="spellEnd"/>
+      <w:r>
+        <w:rPr>
+          <w:sz w:val="26"/>
+          <w:szCs w:val="26"/>
+        </w:rPr>
+        <w:t xml:space="preserve"> API-</w:t>
+      </w:r>
+      <w:proofErr w:type="spellStart"/>
+      <w:r>
+        <w:rPr>
+          <w:sz w:val="26"/>
+          <w:szCs w:val="26"/>
+        </w:rPr>
+        <w:t>nak</w:t>
+      </w:r>
+      <w:proofErr w:type="spellEnd"/>
+      <w:r>
+        <w:rPr>
+          <w:sz w:val="26"/>
+          <w:szCs w:val="26"/>
+        </w:rPr>
+        <w:t xml:space="preserve"> (lásd 2. fejezet).</w:t>
       </w:r>
     </w:p>
     <w:p>
@@ -1497,7 +2066,23 @@
           <w:sz w:val="26"/>
           <w:szCs w:val="26"/>
         </w:rPr>
-        <w:t>Megkapja a strukturált választ (AiExamDto), és a nyers eredményt hibakereséshez elmenti.</w:t>
+        <w:t>Megkapja a strukturált választ (</w:t>
+      </w:r>
+      <w:proofErr w:type="spellStart"/>
+      <w:r>
+        <w:rPr>
+          <w:sz w:val="26"/>
+          <w:szCs w:val="26"/>
+        </w:rPr>
+        <w:t>AiExamDto</w:t>
+      </w:r>
+      <w:proofErr w:type="spellEnd"/>
+      <w:r>
+        <w:rPr>
+          <w:sz w:val="26"/>
+          <w:szCs w:val="26"/>
+        </w:rPr>
+        <w:t>), és a nyers eredményt hibakereséshez elmenti.</w:t>
       </w:r>
     </w:p>
     <w:p>
@@ -1516,7 +2101,23 @@
           <w:sz w:val="26"/>
           <w:szCs w:val="26"/>
         </w:rPr>
-        <w:t>A választ leképezi és ellenőrzi (lásd 3. fejezet), az eredmény egy DraftExam objektum.</w:t>
+        <w:t xml:space="preserve">A választ leképezi és ellenőrzi (lásd 3. fejezet), az eredmény egy </w:t>
+      </w:r>
+      <w:proofErr w:type="spellStart"/>
+      <w:r>
+        <w:rPr>
+          <w:sz w:val="26"/>
+          <w:szCs w:val="26"/>
+        </w:rPr>
+        <w:t>DraftExam</w:t>
+      </w:r>
+      <w:proofErr w:type="spellEnd"/>
+      <w:r>
+        <w:rPr>
+          <w:sz w:val="26"/>
+          <w:szCs w:val="26"/>
+        </w:rPr>
+        <w:t xml:space="preserve"> objektum.</w:t>
       </w:r>
     </w:p>
     <w:p>
@@ -1573,7 +2174,23 @@
           <w:sz w:val="26"/>
           <w:szCs w:val="26"/>
         </w:rPr>
-        <w:t>Bármelyik lépésnél fellépő hiba megszakítja a folyamatot, nem mentődik semmi, a gombok pedig újra aktívak lesznek.</w:t>
+        <w:t xml:space="preserve">Bármelyik lépésnél fellépő hiba megszakítja a folyamatot, nem </w:t>
+      </w:r>
+      <w:proofErr w:type="spellStart"/>
+      <w:r>
+        <w:rPr>
+          <w:sz w:val="26"/>
+          <w:szCs w:val="26"/>
+        </w:rPr>
+        <w:t>mentődik</w:t>
+      </w:r>
+      <w:proofErr w:type="spellEnd"/>
+      <w:r>
+        <w:rPr>
+          <w:sz w:val="26"/>
+          <w:szCs w:val="26"/>
+        </w:rPr>
+        <w:t xml:space="preserve"> semmi, a gombok pedig újra aktívak lesznek.</w:t>
       </w:r>
     </w:p>
     <w:p/>
@@ -1593,7 +2210,7 @@
           <w:color w:val="3A1953"/>
         </w:rPr>
       </w:pPr>
-      <w:bookmarkStart w:id="2" w:name="_Toc244027519"/>
+      <w:bookmarkStart w:id="2" w:name="_Toc244079059"/>
       <w:r>
         <w:rPr>
           <w:color w:val="3A1953"/>
@@ -1672,7 +2289,39 @@
           <w:sz w:val="26"/>
           <w:szCs w:val="26"/>
         </w:rPr>
-        <w:t xml:space="preserve"> AiExamDto: a vizsga adatai (tantárgy, szint, év, időszak, összpontszám), források és feladatok.</w:t>
+        <w:t xml:space="preserve"> </w:t>
+      </w:r>
+      <w:proofErr w:type="spellStart"/>
+      <w:r>
+        <w:rPr>
+          <w:sz w:val="26"/>
+          <w:szCs w:val="26"/>
+        </w:rPr>
+        <w:t>AiExamDto</w:t>
+      </w:r>
+      <w:proofErr w:type="spellEnd"/>
+      <w:r>
+        <w:rPr>
+          <w:sz w:val="26"/>
+          <w:szCs w:val="26"/>
+        </w:rPr>
+        <w:t xml:space="preserve">: a vizsga adatai (tantárgy, szint, év, időszak, </w:t>
+      </w:r>
+      <w:proofErr w:type="spellStart"/>
+      <w:r>
+        <w:rPr>
+          <w:sz w:val="26"/>
+          <w:szCs w:val="26"/>
+        </w:rPr>
+        <w:t>összpontszám</w:t>
+      </w:r>
+      <w:proofErr w:type="spellEnd"/>
+      <w:r>
+        <w:rPr>
+          <w:sz w:val="26"/>
+          <w:szCs w:val="26"/>
+        </w:rPr>
+        <w:t>), források és feladatok.</w:t>
       </w:r>
     </w:p>
     <w:p>
@@ -1961,7 +2610,7 @@
           <w:color w:val="3A1953"/>
         </w:rPr>
       </w:pPr>
-      <w:bookmarkStart w:id="3" w:name="_Toc244027520"/>
+      <w:bookmarkStart w:id="3" w:name="_Toc244079060"/>
       <w:r>
         <w:rPr>
           <w:color w:val="3A1953"/>
@@ -2016,7 +2665,23 @@
           <w:sz w:val="26"/>
           <w:szCs w:val="26"/>
         </w:rPr>
-        <w:t xml:space="preserve"> AiExamDto, a PDF kinyert szövege, a témakörök listája.</w:t>
+        <w:t xml:space="preserve"> </w:t>
+      </w:r>
+      <w:proofErr w:type="spellStart"/>
+      <w:r>
+        <w:rPr>
+          <w:sz w:val="26"/>
+          <w:szCs w:val="26"/>
+        </w:rPr>
+        <w:t>AiExamDto</w:t>
+      </w:r>
+      <w:proofErr w:type="spellEnd"/>
+      <w:r>
+        <w:rPr>
+          <w:sz w:val="26"/>
+          <w:szCs w:val="26"/>
+        </w:rPr>
+        <w:t>, a PDF kinyert szövege, a témakörök listája.</w:t>
       </w:r>
     </w:p>
     <w:p>
@@ -2040,7 +2705,23 @@
           <w:sz w:val="26"/>
           <w:szCs w:val="26"/>
         </w:rPr>
-        <w:t xml:space="preserve"> DraftExam, amely feladatonként és feladatsor szinten figyelmeztetéseket tartalmaz.</w:t>
+        <w:t xml:space="preserve"> </w:t>
+      </w:r>
+      <w:proofErr w:type="spellStart"/>
+      <w:r>
+        <w:rPr>
+          <w:sz w:val="26"/>
+          <w:szCs w:val="26"/>
+        </w:rPr>
+        <w:t>DraftExam</w:t>
+      </w:r>
+      <w:proofErr w:type="spellEnd"/>
+      <w:r>
+        <w:rPr>
+          <w:sz w:val="26"/>
+          <w:szCs w:val="26"/>
+        </w:rPr>
+        <w:t>, amely feladatonként és feladatsor szinten figyelmeztetéseket tartalmaz.</w:t>
       </w:r>
     </w:p>
     <w:p>
@@ -2304,7 +2985,7 @@
           <w:color w:val="3A1953"/>
         </w:rPr>
       </w:pPr>
-      <w:bookmarkStart w:id="4" w:name="_Toc244027521"/>
+      <w:bookmarkStart w:id="4" w:name="_Toc244079061"/>
       <w:r>
         <w:rPr>
           <w:color w:val="3A1953"/>
@@ -2335,7 +3016,23 @@
           <w:sz w:val="26"/>
           <w:szCs w:val="26"/>
         </w:rPr>
-        <w:t xml:space="preserve"> A feldolgozott feladatsor biztonságos tárolása az adatbázisba töltés előtt, hogy az admin bármikor folytathassa a munkát, akár az alkalmazás újraindítása után is.</w:t>
+        <w:t xml:space="preserve"> A feldolgozott feladatsor biztonságos tárolása az adatbázisba töltés előtt, hogy az </w:t>
+      </w:r>
+      <w:proofErr w:type="spellStart"/>
+      <w:r>
+        <w:rPr>
+          <w:sz w:val="26"/>
+          <w:szCs w:val="26"/>
+        </w:rPr>
+        <w:t>admin</w:t>
+      </w:r>
+      <w:proofErr w:type="spellEnd"/>
+      <w:r>
+        <w:rPr>
+          <w:sz w:val="26"/>
+          <w:szCs w:val="26"/>
+        </w:rPr>
+        <w:t xml:space="preserve"> bármikor folytathassa a munkát, akár az alkalmazás újraindítása után is.</w:t>
       </w:r>
     </w:p>
     <w:p>
@@ -2432,7 +3129,23 @@
           <w:sz w:val="26"/>
           <w:szCs w:val="26"/>
         </w:rPr>
-        <w:t xml:space="preserve"> DraftExam objektum, azonosító.</w:t>
+        <w:t xml:space="preserve"> </w:t>
+      </w:r>
+      <w:proofErr w:type="spellStart"/>
+      <w:r>
+        <w:rPr>
+          <w:sz w:val="26"/>
+          <w:szCs w:val="26"/>
+        </w:rPr>
+        <w:t>DraftExam</w:t>
+      </w:r>
+      <w:proofErr w:type="spellEnd"/>
+      <w:r>
+        <w:rPr>
+          <w:sz w:val="26"/>
+          <w:szCs w:val="26"/>
+        </w:rPr>
+        <w:t xml:space="preserve"> objektum, azonosító.</w:t>
       </w:r>
     </w:p>
     <w:p>
@@ -2546,7 +3259,55 @@
           <w:sz w:val="26"/>
           <w:szCs w:val="26"/>
         </w:rPr>
-        <w:t>Minden piszkozat saját mappát kap: %AppData%\\TudasterAdmin\\drafts\\&lt;azonosító&gt;\\.</w:t>
+        <w:t>Minden piszkozat saját mappát kap: %</w:t>
+      </w:r>
+      <w:proofErr w:type="spellStart"/>
+      <w:r>
+        <w:rPr>
+          <w:sz w:val="26"/>
+          <w:szCs w:val="26"/>
+        </w:rPr>
+        <w:t>AppData</w:t>
+      </w:r>
+      <w:proofErr w:type="spellEnd"/>
+      <w:r>
+        <w:rPr>
+          <w:sz w:val="26"/>
+          <w:szCs w:val="26"/>
+        </w:rPr>
+        <w:t>%\\</w:t>
+      </w:r>
+      <w:proofErr w:type="spellStart"/>
+      <w:r>
+        <w:rPr>
+          <w:sz w:val="26"/>
+          <w:szCs w:val="26"/>
+        </w:rPr>
+        <w:t>TudasterAdmin</w:t>
+      </w:r>
+      <w:proofErr w:type="spellEnd"/>
+      <w:r>
+        <w:rPr>
+          <w:sz w:val="26"/>
+          <w:szCs w:val="26"/>
+        </w:rPr>
+        <w:t>\\</w:t>
+      </w:r>
+      <w:proofErr w:type="spellStart"/>
+      <w:r>
+        <w:rPr>
+          <w:sz w:val="26"/>
+          <w:szCs w:val="26"/>
+        </w:rPr>
+        <w:t>drafts</w:t>
+      </w:r>
+      <w:proofErr w:type="spellEnd"/>
+      <w:r>
+        <w:rPr>
+          <w:sz w:val="26"/>
+          <w:szCs w:val="26"/>
+        </w:rPr>
+        <w:t>\\&lt;azonosító&gt;\\.</w:t>
       </w:r>
     </w:p>
     <w:p>
@@ -2633,7 +3394,7 @@
           <w:color w:val="3A1953"/>
         </w:rPr>
       </w:pPr>
-      <w:bookmarkStart w:id="5" w:name="_Toc244027522"/>
+      <w:bookmarkStart w:id="5" w:name="_Toc244079062"/>
       <w:r>
         <w:rPr>
           <w:color w:val="3A1953"/>
@@ -2936,7 +3697,23 @@
           <w:sz w:val="26"/>
           <w:szCs w:val="26"/>
         </w:rPr>
-        <w:t xml:space="preserve"> DraftExam, témakörök listája, tantárgyak listája.</w:t>
+        <w:t xml:space="preserve"> </w:t>
+      </w:r>
+      <w:proofErr w:type="spellStart"/>
+      <w:r>
+        <w:rPr>
+          <w:sz w:val="26"/>
+          <w:szCs w:val="26"/>
+        </w:rPr>
+        <w:t>DraftExam</w:t>
+      </w:r>
+      <w:proofErr w:type="spellEnd"/>
+      <w:r>
+        <w:rPr>
+          <w:sz w:val="26"/>
+          <w:szCs w:val="26"/>
+        </w:rPr>
+        <w:t>, témakörök listája, tantárgyak listája.</w:t>
       </w:r>
     </w:p>
     <w:p>
@@ -2960,7 +3737,23 @@
           <w:sz w:val="26"/>
           <w:szCs w:val="26"/>
         </w:rPr>
-        <w:t xml:space="preserve"> módosított DraftExam a helyi tárolóban.</w:t>
+        <w:t xml:space="preserve"> módosított </w:t>
+      </w:r>
+      <w:proofErr w:type="spellStart"/>
+      <w:r>
+        <w:rPr>
+          <w:sz w:val="26"/>
+          <w:szCs w:val="26"/>
+        </w:rPr>
+        <w:t>DraftExam</w:t>
+      </w:r>
+      <w:proofErr w:type="spellEnd"/>
+      <w:r>
+        <w:rPr>
+          <w:sz w:val="26"/>
+          <w:szCs w:val="26"/>
+        </w:rPr>
+        <w:t xml:space="preserve"> a helyi tárolóban.</w:t>
       </w:r>
     </w:p>
     <w:p>
@@ -3155,7 +3948,7 @@
           <w:color w:val="7030A0"/>
         </w:rPr>
       </w:pPr>
-      <w:bookmarkStart w:id="6" w:name="_Toc244027523"/>
+      <w:bookmarkStart w:id="6" w:name="_Toc244079063"/>
       <w:r>
         <w:rPr>
           <w:color w:val="7030A0"/>
@@ -3172,20 +3965,20 @@
           <w:color w:val="7030A0"/>
         </w:rPr>
       </w:pPr>
-      <w:bookmarkStart w:id="7" w:name="_Toc244027524"/>
+      <w:bookmarkStart w:id="7" w:name="_Toc244079064"/>
       <w:r>
         <w:rPr>
           <w:color w:val="7030A0"/>
         </w:rPr>
         <w:t>Regisztráció</w:t>
       </w:r>
+      <w:r>
+        <w:rPr>
+          <w:color w:val="7030A0"/>
+        </w:rPr>
+        <w:t xml:space="preserve"> (Register)</w:t>
+      </w:r>
       <w:bookmarkEnd w:id="7"/>
-      <w:r>
-        <w:rPr>
-          <w:color w:val="7030A0"/>
-        </w:rPr>
-        <w:t xml:space="preserve"> (Register)</w:t>
-      </w:r>
     </w:p>
     <w:p>
       <w:pPr>
@@ -3219,7 +4012,25 @@
           <w:sz w:val="26"/>
           <w:szCs w:val="26"/>
         </w:rPr>
-        <w:t>A felhasználó regisztrációjának biztosítása, a megadott adatok ellenőrzése, majd a felhasználói fiók létrehozása a Supabase Auth rendszerében és a hozzá tartozó profil rögzítése az adatbázisban.</w:t>
+        <w:t xml:space="preserve">A felhasználó regisztrációjának biztosítása, a megadott adatok ellenőrzése, majd a felhasználói fiók létrehozása a </w:t>
+      </w:r>
+      <w:proofErr w:type="spellStart"/>
+      <w:r>
+        <w:rPr>
+          <w:rFonts w:cstheme="minorHAnsi"/>
+          <w:sz w:val="26"/>
+          <w:szCs w:val="26"/>
+        </w:rPr>
+        <w:t>Supabase</w:t>
+      </w:r>
+      <w:proofErr w:type="spellEnd"/>
+      <w:r>
+        <w:rPr>
+          <w:rFonts w:cstheme="minorHAnsi"/>
+          <w:sz w:val="26"/>
+          <w:szCs w:val="26"/>
+        </w:rPr>
+        <w:t xml:space="preserve"> Auth rendszerében és a hozzá tartozó profil rögzítése az adatbázisban.</w:t>
       </w:r>
     </w:p>
     <w:p>
@@ -3260,6 +4071,12 @@
         </w:rPr>
         <w:t>A felhasználó megnyitja a regisztrációs felületet</w:t>
       </w:r>
+      <w:r>
+        <w:rPr>
+          <w:rFonts w:asciiTheme="minorHAnsi" w:hAnsiTheme="minorHAnsi" w:cstheme="minorHAnsi"/>
+        </w:rPr>
+        <w:t>.</w:t>
+      </w:r>
     </w:p>
     <w:p>
       <w:pPr>
@@ -3278,6 +4095,12 @@
         </w:rPr>
         <w:t>Megadja az alábbi mezőket: email, felhasználónév jelszó, jelszó megerősítése, szerepkör</w:t>
       </w:r>
+      <w:r>
+        <w:rPr>
+          <w:rFonts w:asciiTheme="minorHAnsi" w:hAnsiTheme="minorHAnsi" w:cstheme="minorHAnsi"/>
+        </w:rPr>
+        <w:t>.</w:t>
+      </w:r>
     </w:p>
     <w:p>
       <w:pPr>
@@ -3295,6 +4118,12 @@
           <w:rFonts w:asciiTheme="minorHAnsi" w:hAnsiTheme="minorHAnsi" w:cstheme="minorHAnsi"/>
         </w:rPr>
         <w:t>Az űrlapot elküldi</w:t>
+      </w:r>
+      <w:r>
+        <w:rPr>
+          <w:rFonts w:asciiTheme="minorHAnsi" w:hAnsiTheme="minorHAnsi" w:cstheme="minorHAnsi"/>
+        </w:rPr>
+        <w:t>.</w:t>
       </w:r>
     </w:p>
     <w:p>
@@ -3461,14 +4290,34 @@
         </w:rPr>
         <w:t xml:space="preserve"> </w:t>
       </w:r>
+      <w:proofErr w:type="spellStart"/>
       <w:r>
         <w:rPr>
           <w:rFonts w:cstheme="minorHAnsi"/>
           <w:sz w:val="26"/>
           <w:szCs w:val="26"/>
         </w:rPr>
-        <w:t>user objektum, message</w:t>
-      </w:r>
+        <w:t>user</w:t>
+      </w:r>
+      <w:proofErr w:type="spellEnd"/>
+      <w:r>
+        <w:rPr>
+          <w:rFonts w:cstheme="minorHAnsi"/>
+          <w:sz w:val="26"/>
+          <w:szCs w:val="26"/>
+        </w:rPr>
+        <w:t xml:space="preserve"> objektum, </w:t>
+      </w:r>
+      <w:proofErr w:type="spellStart"/>
+      <w:r>
+        <w:rPr>
+          <w:rFonts w:cstheme="minorHAnsi"/>
+          <w:sz w:val="26"/>
+          <w:szCs w:val="26"/>
+        </w:rPr>
+        <w:t>message</w:t>
+      </w:r>
+      <w:proofErr w:type="spellEnd"/>
     </w:p>
     <w:p>
       <w:pPr>
@@ -3502,7 +4351,7 @@
           <w:sz w:val="26"/>
           <w:szCs w:val="26"/>
         </w:rPr>
-        <w:t xml:space="preserve">Siker üzenet és </w:t>
+        <w:t>Siker üzenet és jelzi, hogy email-es megerősítésre vár a regisztráció</w:t>
       </w:r>
       <w:r>
         <w:rPr>
@@ -3510,15 +4359,7 @@
           <w:sz w:val="26"/>
           <w:szCs w:val="26"/>
         </w:rPr>
-        <w:t>jelzi,</w:t>
-      </w:r>
-      <w:r>
-        <w:rPr>
-          <w:rFonts w:cstheme="minorHAnsi"/>
-          <w:sz w:val="26"/>
-          <w:szCs w:val="26"/>
-        </w:rPr>
-        <w:t xml:space="preserve"> hogy email-es megerősítésre vár a regisztráció</w:t>
+        <w:t>.</w:t>
       </w:r>
     </w:p>
     <w:p>
@@ -3545,7 +4386,15 @@
           <w:sz w:val="26"/>
           <w:szCs w:val="26"/>
         </w:rPr>
-        <w:t xml:space="preserve"> A regisztráció megerősítésre kerül és átirányítjuk a főoldalra bejelentkezve </w:t>
+        <w:t xml:space="preserve"> A regisztráció megerősítésre kerül és átirányítjuk a főoldalra </w:t>
+      </w:r>
+      <w:r>
+        <w:rPr>
+          <w:rFonts w:cstheme="minorHAnsi"/>
+          <w:sz w:val="26"/>
+          <w:szCs w:val="26"/>
+        </w:rPr>
+        <w:t>bejelentkezve.</w:t>
       </w:r>
     </w:p>
     <w:p>
@@ -3595,6 +4444,12 @@
         </w:rPr>
         <w:t>Ellenőrzi, hogy minden mező jelen van-e és helyes</w:t>
       </w:r>
+      <w:r>
+        <w:rPr>
+          <w:rFonts w:asciiTheme="minorHAnsi" w:hAnsiTheme="minorHAnsi" w:cstheme="minorHAnsi"/>
+        </w:rPr>
+        <w:t>.</w:t>
+      </w:r>
     </w:p>
     <w:p>
       <w:pPr>
@@ -3611,37 +4466,13 @@
         <w:rPr>
           <w:rFonts w:asciiTheme="minorHAnsi" w:hAnsiTheme="minorHAnsi" w:cstheme="minorHAnsi"/>
         </w:rPr>
-        <w:t xml:space="preserve">Ellenőrzi, hogy </w:t>
-      </w:r>
-      <w:r>
-        <w:rPr>
-          <w:rFonts w:asciiTheme="minorHAnsi" w:hAnsiTheme="minorHAnsi" w:cstheme="minorHAnsi"/>
-        </w:rPr>
-        <w:t>az</w:t>
-      </w:r>
-      <w:r>
-        <w:rPr>
-          <w:rFonts w:asciiTheme="minorHAnsi" w:hAnsiTheme="minorHAnsi" w:cstheme="minorHAnsi"/>
-        </w:rPr>
-        <w:t xml:space="preserve"> email és</w:t>
-      </w:r>
-      <w:r>
-        <w:rPr>
-          <w:rFonts w:asciiTheme="minorHAnsi" w:hAnsiTheme="minorHAnsi" w:cstheme="minorHAnsi"/>
-        </w:rPr>
-        <w:t xml:space="preserve"> a</w:t>
-      </w:r>
-      <w:r>
-        <w:rPr>
-          <w:rFonts w:asciiTheme="minorHAnsi" w:hAnsiTheme="minorHAnsi" w:cstheme="minorHAnsi"/>
-        </w:rPr>
-        <w:t xml:space="preserve"> felhasználónév foglalt-e már az </w:t>
-      </w:r>
-      <w:r>
-        <w:rPr>
-          <w:rFonts w:asciiTheme="minorHAnsi" w:hAnsiTheme="minorHAnsi" w:cstheme="minorHAnsi"/>
-        </w:rPr>
-        <w:t>adatbázisban</w:t>
+        <w:t>Ellenőrzi, hogy az email és a felhasználónév foglalt-e már az adatbázisban</w:t>
+      </w:r>
+      <w:r>
+        <w:rPr>
+          <w:rFonts w:asciiTheme="minorHAnsi" w:hAnsiTheme="minorHAnsi" w:cstheme="minorHAnsi"/>
+        </w:rPr>
+        <w:t>.</w:t>
       </w:r>
     </w:p>
     <w:p>
@@ -3659,31 +4490,13 @@
         <w:rPr>
           <w:rFonts w:asciiTheme="minorHAnsi" w:hAnsiTheme="minorHAnsi" w:cstheme="minorHAnsi"/>
         </w:rPr>
-        <w:t xml:space="preserve">Meghívja a supabase.auth.signUp() Supabase Auth </w:t>
-      </w:r>
-      <w:r>
-        <w:rPr>
-          <w:rFonts w:asciiTheme="minorHAnsi" w:hAnsiTheme="minorHAnsi" w:cstheme="minorHAnsi"/>
-        </w:rPr>
-        <w:t>függvényt,</w:t>
-      </w:r>
-      <w:r>
-        <w:rPr>
-          <w:rFonts w:asciiTheme="minorHAnsi" w:hAnsiTheme="minorHAnsi" w:cstheme="minorHAnsi"/>
-        </w:rPr>
-        <w:t xml:space="preserve"> ami menti</w:t>
-      </w:r>
-      <w:r>
-        <w:rPr>
-          <w:rFonts w:asciiTheme="minorHAnsi" w:hAnsiTheme="minorHAnsi" w:cstheme="minorHAnsi"/>
-        </w:rPr>
-        <w:t xml:space="preserve"> a</w:t>
-      </w:r>
-      <w:r>
-        <w:rPr>
-          <w:rFonts w:asciiTheme="minorHAnsi" w:hAnsiTheme="minorHAnsi" w:cstheme="minorHAnsi"/>
-        </w:rPr>
-        <w:t xml:space="preserve"> felhasználót az auth sémába, itt automatikusan biztonságosan tárolódik a jelszó</w:t>
+        <w:t>Meghívja a supabase.auth.signUp() Supabase Auth függvényt, ami menti a felhasználót az auth sémába, itt automatikusan biztonságosan tárolódik a jelszó</w:t>
+      </w:r>
+      <w:r>
+        <w:rPr>
+          <w:rFonts w:asciiTheme="minorHAnsi" w:hAnsiTheme="minorHAnsi" w:cstheme="minorHAnsi"/>
+        </w:rPr>
+        <w:t>.</w:t>
       </w:r>
     </w:p>
     <w:p>
@@ -3703,6 +4516,12 @@
         </w:rPr>
         <w:t>A handle_new_user Supabase PostgreSql RPC függvény az auth sémába érkező adatok alapján a publikus sémában lévő profilok táblába is menti az adatokat</w:t>
       </w:r>
+      <w:r>
+        <w:rPr>
+          <w:rFonts w:asciiTheme="minorHAnsi" w:hAnsiTheme="minorHAnsi" w:cstheme="minorHAnsi"/>
+        </w:rPr>
+        <w:t>.</w:t>
+      </w:r>
     </w:p>
     <w:p>
       <w:pPr>
@@ -3721,6 +4540,12 @@
         </w:rPr>
         <w:t>A felhasználónak a megadott emailre regisztrációt megerősítő emailt küld</w:t>
       </w:r>
+      <w:r>
+        <w:rPr>
+          <w:rFonts w:asciiTheme="minorHAnsi" w:hAnsiTheme="minorHAnsi" w:cstheme="minorHAnsi"/>
+        </w:rPr>
+        <w:t>.</w:t>
+      </w:r>
     </w:p>
     <w:p>
       <w:pPr>
@@ -3739,6 +4564,1985 @@
         </w:rPr>
         <w:lastRenderedPageBreak/>
         <w:t>Regisztráció után a Supabase Auth visszaadja a bejelentkezett állapothoz szükséges adatokat (user, session: access token, refresh token, expires_at)</w:t>
+      </w:r>
+      <w:r>
+        <w:rPr>
+          <w:rFonts w:asciiTheme="minorHAnsi" w:hAnsiTheme="minorHAnsi" w:cstheme="minorHAnsi"/>
+        </w:rPr>
+        <w:t xml:space="preserve"> és automaitkusan bejelekeztetjük az új felhasználót.</w:t>
+      </w:r>
+    </w:p>
+    <w:p>
+      <w:pPr>
+        <w:rPr>
+          <w:rFonts w:cstheme="minorHAnsi"/>
+        </w:rPr>
+      </w:pPr>
+    </w:p>
+    <w:p>
+      <w:pPr>
+        <w:pStyle w:val="Cmsor2"/>
+        <w:rPr>
+          <w:color w:val="7030A0"/>
+        </w:rPr>
+      </w:pPr>
+      <w:bookmarkStart w:id="8" w:name="_Toc244079065"/>
+      <w:r>
+        <w:rPr>
+          <w:color w:val="7030A0"/>
+        </w:rPr>
+        <w:t>Bejelentkezés</w:t>
+      </w:r>
+      <w:r>
+        <w:rPr>
+          <w:color w:val="7030A0"/>
+        </w:rPr>
+        <w:t xml:space="preserve"> (</w:t>
+      </w:r>
+      <w:r>
+        <w:rPr>
+          <w:color w:val="7030A0"/>
+        </w:rPr>
+        <w:t>Login</w:t>
+      </w:r>
+      <w:r>
+        <w:rPr>
+          <w:color w:val="7030A0"/>
+        </w:rPr>
+        <w:t>)</w:t>
+      </w:r>
+      <w:bookmarkEnd w:id="8"/>
+    </w:p>
+    <w:p>
+      <w:pPr>
+        <w:rPr>
+          <w:rFonts w:cstheme="minorHAnsi"/>
+          <w:sz w:val="26"/>
+          <w:szCs w:val="26"/>
+        </w:rPr>
+      </w:pPr>
+      <w:r>
+        <w:rPr>
+          <w:rFonts w:cstheme="minorHAnsi"/>
+          <w:b/>
+          <w:bCs/>
+          <w:sz w:val="28"/>
+          <w:szCs w:val="28"/>
+        </w:rPr>
+        <w:t>Cél:</w:t>
+      </w:r>
+      <w:r>
+        <w:rPr>
+          <w:rFonts w:cstheme="minorHAnsi"/>
+          <w:sz w:val="28"/>
+          <w:szCs w:val="28"/>
+        </w:rPr>
+        <w:t xml:space="preserve"> </w:t>
+      </w:r>
+      <w:r>
+        <w:rPr>
+          <w:rFonts w:cstheme="minorHAnsi"/>
+          <w:sz w:val="26"/>
+          <w:szCs w:val="26"/>
+        </w:rPr>
+        <w:t xml:space="preserve">A már regisztrált felhasználó azonosítása a </w:t>
+      </w:r>
+      <w:proofErr w:type="spellStart"/>
+      <w:r>
+        <w:rPr>
+          <w:rFonts w:cstheme="minorHAnsi"/>
+          <w:sz w:val="26"/>
+          <w:szCs w:val="26"/>
+        </w:rPr>
+        <w:t>Supabase</w:t>
+      </w:r>
+      <w:proofErr w:type="spellEnd"/>
+      <w:r>
+        <w:rPr>
+          <w:rFonts w:cstheme="minorHAnsi"/>
+          <w:sz w:val="26"/>
+          <w:szCs w:val="26"/>
+        </w:rPr>
+        <w:t xml:space="preserve"> Auth rendszerén keresztül, a bejelentkezési munkamenet létrehozása, valamint a védett funkciókhoz szükséges hozzáférés biztosítása.</w:t>
+      </w:r>
+    </w:p>
+    <w:p>
+      <w:pPr>
+        <w:rPr>
+          <w:rFonts w:cstheme="minorHAnsi"/>
+          <w:b/>
+          <w:bCs/>
+          <w:sz w:val="28"/>
+          <w:szCs w:val="28"/>
+        </w:rPr>
+      </w:pPr>
+      <w:r>
+        <w:rPr>
+          <w:rFonts w:cstheme="minorHAnsi"/>
+          <w:b/>
+          <w:bCs/>
+          <w:sz w:val="28"/>
+          <w:szCs w:val="28"/>
+        </w:rPr>
+        <w:t xml:space="preserve">UI Interakció: </w:t>
+      </w:r>
+    </w:p>
+    <w:p>
+      <w:pPr>
+        <w:pStyle w:val="Listaszerbekezds"/>
+        <w:numPr>
+          <w:ilvl w:val="0"/>
+          <w:numId w:val="39"/>
+        </w:numPr>
+        <w:rPr>
+          <w:rFonts w:asciiTheme="minorHAnsi" w:hAnsiTheme="minorHAnsi" w:cstheme="minorHAnsi"/>
+        </w:rPr>
+      </w:pPr>
+      <w:r>
+        <w:rPr>
+          <w:rFonts w:asciiTheme="minorHAnsi" w:hAnsiTheme="minorHAnsi" w:cstheme="minorHAnsi"/>
+        </w:rPr>
+        <w:t>A felhasználó megnyitja a bejelentkezési oldalt</w:t>
+      </w:r>
+      <w:r>
+        <w:rPr>
+          <w:rFonts w:asciiTheme="minorHAnsi" w:hAnsiTheme="minorHAnsi" w:cstheme="minorHAnsi"/>
+        </w:rPr>
+        <w:t>.</w:t>
+      </w:r>
+    </w:p>
+    <w:p>
+      <w:pPr>
+        <w:pStyle w:val="Listaszerbekezds"/>
+        <w:numPr>
+          <w:ilvl w:val="0"/>
+          <w:numId w:val="39"/>
+        </w:numPr>
+        <w:rPr>
+          <w:rFonts w:asciiTheme="minorHAnsi" w:hAnsiTheme="minorHAnsi" w:cstheme="minorHAnsi"/>
+        </w:rPr>
+      </w:pPr>
+      <w:r>
+        <w:rPr>
+          <w:rFonts w:asciiTheme="minorHAnsi" w:hAnsiTheme="minorHAnsi" w:cstheme="minorHAnsi"/>
+        </w:rPr>
+        <w:t>M</w:t>
+      </w:r>
+      <w:r>
+        <w:rPr>
+          <w:rFonts w:asciiTheme="minorHAnsi" w:hAnsiTheme="minorHAnsi" w:cstheme="minorHAnsi"/>
+        </w:rPr>
+        <w:t>egadja az e-mail-címét és a jelszavát</w:t>
+      </w:r>
+      <w:r>
+        <w:rPr>
+          <w:rFonts w:asciiTheme="minorHAnsi" w:hAnsiTheme="minorHAnsi" w:cstheme="minorHAnsi"/>
+        </w:rPr>
+        <w:t>.</w:t>
+      </w:r>
+    </w:p>
+    <w:p>
+      <w:pPr>
+        <w:pStyle w:val="Listaszerbekezds"/>
+        <w:numPr>
+          <w:ilvl w:val="0"/>
+          <w:numId w:val="39"/>
+        </w:numPr>
+        <w:rPr>
+          <w:rFonts w:asciiTheme="minorHAnsi" w:hAnsiTheme="minorHAnsi" w:cstheme="minorHAnsi"/>
+        </w:rPr>
+      </w:pPr>
+      <w:r>
+        <w:rPr>
+          <w:rFonts w:asciiTheme="minorHAnsi" w:hAnsiTheme="minorHAnsi" w:cstheme="minorHAnsi"/>
+        </w:rPr>
+        <w:t>M</w:t>
+      </w:r>
+      <w:r>
+        <w:rPr>
+          <w:rFonts w:asciiTheme="minorHAnsi" w:hAnsiTheme="minorHAnsi" w:cstheme="minorHAnsi"/>
+        </w:rPr>
+        <w:t>ajd a Bejelentkezés gombra kattint.</w:t>
+      </w:r>
+    </w:p>
+    <w:p>
+      <w:pPr>
+        <w:pStyle w:val="Listaszerbekezds"/>
+        <w:numPr>
+          <w:ilvl w:val="0"/>
+          <w:numId w:val="39"/>
+        </w:numPr>
+        <w:rPr>
+          <w:rFonts w:asciiTheme="minorHAnsi" w:hAnsiTheme="minorHAnsi" w:cstheme="minorHAnsi"/>
+        </w:rPr>
+      </w:pPr>
+      <w:r>
+        <w:rPr>
+          <w:rFonts w:asciiTheme="minorHAnsi" w:hAnsiTheme="minorHAnsi" w:cstheme="minorHAnsi"/>
+        </w:rPr>
+        <w:t xml:space="preserve">Hiba esetén (üres mező vagy helytelen adat) </w:t>
+      </w:r>
+      <w:r>
+        <w:rPr>
+          <w:rFonts w:asciiTheme="minorHAnsi" w:hAnsiTheme="minorHAnsi" w:cstheme="minorHAnsi"/>
+        </w:rPr>
+        <w:sym w:font="Wingdings" w:char="F0E0"/>
+      </w:r>
+      <w:r>
+        <w:rPr>
+          <w:rFonts w:asciiTheme="minorHAnsi" w:hAnsiTheme="minorHAnsi" w:cstheme="minorHAnsi"/>
+        </w:rPr>
+        <w:t xml:space="preserve"> </w:t>
+      </w:r>
+      <w:r>
+        <w:rPr>
+          <w:rFonts w:asciiTheme="minorHAnsi" w:hAnsiTheme="minorHAnsi" w:cstheme="minorHAnsi"/>
+        </w:rPr>
+        <w:t>"Hibás email cím vagy jelszó."</w:t>
+      </w:r>
+      <w:r>
+        <w:rPr>
+          <w:rFonts w:asciiTheme="minorHAnsi" w:hAnsiTheme="minorHAnsi" w:cstheme="minorHAnsi"/>
+        </w:rPr>
+        <w:t xml:space="preserve"> hiba üzenet jelenik meg</w:t>
+      </w:r>
+    </w:p>
+    <w:p>
+      <w:pPr>
+        <w:pStyle w:val="Listaszerbekezds"/>
+        <w:numPr>
+          <w:ilvl w:val="0"/>
+          <w:numId w:val="39"/>
+        </w:numPr>
+        <w:rPr>
+          <w:rFonts w:asciiTheme="minorHAnsi" w:hAnsiTheme="minorHAnsi" w:cstheme="minorHAnsi"/>
+        </w:rPr>
+      </w:pPr>
+      <w:r>
+        <w:rPr>
+          <w:rFonts w:asciiTheme="minorHAnsi" w:hAnsiTheme="minorHAnsi" w:cstheme="minorHAnsi"/>
+        </w:rPr>
+        <w:t>Sikeres bejelentkezés esetén átirányítjuk főoldalra.</w:t>
+      </w:r>
+    </w:p>
+    <w:p>
+      <w:pPr>
+        <w:rPr>
+          <w:rFonts w:cstheme="minorHAnsi"/>
+          <w:sz w:val="26"/>
+          <w:szCs w:val="26"/>
+        </w:rPr>
+      </w:pPr>
+    </w:p>
+    <w:p>
+      <w:pPr>
+        <w:rPr>
+          <w:rFonts w:cstheme="minorHAnsi"/>
+          <w:sz w:val="26"/>
+          <w:szCs w:val="26"/>
+        </w:rPr>
+      </w:pPr>
+      <w:r>
+        <w:rPr>
+          <w:rFonts w:cstheme="minorHAnsi"/>
+          <w:b/>
+          <w:bCs/>
+          <w:sz w:val="28"/>
+          <w:szCs w:val="28"/>
+        </w:rPr>
+        <w:t>Bemenet:</w:t>
+      </w:r>
+      <w:r>
+        <w:rPr>
+          <w:rFonts w:cstheme="minorHAnsi"/>
+          <w:sz w:val="28"/>
+          <w:szCs w:val="28"/>
+        </w:rPr>
+        <w:t xml:space="preserve"> </w:t>
+      </w:r>
+      <w:r>
+        <w:rPr>
+          <w:rFonts w:cstheme="minorHAnsi"/>
+          <w:sz w:val="26"/>
+          <w:szCs w:val="26"/>
+        </w:rPr>
+        <w:t xml:space="preserve">email, </w:t>
+      </w:r>
+      <w:proofErr w:type="spellStart"/>
+      <w:r>
+        <w:rPr>
+          <w:rFonts w:cstheme="minorHAnsi"/>
+          <w:sz w:val="26"/>
+          <w:szCs w:val="26"/>
+        </w:rPr>
+        <w:t>password</w:t>
+      </w:r>
+      <w:proofErr w:type="spellEnd"/>
+    </w:p>
+    <w:p>
+      <w:pPr>
+        <w:rPr>
+          <w:rFonts w:cstheme="minorHAnsi"/>
+          <w:sz w:val="26"/>
+          <w:szCs w:val="26"/>
+        </w:rPr>
+      </w:pPr>
+      <w:r>
+        <w:rPr>
+          <w:rFonts w:cstheme="minorHAnsi"/>
+          <w:b/>
+          <w:bCs/>
+          <w:sz w:val="28"/>
+          <w:szCs w:val="28"/>
+        </w:rPr>
+        <w:t>Kimenet:</w:t>
+      </w:r>
+      <w:r>
+        <w:rPr>
+          <w:rFonts w:cstheme="minorHAnsi"/>
+          <w:sz w:val="28"/>
+          <w:szCs w:val="28"/>
+        </w:rPr>
+        <w:t xml:space="preserve"> </w:t>
+      </w:r>
+      <w:proofErr w:type="spellStart"/>
+      <w:r>
+        <w:rPr>
+          <w:rFonts w:cstheme="minorHAnsi"/>
+          <w:sz w:val="26"/>
+          <w:szCs w:val="26"/>
+        </w:rPr>
+        <w:t>user</w:t>
+      </w:r>
+      <w:proofErr w:type="spellEnd"/>
+      <w:r>
+        <w:rPr>
+          <w:rFonts w:cstheme="minorHAnsi"/>
+          <w:sz w:val="26"/>
+          <w:szCs w:val="26"/>
+        </w:rPr>
+        <w:t>, session</w:t>
+      </w:r>
+      <w:r>
+        <w:rPr>
+          <w:rFonts w:cstheme="minorHAnsi"/>
+          <w:sz w:val="26"/>
+          <w:szCs w:val="26"/>
+        </w:rPr>
+        <w:t xml:space="preserve"> (</w:t>
+      </w:r>
+      <w:proofErr w:type="spellStart"/>
+      <w:r>
+        <w:rPr>
+          <w:rFonts w:cstheme="minorHAnsi"/>
+          <w:sz w:val="26"/>
+          <w:szCs w:val="26"/>
+        </w:rPr>
+        <w:t>access</w:t>
+      </w:r>
+      <w:proofErr w:type="spellEnd"/>
+      <w:r>
+        <w:rPr>
+          <w:rFonts w:cstheme="minorHAnsi"/>
+          <w:sz w:val="26"/>
+          <w:szCs w:val="26"/>
+        </w:rPr>
+        <w:t xml:space="preserve"> </w:t>
+      </w:r>
+      <w:proofErr w:type="spellStart"/>
+      <w:r>
+        <w:rPr>
+          <w:rFonts w:cstheme="minorHAnsi"/>
+          <w:sz w:val="26"/>
+          <w:szCs w:val="26"/>
+        </w:rPr>
+        <w:t>token</w:t>
+      </w:r>
+      <w:proofErr w:type="spellEnd"/>
+      <w:r>
+        <w:rPr>
+          <w:rFonts w:cstheme="minorHAnsi"/>
+          <w:sz w:val="26"/>
+          <w:szCs w:val="26"/>
+        </w:rPr>
+        <w:t xml:space="preserve">, </w:t>
+      </w:r>
+      <w:proofErr w:type="spellStart"/>
+      <w:r>
+        <w:rPr>
+          <w:rFonts w:cstheme="minorHAnsi"/>
+          <w:sz w:val="26"/>
+          <w:szCs w:val="26"/>
+        </w:rPr>
+        <w:t>refresh</w:t>
+      </w:r>
+      <w:proofErr w:type="spellEnd"/>
+      <w:r>
+        <w:rPr>
+          <w:rFonts w:cstheme="minorHAnsi"/>
+          <w:sz w:val="26"/>
+          <w:szCs w:val="26"/>
+        </w:rPr>
+        <w:t xml:space="preserve"> </w:t>
+      </w:r>
+      <w:proofErr w:type="spellStart"/>
+      <w:r>
+        <w:rPr>
+          <w:rFonts w:cstheme="minorHAnsi"/>
+          <w:sz w:val="26"/>
+          <w:szCs w:val="26"/>
+        </w:rPr>
+        <w:t>token</w:t>
+      </w:r>
+      <w:proofErr w:type="spellEnd"/>
+      <w:r>
+        <w:rPr>
+          <w:rFonts w:cstheme="minorHAnsi"/>
+          <w:sz w:val="26"/>
+          <w:szCs w:val="26"/>
+        </w:rPr>
+        <w:t xml:space="preserve">, </w:t>
+      </w:r>
+      <w:proofErr w:type="spellStart"/>
+      <w:r>
+        <w:rPr>
+          <w:rFonts w:cstheme="minorHAnsi"/>
+          <w:sz w:val="26"/>
+          <w:szCs w:val="26"/>
+        </w:rPr>
+        <w:t>expires_at</w:t>
+      </w:r>
+      <w:proofErr w:type="spellEnd"/>
+      <w:r>
+        <w:rPr>
+          <w:rFonts w:cstheme="minorHAnsi"/>
+          <w:sz w:val="26"/>
+          <w:szCs w:val="26"/>
+        </w:rPr>
+        <w:t xml:space="preserve">) objektum vagy </w:t>
+      </w:r>
+      <w:proofErr w:type="spellStart"/>
+      <w:r>
+        <w:rPr>
+          <w:rFonts w:cstheme="minorHAnsi"/>
+          <w:sz w:val="26"/>
+          <w:szCs w:val="26"/>
+        </w:rPr>
+        <w:t>error</w:t>
+      </w:r>
+      <w:proofErr w:type="spellEnd"/>
+      <w:r>
+        <w:rPr>
+          <w:rFonts w:cstheme="minorHAnsi"/>
+          <w:sz w:val="26"/>
+          <w:szCs w:val="26"/>
+        </w:rPr>
+        <w:t xml:space="preserve"> objektum</w:t>
+      </w:r>
+    </w:p>
+    <w:p>
+      <w:pPr>
+        <w:rPr>
+          <w:rFonts w:cstheme="minorHAnsi"/>
+          <w:sz w:val="26"/>
+          <w:szCs w:val="26"/>
+        </w:rPr>
+      </w:pPr>
+      <w:r>
+        <w:rPr>
+          <w:rFonts w:cstheme="minorHAnsi"/>
+          <w:b/>
+          <w:bCs/>
+          <w:sz w:val="28"/>
+          <w:szCs w:val="28"/>
+        </w:rPr>
+        <w:t>UI Kimenet:</w:t>
+      </w:r>
+      <w:r>
+        <w:rPr>
+          <w:rFonts w:cstheme="minorHAnsi"/>
+          <w:sz w:val="28"/>
+          <w:szCs w:val="28"/>
+        </w:rPr>
+        <w:t xml:space="preserve"> </w:t>
+      </w:r>
+      <w:r>
+        <w:rPr>
+          <w:rFonts w:cstheme="minorHAnsi"/>
+          <w:sz w:val="26"/>
+          <w:szCs w:val="26"/>
+        </w:rPr>
+        <w:t>Főoldalra átirányítás vagy hiba üzenet megjelenítése</w:t>
+      </w:r>
+    </w:p>
+    <w:p>
+      <w:pPr>
+        <w:rPr>
+          <w:rFonts w:cstheme="minorHAnsi"/>
+          <w:sz w:val="26"/>
+          <w:szCs w:val="26"/>
+        </w:rPr>
+      </w:pPr>
+    </w:p>
+    <w:p>
+      <w:pPr>
+        <w:rPr>
+          <w:rFonts w:cstheme="minorHAnsi"/>
+          <w:b/>
+          <w:bCs/>
+          <w:sz w:val="28"/>
+          <w:szCs w:val="28"/>
+        </w:rPr>
+      </w:pPr>
+      <w:r>
+        <w:rPr>
+          <w:rFonts w:cstheme="minorHAnsi"/>
+          <w:b/>
+          <w:bCs/>
+          <w:sz w:val="28"/>
+          <w:szCs w:val="28"/>
+        </w:rPr>
+        <w:t>Eljárás:</w:t>
+      </w:r>
+    </w:p>
+    <w:p>
+      <w:pPr>
+        <w:pStyle w:val="Listaszerbekezds"/>
+        <w:numPr>
+          <w:ilvl w:val="0"/>
+          <w:numId w:val="40"/>
+        </w:numPr>
+        <w:rPr>
+          <w:rFonts w:asciiTheme="minorHAnsi" w:hAnsiTheme="minorHAnsi" w:cstheme="minorHAnsi"/>
+        </w:rPr>
+      </w:pPr>
+      <w:r>
+        <w:rPr>
+          <w:rFonts w:asciiTheme="minorHAnsi" w:hAnsiTheme="minorHAnsi" w:cstheme="minorHAnsi"/>
+        </w:rPr>
+        <w:t xml:space="preserve">Az űrlap elküldésekor a frontend megakadályozza az oldal alapértelmezett </w:t>
+      </w:r>
+      <w:r>
+        <w:rPr>
+          <w:rFonts w:asciiTheme="minorHAnsi" w:hAnsiTheme="minorHAnsi" w:cstheme="minorHAnsi"/>
+        </w:rPr>
+        <w:t>újra töltését</w:t>
+      </w:r>
+      <w:r>
+        <w:rPr>
+          <w:rFonts w:asciiTheme="minorHAnsi" w:hAnsiTheme="minorHAnsi" w:cstheme="minorHAnsi"/>
+        </w:rPr>
+        <w:t>, törli az előző hibaüzenetet, és betöltési állapotba kapcsol.</w:t>
+      </w:r>
+    </w:p>
+    <w:p>
+      <w:pPr>
+        <w:pStyle w:val="Listaszerbekezds"/>
+        <w:numPr>
+          <w:ilvl w:val="0"/>
+          <w:numId w:val="40"/>
+        </w:numPr>
+        <w:rPr>
+          <w:rFonts w:asciiTheme="minorHAnsi" w:hAnsiTheme="minorHAnsi" w:cstheme="minorHAnsi"/>
+        </w:rPr>
+      </w:pPr>
+      <w:r>
+        <w:rPr>
+          <w:rFonts w:asciiTheme="minorHAnsi" w:hAnsiTheme="minorHAnsi" w:cstheme="minorHAnsi"/>
+        </w:rPr>
+        <w:t xml:space="preserve">A frontend meghívja a </w:t>
+      </w:r>
+      <w:proofErr w:type="spellStart"/>
+      <w:r>
+        <w:rPr>
+          <w:rFonts w:asciiTheme="minorHAnsi" w:hAnsiTheme="minorHAnsi" w:cstheme="minorHAnsi"/>
+        </w:rPr>
+        <w:t>supabase.auth.signInWithPassword</w:t>
+      </w:r>
+      <w:proofErr w:type="spellEnd"/>
+      <w:r>
+        <w:rPr>
+          <w:rFonts w:asciiTheme="minorHAnsi" w:hAnsiTheme="minorHAnsi" w:cstheme="minorHAnsi"/>
+        </w:rPr>
+        <w:t xml:space="preserve">() </w:t>
+      </w:r>
+      <w:proofErr w:type="spellStart"/>
+      <w:r>
+        <w:rPr>
+          <w:rFonts w:asciiTheme="minorHAnsi" w:hAnsiTheme="minorHAnsi" w:cstheme="minorHAnsi"/>
+        </w:rPr>
+        <w:t>Supabase</w:t>
+      </w:r>
+      <w:proofErr w:type="spellEnd"/>
+      <w:r>
+        <w:rPr>
+          <w:rFonts w:asciiTheme="minorHAnsi" w:hAnsiTheme="minorHAnsi" w:cstheme="minorHAnsi"/>
+        </w:rPr>
+        <w:t xml:space="preserve"> Auth </w:t>
+      </w:r>
+      <w:r>
+        <w:rPr>
+          <w:rFonts w:asciiTheme="minorHAnsi" w:hAnsiTheme="minorHAnsi" w:cstheme="minorHAnsi"/>
+        </w:rPr>
+        <w:t>függvényt, átadva az e-mail-címet és a jelszót.</w:t>
+      </w:r>
+    </w:p>
+    <w:p>
+      <w:pPr>
+        <w:pStyle w:val="Listaszerbekezds"/>
+        <w:numPr>
+          <w:ilvl w:val="0"/>
+          <w:numId w:val="40"/>
+        </w:numPr>
+        <w:rPr>
+          <w:rFonts w:asciiTheme="minorHAnsi" w:hAnsiTheme="minorHAnsi" w:cstheme="minorHAnsi"/>
+        </w:rPr>
+      </w:pPr>
+      <w:r>
+        <w:rPr>
+          <w:rFonts w:asciiTheme="minorHAnsi" w:hAnsiTheme="minorHAnsi" w:cstheme="minorHAnsi"/>
+        </w:rPr>
+        <w:t xml:space="preserve">A </w:t>
+      </w:r>
+      <w:proofErr w:type="spellStart"/>
+      <w:r>
+        <w:rPr>
+          <w:rFonts w:asciiTheme="minorHAnsi" w:hAnsiTheme="minorHAnsi" w:cstheme="minorHAnsi"/>
+        </w:rPr>
+        <w:t>Supabase</w:t>
+      </w:r>
+      <w:proofErr w:type="spellEnd"/>
+      <w:r>
+        <w:rPr>
+          <w:rFonts w:asciiTheme="minorHAnsi" w:hAnsiTheme="minorHAnsi" w:cstheme="minorHAnsi"/>
+        </w:rPr>
+        <w:t xml:space="preserve"> Auth ellenőrzi a megadott hitelesítési adatokat.</w:t>
+      </w:r>
+    </w:p>
+    <w:p>
+      <w:pPr>
+        <w:pStyle w:val="Listaszerbekezds"/>
+        <w:numPr>
+          <w:ilvl w:val="0"/>
+          <w:numId w:val="40"/>
+        </w:numPr>
+        <w:rPr>
+          <w:rFonts w:asciiTheme="minorHAnsi" w:hAnsiTheme="minorHAnsi" w:cstheme="minorHAnsi"/>
+        </w:rPr>
+      </w:pPr>
+      <w:r>
+        <w:rPr>
+          <w:rFonts w:asciiTheme="minorHAnsi" w:hAnsiTheme="minorHAnsi" w:cstheme="minorHAnsi"/>
+        </w:rPr>
+        <w:t xml:space="preserve">Hibás adatok esetén a függvény </w:t>
+      </w:r>
+      <w:proofErr w:type="spellStart"/>
+      <w:r>
+        <w:rPr>
+          <w:rFonts w:asciiTheme="minorHAnsi" w:hAnsiTheme="minorHAnsi" w:cstheme="minorHAnsi"/>
+        </w:rPr>
+        <w:t>error</w:t>
+      </w:r>
+      <w:proofErr w:type="spellEnd"/>
+      <w:r>
+        <w:rPr>
+          <w:rFonts w:asciiTheme="minorHAnsi" w:hAnsiTheme="minorHAnsi" w:cstheme="minorHAnsi"/>
+        </w:rPr>
+        <w:t xml:space="preserve"> objektumot ad vissza. A frontend megjeleníti a hibaüzenetet, majd megszünteti a betöltési állapotot.</w:t>
+      </w:r>
+    </w:p>
+    <w:p>
+      <w:pPr>
+        <w:pStyle w:val="Listaszerbekezds"/>
+        <w:numPr>
+          <w:ilvl w:val="0"/>
+          <w:numId w:val="40"/>
+        </w:numPr>
+        <w:rPr>
+          <w:rFonts w:asciiTheme="minorHAnsi" w:hAnsiTheme="minorHAnsi" w:cstheme="minorHAnsi"/>
+        </w:rPr>
+      </w:pPr>
+      <w:r>
+        <w:rPr>
+          <w:rFonts w:asciiTheme="minorHAnsi" w:hAnsiTheme="minorHAnsi" w:cstheme="minorHAnsi"/>
+        </w:rPr>
+        <w:t xml:space="preserve">Sikeres hitelesítés esetén a </w:t>
+      </w:r>
+      <w:proofErr w:type="spellStart"/>
+      <w:r>
+        <w:rPr>
+          <w:rFonts w:asciiTheme="minorHAnsi" w:hAnsiTheme="minorHAnsi" w:cstheme="minorHAnsi"/>
+        </w:rPr>
+        <w:t>Supabase</w:t>
+      </w:r>
+      <w:proofErr w:type="spellEnd"/>
+      <w:r>
+        <w:rPr>
+          <w:rFonts w:asciiTheme="minorHAnsi" w:hAnsiTheme="minorHAnsi" w:cstheme="minorHAnsi"/>
+        </w:rPr>
+        <w:t xml:space="preserve"> létrehozza a munkamenetet (session), amely tartalmazza többek között az </w:t>
+      </w:r>
+      <w:proofErr w:type="spellStart"/>
+      <w:r>
+        <w:rPr>
+          <w:rFonts w:asciiTheme="minorHAnsi" w:hAnsiTheme="minorHAnsi" w:cstheme="minorHAnsi"/>
+        </w:rPr>
+        <w:t>access_token</w:t>
+      </w:r>
+      <w:proofErr w:type="spellEnd"/>
+      <w:r>
+        <w:rPr>
+          <w:rFonts w:asciiTheme="minorHAnsi" w:hAnsiTheme="minorHAnsi" w:cstheme="minorHAnsi"/>
+        </w:rPr>
+        <w:t xml:space="preserve"> és </w:t>
+      </w:r>
+      <w:proofErr w:type="spellStart"/>
+      <w:r>
+        <w:rPr>
+          <w:rFonts w:asciiTheme="minorHAnsi" w:hAnsiTheme="minorHAnsi" w:cstheme="minorHAnsi"/>
+        </w:rPr>
+        <w:t>refresh_token</w:t>
+      </w:r>
+      <w:proofErr w:type="spellEnd"/>
+      <w:r>
+        <w:rPr>
+          <w:rFonts w:asciiTheme="minorHAnsi" w:hAnsiTheme="minorHAnsi" w:cstheme="minorHAnsi"/>
+        </w:rPr>
+        <w:t xml:space="preserve"> értékeket, valamint a felhasználó adatait.</w:t>
+      </w:r>
+    </w:p>
+    <w:p>
+      <w:pPr>
+        <w:pStyle w:val="Listaszerbekezds"/>
+        <w:numPr>
+          <w:ilvl w:val="0"/>
+          <w:numId w:val="40"/>
+        </w:numPr>
+        <w:rPr>
+          <w:rFonts w:asciiTheme="minorHAnsi" w:hAnsiTheme="minorHAnsi" w:cstheme="minorHAnsi"/>
+        </w:rPr>
+      </w:pPr>
+      <w:r>
+        <w:rPr>
+          <w:rFonts w:asciiTheme="minorHAnsi" w:hAnsiTheme="minorHAnsi" w:cstheme="minorHAnsi"/>
+        </w:rPr>
+        <w:lastRenderedPageBreak/>
+        <w:t xml:space="preserve">Az </w:t>
+      </w:r>
+      <w:proofErr w:type="spellStart"/>
+      <w:r>
+        <w:rPr>
+          <w:rFonts w:asciiTheme="minorHAnsi" w:hAnsiTheme="minorHAnsi" w:cstheme="minorHAnsi"/>
+        </w:rPr>
+        <w:t>AuthContext.jsx</w:t>
+      </w:r>
+      <w:proofErr w:type="spellEnd"/>
+      <w:r>
+        <w:rPr>
+          <w:rFonts w:asciiTheme="minorHAnsi" w:hAnsiTheme="minorHAnsi" w:cstheme="minorHAnsi"/>
+        </w:rPr>
+        <w:t xml:space="preserve"> fájlban regisztrált</w:t>
+      </w:r>
+      <w:r>
+        <w:rPr>
+          <w:rFonts w:asciiTheme="minorHAnsi" w:hAnsiTheme="minorHAnsi" w:cstheme="minorHAnsi"/>
+        </w:rPr>
+        <w:t xml:space="preserve"> </w:t>
+      </w:r>
+      <w:proofErr w:type="spellStart"/>
+      <w:r>
+        <w:rPr>
+          <w:rFonts w:asciiTheme="minorHAnsi" w:hAnsiTheme="minorHAnsi" w:cstheme="minorHAnsi"/>
+        </w:rPr>
+        <w:t>supabase.auth.onAuthStateChange</w:t>
+      </w:r>
+      <w:proofErr w:type="spellEnd"/>
+      <w:r>
+        <w:rPr>
+          <w:rFonts w:asciiTheme="minorHAnsi" w:hAnsiTheme="minorHAnsi" w:cstheme="minorHAnsi"/>
+        </w:rPr>
+        <w:t>()</w:t>
+      </w:r>
+      <w:r>
+        <w:rPr>
+          <w:rFonts w:asciiTheme="minorHAnsi" w:hAnsiTheme="minorHAnsi" w:cstheme="minorHAnsi"/>
+        </w:rPr>
+        <w:t xml:space="preserve"> </w:t>
+      </w:r>
+      <w:proofErr w:type="spellStart"/>
+      <w:r>
+        <w:rPr>
+          <w:rFonts w:asciiTheme="minorHAnsi" w:hAnsiTheme="minorHAnsi" w:cstheme="minorHAnsi"/>
+        </w:rPr>
+        <w:t>Supabase</w:t>
+      </w:r>
+      <w:proofErr w:type="spellEnd"/>
+      <w:r>
+        <w:rPr>
+          <w:rFonts w:asciiTheme="minorHAnsi" w:hAnsiTheme="minorHAnsi" w:cstheme="minorHAnsi"/>
+        </w:rPr>
+        <w:t xml:space="preserve"> Auth eseményfigyelő érzékeli a bejelentkezést, és frissíti a session állapotát. A </w:t>
+      </w:r>
+      <w:proofErr w:type="spellStart"/>
+      <w:r>
+        <w:rPr>
+          <w:rFonts w:asciiTheme="minorHAnsi" w:hAnsiTheme="minorHAnsi" w:cstheme="minorHAnsi"/>
+        </w:rPr>
+        <w:t>user</w:t>
+      </w:r>
+      <w:proofErr w:type="spellEnd"/>
+      <w:r>
+        <w:rPr>
+          <w:rFonts w:asciiTheme="minorHAnsi" w:hAnsiTheme="minorHAnsi" w:cstheme="minorHAnsi"/>
+        </w:rPr>
+        <w:t xml:space="preserve"> értékét a rendszer ebből a munkamenetből határozza meg</w:t>
+      </w:r>
+      <w:r>
+        <w:rPr>
+          <w:rFonts w:asciiTheme="minorHAnsi" w:hAnsiTheme="minorHAnsi" w:cstheme="minorHAnsi"/>
+        </w:rPr>
+        <w:t xml:space="preserve"> minden műveletnél.</w:t>
+      </w:r>
+    </w:p>
+    <w:p>
+      <w:pPr>
+        <w:pStyle w:val="Listaszerbekezds"/>
+        <w:numPr>
+          <w:ilvl w:val="0"/>
+          <w:numId w:val="40"/>
+        </w:numPr>
+        <w:rPr>
+          <w:rFonts w:asciiTheme="minorHAnsi" w:hAnsiTheme="minorHAnsi" w:cstheme="minorHAnsi"/>
+        </w:rPr>
+      </w:pPr>
+      <w:r>
+        <w:rPr>
+          <w:rFonts w:asciiTheme="minorHAnsi" w:hAnsiTheme="minorHAnsi" w:cstheme="minorHAnsi"/>
+        </w:rPr>
+        <w:t>A frontend átirányítja a felhasználót a főoldalra.</w:t>
+      </w:r>
+    </w:p>
+    <w:p>
+      <w:pPr>
+        <w:pStyle w:val="Cmsor1"/>
+        <w:rPr>
+          <w:color w:val="7030A0"/>
+        </w:rPr>
+      </w:pPr>
+      <w:bookmarkStart w:id="9" w:name="_Toc244079066"/>
+      <w:r>
+        <w:rPr>
+          <w:color w:val="7030A0"/>
+        </w:rPr>
+        <w:lastRenderedPageBreak/>
+        <w:t>Tesztek kitöltését támogató algoritmusok</w:t>
+      </w:r>
+      <w:bookmarkEnd w:id="9"/>
+    </w:p>
+    <w:p>
+      <w:pPr>
+        <w:pStyle w:val="Cmsor2"/>
+        <w:rPr>
+          <w:color w:val="7030A0"/>
+        </w:rPr>
+      </w:pPr>
+      <w:bookmarkStart w:id="10" w:name="_Toc244079067"/>
+      <w:r>
+        <w:rPr>
+          <w:color w:val="7030A0"/>
+        </w:rPr>
+        <w:t>Folyamatban lévő teszt rögzítése</w:t>
+      </w:r>
+      <w:bookmarkEnd w:id="10"/>
+    </w:p>
+    <w:p>
+      <w:pPr>
+        <w:rPr>
+          <w:rFonts w:cstheme="minorHAnsi"/>
+          <w:sz w:val="26"/>
+          <w:szCs w:val="26"/>
+        </w:rPr>
+      </w:pPr>
+      <w:r>
+        <w:rPr>
+          <w:rFonts w:cstheme="minorHAnsi"/>
+          <w:b/>
+          <w:bCs/>
+          <w:sz w:val="28"/>
+          <w:szCs w:val="28"/>
+        </w:rPr>
+        <w:t>Cél:</w:t>
+      </w:r>
+      <w:r>
+        <w:rPr>
+          <w:rFonts w:cstheme="minorHAnsi"/>
+          <w:sz w:val="28"/>
+          <w:szCs w:val="28"/>
+        </w:rPr>
+        <w:t xml:space="preserve"> </w:t>
+      </w:r>
+      <w:r>
+        <w:rPr>
+          <w:rFonts w:cstheme="minorHAnsi"/>
+          <w:sz w:val="26"/>
+          <w:szCs w:val="26"/>
+        </w:rPr>
+        <w:t>Új tesztkitöltés indítása, a kiválasztott feladatok és a felhasználó összekapcsolása, valamint a teszt adatbázisban történő rögzítése folyamatban állapottal.</w:t>
+      </w:r>
+    </w:p>
+    <w:p>
+      <w:pPr>
+        <w:rPr>
+          <w:rFonts w:cstheme="minorHAnsi"/>
+          <w:b/>
+          <w:bCs/>
+          <w:sz w:val="28"/>
+          <w:szCs w:val="28"/>
+        </w:rPr>
+      </w:pPr>
+      <w:r>
+        <w:rPr>
+          <w:rFonts w:cstheme="minorHAnsi"/>
+          <w:b/>
+          <w:bCs/>
+          <w:sz w:val="28"/>
+          <w:szCs w:val="28"/>
+        </w:rPr>
+        <w:t xml:space="preserve">UI Interakció: </w:t>
+      </w:r>
+    </w:p>
+    <w:p>
+      <w:pPr>
+        <w:pStyle w:val="Listaszerbekezds"/>
+        <w:numPr>
+          <w:ilvl w:val="0"/>
+          <w:numId w:val="42"/>
+        </w:numPr>
+        <w:rPr>
+          <w:rFonts w:asciiTheme="minorHAnsi" w:hAnsiTheme="minorHAnsi" w:cstheme="minorHAnsi"/>
+        </w:rPr>
+      </w:pPr>
+      <w:r>
+        <w:rPr>
+          <w:rFonts w:asciiTheme="minorHAnsi" w:hAnsiTheme="minorHAnsi" w:cstheme="minorHAnsi"/>
+        </w:rPr>
+        <w:t xml:space="preserve">A bejelentkezett felhasználó kiválasztja </w:t>
+      </w:r>
+      <w:r>
+        <w:rPr>
+          <w:rFonts w:asciiTheme="minorHAnsi" w:hAnsiTheme="minorHAnsi" w:cstheme="minorHAnsi"/>
+        </w:rPr>
+        <w:t>milyen tesztet szeretne kitölteni. Megadja melyik tantárgyból, közép vagy emelt szinten és hogy adott év feladatsorát vagy adott témakörhöz kapcsolódó feladatokat akar kitölteni.</w:t>
+      </w:r>
+    </w:p>
+    <w:p>
+      <w:pPr>
+        <w:pStyle w:val="Listaszerbekezds"/>
+        <w:numPr>
+          <w:ilvl w:val="0"/>
+          <w:numId w:val="42"/>
+        </w:numPr>
+        <w:rPr>
+          <w:rFonts w:asciiTheme="minorHAnsi" w:hAnsiTheme="minorHAnsi" w:cstheme="minorHAnsi"/>
+        </w:rPr>
+      </w:pPr>
+      <w:r>
+        <w:rPr>
+          <w:rFonts w:asciiTheme="minorHAnsi" w:hAnsiTheme="minorHAnsi" w:cstheme="minorHAnsi"/>
+        </w:rPr>
+        <w:t>Elindítja a teszt kitöltését.</w:t>
+      </w:r>
+    </w:p>
+    <w:p>
+      <w:pPr>
+        <w:rPr>
+          <w:rFonts w:cstheme="minorHAnsi"/>
+          <w:sz w:val="26"/>
+          <w:szCs w:val="26"/>
+        </w:rPr>
+      </w:pPr>
+      <w:r>
+        <w:rPr>
+          <w:rFonts w:cstheme="minorHAnsi"/>
+          <w:b/>
+          <w:bCs/>
+          <w:sz w:val="28"/>
+          <w:szCs w:val="28"/>
+        </w:rPr>
+        <w:t>Bemenet:</w:t>
+      </w:r>
+      <w:r>
+        <w:rPr>
+          <w:rFonts w:cstheme="minorHAnsi"/>
+          <w:sz w:val="28"/>
+          <w:szCs w:val="28"/>
+        </w:rPr>
+        <w:t xml:space="preserve"> </w:t>
+      </w:r>
+      <w:proofErr w:type="spellStart"/>
+      <w:r>
+        <w:rPr>
+          <w:rFonts w:cstheme="minorHAnsi"/>
+          <w:sz w:val="26"/>
+          <w:szCs w:val="26"/>
+        </w:rPr>
+        <w:t>tantargy_id</w:t>
+      </w:r>
+      <w:proofErr w:type="spellEnd"/>
+      <w:r>
+        <w:rPr>
+          <w:rFonts w:cstheme="minorHAnsi"/>
+          <w:sz w:val="26"/>
+          <w:szCs w:val="26"/>
+        </w:rPr>
+        <w:t xml:space="preserve">, szint, </w:t>
+      </w:r>
+      <w:proofErr w:type="spellStart"/>
+      <w:r>
+        <w:rPr>
+          <w:rFonts w:cstheme="minorHAnsi"/>
+          <w:sz w:val="26"/>
+          <w:szCs w:val="26"/>
+        </w:rPr>
+        <w:t>ev</w:t>
+      </w:r>
+      <w:proofErr w:type="spellEnd"/>
+      <w:r>
+        <w:rPr>
+          <w:rFonts w:cstheme="minorHAnsi"/>
+          <w:sz w:val="26"/>
+          <w:szCs w:val="26"/>
+        </w:rPr>
+        <w:t xml:space="preserve"> vagy </w:t>
+      </w:r>
+      <w:proofErr w:type="spellStart"/>
+      <w:r>
+        <w:rPr>
+          <w:rFonts w:cstheme="minorHAnsi"/>
+          <w:sz w:val="26"/>
+          <w:szCs w:val="26"/>
+        </w:rPr>
+        <w:t>temakor_id</w:t>
+      </w:r>
+      <w:proofErr w:type="spellEnd"/>
+    </w:p>
+    <w:p>
+      <w:pPr>
+        <w:rPr>
+          <w:rFonts w:cstheme="minorHAnsi"/>
+          <w:sz w:val="26"/>
+          <w:szCs w:val="26"/>
+        </w:rPr>
+      </w:pPr>
+      <w:r>
+        <w:rPr>
+          <w:rFonts w:cstheme="minorHAnsi"/>
+          <w:b/>
+          <w:bCs/>
+          <w:sz w:val="26"/>
+          <w:szCs w:val="26"/>
+        </w:rPr>
+        <w:t>Kimenet:</w:t>
+      </w:r>
+      <w:r>
+        <w:rPr>
+          <w:rFonts w:cstheme="minorHAnsi"/>
+          <w:sz w:val="26"/>
+          <w:szCs w:val="26"/>
+        </w:rPr>
+        <w:t xml:space="preserve"> feladat objektumok</w:t>
+      </w:r>
+    </w:p>
+    <w:p>
+      <w:pPr>
+        <w:rPr>
+          <w:rFonts w:cstheme="minorHAnsi"/>
+          <w:b/>
+          <w:bCs/>
+          <w:sz w:val="26"/>
+          <w:szCs w:val="26"/>
+        </w:rPr>
+      </w:pPr>
+      <w:r>
+        <w:rPr>
+          <w:rFonts w:cstheme="minorHAnsi"/>
+          <w:b/>
+          <w:bCs/>
+          <w:sz w:val="26"/>
+          <w:szCs w:val="26"/>
+        </w:rPr>
+        <w:t xml:space="preserve">Bemenet: </w:t>
+      </w:r>
+    </w:p>
+    <w:p>
+      <w:pPr>
+        <w:pStyle w:val="Listaszerbekezds"/>
+        <w:numPr>
+          <w:ilvl w:val="0"/>
+          <w:numId w:val="43"/>
+        </w:numPr>
+        <w:rPr>
+          <w:rFonts w:asciiTheme="minorHAnsi" w:hAnsiTheme="minorHAnsi" w:cstheme="minorHAnsi"/>
+        </w:rPr>
+      </w:pPr>
+      <w:proofErr w:type="spellStart"/>
+      <w:r>
+        <w:rPr>
+          <w:rFonts w:asciiTheme="minorHAnsi" w:hAnsiTheme="minorHAnsi" w:cstheme="minorHAnsi"/>
+        </w:rPr>
+        <w:t>tantargy_id</w:t>
+      </w:r>
+      <w:proofErr w:type="spellEnd"/>
+      <w:r>
+        <w:rPr>
+          <w:rFonts w:asciiTheme="minorHAnsi" w:hAnsiTheme="minorHAnsi" w:cstheme="minorHAnsi"/>
+        </w:rPr>
+        <w:t xml:space="preserve"> – a kiválasztott tantárgy azonosítója</w:t>
+      </w:r>
+      <w:r>
+        <w:rPr>
+          <w:rFonts w:asciiTheme="minorHAnsi" w:hAnsiTheme="minorHAnsi" w:cstheme="minorHAnsi"/>
+        </w:rPr>
+        <w:t xml:space="preserve"> a feladat</w:t>
+      </w:r>
+    </w:p>
+    <w:p>
+      <w:pPr>
+        <w:pStyle w:val="Listaszerbekezds"/>
+        <w:numPr>
+          <w:ilvl w:val="0"/>
+          <w:numId w:val="43"/>
+        </w:numPr>
+        <w:rPr>
+          <w:rFonts w:asciiTheme="minorHAnsi" w:hAnsiTheme="minorHAnsi" w:cstheme="minorHAnsi"/>
+        </w:rPr>
+      </w:pPr>
+      <w:proofErr w:type="spellStart"/>
+      <w:r>
+        <w:rPr>
+          <w:rFonts w:asciiTheme="minorHAnsi" w:hAnsiTheme="minorHAnsi" w:cstheme="minorHAnsi"/>
+        </w:rPr>
+        <w:t>feladat_idk</w:t>
+      </w:r>
+      <w:proofErr w:type="spellEnd"/>
+      <w:r>
+        <w:rPr>
+          <w:rFonts w:asciiTheme="minorHAnsi" w:hAnsiTheme="minorHAnsi" w:cstheme="minorHAnsi"/>
+        </w:rPr>
+        <w:t xml:space="preserve"> – a tesztbe kerülő feladatok azonosítóinak tömbje</w:t>
+      </w:r>
+      <w:r>
+        <w:rPr>
+          <w:rFonts w:asciiTheme="minorHAnsi" w:hAnsiTheme="minorHAnsi" w:cstheme="minorHAnsi"/>
+        </w:rPr>
+        <w:t xml:space="preserve"> a feladat objektumokból összeállítva</w:t>
+      </w:r>
+      <w:r>
+        <w:rPr>
+          <w:rFonts w:asciiTheme="minorHAnsi" w:hAnsiTheme="minorHAnsi" w:cstheme="minorHAnsi"/>
+        </w:rPr>
+        <w:t>.</w:t>
+      </w:r>
+    </w:p>
+    <w:p>
+      <w:pPr>
+        <w:pStyle w:val="Listaszerbekezds"/>
+        <w:numPr>
+          <w:ilvl w:val="0"/>
+          <w:numId w:val="43"/>
+        </w:numPr>
+        <w:rPr>
+          <w:rFonts w:asciiTheme="minorHAnsi" w:hAnsiTheme="minorHAnsi" w:cstheme="minorHAnsi"/>
+        </w:rPr>
+      </w:pPr>
+      <w:r>
+        <w:rPr>
+          <w:rFonts w:asciiTheme="minorHAnsi" w:hAnsiTheme="minorHAnsi" w:cstheme="minorHAnsi"/>
+        </w:rPr>
+        <w:t>Felhasználói azonosító (</w:t>
+      </w:r>
+      <w:proofErr w:type="spellStart"/>
+      <w:r>
+        <w:rPr>
+          <w:rFonts w:asciiTheme="minorHAnsi" w:hAnsiTheme="minorHAnsi" w:cstheme="minorHAnsi"/>
+        </w:rPr>
+        <w:t>userId</w:t>
+      </w:r>
+      <w:proofErr w:type="spellEnd"/>
+      <w:r>
+        <w:rPr>
+          <w:rFonts w:asciiTheme="minorHAnsi" w:hAnsiTheme="minorHAnsi" w:cstheme="minorHAnsi"/>
+        </w:rPr>
+        <w:t>) – a backend által ellenőrzött JWT-</w:t>
+      </w:r>
+      <w:proofErr w:type="spellStart"/>
+      <w:r>
+        <w:rPr>
+          <w:rFonts w:asciiTheme="minorHAnsi" w:hAnsiTheme="minorHAnsi" w:cstheme="minorHAnsi"/>
+        </w:rPr>
+        <w:t>tokenből</w:t>
+      </w:r>
+      <w:proofErr w:type="spellEnd"/>
+      <w:r>
+        <w:rPr>
+          <w:rFonts w:asciiTheme="minorHAnsi" w:hAnsiTheme="minorHAnsi" w:cstheme="minorHAnsi"/>
+        </w:rPr>
+        <w:t xml:space="preserve"> származik</w:t>
+      </w:r>
+      <w:r>
+        <w:rPr>
+          <w:rFonts w:asciiTheme="minorHAnsi" w:hAnsiTheme="minorHAnsi" w:cstheme="minorHAnsi"/>
+        </w:rPr>
+        <w:t xml:space="preserve"> majd az API hívás </w:t>
+      </w:r>
+      <w:proofErr w:type="spellStart"/>
+      <w:r>
+        <w:rPr>
+          <w:rFonts w:asciiTheme="minorHAnsi" w:hAnsiTheme="minorHAnsi" w:cstheme="minorHAnsi"/>
+        </w:rPr>
+        <w:t>header</w:t>
+      </w:r>
+      <w:proofErr w:type="spellEnd"/>
+      <w:r>
+        <w:rPr>
+          <w:rFonts w:asciiTheme="minorHAnsi" w:hAnsiTheme="minorHAnsi" w:cstheme="minorHAnsi"/>
+        </w:rPr>
+        <w:t xml:space="preserve"> részéből nyerhető ki</w:t>
+      </w:r>
+      <w:r>
+        <w:rPr>
+          <w:rFonts w:asciiTheme="minorHAnsi" w:hAnsiTheme="minorHAnsi" w:cstheme="minorHAnsi"/>
+        </w:rPr>
+        <w:t>.</w:t>
+      </w:r>
+    </w:p>
+    <w:p>
+      <w:pPr>
+        <w:rPr>
+          <w:rFonts w:cstheme="minorHAnsi"/>
+          <w:b/>
+          <w:bCs/>
+          <w:sz w:val="26"/>
+          <w:szCs w:val="26"/>
+        </w:rPr>
+      </w:pPr>
+      <w:r>
+        <w:rPr>
+          <w:rFonts w:cstheme="minorHAnsi"/>
+          <w:b/>
+          <w:bCs/>
+          <w:sz w:val="26"/>
+          <w:szCs w:val="26"/>
+        </w:rPr>
+        <w:t xml:space="preserve">Kimenet: </w:t>
+      </w:r>
+    </w:p>
+    <w:p>
+      <w:pPr>
+        <w:rPr>
+          <w:rFonts w:cstheme="minorHAnsi"/>
+          <w:sz w:val="26"/>
+          <w:szCs w:val="26"/>
+        </w:rPr>
+      </w:pPr>
+      <w:r>
+        <w:rPr>
+          <w:rFonts w:cstheme="minorHAnsi"/>
+          <w:sz w:val="26"/>
+          <w:szCs w:val="26"/>
+        </w:rPr>
+        <w:t>Sikeres tesztindítás esetén a backend HTTP 201 státuszkóddal a következő adatokat adja vissza:</w:t>
+      </w:r>
+    </w:p>
+    <w:p>
+      <w:pPr>
+        <w:numPr>
+          <w:ilvl w:val="0"/>
+          <w:numId w:val="41"/>
+        </w:numPr>
+        <w:rPr>
+          <w:rFonts w:cstheme="minorHAnsi"/>
+          <w:sz w:val="26"/>
+          <w:szCs w:val="26"/>
+        </w:rPr>
+      </w:pPr>
+      <w:proofErr w:type="spellStart"/>
+      <w:r>
+        <w:rPr>
+          <w:rFonts w:cstheme="minorHAnsi"/>
+          <w:sz w:val="26"/>
+          <w:szCs w:val="26"/>
+        </w:rPr>
+        <w:t>teszt_id</w:t>
+      </w:r>
+      <w:proofErr w:type="spellEnd"/>
+      <w:r>
+        <w:rPr>
+          <w:rFonts w:cstheme="minorHAnsi"/>
+          <w:sz w:val="26"/>
+          <w:szCs w:val="26"/>
+        </w:rPr>
+        <w:t xml:space="preserve"> – a létrehozott teszt azonosítója.</w:t>
+      </w:r>
+    </w:p>
+    <w:p>
+      <w:pPr>
+        <w:numPr>
+          <w:ilvl w:val="0"/>
+          <w:numId w:val="41"/>
+        </w:numPr>
+        <w:rPr>
+          <w:rFonts w:cstheme="minorHAnsi"/>
+          <w:sz w:val="26"/>
+          <w:szCs w:val="26"/>
+        </w:rPr>
+      </w:pPr>
+      <w:proofErr w:type="spellStart"/>
+      <w:r>
+        <w:rPr>
+          <w:rFonts w:cstheme="minorHAnsi"/>
+          <w:sz w:val="26"/>
+          <w:szCs w:val="26"/>
+        </w:rPr>
+        <w:t>statusz</w:t>
+      </w:r>
+      <w:proofErr w:type="spellEnd"/>
+      <w:r>
+        <w:rPr>
+          <w:rFonts w:cstheme="minorHAnsi"/>
+          <w:sz w:val="26"/>
+          <w:szCs w:val="26"/>
+        </w:rPr>
+        <w:t xml:space="preserve"> – a teszt aktuális állapota (folyamatban).</w:t>
+      </w:r>
+    </w:p>
+    <w:p>
+      <w:pPr>
+        <w:numPr>
+          <w:ilvl w:val="0"/>
+          <w:numId w:val="41"/>
+        </w:numPr>
+        <w:rPr>
+          <w:rFonts w:cstheme="minorHAnsi"/>
+          <w:sz w:val="26"/>
+          <w:szCs w:val="26"/>
+        </w:rPr>
+      </w:pPr>
+      <w:proofErr w:type="spellStart"/>
+      <w:r>
+        <w:rPr>
+          <w:rFonts w:cstheme="minorHAnsi"/>
+          <w:sz w:val="26"/>
+          <w:szCs w:val="26"/>
+        </w:rPr>
+        <w:t>feladat_idk</w:t>
+      </w:r>
+      <w:proofErr w:type="spellEnd"/>
+      <w:r>
+        <w:rPr>
+          <w:rFonts w:cstheme="minorHAnsi"/>
+          <w:sz w:val="26"/>
+          <w:szCs w:val="26"/>
+        </w:rPr>
+        <w:t xml:space="preserve"> – a teszthez rendelt feladatok azonosítói.</w:t>
+      </w:r>
+    </w:p>
+    <w:p>
+      <w:pPr>
+        <w:rPr>
+          <w:rFonts w:cstheme="minorHAnsi"/>
+          <w:sz w:val="26"/>
+          <w:szCs w:val="26"/>
+        </w:rPr>
+      </w:pPr>
+      <w:r>
+        <w:rPr>
+          <w:rFonts w:cstheme="minorHAnsi"/>
+          <w:sz w:val="26"/>
+          <w:szCs w:val="26"/>
+        </w:rPr>
+        <w:t>Hibás bemenet vagy sikertelen adatbázis-művelet esetén a backend hibaválaszt ad vissza.</w:t>
+      </w:r>
+    </w:p>
+    <w:p>
+      <w:pPr>
+        <w:rPr>
+          <w:rFonts w:cstheme="minorHAnsi"/>
+          <w:sz w:val="26"/>
+          <w:szCs w:val="26"/>
+        </w:rPr>
+      </w:pPr>
+    </w:p>
+    <w:p>
+      <w:pPr>
+        <w:rPr>
+          <w:rFonts w:cstheme="minorHAnsi"/>
+          <w:b/>
+          <w:bCs/>
+          <w:sz w:val="28"/>
+          <w:szCs w:val="28"/>
+        </w:rPr>
+      </w:pPr>
+      <w:r>
+        <w:rPr>
+          <w:rFonts w:cstheme="minorHAnsi"/>
+          <w:b/>
+          <w:bCs/>
+          <w:sz w:val="28"/>
+          <w:szCs w:val="28"/>
+        </w:rPr>
+        <w:t xml:space="preserve">UI kimenet: </w:t>
+      </w:r>
+    </w:p>
+    <w:p>
+      <w:pPr>
+        <w:pStyle w:val="Listaszerbekezds"/>
+        <w:numPr>
+          <w:ilvl w:val="0"/>
+          <w:numId w:val="44"/>
+        </w:numPr>
+        <w:rPr>
+          <w:rFonts w:asciiTheme="minorHAnsi" w:hAnsiTheme="minorHAnsi" w:cstheme="minorHAnsi"/>
+        </w:rPr>
+      </w:pPr>
+      <w:r>
+        <w:rPr>
+          <w:rFonts w:asciiTheme="minorHAnsi" w:hAnsiTheme="minorHAnsi" w:cstheme="minorHAnsi"/>
+        </w:rPr>
+        <w:t>Sikeres indítás esetén a felület megkapja az új teszt azonosítóját és a teszthez rendelt feladatok listáját, amelyek alapján megkezdhető a teszt kitöltése.</w:t>
+      </w:r>
+    </w:p>
+    <w:p>
+      <w:pPr>
+        <w:pStyle w:val="Listaszerbekezds"/>
+        <w:numPr>
+          <w:ilvl w:val="0"/>
+          <w:numId w:val="44"/>
+        </w:numPr>
+        <w:rPr>
+          <w:rFonts w:asciiTheme="minorHAnsi" w:hAnsiTheme="minorHAnsi" w:cstheme="minorHAnsi"/>
+        </w:rPr>
+      </w:pPr>
+      <w:r>
+        <w:rPr>
+          <w:rFonts w:asciiTheme="minorHAnsi" w:hAnsiTheme="minorHAnsi" w:cstheme="minorHAnsi"/>
+        </w:rPr>
+        <w:lastRenderedPageBreak/>
+        <w:t>Hibás adatok esetén a felület a backend által visszaadott hibaüzenetet jelenítheti meg.</w:t>
+      </w:r>
+      <w:r>
+        <w:rPr>
+          <w:rFonts w:asciiTheme="minorHAnsi" w:hAnsiTheme="minorHAnsi" w:cstheme="minorHAnsi"/>
+        </w:rPr>
+        <w:t xml:space="preserve"> </w:t>
+      </w:r>
+      <w:r>
+        <w:rPr>
+          <w:rFonts w:asciiTheme="minorHAnsi" w:hAnsiTheme="minorHAnsi" w:cstheme="minorHAnsi"/>
+        </w:rPr>
+        <w:t>Sikertelen adatbázis-művelet esetén a teszt létrehozása nem tekinthető sikeresnek.</w:t>
+      </w:r>
+    </w:p>
+    <w:p>
+      <w:pPr>
+        <w:rPr>
+          <w:rFonts w:cstheme="minorHAnsi"/>
+          <w:sz w:val="26"/>
+          <w:szCs w:val="26"/>
+        </w:rPr>
+      </w:pPr>
+    </w:p>
+    <w:p>
+      <w:pPr>
+        <w:rPr>
+          <w:rFonts w:cstheme="minorHAnsi"/>
+          <w:b/>
+          <w:bCs/>
+          <w:sz w:val="26"/>
+          <w:szCs w:val="26"/>
+        </w:rPr>
+      </w:pPr>
+      <w:r>
+        <w:rPr>
+          <w:rFonts w:cstheme="minorHAnsi"/>
+          <w:b/>
+          <w:bCs/>
+          <w:sz w:val="26"/>
+          <w:szCs w:val="26"/>
+        </w:rPr>
+        <w:t>Eljárás:</w:t>
+      </w:r>
+    </w:p>
+    <w:p>
+      <w:pPr>
+        <w:pStyle w:val="Listaszerbekezds"/>
+        <w:numPr>
+          <w:ilvl w:val="0"/>
+          <w:numId w:val="45"/>
+        </w:numPr>
+        <w:rPr>
+          <w:rFonts w:asciiTheme="minorHAnsi" w:hAnsiTheme="minorHAnsi" w:cstheme="minorHAnsi"/>
+        </w:rPr>
+      </w:pPr>
+      <w:r>
+        <w:rPr>
+          <w:rFonts w:asciiTheme="minorHAnsi" w:hAnsiTheme="minorHAnsi" w:cstheme="minorHAnsi"/>
+        </w:rPr>
+        <w:t>A felhasználó elindítja a tesztet a felületen.</w:t>
+      </w:r>
+    </w:p>
+    <w:p>
+      <w:pPr>
+        <w:pStyle w:val="Listaszerbekezds"/>
+        <w:numPr>
+          <w:ilvl w:val="0"/>
+          <w:numId w:val="45"/>
+        </w:numPr>
+        <w:rPr>
+          <w:rFonts w:asciiTheme="minorHAnsi" w:hAnsiTheme="minorHAnsi" w:cstheme="minorHAnsi"/>
+        </w:rPr>
+      </w:pPr>
+      <w:r>
+        <w:rPr>
+          <w:rFonts w:asciiTheme="minorHAnsi" w:hAnsiTheme="minorHAnsi" w:cstheme="minorHAnsi"/>
+        </w:rPr>
+        <w:t>A frontend HTTP GET-kérést küld a backend /</w:t>
+      </w:r>
+      <w:proofErr w:type="spellStart"/>
+      <w:r>
+        <w:rPr>
+          <w:rFonts w:asciiTheme="minorHAnsi" w:hAnsiTheme="minorHAnsi" w:cstheme="minorHAnsi"/>
+        </w:rPr>
+        <w:t>taskroutes</w:t>
+      </w:r>
+      <w:proofErr w:type="spellEnd"/>
+      <w:r>
+        <w:rPr>
+          <w:rFonts w:asciiTheme="minorHAnsi" w:hAnsiTheme="minorHAnsi" w:cstheme="minorHAnsi"/>
+        </w:rPr>
+        <w:t>/</w:t>
+      </w:r>
+      <w:proofErr w:type="spellStart"/>
+      <w:r>
+        <w:rPr>
+          <w:rFonts w:asciiTheme="minorHAnsi" w:hAnsiTheme="minorHAnsi" w:cstheme="minorHAnsi"/>
+        </w:rPr>
+        <w:t>chosentasks</w:t>
+      </w:r>
+      <w:proofErr w:type="spellEnd"/>
+      <w:r>
+        <w:rPr>
+          <w:rFonts w:asciiTheme="minorHAnsi" w:hAnsiTheme="minorHAnsi" w:cstheme="minorHAnsi"/>
+        </w:rPr>
+        <w:t xml:space="preserve"> végpontjára az elvárt feladat tulajdonságokkal: tantárgy azonosítója, szint, melyik év feladatsora vagy melyik témakörhöz tartoz</w:t>
+      </w:r>
+      <w:r>
+        <w:rPr>
+          <w:rFonts w:asciiTheme="minorHAnsi" w:hAnsiTheme="minorHAnsi" w:cstheme="minorHAnsi"/>
+        </w:rPr>
+        <w:t>zon témakör azonosító alapján</w:t>
+      </w:r>
+      <w:r>
+        <w:rPr>
+          <w:rFonts w:asciiTheme="minorHAnsi" w:hAnsiTheme="minorHAnsi" w:cstheme="minorHAnsi"/>
+        </w:rPr>
+        <w:t xml:space="preserve"> </w:t>
+      </w:r>
+    </w:p>
+    <w:p>
+      <w:pPr>
+        <w:pStyle w:val="Listaszerbekezds"/>
+        <w:numPr>
+          <w:ilvl w:val="0"/>
+          <w:numId w:val="45"/>
+        </w:numPr>
+        <w:rPr>
+          <w:rFonts w:asciiTheme="minorHAnsi" w:hAnsiTheme="minorHAnsi" w:cstheme="minorHAnsi"/>
+        </w:rPr>
+      </w:pPr>
+      <w:r>
+        <w:rPr>
+          <w:rFonts w:asciiTheme="minorHAnsi" w:hAnsiTheme="minorHAnsi" w:cstheme="minorHAnsi"/>
+        </w:rPr>
+        <w:t xml:space="preserve">A frontend HTTP POST-kérést küld a backend </w:t>
+      </w:r>
+      <w:r>
+        <w:rPr>
+          <w:rFonts w:asciiTheme="minorHAnsi" w:hAnsiTheme="minorHAnsi" w:cstheme="minorHAnsi"/>
+        </w:rPr>
+        <w:t>/</w:t>
+      </w:r>
+      <w:proofErr w:type="spellStart"/>
+      <w:r>
+        <w:rPr>
+          <w:rFonts w:asciiTheme="minorHAnsi" w:hAnsiTheme="minorHAnsi" w:cstheme="minorHAnsi"/>
+        </w:rPr>
+        <w:t>taskroutes</w:t>
+      </w:r>
+      <w:proofErr w:type="spellEnd"/>
+      <w:r>
+        <w:rPr>
+          <w:rFonts w:asciiTheme="minorHAnsi" w:hAnsiTheme="minorHAnsi" w:cstheme="minorHAnsi"/>
+        </w:rPr>
+        <w:t xml:space="preserve">/starttest végpontjára a tantárgy azonosítójával, </w:t>
+      </w:r>
+      <w:r>
+        <w:rPr>
+          <w:rFonts w:asciiTheme="minorHAnsi" w:hAnsiTheme="minorHAnsi" w:cstheme="minorHAnsi"/>
+        </w:rPr>
+        <w:t>és az előbb visszakapott</w:t>
+      </w:r>
+      <w:r>
+        <w:rPr>
+          <w:rFonts w:asciiTheme="minorHAnsi" w:hAnsiTheme="minorHAnsi" w:cstheme="minorHAnsi"/>
+        </w:rPr>
+        <w:t xml:space="preserve"> feladatok azonosítóival.</w:t>
+      </w:r>
+    </w:p>
+    <w:p>
+      <w:pPr>
+        <w:pStyle w:val="Listaszerbekezds"/>
+        <w:numPr>
+          <w:ilvl w:val="0"/>
+          <w:numId w:val="45"/>
+        </w:numPr>
+        <w:rPr>
+          <w:rFonts w:asciiTheme="minorHAnsi" w:hAnsiTheme="minorHAnsi" w:cstheme="minorHAnsi"/>
+        </w:rPr>
+      </w:pPr>
+      <w:r>
+        <w:rPr>
+          <w:rFonts w:asciiTheme="minorHAnsi" w:hAnsiTheme="minorHAnsi" w:cstheme="minorHAnsi"/>
+        </w:rPr>
+        <w:t xml:space="preserve">A backend </w:t>
+      </w:r>
+      <w:proofErr w:type="spellStart"/>
+      <w:r>
+        <w:rPr>
+          <w:rFonts w:asciiTheme="minorHAnsi" w:hAnsiTheme="minorHAnsi" w:cstheme="minorHAnsi"/>
+        </w:rPr>
+        <w:t>requireAuth</w:t>
+      </w:r>
+      <w:proofErr w:type="spellEnd"/>
+      <w:r>
+        <w:rPr>
+          <w:rFonts w:asciiTheme="minorHAnsi" w:hAnsiTheme="minorHAnsi" w:cstheme="minorHAnsi"/>
+        </w:rPr>
+        <w:t xml:space="preserve"> </w:t>
+      </w:r>
+      <w:proofErr w:type="spellStart"/>
+      <w:r>
+        <w:rPr>
+          <w:rFonts w:asciiTheme="minorHAnsi" w:hAnsiTheme="minorHAnsi" w:cstheme="minorHAnsi"/>
+        </w:rPr>
+        <w:t>middleware</w:t>
+      </w:r>
+      <w:proofErr w:type="spellEnd"/>
+      <w:r>
+        <w:rPr>
+          <w:rFonts w:asciiTheme="minorHAnsi" w:hAnsiTheme="minorHAnsi" w:cstheme="minorHAnsi"/>
+        </w:rPr>
+        <w:t xml:space="preserve">-e ellenőrzi a felhasználó hitelesítését. A felhasználó azonosítóját az ellenőrzött </w:t>
+      </w:r>
+      <w:proofErr w:type="spellStart"/>
+      <w:r>
+        <w:rPr>
+          <w:rFonts w:asciiTheme="minorHAnsi" w:hAnsiTheme="minorHAnsi" w:cstheme="minorHAnsi"/>
+        </w:rPr>
+        <w:t>tokenből</w:t>
+      </w:r>
+      <w:proofErr w:type="spellEnd"/>
+      <w:r>
+        <w:rPr>
+          <w:rFonts w:asciiTheme="minorHAnsi" w:hAnsiTheme="minorHAnsi" w:cstheme="minorHAnsi"/>
+        </w:rPr>
+        <w:t xml:space="preserve"> veszi át, nem a kliens által küldött adatokból.</w:t>
+      </w:r>
+    </w:p>
+    <w:p>
+      <w:pPr>
+        <w:pStyle w:val="Listaszerbekezds"/>
+        <w:numPr>
+          <w:ilvl w:val="0"/>
+          <w:numId w:val="45"/>
+        </w:numPr>
+        <w:rPr>
+          <w:rFonts w:asciiTheme="minorHAnsi" w:hAnsiTheme="minorHAnsi" w:cstheme="minorHAnsi"/>
+        </w:rPr>
+      </w:pPr>
+      <w:r>
+        <w:rPr>
+          <w:rFonts w:asciiTheme="minorHAnsi" w:hAnsiTheme="minorHAnsi" w:cstheme="minorHAnsi"/>
+        </w:rPr>
+        <w:t>A /</w:t>
+      </w:r>
+      <w:proofErr w:type="spellStart"/>
+      <w:r>
+        <w:rPr>
+          <w:rFonts w:asciiTheme="minorHAnsi" w:hAnsiTheme="minorHAnsi" w:cstheme="minorHAnsi"/>
+        </w:rPr>
+        <w:t>taskroutes</w:t>
+      </w:r>
+      <w:proofErr w:type="spellEnd"/>
+      <w:r>
+        <w:rPr>
+          <w:rFonts w:asciiTheme="minorHAnsi" w:hAnsiTheme="minorHAnsi" w:cstheme="minorHAnsi"/>
+        </w:rPr>
+        <w:t>/starttest végpont ellenőrzi a bemeneteket:</w:t>
+      </w:r>
+    </w:p>
+    <w:p>
+      <w:pPr>
+        <w:pStyle w:val="Listaszerbekezds"/>
+        <w:numPr>
+          <w:ilvl w:val="0"/>
+          <w:numId w:val="45"/>
+        </w:numPr>
+        <w:rPr>
+          <w:rFonts w:asciiTheme="minorHAnsi" w:hAnsiTheme="minorHAnsi" w:cstheme="minorHAnsi"/>
+        </w:rPr>
+      </w:pPr>
+      <w:r>
+        <w:rPr>
+          <w:rFonts w:asciiTheme="minorHAnsi" w:hAnsiTheme="minorHAnsi" w:cstheme="minorHAnsi"/>
+        </w:rPr>
+        <w:t>A</w:t>
+      </w:r>
+      <w:r>
+        <w:rPr>
+          <w:rFonts w:asciiTheme="minorHAnsi" w:hAnsiTheme="minorHAnsi" w:cstheme="minorHAnsi"/>
+        </w:rPr>
+        <w:t xml:space="preserve"> tantárgy azonosítójának pozitív egész számnak kell lennie;</w:t>
+      </w:r>
+    </w:p>
+    <w:p>
+      <w:pPr>
+        <w:pStyle w:val="Listaszerbekezds"/>
+        <w:numPr>
+          <w:ilvl w:val="0"/>
+          <w:numId w:val="45"/>
+        </w:numPr>
+        <w:rPr>
+          <w:rFonts w:asciiTheme="minorHAnsi" w:hAnsiTheme="minorHAnsi" w:cstheme="minorHAnsi"/>
+        </w:rPr>
+      </w:pPr>
+      <w:r>
+        <w:rPr>
+          <w:rFonts w:asciiTheme="minorHAnsi" w:hAnsiTheme="minorHAnsi" w:cstheme="minorHAnsi"/>
+        </w:rPr>
+        <w:t>A</w:t>
+      </w:r>
+      <w:r>
+        <w:rPr>
+          <w:rFonts w:asciiTheme="minorHAnsi" w:hAnsiTheme="minorHAnsi" w:cstheme="minorHAnsi"/>
+        </w:rPr>
+        <w:t xml:space="preserve"> feladatok listája nem lehet üres, és csak pozitív egész számokat tartalmazhat;</w:t>
+      </w:r>
+    </w:p>
+    <w:p>
+      <w:pPr>
+        <w:pStyle w:val="Listaszerbekezds"/>
+        <w:numPr>
+          <w:ilvl w:val="0"/>
+          <w:numId w:val="45"/>
+        </w:numPr>
+        <w:rPr>
+          <w:rFonts w:asciiTheme="minorHAnsi" w:hAnsiTheme="minorHAnsi" w:cstheme="minorHAnsi"/>
+        </w:rPr>
+      </w:pPr>
+      <w:r>
+        <w:rPr>
+          <w:rFonts w:asciiTheme="minorHAnsi" w:hAnsiTheme="minorHAnsi" w:cstheme="minorHAnsi"/>
+        </w:rPr>
+        <w:t xml:space="preserve">A backend meghívja a </w:t>
+      </w:r>
+      <w:proofErr w:type="spellStart"/>
+      <w:r>
+        <w:rPr>
+          <w:rFonts w:asciiTheme="minorHAnsi" w:hAnsiTheme="minorHAnsi" w:cstheme="minorHAnsi"/>
+        </w:rPr>
+        <w:t>startTest</w:t>
+      </w:r>
+      <w:proofErr w:type="spellEnd"/>
+      <w:r>
+        <w:rPr>
+          <w:rFonts w:asciiTheme="minorHAnsi" w:hAnsiTheme="minorHAnsi" w:cstheme="minorHAnsi"/>
+        </w:rPr>
+        <w:t>() függvényt</w:t>
+      </w:r>
+      <w:r>
+        <w:rPr>
+          <w:rFonts w:asciiTheme="minorHAnsi" w:hAnsiTheme="minorHAnsi" w:cstheme="minorHAnsi"/>
+        </w:rPr>
+        <w:t xml:space="preserve"> a testCorrector.js-</w:t>
+      </w:r>
+      <w:proofErr w:type="spellStart"/>
+      <w:r>
+        <w:rPr>
+          <w:rFonts w:asciiTheme="minorHAnsi" w:hAnsiTheme="minorHAnsi" w:cstheme="minorHAnsi"/>
+        </w:rPr>
+        <w:t>ből</w:t>
+      </w:r>
+      <w:proofErr w:type="spellEnd"/>
+      <w:r>
+        <w:rPr>
+          <w:rFonts w:asciiTheme="minorHAnsi" w:hAnsiTheme="minorHAnsi" w:cstheme="minorHAnsi"/>
+        </w:rPr>
+        <w:t>, átadva a hitelesített felhasználó azonosítóját, a tantárgy azonosítóját, a feladatok listáját és a teszt nevét.</w:t>
+      </w:r>
+    </w:p>
+    <w:p>
+      <w:pPr>
+        <w:pStyle w:val="Listaszerbekezds"/>
+        <w:numPr>
+          <w:ilvl w:val="0"/>
+          <w:numId w:val="45"/>
+        </w:numPr>
+        <w:rPr>
+          <w:rFonts w:asciiTheme="minorHAnsi" w:hAnsiTheme="minorHAnsi" w:cstheme="minorHAnsi"/>
+        </w:rPr>
+      </w:pPr>
+      <w:r>
+        <w:rPr>
+          <w:rFonts w:asciiTheme="minorHAnsi" w:hAnsiTheme="minorHAnsi" w:cstheme="minorHAnsi"/>
+        </w:rPr>
+        <w:t xml:space="preserve">A </w:t>
+      </w:r>
+      <w:proofErr w:type="spellStart"/>
+      <w:r>
+        <w:rPr>
+          <w:rFonts w:asciiTheme="minorHAnsi" w:hAnsiTheme="minorHAnsi" w:cstheme="minorHAnsi"/>
+        </w:rPr>
+        <w:t>startTest</w:t>
+      </w:r>
+      <w:proofErr w:type="spellEnd"/>
+      <w:r>
+        <w:rPr>
+          <w:rFonts w:asciiTheme="minorHAnsi" w:hAnsiTheme="minorHAnsi" w:cstheme="minorHAnsi"/>
+        </w:rPr>
+        <w:t>() kiszűri a duplikált feladatazonosítókat, miközben megőrzi azok sorrendjét.</w:t>
+      </w:r>
+    </w:p>
+    <w:p>
+      <w:pPr>
+        <w:pStyle w:val="Listaszerbekezds"/>
+        <w:numPr>
+          <w:ilvl w:val="0"/>
+          <w:numId w:val="45"/>
+        </w:numPr>
+        <w:rPr>
+          <w:rFonts w:asciiTheme="minorHAnsi" w:hAnsiTheme="minorHAnsi" w:cstheme="minorHAnsi"/>
+        </w:rPr>
+      </w:pPr>
+      <w:r>
+        <w:rPr>
+          <w:rFonts w:asciiTheme="minorHAnsi" w:hAnsiTheme="minorHAnsi" w:cstheme="minorHAnsi"/>
+        </w:rPr>
+        <w:t>Az adatbázis-műveletek egyetlen tranzakción belül futnak. A rendszer ellenőrzi, hogy minden megadott feladat létezik-e, és a kiválasztott tantárgyhoz tartozik-e. Ha az ellenőrzés sikertelen, a tranzakció nem rögzíti a tesztet.</w:t>
+      </w:r>
+    </w:p>
+    <w:p>
+      <w:pPr>
+        <w:pStyle w:val="Listaszerbekezds"/>
+        <w:numPr>
+          <w:ilvl w:val="0"/>
+          <w:numId w:val="45"/>
+        </w:numPr>
+        <w:rPr>
+          <w:rFonts w:asciiTheme="minorHAnsi" w:hAnsiTheme="minorHAnsi" w:cstheme="minorHAnsi"/>
+        </w:rPr>
+      </w:pPr>
+      <w:r>
+        <w:rPr>
+          <w:rFonts w:asciiTheme="minorHAnsi" w:hAnsiTheme="minorHAnsi" w:cstheme="minorHAnsi"/>
+        </w:rPr>
+        <w:t>Ha minden feladat megfelelő, a backend új rekordot hoz létre a tesztek táblában. A rekord tartalmazza a felhasználó azonosítóját, a tantárgy azonosítóját, a teszt nevét, az indítás időpontját és a folyamatban állapotot.</w:t>
+      </w:r>
+    </w:p>
+    <w:p>
+      <w:pPr>
+        <w:pStyle w:val="Listaszerbekezds"/>
+        <w:numPr>
+          <w:ilvl w:val="0"/>
+          <w:numId w:val="45"/>
+        </w:numPr>
+        <w:rPr>
+          <w:rFonts w:asciiTheme="minorHAnsi" w:hAnsiTheme="minorHAnsi" w:cstheme="minorHAnsi"/>
+        </w:rPr>
+      </w:pPr>
+      <w:r>
+        <w:rPr>
+          <w:rFonts w:asciiTheme="minorHAnsi" w:hAnsiTheme="minorHAnsi" w:cstheme="minorHAnsi"/>
+        </w:rPr>
+        <w:t xml:space="preserve">A rendszer a </w:t>
+      </w:r>
+      <w:proofErr w:type="spellStart"/>
+      <w:r>
+        <w:rPr>
+          <w:rFonts w:asciiTheme="minorHAnsi" w:hAnsiTheme="minorHAnsi" w:cstheme="minorHAnsi"/>
+        </w:rPr>
+        <w:t>teszt_feladatok</w:t>
+      </w:r>
+      <w:proofErr w:type="spellEnd"/>
+      <w:r>
+        <w:rPr>
+          <w:rFonts w:asciiTheme="minorHAnsi" w:hAnsiTheme="minorHAnsi" w:cstheme="minorHAnsi"/>
+        </w:rPr>
+        <w:t xml:space="preserve"> táblában összekapcsolja az új tesztet a hozzá tartozó feladatokkal, a kiválasztott sorrendet megtartva.</w:t>
+      </w:r>
+    </w:p>
+    <w:p>
+      <w:pPr>
+        <w:pStyle w:val="Listaszerbekezds"/>
+        <w:numPr>
+          <w:ilvl w:val="0"/>
+          <w:numId w:val="45"/>
+        </w:numPr>
+        <w:rPr>
+          <w:rFonts w:asciiTheme="minorHAnsi" w:hAnsiTheme="minorHAnsi" w:cstheme="minorHAnsi"/>
+        </w:rPr>
+      </w:pPr>
+      <w:r>
+        <w:rPr>
+          <w:rFonts w:asciiTheme="minorHAnsi" w:hAnsiTheme="minorHAnsi" w:cstheme="minorHAnsi"/>
+        </w:rPr>
+        <w:t>Ha mindkét adatbázis-művelet sikeres, a tranzakció véglegesül. Hiba esetén a tranzakció visszagörgetésre kerül, így nem marad félkész tesztrekord.</w:t>
+      </w:r>
+    </w:p>
+    <w:p>
+      <w:pPr>
+        <w:pStyle w:val="Listaszerbekezds"/>
+        <w:numPr>
+          <w:ilvl w:val="0"/>
+          <w:numId w:val="45"/>
+        </w:numPr>
+        <w:rPr>
+          <w:rFonts w:asciiTheme="minorHAnsi" w:hAnsiTheme="minorHAnsi" w:cstheme="minorHAnsi"/>
+        </w:rPr>
+      </w:pPr>
+      <w:r>
+        <w:rPr>
+          <w:rFonts w:asciiTheme="minorHAnsi" w:hAnsiTheme="minorHAnsi" w:cstheme="minorHAnsi"/>
+        </w:rPr>
+        <w:t>A backend visszaadja az új teszt azonosítóját, állapotát és a feladatok azonosítóit a frontend számára.</w:t>
+      </w:r>
+    </w:p>
+    <w:p>
+      <w:pPr>
+        <w:pStyle w:val="Listaszerbekezds"/>
+        <w:numPr>
+          <w:ilvl w:val="0"/>
+          <w:numId w:val="45"/>
+        </w:numPr>
+        <w:rPr>
+          <w:rFonts w:asciiTheme="minorHAnsi" w:hAnsiTheme="minorHAnsi" w:cstheme="minorHAnsi"/>
+        </w:rPr>
+      </w:pPr>
+      <w:r>
+        <w:rPr>
+          <w:rFonts w:asciiTheme="minorHAnsi" w:hAnsiTheme="minorHAnsi" w:cstheme="minorHAnsi"/>
+        </w:rPr>
+        <w:t>A teszt elindul a frontenden.</w:t>
       </w:r>
     </w:p>
     <w:sectPr>
@@ -4250,6 +7054,119 @@
     </w:lvl>
   </w:abstractNum>
   <w:abstractNum w:abstractNumId="2" w15:restartNumberingAfterBreak="0">
+    <w:nsid w:val="09B93F01"/>
+    <w:multiLevelType w:val="hybridMultilevel"/>
+    <w:tmpl w:val="9432D820"/>
+    <w:lvl w:ilvl="0" w:tplc="040E0001">
+      <w:start w:val="1"/>
+      <w:numFmt w:val="bullet"/>
+      <w:lvlText w:val=""/>
+      <w:lvlJc w:val="left"/>
+      <w:pPr>
+        <w:ind w:left="720" w:hanging="360"/>
+      </w:pPr>
+      <w:rPr>
+        <w:rFonts w:ascii="Symbol" w:hAnsi="Symbol" w:hint="default"/>
+      </w:rPr>
+    </w:lvl>
+    <w:lvl w:ilvl="1" w:tplc="040E0003" w:tentative="1">
+      <w:start w:val="1"/>
+      <w:numFmt w:val="bullet"/>
+      <w:lvlText w:val="o"/>
+      <w:lvlJc w:val="left"/>
+      <w:pPr>
+        <w:ind w:left="1440" w:hanging="360"/>
+      </w:pPr>
+      <w:rPr>
+        <w:rFonts w:ascii="Courier New" w:hAnsi="Courier New" w:cs="Courier New" w:hint="default"/>
+      </w:rPr>
+    </w:lvl>
+    <w:lvl w:ilvl="2" w:tplc="040E0005" w:tentative="1">
+      <w:start w:val="1"/>
+      <w:numFmt w:val="bullet"/>
+      <w:lvlText w:val=""/>
+      <w:lvlJc w:val="left"/>
+      <w:pPr>
+        <w:ind w:left="2160" w:hanging="360"/>
+      </w:pPr>
+      <w:rPr>
+        <w:rFonts w:ascii="Wingdings" w:hAnsi="Wingdings" w:hint="default"/>
+      </w:rPr>
+    </w:lvl>
+    <w:lvl w:ilvl="3" w:tplc="040E0001" w:tentative="1">
+      <w:start w:val="1"/>
+      <w:numFmt w:val="bullet"/>
+      <w:lvlText w:val=""/>
+      <w:lvlJc w:val="left"/>
+      <w:pPr>
+        <w:ind w:left="2880" w:hanging="360"/>
+      </w:pPr>
+      <w:rPr>
+        <w:rFonts w:ascii="Symbol" w:hAnsi="Symbol" w:hint="default"/>
+      </w:rPr>
+    </w:lvl>
+    <w:lvl w:ilvl="4" w:tplc="040E0003" w:tentative="1">
+      <w:start w:val="1"/>
+      <w:numFmt w:val="bullet"/>
+      <w:lvlText w:val="o"/>
+      <w:lvlJc w:val="left"/>
+      <w:pPr>
+        <w:ind w:left="3600" w:hanging="360"/>
+      </w:pPr>
+      <w:rPr>
+        <w:rFonts w:ascii="Courier New" w:hAnsi="Courier New" w:cs="Courier New" w:hint="default"/>
+      </w:rPr>
+    </w:lvl>
+    <w:lvl w:ilvl="5" w:tplc="040E0005" w:tentative="1">
+      <w:start w:val="1"/>
+      <w:numFmt w:val="bullet"/>
+      <w:lvlText w:val=""/>
+      <w:lvlJc w:val="left"/>
+      <w:pPr>
+        <w:ind w:left="4320" w:hanging="360"/>
+      </w:pPr>
+      <w:rPr>
+        <w:rFonts w:ascii="Wingdings" w:hAnsi="Wingdings" w:hint="default"/>
+      </w:rPr>
+    </w:lvl>
+    <w:lvl w:ilvl="6" w:tplc="040E0001" w:tentative="1">
+      <w:start w:val="1"/>
+      <w:numFmt w:val="bullet"/>
+      <w:lvlText w:val=""/>
+      <w:lvlJc w:val="left"/>
+      <w:pPr>
+        <w:ind w:left="5040" w:hanging="360"/>
+      </w:pPr>
+      <w:rPr>
+        <w:rFonts w:ascii="Symbol" w:hAnsi="Symbol" w:hint="default"/>
+      </w:rPr>
+    </w:lvl>
+    <w:lvl w:ilvl="7" w:tplc="040E0003" w:tentative="1">
+      <w:start w:val="1"/>
+      <w:numFmt w:val="bullet"/>
+      <w:lvlText w:val="o"/>
+      <w:lvlJc w:val="left"/>
+      <w:pPr>
+        <w:ind w:left="5760" w:hanging="360"/>
+      </w:pPr>
+      <w:rPr>
+        <w:rFonts w:ascii="Courier New" w:hAnsi="Courier New" w:cs="Courier New" w:hint="default"/>
+      </w:rPr>
+    </w:lvl>
+    <w:lvl w:ilvl="8" w:tplc="040E0005" w:tentative="1">
+      <w:start w:val="1"/>
+      <w:numFmt w:val="bullet"/>
+      <w:lvlText w:val=""/>
+      <w:lvlJc w:val="left"/>
+      <w:pPr>
+        <w:ind w:left="6480" w:hanging="360"/>
+      </w:pPr>
+      <w:rPr>
+        <w:rFonts w:ascii="Wingdings" w:hAnsi="Wingdings" w:hint="default"/>
+      </w:rPr>
+    </w:lvl>
+  </w:abstractNum>
+  <w:abstractNum w:abstractNumId="3" w15:restartNumberingAfterBreak="0">
     <w:nsid w:val="0A841DFD"/>
     <w:multiLevelType w:val="hybridMultilevel"/>
     <w:tmpl w:val="7524810E"/>
@@ -4338,7 +7255,7 @@
       </w:pPr>
     </w:lvl>
   </w:abstractNum>
-  <w:abstractNum w:abstractNumId="3" w15:restartNumberingAfterBreak="0">
+  <w:abstractNum w:abstractNumId="4" w15:restartNumberingAfterBreak="0">
     <w:nsid w:val="0B73725B"/>
     <w:multiLevelType w:val="hybridMultilevel"/>
     <w:tmpl w:val="D16E2642"/>
@@ -4451,7 +7368,93 @@
       </w:rPr>
     </w:lvl>
   </w:abstractNum>
-  <w:abstractNum w:abstractNumId="4" w15:restartNumberingAfterBreak="0">
+  <w:abstractNum w:abstractNumId="5" w15:restartNumberingAfterBreak="0">
+    <w:nsid w:val="0DB04DE0"/>
+    <w:multiLevelType w:val="hybridMultilevel"/>
+    <w:tmpl w:val="93687A96"/>
+    <w:lvl w:ilvl="0" w:tplc="040E000F">
+      <w:start w:val="1"/>
+      <w:numFmt w:val="decimal"/>
+      <w:lvlText w:val="%1."/>
+      <w:lvlJc w:val="left"/>
+      <w:pPr>
+        <w:ind w:left="720" w:hanging="360"/>
+      </w:pPr>
+    </w:lvl>
+    <w:lvl w:ilvl="1" w:tplc="040E0019" w:tentative="1">
+      <w:start w:val="1"/>
+      <w:numFmt w:val="lowerLetter"/>
+      <w:lvlText w:val="%2."/>
+      <w:lvlJc w:val="left"/>
+      <w:pPr>
+        <w:ind w:left="1440" w:hanging="360"/>
+      </w:pPr>
+    </w:lvl>
+    <w:lvl w:ilvl="2" w:tplc="040E001B" w:tentative="1">
+      <w:start w:val="1"/>
+      <w:numFmt w:val="lowerRoman"/>
+      <w:lvlText w:val="%3."/>
+      <w:lvlJc w:val="right"/>
+      <w:pPr>
+        <w:ind w:left="2160" w:hanging="180"/>
+      </w:pPr>
+    </w:lvl>
+    <w:lvl w:ilvl="3" w:tplc="040E000F" w:tentative="1">
+      <w:start w:val="1"/>
+      <w:numFmt w:val="decimal"/>
+      <w:lvlText w:val="%4."/>
+      <w:lvlJc w:val="left"/>
+      <w:pPr>
+        <w:ind w:left="2880" w:hanging="360"/>
+      </w:pPr>
+    </w:lvl>
+    <w:lvl w:ilvl="4" w:tplc="040E0019" w:tentative="1">
+      <w:start w:val="1"/>
+      <w:numFmt w:val="lowerLetter"/>
+      <w:lvlText w:val="%5."/>
+      <w:lvlJc w:val="left"/>
+      <w:pPr>
+        <w:ind w:left="3600" w:hanging="360"/>
+      </w:pPr>
+    </w:lvl>
+    <w:lvl w:ilvl="5" w:tplc="040E001B" w:tentative="1">
+      <w:start w:val="1"/>
+      <w:numFmt w:val="lowerRoman"/>
+      <w:lvlText w:val="%6."/>
+      <w:lvlJc w:val="right"/>
+      <w:pPr>
+        <w:ind w:left="4320" w:hanging="180"/>
+      </w:pPr>
+    </w:lvl>
+    <w:lvl w:ilvl="6" w:tplc="040E000F" w:tentative="1">
+      <w:start w:val="1"/>
+      <w:numFmt w:val="decimal"/>
+      <w:lvlText w:val="%7."/>
+      <w:lvlJc w:val="left"/>
+      <w:pPr>
+        <w:ind w:left="5040" w:hanging="360"/>
+      </w:pPr>
+    </w:lvl>
+    <w:lvl w:ilvl="7" w:tplc="040E0019" w:tentative="1">
+      <w:start w:val="1"/>
+      <w:numFmt w:val="lowerLetter"/>
+      <w:lvlText w:val="%8."/>
+      <w:lvlJc w:val="left"/>
+      <w:pPr>
+        <w:ind w:left="5760" w:hanging="360"/>
+      </w:pPr>
+    </w:lvl>
+    <w:lvl w:ilvl="8" w:tplc="040E001B" w:tentative="1">
+      <w:start w:val="1"/>
+      <w:numFmt w:val="lowerRoman"/>
+      <w:lvlText w:val="%9."/>
+      <w:lvlJc w:val="right"/>
+      <w:pPr>
+        <w:ind w:left="6480" w:hanging="180"/>
+      </w:pPr>
+    </w:lvl>
+  </w:abstractNum>
+  <w:abstractNum w:abstractNumId="6" w15:restartNumberingAfterBreak="0">
     <w:nsid w:val="0E020DB5"/>
     <w:multiLevelType w:val="hybridMultilevel"/>
     <w:tmpl w:val="42C00B20"/>
@@ -4540,7 +7543,7 @@
       </w:pPr>
     </w:lvl>
   </w:abstractNum>
-  <w:abstractNum w:abstractNumId="5" w15:restartNumberingAfterBreak="0">
+  <w:abstractNum w:abstractNumId="7" w15:restartNumberingAfterBreak="0">
     <w:nsid w:val="0F34611A"/>
     <w:multiLevelType w:val="multilevel"/>
     <w:tmpl w:val="B73E4240"/>
@@ -4653,7 +7656,7 @@
       </w:rPr>
     </w:lvl>
   </w:abstractNum>
-  <w:abstractNum w:abstractNumId="6" w15:restartNumberingAfterBreak="0">
+  <w:abstractNum w:abstractNumId="8" w15:restartNumberingAfterBreak="0">
     <w:nsid w:val="11CE3B06"/>
     <w:multiLevelType w:val="hybridMultilevel"/>
     <w:tmpl w:val="2CE6C760"/>
@@ -4739,7 +7742,93 @@
       </w:pPr>
     </w:lvl>
   </w:abstractNum>
-  <w:abstractNum w:abstractNumId="7" w15:restartNumberingAfterBreak="0">
+  <w:abstractNum w:abstractNumId="9" w15:restartNumberingAfterBreak="0">
+    <w:nsid w:val="12C9656E"/>
+    <w:multiLevelType w:val="hybridMultilevel"/>
+    <w:tmpl w:val="0760280A"/>
+    <w:lvl w:ilvl="0" w:tplc="040E000F">
+      <w:start w:val="1"/>
+      <w:numFmt w:val="decimal"/>
+      <w:lvlText w:val="%1."/>
+      <w:lvlJc w:val="left"/>
+      <w:pPr>
+        <w:ind w:left="720" w:hanging="360"/>
+      </w:pPr>
+    </w:lvl>
+    <w:lvl w:ilvl="1" w:tplc="040E0019" w:tentative="1">
+      <w:start w:val="1"/>
+      <w:numFmt w:val="lowerLetter"/>
+      <w:lvlText w:val="%2."/>
+      <w:lvlJc w:val="left"/>
+      <w:pPr>
+        <w:ind w:left="1440" w:hanging="360"/>
+      </w:pPr>
+    </w:lvl>
+    <w:lvl w:ilvl="2" w:tplc="040E001B" w:tentative="1">
+      <w:start w:val="1"/>
+      <w:numFmt w:val="lowerRoman"/>
+      <w:lvlText w:val="%3."/>
+      <w:lvlJc w:val="right"/>
+      <w:pPr>
+        <w:ind w:left="2160" w:hanging="180"/>
+      </w:pPr>
+    </w:lvl>
+    <w:lvl w:ilvl="3" w:tplc="040E000F" w:tentative="1">
+      <w:start w:val="1"/>
+      <w:numFmt w:val="decimal"/>
+      <w:lvlText w:val="%4."/>
+      <w:lvlJc w:val="left"/>
+      <w:pPr>
+        <w:ind w:left="2880" w:hanging="360"/>
+      </w:pPr>
+    </w:lvl>
+    <w:lvl w:ilvl="4" w:tplc="040E0019" w:tentative="1">
+      <w:start w:val="1"/>
+      <w:numFmt w:val="lowerLetter"/>
+      <w:lvlText w:val="%5."/>
+      <w:lvlJc w:val="left"/>
+      <w:pPr>
+        <w:ind w:left="3600" w:hanging="360"/>
+      </w:pPr>
+    </w:lvl>
+    <w:lvl w:ilvl="5" w:tplc="040E001B" w:tentative="1">
+      <w:start w:val="1"/>
+      <w:numFmt w:val="lowerRoman"/>
+      <w:lvlText w:val="%6."/>
+      <w:lvlJc w:val="right"/>
+      <w:pPr>
+        <w:ind w:left="4320" w:hanging="180"/>
+      </w:pPr>
+    </w:lvl>
+    <w:lvl w:ilvl="6" w:tplc="040E000F" w:tentative="1">
+      <w:start w:val="1"/>
+      <w:numFmt w:val="decimal"/>
+      <w:lvlText w:val="%7."/>
+      <w:lvlJc w:val="left"/>
+      <w:pPr>
+        <w:ind w:left="5040" w:hanging="360"/>
+      </w:pPr>
+    </w:lvl>
+    <w:lvl w:ilvl="7" w:tplc="040E0019" w:tentative="1">
+      <w:start w:val="1"/>
+      <w:numFmt w:val="lowerLetter"/>
+      <w:lvlText w:val="%8."/>
+      <w:lvlJc w:val="left"/>
+      <w:pPr>
+        <w:ind w:left="5760" w:hanging="360"/>
+      </w:pPr>
+    </w:lvl>
+    <w:lvl w:ilvl="8" w:tplc="040E001B" w:tentative="1">
+      <w:start w:val="1"/>
+      <w:numFmt w:val="lowerRoman"/>
+      <w:lvlText w:val="%9."/>
+      <w:lvlJc w:val="right"/>
+      <w:pPr>
+        <w:ind w:left="6480" w:hanging="180"/>
+      </w:pPr>
+    </w:lvl>
+  </w:abstractNum>
+  <w:abstractNum w:abstractNumId="10" w15:restartNumberingAfterBreak="0">
     <w:nsid w:val="21C955BE"/>
     <w:multiLevelType w:val="hybridMultilevel"/>
     <w:tmpl w:val="AB102A30"/>
@@ -4828,7 +7917,7 @@
       </w:pPr>
     </w:lvl>
   </w:abstractNum>
-  <w:abstractNum w:abstractNumId="8" w15:restartNumberingAfterBreak="0">
+  <w:abstractNum w:abstractNumId="11" w15:restartNumberingAfterBreak="0">
     <w:nsid w:val="21CE1240"/>
     <w:multiLevelType w:val="hybridMultilevel"/>
     <w:tmpl w:val="AA18DFA0"/>
@@ -4941,7 +8030,7 @@
       </w:rPr>
     </w:lvl>
   </w:abstractNum>
-  <w:abstractNum w:abstractNumId="9" w15:restartNumberingAfterBreak="0">
+  <w:abstractNum w:abstractNumId="12" w15:restartNumberingAfterBreak="0">
     <w:nsid w:val="23E37E22"/>
     <w:multiLevelType w:val="hybridMultilevel"/>
     <w:tmpl w:val="7FD8EF62"/>
@@ -5030,7 +8119,7 @@
       </w:pPr>
     </w:lvl>
   </w:abstractNum>
-  <w:abstractNum w:abstractNumId="10" w15:restartNumberingAfterBreak="0">
+  <w:abstractNum w:abstractNumId="13" w15:restartNumberingAfterBreak="0">
     <w:nsid w:val="28CF4245"/>
     <w:multiLevelType w:val="multilevel"/>
     <w:tmpl w:val="0706DD66"/>
@@ -5143,7 +8232,7 @@
       </w:rPr>
     </w:lvl>
   </w:abstractNum>
-  <w:abstractNum w:abstractNumId="11" w15:restartNumberingAfterBreak="0">
+  <w:abstractNum w:abstractNumId="14" w15:restartNumberingAfterBreak="0">
     <w:nsid w:val="2D05634F"/>
     <w:multiLevelType w:val="hybridMultilevel"/>
     <w:tmpl w:val="1AE04C96"/>
@@ -5256,7 +8345,7 @@
       </w:rPr>
     </w:lvl>
   </w:abstractNum>
-  <w:abstractNum w:abstractNumId="12" w15:restartNumberingAfterBreak="0">
+  <w:abstractNum w:abstractNumId="15" w15:restartNumberingAfterBreak="0">
     <w:nsid w:val="2E3E44E9"/>
     <w:multiLevelType w:val="multilevel"/>
     <w:tmpl w:val="689C7E3E"/>
@@ -5369,7 +8458,7 @@
       </w:rPr>
     </w:lvl>
   </w:abstractNum>
-  <w:abstractNum w:abstractNumId="13" w15:restartNumberingAfterBreak="0">
+  <w:abstractNum w:abstractNumId="16" w15:restartNumberingAfterBreak="0">
     <w:nsid w:val="338B17F4"/>
     <w:multiLevelType w:val="multilevel"/>
     <w:tmpl w:val="CF4876C6"/>
@@ -5482,7 +8571,7 @@
       </w:rPr>
     </w:lvl>
   </w:abstractNum>
-  <w:abstractNum w:abstractNumId="14" w15:restartNumberingAfterBreak="0">
+  <w:abstractNum w:abstractNumId="17" w15:restartNumberingAfterBreak="0">
     <w:nsid w:val="34944DA4"/>
     <w:multiLevelType w:val="hybridMultilevel"/>
     <w:tmpl w:val="B60214E2"/>
@@ -5595,7 +8684,7 @@
       </w:rPr>
     </w:lvl>
   </w:abstractNum>
-  <w:abstractNum w:abstractNumId="15" w15:restartNumberingAfterBreak="0">
+  <w:abstractNum w:abstractNumId="18" w15:restartNumberingAfterBreak="0">
     <w:nsid w:val="3866534E"/>
     <w:multiLevelType w:val="hybridMultilevel"/>
     <w:tmpl w:val="2EB2C0D6"/>
@@ -5684,7 +8773,7 @@
       </w:pPr>
     </w:lvl>
   </w:abstractNum>
-  <w:abstractNum w:abstractNumId="16" w15:restartNumberingAfterBreak="0">
+  <w:abstractNum w:abstractNumId="19" w15:restartNumberingAfterBreak="0">
     <w:nsid w:val="39133BAA"/>
     <w:multiLevelType w:val="hybridMultilevel"/>
     <w:tmpl w:val="50D2FD90"/>
@@ -5797,7 +8886,7 @@
       </w:rPr>
     </w:lvl>
   </w:abstractNum>
-  <w:abstractNum w:abstractNumId="17" w15:restartNumberingAfterBreak="0">
+  <w:abstractNum w:abstractNumId="20" w15:restartNumberingAfterBreak="0">
     <w:nsid w:val="3950041A"/>
     <w:multiLevelType w:val="hybridMultilevel"/>
     <w:tmpl w:val="222C7DA8"/>
@@ -5883,7 +8972,7 @@
       </w:pPr>
     </w:lvl>
   </w:abstractNum>
-  <w:abstractNum w:abstractNumId="18" w15:restartNumberingAfterBreak="0">
+  <w:abstractNum w:abstractNumId="21" w15:restartNumberingAfterBreak="0">
     <w:nsid w:val="39F828FA"/>
     <w:multiLevelType w:val="multilevel"/>
     <w:tmpl w:val="8894F804"/>
@@ -6004,7 +9093,7 @@
       </w:rPr>
     </w:lvl>
   </w:abstractNum>
-  <w:abstractNum w:abstractNumId="19" w15:restartNumberingAfterBreak="0">
+  <w:abstractNum w:abstractNumId="22" w15:restartNumberingAfterBreak="0">
     <w:nsid w:val="3A5632FE"/>
     <w:multiLevelType w:val="hybridMultilevel"/>
     <w:tmpl w:val="064A8054"/>
@@ -6118,7 +9207,7 @@
       </w:rPr>
     </w:lvl>
   </w:abstractNum>
-  <w:abstractNum w:abstractNumId="20" w15:restartNumberingAfterBreak="0">
+  <w:abstractNum w:abstractNumId="23" w15:restartNumberingAfterBreak="0">
     <w:nsid w:val="40E01A4D"/>
     <w:multiLevelType w:val="hybridMultilevel"/>
     <w:tmpl w:val="7CBCA838"/>
@@ -6204,7 +9293,7 @@
       </w:pPr>
     </w:lvl>
   </w:abstractNum>
-  <w:abstractNum w:abstractNumId="21" w15:restartNumberingAfterBreak="0">
+  <w:abstractNum w:abstractNumId="24" w15:restartNumberingAfterBreak="0">
     <w:nsid w:val="41C55866"/>
     <w:multiLevelType w:val="hybridMultilevel"/>
     <w:tmpl w:val="0186BE02"/>
@@ -6317,7 +9406,7 @@
       </w:rPr>
     </w:lvl>
   </w:abstractNum>
-  <w:abstractNum w:abstractNumId="22" w15:restartNumberingAfterBreak="0">
+  <w:abstractNum w:abstractNumId="25" w15:restartNumberingAfterBreak="0">
     <w:nsid w:val="41DA17E3"/>
     <w:multiLevelType w:val="hybridMultilevel"/>
     <w:tmpl w:val="2F228182"/>
@@ -6403,7 +9492,7 @@
       </w:pPr>
     </w:lvl>
   </w:abstractNum>
-  <w:abstractNum w:abstractNumId="23" w15:restartNumberingAfterBreak="0">
+  <w:abstractNum w:abstractNumId="26" w15:restartNumberingAfterBreak="0">
     <w:nsid w:val="41F10DC5"/>
     <w:multiLevelType w:val="hybridMultilevel"/>
     <w:tmpl w:val="032E5EBE"/>
@@ -6515,7 +9604,156 @@
       </w:rPr>
     </w:lvl>
   </w:abstractNum>
-  <w:abstractNum w:abstractNumId="24" w15:restartNumberingAfterBreak="0">
+  <w:abstractNum w:abstractNumId="27" w15:restartNumberingAfterBreak="0">
+    <w:nsid w:val="42101FD2"/>
+    <w:multiLevelType w:val="multilevel"/>
+    <w:tmpl w:val="EF22AF76"/>
+    <w:lvl w:ilvl="0">
+      <w:start w:val="1"/>
+      <w:numFmt w:val="bullet"/>
+      <w:lvlText w:val=""/>
+      <w:lvlJc w:val="left"/>
+      <w:pPr>
+        <w:tabs>
+          <w:tab w:val="num" w:pos="720"/>
+        </w:tabs>
+        <w:ind w:left="720" w:hanging="360"/>
+      </w:pPr>
+      <w:rPr>
+        <w:rFonts w:ascii="Symbol" w:hAnsi="Symbol" w:hint="default"/>
+        <w:sz w:val="20"/>
+      </w:rPr>
+    </w:lvl>
+    <w:lvl w:ilvl="1" w:tentative="1">
+      <w:start w:val="1"/>
+      <w:numFmt w:val="bullet"/>
+      <w:lvlText w:val="o"/>
+      <w:lvlJc w:val="left"/>
+      <w:pPr>
+        <w:tabs>
+          <w:tab w:val="num" w:pos="1440"/>
+        </w:tabs>
+        <w:ind w:left="1440" w:hanging="360"/>
+      </w:pPr>
+      <w:rPr>
+        <w:rFonts w:ascii="Courier New" w:hAnsi="Courier New" w:hint="default"/>
+        <w:sz w:val="20"/>
+      </w:rPr>
+    </w:lvl>
+    <w:lvl w:ilvl="2" w:tentative="1">
+      <w:start w:val="1"/>
+      <w:numFmt w:val="bullet"/>
+      <w:lvlText w:val=""/>
+      <w:lvlJc w:val="left"/>
+      <w:pPr>
+        <w:tabs>
+          <w:tab w:val="num" w:pos="2160"/>
+        </w:tabs>
+        <w:ind w:left="2160" w:hanging="360"/>
+      </w:pPr>
+      <w:rPr>
+        <w:rFonts w:ascii="Wingdings" w:hAnsi="Wingdings" w:hint="default"/>
+        <w:sz w:val="20"/>
+      </w:rPr>
+    </w:lvl>
+    <w:lvl w:ilvl="3" w:tentative="1">
+      <w:start w:val="1"/>
+      <w:numFmt w:val="bullet"/>
+      <w:lvlText w:val=""/>
+      <w:lvlJc w:val="left"/>
+      <w:pPr>
+        <w:tabs>
+          <w:tab w:val="num" w:pos="2880"/>
+        </w:tabs>
+        <w:ind w:left="2880" w:hanging="360"/>
+      </w:pPr>
+      <w:rPr>
+        <w:rFonts w:ascii="Wingdings" w:hAnsi="Wingdings" w:hint="default"/>
+        <w:sz w:val="20"/>
+      </w:rPr>
+    </w:lvl>
+    <w:lvl w:ilvl="4" w:tentative="1">
+      <w:start w:val="1"/>
+      <w:numFmt w:val="bullet"/>
+      <w:lvlText w:val=""/>
+      <w:lvlJc w:val="left"/>
+      <w:pPr>
+        <w:tabs>
+          <w:tab w:val="num" w:pos="3600"/>
+        </w:tabs>
+        <w:ind w:left="3600" w:hanging="360"/>
+      </w:pPr>
+      <w:rPr>
+        <w:rFonts w:ascii="Wingdings" w:hAnsi="Wingdings" w:hint="default"/>
+        <w:sz w:val="20"/>
+      </w:rPr>
+    </w:lvl>
+    <w:lvl w:ilvl="5" w:tentative="1">
+      <w:start w:val="1"/>
+      <w:numFmt w:val="bullet"/>
+      <w:lvlText w:val=""/>
+      <w:lvlJc w:val="left"/>
+      <w:pPr>
+        <w:tabs>
+          <w:tab w:val="num" w:pos="4320"/>
+        </w:tabs>
+        <w:ind w:left="4320" w:hanging="360"/>
+      </w:pPr>
+      <w:rPr>
+        <w:rFonts w:ascii="Wingdings" w:hAnsi="Wingdings" w:hint="default"/>
+        <w:sz w:val="20"/>
+      </w:rPr>
+    </w:lvl>
+    <w:lvl w:ilvl="6" w:tentative="1">
+      <w:start w:val="1"/>
+      <w:numFmt w:val="bullet"/>
+      <w:lvlText w:val=""/>
+      <w:lvlJc w:val="left"/>
+      <w:pPr>
+        <w:tabs>
+          <w:tab w:val="num" w:pos="5040"/>
+        </w:tabs>
+        <w:ind w:left="5040" w:hanging="360"/>
+      </w:pPr>
+      <w:rPr>
+        <w:rFonts w:ascii="Wingdings" w:hAnsi="Wingdings" w:hint="default"/>
+        <w:sz w:val="20"/>
+      </w:rPr>
+    </w:lvl>
+    <w:lvl w:ilvl="7" w:tentative="1">
+      <w:start w:val="1"/>
+      <w:numFmt w:val="bullet"/>
+      <w:lvlText w:val=""/>
+      <w:lvlJc w:val="left"/>
+      <w:pPr>
+        <w:tabs>
+          <w:tab w:val="num" w:pos="5760"/>
+        </w:tabs>
+        <w:ind w:left="5760" w:hanging="360"/>
+      </w:pPr>
+      <w:rPr>
+        <w:rFonts w:ascii="Wingdings" w:hAnsi="Wingdings" w:hint="default"/>
+        <w:sz w:val="20"/>
+      </w:rPr>
+    </w:lvl>
+    <w:lvl w:ilvl="8" w:tentative="1">
+      <w:start w:val="1"/>
+      <w:numFmt w:val="bullet"/>
+      <w:lvlText w:val=""/>
+      <w:lvlJc w:val="left"/>
+      <w:pPr>
+        <w:tabs>
+          <w:tab w:val="num" w:pos="6480"/>
+        </w:tabs>
+        <w:ind w:left="6480" w:hanging="360"/>
+      </w:pPr>
+      <w:rPr>
+        <w:rFonts w:ascii="Wingdings" w:hAnsi="Wingdings" w:hint="default"/>
+        <w:sz w:val="20"/>
+      </w:rPr>
+    </w:lvl>
+  </w:abstractNum>
+  <w:abstractNum w:abstractNumId="28" w15:restartNumberingAfterBreak="0">
     <w:nsid w:val="463105F9"/>
     <w:multiLevelType w:val="hybridMultilevel"/>
     <w:tmpl w:val="320C3C3A"/>
@@ -6604,7 +9842,7 @@
       </w:pPr>
     </w:lvl>
   </w:abstractNum>
-  <w:abstractNum w:abstractNumId="25" w15:restartNumberingAfterBreak="0">
+  <w:abstractNum w:abstractNumId="29" w15:restartNumberingAfterBreak="0">
     <w:nsid w:val="476110F7"/>
     <w:multiLevelType w:val="hybridMultilevel"/>
     <w:tmpl w:val="F1BEA3F0"/>
@@ -6717,7 +9955,93 @@
       </w:rPr>
     </w:lvl>
   </w:abstractNum>
-  <w:abstractNum w:abstractNumId="26" w15:restartNumberingAfterBreak="0">
+  <w:abstractNum w:abstractNumId="30" w15:restartNumberingAfterBreak="0">
+    <w:nsid w:val="4CA64623"/>
+    <w:multiLevelType w:val="hybridMultilevel"/>
+    <w:tmpl w:val="BE12653C"/>
+    <w:lvl w:ilvl="0" w:tplc="040E000F">
+      <w:start w:val="1"/>
+      <w:numFmt w:val="decimal"/>
+      <w:lvlText w:val="%1."/>
+      <w:lvlJc w:val="left"/>
+      <w:pPr>
+        <w:ind w:left="720" w:hanging="360"/>
+      </w:pPr>
+    </w:lvl>
+    <w:lvl w:ilvl="1" w:tplc="040E0019" w:tentative="1">
+      <w:start w:val="1"/>
+      <w:numFmt w:val="lowerLetter"/>
+      <w:lvlText w:val="%2."/>
+      <w:lvlJc w:val="left"/>
+      <w:pPr>
+        <w:ind w:left="1440" w:hanging="360"/>
+      </w:pPr>
+    </w:lvl>
+    <w:lvl w:ilvl="2" w:tplc="040E001B" w:tentative="1">
+      <w:start w:val="1"/>
+      <w:numFmt w:val="lowerRoman"/>
+      <w:lvlText w:val="%3."/>
+      <w:lvlJc w:val="right"/>
+      <w:pPr>
+        <w:ind w:left="2160" w:hanging="180"/>
+      </w:pPr>
+    </w:lvl>
+    <w:lvl w:ilvl="3" w:tplc="040E000F" w:tentative="1">
+      <w:start w:val="1"/>
+      <w:numFmt w:val="decimal"/>
+      <w:lvlText w:val="%4."/>
+      <w:lvlJc w:val="left"/>
+      <w:pPr>
+        <w:ind w:left="2880" w:hanging="360"/>
+      </w:pPr>
+    </w:lvl>
+    <w:lvl w:ilvl="4" w:tplc="040E0019" w:tentative="1">
+      <w:start w:val="1"/>
+      <w:numFmt w:val="lowerLetter"/>
+      <w:lvlText w:val="%5."/>
+      <w:lvlJc w:val="left"/>
+      <w:pPr>
+        <w:ind w:left="3600" w:hanging="360"/>
+      </w:pPr>
+    </w:lvl>
+    <w:lvl w:ilvl="5" w:tplc="040E001B" w:tentative="1">
+      <w:start w:val="1"/>
+      <w:numFmt w:val="lowerRoman"/>
+      <w:lvlText w:val="%6."/>
+      <w:lvlJc w:val="right"/>
+      <w:pPr>
+        <w:ind w:left="4320" w:hanging="180"/>
+      </w:pPr>
+    </w:lvl>
+    <w:lvl w:ilvl="6" w:tplc="040E000F" w:tentative="1">
+      <w:start w:val="1"/>
+      <w:numFmt w:val="decimal"/>
+      <w:lvlText w:val="%7."/>
+      <w:lvlJc w:val="left"/>
+      <w:pPr>
+        <w:ind w:left="5040" w:hanging="360"/>
+      </w:pPr>
+    </w:lvl>
+    <w:lvl w:ilvl="7" w:tplc="040E0019" w:tentative="1">
+      <w:start w:val="1"/>
+      <w:numFmt w:val="lowerLetter"/>
+      <w:lvlText w:val="%8."/>
+      <w:lvlJc w:val="left"/>
+      <w:pPr>
+        <w:ind w:left="5760" w:hanging="360"/>
+      </w:pPr>
+    </w:lvl>
+    <w:lvl w:ilvl="8" w:tplc="040E001B" w:tentative="1">
+      <w:start w:val="1"/>
+      <w:numFmt w:val="lowerRoman"/>
+      <w:lvlText w:val="%9."/>
+      <w:lvlJc w:val="right"/>
+      <w:pPr>
+        <w:ind w:left="6480" w:hanging="180"/>
+      </w:pPr>
+    </w:lvl>
+  </w:abstractNum>
+  <w:abstractNum w:abstractNumId="31" w15:restartNumberingAfterBreak="0">
     <w:nsid w:val="4CDC541C"/>
     <w:multiLevelType w:val="hybridMultilevel"/>
     <w:tmpl w:val="FD9834F2"/>
@@ -6803,7 +10127,120 @@
       </w:pPr>
     </w:lvl>
   </w:abstractNum>
-  <w:abstractNum w:abstractNumId="27" w15:restartNumberingAfterBreak="0">
+  <w:abstractNum w:abstractNumId="32" w15:restartNumberingAfterBreak="0">
+    <w:nsid w:val="4D556DEB"/>
+    <w:multiLevelType w:val="hybridMultilevel"/>
+    <w:tmpl w:val="3894163C"/>
+    <w:lvl w:ilvl="0" w:tplc="040E0001">
+      <w:start w:val="1"/>
+      <w:numFmt w:val="bullet"/>
+      <w:lvlText w:val=""/>
+      <w:lvlJc w:val="left"/>
+      <w:pPr>
+        <w:ind w:left="720" w:hanging="360"/>
+      </w:pPr>
+      <w:rPr>
+        <w:rFonts w:ascii="Symbol" w:hAnsi="Symbol" w:hint="default"/>
+      </w:rPr>
+    </w:lvl>
+    <w:lvl w:ilvl="1" w:tplc="040E0003" w:tentative="1">
+      <w:start w:val="1"/>
+      <w:numFmt w:val="bullet"/>
+      <w:lvlText w:val="o"/>
+      <w:lvlJc w:val="left"/>
+      <w:pPr>
+        <w:ind w:left="1440" w:hanging="360"/>
+      </w:pPr>
+      <w:rPr>
+        <w:rFonts w:ascii="Courier New" w:hAnsi="Courier New" w:cs="Courier New" w:hint="default"/>
+      </w:rPr>
+    </w:lvl>
+    <w:lvl w:ilvl="2" w:tplc="040E0005" w:tentative="1">
+      <w:start w:val="1"/>
+      <w:numFmt w:val="bullet"/>
+      <w:lvlText w:val=""/>
+      <w:lvlJc w:val="left"/>
+      <w:pPr>
+        <w:ind w:left="2160" w:hanging="360"/>
+      </w:pPr>
+      <w:rPr>
+        <w:rFonts w:ascii="Wingdings" w:hAnsi="Wingdings" w:hint="default"/>
+      </w:rPr>
+    </w:lvl>
+    <w:lvl w:ilvl="3" w:tplc="040E0001" w:tentative="1">
+      <w:start w:val="1"/>
+      <w:numFmt w:val="bullet"/>
+      <w:lvlText w:val=""/>
+      <w:lvlJc w:val="left"/>
+      <w:pPr>
+        <w:ind w:left="2880" w:hanging="360"/>
+      </w:pPr>
+      <w:rPr>
+        <w:rFonts w:ascii="Symbol" w:hAnsi="Symbol" w:hint="default"/>
+      </w:rPr>
+    </w:lvl>
+    <w:lvl w:ilvl="4" w:tplc="040E0003" w:tentative="1">
+      <w:start w:val="1"/>
+      <w:numFmt w:val="bullet"/>
+      <w:lvlText w:val="o"/>
+      <w:lvlJc w:val="left"/>
+      <w:pPr>
+        <w:ind w:left="3600" w:hanging="360"/>
+      </w:pPr>
+      <w:rPr>
+        <w:rFonts w:ascii="Courier New" w:hAnsi="Courier New" w:cs="Courier New" w:hint="default"/>
+      </w:rPr>
+    </w:lvl>
+    <w:lvl w:ilvl="5" w:tplc="040E0005" w:tentative="1">
+      <w:start w:val="1"/>
+      <w:numFmt w:val="bullet"/>
+      <w:lvlText w:val=""/>
+      <w:lvlJc w:val="left"/>
+      <w:pPr>
+        <w:ind w:left="4320" w:hanging="360"/>
+      </w:pPr>
+      <w:rPr>
+        <w:rFonts w:ascii="Wingdings" w:hAnsi="Wingdings" w:hint="default"/>
+      </w:rPr>
+    </w:lvl>
+    <w:lvl w:ilvl="6" w:tplc="040E0001" w:tentative="1">
+      <w:start w:val="1"/>
+      <w:numFmt w:val="bullet"/>
+      <w:lvlText w:val=""/>
+      <w:lvlJc w:val="left"/>
+      <w:pPr>
+        <w:ind w:left="5040" w:hanging="360"/>
+      </w:pPr>
+      <w:rPr>
+        <w:rFonts w:ascii="Symbol" w:hAnsi="Symbol" w:hint="default"/>
+      </w:rPr>
+    </w:lvl>
+    <w:lvl w:ilvl="7" w:tplc="040E0003" w:tentative="1">
+      <w:start w:val="1"/>
+      <w:numFmt w:val="bullet"/>
+      <w:lvlText w:val="o"/>
+      <w:lvlJc w:val="left"/>
+      <w:pPr>
+        <w:ind w:left="5760" w:hanging="360"/>
+      </w:pPr>
+      <w:rPr>
+        <w:rFonts w:ascii="Courier New" w:hAnsi="Courier New" w:cs="Courier New" w:hint="default"/>
+      </w:rPr>
+    </w:lvl>
+    <w:lvl w:ilvl="8" w:tplc="040E0005" w:tentative="1">
+      <w:start w:val="1"/>
+      <w:numFmt w:val="bullet"/>
+      <w:lvlText w:val=""/>
+      <w:lvlJc w:val="left"/>
+      <w:pPr>
+        <w:ind w:left="6480" w:hanging="360"/>
+      </w:pPr>
+      <w:rPr>
+        <w:rFonts w:ascii="Wingdings" w:hAnsi="Wingdings" w:hint="default"/>
+      </w:rPr>
+    </w:lvl>
+  </w:abstractNum>
+  <w:abstractNum w:abstractNumId="33" w15:restartNumberingAfterBreak="0">
     <w:nsid w:val="53AB1538"/>
     <w:multiLevelType w:val="multilevel"/>
     <w:tmpl w:val="4482B3B2"/>
@@ -6916,7 +10353,7 @@
       </w:rPr>
     </w:lvl>
   </w:abstractNum>
-  <w:abstractNum w:abstractNumId="28" w15:restartNumberingAfterBreak="0">
+  <w:abstractNum w:abstractNumId="34" w15:restartNumberingAfterBreak="0">
     <w:nsid w:val="55027F38"/>
     <w:multiLevelType w:val="hybridMultilevel"/>
     <w:tmpl w:val="A9F6E31C"/>
@@ -7002,7 +10439,7 @@
       </w:pPr>
     </w:lvl>
   </w:abstractNum>
-  <w:abstractNum w:abstractNumId="29" w15:restartNumberingAfterBreak="0">
+  <w:abstractNum w:abstractNumId="35" w15:restartNumberingAfterBreak="0">
     <w:nsid w:val="55294F46"/>
     <w:multiLevelType w:val="multilevel"/>
     <w:tmpl w:val="10606EE4"/>
@@ -7115,7 +10552,7 @@
       </w:pPr>
     </w:lvl>
   </w:abstractNum>
-  <w:abstractNum w:abstractNumId="30" w15:restartNumberingAfterBreak="0">
+  <w:abstractNum w:abstractNumId="36" w15:restartNumberingAfterBreak="0">
     <w:nsid w:val="55D926D9"/>
     <w:multiLevelType w:val="hybridMultilevel"/>
     <w:tmpl w:val="34FAE020"/>
@@ -7204,7 +10641,7 @@
       </w:pPr>
     </w:lvl>
   </w:abstractNum>
-  <w:abstractNum w:abstractNumId="31" w15:restartNumberingAfterBreak="0">
+  <w:abstractNum w:abstractNumId="37" w15:restartNumberingAfterBreak="0">
     <w:nsid w:val="653C7FD6"/>
     <w:multiLevelType w:val="hybridMultilevel"/>
     <w:tmpl w:val="38A8D328"/>
@@ -7317,7 +10754,7 @@
       </w:rPr>
     </w:lvl>
   </w:abstractNum>
-  <w:abstractNum w:abstractNumId="32" w15:restartNumberingAfterBreak="0">
+  <w:abstractNum w:abstractNumId="38" w15:restartNumberingAfterBreak="0">
     <w:nsid w:val="65D57464"/>
     <w:multiLevelType w:val="hybridMultilevel"/>
     <w:tmpl w:val="3456248A"/>
@@ -7430,7 +10867,7 @@
       </w:rPr>
     </w:lvl>
   </w:abstractNum>
-  <w:abstractNum w:abstractNumId="33" w15:restartNumberingAfterBreak="0">
+  <w:abstractNum w:abstractNumId="39" w15:restartNumberingAfterBreak="0">
     <w:nsid w:val="6E614CFF"/>
     <w:multiLevelType w:val="multilevel"/>
     <w:tmpl w:val="689C7E3E"/>
@@ -7543,7 +10980,93 @@
       </w:rPr>
     </w:lvl>
   </w:abstractNum>
-  <w:abstractNum w:abstractNumId="34" w15:restartNumberingAfterBreak="0">
+  <w:abstractNum w:abstractNumId="40" w15:restartNumberingAfterBreak="0">
+    <w:nsid w:val="78B5187C"/>
+    <w:multiLevelType w:val="hybridMultilevel"/>
+    <w:tmpl w:val="255CBEA0"/>
+    <w:lvl w:ilvl="0" w:tplc="040E000F">
+      <w:start w:val="1"/>
+      <w:numFmt w:val="decimal"/>
+      <w:lvlText w:val="%1."/>
+      <w:lvlJc w:val="left"/>
+      <w:pPr>
+        <w:ind w:left="720" w:hanging="360"/>
+      </w:pPr>
+    </w:lvl>
+    <w:lvl w:ilvl="1" w:tplc="040E0019" w:tentative="1">
+      <w:start w:val="1"/>
+      <w:numFmt w:val="lowerLetter"/>
+      <w:lvlText w:val="%2."/>
+      <w:lvlJc w:val="left"/>
+      <w:pPr>
+        <w:ind w:left="1440" w:hanging="360"/>
+      </w:pPr>
+    </w:lvl>
+    <w:lvl w:ilvl="2" w:tplc="040E001B" w:tentative="1">
+      <w:start w:val="1"/>
+      <w:numFmt w:val="lowerRoman"/>
+      <w:lvlText w:val="%3."/>
+      <w:lvlJc w:val="right"/>
+      <w:pPr>
+        <w:ind w:left="2160" w:hanging="180"/>
+      </w:pPr>
+    </w:lvl>
+    <w:lvl w:ilvl="3" w:tplc="040E000F" w:tentative="1">
+      <w:start w:val="1"/>
+      <w:numFmt w:val="decimal"/>
+      <w:lvlText w:val="%4."/>
+      <w:lvlJc w:val="left"/>
+      <w:pPr>
+        <w:ind w:left="2880" w:hanging="360"/>
+      </w:pPr>
+    </w:lvl>
+    <w:lvl w:ilvl="4" w:tplc="040E0019" w:tentative="1">
+      <w:start w:val="1"/>
+      <w:numFmt w:val="lowerLetter"/>
+      <w:lvlText w:val="%5."/>
+      <w:lvlJc w:val="left"/>
+      <w:pPr>
+        <w:ind w:left="3600" w:hanging="360"/>
+      </w:pPr>
+    </w:lvl>
+    <w:lvl w:ilvl="5" w:tplc="040E001B" w:tentative="1">
+      <w:start w:val="1"/>
+      <w:numFmt w:val="lowerRoman"/>
+      <w:lvlText w:val="%6."/>
+      <w:lvlJc w:val="right"/>
+      <w:pPr>
+        <w:ind w:left="4320" w:hanging="180"/>
+      </w:pPr>
+    </w:lvl>
+    <w:lvl w:ilvl="6" w:tplc="040E000F" w:tentative="1">
+      <w:start w:val="1"/>
+      <w:numFmt w:val="decimal"/>
+      <w:lvlText w:val="%7."/>
+      <w:lvlJc w:val="left"/>
+      <w:pPr>
+        <w:ind w:left="5040" w:hanging="360"/>
+      </w:pPr>
+    </w:lvl>
+    <w:lvl w:ilvl="7" w:tplc="040E0019" w:tentative="1">
+      <w:start w:val="1"/>
+      <w:numFmt w:val="lowerLetter"/>
+      <w:lvlText w:val="%8."/>
+      <w:lvlJc w:val="left"/>
+      <w:pPr>
+        <w:ind w:left="5760" w:hanging="360"/>
+      </w:pPr>
+    </w:lvl>
+    <w:lvl w:ilvl="8" w:tplc="040E001B" w:tentative="1">
+      <w:start w:val="1"/>
+      <w:numFmt w:val="lowerRoman"/>
+      <w:lvlText w:val="%9."/>
+      <w:lvlJc w:val="right"/>
+      <w:pPr>
+        <w:ind w:left="6480" w:hanging="180"/>
+      </w:pPr>
+    </w:lvl>
+  </w:abstractNum>
+  <w:abstractNum w:abstractNumId="41" w15:restartNumberingAfterBreak="0">
     <w:nsid w:val="79A90F4E"/>
     <w:multiLevelType w:val="hybridMultilevel"/>
     <w:tmpl w:val="849236CA"/>
@@ -7656,7 +11179,7 @@
       </w:rPr>
     </w:lvl>
   </w:abstractNum>
-  <w:abstractNum w:abstractNumId="35" w15:restartNumberingAfterBreak="0">
+  <w:abstractNum w:abstractNumId="42" w15:restartNumberingAfterBreak="0">
     <w:nsid w:val="7A4C11AF"/>
     <w:multiLevelType w:val="hybridMultilevel"/>
     <w:tmpl w:val="57B077AE"/>
@@ -7745,7 +11268,7 @@
       </w:pPr>
     </w:lvl>
   </w:abstractNum>
-  <w:abstractNum w:abstractNumId="36" w15:restartNumberingAfterBreak="0">
+  <w:abstractNum w:abstractNumId="43" w15:restartNumberingAfterBreak="0">
     <w:nsid w:val="7A887EEB"/>
     <w:multiLevelType w:val="multilevel"/>
     <w:tmpl w:val="9AD0AEE0"/>
@@ -7866,7 +11389,7 @@
       </w:rPr>
     </w:lvl>
   </w:abstractNum>
-  <w:abstractNum w:abstractNumId="37" w15:restartNumberingAfterBreak="0">
+  <w:abstractNum w:abstractNumId="44" w15:restartNumberingAfterBreak="0">
     <w:nsid w:val="7AA558AC"/>
     <w:multiLevelType w:val="multilevel"/>
     <w:tmpl w:val="44304DEE"/>
@@ -7982,118 +11505,139 @@
     </w:lvl>
   </w:abstractNum>
   <w:num w:numId="1" w16cid:durableId="1118598695">
-    <w:abstractNumId w:val="37"/>
+    <w:abstractNumId w:val="44"/>
   </w:num>
   <w:num w:numId="2" w16cid:durableId="668365014">
+    <w:abstractNumId w:val="22"/>
+  </w:num>
+  <w:num w:numId="3" w16cid:durableId="606348648">
+    <w:abstractNumId w:val="21"/>
+  </w:num>
+  <w:num w:numId="4" w16cid:durableId="834300539">
+    <w:abstractNumId w:val="26"/>
+  </w:num>
+  <w:num w:numId="5" w16cid:durableId="320625060">
+    <w:abstractNumId w:val="24"/>
+  </w:num>
+  <w:num w:numId="6" w16cid:durableId="1127621639">
+    <w:abstractNumId w:val="11"/>
+  </w:num>
+  <w:num w:numId="7" w16cid:durableId="1555964464">
+    <w:abstractNumId w:val="43"/>
+  </w:num>
+  <w:num w:numId="8" w16cid:durableId="2085909324">
+    <w:abstractNumId w:val="17"/>
+  </w:num>
+  <w:num w:numId="9" w16cid:durableId="1040938035">
+    <w:abstractNumId w:val="4"/>
+  </w:num>
+  <w:num w:numId="10" w16cid:durableId="1321888101">
     <w:abstractNumId w:val="19"/>
   </w:num>
-  <w:num w:numId="3" w16cid:durableId="606348648">
-    <w:abstractNumId w:val="18"/>
+  <w:num w:numId="11" w16cid:durableId="1606307784">
+    <w:abstractNumId w:val="41"/>
   </w:num>
-  <w:num w:numId="4" w16cid:durableId="834300539">
-    <w:abstractNumId w:val="23"/>
+  <w:num w:numId="12" w16cid:durableId="545221227">
+    <w:abstractNumId w:val="29"/>
   </w:num>
-  <w:num w:numId="5" w16cid:durableId="320625060">
-    <w:abstractNumId w:val="21"/>
+  <w:num w:numId="13" w16cid:durableId="203638716">
+    <w:abstractNumId w:val="38"/>
   </w:num>
-  <w:num w:numId="6" w16cid:durableId="1127621639">
-    <w:abstractNumId w:val="8"/>
+  <w:num w:numId="14" w16cid:durableId="1578397148">
+    <w:abstractNumId w:val="33"/>
   </w:num>
-  <w:num w:numId="7" w16cid:durableId="1555964464">
-    <w:abstractNumId w:val="36"/>
+  <w:num w:numId="15" w16cid:durableId="31536930">
+    <w:abstractNumId w:val="13"/>
   </w:num>
-  <w:num w:numId="8" w16cid:durableId="2085909324">
+  <w:num w:numId="16" w16cid:durableId="1315833931">
+    <w:abstractNumId w:val="35"/>
+  </w:num>
+  <w:num w:numId="17" w16cid:durableId="665474863">
+    <w:abstractNumId w:val="39"/>
+  </w:num>
+  <w:num w:numId="18" w16cid:durableId="1488745336">
+    <w:abstractNumId w:val="15"/>
+  </w:num>
+  <w:num w:numId="19" w16cid:durableId="1568298343">
+    <w:abstractNumId w:val="7"/>
+  </w:num>
+  <w:num w:numId="20" w16cid:durableId="734356815">
+    <w:abstractNumId w:val="16"/>
+  </w:num>
+  <w:num w:numId="21" w16cid:durableId="2122607685">
+    <w:abstractNumId w:val="10"/>
+  </w:num>
+  <w:num w:numId="22" w16cid:durableId="1255213528">
+    <w:abstractNumId w:val="31"/>
+  </w:num>
+  <w:num w:numId="23" w16cid:durableId="1245649505">
+    <w:abstractNumId w:val="3"/>
+  </w:num>
+  <w:num w:numId="24" w16cid:durableId="424571889">
     <w:abstractNumId w:val="14"/>
   </w:num>
-  <w:num w:numId="9" w16cid:durableId="1040938035">
-    <w:abstractNumId w:val="3"/>
-  </w:num>
-  <w:num w:numId="10" w16cid:durableId="1321888101">
-    <w:abstractNumId w:val="16"/>
-  </w:num>
-  <w:num w:numId="11" w16cid:durableId="1606307784">
-    <w:abstractNumId w:val="34"/>
-  </w:num>
-  <w:num w:numId="12" w16cid:durableId="545221227">
-    <w:abstractNumId w:val="25"/>
-  </w:num>
-  <w:num w:numId="13" w16cid:durableId="203638716">
-    <w:abstractNumId w:val="32"/>
-  </w:num>
-  <w:num w:numId="14" w16cid:durableId="1578397148">
-    <w:abstractNumId w:val="27"/>
-  </w:num>
-  <w:num w:numId="15" w16cid:durableId="31536930">
-    <w:abstractNumId w:val="10"/>
-  </w:num>
-  <w:num w:numId="16" w16cid:durableId="1315833931">
-    <w:abstractNumId w:val="29"/>
-  </w:num>
-  <w:num w:numId="17" w16cid:durableId="665474863">
-    <w:abstractNumId w:val="33"/>
-  </w:num>
-  <w:num w:numId="18" w16cid:durableId="1488745336">
-    <w:abstractNumId w:val="12"/>
-  </w:num>
-  <w:num w:numId="19" w16cid:durableId="1568298343">
-    <w:abstractNumId w:val="5"/>
-  </w:num>
-  <w:num w:numId="20" w16cid:durableId="734356815">
-    <w:abstractNumId w:val="13"/>
-  </w:num>
-  <w:num w:numId="21" w16cid:durableId="2122607685">
-    <w:abstractNumId w:val="7"/>
-  </w:num>
-  <w:num w:numId="22" w16cid:durableId="1255213528">
-    <w:abstractNumId w:val="26"/>
-  </w:num>
-  <w:num w:numId="23" w16cid:durableId="1245649505">
-    <w:abstractNumId w:val="2"/>
-  </w:num>
-  <w:num w:numId="24" w16cid:durableId="424571889">
-    <w:abstractNumId w:val="11"/>
-  </w:num>
   <w:num w:numId="25" w16cid:durableId="1084061127">
-    <w:abstractNumId w:val="6"/>
+    <w:abstractNumId w:val="8"/>
   </w:num>
   <w:num w:numId="26" w16cid:durableId="1881479906">
     <w:abstractNumId w:val="1"/>
   </w:num>
   <w:num w:numId="27" w16cid:durableId="1978871994">
-    <w:abstractNumId w:val="15"/>
+    <w:abstractNumId w:val="18"/>
   </w:num>
   <w:num w:numId="28" w16cid:durableId="1582762489">
-    <w:abstractNumId w:val="17"/>
+    <w:abstractNumId w:val="20"/>
   </w:num>
   <w:num w:numId="29" w16cid:durableId="1549800886">
-    <w:abstractNumId w:val="4"/>
+    <w:abstractNumId w:val="6"/>
   </w:num>
   <w:num w:numId="30" w16cid:durableId="2038578344">
-    <w:abstractNumId w:val="22"/>
+    <w:abstractNumId w:val="25"/>
   </w:num>
   <w:num w:numId="31" w16cid:durableId="1143620851">
-    <w:abstractNumId w:val="30"/>
+    <w:abstractNumId w:val="36"/>
   </w:num>
   <w:num w:numId="32" w16cid:durableId="1599873396">
     <w:abstractNumId w:val="0"/>
   </w:num>
   <w:num w:numId="33" w16cid:durableId="1665472738">
-    <w:abstractNumId w:val="9"/>
+    <w:abstractNumId w:val="12"/>
   </w:num>
   <w:num w:numId="34" w16cid:durableId="1965576473">
-    <w:abstractNumId w:val="35"/>
+    <w:abstractNumId w:val="42"/>
   </w:num>
   <w:num w:numId="35" w16cid:durableId="1370300625">
-    <w:abstractNumId w:val="24"/>
+    <w:abstractNumId w:val="28"/>
   </w:num>
   <w:num w:numId="36" w16cid:durableId="905073204">
-    <w:abstractNumId w:val="28"/>
+    <w:abstractNumId w:val="34"/>
   </w:num>
   <w:num w:numId="37" w16cid:durableId="1776289334">
-    <w:abstractNumId w:val="31"/>
+    <w:abstractNumId w:val="37"/>
   </w:num>
   <w:num w:numId="38" w16cid:durableId="481628335">
-    <w:abstractNumId w:val="20"/>
+    <w:abstractNumId w:val="23"/>
+  </w:num>
+  <w:num w:numId="39" w16cid:durableId="1275163770">
+    <w:abstractNumId w:val="30"/>
+  </w:num>
+  <w:num w:numId="40" w16cid:durableId="640962694">
+    <w:abstractNumId w:val="40"/>
+  </w:num>
+  <w:num w:numId="41" w16cid:durableId="2037345815">
+    <w:abstractNumId w:val="27"/>
+  </w:num>
+  <w:num w:numId="42" w16cid:durableId="1887062157">
+    <w:abstractNumId w:val="5"/>
+  </w:num>
+  <w:num w:numId="43" w16cid:durableId="1167742287">
+    <w:abstractNumId w:val="2"/>
+  </w:num>
+  <w:num w:numId="44" w16cid:durableId="1185168920">
+    <w:abstractNumId w:val="32"/>
+  </w:num>
+  <w:num w:numId="45" w16cid:durableId="182521496">
+    <w:abstractNumId w:val="9"/>
   </w:num>
 </w:numbering>
 </file>
@@ -8546,7 +12090,6 @@
   <w:style w:type="character" w:default="1" w:styleId="Bekezdsalapbettpusa">
     <w:name w:val="Default Paragraph Font"/>
     <w:uiPriority w:val="1"/>
-    <w:semiHidden/>
     <w:unhideWhenUsed/>
   </w:style>
   <w:style w:type="table" w:default="1" w:styleId="Normltblzat">

--- a/documents/2027_13.S1D_4_vizsgaremek_Algoritmus.docx
+++ b/documents/2027_13.S1D_4_vizsgaremek_Algoritmus.docx
@@ -4591,25 +4591,7 @@
         <w:rPr>
           <w:color w:val="7030A0"/>
         </w:rPr>
-        <w:t>Bejelentkezés</w:t>
-      </w:r>
-      <w:r>
-        <w:rPr>
-          <w:color w:val="7030A0"/>
-        </w:rPr>
-        <w:t xml:space="preserve"> (</w:t>
-      </w:r>
-      <w:r>
-        <w:rPr>
-          <w:color w:val="7030A0"/>
-        </w:rPr>
-        <w:t>Login</w:t>
-      </w:r>
-      <w:r>
-        <w:rPr>
-          <w:color w:val="7030A0"/>
-        </w:rPr>
-        <w:t>)</w:t>
+        <w:t>Bejelentkezés (Login)</w:t>
       </w:r>
       <w:bookmarkEnd w:id="8"/>
     </w:p>
@@ -4702,13 +4684,7 @@
         <w:rPr>
           <w:rFonts w:asciiTheme="minorHAnsi" w:hAnsiTheme="minorHAnsi" w:cstheme="minorHAnsi"/>
         </w:rPr>
-        <w:t>A felhasználó megnyitja a bejelentkezési oldalt</w:t>
-      </w:r>
-      <w:r>
-        <w:rPr>
-          <w:rFonts w:asciiTheme="minorHAnsi" w:hAnsiTheme="minorHAnsi" w:cstheme="minorHAnsi"/>
-        </w:rPr>
-        <w:t>.</w:t>
+        <w:t>A felhasználó megnyitja a bejelentkezési oldalt.</w:t>
       </w:r>
     </w:p>
     <w:p>
@@ -4726,19 +4702,7 @@
         <w:rPr>
           <w:rFonts w:asciiTheme="minorHAnsi" w:hAnsiTheme="minorHAnsi" w:cstheme="minorHAnsi"/>
         </w:rPr>
-        <w:t>M</w:t>
-      </w:r>
-      <w:r>
-        <w:rPr>
-          <w:rFonts w:asciiTheme="minorHAnsi" w:hAnsiTheme="minorHAnsi" w:cstheme="minorHAnsi"/>
-        </w:rPr>
-        <w:t>egadja az e-mail-címét és a jelszavát</w:t>
-      </w:r>
-      <w:r>
-        <w:rPr>
-          <w:rFonts w:asciiTheme="minorHAnsi" w:hAnsiTheme="minorHAnsi" w:cstheme="minorHAnsi"/>
-        </w:rPr>
-        <w:t>.</w:t>
+        <w:t>Megadja az e-mail-címét és a jelszavát.</w:t>
       </w:r>
     </w:p>
     <w:p>
@@ -4756,13 +4720,7 @@
         <w:rPr>
           <w:rFonts w:asciiTheme="minorHAnsi" w:hAnsiTheme="minorHAnsi" w:cstheme="minorHAnsi"/>
         </w:rPr>
-        <w:t>M</w:t>
-      </w:r>
-      <w:r>
-        <w:rPr>
-          <w:rFonts w:asciiTheme="minorHAnsi" w:hAnsiTheme="minorHAnsi" w:cstheme="minorHAnsi"/>
-        </w:rPr>
-        <w:t>ajd a Bejelentkezés gombra kattint.</w:t>
+        <w:t>Majd a Bejelentkezés gombra kattint.</w:t>
       </w:r>
     </w:p>
     <w:p>
@@ -4792,19 +4750,7 @@
         <w:rPr>
           <w:rFonts w:asciiTheme="minorHAnsi" w:hAnsiTheme="minorHAnsi" w:cstheme="minorHAnsi"/>
         </w:rPr>
-        <w:t xml:space="preserve"> </w:t>
-      </w:r>
-      <w:r>
-        <w:rPr>
-          <w:rFonts w:asciiTheme="minorHAnsi" w:hAnsiTheme="minorHAnsi" w:cstheme="minorHAnsi"/>
-        </w:rPr>
-        <w:t>"Hibás email cím vagy jelszó."</w:t>
-      </w:r>
-      <w:r>
-        <w:rPr>
-          <w:rFonts w:asciiTheme="minorHAnsi" w:hAnsiTheme="minorHAnsi" w:cstheme="minorHAnsi"/>
-        </w:rPr>
-        <w:t xml:space="preserve"> hiba üzenet jelenik meg</w:t>
+        <w:t xml:space="preserve"> "Hibás email cím vagy jelszó." hiba üzenet jelenik meg</w:t>
       </w:r>
     </w:p>
     <w:p>
@@ -4921,15 +4867,7 @@
           <w:sz w:val="26"/>
           <w:szCs w:val="26"/>
         </w:rPr>
-        <w:t>, session</w:t>
-      </w:r>
-      <w:r>
-        <w:rPr>
-          <w:rFonts w:cstheme="minorHAnsi"/>
-          <w:sz w:val="26"/>
-          <w:szCs w:val="26"/>
-        </w:rPr>
-        <w:t xml:space="preserve"> (</w:t>
+        <w:t>, session (</w:t>
       </w:r>
       <w:proofErr w:type="spellStart"/>
       <w:r>
@@ -5120,19 +5058,7 @@
         <w:rPr>
           <w:rFonts w:asciiTheme="minorHAnsi" w:hAnsiTheme="minorHAnsi" w:cstheme="minorHAnsi"/>
         </w:rPr>
-        <w:t xml:space="preserve">Az űrlap elküldésekor a frontend megakadályozza az oldal alapértelmezett </w:t>
-      </w:r>
-      <w:r>
-        <w:rPr>
-          <w:rFonts w:asciiTheme="minorHAnsi" w:hAnsiTheme="minorHAnsi" w:cstheme="minorHAnsi"/>
-        </w:rPr>
-        <w:t>újra töltését</w:t>
-      </w:r>
-      <w:r>
-        <w:rPr>
-          <w:rFonts w:asciiTheme="minorHAnsi" w:hAnsiTheme="minorHAnsi" w:cstheme="minorHAnsi"/>
-        </w:rPr>
-        <w:t>, törli az előző hibaüzenetet, és betöltési állapotba kapcsol.</w:t>
+        <w:t>Az űrlap elküldésekor a frontend megakadályozza az oldal alapértelmezett újra töltését, törli az előző hibaüzenetet, és betöltési állapotba kapcsol.</w:t>
       </w:r>
     </w:p>
     <w:p>
@@ -5150,41 +5076,7 @@
         <w:rPr>
           <w:rFonts w:asciiTheme="minorHAnsi" w:hAnsiTheme="minorHAnsi" w:cstheme="minorHAnsi"/>
         </w:rPr>
-        <w:t xml:space="preserve">A frontend meghívja a </w:t>
-      </w:r>
-      <w:proofErr w:type="spellStart"/>
-      <w:r>
-        <w:rPr>
-          <w:rFonts w:asciiTheme="minorHAnsi" w:hAnsiTheme="minorHAnsi" w:cstheme="minorHAnsi"/>
-        </w:rPr>
-        <w:t>supabase.auth.signInWithPassword</w:t>
-      </w:r>
-      <w:proofErr w:type="spellEnd"/>
-      <w:r>
-        <w:rPr>
-          <w:rFonts w:asciiTheme="minorHAnsi" w:hAnsiTheme="minorHAnsi" w:cstheme="minorHAnsi"/>
-        </w:rPr>
-        <w:t xml:space="preserve">() </w:t>
-      </w:r>
-      <w:proofErr w:type="spellStart"/>
-      <w:r>
-        <w:rPr>
-          <w:rFonts w:asciiTheme="minorHAnsi" w:hAnsiTheme="minorHAnsi" w:cstheme="minorHAnsi"/>
-        </w:rPr>
-        <w:t>Supabase</w:t>
-      </w:r>
-      <w:proofErr w:type="spellEnd"/>
-      <w:r>
-        <w:rPr>
-          <w:rFonts w:asciiTheme="minorHAnsi" w:hAnsiTheme="minorHAnsi" w:cstheme="minorHAnsi"/>
-        </w:rPr>
-        <w:t xml:space="preserve"> Auth </w:t>
-      </w:r>
-      <w:r>
-        <w:rPr>
-          <w:rFonts w:asciiTheme="minorHAnsi" w:hAnsiTheme="minorHAnsi" w:cstheme="minorHAnsi"/>
-        </w:rPr>
-        <w:t>függvényt, átadva az e-mail-címet és a jelszót.</w:t>
+        <w:t>A frontend meghívja a supabase.auth.signInWithPassword() Supabase Auth függvényt, átadva az e-mail-címet és a jelszót.</w:t>
       </w:r>
     </w:p>
     <w:p>
@@ -5202,21 +5094,7 @@
         <w:rPr>
           <w:rFonts w:asciiTheme="minorHAnsi" w:hAnsiTheme="minorHAnsi" w:cstheme="minorHAnsi"/>
         </w:rPr>
-        <w:t xml:space="preserve">A </w:t>
-      </w:r>
-      <w:proofErr w:type="spellStart"/>
-      <w:r>
-        <w:rPr>
-          <w:rFonts w:asciiTheme="minorHAnsi" w:hAnsiTheme="minorHAnsi" w:cstheme="minorHAnsi"/>
-        </w:rPr>
-        <w:t>Supabase</w:t>
-      </w:r>
-      <w:proofErr w:type="spellEnd"/>
-      <w:r>
-        <w:rPr>
-          <w:rFonts w:asciiTheme="minorHAnsi" w:hAnsiTheme="minorHAnsi" w:cstheme="minorHAnsi"/>
-        </w:rPr>
-        <w:t xml:space="preserve"> Auth ellenőrzi a megadott hitelesítési adatokat.</w:t>
+        <w:t>A Supabase Auth ellenőrzi a megadott hitelesítési adatokat.</w:t>
       </w:r>
     </w:p>
     <w:p>
@@ -5234,21 +5112,7 @@
         <w:rPr>
           <w:rFonts w:asciiTheme="minorHAnsi" w:hAnsiTheme="minorHAnsi" w:cstheme="minorHAnsi"/>
         </w:rPr>
-        <w:t xml:space="preserve">Hibás adatok esetén a függvény </w:t>
-      </w:r>
-      <w:proofErr w:type="spellStart"/>
-      <w:r>
-        <w:rPr>
-          <w:rFonts w:asciiTheme="minorHAnsi" w:hAnsiTheme="minorHAnsi" w:cstheme="minorHAnsi"/>
-        </w:rPr>
-        <w:t>error</w:t>
-      </w:r>
-      <w:proofErr w:type="spellEnd"/>
-      <w:r>
-        <w:rPr>
-          <w:rFonts w:asciiTheme="minorHAnsi" w:hAnsiTheme="minorHAnsi" w:cstheme="minorHAnsi"/>
-        </w:rPr>
-        <w:t xml:space="preserve"> objektumot ad vissza. A frontend megjeleníti a hibaüzenetet, majd megszünteti a betöltési állapotot.</w:t>
+        <w:t>Hibás adatok esetén a függvény error objektumot ad vissza. A frontend megjeleníti a hibaüzenetet, majd megszünteti a betöltési állapotot.</w:t>
       </w:r>
     </w:p>
     <w:p>
@@ -5266,49 +5130,7 @@
         <w:rPr>
           <w:rFonts w:asciiTheme="minorHAnsi" w:hAnsiTheme="minorHAnsi" w:cstheme="minorHAnsi"/>
         </w:rPr>
-        <w:t xml:space="preserve">Sikeres hitelesítés esetén a </w:t>
-      </w:r>
-      <w:proofErr w:type="spellStart"/>
-      <w:r>
-        <w:rPr>
-          <w:rFonts w:asciiTheme="minorHAnsi" w:hAnsiTheme="minorHAnsi" w:cstheme="minorHAnsi"/>
-        </w:rPr>
-        <w:t>Supabase</w:t>
-      </w:r>
-      <w:proofErr w:type="spellEnd"/>
-      <w:r>
-        <w:rPr>
-          <w:rFonts w:asciiTheme="minorHAnsi" w:hAnsiTheme="minorHAnsi" w:cstheme="minorHAnsi"/>
-        </w:rPr>
-        <w:t xml:space="preserve"> létrehozza a munkamenetet (session), amely tartalmazza többek között az </w:t>
-      </w:r>
-      <w:proofErr w:type="spellStart"/>
-      <w:r>
-        <w:rPr>
-          <w:rFonts w:asciiTheme="minorHAnsi" w:hAnsiTheme="minorHAnsi" w:cstheme="minorHAnsi"/>
-        </w:rPr>
-        <w:t>access_token</w:t>
-      </w:r>
-      <w:proofErr w:type="spellEnd"/>
-      <w:r>
-        <w:rPr>
-          <w:rFonts w:asciiTheme="minorHAnsi" w:hAnsiTheme="minorHAnsi" w:cstheme="minorHAnsi"/>
-        </w:rPr>
-        <w:t xml:space="preserve"> és </w:t>
-      </w:r>
-      <w:proofErr w:type="spellStart"/>
-      <w:r>
-        <w:rPr>
-          <w:rFonts w:asciiTheme="minorHAnsi" w:hAnsiTheme="minorHAnsi" w:cstheme="minorHAnsi"/>
-        </w:rPr>
-        <w:t>refresh_token</w:t>
-      </w:r>
-      <w:proofErr w:type="spellEnd"/>
-      <w:r>
-        <w:rPr>
-          <w:rFonts w:asciiTheme="minorHAnsi" w:hAnsiTheme="minorHAnsi" w:cstheme="minorHAnsi"/>
-        </w:rPr>
-        <w:t xml:space="preserve"> értékeket, valamint a felhasználó adatait.</w:t>
+        <w:t>Sikeres hitelesítés esetén a Supabase létrehozza a munkamenetet (session), amely tartalmazza többek között az access_token és refresh_token értékeket, valamint a felhasználó adatait.</w:t>
       </w:r>
     </w:p>
     <w:p>
@@ -5327,81 +5149,7 @@
           <w:rFonts w:asciiTheme="minorHAnsi" w:hAnsiTheme="minorHAnsi" w:cstheme="minorHAnsi"/>
         </w:rPr>
         <w:lastRenderedPageBreak/>
-        <w:t xml:space="preserve">Az </w:t>
-      </w:r>
-      <w:proofErr w:type="spellStart"/>
-      <w:r>
-        <w:rPr>
-          <w:rFonts w:asciiTheme="minorHAnsi" w:hAnsiTheme="minorHAnsi" w:cstheme="minorHAnsi"/>
-        </w:rPr>
-        <w:t>AuthContext.jsx</w:t>
-      </w:r>
-      <w:proofErr w:type="spellEnd"/>
-      <w:r>
-        <w:rPr>
-          <w:rFonts w:asciiTheme="minorHAnsi" w:hAnsiTheme="minorHAnsi" w:cstheme="minorHAnsi"/>
-        </w:rPr>
-        <w:t xml:space="preserve"> fájlban regisztrált</w:t>
-      </w:r>
-      <w:r>
-        <w:rPr>
-          <w:rFonts w:asciiTheme="minorHAnsi" w:hAnsiTheme="minorHAnsi" w:cstheme="minorHAnsi"/>
-        </w:rPr>
-        <w:t xml:space="preserve"> </w:t>
-      </w:r>
-      <w:proofErr w:type="spellStart"/>
-      <w:r>
-        <w:rPr>
-          <w:rFonts w:asciiTheme="minorHAnsi" w:hAnsiTheme="minorHAnsi" w:cstheme="minorHAnsi"/>
-        </w:rPr>
-        <w:t>supabase.auth.onAuthStateChange</w:t>
-      </w:r>
-      <w:proofErr w:type="spellEnd"/>
-      <w:r>
-        <w:rPr>
-          <w:rFonts w:asciiTheme="minorHAnsi" w:hAnsiTheme="minorHAnsi" w:cstheme="minorHAnsi"/>
-        </w:rPr>
-        <w:t>()</w:t>
-      </w:r>
-      <w:r>
-        <w:rPr>
-          <w:rFonts w:asciiTheme="minorHAnsi" w:hAnsiTheme="minorHAnsi" w:cstheme="minorHAnsi"/>
-        </w:rPr>
-        <w:t xml:space="preserve"> </w:t>
-      </w:r>
-      <w:proofErr w:type="spellStart"/>
-      <w:r>
-        <w:rPr>
-          <w:rFonts w:asciiTheme="minorHAnsi" w:hAnsiTheme="minorHAnsi" w:cstheme="minorHAnsi"/>
-        </w:rPr>
-        <w:t>Supabase</w:t>
-      </w:r>
-      <w:proofErr w:type="spellEnd"/>
-      <w:r>
-        <w:rPr>
-          <w:rFonts w:asciiTheme="minorHAnsi" w:hAnsiTheme="minorHAnsi" w:cstheme="minorHAnsi"/>
-        </w:rPr>
-        <w:t xml:space="preserve"> Auth eseményfigyelő érzékeli a bejelentkezést, és frissíti a session állapotát. A </w:t>
-      </w:r>
-      <w:proofErr w:type="spellStart"/>
-      <w:r>
-        <w:rPr>
-          <w:rFonts w:asciiTheme="minorHAnsi" w:hAnsiTheme="minorHAnsi" w:cstheme="minorHAnsi"/>
-        </w:rPr>
-        <w:t>user</w:t>
-      </w:r>
-      <w:proofErr w:type="spellEnd"/>
-      <w:r>
-        <w:rPr>
-          <w:rFonts w:asciiTheme="minorHAnsi" w:hAnsiTheme="minorHAnsi" w:cstheme="minorHAnsi"/>
-        </w:rPr>
-        <w:t xml:space="preserve"> értékét a rendszer ebből a munkamenetből határozza meg</w:t>
-      </w:r>
-      <w:r>
-        <w:rPr>
-          <w:rFonts w:asciiTheme="minorHAnsi" w:hAnsiTheme="minorHAnsi" w:cstheme="minorHAnsi"/>
-        </w:rPr>
-        <w:t xml:space="preserve"> minden műveletnél.</w:t>
+        <w:t>Az AuthContext.jsx fájlban regisztrált supabase.auth.onAuthStateChange() Supabase Auth eseményfigyelő érzékeli a bejelentkezést, és frissíti a session állapotát. A user értékét a rendszer ebből a munkamenetből határozza meg minden műveletnél.</w:t>
       </w:r>
     </w:p>
     <w:p>
@@ -5526,13 +5274,7 @@
         <w:rPr>
           <w:rFonts w:asciiTheme="minorHAnsi" w:hAnsiTheme="minorHAnsi" w:cstheme="minorHAnsi"/>
         </w:rPr>
-        <w:t xml:space="preserve">A bejelentkezett felhasználó kiválasztja </w:t>
-      </w:r>
-      <w:r>
-        <w:rPr>
-          <w:rFonts w:asciiTheme="minorHAnsi" w:hAnsiTheme="minorHAnsi" w:cstheme="minorHAnsi"/>
-        </w:rPr>
-        <w:t>milyen tesztet szeretne kitölteni. Megadja melyik tantárgyból, közép vagy emelt szinten és hogy adott év feladatsorát vagy adott témakörhöz kapcsolódó feladatokat akar kitölteni.</w:t>
+        <w:t>A bejelentkezett felhasználó kiválasztja milyen tesztet szeretne kitölteni. Megadja melyik tantárgyból, közép vagy emelt szinten és hogy adott év feladatsorát vagy adott témakörhöz kapcsolódó feladatokat akar kitölteni.</w:t>
       </w:r>
     </w:p>
     <w:p>
@@ -5685,19 +5427,11 @@
           <w:rFonts w:asciiTheme="minorHAnsi" w:hAnsiTheme="minorHAnsi" w:cstheme="minorHAnsi"/>
         </w:rPr>
       </w:pPr>
-      <w:proofErr w:type="spellStart"/>
-      <w:r>
-        <w:rPr>
-          <w:rFonts w:asciiTheme="minorHAnsi" w:hAnsiTheme="minorHAnsi" w:cstheme="minorHAnsi"/>
-        </w:rPr>
-        <w:t>tantargy_id</w:t>
-      </w:r>
-      <w:proofErr w:type="spellEnd"/>
-      <w:r>
-        <w:rPr>
-          <w:rFonts w:asciiTheme="minorHAnsi" w:hAnsiTheme="minorHAnsi" w:cstheme="minorHAnsi"/>
-        </w:rPr>
-        <w:t xml:space="preserve"> – a kiválasztott tantárgy azonosítója</w:t>
+      <w:r>
+        <w:rPr>
+          <w:rFonts w:asciiTheme="minorHAnsi" w:hAnsiTheme="minorHAnsi" w:cstheme="minorHAnsi"/>
+        </w:rPr>
+        <w:t>tantargy_id – a kiválasztott tantárgy azonosítója</w:t>
       </w:r>
       <w:r>
         <w:rPr>
@@ -5717,19 +5451,11 @@
           <w:rFonts w:asciiTheme="minorHAnsi" w:hAnsiTheme="minorHAnsi" w:cstheme="minorHAnsi"/>
         </w:rPr>
       </w:pPr>
-      <w:proofErr w:type="spellStart"/>
-      <w:r>
-        <w:rPr>
-          <w:rFonts w:asciiTheme="minorHAnsi" w:hAnsiTheme="minorHAnsi" w:cstheme="minorHAnsi"/>
-        </w:rPr>
-        <w:t>feladat_idk</w:t>
-      </w:r>
-      <w:proofErr w:type="spellEnd"/>
-      <w:r>
-        <w:rPr>
-          <w:rFonts w:asciiTheme="minorHAnsi" w:hAnsiTheme="minorHAnsi" w:cstheme="minorHAnsi"/>
-        </w:rPr>
-        <w:t xml:space="preserve"> – a tesztbe kerülő feladatok azonosítóinak tömbje</w:t>
+      <w:r>
+        <w:rPr>
+          <w:rFonts w:asciiTheme="minorHAnsi" w:hAnsiTheme="minorHAnsi" w:cstheme="minorHAnsi"/>
+        </w:rPr>
+        <w:t>feladat_idk – a tesztbe kerülő feladatok azonosítóinak tömbje</w:t>
       </w:r>
       <w:r>
         <w:rPr>
@@ -5759,55 +5485,13 @@
         <w:rPr>
           <w:rFonts w:asciiTheme="minorHAnsi" w:hAnsiTheme="minorHAnsi" w:cstheme="minorHAnsi"/>
         </w:rPr>
-        <w:t>Felhasználói azonosító (</w:t>
-      </w:r>
-      <w:proofErr w:type="spellStart"/>
-      <w:r>
-        <w:rPr>
-          <w:rFonts w:asciiTheme="minorHAnsi" w:hAnsiTheme="minorHAnsi" w:cstheme="minorHAnsi"/>
-        </w:rPr>
-        <w:t>userId</w:t>
-      </w:r>
-      <w:proofErr w:type="spellEnd"/>
-      <w:r>
-        <w:rPr>
-          <w:rFonts w:asciiTheme="minorHAnsi" w:hAnsiTheme="minorHAnsi" w:cstheme="minorHAnsi"/>
-        </w:rPr>
-        <w:t>) – a backend által ellenőrzött JWT-</w:t>
-      </w:r>
-      <w:proofErr w:type="spellStart"/>
-      <w:r>
-        <w:rPr>
-          <w:rFonts w:asciiTheme="minorHAnsi" w:hAnsiTheme="minorHAnsi" w:cstheme="minorHAnsi"/>
-        </w:rPr>
-        <w:t>tokenből</w:t>
-      </w:r>
-      <w:proofErr w:type="spellEnd"/>
-      <w:r>
-        <w:rPr>
-          <w:rFonts w:asciiTheme="minorHAnsi" w:hAnsiTheme="minorHAnsi" w:cstheme="minorHAnsi"/>
-        </w:rPr>
-        <w:t xml:space="preserve"> származik</w:t>
-      </w:r>
-      <w:r>
-        <w:rPr>
-          <w:rFonts w:asciiTheme="minorHAnsi" w:hAnsiTheme="minorHAnsi" w:cstheme="minorHAnsi"/>
-        </w:rPr>
-        <w:t xml:space="preserve"> majd az API hívás </w:t>
-      </w:r>
-      <w:proofErr w:type="spellStart"/>
-      <w:r>
-        <w:rPr>
-          <w:rFonts w:asciiTheme="minorHAnsi" w:hAnsiTheme="minorHAnsi" w:cstheme="minorHAnsi"/>
-        </w:rPr>
-        <w:t>header</w:t>
-      </w:r>
-      <w:proofErr w:type="spellEnd"/>
-      <w:r>
-        <w:rPr>
-          <w:rFonts w:asciiTheme="minorHAnsi" w:hAnsiTheme="minorHAnsi" w:cstheme="minorHAnsi"/>
-        </w:rPr>
-        <w:t xml:space="preserve"> részéből nyerhető ki</w:t>
+        <w:t>Felhasználói azonosító (userId) – a backend által ellenőrzött JWT-tokenből származik</w:t>
+      </w:r>
+      <w:r>
+        <w:rPr>
+          <w:rFonts w:asciiTheme="minorHAnsi" w:hAnsiTheme="minorHAnsi" w:cstheme="minorHAnsi"/>
+        </w:rPr>
+        <w:t xml:space="preserve"> majd az API hívás header részéből nyerhető ki</w:t>
       </w:r>
       <w:r>
         <w:rPr>
@@ -6028,19 +5712,7 @@
           <w:rFonts w:asciiTheme="minorHAnsi" w:hAnsiTheme="minorHAnsi" w:cstheme="minorHAnsi"/>
         </w:rPr>
         <w:lastRenderedPageBreak/>
-        <w:t>Hibás adatok esetén a felület a backend által visszaadott hibaüzenetet jelenítheti meg.</w:t>
-      </w:r>
-      <w:r>
-        <w:rPr>
-          <w:rFonts w:asciiTheme="minorHAnsi" w:hAnsiTheme="minorHAnsi" w:cstheme="minorHAnsi"/>
-        </w:rPr>
-        <w:t xml:space="preserve"> </w:t>
-      </w:r>
-      <w:r>
-        <w:rPr>
-          <w:rFonts w:asciiTheme="minorHAnsi" w:hAnsiTheme="minorHAnsi" w:cstheme="minorHAnsi"/>
-        </w:rPr>
-        <w:t>Sikertelen adatbázis-művelet esetén a teszt létrehozása nem tekinthető sikeresnek.</w:t>
+        <w:t>Hibás adatok esetén a felület a backend által visszaadott hibaüzenetet jelenítheti meg. Sikertelen adatbázis-művelet esetén a teszt létrehozása nem tekinthető sikeresnek.</w:t>
       </w:r>
     </w:p>
     <w:p>
@@ -6106,35 +5778,7 @@
         <w:rPr>
           <w:rFonts w:asciiTheme="minorHAnsi" w:hAnsiTheme="minorHAnsi" w:cstheme="minorHAnsi"/>
         </w:rPr>
-        <w:t>A frontend HTTP GET-kérést küld a backend /</w:t>
-      </w:r>
-      <w:proofErr w:type="spellStart"/>
-      <w:r>
-        <w:rPr>
-          <w:rFonts w:asciiTheme="minorHAnsi" w:hAnsiTheme="minorHAnsi" w:cstheme="minorHAnsi"/>
-        </w:rPr>
-        <w:t>taskroutes</w:t>
-      </w:r>
-      <w:proofErr w:type="spellEnd"/>
-      <w:r>
-        <w:rPr>
-          <w:rFonts w:asciiTheme="minorHAnsi" w:hAnsiTheme="minorHAnsi" w:cstheme="minorHAnsi"/>
-        </w:rPr>
-        <w:t>/</w:t>
-      </w:r>
-      <w:proofErr w:type="spellStart"/>
-      <w:r>
-        <w:rPr>
-          <w:rFonts w:asciiTheme="minorHAnsi" w:hAnsiTheme="minorHAnsi" w:cstheme="minorHAnsi"/>
-        </w:rPr>
-        <w:t>chosentasks</w:t>
-      </w:r>
-      <w:proofErr w:type="spellEnd"/>
-      <w:r>
-        <w:rPr>
-          <w:rFonts w:asciiTheme="minorHAnsi" w:hAnsiTheme="minorHAnsi" w:cstheme="minorHAnsi"/>
-        </w:rPr>
-        <w:t xml:space="preserve"> végpontjára az elvárt feladat tulajdonságokkal: tantárgy azonosítója, szint, melyik év feladatsora vagy melyik témakörhöz tartoz</w:t>
+        <w:t>A frontend HTTP GET-kérést küld a backend /taskroutes/chosentasks végpontjára az elvárt feladat tulajdonságokkal: tantárgy azonosítója, szint, melyik év feladatsora vagy melyik témakörhöz tartoz</w:t>
       </w:r>
       <w:r>
         <w:rPr>
@@ -6164,27 +5808,7 @@
         <w:rPr>
           <w:rFonts w:asciiTheme="minorHAnsi" w:hAnsiTheme="minorHAnsi" w:cstheme="minorHAnsi"/>
         </w:rPr>
-        <w:t xml:space="preserve">A frontend HTTP POST-kérést küld a backend </w:t>
-      </w:r>
-      <w:r>
-        <w:rPr>
-          <w:rFonts w:asciiTheme="minorHAnsi" w:hAnsiTheme="minorHAnsi" w:cstheme="minorHAnsi"/>
-        </w:rPr>
-        <w:t>/</w:t>
-      </w:r>
-      <w:proofErr w:type="spellStart"/>
-      <w:r>
-        <w:rPr>
-          <w:rFonts w:asciiTheme="minorHAnsi" w:hAnsiTheme="minorHAnsi" w:cstheme="minorHAnsi"/>
-        </w:rPr>
-        <w:t>taskroutes</w:t>
-      </w:r>
-      <w:proofErr w:type="spellEnd"/>
-      <w:r>
-        <w:rPr>
-          <w:rFonts w:asciiTheme="minorHAnsi" w:hAnsiTheme="minorHAnsi" w:cstheme="minorHAnsi"/>
-        </w:rPr>
-        <w:t xml:space="preserve">/starttest végpontjára a tantárgy azonosítójával, </w:t>
+        <w:t xml:space="preserve">A frontend HTTP POST-kérést küld a backend /taskroutes/starttest végpontjára a tantárgy azonosítójával, </w:t>
       </w:r>
       <w:r>
         <w:rPr>
@@ -6197,6 +5821,12 @@
           <w:rFonts w:asciiTheme="minorHAnsi" w:hAnsiTheme="minorHAnsi" w:cstheme="minorHAnsi"/>
         </w:rPr>
         <w:t xml:space="preserve"> feladatok azonosítóival.</w:t>
+      </w:r>
+      <w:r>
+        <w:rPr>
+          <w:rFonts w:asciiTheme="minorHAnsi" w:hAnsiTheme="minorHAnsi" w:cstheme="minorHAnsi"/>
+        </w:rPr>
+        <w:t xml:space="preserve"> </w:t>
       </w:r>
     </w:p>
     <w:p>
@@ -6214,49 +5844,7 @@
         <w:rPr>
           <w:rFonts w:asciiTheme="minorHAnsi" w:hAnsiTheme="minorHAnsi" w:cstheme="minorHAnsi"/>
         </w:rPr>
-        <w:t xml:space="preserve">A backend </w:t>
-      </w:r>
-      <w:proofErr w:type="spellStart"/>
-      <w:r>
-        <w:rPr>
-          <w:rFonts w:asciiTheme="minorHAnsi" w:hAnsiTheme="minorHAnsi" w:cstheme="minorHAnsi"/>
-        </w:rPr>
-        <w:t>requireAuth</w:t>
-      </w:r>
-      <w:proofErr w:type="spellEnd"/>
-      <w:r>
-        <w:rPr>
-          <w:rFonts w:asciiTheme="minorHAnsi" w:hAnsiTheme="minorHAnsi" w:cstheme="minorHAnsi"/>
-        </w:rPr>
-        <w:t xml:space="preserve"> </w:t>
-      </w:r>
-      <w:proofErr w:type="spellStart"/>
-      <w:r>
-        <w:rPr>
-          <w:rFonts w:asciiTheme="minorHAnsi" w:hAnsiTheme="minorHAnsi" w:cstheme="minorHAnsi"/>
-        </w:rPr>
-        <w:t>middleware</w:t>
-      </w:r>
-      <w:proofErr w:type="spellEnd"/>
-      <w:r>
-        <w:rPr>
-          <w:rFonts w:asciiTheme="minorHAnsi" w:hAnsiTheme="minorHAnsi" w:cstheme="minorHAnsi"/>
-        </w:rPr>
-        <w:t xml:space="preserve">-e ellenőrzi a felhasználó hitelesítését. A felhasználó azonosítóját az ellenőrzött </w:t>
-      </w:r>
-      <w:proofErr w:type="spellStart"/>
-      <w:r>
-        <w:rPr>
-          <w:rFonts w:asciiTheme="minorHAnsi" w:hAnsiTheme="minorHAnsi" w:cstheme="minorHAnsi"/>
-        </w:rPr>
-        <w:t>tokenből</w:t>
-      </w:r>
-      <w:proofErr w:type="spellEnd"/>
-      <w:r>
-        <w:rPr>
-          <w:rFonts w:asciiTheme="minorHAnsi" w:hAnsiTheme="minorHAnsi" w:cstheme="minorHAnsi"/>
-        </w:rPr>
-        <w:t xml:space="preserve"> veszi át, nem a kliens által küldött adatokból.</w:t>
+        <w:t>A backend requireAuth middleware-e ellenőrzi a felhasználó hitelesítését. A felhasználó azonosítóját az ellenőrzött tokenből veszi át, nem a kliens által küldött adatokból.</w:t>
       </w:r>
     </w:p>
     <w:p>
@@ -6274,21 +5862,45 @@
         <w:rPr>
           <w:rFonts w:asciiTheme="minorHAnsi" w:hAnsiTheme="minorHAnsi" w:cstheme="minorHAnsi"/>
         </w:rPr>
-        <w:t>A /</w:t>
-      </w:r>
-      <w:proofErr w:type="spellStart"/>
-      <w:r>
-        <w:rPr>
-          <w:rFonts w:asciiTheme="minorHAnsi" w:hAnsiTheme="minorHAnsi" w:cstheme="minorHAnsi"/>
-        </w:rPr>
-        <w:t>taskroutes</w:t>
-      </w:r>
-      <w:proofErr w:type="spellEnd"/>
-      <w:r>
-        <w:rPr>
-          <w:rFonts w:asciiTheme="minorHAnsi" w:hAnsiTheme="minorHAnsi" w:cstheme="minorHAnsi"/>
-        </w:rPr>
-        <w:t>/starttest végpont ellenőrzi a bemeneteket:</w:t>
+        <w:t>A /taskroutes/starttest végpont ellenőrzi a bemeneteket:</w:t>
+      </w:r>
+    </w:p>
+    <w:p>
+      <w:pPr>
+        <w:pStyle w:val="Listaszerbekezds"/>
+        <w:numPr>
+          <w:ilvl w:val="0"/>
+          <w:numId w:val="46"/>
+        </w:numPr>
+        <w:ind w:left="1276"/>
+        <w:rPr>
+          <w:rFonts w:asciiTheme="minorHAnsi" w:hAnsiTheme="minorHAnsi" w:cstheme="minorHAnsi"/>
+        </w:rPr>
+      </w:pPr>
+      <w:r>
+        <w:rPr>
+          <w:rFonts w:asciiTheme="minorHAnsi" w:hAnsiTheme="minorHAnsi" w:cstheme="minorHAnsi"/>
+        </w:rPr>
+        <w:t>A tantárgy azonosítójának pozitív egész számnak kell lennie;</w:t>
+      </w:r>
+    </w:p>
+    <w:p>
+      <w:pPr>
+        <w:pStyle w:val="Listaszerbekezds"/>
+        <w:numPr>
+          <w:ilvl w:val="0"/>
+          <w:numId w:val="46"/>
+        </w:numPr>
+        <w:ind w:left="1276"/>
+        <w:rPr>
+          <w:rFonts w:asciiTheme="minorHAnsi" w:hAnsiTheme="minorHAnsi" w:cstheme="minorHAnsi"/>
+        </w:rPr>
+      </w:pPr>
+      <w:r>
+        <w:rPr>
+          <w:rFonts w:asciiTheme="minorHAnsi" w:hAnsiTheme="minorHAnsi" w:cstheme="minorHAnsi"/>
+        </w:rPr>
+        <w:t>A feladatok listája nem lehet üres, és csak pozitív egész számokat tartalmazhat</w:t>
       </w:r>
     </w:p>
     <w:p>
@@ -6306,13 +5918,7 @@
         <w:rPr>
           <w:rFonts w:asciiTheme="minorHAnsi" w:hAnsiTheme="minorHAnsi" w:cstheme="minorHAnsi"/>
         </w:rPr>
-        <w:t>A</w:t>
-      </w:r>
-      <w:r>
-        <w:rPr>
-          <w:rFonts w:asciiTheme="minorHAnsi" w:hAnsiTheme="minorHAnsi" w:cstheme="minorHAnsi"/>
-        </w:rPr>
-        <w:t xml:space="preserve"> tantárgy azonosítójának pozitív egész számnak kell lennie;</w:t>
+        <w:t>A backend meghívja a startTest() függvényt a testCorrector.js-ből, átadva a hitelesített felhasználó azonosítóját, a tantárgy azonosítóját, a feladatok listáját és a teszt nevét.</w:t>
       </w:r>
     </w:p>
     <w:p>
@@ -6330,13 +5936,7 @@
         <w:rPr>
           <w:rFonts w:asciiTheme="minorHAnsi" w:hAnsiTheme="minorHAnsi" w:cstheme="minorHAnsi"/>
         </w:rPr>
-        <w:t>A</w:t>
-      </w:r>
-      <w:r>
-        <w:rPr>
-          <w:rFonts w:asciiTheme="minorHAnsi" w:hAnsiTheme="minorHAnsi" w:cstheme="minorHAnsi"/>
-        </w:rPr>
-        <w:t xml:space="preserve"> feladatok listája nem lehet üres, és csak pozitív egész számokat tartalmazhat;</w:t>
+        <w:t>A startTest() kiszűri a duplikált feladatazonosítókat, miközben megőrzi azok sorrendjét.</w:t>
       </w:r>
     </w:p>
     <w:p>
@@ -6354,41 +5954,7 @@
         <w:rPr>
           <w:rFonts w:asciiTheme="minorHAnsi" w:hAnsiTheme="minorHAnsi" w:cstheme="minorHAnsi"/>
         </w:rPr>
-        <w:t xml:space="preserve">A backend meghívja a </w:t>
-      </w:r>
-      <w:proofErr w:type="spellStart"/>
-      <w:r>
-        <w:rPr>
-          <w:rFonts w:asciiTheme="minorHAnsi" w:hAnsiTheme="minorHAnsi" w:cstheme="minorHAnsi"/>
-        </w:rPr>
-        <w:t>startTest</w:t>
-      </w:r>
-      <w:proofErr w:type="spellEnd"/>
-      <w:r>
-        <w:rPr>
-          <w:rFonts w:asciiTheme="minorHAnsi" w:hAnsiTheme="minorHAnsi" w:cstheme="minorHAnsi"/>
-        </w:rPr>
-        <w:t>() függvényt</w:t>
-      </w:r>
-      <w:r>
-        <w:rPr>
-          <w:rFonts w:asciiTheme="minorHAnsi" w:hAnsiTheme="minorHAnsi" w:cstheme="minorHAnsi"/>
-        </w:rPr>
-        <w:t xml:space="preserve"> a testCorrector.js-</w:t>
-      </w:r>
-      <w:proofErr w:type="spellStart"/>
-      <w:r>
-        <w:rPr>
-          <w:rFonts w:asciiTheme="minorHAnsi" w:hAnsiTheme="minorHAnsi" w:cstheme="minorHAnsi"/>
-        </w:rPr>
-        <w:t>ből</w:t>
-      </w:r>
-      <w:proofErr w:type="spellEnd"/>
-      <w:r>
-        <w:rPr>
-          <w:rFonts w:asciiTheme="minorHAnsi" w:hAnsiTheme="minorHAnsi" w:cstheme="minorHAnsi"/>
-        </w:rPr>
-        <w:t>, átadva a hitelesített felhasználó azonosítóját, a tantárgy azonosítóját, a feladatok listáját és a teszt nevét.</w:t>
+        <w:t>Az adatbázis-műveletek egyetlen tranzakción belül futnak. A rendszer ellenőrzi, hogy minden megadott feladat létezik-e, és a kiválasztott tantárgyhoz tartozik-e. Ha az ellenőrzés sikertelen, a tranzakció nem rögzíti a tesztet.</w:t>
       </w:r>
     </w:p>
     <w:p>
@@ -6406,21 +5972,7 @@
         <w:rPr>
           <w:rFonts w:asciiTheme="minorHAnsi" w:hAnsiTheme="minorHAnsi" w:cstheme="minorHAnsi"/>
         </w:rPr>
-        <w:t xml:space="preserve">A </w:t>
-      </w:r>
-      <w:proofErr w:type="spellStart"/>
-      <w:r>
-        <w:rPr>
-          <w:rFonts w:asciiTheme="minorHAnsi" w:hAnsiTheme="minorHAnsi" w:cstheme="minorHAnsi"/>
-        </w:rPr>
-        <w:t>startTest</w:t>
-      </w:r>
-      <w:proofErr w:type="spellEnd"/>
-      <w:r>
-        <w:rPr>
-          <w:rFonts w:asciiTheme="minorHAnsi" w:hAnsiTheme="minorHAnsi" w:cstheme="minorHAnsi"/>
-        </w:rPr>
-        <w:t>() kiszűri a duplikált feladatazonosítókat, miközben megőrzi azok sorrendjét.</w:t>
+        <w:t>Ha minden feladat megfelelő, a backend új rekordot hoz létre a tesztek táblában. A rekord tartalmazza a felhasználó azonosítóját, a tantárgy azonosítóját, a teszt nevét, az indítás időpontját és a folyamatban állapotot.</w:t>
       </w:r>
     </w:p>
     <w:p>
@@ -6438,7 +5990,7 @@
         <w:rPr>
           <w:rFonts w:asciiTheme="minorHAnsi" w:hAnsiTheme="minorHAnsi" w:cstheme="minorHAnsi"/>
         </w:rPr>
-        <w:t>Az adatbázis-műveletek egyetlen tranzakción belül futnak. A rendszer ellenőrzi, hogy minden megadott feladat létezik-e, és a kiválasztott tantárgyhoz tartozik-e. Ha az ellenőrzés sikertelen, a tranzakció nem rögzíti a tesztet.</w:t>
+        <w:t>A rendszer a teszt_feladatok táblában összekapcsolja az új tesztet a hozzá tartozó feladatokkal, a kiválasztott sorrendet megtartva.</w:t>
       </w:r>
     </w:p>
     <w:p>
@@ -6456,7 +6008,7 @@
         <w:rPr>
           <w:rFonts w:asciiTheme="minorHAnsi" w:hAnsiTheme="minorHAnsi" w:cstheme="minorHAnsi"/>
         </w:rPr>
-        <w:t>Ha minden feladat megfelelő, a backend új rekordot hoz létre a tesztek táblában. A rekord tartalmazza a felhasználó azonosítóját, a tantárgy azonosítóját, a teszt nevét, az indítás időpontját és a folyamatban állapotot.</w:t>
+        <w:t>Ha mindkét adatbázis-művelet sikeres, a tranzakció véglegesül. Hiba esetén a tranzakció visszagörgetésre kerül, így nem marad félkész tesztrekord.</w:t>
       </w:r>
     </w:p>
     <w:p>
@@ -6474,21 +6026,7 @@
         <w:rPr>
           <w:rFonts w:asciiTheme="minorHAnsi" w:hAnsiTheme="minorHAnsi" w:cstheme="minorHAnsi"/>
         </w:rPr>
-        <w:t xml:space="preserve">A rendszer a </w:t>
-      </w:r>
-      <w:proofErr w:type="spellStart"/>
-      <w:r>
-        <w:rPr>
-          <w:rFonts w:asciiTheme="minorHAnsi" w:hAnsiTheme="minorHAnsi" w:cstheme="minorHAnsi"/>
-        </w:rPr>
-        <w:t>teszt_feladatok</w:t>
-      </w:r>
-      <w:proofErr w:type="spellEnd"/>
-      <w:r>
-        <w:rPr>
-          <w:rFonts w:asciiTheme="minorHAnsi" w:hAnsiTheme="minorHAnsi" w:cstheme="minorHAnsi"/>
-        </w:rPr>
-        <w:t xml:space="preserve"> táblában összekapcsolja az új tesztet a hozzá tartozó feladatokkal, a kiválasztott sorrendet megtartva.</w:t>
+        <w:t>A backend visszaadja az új teszt azonosítóját, állapotát és a feladatok azonosítóit a frontend számára.</w:t>
       </w:r>
     </w:p>
     <w:p>
@@ -6506,45 +6044,426 @@
         <w:rPr>
           <w:rFonts w:asciiTheme="minorHAnsi" w:hAnsiTheme="minorHAnsi" w:cstheme="minorHAnsi"/>
         </w:rPr>
-        <w:t>Ha mindkét adatbázis-művelet sikeres, a tranzakció véglegesül. Hiba esetén a tranzakció visszagörgetésre kerül, így nem marad félkész tesztrekord.</w:t>
-      </w:r>
-    </w:p>
-    <w:p>
-      <w:pPr>
-        <w:pStyle w:val="Listaszerbekezds"/>
+        <w:t>A teszt elindul a frontenden.</w:t>
+      </w:r>
+    </w:p>
+    <w:p>
+      <w:pPr>
+        <w:rPr>
+          <w:rFonts w:cstheme="minorHAnsi"/>
+        </w:rPr>
+      </w:pPr>
+    </w:p>
+    <w:p>
+      <w:pPr>
+        <w:rPr>
+          <w:rFonts w:cstheme="minorHAnsi"/>
+        </w:rPr>
+      </w:pPr>
+    </w:p>
+    <w:p>
+      <w:pPr>
+        <w:pStyle w:val="Cmsor2"/>
+        <w:rPr>
+          <w:color w:val="7030A0"/>
+        </w:rPr>
+      </w:pPr>
+      <w:r>
+        <w:rPr>
+          <w:color w:val="7030A0"/>
+        </w:rPr>
+        <w:t>Teszt befejezése</w:t>
+      </w:r>
+    </w:p>
+    <w:p>
+      <w:r>
+        <w:t xml:space="preserve">Cél: </w:t>
+      </w:r>
+      <w:r>
+        <w:t>A kitöltött teszt válaszainak fogadása, ellenőrzése és javítása, az eredmények adatbázisban történő mentése, majd a felhasználó tájékoztatása a teszt eredményéről.</w:t>
+      </w:r>
+    </w:p>
+    <w:p>
+      <w:r>
+        <w:t>UI Interakció:</w:t>
+      </w:r>
+    </w:p>
+    <w:p>
+      <w:r>
+        <w:t xml:space="preserve">A felhasználó befejezi a teszt kitöltését, majd a beadás gombra kattint. </w:t>
+      </w:r>
+    </w:p>
+    <w:p>
+      <w:r>
+        <w:t>A rendszer elküldi a teszt azonosítóját, a válaszokat és a kitöltés időtartamát a backendnek</w:t>
+      </w:r>
+      <w:r>
+        <w:t>, küldés alapján azonosítható a felhasználó is</w:t>
+      </w:r>
+      <w:r>
+        <w:t>.</w:t>
+      </w:r>
+    </w:p>
+    <w:p/>
+    <w:p>
+      <w:r>
+        <w:t>Bemenet:</w:t>
+      </w:r>
+    </w:p>
+    <w:p>
+      <w:proofErr w:type="spellStart"/>
+      <w:r>
+        <w:t>teszt_id</w:t>
+      </w:r>
+      <w:proofErr w:type="spellEnd"/>
+      <w:r>
+        <w:t xml:space="preserve"> – a beadott teszt azonosítója</w:t>
+      </w:r>
+      <w:r>
+        <w:t>, amit a teszt indításakor kaptunk válaszként</w:t>
+      </w:r>
+    </w:p>
+    <w:p>
+      <w:proofErr w:type="spellStart"/>
+      <w:r>
+        <w:t>valaszok</w:t>
+      </w:r>
+      <w:proofErr w:type="spellEnd"/>
+      <w:r>
+        <w:t xml:space="preserve"> – a feladatok azonosítóit, típusait és a felhasználó válaszait tartalmazó tömb.</w:t>
+      </w:r>
+    </w:p>
+    <w:p>
+      <w:proofErr w:type="spellStart"/>
+      <w:r>
+        <w:t>ido</w:t>
+      </w:r>
+      <w:proofErr w:type="spellEnd"/>
+      <w:r>
+        <w:t xml:space="preserve"> – a teszt kitöltésével eltelt idő.</w:t>
+      </w:r>
+    </w:p>
+    <w:p>
+      <w:pPr>
+        <w:rPr>
+          <w:rFonts w:cstheme="minorHAnsi"/>
+        </w:rPr>
+      </w:pPr>
+      <w:r>
+        <w:t>Felhasználói azonosító (</w:t>
+      </w:r>
+      <w:proofErr w:type="spellStart"/>
+      <w:r>
+        <w:t>userId</w:t>
+      </w:r>
+      <w:proofErr w:type="spellEnd"/>
+      <w:r>
+        <w:t xml:space="preserve">) – </w:t>
+      </w:r>
+      <w:r>
+        <w:rPr>
+          <w:rFonts w:cstheme="minorHAnsi"/>
+        </w:rPr>
+        <w:t>a backend által ellenőrzött JWT-</w:t>
+      </w:r>
+      <w:proofErr w:type="spellStart"/>
+      <w:r>
+        <w:rPr>
+          <w:rFonts w:cstheme="minorHAnsi"/>
+        </w:rPr>
+        <w:t>tokenből</w:t>
+      </w:r>
+      <w:proofErr w:type="spellEnd"/>
+      <w:r>
+        <w:rPr>
+          <w:rFonts w:cstheme="minorHAnsi"/>
+        </w:rPr>
+        <w:t xml:space="preserve"> származik majd az API hívás </w:t>
+      </w:r>
+      <w:proofErr w:type="spellStart"/>
+      <w:r>
+        <w:rPr>
+          <w:rFonts w:cstheme="minorHAnsi"/>
+        </w:rPr>
+        <w:t>header</w:t>
+      </w:r>
+      <w:proofErr w:type="spellEnd"/>
+      <w:r>
+        <w:rPr>
+          <w:rFonts w:cstheme="minorHAnsi"/>
+        </w:rPr>
+        <w:t xml:space="preserve"> részéből nyerhető ki.</w:t>
+      </w:r>
+    </w:p>
+    <w:p>
+      <w:pPr>
+        <w:rPr>
+          <w:rFonts w:cstheme="minorHAnsi"/>
+        </w:rPr>
+      </w:pPr>
+    </w:p>
+    <w:p>
+      <w:pPr>
+        <w:rPr>
+          <w:rFonts w:cstheme="minorHAnsi"/>
+        </w:rPr>
+      </w:pPr>
+      <w:r>
+        <w:rPr>
+          <w:rFonts w:cstheme="minorHAnsi"/>
+        </w:rPr>
+        <w:t>Kimenet</w:t>
+      </w:r>
+    </w:p>
+    <w:p>
+      <w:pPr>
         <w:numPr>
           <w:ilvl w:val="0"/>
-          <w:numId w:val="45"/>
+          <w:numId w:val="47"/>
         </w:numPr>
-        <w:rPr>
-          <w:rFonts w:asciiTheme="minorHAnsi" w:hAnsiTheme="minorHAnsi" w:cstheme="minorHAnsi"/>
-        </w:rPr>
-      </w:pPr>
-      <w:r>
-        <w:rPr>
-          <w:rFonts w:asciiTheme="minorHAnsi" w:hAnsiTheme="minorHAnsi" w:cstheme="minorHAnsi"/>
-        </w:rPr>
-        <w:t>A backend visszaadja az új teszt azonosítóját, állapotát és a feladatok azonosítóit a frontend számára.</w:t>
-      </w:r>
-    </w:p>
-    <w:p>
-      <w:pPr>
-        <w:pStyle w:val="Listaszerbekezds"/>
+      </w:pPr>
+      <w:r>
+        <w:t>A teszt azonosítója.</w:t>
+      </w:r>
+    </w:p>
+    <w:p>
+      <w:pPr>
         <w:numPr>
           <w:ilvl w:val="0"/>
-          <w:numId w:val="45"/>
+          <w:numId w:val="47"/>
         </w:numPr>
-        <w:rPr>
-          <w:rFonts w:asciiTheme="minorHAnsi" w:hAnsiTheme="minorHAnsi" w:cstheme="minorHAnsi"/>
-        </w:rPr>
-      </w:pPr>
-      <w:r>
-        <w:rPr>
-          <w:rFonts w:asciiTheme="minorHAnsi" w:hAnsiTheme="minorHAnsi" w:cstheme="minorHAnsi"/>
-        </w:rPr>
-        <w:t>A teszt elindul a frontenden.</w:t>
-      </w:r>
-    </w:p>
+      </w:pPr>
+      <w:r>
+        <w:t>A javított feladatok eredményei.</w:t>
+      </w:r>
+    </w:p>
+    <w:p>
+      <w:pPr>
+        <w:numPr>
+          <w:ilvl w:val="0"/>
+          <w:numId w:val="47"/>
+        </w:numPr>
+      </w:pPr>
+      <w:r>
+        <w:t>Az elért pontszám</w:t>
+      </w:r>
+      <w:r>
+        <w:t>ok feladatonként.</w:t>
+      </w:r>
+    </w:p>
+    <w:p>
+      <w:pPr>
+        <w:numPr>
+          <w:ilvl w:val="0"/>
+          <w:numId w:val="47"/>
+        </w:numPr>
+      </w:pPr>
+      <w:r>
+        <w:t>A kitöltési idő.</w:t>
+      </w:r>
+    </w:p>
+    <w:p>
+      <w:pPr>
+        <w:numPr>
+          <w:ilvl w:val="0"/>
+          <w:numId w:val="47"/>
+        </w:numPr>
+      </w:pPr>
+      <w:r>
+        <w:t>A teszt végleges állapota.</w:t>
+      </w:r>
+    </w:p>
+    <w:p>
+      <w:r>
+        <w:t>Hiba esetén a backend hibakódot és hibaüzenetet ad vissza.</w:t>
+      </w:r>
+    </w:p>
+    <w:p/>
+    <w:p>
+      <w:r>
+        <w:t>UI Kimenet:</w:t>
+      </w:r>
+    </w:p>
+    <w:p>
+      <w:r>
+        <w:t>A feldolgozás ideje alatt a felület jelezi, hogy a javítás folyamatban van.</w:t>
+      </w:r>
+    </w:p>
+    <w:p>
+      <w:r>
+        <w:t>Sikeres beadás után a felhasználó megtekintheti a teszt eredményét, a pontszámot és a feladatok javítását.</w:t>
+      </w:r>
+    </w:p>
+    <w:p>
+      <w:r>
+        <w:t>Hibás beadás vagy szerverhiba esetén a felület hibaüzenetet jelenít meg.</w:t>
+      </w:r>
+    </w:p>
+    <w:p/>
+    <w:p>
+      <w:r>
+        <w:t>Eljárás:</w:t>
+      </w:r>
+    </w:p>
+    <w:p>
+      <w:r>
+        <w:lastRenderedPageBreak/>
+        <w:t xml:space="preserve">A felhasználó beadja a tesztet. A frontend POST-kérést küld a backend </w:t>
+      </w:r>
+      <w:r>
+        <w:t>/</w:t>
+      </w:r>
+      <w:proofErr w:type="spellStart"/>
+      <w:r>
+        <w:t>correctionroutes</w:t>
+      </w:r>
+      <w:proofErr w:type="spellEnd"/>
+      <w:r>
+        <w:t>/</w:t>
+      </w:r>
+      <w:proofErr w:type="spellStart"/>
+      <w:r>
+        <w:t>incoming</w:t>
+      </w:r>
+      <w:proofErr w:type="spellEnd"/>
+      <w:r>
+        <w:t xml:space="preserve"> végpontjára, a teszt azonosítójával, a válaszokkal és a kitöltési idővel.</w:t>
+      </w:r>
+    </w:p>
+    <w:p>
+      <w:r>
+        <w:t>A backend ellenőrzi a beérkezett adatok szerkezetét és értékeit. Vizsgálja többek között a tesztazonosítót, a válaszok számát, a feladattípusokat, a duplikált feladatazonosítókat és az időtartamot.</w:t>
+      </w:r>
+    </w:p>
+    <w:p>
+      <w:r>
+        <w:t xml:space="preserve">A backend </w:t>
+      </w:r>
+      <w:proofErr w:type="spellStart"/>
+      <w:r>
+        <w:t>requireAuth</w:t>
+      </w:r>
+      <w:proofErr w:type="spellEnd"/>
+      <w:r>
+        <w:t xml:space="preserve"> </w:t>
+      </w:r>
+      <w:proofErr w:type="spellStart"/>
+      <w:r>
+        <w:t>middleware</w:t>
+      </w:r>
+      <w:proofErr w:type="spellEnd"/>
+      <w:r>
+        <w:t xml:space="preserve">-e ellenőrzi a felhasználó hitelesítését. A felhasználó azonosítóját az ellenőrzött </w:t>
+      </w:r>
+      <w:proofErr w:type="spellStart"/>
+      <w:r>
+        <w:t>tokenből</w:t>
+      </w:r>
+      <w:proofErr w:type="spellEnd"/>
+      <w:r>
+        <w:t xml:space="preserve"> veszi át, nem a kliens által küldött adatokból.</w:t>
+      </w:r>
+    </w:p>
+    <w:p>
+      <w:r>
+        <w:t>A testCorrector.js-</w:t>
+      </w:r>
+      <w:proofErr w:type="spellStart"/>
+      <w:r>
+        <w:t>ből</w:t>
+      </w:r>
+      <w:proofErr w:type="spellEnd"/>
+      <w:r>
+        <w:t xml:space="preserve"> meghívja a </w:t>
+      </w:r>
+      <w:proofErr w:type="spellStart"/>
+      <w:proofErr w:type="gramStart"/>
+      <w:r>
+        <w:t>receiveSubmission</w:t>
+      </w:r>
+      <w:proofErr w:type="spellEnd"/>
+      <w:r>
+        <w:t>(</w:t>
+      </w:r>
+      <w:proofErr w:type="gramEnd"/>
+      <w:r>
+        <w:t>) függvényt a hitelesített felhasználó, teszt azonosító, válaszok és a másodperccé alakított adatok segítségével.</w:t>
+      </w:r>
+    </w:p>
+    <w:p>
+      <w:r>
+        <w:t xml:space="preserve">A </w:t>
+      </w:r>
+      <w:proofErr w:type="spellStart"/>
+      <w:proofErr w:type="gramStart"/>
+      <w:r>
+        <w:t>parositTesztet</w:t>
+      </w:r>
+      <w:proofErr w:type="spellEnd"/>
+      <w:r>
+        <w:t>(</w:t>
+      </w:r>
+      <w:proofErr w:type="gramEnd"/>
+      <w:r>
+        <w:t>) függvény ellenőrzi, hogy a teszt létezik-e, a bejelentkezett felhasználóhoz tartozik-e, és még folyamatban állapotú-e. Azt is ellenőrzi, hogy a beküldött feladatok valóban a teszthez tartoznak-e.</w:t>
+      </w:r>
+    </w:p>
+    <w:p>
+      <w:r>
+        <w:t>Ha az ellenőrzés sikertelen, a rendszer megszakítja a folyamatot, és hibaválaszt küld a frontendnek.</w:t>
+      </w:r>
+    </w:p>
+    <w:p>
+      <w:r>
+        <w:t xml:space="preserve">A </w:t>
+      </w:r>
+      <w:proofErr w:type="spellStart"/>
+      <w:proofErr w:type="gramStart"/>
+      <w:r>
+        <w:t>feldolgozBeadast</w:t>
+      </w:r>
+      <w:proofErr w:type="spellEnd"/>
+      <w:r>
+        <w:t>(</w:t>
+      </w:r>
+      <w:proofErr w:type="gramEnd"/>
+      <w:r>
+        <w:t xml:space="preserve">) függvény a teszt állapotát folyamatban értékről </w:t>
+      </w:r>
+      <w:proofErr w:type="spellStart"/>
+      <w:r>
+        <w:t>javitas</w:t>
+      </w:r>
+      <w:proofErr w:type="spellEnd"/>
+      <w:r>
+        <w:t xml:space="preserve"> értékre állítja. Ezzel megakadályozza, hogy ugyanazt a tesztet párhuzamosan vagy ismételten beadják.</w:t>
+      </w:r>
+    </w:p>
+    <w:p>
+      <w:r>
+        <w:t>Kiszámoljuk a kitöltési idejét a tesztnek.</w:t>
+      </w:r>
+    </w:p>
+    <w:p>
+      <w:r>
+        <w:t xml:space="preserve">A </w:t>
+      </w:r>
+      <w:r>
+        <w:t>rendszer betölti a teszthez tartozó feladatok helyes megoldásait, típusait és pontértékeit az adatbázisból.</w:t>
+      </w:r>
+    </w:p>
+    <w:p>
+      <w:r>
+        <w:t xml:space="preserve">Egy </w:t>
+      </w:r>
+      <w:r>
+        <w:t>adatbázis-tranzakcióban elmenti a javítás eredményeit, a pontszámokat és a kitöltési időt, majd a teszt állapotát befejezett értékre állítja.</w:t>
+      </w:r>
+    </w:p>
+    <w:p/>
+    <w:p/>
+    <w:p/>
+    <w:p/>
     <w:sectPr>
       <w:headerReference w:type="default" r:id="rId9"/>
       <w:footerReference w:type="default" r:id="rId10"/>
@@ -6882,6 +6801,155 @@
 <file path=word/numbering.xml><?xml version="1.0" encoding="utf-8"?>
 <w:numbering xmlns:wpc="http://schemas.microsoft.com/office/word/2010/wordprocessingCanvas" xmlns:cx="http://schemas.microsoft.com/office/drawing/2014/chartex" xmlns:cx1="http://schemas.microsoft.com/office/drawing/2015/9/8/chartex" xmlns:cx2="http://schemas.microsoft.com/office/drawing/2015/10/21/chartex" xmlns:cx3="http://schemas.microsoft.com/office/drawing/2016/5/9/chartex" xmlns:cx4="http://schemas.microsoft.com/office/drawing/2016/5/10/chartex" xmlns:cx5="http://schemas.microsoft.com/office/drawing/2016/5/11/chartex" xmlns:cx6="http://schemas.microsoft.com/office/drawing/2016/5/12/chartex" xmlns:cx7="http://schemas.microsoft.com/office/drawing/2016/5/13/chartex" xmlns:cx8="http://schemas.microsoft.com/office/drawing/2016/5/14/chartex" xmlns:mc="http://schemas.openxmlformats.org/markup-compatibility/2006" xmlns:aink="http://schemas.microsoft.com/office/drawing/2016/ink" xmlns:am3d="http://schemas.microsoft.com/office/drawing/2017/model3d" xmlns:o="urn:schemas-microsoft-com:office:office" xmlns:oel="http://schemas.microsoft.com/office/2019/extlst" xmlns:r="http://schemas.openxmlformats.org/officeDocument/2006/relationships" xmlns:m="http://schemas.openxmlformats.org/officeDocument/2006/math" xmlns:v="urn:schemas-microsoft-com:vml" xmlns:wp14="http://schemas.microsoft.com/office/word/2010/wordprocessingDrawing" xmlns:wp="http://schemas.openxmlformats.org/drawingml/2006/wordprocessingDrawing" xmlns:w10="urn:schemas-microsoft-com:office:word" xmlns:w="http://schemas.openxmlformats.org/wordprocessingml/2006/main" xmlns:w14="http://schemas.microsoft.com/office/word/2010/wordml" xmlns:w15="http://schemas.microsoft.com/office/word/2012/wordml" xmlns:w16cex="http://schemas.microsoft.com/office/word/2018/wordml/cex" xmlns:w16cid="http://schemas.microsoft.com/office/word/2016/wordml/cid" xmlns:w16="http://schemas.microsoft.com/office/word/2018/wordml" xmlns:w16du="http://schemas.microsoft.com/office/word/2023/wordml/word16du" xmlns:w16sdtdh="http://schemas.microsoft.com/office/word/2020/wordml/sdtdatahash" xmlns:w16sdtfl="http://schemas.microsoft.com/office/word/2024/wordml/sdtformatlock" xmlns:w16se="http://schemas.microsoft.com/office/word/2015/wordml/symex" xmlns:wpg="http://schemas.microsoft.com/office/word/2010/wordprocessingGroup" xmlns:wpi="http://schemas.microsoft.com/office/word/2010/wordprocessingInk" xmlns:wne="http://schemas.microsoft.com/office/word/2006/wordml" xmlns:wps="http://schemas.microsoft.com/office/word/2010/wordprocessingShape" mc:Ignorable="w14 w15 w16se w16cid w16 w16cex w16sdtdh w16sdtfl w16du wp14">
   <w:abstractNum w:abstractNumId="0" w15:restartNumberingAfterBreak="0">
+    <w:nsid w:val="025C2360"/>
+    <w:multiLevelType w:val="multilevel"/>
+    <w:tmpl w:val="815C3956"/>
+    <w:lvl w:ilvl="0">
+      <w:start w:val="1"/>
+      <w:numFmt w:val="bullet"/>
+      <w:lvlText w:val=""/>
+      <w:lvlJc w:val="left"/>
+      <w:pPr>
+        <w:tabs>
+          <w:tab w:val="num" w:pos="720"/>
+        </w:tabs>
+        <w:ind w:left="720" w:hanging="360"/>
+      </w:pPr>
+      <w:rPr>
+        <w:rFonts w:ascii="Symbol" w:hAnsi="Symbol" w:hint="default"/>
+        <w:sz w:val="20"/>
+      </w:rPr>
+    </w:lvl>
+    <w:lvl w:ilvl="1" w:tentative="1">
+      <w:start w:val="1"/>
+      <w:numFmt w:val="bullet"/>
+      <w:lvlText w:val="o"/>
+      <w:lvlJc w:val="left"/>
+      <w:pPr>
+        <w:tabs>
+          <w:tab w:val="num" w:pos="1440"/>
+        </w:tabs>
+        <w:ind w:left="1440" w:hanging="360"/>
+      </w:pPr>
+      <w:rPr>
+        <w:rFonts w:ascii="Courier New" w:hAnsi="Courier New" w:hint="default"/>
+        <w:sz w:val="20"/>
+      </w:rPr>
+    </w:lvl>
+    <w:lvl w:ilvl="2" w:tentative="1">
+      <w:start w:val="1"/>
+      <w:numFmt w:val="bullet"/>
+      <w:lvlText w:val=""/>
+      <w:lvlJc w:val="left"/>
+      <w:pPr>
+        <w:tabs>
+          <w:tab w:val="num" w:pos="2160"/>
+        </w:tabs>
+        <w:ind w:left="2160" w:hanging="360"/>
+      </w:pPr>
+      <w:rPr>
+        <w:rFonts w:ascii="Wingdings" w:hAnsi="Wingdings" w:hint="default"/>
+        <w:sz w:val="20"/>
+      </w:rPr>
+    </w:lvl>
+    <w:lvl w:ilvl="3" w:tentative="1">
+      <w:start w:val="1"/>
+      <w:numFmt w:val="bullet"/>
+      <w:lvlText w:val=""/>
+      <w:lvlJc w:val="left"/>
+      <w:pPr>
+        <w:tabs>
+          <w:tab w:val="num" w:pos="2880"/>
+        </w:tabs>
+        <w:ind w:left="2880" w:hanging="360"/>
+      </w:pPr>
+      <w:rPr>
+        <w:rFonts w:ascii="Wingdings" w:hAnsi="Wingdings" w:hint="default"/>
+        <w:sz w:val="20"/>
+      </w:rPr>
+    </w:lvl>
+    <w:lvl w:ilvl="4" w:tentative="1">
+      <w:start w:val="1"/>
+      <w:numFmt w:val="bullet"/>
+      <w:lvlText w:val=""/>
+      <w:lvlJc w:val="left"/>
+      <w:pPr>
+        <w:tabs>
+          <w:tab w:val="num" w:pos="3600"/>
+        </w:tabs>
+        <w:ind w:left="3600" w:hanging="360"/>
+      </w:pPr>
+      <w:rPr>
+        <w:rFonts w:ascii="Wingdings" w:hAnsi="Wingdings" w:hint="default"/>
+        <w:sz w:val="20"/>
+      </w:rPr>
+    </w:lvl>
+    <w:lvl w:ilvl="5" w:tentative="1">
+      <w:start w:val="1"/>
+      <w:numFmt w:val="bullet"/>
+      <w:lvlText w:val=""/>
+      <w:lvlJc w:val="left"/>
+      <w:pPr>
+        <w:tabs>
+          <w:tab w:val="num" w:pos="4320"/>
+        </w:tabs>
+        <w:ind w:left="4320" w:hanging="360"/>
+      </w:pPr>
+      <w:rPr>
+        <w:rFonts w:ascii="Wingdings" w:hAnsi="Wingdings" w:hint="default"/>
+        <w:sz w:val="20"/>
+      </w:rPr>
+    </w:lvl>
+    <w:lvl w:ilvl="6" w:tentative="1">
+      <w:start w:val="1"/>
+      <w:numFmt w:val="bullet"/>
+      <w:lvlText w:val=""/>
+      <w:lvlJc w:val="left"/>
+      <w:pPr>
+        <w:tabs>
+          <w:tab w:val="num" w:pos="5040"/>
+        </w:tabs>
+        <w:ind w:left="5040" w:hanging="360"/>
+      </w:pPr>
+      <w:rPr>
+        <w:rFonts w:ascii="Wingdings" w:hAnsi="Wingdings" w:hint="default"/>
+        <w:sz w:val="20"/>
+      </w:rPr>
+    </w:lvl>
+    <w:lvl w:ilvl="7" w:tentative="1">
+      <w:start w:val="1"/>
+      <w:numFmt w:val="bullet"/>
+      <w:lvlText w:val=""/>
+      <w:lvlJc w:val="left"/>
+      <w:pPr>
+        <w:tabs>
+          <w:tab w:val="num" w:pos="5760"/>
+        </w:tabs>
+        <w:ind w:left="5760" w:hanging="360"/>
+      </w:pPr>
+      <w:rPr>
+        <w:rFonts w:ascii="Wingdings" w:hAnsi="Wingdings" w:hint="default"/>
+        <w:sz w:val="20"/>
+      </w:rPr>
+    </w:lvl>
+    <w:lvl w:ilvl="8" w:tentative="1">
+      <w:start w:val="1"/>
+      <w:numFmt w:val="bullet"/>
+      <w:lvlText w:val=""/>
+      <w:lvlJc w:val="left"/>
+      <w:pPr>
+        <w:tabs>
+          <w:tab w:val="num" w:pos="6480"/>
+        </w:tabs>
+        <w:ind w:left="6480" w:hanging="360"/>
+      </w:pPr>
+      <w:rPr>
+        <w:rFonts w:ascii="Wingdings" w:hAnsi="Wingdings" w:hint="default"/>
+        <w:sz w:val="20"/>
+      </w:rPr>
+    </w:lvl>
+  </w:abstractNum>
+  <w:abstractNum w:abstractNumId="1" w15:restartNumberingAfterBreak="0">
     <w:nsid w:val="047E154C"/>
     <w:multiLevelType w:val="hybridMultilevel"/>
     <w:tmpl w:val="8426247E"/>
@@ -6967,7 +7035,7 @@
       </w:pPr>
     </w:lvl>
   </w:abstractNum>
-  <w:abstractNum w:abstractNumId="1" w15:restartNumberingAfterBreak="0">
+  <w:abstractNum w:abstractNumId="2" w15:restartNumberingAfterBreak="0">
     <w:nsid w:val="06A81897"/>
     <w:multiLevelType w:val="hybridMultilevel"/>
     <w:tmpl w:val="3A74DEE0"/>
@@ -7053,7 +7121,7 @@
       </w:pPr>
     </w:lvl>
   </w:abstractNum>
-  <w:abstractNum w:abstractNumId="2" w15:restartNumberingAfterBreak="0">
+  <w:abstractNum w:abstractNumId="3" w15:restartNumberingAfterBreak="0">
     <w:nsid w:val="09B93F01"/>
     <w:multiLevelType w:val="hybridMultilevel"/>
     <w:tmpl w:val="9432D820"/>
@@ -7166,7 +7234,7 @@
       </w:rPr>
     </w:lvl>
   </w:abstractNum>
-  <w:abstractNum w:abstractNumId="3" w15:restartNumberingAfterBreak="0">
+  <w:abstractNum w:abstractNumId="4" w15:restartNumberingAfterBreak="0">
     <w:nsid w:val="0A841DFD"/>
     <w:multiLevelType w:val="hybridMultilevel"/>
     <w:tmpl w:val="7524810E"/>
@@ -7255,7 +7323,7 @@
       </w:pPr>
     </w:lvl>
   </w:abstractNum>
-  <w:abstractNum w:abstractNumId="4" w15:restartNumberingAfterBreak="0">
+  <w:abstractNum w:abstractNumId="5" w15:restartNumberingAfterBreak="0">
     <w:nsid w:val="0B73725B"/>
     <w:multiLevelType w:val="hybridMultilevel"/>
     <w:tmpl w:val="D16E2642"/>
@@ -7368,7 +7436,7 @@
       </w:rPr>
     </w:lvl>
   </w:abstractNum>
-  <w:abstractNum w:abstractNumId="5" w15:restartNumberingAfterBreak="0">
+  <w:abstractNum w:abstractNumId="6" w15:restartNumberingAfterBreak="0">
     <w:nsid w:val="0DB04DE0"/>
     <w:multiLevelType w:val="hybridMultilevel"/>
     <w:tmpl w:val="93687A96"/>
@@ -7454,7 +7522,7 @@
       </w:pPr>
     </w:lvl>
   </w:abstractNum>
-  <w:abstractNum w:abstractNumId="6" w15:restartNumberingAfterBreak="0">
+  <w:abstractNum w:abstractNumId="7" w15:restartNumberingAfterBreak="0">
     <w:nsid w:val="0E020DB5"/>
     <w:multiLevelType w:val="hybridMultilevel"/>
     <w:tmpl w:val="42C00B20"/>
@@ -7543,7 +7611,7 @@
       </w:pPr>
     </w:lvl>
   </w:abstractNum>
-  <w:abstractNum w:abstractNumId="7" w15:restartNumberingAfterBreak="0">
+  <w:abstractNum w:abstractNumId="8" w15:restartNumberingAfterBreak="0">
     <w:nsid w:val="0F34611A"/>
     <w:multiLevelType w:val="multilevel"/>
     <w:tmpl w:val="B73E4240"/>
@@ -7656,7 +7724,7 @@
       </w:rPr>
     </w:lvl>
   </w:abstractNum>
-  <w:abstractNum w:abstractNumId="8" w15:restartNumberingAfterBreak="0">
+  <w:abstractNum w:abstractNumId="9" w15:restartNumberingAfterBreak="0">
     <w:nsid w:val="11CE3B06"/>
     <w:multiLevelType w:val="hybridMultilevel"/>
     <w:tmpl w:val="2CE6C760"/>
@@ -7742,7 +7810,7 @@
       </w:pPr>
     </w:lvl>
   </w:abstractNum>
-  <w:abstractNum w:abstractNumId="9" w15:restartNumberingAfterBreak="0">
+  <w:abstractNum w:abstractNumId="10" w15:restartNumberingAfterBreak="0">
     <w:nsid w:val="12C9656E"/>
     <w:multiLevelType w:val="hybridMultilevel"/>
     <w:tmpl w:val="0760280A"/>
@@ -7828,7 +7896,7 @@
       </w:pPr>
     </w:lvl>
   </w:abstractNum>
-  <w:abstractNum w:abstractNumId="10" w15:restartNumberingAfterBreak="0">
+  <w:abstractNum w:abstractNumId="11" w15:restartNumberingAfterBreak="0">
     <w:nsid w:val="21C955BE"/>
     <w:multiLevelType w:val="hybridMultilevel"/>
     <w:tmpl w:val="AB102A30"/>
@@ -7917,7 +7985,7 @@
       </w:pPr>
     </w:lvl>
   </w:abstractNum>
-  <w:abstractNum w:abstractNumId="11" w15:restartNumberingAfterBreak="0">
+  <w:abstractNum w:abstractNumId="12" w15:restartNumberingAfterBreak="0">
     <w:nsid w:val="21CE1240"/>
     <w:multiLevelType w:val="hybridMultilevel"/>
     <w:tmpl w:val="AA18DFA0"/>
@@ -8030,7 +8098,7 @@
       </w:rPr>
     </w:lvl>
   </w:abstractNum>
-  <w:abstractNum w:abstractNumId="12" w15:restartNumberingAfterBreak="0">
+  <w:abstractNum w:abstractNumId="13" w15:restartNumberingAfterBreak="0">
     <w:nsid w:val="23E37E22"/>
     <w:multiLevelType w:val="hybridMultilevel"/>
     <w:tmpl w:val="7FD8EF62"/>
@@ -8119,7 +8187,7 @@
       </w:pPr>
     </w:lvl>
   </w:abstractNum>
-  <w:abstractNum w:abstractNumId="13" w15:restartNumberingAfterBreak="0">
+  <w:abstractNum w:abstractNumId="14" w15:restartNumberingAfterBreak="0">
     <w:nsid w:val="28CF4245"/>
     <w:multiLevelType w:val="multilevel"/>
     <w:tmpl w:val="0706DD66"/>
@@ -8232,7 +8300,7 @@
       </w:rPr>
     </w:lvl>
   </w:abstractNum>
-  <w:abstractNum w:abstractNumId="14" w15:restartNumberingAfterBreak="0">
+  <w:abstractNum w:abstractNumId="15" w15:restartNumberingAfterBreak="0">
     <w:nsid w:val="2D05634F"/>
     <w:multiLevelType w:val="hybridMultilevel"/>
     <w:tmpl w:val="1AE04C96"/>
@@ -8345,7 +8413,7 @@
       </w:rPr>
     </w:lvl>
   </w:abstractNum>
-  <w:abstractNum w:abstractNumId="15" w15:restartNumberingAfterBreak="0">
+  <w:abstractNum w:abstractNumId="16" w15:restartNumberingAfterBreak="0">
     <w:nsid w:val="2E3E44E9"/>
     <w:multiLevelType w:val="multilevel"/>
     <w:tmpl w:val="689C7E3E"/>
@@ -8458,7 +8526,7 @@
       </w:rPr>
     </w:lvl>
   </w:abstractNum>
-  <w:abstractNum w:abstractNumId="16" w15:restartNumberingAfterBreak="0">
+  <w:abstractNum w:abstractNumId="17" w15:restartNumberingAfterBreak="0">
     <w:nsid w:val="338B17F4"/>
     <w:multiLevelType w:val="multilevel"/>
     <w:tmpl w:val="CF4876C6"/>
@@ -8571,7 +8639,7 @@
       </w:rPr>
     </w:lvl>
   </w:abstractNum>
-  <w:abstractNum w:abstractNumId="17" w15:restartNumberingAfterBreak="0">
+  <w:abstractNum w:abstractNumId="18" w15:restartNumberingAfterBreak="0">
     <w:nsid w:val="34944DA4"/>
     <w:multiLevelType w:val="hybridMultilevel"/>
     <w:tmpl w:val="B60214E2"/>
@@ -8684,7 +8752,7 @@
       </w:rPr>
     </w:lvl>
   </w:abstractNum>
-  <w:abstractNum w:abstractNumId="18" w15:restartNumberingAfterBreak="0">
+  <w:abstractNum w:abstractNumId="19" w15:restartNumberingAfterBreak="0">
     <w:nsid w:val="3866534E"/>
     <w:multiLevelType w:val="hybridMultilevel"/>
     <w:tmpl w:val="2EB2C0D6"/>
@@ -8773,7 +8841,7 @@
       </w:pPr>
     </w:lvl>
   </w:abstractNum>
-  <w:abstractNum w:abstractNumId="19" w15:restartNumberingAfterBreak="0">
+  <w:abstractNum w:abstractNumId="20" w15:restartNumberingAfterBreak="0">
     <w:nsid w:val="39133BAA"/>
     <w:multiLevelType w:val="hybridMultilevel"/>
     <w:tmpl w:val="50D2FD90"/>
@@ -8886,7 +8954,7 @@
       </w:rPr>
     </w:lvl>
   </w:abstractNum>
-  <w:abstractNum w:abstractNumId="20" w15:restartNumberingAfterBreak="0">
+  <w:abstractNum w:abstractNumId="21" w15:restartNumberingAfterBreak="0">
     <w:nsid w:val="3950041A"/>
     <w:multiLevelType w:val="hybridMultilevel"/>
     <w:tmpl w:val="222C7DA8"/>
@@ -8972,7 +9040,7 @@
       </w:pPr>
     </w:lvl>
   </w:abstractNum>
-  <w:abstractNum w:abstractNumId="21" w15:restartNumberingAfterBreak="0">
+  <w:abstractNum w:abstractNumId="22" w15:restartNumberingAfterBreak="0">
     <w:nsid w:val="39F828FA"/>
     <w:multiLevelType w:val="multilevel"/>
     <w:tmpl w:val="8894F804"/>
@@ -9093,7 +9161,7 @@
       </w:rPr>
     </w:lvl>
   </w:abstractNum>
-  <w:abstractNum w:abstractNumId="22" w15:restartNumberingAfterBreak="0">
+  <w:abstractNum w:abstractNumId="23" w15:restartNumberingAfterBreak="0">
     <w:nsid w:val="3A5632FE"/>
     <w:multiLevelType w:val="hybridMultilevel"/>
     <w:tmpl w:val="064A8054"/>
@@ -9207,7 +9275,7 @@
       </w:rPr>
     </w:lvl>
   </w:abstractNum>
-  <w:abstractNum w:abstractNumId="23" w15:restartNumberingAfterBreak="0">
+  <w:abstractNum w:abstractNumId="24" w15:restartNumberingAfterBreak="0">
     <w:nsid w:val="40E01A4D"/>
     <w:multiLevelType w:val="hybridMultilevel"/>
     <w:tmpl w:val="7CBCA838"/>
@@ -9293,7 +9361,7 @@
       </w:pPr>
     </w:lvl>
   </w:abstractNum>
-  <w:abstractNum w:abstractNumId="24" w15:restartNumberingAfterBreak="0">
+  <w:abstractNum w:abstractNumId="25" w15:restartNumberingAfterBreak="0">
     <w:nsid w:val="41C55866"/>
     <w:multiLevelType w:val="hybridMultilevel"/>
     <w:tmpl w:val="0186BE02"/>
@@ -9406,7 +9474,7 @@
       </w:rPr>
     </w:lvl>
   </w:abstractNum>
-  <w:abstractNum w:abstractNumId="25" w15:restartNumberingAfterBreak="0">
+  <w:abstractNum w:abstractNumId="26" w15:restartNumberingAfterBreak="0">
     <w:nsid w:val="41DA17E3"/>
     <w:multiLevelType w:val="hybridMultilevel"/>
     <w:tmpl w:val="2F228182"/>
@@ -9492,7 +9560,7 @@
       </w:pPr>
     </w:lvl>
   </w:abstractNum>
-  <w:abstractNum w:abstractNumId="26" w15:restartNumberingAfterBreak="0">
+  <w:abstractNum w:abstractNumId="27" w15:restartNumberingAfterBreak="0">
     <w:nsid w:val="41F10DC5"/>
     <w:multiLevelType w:val="hybridMultilevel"/>
     <w:tmpl w:val="032E5EBE"/>
@@ -9604,7 +9672,7 @@
       </w:rPr>
     </w:lvl>
   </w:abstractNum>
-  <w:abstractNum w:abstractNumId="27" w15:restartNumberingAfterBreak="0">
+  <w:abstractNum w:abstractNumId="28" w15:restartNumberingAfterBreak="0">
     <w:nsid w:val="42101FD2"/>
     <w:multiLevelType w:val="multilevel"/>
     <w:tmpl w:val="EF22AF76"/>
@@ -9753,7 +9821,7 @@
       </w:rPr>
     </w:lvl>
   </w:abstractNum>
-  <w:abstractNum w:abstractNumId="28" w15:restartNumberingAfterBreak="0">
+  <w:abstractNum w:abstractNumId="29" w15:restartNumberingAfterBreak="0">
     <w:nsid w:val="463105F9"/>
     <w:multiLevelType w:val="hybridMultilevel"/>
     <w:tmpl w:val="320C3C3A"/>
@@ -9842,7 +9910,7 @@
       </w:pPr>
     </w:lvl>
   </w:abstractNum>
-  <w:abstractNum w:abstractNumId="29" w15:restartNumberingAfterBreak="0">
+  <w:abstractNum w:abstractNumId="30" w15:restartNumberingAfterBreak="0">
     <w:nsid w:val="476110F7"/>
     <w:multiLevelType w:val="hybridMultilevel"/>
     <w:tmpl w:val="F1BEA3F0"/>
@@ -9955,7 +10023,7 @@
       </w:rPr>
     </w:lvl>
   </w:abstractNum>
-  <w:abstractNum w:abstractNumId="30" w15:restartNumberingAfterBreak="0">
+  <w:abstractNum w:abstractNumId="31" w15:restartNumberingAfterBreak="0">
     <w:nsid w:val="4CA64623"/>
     <w:multiLevelType w:val="hybridMultilevel"/>
     <w:tmpl w:val="BE12653C"/>
@@ -10041,7 +10109,7 @@
       </w:pPr>
     </w:lvl>
   </w:abstractNum>
-  <w:abstractNum w:abstractNumId="31" w15:restartNumberingAfterBreak="0">
+  <w:abstractNum w:abstractNumId="32" w15:restartNumberingAfterBreak="0">
     <w:nsid w:val="4CDC541C"/>
     <w:multiLevelType w:val="hybridMultilevel"/>
     <w:tmpl w:val="FD9834F2"/>
@@ -10127,7 +10195,7 @@
       </w:pPr>
     </w:lvl>
   </w:abstractNum>
-  <w:abstractNum w:abstractNumId="32" w15:restartNumberingAfterBreak="0">
+  <w:abstractNum w:abstractNumId="33" w15:restartNumberingAfterBreak="0">
     <w:nsid w:val="4D556DEB"/>
     <w:multiLevelType w:val="hybridMultilevel"/>
     <w:tmpl w:val="3894163C"/>
@@ -10240,7 +10308,7 @@
       </w:rPr>
     </w:lvl>
   </w:abstractNum>
-  <w:abstractNum w:abstractNumId="33" w15:restartNumberingAfterBreak="0">
+  <w:abstractNum w:abstractNumId="34" w15:restartNumberingAfterBreak="0">
     <w:nsid w:val="53AB1538"/>
     <w:multiLevelType w:val="multilevel"/>
     <w:tmpl w:val="4482B3B2"/>
@@ -10353,7 +10421,7 @@
       </w:rPr>
     </w:lvl>
   </w:abstractNum>
-  <w:abstractNum w:abstractNumId="34" w15:restartNumberingAfterBreak="0">
+  <w:abstractNum w:abstractNumId="35" w15:restartNumberingAfterBreak="0">
     <w:nsid w:val="55027F38"/>
     <w:multiLevelType w:val="hybridMultilevel"/>
     <w:tmpl w:val="A9F6E31C"/>
@@ -10439,7 +10507,7 @@
       </w:pPr>
     </w:lvl>
   </w:abstractNum>
-  <w:abstractNum w:abstractNumId="35" w15:restartNumberingAfterBreak="0">
+  <w:abstractNum w:abstractNumId="36" w15:restartNumberingAfterBreak="0">
     <w:nsid w:val="55294F46"/>
     <w:multiLevelType w:val="multilevel"/>
     <w:tmpl w:val="10606EE4"/>
@@ -10552,7 +10620,7 @@
       </w:pPr>
     </w:lvl>
   </w:abstractNum>
-  <w:abstractNum w:abstractNumId="36" w15:restartNumberingAfterBreak="0">
+  <w:abstractNum w:abstractNumId="37" w15:restartNumberingAfterBreak="0">
     <w:nsid w:val="55D926D9"/>
     <w:multiLevelType w:val="hybridMultilevel"/>
     <w:tmpl w:val="34FAE020"/>
@@ -10641,7 +10709,96 @@
       </w:pPr>
     </w:lvl>
   </w:abstractNum>
-  <w:abstractNum w:abstractNumId="37" w15:restartNumberingAfterBreak="0">
+  <w:abstractNum w:abstractNumId="38" w15:restartNumberingAfterBreak="0">
+    <w:nsid w:val="63FE5299"/>
+    <w:multiLevelType w:val="hybridMultilevel"/>
+    <w:tmpl w:val="AFE8CF9C"/>
+    <w:lvl w:ilvl="0" w:tplc="040E0001">
+      <w:start w:val="1"/>
+      <w:numFmt w:val="bullet"/>
+      <w:lvlText w:val=""/>
+      <w:lvlJc w:val="left"/>
+      <w:pPr>
+        <w:ind w:left="720" w:hanging="360"/>
+      </w:pPr>
+      <w:rPr>
+        <w:rFonts w:ascii="Symbol" w:hAnsi="Symbol" w:hint="default"/>
+      </w:rPr>
+    </w:lvl>
+    <w:lvl w:ilvl="1" w:tplc="FFFFFFFF" w:tentative="1">
+      <w:start w:val="1"/>
+      <w:numFmt w:val="lowerLetter"/>
+      <w:lvlText w:val="%2."/>
+      <w:lvlJc w:val="left"/>
+      <w:pPr>
+        <w:ind w:left="1440" w:hanging="360"/>
+      </w:pPr>
+    </w:lvl>
+    <w:lvl w:ilvl="2" w:tplc="FFFFFFFF" w:tentative="1">
+      <w:start w:val="1"/>
+      <w:numFmt w:val="lowerRoman"/>
+      <w:lvlText w:val="%3."/>
+      <w:lvlJc w:val="right"/>
+      <w:pPr>
+        <w:ind w:left="2160" w:hanging="180"/>
+      </w:pPr>
+    </w:lvl>
+    <w:lvl w:ilvl="3" w:tplc="FFFFFFFF" w:tentative="1">
+      <w:start w:val="1"/>
+      <w:numFmt w:val="decimal"/>
+      <w:lvlText w:val="%4."/>
+      <w:lvlJc w:val="left"/>
+      <w:pPr>
+        <w:ind w:left="2880" w:hanging="360"/>
+      </w:pPr>
+    </w:lvl>
+    <w:lvl w:ilvl="4" w:tplc="FFFFFFFF" w:tentative="1">
+      <w:start w:val="1"/>
+      <w:numFmt w:val="lowerLetter"/>
+      <w:lvlText w:val="%5."/>
+      <w:lvlJc w:val="left"/>
+      <w:pPr>
+        <w:ind w:left="3600" w:hanging="360"/>
+      </w:pPr>
+    </w:lvl>
+    <w:lvl w:ilvl="5" w:tplc="FFFFFFFF" w:tentative="1">
+      <w:start w:val="1"/>
+      <w:numFmt w:val="lowerRoman"/>
+      <w:lvlText w:val="%6."/>
+      <w:lvlJc w:val="right"/>
+      <w:pPr>
+        <w:ind w:left="4320" w:hanging="180"/>
+      </w:pPr>
+    </w:lvl>
+    <w:lvl w:ilvl="6" w:tplc="FFFFFFFF" w:tentative="1">
+      <w:start w:val="1"/>
+      <w:numFmt w:val="decimal"/>
+      <w:lvlText w:val="%7."/>
+      <w:lvlJc w:val="left"/>
+      <w:pPr>
+        <w:ind w:left="5040" w:hanging="360"/>
+      </w:pPr>
+    </w:lvl>
+    <w:lvl w:ilvl="7" w:tplc="FFFFFFFF" w:tentative="1">
+      <w:start w:val="1"/>
+      <w:numFmt w:val="lowerLetter"/>
+      <w:lvlText w:val="%8."/>
+      <w:lvlJc w:val="left"/>
+      <w:pPr>
+        <w:ind w:left="5760" w:hanging="360"/>
+      </w:pPr>
+    </w:lvl>
+    <w:lvl w:ilvl="8" w:tplc="FFFFFFFF" w:tentative="1">
+      <w:start w:val="1"/>
+      <w:numFmt w:val="lowerRoman"/>
+      <w:lvlText w:val="%9."/>
+      <w:lvlJc w:val="right"/>
+      <w:pPr>
+        <w:ind w:left="6480" w:hanging="180"/>
+      </w:pPr>
+    </w:lvl>
+  </w:abstractNum>
+  <w:abstractNum w:abstractNumId="39" w15:restartNumberingAfterBreak="0">
     <w:nsid w:val="653C7FD6"/>
     <w:multiLevelType w:val="hybridMultilevel"/>
     <w:tmpl w:val="38A8D328"/>
@@ -10754,7 +10911,7 @@
       </w:rPr>
     </w:lvl>
   </w:abstractNum>
-  <w:abstractNum w:abstractNumId="38" w15:restartNumberingAfterBreak="0">
+  <w:abstractNum w:abstractNumId="40" w15:restartNumberingAfterBreak="0">
     <w:nsid w:val="65D57464"/>
     <w:multiLevelType w:val="hybridMultilevel"/>
     <w:tmpl w:val="3456248A"/>
@@ -10867,7 +11024,7 @@
       </w:rPr>
     </w:lvl>
   </w:abstractNum>
-  <w:abstractNum w:abstractNumId="39" w15:restartNumberingAfterBreak="0">
+  <w:abstractNum w:abstractNumId="41" w15:restartNumberingAfterBreak="0">
     <w:nsid w:val="6E614CFF"/>
     <w:multiLevelType w:val="multilevel"/>
     <w:tmpl w:val="689C7E3E"/>
@@ -10980,7 +11137,7 @@
       </w:rPr>
     </w:lvl>
   </w:abstractNum>
-  <w:abstractNum w:abstractNumId="40" w15:restartNumberingAfterBreak="0">
+  <w:abstractNum w:abstractNumId="42" w15:restartNumberingAfterBreak="0">
     <w:nsid w:val="78B5187C"/>
     <w:multiLevelType w:val="hybridMultilevel"/>
     <w:tmpl w:val="255CBEA0"/>
@@ -11066,7 +11223,7 @@
       </w:pPr>
     </w:lvl>
   </w:abstractNum>
-  <w:abstractNum w:abstractNumId="41" w15:restartNumberingAfterBreak="0">
+  <w:abstractNum w:abstractNumId="43" w15:restartNumberingAfterBreak="0">
     <w:nsid w:val="79A90F4E"/>
     <w:multiLevelType w:val="hybridMultilevel"/>
     <w:tmpl w:val="849236CA"/>
@@ -11179,7 +11336,7 @@
       </w:rPr>
     </w:lvl>
   </w:abstractNum>
-  <w:abstractNum w:abstractNumId="42" w15:restartNumberingAfterBreak="0">
+  <w:abstractNum w:abstractNumId="44" w15:restartNumberingAfterBreak="0">
     <w:nsid w:val="7A4C11AF"/>
     <w:multiLevelType w:val="hybridMultilevel"/>
     <w:tmpl w:val="57B077AE"/>
@@ -11268,7 +11425,7 @@
       </w:pPr>
     </w:lvl>
   </w:abstractNum>
-  <w:abstractNum w:abstractNumId="43" w15:restartNumberingAfterBreak="0">
+  <w:abstractNum w:abstractNumId="45" w15:restartNumberingAfterBreak="0">
     <w:nsid w:val="7A887EEB"/>
     <w:multiLevelType w:val="multilevel"/>
     <w:tmpl w:val="9AD0AEE0"/>
@@ -11389,7 +11546,7 @@
       </w:rPr>
     </w:lvl>
   </w:abstractNum>
-  <w:abstractNum w:abstractNumId="44" w15:restartNumberingAfterBreak="0">
+  <w:abstractNum w:abstractNumId="46" w15:restartNumberingAfterBreak="0">
     <w:nsid w:val="7AA558AC"/>
     <w:multiLevelType w:val="multilevel"/>
     <w:tmpl w:val="44304DEE"/>
@@ -11505,139 +11662,145 @@
     </w:lvl>
   </w:abstractNum>
   <w:num w:numId="1" w16cid:durableId="1118598695">
+    <w:abstractNumId w:val="46"/>
+  </w:num>
+  <w:num w:numId="2" w16cid:durableId="668365014">
+    <w:abstractNumId w:val="23"/>
+  </w:num>
+  <w:num w:numId="3" w16cid:durableId="606348648">
+    <w:abstractNumId w:val="22"/>
+  </w:num>
+  <w:num w:numId="4" w16cid:durableId="834300539">
+    <w:abstractNumId w:val="27"/>
+  </w:num>
+  <w:num w:numId="5" w16cid:durableId="320625060">
+    <w:abstractNumId w:val="25"/>
+  </w:num>
+  <w:num w:numId="6" w16cid:durableId="1127621639">
+    <w:abstractNumId w:val="12"/>
+  </w:num>
+  <w:num w:numId="7" w16cid:durableId="1555964464">
+    <w:abstractNumId w:val="45"/>
+  </w:num>
+  <w:num w:numId="8" w16cid:durableId="2085909324">
+    <w:abstractNumId w:val="18"/>
+  </w:num>
+  <w:num w:numId="9" w16cid:durableId="1040938035">
+    <w:abstractNumId w:val="5"/>
+  </w:num>
+  <w:num w:numId="10" w16cid:durableId="1321888101">
+    <w:abstractNumId w:val="20"/>
+  </w:num>
+  <w:num w:numId="11" w16cid:durableId="1606307784">
+    <w:abstractNumId w:val="43"/>
+  </w:num>
+  <w:num w:numId="12" w16cid:durableId="545221227">
+    <w:abstractNumId w:val="30"/>
+  </w:num>
+  <w:num w:numId="13" w16cid:durableId="203638716">
+    <w:abstractNumId w:val="40"/>
+  </w:num>
+  <w:num w:numId="14" w16cid:durableId="1578397148">
+    <w:abstractNumId w:val="34"/>
+  </w:num>
+  <w:num w:numId="15" w16cid:durableId="31536930">
+    <w:abstractNumId w:val="14"/>
+  </w:num>
+  <w:num w:numId="16" w16cid:durableId="1315833931">
+    <w:abstractNumId w:val="36"/>
+  </w:num>
+  <w:num w:numId="17" w16cid:durableId="665474863">
+    <w:abstractNumId w:val="41"/>
+  </w:num>
+  <w:num w:numId="18" w16cid:durableId="1488745336">
+    <w:abstractNumId w:val="16"/>
+  </w:num>
+  <w:num w:numId="19" w16cid:durableId="1568298343">
+    <w:abstractNumId w:val="8"/>
+  </w:num>
+  <w:num w:numId="20" w16cid:durableId="734356815">
+    <w:abstractNumId w:val="17"/>
+  </w:num>
+  <w:num w:numId="21" w16cid:durableId="2122607685">
+    <w:abstractNumId w:val="11"/>
+  </w:num>
+  <w:num w:numId="22" w16cid:durableId="1255213528">
+    <w:abstractNumId w:val="32"/>
+  </w:num>
+  <w:num w:numId="23" w16cid:durableId="1245649505">
+    <w:abstractNumId w:val="4"/>
+  </w:num>
+  <w:num w:numId="24" w16cid:durableId="424571889">
+    <w:abstractNumId w:val="15"/>
+  </w:num>
+  <w:num w:numId="25" w16cid:durableId="1084061127">
+    <w:abstractNumId w:val="9"/>
+  </w:num>
+  <w:num w:numId="26" w16cid:durableId="1881479906">
+    <w:abstractNumId w:val="2"/>
+  </w:num>
+  <w:num w:numId="27" w16cid:durableId="1978871994">
+    <w:abstractNumId w:val="19"/>
+  </w:num>
+  <w:num w:numId="28" w16cid:durableId="1582762489">
+    <w:abstractNumId w:val="21"/>
+  </w:num>
+  <w:num w:numId="29" w16cid:durableId="1549800886">
+    <w:abstractNumId w:val="7"/>
+  </w:num>
+  <w:num w:numId="30" w16cid:durableId="2038578344">
+    <w:abstractNumId w:val="26"/>
+  </w:num>
+  <w:num w:numId="31" w16cid:durableId="1143620851">
+    <w:abstractNumId w:val="37"/>
+  </w:num>
+  <w:num w:numId="32" w16cid:durableId="1599873396">
+    <w:abstractNumId w:val="1"/>
+  </w:num>
+  <w:num w:numId="33" w16cid:durableId="1665472738">
+    <w:abstractNumId w:val="13"/>
+  </w:num>
+  <w:num w:numId="34" w16cid:durableId="1965576473">
     <w:abstractNumId w:val="44"/>
   </w:num>
-  <w:num w:numId="2" w16cid:durableId="668365014">
-    <w:abstractNumId w:val="22"/>
+  <w:num w:numId="35" w16cid:durableId="1370300625">
+    <w:abstractNumId w:val="29"/>
   </w:num>
-  <w:num w:numId="3" w16cid:durableId="606348648">
-    <w:abstractNumId w:val="21"/>
+  <w:num w:numId="36" w16cid:durableId="905073204">
+    <w:abstractNumId w:val="35"/>
   </w:num>
-  <w:num w:numId="4" w16cid:durableId="834300539">
-    <w:abstractNumId w:val="26"/>
+  <w:num w:numId="37" w16cid:durableId="1776289334">
+    <w:abstractNumId w:val="39"/>
   </w:num>
-  <w:num w:numId="5" w16cid:durableId="320625060">
+  <w:num w:numId="38" w16cid:durableId="481628335">
     <w:abstractNumId w:val="24"/>
   </w:num>
-  <w:num w:numId="6" w16cid:durableId="1127621639">
-    <w:abstractNumId w:val="11"/>
+  <w:num w:numId="39" w16cid:durableId="1275163770">
+    <w:abstractNumId w:val="31"/>
   </w:num>
-  <w:num w:numId="7" w16cid:durableId="1555964464">
-    <w:abstractNumId w:val="43"/>
+  <w:num w:numId="40" w16cid:durableId="640962694">
+    <w:abstractNumId w:val="42"/>
   </w:num>
-  <w:num w:numId="8" w16cid:durableId="2085909324">
-    <w:abstractNumId w:val="17"/>
+  <w:num w:numId="41" w16cid:durableId="2037345815">
+    <w:abstractNumId w:val="28"/>
   </w:num>
-  <w:num w:numId="9" w16cid:durableId="1040938035">
-    <w:abstractNumId w:val="4"/>
+  <w:num w:numId="42" w16cid:durableId="1887062157">
+    <w:abstractNumId w:val="6"/>
   </w:num>
-  <w:num w:numId="10" w16cid:durableId="1321888101">
-    <w:abstractNumId w:val="19"/>
+  <w:num w:numId="43" w16cid:durableId="1167742287">
+    <w:abstractNumId w:val="3"/>
   </w:num>
-  <w:num w:numId="11" w16cid:durableId="1606307784">
-    <w:abstractNumId w:val="41"/>
+  <w:num w:numId="44" w16cid:durableId="1185168920">
+    <w:abstractNumId w:val="33"/>
   </w:num>
-  <w:num w:numId="12" w16cid:durableId="545221227">
-    <w:abstractNumId w:val="29"/>
+  <w:num w:numId="45" w16cid:durableId="182521496">
+    <w:abstractNumId w:val="10"/>
   </w:num>
-  <w:num w:numId="13" w16cid:durableId="203638716">
+  <w:num w:numId="46" w16cid:durableId="241111553">
     <w:abstractNumId w:val="38"/>
   </w:num>
-  <w:num w:numId="14" w16cid:durableId="1578397148">
-    <w:abstractNumId w:val="33"/>
-  </w:num>
-  <w:num w:numId="15" w16cid:durableId="31536930">
-    <w:abstractNumId w:val="13"/>
-  </w:num>
-  <w:num w:numId="16" w16cid:durableId="1315833931">
-    <w:abstractNumId w:val="35"/>
-  </w:num>
-  <w:num w:numId="17" w16cid:durableId="665474863">
-    <w:abstractNumId w:val="39"/>
-  </w:num>
-  <w:num w:numId="18" w16cid:durableId="1488745336">
-    <w:abstractNumId w:val="15"/>
-  </w:num>
-  <w:num w:numId="19" w16cid:durableId="1568298343">
-    <w:abstractNumId w:val="7"/>
-  </w:num>
-  <w:num w:numId="20" w16cid:durableId="734356815">
-    <w:abstractNumId w:val="16"/>
-  </w:num>
-  <w:num w:numId="21" w16cid:durableId="2122607685">
-    <w:abstractNumId w:val="10"/>
-  </w:num>
-  <w:num w:numId="22" w16cid:durableId="1255213528">
-    <w:abstractNumId w:val="31"/>
-  </w:num>
-  <w:num w:numId="23" w16cid:durableId="1245649505">
-    <w:abstractNumId w:val="3"/>
-  </w:num>
-  <w:num w:numId="24" w16cid:durableId="424571889">
-    <w:abstractNumId w:val="14"/>
-  </w:num>
-  <w:num w:numId="25" w16cid:durableId="1084061127">
-    <w:abstractNumId w:val="8"/>
-  </w:num>
-  <w:num w:numId="26" w16cid:durableId="1881479906">
-    <w:abstractNumId w:val="1"/>
-  </w:num>
-  <w:num w:numId="27" w16cid:durableId="1978871994">
-    <w:abstractNumId w:val="18"/>
-  </w:num>
-  <w:num w:numId="28" w16cid:durableId="1582762489">
-    <w:abstractNumId w:val="20"/>
-  </w:num>
-  <w:num w:numId="29" w16cid:durableId="1549800886">
-    <w:abstractNumId w:val="6"/>
-  </w:num>
-  <w:num w:numId="30" w16cid:durableId="2038578344">
-    <w:abstractNumId w:val="25"/>
-  </w:num>
-  <w:num w:numId="31" w16cid:durableId="1143620851">
-    <w:abstractNumId w:val="36"/>
-  </w:num>
-  <w:num w:numId="32" w16cid:durableId="1599873396">
+  <w:num w:numId="47" w16cid:durableId="207648331">
     <w:abstractNumId w:val="0"/>
-  </w:num>
-  <w:num w:numId="33" w16cid:durableId="1665472738">
-    <w:abstractNumId w:val="12"/>
-  </w:num>
-  <w:num w:numId="34" w16cid:durableId="1965576473">
-    <w:abstractNumId w:val="42"/>
-  </w:num>
-  <w:num w:numId="35" w16cid:durableId="1370300625">
-    <w:abstractNumId w:val="28"/>
-  </w:num>
-  <w:num w:numId="36" w16cid:durableId="905073204">
-    <w:abstractNumId w:val="34"/>
-  </w:num>
-  <w:num w:numId="37" w16cid:durableId="1776289334">
-    <w:abstractNumId w:val="37"/>
-  </w:num>
-  <w:num w:numId="38" w16cid:durableId="481628335">
-    <w:abstractNumId w:val="23"/>
-  </w:num>
-  <w:num w:numId="39" w16cid:durableId="1275163770">
-    <w:abstractNumId w:val="30"/>
-  </w:num>
-  <w:num w:numId="40" w16cid:durableId="640962694">
-    <w:abstractNumId w:val="40"/>
-  </w:num>
-  <w:num w:numId="41" w16cid:durableId="2037345815">
-    <w:abstractNumId w:val="27"/>
-  </w:num>
-  <w:num w:numId="42" w16cid:durableId="1887062157">
-    <w:abstractNumId w:val="5"/>
-  </w:num>
-  <w:num w:numId="43" w16cid:durableId="1167742287">
-    <w:abstractNumId w:val="2"/>
-  </w:num>
-  <w:num w:numId="44" w16cid:durableId="1185168920">
-    <w:abstractNumId w:val="32"/>
-  </w:num>
-  <w:num w:numId="45" w16cid:durableId="182521496">
-    <w:abstractNumId w:val="9"/>
   </w:num>
 </w:numbering>
 </file>

--- a/documents/2027_13.S1D_4_vizsgaremek_Algoritmus.docx
+++ b/documents/2027_13.S1D_4_vizsgaremek_Algoritmus.docx
@@ -228,7 +228,7 @@
           <w:r>
             <w:fldChar w:fldCharType="separate"/>
           </w:r>
-          <w:hyperlink w:anchor="_Toc244079057" w:history="1">
+          <w:hyperlink w:anchor="_Toc244099187" w:history="1">
             <w:r>
               <w:rPr>
                 <w:rStyle w:val="Hiperhivatkozs"/>
@@ -274,7 +274,7 @@
                 <w:noProof/>
                 <w:webHidden/>
               </w:rPr>
-              <w:instrText xml:space="preserve"> PAGEREF _Toc244079057 \h </w:instrText>
+              <w:instrText xml:space="preserve"> PAGEREF _Toc244099187 \h </w:instrText>
             </w:r>
             <w:r>
               <w:rPr>
@@ -322,7 +322,7 @@
               <w14:ligatures w14:val="standardContextual"/>
             </w:rPr>
           </w:pPr>
-          <w:hyperlink w:anchor="_Toc244079058" w:history="1">
+          <w:hyperlink w:anchor="_Toc244099188" w:history="1">
             <w:r>
               <w:rPr>
                 <w:rStyle w:val="Hiperhivatkozs"/>
@@ -368,7 +368,7 @@
                 <w:noProof/>
                 <w:webHidden/>
               </w:rPr>
-              <w:instrText xml:space="preserve"> PAGEREF _Toc244079058 \h </w:instrText>
+              <w:instrText xml:space="preserve"> PAGEREF _Toc244099188 \h </w:instrText>
             </w:r>
             <w:r>
               <w:rPr>
@@ -416,7 +416,7 @@
               <w14:ligatures w14:val="standardContextual"/>
             </w:rPr>
           </w:pPr>
-          <w:hyperlink w:anchor="_Toc244079059" w:history="1">
+          <w:hyperlink w:anchor="_Toc244099189" w:history="1">
             <w:r>
               <w:rPr>
                 <w:rStyle w:val="Hiperhivatkozs"/>
@@ -462,7 +462,7 @@
                 <w:noProof/>
                 <w:webHidden/>
               </w:rPr>
-              <w:instrText xml:space="preserve"> PAGEREF _Toc244079059 \h </w:instrText>
+              <w:instrText xml:space="preserve"> PAGEREF _Toc244099189 \h </w:instrText>
             </w:r>
             <w:r>
               <w:rPr>
@@ -510,7 +510,7 @@
               <w14:ligatures w14:val="standardContextual"/>
             </w:rPr>
           </w:pPr>
-          <w:hyperlink w:anchor="_Toc244079060" w:history="1">
+          <w:hyperlink w:anchor="_Toc244099190" w:history="1">
             <w:r>
               <w:rPr>
                 <w:rStyle w:val="Hiperhivatkozs"/>
@@ -556,7 +556,7 @@
                 <w:noProof/>
                 <w:webHidden/>
               </w:rPr>
-              <w:instrText xml:space="preserve"> PAGEREF _Toc244079060 \h </w:instrText>
+              <w:instrText xml:space="preserve"> PAGEREF _Toc244099190 \h </w:instrText>
             </w:r>
             <w:r>
               <w:rPr>
@@ -604,7 +604,7 @@
               <w14:ligatures w14:val="standardContextual"/>
             </w:rPr>
           </w:pPr>
-          <w:hyperlink w:anchor="_Toc244079061" w:history="1">
+          <w:hyperlink w:anchor="_Toc244099191" w:history="1">
             <w:r>
               <w:rPr>
                 <w:rStyle w:val="Hiperhivatkozs"/>
@@ -650,7 +650,7 @@
                 <w:noProof/>
                 <w:webHidden/>
               </w:rPr>
-              <w:instrText xml:space="preserve"> PAGEREF _Toc244079061 \h </w:instrText>
+              <w:instrText xml:space="preserve"> PAGEREF _Toc244099191 \h </w:instrText>
             </w:r>
             <w:r>
               <w:rPr>
@@ -698,7 +698,7 @@
               <w14:ligatures w14:val="standardContextual"/>
             </w:rPr>
           </w:pPr>
-          <w:hyperlink w:anchor="_Toc244079062" w:history="1">
+          <w:hyperlink w:anchor="_Toc244099192" w:history="1">
             <w:r>
               <w:rPr>
                 <w:rStyle w:val="Hiperhivatkozs"/>
@@ -744,7 +744,7 @@
                 <w:noProof/>
                 <w:webHidden/>
               </w:rPr>
-              <w:instrText xml:space="preserve"> PAGEREF _Toc244079062 \h </w:instrText>
+              <w:instrText xml:space="preserve"> PAGEREF _Toc244099192 \h </w:instrText>
             </w:r>
             <w:r>
               <w:rPr>
@@ -792,7 +792,7 @@
               <w14:ligatures w14:val="standardContextual"/>
             </w:rPr>
           </w:pPr>
-          <w:hyperlink w:anchor="_Toc244079063" w:history="1">
+          <w:hyperlink w:anchor="_Toc244099193" w:history="1">
             <w:r>
               <w:rPr>
                 <w:rStyle w:val="Hiperhivatkozs"/>
@@ -838,7 +838,7 @@
                 <w:noProof/>
                 <w:webHidden/>
               </w:rPr>
-              <w:instrText xml:space="preserve"> PAGEREF _Toc244079063 \h </w:instrText>
+              <w:instrText xml:space="preserve"> PAGEREF _Toc244099193 \h </w:instrText>
             </w:r>
             <w:r>
               <w:rPr>
@@ -886,7 +886,7 @@
               <w14:ligatures w14:val="standardContextual"/>
             </w:rPr>
           </w:pPr>
-          <w:hyperlink w:anchor="_Toc244079064" w:history="1">
+          <w:hyperlink w:anchor="_Toc244099194" w:history="1">
             <w:r>
               <w:rPr>
                 <w:rStyle w:val="Hiperhivatkozs"/>
@@ -932,7 +932,7 @@
                 <w:noProof/>
                 <w:webHidden/>
               </w:rPr>
-              <w:instrText xml:space="preserve"> PAGEREF _Toc244079064 \h </w:instrText>
+              <w:instrText xml:space="preserve"> PAGEREF _Toc244099194 \h </w:instrText>
             </w:r>
             <w:r>
               <w:rPr>
@@ -980,7 +980,7 @@
               <w14:ligatures w14:val="standardContextual"/>
             </w:rPr>
           </w:pPr>
-          <w:hyperlink w:anchor="_Toc244079065" w:history="1">
+          <w:hyperlink w:anchor="_Toc244099195" w:history="1">
             <w:r>
               <w:rPr>
                 <w:rStyle w:val="Hiperhivatkozs"/>
@@ -1026,7 +1026,7 @@
                 <w:noProof/>
                 <w:webHidden/>
               </w:rPr>
-              <w:instrText xml:space="preserve"> PAGEREF _Toc244079065 \h </w:instrText>
+              <w:instrText xml:space="preserve"> PAGEREF _Toc244099195 \h </w:instrText>
             </w:r>
             <w:r>
               <w:rPr>
@@ -1074,7 +1074,7 @@
               <w14:ligatures w14:val="standardContextual"/>
             </w:rPr>
           </w:pPr>
-          <w:hyperlink w:anchor="_Toc244079066" w:history="1">
+          <w:hyperlink w:anchor="_Toc244099196" w:history="1">
             <w:r>
               <w:rPr>
                 <w:rStyle w:val="Hiperhivatkozs"/>
@@ -1120,7 +1120,7 @@
                 <w:noProof/>
                 <w:webHidden/>
               </w:rPr>
-              <w:instrText xml:space="preserve"> PAGEREF _Toc244079066 \h </w:instrText>
+              <w:instrText xml:space="preserve"> PAGEREF _Toc244099196 \h </w:instrText>
             </w:r>
             <w:r>
               <w:rPr>
@@ -1168,7 +1168,7 @@
               <w14:ligatures w14:val="standardContextual"/>
             </w:rPr>
           </w:pPr>
-          <w:hyperlink w:anchor="_Toc244079067" w:history="1">
+          <w:hyperlink w:anchor="_Toc244099197" w:history="1">
             <w:r>
               <w:rPr>
                 <w:rStyle w:val="Hiperhivatkozs"/>
@@ -1214,7 +1214,7 @@
                 <w:noProof/>
                 <w:webHidden/>
               </w:rPr>
-              <w:instrText xml:space="preserve"> PAGEREF _Toc244079067 \h </w:instrText>
+              <w:instrText xml:space="preserve"> PAGEREF _Toc244099197 \h </w:instrText>
             </w:r>
             <w:r>
               <w:rPr>
@@ -1235,6 +1235,100 @@
                 <w:webHidden/>
               </w:rPr>
               <w:t>13</w:t>
+            </w:r>
+            <w:r>
+              <w:rPr>
+                <w:noProof/>
+                <w:webHidden/>
+              </w:rPr>
+              <w:fldChar w:fldCharType="end"/>
+            </w:r>
+          </w:hyperlink>
+        </w:p>
+        <w:p>
+          <w:pPr>
+            <w:pStyle w:val="TJ2"/>
+            <w:tabs>
+              <w:tab w:val="left" w:pos="960"/>
+              <w:tab w:val="right" w:leader="dot" w:pos="9062"/>
+            </w:tabs>
+            <w:rPr>
+              <w:rFonts w:asciiTheme="minorHAnsi" w:eastAsiaTheme="minorEastAsia" w:hAnsiTheme="minorHAnsi" w:cstheme="minorBidi"/>
+              <w:noProof/>
+              <w:kern w:val="2"/>
+              <w:sz w:val="24"/>
+              <w:szCs w:val="24"/>
+              <w:lang w:eastAsia="hu-HU"/>
+              <w14:ligatures w14:val="standardContextual"/>
+            </w:rPr>
+          </w:pPr>
+          <w:hyperlink w:anchor="_Toc244099198" w:history="1">
+            <w:r>
+              <w:rPr>
+                <w:rStyle w:val="Hiperhivatkozs"/>
+                <w:noProof/>
+              </w:rPr>
+              <w:t>3.2.</w:t>
+            </w:r>
+            <w:r>
+              <w:rPr>
+                <w:rFonts w:asciiTheme="minorHAnsi" w:eastAsiaTheme="minorEastAsia" w:hAnsiTheme="minorHAnsi" w:cstheme="minorBidi"/>
+                <w:noProof/>
+                <w:kern w:val="2"/>
+                <w:sz w:val="24"/>
+                <w:szCs w:val="24"/>
+                <w:lang w:eastAsia="hu-HU"/>
+                <w14:ligatures w14:val="standardContextual"/>
+              </w:rPr>
+              <w:tab/>
+            </w:r>
+            <w:r>
+              <w:rPr>
+                <w:rStyle w:val="Hiperhivatkozs"/>
+                <w:noProof/>
+              </w:rPr>
+              <w:t>Teszt befejezése</w:t>
+            </w:r>
+            <w:r>
+              <w:rPr>
+                <w:noProof/>
+                <w:webHidden/>
+              </w:rPr>
+              <w:tab/>
+            </w:r>
+            <w:r>
+              <w:rPr>
+                <w:noProof/>
+                <w:webHidden/>
+              </w:rPr>
+              <w:fldChar w:fldCharType="begin"/>
+            </w:r>
+            <w:r>
+              <w:rPr>
+                <w:noProof/>
+                <w:webHidden/>
+              </w:rPr>
+              <w:instrText xml:space="preserve"> PAGEREF _Toc244099198 \h </w:instrText>
+            </w:r>
+            <w:r>
+              <w:rPr>
+                <w:noProof/>
+                <w:webHidden/>
+              </w:rPr>
+            </w:r>
+            <w:r>
+              <w:rPr>
+                <w:noProof/>
+                <w:webHidden/>
+              </w:rPr>
+              <w:fldChar w:fldCharType="separate"/>
+            </w:r>
+            <w:r>
+              <w:rPr>
+                <w:noProof/>
+                <w:webHidden/>
+              </w:rPr>
+              <w:t>15</w:t>
             </w:r>
             <w:r>
               <w:rPr>
@@ -1261,7 +1355,7 @@
         <w:pStyle w:val="Cmsor1"/>
         <w:numPr>
           <w:ilvl w:val="0"/>
-          <w:numId w:val="7"/>
+          <w:numId w:val="3"/>
         </w:numPr>
         <w:tabs>
           <w:tab w:val="num" w:pos="360"/>
@@ -1271,7 +1365,7 @@
           <w:color w:val="3A1953"/>
         </w:rPr>
       </w:pPr>
-      <w:bookmarkStart w:id="0" w:name="_Toc244079057"/>
+      <w:bookmarkStart w:id="0" w:name="_Toc244099187"/>
       <w:r>
         <w:rPr>
           <w:color w:val="3A1953"/>
@@ -1286,13 +1380,13 @@
         <w:pStyle w:val="Cmsor2"/>
         <w:numPr>
           <w:ilvl w:val="1"/>
-          <w:numId w:val="14"/>
+          <w:numId w:val="4"/>
         </w:numPr>
         <w:rPr>
           <w:color w:val="3A1953"/>
         </w:rPr>
       </w:pPr>
-      <w:bookmarkStart w:id="1" w:name="_Toc244079058"/>
+      <w:bookmarkStart w:id="1" w:name="_Toc244099188"/>
       <w:r>
         <w:rPr>
           <w:color w:val="3A1953"/>
@@ -1517,7 +1611,7 @@
         <w:pStyle w:val="Listaszerbekezds"/>
         <w:numPr>
           <w:ilvl w:val="0"/>
-          <w:numId w:val="21"/>
+          <w:numId w:val="6"/>
         </w:numPr>
         <w:rPr>
           <w:rFonts w:asciiTheme="minorHAnsi" w:hAnsiTheme="minorHAnsi" w:cstheme="minorHAnsi"/>
@@ -1535,7 +1629,7 @@
         <w:pStyle w:val="Listaszerbekezds"/>
         <w:numPr>
           <w:ilvl w:val="0"/>
-          <w:numId w:val="21"/>
+          <w:numId w:val="6"/>
         </w:numPr>
         <w:rPr>
           <w:rFonts w:asciiTheme="minorHAnsi" w:hAnsiTheme="minorHAnsi" w:cstheme="minorHAnsi"/>
@@ -1553,7 +1647,7 @@
         <w:pStyle w:val="Listaszerbekezds"/>
         <w:numPr>
           <w:ilvl w:val="0"/>
-          <w:numId w:val="21"/>
+          <w:numId w:val="6"/>
         </w:numPr>
         <w:rPr>
           <w:rFonts w:asciiTheme="minorHAnsi" w:hAnsiTheme="minorHAnsi" w:cstheme="minorHAnsi"/>
@@ -1571,7 +1665,7 @@
         <w:pStyle w:val="Listaszerbekezds"/>
         <w:numPr>
           <w:ilvl w:val="0"/>
-          <w:numId w:val="21"/>
+          <w:numId w:val="6"/>
         </w:numPr>
         <w:rPr>
           <w:rFonts w:asciiTheme="minorHAnsi" w:hAnsiTheme="minorHAnsi" w:cstheme="minorHAnsi"/>
@@ -1589,7 +1683,7 @@
         <w:pStyle w:val="Listaszerbekezds"/>
         <w:numPr>
           <w:ilvl w:val="0"/>
-          <w:numId w:val="21"/>
+          <w:numId w:val="6"/>
         </w:numPr>
         <w:rPr>
           <w:rFonts w:asciiTheme="minorHAnsi" w:hAnsiTheme="minorHAnsi" w:cstheme="minorHAnsi"/>
@@ -1607,7 +1701,7 @@
         <w:pStyle w:val="Listaszerbekezds"/>
         <w:numPr>
           <w:ilvl w:val="0"/>
-          <w:numId w:val="21"/>
+          <w:numId w:val="6"/>
         </w:numPr>
         <w:rPr>
           <w:rFonts w:asciiTheme="minorHAnsi" w:hAnsiTheme="minorHAnsi" w:cstheme="minorHAnsi"/>
@@ -1803,7 +1897,7 @@
       <w:pPr>
         <w:numPr>
           <w:ilvl w:val="0"/>
-          <w:numId w:val="16"/>
+          <w:numId w:val="5"/>
         </w:numPr>
         <w:rPr>
           <w:sz w:val="26"/>
@@ -1838,7 +1932,7 @@
       <w:pPr>
         <w:numPr>
           <w:ilvl w:val="0"/>
-          <w:numId w:val="16"/>
+          <w:numId w:val="5"/>
         </w:numPr>
         <w:rPr>
           <w:sz w:val="26"/>
@@ -1882,7 +1976,7 @@
       <w:pPr>
         <w:numPr>
           <w:ilvl w:val="0"/>
-          <w:numId w:val="16"/>
+          <w:numId w:val="5"/>
         </w:numPr>
         <w:rPr>
           <w:sz w:val="26"/>
@@ -1901,7 +1995,7 @@
       <w:pPr>
         <w:numPr>
           <w:ilvl w:val="0"/>
-          <w:numId w:val="16"/>
+          <w:numId w:val="5"/>
         </w:numPr>
         <w:rPr>
           <w:sz w:val="26"/>
@@ -1920,7 +2014,7 @@
       <w:pPr>
         <w:numPr>
           <w:ilvl w:val="0"/>
-          <w:numId w:val="16"/>
+          <w:numId w:val="5"/>
         </w:numPr>
         <w:rPr>
           <w:sz w:val="26"/>
@@ -1987,7 +2081,7 @@
       <w:pPr>
         <w:numPr>
           <w:ilvl w:val="0"/>
-          <w:numId w:val="16"/>
+          <w:numId w:val="5"/>
         </w:numPr>
         <w:rPr>
           <w:sz w:val="26"/>
@@ -2054,7 +2148,7 @@
       <w:pPr>
         <w:numPr>
           <w:ilvl w:val="0"/>
-          <w:numId w:val="16"/>
+          <w:numId w:val="5"/>
         </w:numPr>
         <w:rPr>
           <w:sz w:val="26"/>
@@ -2089,7 +2183,7 @@
       <w:pPr>
         <w:numPr>
           <w:ilvl w:val="0"/>
-          <w:numId w:val="16"/>
+          <w:numId w:val="5"/>
         </w:numPr>
         <w:rPr>
           <w:sz w:val="26"/>
@@ -2124,7 +2218,7 @@
       <w:pPr>
         <w:numPr>
           <w:ilvl w:val="0"/>
-          <w:numId w:val="16"/>
+          <w:numId w:val="5"/>
         </w:numPr>
         <w:rPr>
           <w:sz w:val="26"/>
@@ -2143,7 +2237,7 @@
       <w:pPr>
         <w:numPr>
           <w:ilvl w:val="0"/>
-          <w:numId w:val="16"/>
+          <w:numId w:val="5"/>
         </w:numPr>
         <w:rPr>
           <w:sz w:val="26"/>
@@ -2162,7 +2256,7 @@
       <w:pPr>
         <w:numPr>
           <w:ilvl w:val="0"/>
-          <w:numId w:val="16"/>
+          <w:numId w:val="5"/>
         </w:numPr>
         <w:rPr>
           <w:sz w:val="26"/>
@@ -2204,13 +2298,13 @@
         <w:pStyle w:val="Cmsor2"/>
         <w:numPr>
           <w:ilvl w:val="1"/>
-          <w:numId w:val="14"/>
+          <w:numId w:val="4"/>
         </w:numPr>
         <w:rPr>
           <w:color w:val="3A1953"/>
         </w:rPr>
       </w:pPr>
-      <w:bookmarkStart w:id="2" w:name="_Toc244079059"/>
+      <w:bookmarkStart w:id="2" w:name="_Toc244099189"/>
       <w:r>
         <w:rPr>
           <w:color w:val="3A1953"/>
@@ -2348,7 +2442,7 @@
         <w:pStyle w:val="Listaszerbekezds"/>
         <w:numPr>
           <w:ilvl w:val="0"/>
-          <w:numId w:val="23"/>
+          <w:numId w:val="7"/>
         </w:numPr>
         <w:rPr>
           <w:rFonts w:asciiTheme="minorHAnsi" w:hAnsiTheme="minorHAnsi" w:cstheme="minorHAnsi"/>
@@ -2366,7 +2460,7 @@
         <w:pStyle w:val="Listaszerbekezds"/>
         <w:numPr>
           <w:ilvl w:val="0"/>
-          <w:numId w:val="23"/>
+          <w:numId w:val="7"/>
         </w:numPr>
         <w:rPr>
           <w:rFonts w:asciiTheme="minorHAnsi" w:hAnsiTheme="minorHAnsi" w:cstheme="minorHAnsi"/>
@@ -2384,7 +2478,7 @@
         <w:pStyle w:val="Listaszerbekezds"/>
         <w:numPr>
           <w:ilvl w:val="0"/>
-          <w:numId w:val="24"/>
+          <w:numId w:val="8"/>
         </w:numPr>
       </w:pPr>
       <w:r>
@@ -2396,7 +2490,7 @@
         <w:pStyle w:val="Listaszerbekezds"/>
         <w:numPr>
           <w:ilvl w:val="0"/>
-          <w:numId w:val="24"/>
+          <w:numId w:val="8"/>
         </w:numPr>
       </w:pPr>
       <w:r>
@@ -2408,7 +2502,7 @@
         <w:pStyle w:val="Listaszerbekezds"/>
         <w:numPr>
           <w:ilvl w:val="0"/>
-          <w:numId w:val="24"/>
+          <w:numId w:val="8"/>
         </w:numPr>
       </w:pPr>
       <w:r>
@@ -2420,7 +2514,7 @@
         <w:pStyle w:val="Listaszerbekezds"/>
         <w:numPr>
           <w:ilvl w:val="0"/>
-          <w:numId w:val="24"/>
+          <w:numId w:val="8"/>
         </w:numPr>
       </w:pPr>
       <w:r>
@@ -2432,7 +2526,7 @@
         <w:pStyle w:val="Listaszerbekezds"/>
         <w:numPr>
           <w:ilvl w:val="0"/>
-          <w:numId w:val="24"/>
+          <w:numId w:val="8"/>
         </w:numPr>
       </w:pPr>
       <w:r>
@@ -2444,7 +2538,7 @@
         <w:pStyle w:val="Listaszerbekezds"/>
         <w:numPr>
           <w:ilvl w:val="0"/>
-          <w:numId w:val="24"/>
+          <w:numId w:val="8"/>
         </w:numPr>
       </w:pPr>
       <w:r>
@@ -2456,7 +2550,7 @@
         <w:pStyle w:val="Listaszerbekezds"/>
         <w:numPr>
           <w:ilvl w:val="0"/>
-          <w:numId w:val="24"/>
+          <w:numId w:val="8"/>
         </w:numPr>
       </w:pPr>
       <w:r>
@@ -2468,7 +2562,7 @@
         <w:pStyle w:val="Listaszerbekezds"/>
         <w:numPr>
           <w:ilvl w:val="0"/>
-          <w:numId w:val="24"/>
+          <w:numId w:val="8"/>
         </w:numPr>
       </w:pPr>
       <w:r>
@@ -2480,7 +2574,7 @@
         <w:pStyle w:val="Listaszerbekezds"/>
         <w:numPr>
           <w:ilvl w:val="0"/>
-          <w:numId w:val="24"/>
+          <w:numId w:val="8"/>
         </w:numPr>
       </w:pPr>
       <w:r>
@@ -2492,7 +2586,7 @@
         <w:pStyle w:val="Listaszerbekezds"/>
         <w:numPr>
           <w:ilvl w:val="0"/>
-          <w:numId w:val="24"/>
+          <w:numId w:val="8"/>
         </w:numPr>
       </w:pPr>
       <w:r>
@@ -2504,7 +2598,7 @@
         <w:pStyle w:val="Listaszerbekezds"/>
         <w:numPr>
           <w:ilvl w:val="0"/>
-          <w:numId w:val="24"/>
+          <w:numId w:val="8"/>
         </w:numPr>
       </w:pPr>
       <w:r>
@@ -2516,7 +2610,7 @@
         <w:pStyle w:val="Listaszerbekezds"/>
         <w:numPr>
           <w:ilvl w:val="0"/>
-          <w:numId w:val="23"/>
+          <w:numId w:val="7"/>
         </w:numPr>
         <w:rPr>
           <w:rFonts w:asciiTheme="minorHAnsi" w:hAnsiTheme="minorHAnsi" w:cstheme="minorHAnsi"/>
@@ -2534,7 +2628,7 @@
         <w:pStyle w:val="Listaszerbekezds"/>
         <w:numPr>
           <w:ilvl w:val="0"/>
-          <w:numId w:val="23"/>
+          <w:numId w:val="7"/>
         </w:numPr>
         <w:rPr>
           <w:rFonts w:asciiTheme="minorHAnsi" w:hAnsiTheme="minorHAnsi" w:cstheme="minorHAnsi"/>
@@ -2552,7 +2646,7 @@
         <w:pStyle w:val="Listaszerbekezds"/>
         <w:numPr>
           <w:ilvl w:val="0"/>
-          <w:numId w:val="23"/>
+          <w:numId w:val="7"/>
         </w:numPr>
         <w:rPr>
           <w:rFonts w:asciiTheme="minorHAnsi" w:hAnsiTheme="minorHAnsi" w:cstheme="minorHAnsi"/>
@@ -2570,7 +2664,7 @@
         <w:pStyle w:val="Listaszerbekezds"/>
         <w:numPr>
           <w:ilvl w:val="0"/>
-          <w:numId w:val="23"/>
+          <w:numId w:val="7"/>
         </w:numPr>
         <w:rPr>
           <w:rFonts w:asciiTheme="minorHAnsi" w:hAnsiTheme="minorHAnsi" w:cstheme="minorHAnsi"/>
@@ -2588,7 +2682,7 @@
         <w:pStyle w:val="Listaszerbekezds"/>
         <w:numPr>
           <w:ilvl w:val="0"/>
-          <w:numId w:val="23"/>
+          <w:numId w:val="7"/>
         </w:numPr>
       </w:pPr>
       <w:r>
@@ -2604,13 +2698,13 @@
         <w:pStyle w:val="Cmsor2"/>
         <w:numPr>
           <w:ilvl w:val="1"/>
-          <w:numId w:val="14"/>
+          <w:numId w:val="4"/>
         </w:numPr>
         <w:rPr>
           <w:color w:val="3A1953"/>
         </w:rPr>
       </w:pPr>
-      <w:bookmarkStart w:id="3" w:name="_Toc244079060"/>
+      <w:bookmarkStart w:id="3" w:name="_Toc244099190"/>
       <w:r>
         <w:rPr>
           <w:color w:val="3A1953"/>
@@ -2748,7 +2842,7 @@
         <w:pStyle w:val="Listaszerbekezds"/>
         <w:numPr>
           <w:ilvl w:val="0"/>
-          <w:numId w:val="27"/>
+          <w:numId w:val="9"/>
         </w:numPr>
         <w:rPr>
           <w:rFonts w:asciiTheme="minorHAnsi" w:hAnsiTheme="minorHAnsi" w:cstheme="minorHAnsi"/>
@@ -2766,7 +2860,7 @@
         <w:pStyle w:val="Listaszerbekezds"/>
         <w:numPr>
           <w:ilvl w:val="0"/>
-          <w:numId w:val="27"/>
+          <w:numId w:val="9"/>
         </w:numPr>
         <w:rPr>
           <w:rFonts w:asciiTheme="minorHAnsi" w:hAnsiTheme="minorHAnsi" w:cstheme="minorHAnsi"/>
@@ -2784,7 +2878,7 @@
         <w:pStyle w:val="Listaszerbekezds"/>
         <w:numPr>
           <w:ilvl w:val="0"/>
-          <w:numId w:val="27"/>
+          <w:numId w:val="9"/>
         </w:numPr>
         <w:rPr>
           <w:rFonts w:asciiTheme="minorHAnsi" w:hAnsiTheme="minorHAnsi" w:cstheme="minorHAnsi"/>
@@ -2802,7 +2896,7 @@
         <w:pStyle w:val="Listaszerbekezds"/>
         <w:numPr>
           <w:ilvl w:val="0"/>
-          <w:numId w:val="27"/>
+          <w:numId w:val="9"/>
         </w:numPr>
         <w:rPr>
           <w:rFonts w:asciiTheme="minorHAnsi" w:hAnsiTheme="minorHAnsi" w:cstheme="minorHAnsi"/>
@@ -2820,7 +2914,7 @@
         <w:pStyle w:val="Listaszerbekezds"/>
         <w:numPr>
           <w:ilvl w:val="0"/>
-          <w:numId w:val="27"/>
+          <w:numId w:val="9"/>
         </w:numPr>
         <w:rPr>
           <w:rFonts w:asciiTheme="minorHAnsi" w:hAnsiTheme="minorHAnsi" w:cstheme="minorHAnsi"/>
@@ -2838,7 +2932,7 @@
         <w:pStyle w:val="Listaszerbekezds"/>
         <w:numPr>
           <w:ilvl w:val="0"/>
-          <w:numId w:val="27"/>
+          <w:numId w:val="9"/>
         </w:numPr>
         <w:rPr>
           <w:rFonts w:asciiTheme="minorHAnsi" w:hAnsiTheme="minorHAnsi" w:cstheme="minorHAnsi"/>
@@ -2856,7 +2950,7 @@
         <w:pStyle w:val="Listaszerbekezds"/>
         <w:numPr>
           <w:ilvl w:val="0"/>
-          <w:numId w:val="27"/>
+          <w:numId w:val="9"/>
         </w:numPr>
         <w:rPr>
           <w:rFonts w:asciiTheme="minorHAnsi" w:hAnsiTheme="minorHAnsi" w:cstheme="minorHAnsi"/>
@@ -2874,7 +2968,7 @@
         <w:pStyle w:val="Listaszerbekezds"/>
         <w:numPr>
           <w:ilvl w:val="0"/>
-          <w:numId w:val="27"/>
+          <w:numId w:val="9"/>
         </w:numPr>
         <w:rPr>
           <w:rFonts w:asciiTheme="minorHAnsi" w:hAnsiTheme="minorHAnsi" w:cstheme="minorHAnsi"/>
@@ -2892,7 +2986,7 @@
         <w:pStyle w:val="Listaszerbekezds"/>
         <w:numPr>
           <w:ilvl w:val="0"/>
-          <w:numId w:val="27"/>
+          <w:numId w:val="9"/>
         </w:numPr>
         <w:rPr>
           <w:rFonts w:asciiTheme="minorHAnsi" w:hAnsiTheme="minorHAnsi" w:cstheme="minorHAnsi"/>
@@ -2910,7 +3004,7 @@
         <w:pStyle w:val="Listaszerbekezds"/>
         <w:numPr>
           <w:ilvl w:val="0"/>
-          <w:numId w:val="27"/>
+          <w:numId w:val="9"/>
         </w:numPr>
         <w:rPr>
           <w:rFonts w:asciiTheme="minorHAnsi" w:hAnsiTheme="minorHAnsi" w:cstheme="minorHAnsi"/>
@@ -2928,7 +3022,7 @@
         <w:pStyle w:val="Listaszerbekezds"/>
         <w:numPr>
           <w:ilvl w:val="0"/>
-          <w:numId w:val="27"/>
+          <w:numId w:val="9"/>
         </w:numPr>
         <w:rPr>
           <w:rFonts w:asciiTheme="minorHAnsi" w:hAnsiTheme="minorHAnsi" w:cstheme="minorHAnsi"/>
@@ -2946,7 +3040,7 @@
         <w:pStyle w:val="Listaszerbekezds"/>
         <w:numPr>
           <w:ilvl w:val="0"/>
-          <w:numId w:val="27"/>
+          <w:numId w:val="9"/>
         </w:numPr>
         <w:rPr>
           <w:rFonts w:asciiTheme="minorHAnsi" w:hAnsiTheme="minorHAnsi" w:cstheme="minorHAnsi"/>
@@ -2979,13 +3073,13 @@
         <w:pStyle w:val="Cmsor2"/>
         <w:numPr>
           <w:ilvl w:val="1"/>
-          <w:numId w:val="14"/>
+          <w:numId w:val="4"/>
         </w:numPr>
         <w:rPr>
           <w:color w:val="3A1953"/>
         </w:rPr>
       </w:pPr>
-      <w:bookmarkStart w:id="4" w:name="_Toc244079061"/>
+      <w:bookmarkStart w:id="4" w:name="_Toc244099191"/>
       <w:r>
         <w:rPr>
           <w:color w:val="3A1953"/>
@@ -3059,7 +3153,7 @@
         <w:pStyle w:val="Listaszerbekezds"/>
         <w:numPr>
           <w:ilvl w:val="0"/>
-          <w:numId w:val="29"/>
+          <w:numId w:val="10"/>
         </w:numPr>
         <w:rPr>
           <w:rFonts w:asciiTheme="minorHAnsi" w:hAnsiTheme="minorHAnsi" w:cstheme="minorHAnsi"/>
@@ -3077,7 +3171,7 @@
         <w:pStyle w:val="Listaszerbekezds"/>
         <w:numPr>
           <w:ilvl w:val="0"/>
-          <w:numId w:val="29"/>
+          <w:numId w:val="10"/>
         </w:numPr>
         <w:rPr>
           <w:rFonts w:asciiTheme="minorHAnsi" w:hAnsiTheme="minorHAnsi" w:cstheme="minorHAnsi"/>
@@ -3095,7 +3189,7 @@
         <w:pStyle w:val="Listaszerbekezds"/>
         <w:numPr>
           <w:ilvl w:val="0"/>
-          <w:numId w:val="29"/>
+          <w:numId w:val="10"/>
         </w:numPr>
         <w:rPr>
           <w:rFonts w:asciiTheme="minorHAnsi" w:hAnsiTheme="minorHAnsi" w:cstheme="minorHAnsi"/>
@@ -3315,7 +3409,7 @@
         <w:pStyle w:val="Listaszerbekezds"/>
         <w:numPr>
           <w:ilvl w:val="0"/>
-          <w:numId w:val="31"/>
+          <w:numId w:val="11"/>
         </w:numPr>
         <w:rPr>
           <w:rFonts w:asciiTheme="minorHAnsi" w:hAnsiTheme="minorHAnsi" w:cstheme="minorHAnsi"/>
@@ -3333,7 +3427,7 @@
         <w:pStyle w:val="Listaszerbekezds"/>
         <w:numPr>
           <w:ilvl w:val="0"/>
-          <w:numId w:val="31"/>
+          <w:numId w:val="11"/>
         </w:numPr>
         <w:rPr>
           <w:rFonts w:asciiTheme="minorHAnsi" w:hAnsiTheme="minorHAnsi" w:cstheme="minorHAnsi"/>
@@ -3351,7 +3445,7 @@
         <w:pStyle w:val="Listaszerbekezds"/>
         <w:numPr>
           <w:ilvl w:val="0"/>
-          <w:numId w:val="31"/>
+          <w:numId w:val="11"/>
         </w:numPr>
         <w:rPr>
           <w:rFonts w:asciiTheme="minorHAnsi" w:hAnsiTheme="minorHAnsi" w:cstheme="minorHAnsi"/>
@@ -3369,7 +3463,7 @@
         <w:pStyle w:val="Listaszerbekezds"/>
         <w:numPr>
           <w:ilvl w:val="0"/>
-          <w:numId w:val="31"/>
+          <w:numId w:val="11"/>
         </w:numPr>
         <w:rPr>
           <w:rFonts w:asciiTheme="minorHAnsi" w:hAnsiTheme="minorHAnsi" w:cstheme="minorHAnsi"/>
@@ -3388,13 +3482,13 @@
         <w:pStyle w:val="Cmsor2"/>
         <w:numPr>
           <w:ilvl w:val="1"/>
-          <w:numId w:val="14"/>
+          <w:numId w:val="4"/>
         </w:numPr>
         <w:rPr>
           <w:color w:val="3A1953"/>
         </w:rPr>
       </w:pPr>
-      <w:bookmarkStart w:id="5" w:name="_Toc244079062"/>
+      <w:bookmarkStart w:id="5" w:name="_Toc244099192"/>
       <w:r>
         <w:rPr>
           <w:color w:val="3A1953"/>
@@ -3468,7 +3562,7 @@
         <w:pStyle w:val="Listaszerbekezds"/>
         <w:numPr>
           <w:ilvl w:val="0"/>
-          <w:numId w:val="33"/>
+          <w:numId w:val="12"/>
         </w:numPr>
         <w:rPr>
           <w:rFonts w:asciiTheme="minorHAnsi" w:hAnsiTheme="minorHAnsi" w:cstheme="minorHAnsi"/>
@@ -3486,7 +3580,7 @@
         <w:pStyle w:val="Listaszerbekezds"/>
         <w:numPr>
           <w:ilvl w:val="0"/>
-          <w:numId w:val="33"/>
+          <w:numId w:val="12"/>
         </w:numPr>
         <w:rPr>
           <w:rFonts w:asciiTheme="minorHAnsi" w:hAnsiTheme="minorHAnsi" w:cstheme="minorHAnsi"/>
@@ -3576,7 +3670,7 @@
         <w:pStyle w:val="Listaszerbekezds"/>
         <w:numPr>
           <w:ilvl w:val="0"/>
-          <w:numId w:val="33"/>
+          <w:numId w:val="12"/>
         </w:numPr>
         <w:rPr>
           <w:rFonts w:asciiTheme="minorHAnsi" w:hAnsiTheme="minorHAnsi" w:cstheme="minorHAnsi"/>
@@ -3594,7 +3688,7 @@
         <w:pStyle w:val="Listaszerbekezds"/>
         <w:numPr>
           <w:ilvl w:val="0"/>
-          <w:numId w:val="33"/>
+          <w:numId w:val="12"/>
         </w:numPr>
         <w:rPr>
           <w:rFonts w:asciiTheme="minorHAnsi" w:hAnsiTheme="minorHAnsi" w:cstheme="minorHAnsi"/>
@@ -3612,7 +3706,7 @@
         <w:pStyle w:val="Listaszerbekezds"/>
         <w:numPr>
           <w:ilvl w:val="0"/>
-          <w:numId w:val="33"/>
+          <w:numId w:val="12"/>
         </w:numPr>
         <w:rPr>
           <w:rFonts w:asciiTheme="minorHAnsi" w:hAnsiTheme="minorHAnsi" w:cstheme="minorHAnsi"/>
@@ -3630,7 +3724,7 @@
         <w:pStyle w:val="Listaszerbekezds"/>
         <w:numPr>
           <w:ilvl w:val="0"/>
-          <w:numId w:val="33"/>
+          <w:numId w:val="12"/>
         </w:numPr>
         <w:rPr>
           <w:rFonts w:asciiTheme="minorHAnsi" w:hAnsiTheme="minorHAnsi" w:cstheme="minorHAnsi"/>
@@ -3648,7 +3742,7 @@
         <w:pStyle w:val="Listaszerbekezds"/>
         <w:numPr>
           <w:ilvl w:val="0"/>
-          <w:numId w:val="33"/>
+          <w:numId w:val="12"/>
         </w:numPr>
         <w:rPr>
           <w:rFonts w:asciiTheme="minorHAnsi" w:hAnsiTheme="minorHAnsi" w:cstheme="minorHAnsi"/>
@@ -3666,7 +3760,7 @@
         <w:pStyle w:val="Listaszerbekezds"/>
         <w:numPr>
           <w:ilvl w:val="0"/>
-          <w:numId w:val="33"/>
+          <w:numId w:val="12"/>
         </w:numPr>
       </w:pPr>
       <w:r>
@@ -3811,7 +3905,7 @@
         <w:pStyle w:val="Listaszerbekezds"/>
         <w:numPr>
           <w:ilvl w:val="0"/>
-          <w:numId w:val="35"/>
+          <w:numId w:val="13"/>
         </w:numPr>
         <w:rPr>
           <w:rFonts w:asciiTheme="minorHAnsi" w:hAnsiTheme="minorHAnsi" w:cstheme="minorHAnsi"/>
@@ -3829,7 +3923,7 @@
         <w:pStyle w:val="Listaszerbekezds"/>
         <w:numPr>
           <w:ilvl w:val="0"/>
-          <w:numId w:val="35"/>
+          <w:numId w:val="13"/>
         </w:numPr>
         <w:rPr>
           <w:rFonts w:asciiTheme="minorHAnsi" w:hAnsiTheme="minorHAnsi" w:cstheme="minorHAnsi"/>
@@ -3847,7 +3941,7 @@
         <w:pStyle w:val="Listaszerbekezds"/>
         <w:numPr>
           <w:ilvl w:val="0"/>
-          <w:numId w:val="35"/>
+          <w:numId w:val="13"/>
         </w:numPr>
         <w:rPr>
           <w:rFonts w:asciiTheme="minorHAnsi" w:hAnsiTheme="minorHAnsi" w:cstheme="minorHAnsi"/>
@@ -3865,7 +3959,7 @@
         <w:pStyle w:val="Listaszerbekezds"/>
         <w:numPr>
           <w:ilvl w:val="0"/>
-          <w:numId w:val="35"/>
+          <w:numId w:val="13"/>
         </w:numPr>
         <w:rPr>
           <w:rFonts w:asciiTheme="minorHAnsi" w:hAnsiTheme="minorHAnsi" w:cstheme="minorHAnsi"/>
@@ -3883,7 +3977,7 @@
         <w:pStyle w:val="Listaszerbekezds"/>
         <w:numPr>
           <w:ilvl w:val="0"/>
-          <w:numId w:val="35"/>
+          <w:numId w:val="13"/>
         </w:numPr>
         <w:rPr>
           <w:rFonts w:asciiTheme="minorHAnsi" w:hAnsiTheme="minorHAnsi" w:cstheme="minorHAnsi"/>
@@ -3901,7 +3995,7 @@
         <w:pStyle w:val="Listaszerbekezds"/>
         <w:numPr>
           <w:ilvl w:val="0"/>
-          <w:numId w:val="35"/>
+          <w:numId w:val="13"/>
         </w:numPr>
         <w:rPr>
           <w:rFonts w:asciiTheme="minorHAnsi" w:hAnsiTheme="minorHAnsi" w:cstheme="minorHAnsi"/>
@@ -3920,7 +4014,7 @@
         <w:pStyle w:val="Listaszerbekezds"/>
         <w:numPr>
           <w:ilvl w:val="0"/>
-          <w:numId w:val="35"/>
+          <w:numId w:val="13"/>
         </w:numPr>
         <w:rPr>
           <w:rFonts w:asciiTheme="minorHAnsi" w:hAnsiTheme="minorHAnsi" w:cstheme="minorHAnsi"/>
@@ -3948,7 +4042,7 @@
           <w:color w:val="7030A0"/>
         </w:rPr>
       </w:pPr>
-      <w:bookmarkStart w:id="6" w:name="_Toc244079063"/>
+      <w:bookmarkStart w:id="6" w:name="_Toc244099193"/>
       <w:r>
         <w:rPr>
           <w:color w:val="7030A0"/>
@@ -3965,7 +4059,7 @@
           <w:color w:val="7030A0"/>
         </w:rPr>
       </w:pPr>
-      <w:bookmarkStart w:id="7" w:name="_Toc244079064"/>
+      <w:bookmarkStart w:id="7" w:name="_Toc244099194"/>
       <w:r>
         <w:rPr>
           <w:color w:val="7030A0"/>
@@ -4059,7 +4153,7 @@
         <w:pStyle w:val="Listaszerbekezds"/>
         <w:numPr>
           <w:ilvl w:val="0"/>
-          <w:numId w:val="36"/>
+          <w:numId w:val="14"/>
         </w:numPr>
         <w:rPr>
           <w:rFonts w:asciiTheme="minorHAnsi" w:hAnsiTheme="minorHAnsi" w:cstheme="minorHAnsi"/>
@@ -4083,7 +4177,7 @@
         <w:pStyle w:val="Listaszerbekezds"/>
         <w:numPr>
           <w:ilvl w:val="0"/>
-          <w:numId w:val="36"/>
+          <w:numId w:val="14"/>
         </w:numPr>
         <w:rPr>
           <w:rFonts w:asciiTheme="minorHAnsi" w:hAnsiTheme="minorHAnsi" w:cstheme="minorHAnsi"/>
@@ -4107,7 +4201,7 @@
         <w:pStyle w:val="Listaszerbekezds"/>
         <w:numPr>
           <w:ilvl w:val="0"/>
-          <w:numId w:val="36"/>
+          <w:numId w:val="14"/>
         </w:numPr>
         <w:rPr>
           <w:rFonts w:asciiTheme="minorHAnsi" w:hAnsiTheme="minorHAnsi" w:cstheme="minorHAnsi"/>
@@ -4131,7 +4225,7 @@
         <w:pStyle w:val="Listaszerbekezds"/>
         <w:numPr>
           <w:ilvl w:val="0"/>
-          <w:numId w:val="36"/>
+          <w:numId w:val="14"/>
         </w:numPr>
         <w:rPr>
           <w:rFonts w:asciiTheme="minorHAnsi" w:hAnsiTheme="minorHAnsi" w:cstheme="minorHAnsi"/>
@@ -4149,7 +4243,7 @@
         <w:pStyle w:val="Listaszerbekezds"/>
         <w:numPr>
           <w:ilvl w:val="0"/>
-          <w:numId w:val="37"/>
+          <w:numId w:val="15"/>
         </w:numPr>
         <w:ind w:left="1276"/>
         <w:rPr>
@@ -4168,7 +4262,7 @@
         <w:pStyle w:val="Listaszerbekezds"/>
         <w:numPr>
           <w:ilvl w:val="0"/>
-          <w:numId w:val="37"/>
+          <w:numId w:val="15"/>
         </w:numPr>
         <w:ind w:left="1276"/>
         <w:rPr>
@@ -4187,7 +4281,7 @@
         <w:pStyle w:val="Listaszerbekezds"/>
         <w:numPr>
           <w:ilvl w:val="0"/>
-          <w:numId w:val="37"/>
+          <w:numId w:val="15"/>
         </w:numPr>
         <w:ind w:left="1276"/>
         <w:rPr>
@@ -4206,7 +4300,7 @@
         <w:pStyle w:val="Listaszerbekezds"/>
         <w:numPr>
           <w:ilvl w:val="0"/>
-          <w:numId w:val="37"/>
+          <w:numId w:val="15"/>
         </w:numPr>
         <w:ind w:left="1276"/>
         <w:rPr>
@@ -4432,7 +4526,7 @@
         <w:pStyle w:val="Listaszerbekezds"/>
         <w:numPr>
           <w:ilvl w:val="0"/>
-          <w:numId w:val="38"/>
+          <w:numId w:val="16"/>
         </w:numPr>
         <w:rPr>
           <w:rFonts w:asciiTheme="minorHAnsi" w:hAnsiTheme="minorHAnsi" w:cstheme="minorHAnsi"/>
@@ -4456,7 +4550,7 @@
         <w:pStyle w:val="Listaszerbekezds"/>
         <w:numPr>
           <w:ilvl w:val="0"/>
-          <w:numId w:val="38"/>
+          <w:numId w:val="16"/>
         </w:numPr>
         <w:rPr>
           <w:rFonts w:asciiTheme="minorHAnsi" w:hAnsiTheme="minorHAnsi" w:cstheme="minorHAnsi"/>
@@ -4480,7 +4574,7 @@
         <w:pStyle w:val="Listaszerbekezds"/>
         <w:numPr>
           <w:ilvl w:val="0"/>
-          <w:numId w:val="38"/>
+          <w:numId w:val="16"/>
         </w:numPr>
         <w:rPr>
           <w:rFonts w:asciiTheme="minorHAnsi" w:hAnsiTheme="minorHAnsi" w:cstheme="minorHAnsi"/>
@@ -4504,7 +4598,7 @@
         <w:pStyle w:val="Listaszerbekezds"/>
         <w:numPr>
           <w:ilvl w:val="0"/>
-          <w:numId w:val="38"/>
+          <w:numId w:val="16"/>
         </w:numPr>
         <w:rPr>
           <w:rFonts w:asciiTheme="minorHAnsi" w:hAnsiTheme="minorHAnsi" w:cstheme="minorHAnsi"/>
@@ -4528,7 +4622,7 @@
         <w:pStyle w:val="Listaszerbekezds"/>
         <w:numPr>
           <w:ilvl w:val="0"/>
-          <w:numId w:val="38"/>
+          <w:numId w:val="16"/>
         </w:numPr>
         <w:rPr>
           <w:rFonts w:asciiTheme="minorHAnsi" w:hAnsiTheme="minorHAnsi" w:cstheme="minorHAnsi"/>
@@ -4552,7 +4646,7 @@
         <w:pStyle w:val="Listaszerbekezds"/>
         <w:numPr>
           <w:ilvl w:val="0"/>
-          <w:numId w:val="38"/>
+          <w:numId w:val="16"/>
         </w:numPr>
         <w:rPr>
           <w:rFonts w:asciiTheme="minorHAnsi" w:hAnsiTheme="minorHAnsi" w:cstheme="minorHAnsi"/>
@@ -4586,7 +4680,7 @@
           <w:color w:val="7030A0"/>
         </w:rPr>
       </w:pPr>
-      <w:bookmarkStart w:id="8" w:name="_Toc244079065"/>
+      <w:bookmarkStart w:id="8" w:name="_Toc244099195"/>
       <w:r>
         <w:rPr>
           <w:color w:val="7030A0"/>
@@ -4674,7 +4768,7 @@
         <w:pStyle w:val="Listaszerbekezds"/>
         <w:numPr>
           <w:ilvl w:val="0"/>
-          <w:numId w:val="39"/>
+          <w:numId w:val="17"/>
         </w:numPr>
         <w:rPr>
           <w:rFonts w:asciiTheme="minorHAnsi" w:hAnsiTheme="minorHAnsi" w:cstheme="minorHAnsi"/>
@@ -4692,7 +4786,7 @@
         <w:pStyle w:val="Listaszerbekezds"/>
         <w:numPr>
           <w:ilvl w:val="0"/>
-          <w:numId w:val="39"/>
+          <w:numId w:val="17"/>
         </w:numPr>
         <w:rPr>
           <w:rFonts w:asciiTheme="minorHAnsi" w:hAnsiTheme="minorHAnsi" w:cstheme="minorHAnsi"/>
@@ -4710,7 +4804,7 @@
         <w:pStyle w:val="Listaszerbekezds"/>
         <w:numPr>
           <w:ilvl w:val="0"/>
-          <w:numId w:val="39"/>
+          <w:numId w:val="17"/>
         </w:numPr>
         <w:rPr>
           <w:rFonts w:asciiTheme="minorHAnsi" w:hAnsiTheme="minorHAnsi" w:cstheme="minorHAnsi"/>
@@ -4728,7 +4822,7 @@
         <w:pStyle w:val="Listaszerbekezds"/>
         <w:numPr>
           <w:ilvl w:val="0"/>
-          <w:numId w:val="39"/>
+          <w:numId w:val="17"/>
         </w:numPr>
         <w:rPr>
           <w:rFonts w:asciiTheme="minorHAnsi" w:hAnsiTheme="minorHAnsi" w:cstheme="minorHAnsi"/>
@@ -4758,7 +4852,7 @@
         <w:pStyle w:val="Listaszerbekezds"/>
         <w:numPr>
           <w:ilvl w:val="0"/>
-          <w:numId w:val="39"/>
+          <w:numId w:val="17"/>
         </w:numPr>
         <w:rPr>
           <w:rFonts w:asciiTheme="minorHAnsi" w:hAnsiTheme="minorHAnsi" w:cstheme="minorHAnsi"/>
@@ -5048,7 +5142,7 @@
         <w:pStyle w:val="Listaszerbekezds"/>
         <w:numPr>
           <w:ilvl w:val="0"/>
-          <w:numId w:val="40"/>
+          <w:numId w:val="18"/>
         </w:numPr>
         <w:rPr>
           <w:rFonts w:asciiTheme="minorHAnsi" w:hAnsiTheme="minorHAnsi" w:cstheme="minorHAnsi"/>
@@ -5066,7 +5160,7 @@
         <w:pStyle w:val="Listaszerbekezds"/>
         <w:numPr>
           <w:ilvl w:val="0"/>
-          <w:numId w:val="40"/>
+          <w:numId w:val="18"/>
         </w:numPr>
         <w:rPr>
           <w:rFonts w:asciiTheme="minorHAnsi" w:hAnsiTheme="minorHAnsi" w:cstheme="minorHAnsi"/>
@@ -5084,7 +5178,7 @@
         <w:pStyle w:val="Listaszerbekezds"/>
         <w:numPr>
           <w:ilvl w:val="0"/>
-          <w:numId w:val="40"/>
+          <w:numId w:val="18"/>
         </w:numPr>
         <w:rPr>
           <w:rFonts w:asciiTheme="minorHAnsi" w:hAnsiTheme="minorHAnsi" w:cstheme="minorHAnsi"/>
@@ -5102,7 +5196,7 @@
         <w:pStyle w:val="Listaszerbekezds"/>
         <w:numPr>
           <w:ilvl w:val="0"/>
-          <w:numId w:val="40"/>
+          <w:numId w:val="18"/>
         </w:numPr>
         <w:rPr>
           <w:rFonts w:asciiTheme="minorHAnsi" w:hAnsiTheme="minorHAnsi" w:cstheme="minorHAnsi"/>
@@ -5120,7 +5214,7 @@
         <w:pStyle w:val="Listaszerbekezds"/>
         <w:numPr>
           <w:ilvl w:val="0"/>
-          <w:numId w:val="40"/>
+          <w:numId w:val="18"/>
         </w:numPr>
         <w:rPr>
           <w:rFonts w:asciiTheme="minorHAnsi" w:hAnsiTheme="minorHAnsi" w:cstheme="minorHAnsi"/>
@@ -5138,7 +5232,7 @@
         <w:pStyle w:val="Listaszerbekezds"/>
         <w:numPr>
           <w:ilvl w:val="0"/>
-          <w:numId w:val="40"/>
+          <w:numId w:val="18"/>
         </w:numPr>
         <w:rPr>
           <w:rFonts w:asciiTheme="minorHAnsi" w:hAnsiTheme="minorHAnsi" w:cstheme="minorHAnsi"/>
@@ -5157,7 +5251,7 @@
         <w:pStyle w:val="Listaszerbekezds"/>
         <w:numPr>
           <w:ilvl w:val="0"/>
-          <w:numId w:val="40"/>
+          <w:numId w:val="18"/>
         </w:numPr>
         <w:rPr>
           <w:rFonts w:asciiTheme="minorHAnsi" w:hAnsiTheme="minorHAnsi" w:cstheme="minorHAnsi"/>
@@ -5177,7 +5271,7 @@
           <w:color w:val="7030A0"/>
         </w:rPr>
       </w:pPr>
-      <w:bookmarkStart w:id="9" w:name="_Toc244079066"/>
+      <w:bookmarkStart w:id="9" w:name="_Toc244099196"/>
       <w:r>
         <w:rPr>
           <w:color w:val="7030A0"/>
@@ -5194,7 +5288,7 @@
           <w:color w:val="7030A0"/>
         </w:rPr>
       </w:pPr>
-      <w:bookmarkStart w:id="10" w:name="_Toc244079067"/>
+      <w:bookmarkStart w:id="10" w:name="_Toc244099197"/>
       <w:r>
         <w:rPr>
           <w:color w:val="7030A0"/>
@@ -5264,7 +5358,7 @@
         <w:pStyle w:val="Listaszerbekezds"/>
         <w:numPr>
           <w:ilvl w:val="0"/>
-          <w:numId w:val="42"/>
+          <w:numId w:val="20"/>
         </w:numPr>
         <w:rPr>
           <w:rFonts w:asciiTheme="minorHAnsi" w:hAnsiTheme="minorHAnsi" w:cstheme="minorHAnsi"/>
@@ -5282,7 +5376,7 @@
         <w:pStyle w:val="Listaszerbekezds"/>
         <w:numPr>
           <w:ilvl w:val="0"/>
-          <w:numId w:val="42"/>
+          <w:numId w:val="20"/>
         </w:numPr>
         <w:rPr>
           <w:rFonts w:asciiTheme="minorHAnsi" w:hAnsiTheme="minorHAnsi" w:cstheme="minorHAnsi"/>
@@ -5421,7 +5515,7 @@
         <w:pStyle w:val="Listaszerbekezds"/>
         <w:numPr>
           <w:ilvl w:val="0"/>
-          <w:numId w:val="43"/>
+          <w:numId w:val="21"/>
         </w:numPr>
         <w:rPr>
           <w:rFonts w:asciiTheme="minorHAnsi" w:hAnsiTheme="minorHAnsi" w:cstheme="minorHAnsi"/>
@@ -5445,7 +5539,7 @@
         <w:pStyle w:val="Listaszerbekezds"/>
         <w:numPr>
           <w:ilvl w:val="0"/>
-          <w:numId w:val="43"/>
+          <w:numId w:val="21"/>
         </w:numPr>
         <w:rPr>
           <w:rFonts w:asciiTheme="minorHAnsi" w:hAnsiTheme="minorHAnsi" w:cstheme="minorHAnsi"/>
@@ -5475,7 +5569,7 @@
         <w:pStyle w:val="Listaszerbekezds"/>
         <w:numPr>
           <w:ilvl w:val="0"/>
-          <w:numId w:val="43"/>
+          <w:numId w:val="21"/>
         </w:numPr>
         <w:rPr>
           <w:rFonts w:asciiTheme="minorHAnsi" w:hAnsiTheme="minorHAnsi" w:cstheme="minorHAnsi"/>
@@ -5542,7 +5636,7 @@
       <w:pPr>
         <w:numPr>
           <w:ilvl w:val="0"/>
-          <w:numId w:val="41"/>
+          <w:numId w:val="19"/>
         </w:numPr>
         <w:rPr>
           <w:rFonts w:cstheme="minorHAnsi"/>
@@ -5573,7 +5667,7 @@
       <w:pPr>
         <w:numPr>
           <w:ilvl w:val="0"/>
-          <w:numId w:val="41"/>
+          <w:numId w:val="19"/>
         </w:numPr>
         <w:rPr>
           <w:rFonts w:cstheme="minorHAnsi"/>
@@ -5604,7 +5698,7 @@
       <w:pPr>
         <w:numPr>
           <w:ilvl w:val="0"/>
-          <w:numId w:val="41"/>
+          <w:numId w:val="19"/>
         </w:numPr>
         <w:rPr>
           <w:rFonts w:cstheme="minorHAnsi"/>
@@ -5683,7 +5777,7 @@
         <w:pStyle w:val="Listaszerbekezds"/>
         <w:numPr>
           <w:ilvl w:val="0"/>
-          <w:numId w:val="44"/>
+          <w:numId w:val="22"/>
         </w:numPr>
         <w:rPr>
           <w:rFonts w:asciiTheme="minorHAnsi" w:hAnsiTheme="minorHAnsi" w:cstheme="minorHAnsi"/>
@@ -5701,7 +5795,7 @@
         <w:pStyle w:val="Listaszerbekezds"/>
         <w:numPr>
           <w:ilvl w:val="0"/>
-          <w:numId w:val="44"/>
+          <w:numId w:val="22"/>
         </w:numPr>
         <w:rPr>
           <w:rFonts w:asciiTheme="minorHAnsi" w:hAnsiTheme="minorHAnsi" w:cstheme="minorHAnsi"/>
@@ -5750,7 +5844,7 @@
         <w:pStyle w:val="Listaszerbekezds"/>
         <w:numPr>
           <w:ilvl w:val="0"/>
-          <w:numId w:val="45"/>
+          <w:numId w:val="23"/>
         </w:numPr>
         <w:rPr>
           <w:rFonts w:asciiTheme="minorHAnsi" w:hAnsiTheme="minorHAnsi" w:cstheme="minorHAnsi"/>
@@ -5768,7 +5862,7 @@
         <w:pStyle w:val="Listaszerbekezds"/>
         <w:numPr>
           <w:ilvl w:val="0"/>
-          <w:numId w:val="45"/>
+          <w:numId w:val="23"/>
         </w:numPr>
         <w:rPr>
           <w:rFonts w:asciiTheme="minorHAnsi" w:hAnsiTheme="minorHAnsi" w:cstheme="minorHAnsi"/>
@@ -5798,7 +5892,7 @@
         <w:pStyle w:val="Listaszerbekezds"/>
         <w:numPr>
           <w:ilvl w:val="0"/>
-          <w:numId w:val="45"/>
+          <w:numId w:val="23"/>
         </w:numPr>
         <w:rPr>
           <w:rFonts w:asciiTheme="minorHAnsi" w:hAnsiTheme="minorHAnsi" w:cstheme="minorHAnsi"/>
@@ -5834,7 +5928,7 @@
         <w:pStyle w:val="Listaszerbekezds"/>
         <w:numPr>
           <w:ilvl w:val="0"/>
-          <w:numId w:val="45"/>
+          <w:numId w:val="23"/>
         </w:numPr>
         <w:rPr>
           <w:rFonts w:asciiTheme="minorHAnsi" w:hAnsiTheme="minorHAnsi" w:cstheme="minorHAnsi"/>
@@ -5852,7 +5946,7 @@
         <w:pStyle w:val="Listaszerbekezds"/>
         <w:numPr>
           <w:ilvl w:val="0"/>
-          <w:numId w:val="45"/>
+          <w:numId w:val="23"/>
         </w:numPr>
         <w:rPr>
           <w:rFonts w:asciiTheme="minorHAnsi" w:hAnsiTheme="minorHAnsi" w:cstheme="minorHAnsi"/>
@@ -5870,7 +5964,7 @@
         <w:pStyle w:val="Listaszerbekezds"/>
         <w:numPr>
           <w:ilvl w:val="0"/>
-          <w:numId w:val="46"/>
+          <w:numId w:val="24"/>
         </w:numPr>
         <w:ind w:left="1276"/>
         <w:rPr>
@@ -5889,7 +5983,7 @@
         <w:pStyle w:val="Listaszerbekezds"/>
         <w:numPr>
           <w:ilvl w:val="0"/>
-          <w:numId w:val="46"/>
+          <w:numId w:val="24"/>
         </w:numPr>
         <w:ind w:left="1276"/>
         <w:rPr>
@@ -5908,7 +6002,7 @@
         <w:pStyle w:val="Listaszerbekezds"/>
         <w:numPr>
           <w:ilvl w:val="0"/>
-          <w:numId w:val="45"/>
+          <w:numId w:val="23"/>
         </w:numPr>
         <w:rPr>
           <w:rFonts w:asciiTheme="minorHAnsi" w:hAnsiTheme="minorHAnsi" w:cstheme="minorHAnsi"/>
@@ -5926,7 +6020,7 @@
         <w:pStyle w:val="Listaszerbekezds"/>
         <w:numPr>
           <w:ilvl w:val="0"/>
-          <w:numId w:val="45"/>
+          <w:numId w:val="23"/>
         </w:numPr>
         <w:rPr>
           <w:rFonts w:asciiTheme="minorHAnsi" w:hAnsiTheme="minorHAnsi" w:cstheme="minorHAnsi"/>
@@ -5944,7 +6038,7 @@
         <w:pStyle w:val="Listaszerbekezds"/>
         <w:numPr>
           <w:ilvl w:val="0"/>
-          <w:numId w:val="45"/>
+          <w:numId w:val="23"/>
         </w:numPr>
         <w:rPr>
           <w:rFonts w:asciiTheme="minorHAnsi" w:hAnsiTheme="minorHAnsi" w:cstheme="minorHAnsi"/>
@@ -5962,7 +6056,7 @@
         <w:pStyle w:val="Listaszerbekezds"/>
         <w:numPr>
           <w:ilvl w:val="0"/>
-          <w:numId w:val="45"/>
+          <w:numId w:val="23"/>
         </w:numPr>
         <w:rPr>
           <w:rFonts w:asciiTheme="minorHAnsi" w:hAnsiTheme="minorHAnsi" w:cstheme="minorHAnsi"/>
@@ -5980,7 +6074,7 @@
         <w:pStyle w:val="Listaszerbekezds"/>
         <w:numPr>
           <w:ilvl w:val="0"/>
-          <w:numId w:val="45"/>
+          <w:numId w:val="23"/>
         </w:numPr>
         <w:rPr>
           <w:rFonts w:asciiTheme="minorHAnsi" w:hAnsiTheme="minorHAnsi" w:cstheme="minorHAnsi"/>
@@ -5998,7 +6092,7 @@
         <w:pStyle w:val="Listaszerbekezds"/>
         <w:numPr>
           <w:ilvl w:val="0"/>
-          <w:numId w:val="45"/>
+          <w:numId w:val="23"/>
         </w:numPr>
         <w:rPr>
           <w:rFonts w:asciiTheme="minorHAnsi" w:hAnsiTheme="minorHAnsi" w:cstheme="minorHAnsi"/>
@@ -6016,7 +6110,7 @@
         <w:pStyle w:val="Listaszerbekezds"/>
         <w:numPr>
           <w:ilvl w:val="0"/>
-          <w:numId w:val="45"/>
+          <w:numId w:val="23"/>
         </w:numPr>
         <w:rPr>
           <w:rFonts w:asciiTheme="minorHAnsi" w:hAnsiTheme="minorHAnsi" w:cstheme="minorHAnsi"/>
@@ -6034,7 +6128,7 @@
         <w:pStyle w:val="Listaszerbekezds"/>
         <w:numPr>
           <w:ilvl w:val="0"/>
-          <w:numId w:val="45"/>
+          <w:numId w:val="23"/>
         </w:numPr>
         <w:rPr>
           <w:rFonts w:asciiTheme="minorHAnsi" w:hAnsiTheme="minorHAnsi" w:cstheme="minorHAnsi"/>
@@ -6068,129 +6162,262 @@
           <w:color w:val="7030A0"/>
         </w:rPr>
       </w:pPr>
+      <w:bookmarkStart w:id="11" w:name="_Toc244099198"/>
       <w:r>
         <w:rPr>
           <w:color w:val="7030A0"/>
         </w:rPr>
         <w:t>Teszt befejezése</w:t>
       </w:r>
-    </w:p>
-    <w:p>
-      <w:r>
-        <w:t xml:space="preserve">Cél: </w:t>
-      </w:r>
-      <w:r>
+      <w:bookmarkEnd w:id="11"/>
+    </w:p>
+    <w:p>
+      <w:pPr>
+        <w:rPr>
+          <w:sz w:val="26"/>
+          <w:szCs w:val="26"/>
+        </w:rPr>
+      </w:pPr>
+      <w:r>
+        <w:rPr>
+          <w:b/>
+          <w:bCs/>
+          <w:sz w:val="28"/>
+          <w:szCs w:val="28"/>
+        </w:rPr>
+        <w:t>Cél:</w:t>
+      </w:r>
+      <w:r>
+        <w:rPr>
+          <w:sz w:val="28"/>
+          <w:szCs w:val="28"/>
+        </w:rPr>
+        <w:t xml:space="preserve"> </w:t>
+      </w:r>
+      <w:r>
+        <w:rPr>
+          <w:sz w:val="26"/>
+          <w:szCs w:val="26"/>
+        </w:rPr>
         <w:t>A kitöltött teszt válaszainak fogadása, ellenőrzése és javítása, az eredmények adatbázisban történő mentése, majd a felhasználó tájékoztatása a teszt eredményéről.</w:t>
       </w:r>
     </w:p>
     <w:p>
-      <w:r>
+      <w:pPr>
+        <w:rPr>
+          <w:b/>
+          <w:bCs/>
+          <w:sz w:val="28"/>
+          <w:szCs w:val="28"/>
+        </w:rPr>
+      </w:pPr>
+      <w:r>
+        <w:rPr>
+          <w:b/>
+          <w:bCs/>
+          <w:sz w:val="28"/>
+          <w:szCs w:val="28"/>
+        </w:rPr>
         <w:t>UI Interakció:</w:t>
       </w:r>
     </w:p>
     <w:p>
-      <w:r>
+      <w:pPr>
+        <w:pStyle w:val="Listaszerbekezds"/>
+        <w:numPr>
+          <w:ilvl w:val="0"/>
+          <w:numId w:val="25"/>
+        </w:numPr>
+        <w:rPr>
+          <w:rFonts w:asciiTheme="minorHAnsi" w:hAnsiTheme="minorHAnsi" w:cstheme="minorHAnsi"/>
+        </w:rPr>
+      </w:pPr>
+      <w:r>
+        <w:rPr>
+          <w:rFonts w:asciiTheme="minorHAnsi" w:hAnsiTheme="minorHAnsi" w:cstheme="minorHAnsi"/>
+        </w:rPr>
         <w:t xml:space="preserve">A felhasználó befejezi a teszt kitöltését, majd a beadás gombra kattint. </w:t>
       </w:r>
     </w:p>
     <w:p>
-      <w:r>
-        <w:t>A rendszer elküldi a teszt azonosítóját, a válaszokat és a kitöltés időtartamát a backendnek</w:t>
-      </w:r>
-      <w:r>
-        <w:t>, küldés alapján azonosítható a felhasználó is</w:t>
-      </w:r>
-      <w:r>
-        <w:t>.</w:t>
-      </w:r>
-    </w:p>
-    <w:p/>
-    <w:p>
-      <w:r>
+      <w:pPr>
+        <w:pStyle w:val="Listaszerbekezds"/>
+        <w:numPr>
+          <w:ilvl w:val="0"/>
+          <w:numId w:val="25"/>
+        </w:numPr>
+        <w:rPr>
+          <w:rFonts w:asciiTheme="minorHAnsi" w:hAnsiTheme="minorHAnsi" w:cstheme="minorHAnsi"/>
+        </w:rPr>
+      </w:pPr>
+      <w:r>
+        <w:rPr>
+          <w:rFonts w:asciiTheme="minorHAnsi" w:hAnsiTheme="minorHAnsi" w:cstheme="minorHAnsi"/>
+        </w:rPr>
+        <w:t>A rendszer elküldi a teszt azonosítóját, a válaszokat és a kitöltés időtartamát a backendnek, küldés alapján azonosítható a felhasználó is.</w:t>
+      </w:r>
+    </w:p>
+    <w:p>
+      <w:pPr>
+        <w:rPr>
+          <w:sz w:val="26"/>
+          <w:szCs w:val="26"/>
+        </w:rPr>
+      </w:pPr>
+    </w:p>
+    <w:p>
+      <w:pPr>
+        <w:rPr>
+          <w:b/>
+          <w:bCs/>
+          <w:sz w:val="28"/>
+          <w:szCs w:val="28"/>
+        </w:rPr>
+      </w:pPr>
+      <w:r>
+        <w:rPr>
+          <w:b/>
+          <w:bCs/>
+          <w:sz w:val="28"/>
+          <w:szCs w:val="28"/>
+        </w:rPr>
         <w:t>Bemenet:</w:t>
       </w:r>
     </w:p>
     <w:p>
+      <w:pPr>
+        <w:pStyle w:val="Listaszerbekezds"/>
+        <w:numPr>
+          <w:ilvl w:val="0"/>
+          <w:numId w:val="26"/>
+        </w:numPr>
+        <w:rPr>
+          <w:rFonts w:asciiTheme="minorHAnsi" w:hAnsiTheme="minorHAnsi" w:cstheme="minorHAnsi"/>
+        </w:rPr>
+      </w:pPr>
       <w:proofErr w:type="spellStart"/>
       <w:r>
+        <w:rPr>
+          <w:rFonts w:asciiTheme="minorHAnsi" w:hAnsiTheme="minorHAnsi" w:cstheme="minorHAnsi"/>
+        </w:rPr>
         <w:t>teszt_id</w:t>
       </w:r>
       <w:proofErr w:type="spellEnd"/>
       <w:r>
-        <w:t xml:space="preserve"> – a beadott teszt azonosítója</w:t>
-      </w:r>
-      <w:r>
-        <w:t>, amit a teszt indításakor kaptunk válaszként</w:t>
-      </w:r>
-    </w:p>
-    <w:p>
+        <w:rPr>
+          <w:rFonts w:asciiTheme="minorHAnsi" w:hAnsiTheme="minorHAnsi" w:cstheme="minorHAnsi"/>
+        </w:rPr>
+        <w:t xml:space="preserve"> – a beadott teszt azonosítója, amit a teszt indításakor kaptunk válaszként</w:t>
+      </w:r>
+    </w:p>
+    <w:p>
+      <w:pPr>
+        <w:pStyle w:val="Listaszerbekezds"/>
+        <w:numPr>
+          <w:ilvl w:val="0"/>
+          <w:numId w:val="26"/>
+        </w:numPr>
+        <w:rPr>
+          <w:rFonts w:asciiTheme="minorHAnsi" w:hAnsiTheme="minorHAnsi" w:cstheme="minorHAnsi"/>
+        </w:rPr>
+      </w:pPr>
       <w:proofErr w:type="spellStart"/>
       <w:r>
+        <w:rPr>
+          <w:rFonts w:asciiTheme="minorHAnsi" w:hAnsiTheme="minorHAnsi" w:cstheme="minorHAnsi"/>
+        </w:rPr>
         <w:t>valaszok</w:t>
       </w:r>
       <w:proofErr w:type="spellEnd"/>
       <w:r>
+        <w:rPr>
+          <w:rFonts w:asciiTheme="minorHAnsi" w:hAnsiTheme="minorHAnsi" w:cstheme="minorHAnsi"/>
+        </w:rPr>
         <w:t xml:space="preserve"> – a feladatok azonosítóit, típusait és a felhasználó válaszait tartalmazó tömb.</w:t>
       </w:r>
     </w:p>
     <w:p>
+      <w:pPr>
+        <w:pStyle w:val="Listaszerbekezds"/>
+        <w:numPr>
+          <w:ilvl w:val="0"/>
+          <w:numId w:val="26"/>
+        </w:numPr>
+        <w:rPr>
+          <w:rFonts w:asciiTheme="minorHAnsi" w:hAnsiTheme="minorHAnsi" w:cstheme="minorHAnsi"/>
+        </w:rPr>
+      </w:pPr>
       <w:proofErr w:type="spellStart"/>
       <w:r>
+        <w:rPr>
+          <w:rFonts w:asciiTheme="minorHAnsi" w:hAnsiTheme="minorHAnsi" w:cstheme="minorHAnsi"/>
+        </w:rPr>
         <w:t>ido</w:t>
       </w:r>
       <w:proofErr w:type="spellEnd"/>
       <w:r>
+        <w:rPr>
+          <w:rFonts w:asciiTheme="minorHAnsi" w:hAnsiTheme="minorHAnsi" w:cstheme="minorHAnsi"/>
+        </w:rPr>
         <w:t xml:space="preserve"> – a teszt kitöltésével eltelt idő.</w:t>
       </w:r>
     </w:p>
     <w:p>
       <w:pPr>
-        <w:rPr>
-          <w:rFonts w:cstheme="minorHAnsi"/>
-        </w:rPr>
-      </w:pPr>
-      <w:r>
+        <w:pStyle w:val="Listaszerbekezds"/>
+        <w:numPr>
+          <w:ilvl w:val="0"/>
+          <w:numId w:val="26"/>
+        </w:numPr>
+        <w:rPr>
+          <w:rFonts w:asciiTheme="minorHAnsi" w:hAnsiTheme="minorHAnsi" w:cstheme="minorHAnsi"/>
+        </w:rPr>
+      </w:pPr>
+      <w:r>
+        <w:rPr>
+          <w:rFonts w:asciiTheme="minorHAnsi" w:hAnsiTheme="minorHAnsi" w:cstheme="minorHAnsi"/>
+        </w:rPr>
         <w:t>Felhasználói azonosító (</w:t>
       </w:r>
       <w:proofErr w:type="spellStart"/>
       <w:r>
+        <w:rPr>
+          <w:rFonts w:asciiTheme="minorHAnsi" w:hAnsiTheme="minorHAnsi" w:cstheme="minorHAnsi"/>
+        </w:rPr>
         <w:t>userId</w:t>
       </w:r>
       <w:proofErr w:type="spellEnd"/>
       <w:r>
-        <w:t xml:space="preserve">) – </w:t>
-      </w:r>
-      <w:r>
-        <w:rPr>
-          <w:rFonts w:cstheme="minorHAnsi"/>
-        </w:rPr>
-        <w:t>a backend által ellenőrzött JWT-</w:t>
+        <w:rPr>
+          <w:rFonts w:asciiTheme="minorHAnsi" w:hAnsiTheme="minorHAnsi" w:cstheme="minorHAnsi"/>
+        </w:rPr>
+        <w:t>) – a backend által ellenőrzött JWT-</w:t>
       </w:r>
       <w:proofErr w:type="spellStart"/>
       <w:r>
         <w:rPr>
-          <w:rFonts w:cstheme="minorHAnsi"/>
+          <w:rFonts w:asciiTheme="minorHAnsi" w:hAnsiTheme="minorHAnsi" w:cstheme="minorHAnsi"/>
         </w:rPr>
         <w:t>tokenből</w:t>
       </w:r>
       <w:proofErr w:type="spellEnd"/>
       <w:r>
         <w:rPr>
-          <w:rFonts w:cstheme="minorHAnsi"/>
+          <w:rFonts w:asciiTheme="minorHAnsi" w:hAnsiTheme="minorHAnsi" w:cstheme="minorHAnsi"/>
         </w:rPr>
         <w:t xml:space="preserve"> származik majd az API hívás </w:t>
       </w:r>
       <w:proofErr w:type="spellStart"/>
       <w:r>
         <w:rPr>
-          <w:rFonts w:cstheme="minorHAnsi"/>
+          <w:rFonts w:asciiTheme="minorHAnsi" w:hAnsiTheme="minorHAnsi" w:cstheme="minorHAnsi"/>
         </w:rPr>
         <w:t>header</w:t>
       </w:r>
       <w:proofErr w:type="spellEnd"/>
       <w:r>
         <w:rPr>
-          <w:rFonts w:cstheme="minorHAnsi"/>
+          <w:rFonts w:asciiTheme="minorHAnsi" w:hAnsiTheme="minorHAnsi" w:cstheme="minorHAnsi"/>
         </w:rPr>
         <w:t xml:space="preserve"> részéből nyerhető ki.</w:t>
       </w:r>
@@ -6199,265 +6426,626 @@
       <w:pPr>
         <w:rPr>
           <w:rFonts w:cstheme="minorHAnsi"/>
-        </w:rPr>
-      </w:pPr>
-    </w:p>
-    <w:p>
-      <w:pPr>
-        <w:rPr>
-          <w:rFonts w:cstheme="minorHAnsi"/>
-        </w:rPr>
-      </w:pPr>
-      <w:r>
-        <w:rPr>
-          <w:rFonts w:cstheme="minorHAnsi"/>
+          <w:sz w:val="26"/>
+          <w:szCs w:val="26"/>
+        </w:rPr>
+      </w:pPr>
+    </w:p>
+    <w:p>
+      <w:pPr>
+        <w:rPr>
+          <w:rFonts w:cstheme="minorHAnsi"/>
+          <w:b/>
+          <w:bCs/>
+          <w:sz w:val="28"/>
+          <w:szCs w:val="28"/>
+        </w:rPr>
+      </w:pPr>
+      <w:r>
+        <w:rPr>
+          <w:rFonts w:cstheme="minorHAnsi"/>
+          <w:b/>
+          <w:bCs/>
+          <w:sz w:val="28"/>
+          <w:szCs w:val="28"/>
         </w:rPr>
         <w:t>Kimenet</w:t>
       </w:r>
-    </w:p>
-    <w:p>
-      <w:pPr>
-        <w:numPr>
-          <w:ilvl w:val="0"/>
-          <w:numId w:val="47"/>
-        </w:numPr>
-      </w:pPr>
-      <w:r>
+      <w:r>
+        <w:rPr>
+          <w:rFonts w:cstheme="minorHAnsi"/>
+          <w:b/>
+          <w:bCs/>
+          <w:sz w:val="28"/>
+          <w:szCs w:val="28"/>
+        </w:rPr>
+        <w:t>:</w:t>
+      </w:r>
+    </w:p>
+    <w:p>
+      <w:pPr>
+        <w:pStyle w:val="Listaszerbekezds"/>
+        <w:numPr>
+          <w:ilvl w:val="0"/>
+          <w:numId w:val="27"/>
+        </w:numPr>
+        <w:ind w:left="709"/>
+        <w:rPr>
+          <w:rFonts w:asciiTheme="minorHAnsi" w:hAnsiTheme="minorHAnsi" w:cstheme="minorHAnsi"/>
+        </w:rPr>
+      </w:pPr>
+      <w:r>
+        <w:rPr>
+          <w:rFonts w:asciiTheme="minorHAnsi" w:hAnsiTheme="minorHAnsi" w:cstheme="minorHAnsi"/>
+        </w:rPr>
         <w:t>A teszt azonosítója.</w:t>
       </w:r>
     </w:p>
     <w:p>
       <w:pPr>
-        <w:numPr>
-          <w:ilvl w:val="0"/>
-          <w:numId w:val="47"/>
-        </w:numPr>
-      </w:pPr>
-      <w:r>
+        <w:pStyle w:val="Listaszerbekezds"/>
+        <w:numPr>
+          <w:ilvl w:val="0"/>
+          <w:numId w:val="27"/>
+        </w:numPr>
+        <w:ind w:left="709"/>
+        <w:rPr>
+          <w:rFonts w:asciiTheme="minorHAnsi" w:hAnsiTheme="minorHAnsi" w:cstheme="minorHAnsi"/>
+        </w:rPr>
+      </w:pPr>
+      <w:r>
+        <w:rPr>
+          <w:rFonts w:asciiTheme="minorHAnsi" w:hAnsiTheme="minorHAnsi" w:cstheme="minorHAnsi"/>
+        </w:rPr>
         <w:t>A javított feladatok eredményei.</w:t>
       </w:r>
     </w:p>
     <w:p>
       <w:pPr>
-        <w:numPr>
-          <w:ilvl w:val="0"/>
-          <w:numId w:val="47"/>
-        </w:numPr>
-      </w:pPr>
-      <w:r>
-        <w:t>Az elért pontszám</w:t>
-      </w:r>
-      <w:r>
-        <w:t>ok feladatonként.</w:t>
-      </w:r>
-    </w:p>
-    <w:p>
-      <w:pPr>
-        <w:numPr>
-          <w:ilvl w:val="0"/>
-          <w:numId w:val="47"/>
-        </w:numPr>
-      </w:pPr>
-      <w:r>
+        <w:pStyle w:val="Listaszerbekezds"/>
+        <w:numPr>
+          <w:ilvl w:val="0"/>
+          <w:numId w:val="27"/>
+        </w:numPr>
+        <w:ind w:left="709"/>
+        <w:rPr>
+          <w:rFonts w:asciiTheme="minorHAnsi" w:hAnsiTheme="minorHAnsi" w:cstheme="minorHAnsi"/>
+        </w:rPr>
+      </w:pPr>
+      <w:r>
+        <w:rPr>
+          <w:rFonts w:asciiTheme="minorHAnsi" w:hAnsiTheme="minorHAnsi" w:cstheme="minorHAnsi"/>
+        </w:rPr>
+        <w:t>Az elért pontszámok feladatonként.</w:t>
+      </w:r>
+    </w:p>
+    <w:p>
+      <w:pPr>
+        <w:pStyle w:val="Listaszerbekezds"/>
+        <w:numPr>
+          <w:ilvl w:val="0"/>
+          <w:numId w:val="27"/>
+        </w:numPr>
+        <w:ind w:left="709"/>
+        <w:rPr>
+          <w:rFonts w:asciiTheme="minorHAnsi" w:hAnsiTheme="minorHAnsi" w:cstheme="minorHAnsi"/>
+        </w:rPr>
+      </w:pPr>
+      <w:r>
+        <w:rPr>
+          <w:rFonts w:asciiTheme="minorHAnsi" w:hAnsiTheme="minorHAnsi" w:cstheme="minorHAnsi"/>
+        </w:rPr>
         <w:t>A kitöltési idő.</w:t>
       </w:r>
     </w:p>
     <w:p>
       <w:pPr>
-        <w:numPr>
-          <w:ilvl w:val="0"/>
-          <w:numId w:val="47"/>
-        </w:numPr>
-      </w:pPr>
-      <w:r>
+        <w:pStyle w:val="Listaszerbekezds"/>
+        <w:numPr>
+          <w:ilvl w:val="0"/>
+          <w:numId w:val="27"/>
+        </w:numPr>
+        <w:ind w:left="709"/>
+        <w:rPr>
+          <w:rFonts w:asciiTheme="minorHAnsi" w:hAnsiTheme="minorHAnsi" w:cstheme="minorHAnsi"/>
+        </w:rPr>
+      </w:pPr>
+      <w:r>
+        <w:rPr>
+          <w:rFonts w:asciiTheme="minorHAnsi" w:hAnsiTheme="minorHAnsi" w:cstheme="minorHAnsi"/>
+        </w:rPr>
         <w:t>A teszt végleges állapota.</w:t>
       </w:r>
     </w:p>
     <w:p>
-      <w:r>
+      <w:pPr>
+        <w:rPr>
+          <w:sz w:val="26"/>
+          <w:szCs w:val="26"/>
+        </w:rPr>
+      </w:pPr>
+      <w:r>
+        <w:rPr>
+          <w:sz w:val="26"/>
+          <w:szCs w:val="26"/>
+        </w:rPr>
         <w:t>Hiba esetén a backend hibakódot és hibaüzenetet ad vissza.</w:t>
       </w:r>
     </w:p>
-    <w:p/>
-    <w:p>
-      <w:r>
+    <w:p>
+      <w:pPr>
+        <w:rPr>
+          <w:sz w:val="26"/>
+          <w:szCs w:val="26"/>
+        </w:rPr>
+      </w:pPr>
+    </w:p>
+    <w:p>
+      <w:pPr>
+        <w:rPr>
+          <w:b/>
+          <w:bCs/>
+          <w:sz w:val="28"/>
+          <w:szCs w:val="28"/>
+        </w:rPr>
+      </w:pPr>
+      <w:r>
+        <w:rPr>
+          <w:b/>
+          <w:bCs/>
+          <w:sz w:val="28"/>
+          <w:szCs w:val="28"/>
+        </w:rPr>
         <w:t>UI Kimenet:</w:t>
       </w:r>
     </w:p>
     <w:p>
-      <w:r>
+      <w:pPr>
+        <w:pStyle w:val="Listaszerbekezds"/>
+        <w:numPr>
+          <w:ilvl w:val="0"/>
+          <w:numId w:val="28"/>
+        </w:numPr>
+        <w:rPr>
+          <w:rFonts w:asciiTheme="minorHAnsi" w:hAnsiTheme="minorHAnsi" w:cstheme="minorHAnsi"/>
+        </w:rPr>
+      </w:pPr>
+      <w:r>
+        <w:rPr>
+          <w:rFonts w:asciiTheme="minorHAnsi" w:hAnsiTheme="minorHAnsi" w:cstheme="minorHAnsi"/>
+        </w:rPr>
         <w:t>A feldolgozás ideje alatt a felület jelezi, hogy a javítás folyamatban van.</w:t>
       </w:r>
     </w:p>
     <w:p>
-      <w:r>
+      <w:pPr>
+        <w:pStyle w:val="Listaszerbekezds"/>
+        <w:numPr>
+          <w:ilvl w:val="0"/>
+          <w:numId w:val="28"/>
+        </w:numPr>
+        <w:rPr>
+          <w:rFonts w:asciiTheme="minorHAnsi" w:hAnsiTheme="minorHAnsi" w:cstheme="minorHAnsi"/>
+        </w:rPr>
+      </w:pPr>
+      <w:r>
+        <w:rPr>
+          <w:rFonts w:asciiTheme="minorHAnsi" w:hAnsiTheme="minorHAnsi" w:cstheme="minorHAnsi"/>
+        </w:rPr>
         <w:t>Sikeres beadás után a felhasználó megtekintheti a teszt eredményét, a pontszámot és a feladatok javítását.</w:t>
       </w:r>
     </w:p>
     <w:p>
-      <w:r>
+      <w:pPr>
+        <w:pStyle w:val="Listaszerbekezds"/>
+        <w:numPr>
+          <w:ilvl w:val="0"/>
+          <w:numId w:val="28"/>
+        </w:numPr>
+        <w:rPr>
+          <w:rFonts w:asciiTheme="minorHAnsi" w:hAnsiTheme="minorHAnsi" w:cstheme="minorHAnsi"/>
+        </w:rPr>
+      </w:pPr>
+      <w:r>
+        <w:rPr>
+          <w:rFonts w:asciiTheme="minorHAnsi" w:hAnsiTheme="minorHAnsi" w:cstheme="minorHAnsi"/>
+        </w:rPr>
         <w:t>Hibás beadás vagy szerverhiba esetén a felület hibaüzenetet jelenít meg.</w:t>
       </w:r>
     </w:p>
-    <w:p/>
-    <w:p>
-      <w:r>
+    <w:p>
+      <w:pPr>
+        <w:rPr>
+          <w:sz w:val="26"/>
+          <w:szCs w:val="26"/>
+        </w:rPr>
+      </w:pPr>
+    </w:p>
+    <w:p>
+      <w:pPr>
+        <w:rPr>
+          <w:b/>
+          <w:bCs/>
+          <w:sz w:val="28"/>
+          <w:szCs w:val="28"/>
+        </w:rPr>
+      </w:pPr>
+      <w:r>
+        <w:rPr>
+          <w:b/>
+          <w:bCs/>
+          <w:sz w:val="28"/>
+          <w:szCs w:val="28"/>
+        </w:rPr>
         <w:t>Eljárás:</w:t>
       </w:r>
     </w:p>
     <w:p>
-      <w:r>
-        <w:lastRenderedPageBreak/>
+      <w:pPr>
+        <w:pStyle w:val="Listaszerbekezds"/>
+        <w:numPr>
+          <w:ilvl w:val="0"/>
+          <w:numId w:val="29"/>
+        </w:numPr>
+        <w:rPr>
+          <w:rFonts w:asciiTheme="minorHAnsi" w:hAnsiTheme="minorHAnsi" w:cstheme="minorHAnsi"/>
+        </w:rPr>
+      </w:pPr>
+      <w:r>
+        <w:rPr>
+          <w:rFonts w:asciiTheme="minorHAnsi" w:hAnsiTheme="minorHAnsi" w:cstheme="minorHAnsi"/>
+        </w:rPr>
         <w:t xml:space="preserve">A felhasználó beadja a tesztet. A frontend POST-kérést küld a backend </w:t>
       </w:r>
       <w:r>
+        <w:rPr>
+          <w:rFonts w:asciiTheme="minorHAnsi" w:hAnsiTheme="minorHAnsi" w:cstheme="minorHAnsi"/>
+        </w:rPr>
         <w:t>/</w:t>
       </w:r>
       <w:proofErr w:type="spellStart"/>
       <w:r>
+        <w:rPr>
+          <w:rFonts w:asciiTheme="minorHAnsi" w:hAnsiTheme="minorHAnsi" w:cstheme="minorHAnsi"/>
+        </w:rPr>
         <w:t>correctionroutes</w:t>
       </w:r>
       <w:proofErr w:type="spellEnd"/>
       <w:r>
+        <w:rPr>
+          <w:rFonts w:asciiTheme="minorHAnsi" w:hAnsiTheme="minorHAnsi" w:cstheme="minorHAnsi"/>
+        </w:rPr>
         <w:t>/</w:t>
       </w:r>
       <w:proofErr w:type="spellStart"/>
       <w:r>
+        <w:rPr>
+          <w:rFonts w:asciiTheme="minorHAnsi" w:hAnsiTheme="minorHAnsi" w:cstheme="minorHAnsi"/>
+        </w:rPr>
         <w:t>incoming</w:t>
       </w:r>
       <w:proofErr w:type="spellEnd"/>
       <w:r>
+        <w:rPr>
+          <w:rFonts w:asciiTheme="minorHAnsi" w:hAnsiTheme="minorHAnsi" w:cstheme="minorHAnsi"/>
+        </w:rPr>
         <w:t xml:space="preserve"> végpontjára, a teszt azonosítójával, a válaszokkal és a kitöltési idővel.</w:t>
       </w:r>
     </w:p>
     <w:p>
-      <w:r>
+      <w:pPr>
+        <w:pStyle w:val="Listaszerbekezds"/>
+        <w:numPr>
+          <w:ilvl w:val="0"/>
+          <w:numId w:val="29"/>
+        </w:numPr>
+        <w:rPr>
+          <w:rFonts w:asciiTheme="minorHAnsi" w:hAnsiTheme="minorHAnsi" w:cstheme="minorHAnsi"/>
+        </w:rPr>
+      </w:pPr>
+      <w:r>
+        <w:rPr>
+          <w:rFonts w:asciiTheme="minorHAnsi" w:hAnsiTheme="minorHAnsi" w:cstheme="minorHAnsi"/>
+        </w:rPr>
         <w:t>A backend ellenőrzi a beérkezett adatok szerkezetét és értékeit. Vizsgálja többek között a tesztazonosítót, a válaszok számát, a feladattípusokat, a duplikált feladatazonosítókat és az időtartamot.</w:t>
       </w:r>
     </w:p>
     <w:p>
-      <w:r>
+      <w:pPr>
+        <w:pStyle w:val="Listaszerbekezds"/>
+        <w:numPr>
+          <w:ilvl w:val="0"/>
+          <w:numId w:val="29"/>
+        </w:numPr>
+        <w:rPr>
+          <w:rFonts w:asciiTheme="minorHAnsi" w:hAnsiTheme="minorHAnsi" w:cstheme="minorHAnsi"/>
+        </w:rPr>
+      </w:pPr>
+      <w:r>
+        <w:rPr>
+          <w:rFonts w:asciiTheme="minorHAnsi" w:hAnsiTheme="minorHAnsi" w:cstheme="minorHAnsi"/>
+        </w:rPr>
         <w:t xml:space="preserve">A backend </w:t>
       </w:r>
       <w:proofErr w:type="spellStart"/>
       <w:r>
+        <w:rPr>
+          <w:rFonts w:asciiTheme="minorHAnsi" w:hAnsiTheme="minorHAnsi" w:cstheme="minorHAnsi"/>
+        </w:rPr>
         <w:t>requireAuth</w:t>
       </w:r>
       <w:proofErr w:type="spellEnd"/>
       <w:r>
+        <w:rPr>
+          <w:rFonts w:asciiTheme="minorHAnsi" w:hAnsiTheme="minorHAnsi" w:cstheme="minorHAnsi"/>
+        </w:rPr>
         <w:t xml:space="preserve"> </w:t>
       </w:r>
       <w:proofErr w:type="spellStart"/>
       <w:r>
+        <w:rPr>
+          <w:rFonts w:asciiTheme="minorHAnsi" w:hAnsiTheme="minorHAnsi" w:cstheme="minorHAnsi"/>
+        </w:rPr>
         <w:t>middleware</w:t>
       </w:r>
       <w:proofErr w:type="spellEnd"/>
       <w:r>
+        <w:rPr>
+          <w:rFonts w:asciiTheme="minorHAnsi" w:hAnsiTheme="minorHAnsi" w:cstheme="minorHAnsi"/>
+        </w:rPr>
         <w:t xml:space="preserve">-e ellenőrzi a felhasználó hitelesítését. A felhasználó azonosítóját az ellenőrzött </w:t>
       </w:r>
       <w:proofErr w:type="spellStart"/>
       <w:r>
+        <w:rPr>
+          <w:rFonts w:asciiTheme="minorHAnsi" w:hAnsiTheme="minorHAnsi" w:cstheme="minorHAnsi"/>
+        </w:rPr>
         <w:t>tokenből</w:t>
       </w:r>
       <w:proofErr w:type="spellEnd"/>
       <w:r>
+        <w:rPr>
+          <w:rFonts w:asciiTheme="minorHAnsi" w:hAnsiTheme="minorHAnsi" w:cstheme="minorHAnsi"/>
+        </w:rPr>
         <w:t xml:space="preserve"> veszi át, nem a kliens által küldött adatokból.</w:t>
       </w:r>
     </w:p>
     <w:p>
-      <w:r>
+      <w:pPr>
+        <w:pStyle w:val="Listaszerbekezds"/>
+        <w:numPr>
+          <w:ilvl w:val="0"/>
+          <w:numId w:val="29"/>
+        </w:numPr>
+        <w:rPr>
+          <w:rFonts w:asciiTheme="minorHAnsi" w:hAnsiTheme="minorHAnsi" w:cstheme="minorHAnsi"/>
+        </w:rPr>
+      </w:pPr>
+      <w:r>
+        <w:rPr>
+          <w:rFonts w:asciiTheme="minorHAnsi" w:hAnsiTheme="minorHAnsi" w:cstheme="minorHAnsi"/>
+        </w:rPr>
         <w:t>A testCorrector.js-</w:t>
       </w:r>
       <w:proofErr w:type="spellStart"/>
       <w:r>
+        <w:rPr>
+          <w:rFonts w:asciiTheme="minorHAnsi" w:hAnsiTheme="minorHAnsi" w:cstheme="minorHAnsi"/>
+        </w:rPr>
         <w:t>ből</w:t>
       </w:r>
       <w:proofErr w:type="spellEnd"/>
       <w:r>
+        <w:rPr>
+          <w:rFonts w:asciiTheme="minorHAnsi" w:hAnsiTheme="minorHAnsi" w:cstheme="minorHAnsi"/>
+        </w:rPr>
         <w:t xml:space="preserve"> meghívja a </w:t>
       </w:r>
       <w:proofErr w:type="spellStart"/>
-      <w:proofErr w:type="gramStart"/>
-      <w:r>
+      <w:r>
+        <w:rPr>
+          <w:rFonts w:asciiTheme="minorHAnsi" w:hAnsiTheme="minorHAnsi" w:cstheme="minorHAnsi"/>
+        </w:rPr>
         <w:t>receiveSubmission</w:t>
       </w:r>
       <w:proofErr w:type="spellEnd"/>
       <w:r>
-        <w:t>(</w:t>
-      </w:r>
-      <w:proofErr w:type="gramEnd"/>
-      <w:r>
-        <w:t>) függvényt a hitelesített felhasználó, teszt azonosító, válaszok és a másodperccé alakított adatok segítségével.</w:t>
-      </w:r>
-    </w:p>
-    <w:p>
-      <w:r>
+        <w:rPr>
+          <w:rFonts w:asciiTheme="minorHAnsi" w:hAnsiTheme="minorHAnsi" w:cstheme="minorHAnsi"/>
+        </w:rPr>
+        <w:t>() függvényt a hitelesített felhasználó, teszt azonosító, válaszok és a másodperccé alakított adatok segítségével.</w:t>
+      </w:r>
+    </w:p>
+    <w:p>
+      <w:pPr>
+        <w:pStyle w:val="Listaszerbekezds"/>
+        <w:numPr>
+          <w:ilvl w:val="0"/>
+          <w:numId w:val="29"/>
+        </w:numPr>
+        <w:rPr>
+          <w:rFonts w:asciiTheme="minorHAnsi" w:hAnsiTheme="minorHAnsi" w:cstheme="minorHAnsi"/>
+        </w:rPr>
+      </w:pPr>
+      <w:r>
+        <w:rPr>
+          <w:rFonts w:asciiTheme="minorHAnsi" w:hAnsiTheme="minorHAnsi" w:cstheme="minorHAnsi"/>
+        </w:rPr>
         <w:t xml:space="preserve">A </w:t>
       </w:r>
       <w:proofErr w:type="spellStart"/>
-      <w:proofErr w:type="gramStart"/>
-      <w:r>
+      <w:r>
+        <w:rPr>
+          <w:rFonts w:asciiTheme="minorHAnsi" w:hAnsiTheme="minorHAnsi" w:cstheme="minorHAnsi"/>
+        </w:rPr>
         <w:t>parositTesztet</w:t>
       </w:r>
       <w:proofErr w:type="spellEnd"/>
       <w:r>
-        <w:t>(</w:t>
-      </w:r>
-      <w:proofErr w:type="gramEnd"/>
-      <w:r>
-        <w:t>) függvény ellenőrzi, hogy a teszt létezik-e, a bejelentkezett felhasználóhoz tartozik-e, és még folyamatban állapotú-e. Azt is ellenőrzi, hogy a beküldött feladatok valóban a teszthez tartoznak-e.</w:t>
-      </w:r>
-    </w:p>
-    <w:p>
-      <w:r>
+        <w:rPr>
+          <w:rFonts w:asciiTheme="minorHAnsi" w:hAnsiTheme="minorHAnsi" w:cstheme="minorHAnsi"/>
+        </w:rPr>
+        <w:t>() függvény ellenőrzi, hogy a teszt létezik-e, a bejelentkezett felhasználóhoz tartozik-e, és még folyamatban állapotú-e. Azt is ellenőrzi, hogy a beküldött feladatok valóban a teszthez tartoznak-e.</w:t>
+      </w:r>
+    </w:p>
+    <w:p>
+      <w:pPr>
+        <w:pStyle w:val="Listaszerbekezds"/>
+        <w:numPr>
+          <w:ilvl w:val="0"/>
+          <w:numId w:val="29"/>
+        </w:numPr>
+        <w:rPr>
+          <w:rFonts w:asciiTheme="minorHAnsi" w:hAnsiTheme="minorHAnsi" w:cstheme="minorHAnsi"/>
+        </w:rPr>
+      </w:pPr>
+      <w:r>
+        <w:rPr>
+          <w:rFonts w:asciiTheme="minorHAnsi" w:hAnsiTheme="minorHAnsi" w:cstheme="minorHAnsi"/>
+        </w:rPr>
         <w:t>Ha az ellenőrzés sikertelen, a rendszer megszakítja a folyamatot, és hibaválaszt küld a frontendnek.</w:t>
       </w:r>
     </w:p>
     <w:p>
-      <w:r>
+      <w:pPr>
+        <w:pStyle w:val="Listaszerbekezds"/>
+        <w:numPr>
+          <w:ilvl w:val="0"/>
+          <w:numId w:val="29"/>
+        </w:numPr>
+        <w:rPr>
+          <w:rFonts w:asciiTheme="minorHAnsi" w:hAnsiTheme="minorHAnsi" w:cstheme="minorHAnsi"/>
+        </w:rPr>
+      </w:pPr>
+      <w:r>
+        <w:rPr>
+          <w:rFonts w:asciiTheme="minorHAnsi" w:hAnsiTheme="minorHAnsi" w:cstheme="minorHAnsi"/>
+        </w:rPr>
         <w:t xml:space="preserve">A </w:t>
       </w:r>
       <w:proofErr w:type="spellStart"/>
-      <w:proofErr w:type="gramStart"/>
-      <w:r>
+      <w:r>
+        <w:rPr>
+          <w:rFonts w:asciiTheme="minorHAnsi" w:hAnsiTheme="minorHAnsi" w:cstheme="minorHAnsi"/>
+        </w:rPr>
         <w:t>feldolgozBeadast</w:t>
       </w:r>
       <w:proofErr w:type="spellEnd"/>
       <w:r>
-        <w:t>(</w:t>
-      </w:r>
-      <w:proofErr w:type="gramEnd"/>
-      <w:r>
-        <w:t xml:space="preserve">) függvény a teszt állapotát folyamatban értékről </w:t>
+        <w:rPr>
+          <w:rFonts w:asciiTheme="minorHAnsi" w:hAnsiTheme="minorHAnsi" w:cstheme="minorHAnsi"/>
+        </w:rPr>
+        <w:t xml:space="preserve">() függvény a teszt állapotát folyamatban értékről </w:t>
       </w:r>
       <w:proofErr w:type="spellStart"/>
       <w:r>
+        <w:rPr>
+          <w:rFonts w:asciiTheme="minorHAnsi" w:hAnsiTheme="minorHAnsi" w:cstheme="minorHAnsi"/>
+        </w:rPr>
         <w:t>javitas</w:t>
       </w:r>
       <w:proofErr w:type="spellEnd"/>
       <w:r>
+        <w:rPr>
+          <w:rFonts w:asciiTheme="minorHAnsi" w:hAnsiTheme="minorHAnsi" w:cstheme="minorHAnsi"/>
+        </w:rPr>
         <w:t xml:space="preserve"> értékre állítja. Ezzel megakadályozza, hogy ugyanazt a tesztet párhuzamosan vagy ismételten beadják.</w:t>
       </w:r>
     </w:p>
     <w:p>
-      <w:r>
+      <w:pPr>
+        <w:pStyle w:val="Listaszerbekezds"/>
+        <w:numPr>
+          <w:ilvl w:val="0"/>
+          <w:numId w:val="29"/>
+        </w:numPr>
+        <w:rPr>
+          <w:rFonts w:asciiTheme="minorHAnsi" w:hAnsiTheme="minorHAnsi" w:cstheme="minorHAnsi"/>
+        </w:rPr>
+      </w:pPr>
+      <w:r>
+        <w:rPr>
+          <w:rFonts w:asciiTheme="minorHAnsi" w:hAnsiTheme="minorHAnsi" w:cstheme="minorHAnsi"/>
+        </w:rPr>
         <w:t>Kiszámoljuk a kitöltési idejét a tesztnek.</w:t>
       </w:r>
     </w:p>
     <w:p>
-      <w:r>
-        <w:t xml:space="preserve">A </w:t>
-      </w:r>
-      <w:r>
-        <w:t>rendszer betölti a teszthez tartozó feladatok helyes megoldásait, típusait és pontértékeit az adatbázisból.</w:t>
-      </w:r>
-    </w:p>
-    <w:p>
-      <w:r>
-        <w:t xml:space="preserve">Egy </w:t>
-      </w:r>
-      <w:r>
-        <w:t>adatbázis-tranzakcióban elmenti a javítás eredményeit, a pontszámokat és a kitöltési időt, majd a teszt állapotát befejezett értékre állítja.</w:t>
+      <w:pPr>
+        <w:pStyle w:val="Listaszerbekezds"/>
+        <w:numPr>
+          <w:ilvl w:val="0"/>
+          <w:numId w:val="29"/>
+        </w:numPr>
+        <w:rPr>
+          <w:rFonts w:asciiTheme="minorHAnsi" w:hAnsiTheme="minorHAnsi" w:cstheme="minorHAnsi"/>
+        </w:rPr>
+      </w:pPr>
+      <w:r>
+        <w:rPr>
+          <w:rFonts w:asciiTheme="minorHAnsi" w:hAnsiTheme="minorHAnsi" w:cstheme="minorHAnsi"/>
+        </w:rPr>
+        <w:t>A rendszer betölti a teszthez tartozó feladatok helyes megoldásait, típusait és pontértékeit az adatbázisból.</w:t>
+      </w:r>
+    </w:p>
+    <w:p>
+      <w:pPr>
+        <w:pStyle w:val="Listaszerbekezds"/>
+        <w:numPr>
+          <w:ilvl w:val="0"/>
+          <w:numId w:val="29"/>
+        </w:numPr>
+        <w:rPr>
+          <w:rFonts w:asciiTheme="minorHAnsi" w:hAnsiTheme="minorHAnsi" w:cstheme="minorHAnsi"/>
+        </w:rPr>
+      </w:pPr>
+      <w:r>
+        <w:rPr>
+          <w:rFonts w:asciiTheme="minorHAnsi" w:hAnsiTheme="minorHAnsi" w:cstheme="minorHAnsi"/>
+        </w:rPr>
+        <w:t>Egy adatbázis-tranzakcióban elmenti a javítás eredményeit, a pontszámokat és a kitöltési időt, majd a teszt állapotát befejezett értékre állítja.</w:t>
+      </w:r>
+    </w:p>
+    <w:p>
+      <w:pPr>
+        <w:pStyle w:val="Listaszerbekezds"/>
+        <w:numPr>
+          <w:ilvl w:val="0"/>
+          <w:numId w:val="29"/>
+        </w:numPr>
+        <w:rPr>
+          <w:rFonts w:asciiTheme="minorHAnsi" w:hAnsiTheme="minorHAnsi" w:cstheme="minorHAnsi"/>
+        </w:rPr>
+      </w:pPr>
+      <w:r>
+        <w:rPr>
+          <w:rFonts w:asciiTheme="minorHAnsi" w:hAnsiTheme="minorHAnsi" w:cstheme="minorHAnsi"/>
+        </w:rPr>
+        <w:t>Válaszként a teszt azonosítóját és státuszát küldi vissza a frontendnek.</w:t>
+      </w:r>
+    </w:p>
+    <w:p>
+      <w:pPr>
+        <w:pStyle w:val="Listaszerbekezds"/>
+        <w:numPr>
+          <w:ilvl w:val="0"/>
+          <w:numId w:val="29"/>
+        </w:numPr>
+        <w:rPr>
+          <w:rFonts w:asciiTheme="minorHAnsi" w:hAnsiTheme="minorHAnsi" w:cstheme="minorHAnsi"/>
+        </w:rPr>
+      </w:pPr>
+      <w:r>
+        <w:rPr>
+          <w:rFonts w:asciiTheme="minorHAnsi" w:hAnsiTheme="minorHAnsi" w:cstheme="minorHAnsi"/>
+        </w:rPr>
+        <w:t>A frontend a felhasználó, a teszt azonosítója és státusza alapján lekéri a megoldásokat</w:t>
+      </w:r>
+      <w:r>
+        <w:rPr>
+          <w:rFonts w:asciiTheme="minorHAnsi" w:hAnsiTheme="minorHAnsi" w:cstheme="minorHAnsi"/>
+        </w:rPr>
+        <w:t xml:space="preserve"> és megjeleníti azokat.</w:t>
       </w:r>
     </w:p>
     <w:p/>
@@ -6801,9 +7389,1251 @@
 <file path=word/numbering.xml><?xml version="1.0" encoding="utf-8"?>
 <w:numbering xmlns:wpc="http://schemas.microsoft.com/office/word/2010/wordprocessingCanvas" xmlns:cx="http://schemas.microsoft.com/office/drawing/2014/chartex" xmlns:cx1="http://schemas.microsoft.com/office/drawing/2015/9/8/chartex" xmlns:cx2="http://schemas.microsoft.com/office/drawing/2015/10/21/chartex" xmlns:cx3="http://schemas.microsoft.com/office/drawing/2016/5/9/chartex" xmlns:cx4="http://schemas.microsoft.com/office/drawing/2016/5/10/chartex" xmlns:cx5="http://schemas.microsoft.com/office/drawing/2016/5/11/chartex" xmlns:cx6="http://schemas.microsoft.com/office/drawing/2016/5/12/chartex" xmlns:cx7="http://schemas.microsoft.com/office/drawing/2016/5/13/chartex" xmlns:cx8="http://schemas.microsoft.com/office/drawing/2016/5/14/chartex" xmlns:mc="http://schemas.openxmlformats.org/markup-compatibility/2006" xmlns:aink="http://schemas.microsoft.com/office/drawing/2016/ink" xmlns:am3d="http://schemas.microsoft.com/office/drawing/2017/model3d" xmlns:o="urn:schemas-microsoft-com:office:office" xmlns:oel="http://schemas.microsoft.com/office/2019/extlst" xmlns:r="http://schemas.openxmlformats.org/officeDocument/2006/relationships" xmlns:m="http://schemas.openxmlformats.org/officeDocument/2006/math" xmlns:v="urn:schemas-microsoft-com:vml" xmlns:wp14="http://schemas.microsoft.com/office/word/2010/wordprocessingDrawing" xmlns:wp="http://schemas.openxmlformats.org/drawingml/2006/wordprocessingDrawing" xmlns:w10="urn:schemas-microsoft-com:office:word" xmlns:w="http://schemas.openxmlformats.org/wordprocessingml/2006/main" xmlns:w14="http://schemas.microsoft.com/office/word/2010/wordml" xmlns:w15="http://schemas.microsoft.com/office/word/2012/wordml" xmlns:w16cex="http://schemas.microsoft.com/office/word/2018/wordml/cex" xmlns:w16cid="http://schemas.microsoft.com/office/word/2016/wordml/cid" xmlns:w16="http://schemas.microsoft.com/office/word/2018/wordml" xmlns:w16du="http://schemas.microsoft.com/office/word/2023/wordml/word16du" xmlns:w16sdtdh="http://schemas.microsoft.com/office/word/2020/wordml/sdtdatahash" xmlns:w16sdtfl="http://schemas.microsoft.com/office/word/2024/wordml/sdtformatlock" xmlns:w16se="http://schemas.microsoft.com/office/word/2015/wordml/symex" xmlns:wpg="http://schemas.microsoft.com/office/word/2010/wordprocessingGroup" xmlns:wpi="http://schemas.microsoft.com/office/word/2010/wordprocessingInk" xmlns:wne="http://schemas.microsoft.com/office/word/2006/wordml" xmlns:wps="http://schemas.microsoft.com/office/word/2010/wordprocessingShape" mc:Ignorable="w14 w15 w16se w16cid w16 w16cex w16sdtdh w16sdtfl w16du wp14">
   <w:abstractNum w:abstractNumId="0" w15:restartNumberingAfterBreak="0">
-    <w:nsid w:val="025C2360"/>
+    <w:nsid w:val="09B93F01"/>
+    <w:multiLevelType w:val="hybridMultilevel"/>
+    <w:tmpl w:val="9432D820"/>
+    <w:lvl w:ilvl="0" w:tplc="040E0001">
+      <w:start w:val="1"/>
+      <w:numFmt w:val="bullet"/>
+      <w:lvlText w:val=""/>
+      <w:lvlJc w:val="left"/>
+      <w:pPr>
+        <w:ind w:left="720" w:hanging="360"/>
+      </w:pPr>
+      <w:rPr>
+        <w:rFonts w:ascii="Symbol" w:hAnsi="Symbol" w:hint="default"/>
+      </w:rPr>
+    </w:lvl>
+    <w:lvl w:ilvl="1" w:tplc="040E0003" w:tentative="1">
+      <w:start w:val="1"/>
+      <w:numFmt w:val="bullet"/>
+      <w:lvlText w:val="o"/>
+      <w:lvlJc w:val="left"/>
+      <w:pPr>
+        <w:ind w:left="1440" w:hanging="360"/>
+      </w:pPr>
+      <w:rPr>
+        <w:rFonts w:ascii="Courier New" w:hAnsi="Courier New" w:cs="Courier New" w:hint="default"/>
+      </w:rPr>
+    </w:lvl>
+    <w:lvl w:ilvl="2" w:tplc="040E0005" w:tentative="1">
+      <w:start w:val="1"/>
+      <w:numFmt w:val="bullet"/>
+      <w:lvlText w:val=""/>
+      <w:lvlJc w:val="left"/>
+      <w:pPr>
+        <w:ind w:left="2160" w:hanging="360"/>
+      </w:pPr>
+      <w:rPr>
+        <w:rFonts w:ascii="Wingdings" w:hAnsi="Wingdings" w:hint="default"/>
+      </w:rPr>
+    </w:lvl>
+    <w:lvl w:ilvl="3" w:tplc="040E0001" w:tentative="1">
+      <w:start w:val="1"/>
+      <w:numFmt w:val="bullet"/>
+      <w:lvlText w:val=""/>
+      <w:lvlJc w:val="left"/>
+      <w:pPr>
+        <w:ind w:left="2880" w:hanging="360"/>
+      </w:pPr>
+      <w:rPr>
+        <w:rFonts w:ascii="Symbol" w:hAnsi="Symbol" w:hint="default"/>
+      </w:rPr>
+    </w:lvl>
+    <w:lvl w:ilvl="4" w:tplc="040E0003" w:tentative="1">
+      <w:start w:val="1"/>
+      <w:numFmt w:val="bullet"/>
+      <w:lvlText w:val="o"/>
+      <w:lvlJc w:val="left"/>
+      <w:pPr>
+        <w:ind w:left="3600" w:hanging="360"/>
+      </w:pPr>
+      <w:rPr>
+        <w:rFonts w:ascii="Courier New" w:hAnsi="Courier New" w:cs="Courier New" w:hint="default"/>
+      </w:rPr>
+    </w:lvl>
+    <w:lvl w:ilvl="5" w:tplc="040E0005" w:tentative="1">
+      <w:start w:val="1"/>
+      <w:numFmt w:val="bullet"/>
+      <w:lvlText w:val=""/>
+      <w:lvlJc w:val="left"/>
+      <w:pPr>
+        <w:ind w:left="4320" w:hanging="360"/>
+      </w:pPr>
+      <w:rPr>
+        <w:rFonts w:ascii="Wingdings" w:hAnsi="Wingdings" w:hint="default"/>
+      </w:rPr>
+    </w:lvl>
+    <w:lvl w:ilvl="6" w:tplc="040E0001" w:tentative="1">
+      <w:start w:val="1"/>
+      <w:numFmt w:val="bullet"/>
+      <w:lvlText w:val=""/>
+      <w:lvlJc w:val="left"/>
+      <w:pPr>
+        <w:ind w:left="5040" w:hanging="360"/>
+      </w:pPr>
+      <w:rPr>
+        <w:rFonts w:ascii="Symbol" w:hAnsi="Symbol" w:hint="default"/>
+      </w:rPr>
+    </w:lvl>
+    <w:lvl w:ilvl="7" w:tplc="040E0003" w:tentative="1">
+      <w:start w:val="1"/>
+      <w:numFmt w:val="bullet"/>
+      <w:lvlText w:val="o"/>
+      <w:lvlJc w:val="left"/>
+      <w:pPr>
+        <w:ind w:left="5760" w:hanging="360"/>
+      </w:pPr>
+      <w:rPr>
+        <w:rFonts w:ascii="Courier New" w:hAnsi="Courier New" w:cs="Courier New" w:hint="default"/>
+      </w:rPr>
+    </w:lvl>
+    <w:lvl w:ilvl="8" w:tplc="040E0005" w:tentative="1">
+      <w:start w:val="1"/>
+      <w:numFmt w:val="bullet"/>
+      <w:lvlText w:val=""/>
+      <w:lvlJc w:val="left"/>
+      <w:pPr>
+        <w:ind w:left="6480" w:hanging="360"/>
+      </w:pPr>
+      <w:rPr>
+        <w:rFonts w:ascii="Wingdings" w:hAnsi="Wingdings" w:hint="default"/>
+      </w:rPr>
+    </w:lvl>
+  </w:abstractNum>
+  <w:abstractNum w:abstractNumId="1" w15:restartNumberingAfterBreak="0">
+    <w:nsid w:val="0A841DFD"/>
+    <w:multiLevelType w:val="hybridMultilevel"/>
+    <w:tmpl w:val="7524810E"/>
+    <w:lvl w:ilvl="0" w:tplc="040E000F">
+      <w:start w:val="1"/>
+      <w:numFmt w:val="decimal"/>
+      <w:lvlText w:val="%1."/>
+      <w:lvlJc w:val="left"/>
+      <w:pPr>
+        <w:ind w:left="720" w:hanging="360"/>
+      </w:pPr>
+      <w:rPr>
+        <w:rFonts w:hint="default"/>
+      </w:rPr>
+    </w:lvl>
+    <w:lvl w:ilvl="1" w:tplc="040E0019" w:tentative="1">
+      <w:start w:val="1"/>
+      <w:numFmt w:val="lowerLetter"/>
+      <w:lvlText w:val="%2."/>
+      <w:lvlJc w:val="left"/>
+      <w:pPr>
+        <w:ind w:left="1440" w:hanging="360"/>
+      </w:pPr>
+    </w:lvl>
+    <w:lvl w:ilvl="2" w:tplc="040E001B" w:tentative="1">
+      <w:start w:val="1"/>
+      <w:numFmt w:val="lowerRoman"/>
+      <w:lvlText w:val="%3."/>
+      <w:lvlJc w:val="right"/>
+      <w:pPr>
+        <w:ind w:left="2160" w:hanging="180"/>
+      </w:pPr>
+    </w:lvl>
+    <w:lvl w:ilvl="3" w:tplc="040E000F" w:tentative="1">
+      <w:start w:val="1"/>
+      <w:numFmt w:val="decimal"/>
+      <w:lvlText w:val="%4."/>
+      <w:lvlJc w:val="left"/>
+      <w:pPr>
+        <w:ind w:left="2880" w:hanging="360"/>
+      </w:pPr>
+    </w:lvl>
+    <w:lvl w:ilvl="4" w:tplc="040E0019" w:tentative="1">
+      <w:start w:val="1"/>
+      <w:numFmt w:val="lowerLetter"/>
+      <w:lvlText w:val="%5."/>
+      <w:lvlJc w:val="left"/>
+      <w:pPr>
+        <w:ind w:left="3600" w:hanging="360"/>
+      </w:pPr>
+    </w:lvl>
+    <w:lvl w:ilvl="5" w:tplc="040E001B" w:tentative="1">
+      <w:start w:val="1"/>
+      <w:numFmt w:val="lowerRoman"/>
+      <w:lvlText w:val="%6."/>
+      <w:lvlJc w:val="right"/>
+      <w:pPr>
+        <w:ind w:left="4320" w:hanging="180"/>
+      </w:pPr>
+    </w:lvl>
+    <w:lvl w:ilvl="6" w:tplc="040E000F" w:tentative="1">
+      <w:start w:val="1"/>
+      <w:numFmt w:val="decimal"/>
+      <w:lvlText w:val="%7."/>
+      <w:lvlJc w:val="left"/>
+      <w:pPr>
+        <w:ind w:left="5040" w:hanging="360"/>
+      </w:pPr>
+    </w:lvl>
+    <w:lvl w:ilvl="7" w:tplc="040E0019" w:tentative="1">
+      <w:start w:val="1"/>
+      <w:numFmt w:val="lowerLetter"/>
+      <w:lvlText w:val="%8."/>
+      <w:lvlJc w:val="left"/>
+      <w:pPr>
+        <w:ind w:left="5760" w:hanging="360"/>
+      </w:pPr>
+    </w:lvl>
+    <w:lvl w:ilvl="8" w:tplc="040E001B" w:tentative="1">
+      <w:start w:val="1"/>
+      <w:numFmt w:val="lowerRoman"/>
+      <w:lvlText w:val="%9."/>
+      <w:lvlJc w:val="right"/>
+      <w:pPr>
+        <w:ind w:left="6480" w:hanging="180"/>
+      </w:pPr>
+    </w:lvl>
+  </w:abstractNum>
+  <w:abstractNum w:abstractNumId="2" w15:restartNumberingAfterBreak="0">
+    <w:nsid w:val="0DB04DE0"/>
+    <w:multiLevelType w:val="hybridMultilevel"/>
+    <w:tmpl w:val="93687A96"/>
+    <w:lvl w:ilvl="0" w:tplc="040E000F">
+      <w:start w:val="1"/>
+      <w:numFmt w:val="decimal"/>
+      <w:lvlText w:val="%1."/>
+      <w:lvlJc w:val="left"/>
+      <w:pPr>
+        <w:ind w:left="720" w:hanging="360"/>
+      </w:pPr>
+    </w:lvl>
+    <w:lvl w:ilvl="1" w:tplc="040E0019" w:tentative="1">
+      <w:start w:val="1"/>
+      <w:numFmt w:val="lowerLetter"/>
+      <w:lvlText w:val="%2."/>
+      <w:lvlJc w:val="left"/>
+      <w:pPr>
+        <w:ind w:left="1440" w:hanging="360"/>
+      </w:pPr>
+    </w:lvl>
+    <w:lvl w:ilvl="2" w:tplc="040E001B" w:tentative="1">
+      <w:start w:val="1"/>
+      <w:numFmt w:val="lowerRoman"/>
+      <w:lvlText w:val="%3."/>
+      <w:lvlJc w:val="right"/>
+      <w:pPr>
+        <w:ind w:left="2160" w:hanging="180"/>
+      </w:pPr>
+    </w:lvl>
+    <w:lvl w:ilvl="3" w:tplc="040E000F" w:tentative="1">
+      <w:start w:val="1"/>
+      <w:numFmt w:val="decimal"/>
+      <w:lvlText w:val="%4."/>
+      <w:lvlJc w:val="left"/>
+      <w:pPr>
+        <w:ind w:left="2880" w:hanging="360"/>
+      </w:pPr>
+    </w:lvl>
+    <w:lvl w:ilvl="4" w:tplc="040E0019" w:tentative="1">
+      <w:start w:val="1"/>
+      <w:numFmt w:val="lowerLetter"/>
+      <w:lvlText w:val="%5."/>
+      <w:lvlJc w:val="left"/>
+      <w:pPr>
+        <w:ind w:left="3600" w:hanging="360"/>
+      </w:pPr>
+    </w:lvl>
+    <w:lvl w:ilvl="5" w:tplc="040E001B" w:tentative="1">
+      <w:start w:val="1"/>
+      <w:numFmt w:val="lowerRoman"/>
+      <w:lvlText w:val="%6."/>
+      <w:lvlJc w:val="right"/>
+      <w:pPr>
+        <w:ind w:left="4320" w:hanging="180"/>
+      </w:pPr>
+    </w:lvl>
+    <w:lvl w:ilvl="6" w:tplc="040E000F" w:tentative="1">
+      <w:start w:val="1"/>
+      <w:numFmt w:val="decimal"/>
+      <w:lvlText w:val="%7."/>
+      <w:lvlJc w:val="left"/>
+      <w:pPr>
+        <w:ind w:left="5040" w:hanging="360"/>
+      </w:pPr>
+    </w:lvl>
+    <w:lvl w:ilvl="7" w:tplc="040E0019" w:tentative="1">
+      <w:start w:val="1"/>
+      <w:numFmt w:val="lowerLetter"/>
+      <w:lvlText w:val="%8."/>
+      <w:lvlJc w:val="left"/>
+      <w:pPr>
+        <w:ind w:left="5760" w:hanging="360"/>
+      </w:pPr>
+    </w:lvl>
+    <w:lvl w:ilvl="8" w:tplc="040E001B" w:tentative="1">
+      <w:start w:val="1"/>
+      <w:numFmt w:val="lowerRoman"/>
+      <w:lvlText w:val="%9."/>
+      <w:lvlJc w:val="right"/>
+      <w:pPr>
+        <w:ind w:left="6480" w:hanging="180"/>
+      </w:pPr>
+    </w:lvl>
+  </w:abstractNum>
+  <w:abstractNum w:abstractNumId="3" w15:restartNumberingAfterBreak="0">
+    <w:nsid w:val="0E020DB5"/>
+    <w:multiLevelType w:val="hybridMultilevel"/>
+    <w:tmpl w:val="42C00B20"/>
+    <w:lvl w:ilvl="0" w:tplc="040E000F">
+      <w:start w:val="1"/>
+      <w:numFmt w:val="decimal"/>
+      <w:lvlText w:val="%1."/>
+      <w:lvlJc w:val="left"/>
+      <w:pPr>
+        <w:ind w:left="720" w:hanging="360"/>
+      </w:pPr>
+      <w:rPr>
+        <w:rFonts w:hint="default"/>
+      </w:rPr>
+    </w:lvl>
+    <w:lvl w:ilvl="1" w:tplc="040E0019" w:tentative="1">
+      <w:start w:val="1"/>
+      <w:numFmt w:val="lowerLetter"/>
+      <w:lvlText w:val="%2."/>
+      <w:lvlJc w:val="left"/>
+      <w:pPr>
+        <w:ind w:left="1440" w:hanging="360"/>
+      </w:pPr>
+    </w:lvl>
+    <w:lvl w:ilvl="2" w:tplc="040E001B" w:tentative="1">
+      <w:start w:val="1"/>
+      <w:numFmt w:val="lowerRoman"/>
+      <w:lvlText w:val="%3."/>
+      <w:lvlJc w:val="right"/>
+      <w:pPr>
+        <w:ind w:left="2160" w:hanging="180"/>
+      </w:pPr>
+    </w:lvl>
+    <w:lvl w:ilvl="3" w:tplc="040E000F" w:tentative="1">
+      <w:start w:val="1"/>
+      <w:numFmt w:val="decimal"/>
+      <w:lvlText w:val="%4."/>
+      <w:lvlJc w:val="left"/>
+      <w:pPr>
+        <w:ind w:left="2880" w:hanging="360"/>
+      </w:pPr>
+    </w:lvl>
+    <w:lvl w:ilvl="4" w:tplc="040E0019" w:tentative="1">
+      <w:start w:val="1"/>
+      <w:numFmt w:val="lowerLetter"/>
+      <w:lvlText w:val="%5."/>
+      <w:lvlJc w:val="left"/>
+      <w:pPr>
+        <w:ind w:left="3600" w:hanging="360"/>
+      </w:pPr>
+    </w:lvl>
+    <w:lvl w:ilvl="5" w:tplc="040E001B" w:tentative="1">
+      <w:start w:val="1"/>
+      <w:numFmt w:val="lowerRoman"/>
+      <w:lvlText w:val="%6."/>
+      <w:lvlJc w:val="right"/>
+      <w:pPr>
+        <w:ind w:left="4320" w:hanging="180"/>
+      </w:pPr>
+    </w:lvl>
+    <w:lvl w:ilvl="6" w:tplc="040E000F" w:tentative="1">
+      <w:start w:val="1"/>
+      <w:numFmt w:val="decimal"/>
+      <w:lvlText w:val="%7."/>
+      <w:lvlJc w:val="left"/>
+      <w:pPr>
+        <w:ind w:left="5040" w:hanging="360"/>
+      </w:pPr>
+    </w:lvl>
+    <w:lvl w:ilvl="7" w:tplc="040E0019" w:tentative="1">
+      <w:start w:val="1"/>
+      <w:numFmt w:val="lowerLetter"/>
+      <w:lvlText w:val="%8."/>
+      <w:lvlJc w:val="left"/>
+      <w:pPr>
+        <w:ind w:left="5760" w:hanging="360"/>
+      </w:pPr>
+    </w:lvl>
+    <w:lvl w:ilvl="8" w:tplc="040E001B" w:tentative="1">
+      <w:start w:val="1"/>
+      <w:numFmt w:val="lowerRoman"/>
+      <w:lvlText w:val="%9."/>
+      <w:lvlJc w:val="right"/>
+      <w:pPr>
+        <w:ind w:left="6480" w:hanging="180"/>
+      </w:pPr>
+    </w:lvl>
+  </w:abstractNum>
+  <w:abstractNum w:abstractNumId="4" w15:restartNumberingAfterBreak="0">
+    <w:nsid w:val="12C9656E"/>
+    <w:multiLevelType w:val="hybridMultilevel"/>
+    <w:tmpl w:val="0760280A"/>
+    <w:lvl w:ilvl="0" w:tplc="040E000F">
+      <w:start w:val="1"/>
+      <w:numFmt w:val="decimal"/>
+      <w:lvlText w:val="%1."/>
+      <w:lvlJc w:val="left"/>
+      <w:pPr>
+        <w:ind w:left="720" w:hanging="360"/>
+      </w:pPr>
+    </w:lvl>
+    <w:lvl w:ilvl="1" w:tplc="040E0019" w:tentative="1">
+      <w:start w:val="1"/>
+      <w:numFmt w:val="lowerLetter"/>
+      <w:lvlText w:val="%2."/>
+      <w:lvlJc w:val="left"/>
+      <w:pPr>
+        <w:ind w:left="1440" w:hanging="360"/>
+      </w:pPr>
+    </w:lvl>
+    <w:lvl w:ilvl="2" w:tplc="040E001B" w:tentative="1">
+      <w:start w:val="1"/>
+      <w:numFmt w:val="lowerRoman"/>
+      <w:lvlText w:val="%3."/>
+      <w:lvlJc w:val="right"/>
+      <w:pPr>
+        <w:ind w:left="2160" w:hanging="180"/>
+      </w:pPr>
+    </w:lvl>
+    <w:lvl w:ilvl="3" w:tplc="040E000F" w:tentative="1">
+      <w:start w:val="1"/>
+      <w:numFmt w:val="decimal"/>
+      <w:lvlText w:val="%4."/>
+      <w:lvlJc w:val="left"/>
+      <w:pPr>
+        <w:ind w:left="2880" w:hanging="360"/>
+      </w:pPr>
+    </w:lvl>
+    <w:lvl w:ilvl="4" w:tplc="040E0019" w:tentative="1">
+      <w:start w:val="1"/>
+      <w:numFmt w:val="lowerLetter"/>
+      <w:lvlText w:val="%5."/>
+      <w:lvlJc w:val="left"/>
+      <w:pPr>
+        <w:ind w:left="3600" w:hanging="360"/>
+      </w:pPr>
+    </w:lvl>
+    <w:lvl w:ilvl="5" w:tplc="040E001B" w:tentative="1">
+      <w:start w:val="1"/>
+      <w:numFmt w:val="lowerRoman"/>
+      <w:lvlText w:val="%6."/>
+      <w:lvlJc w:val="right"/>
+      <w:pPr>
+        <w:ind w:left="4320" w:hanging="180"/>
+      </w:pPr>
+    </w:lvl>
+    <w:lvl w:ilvl="6" w:tplc="040E000F" w:tentative="1">
+      <w:start w:val="1"/>
+      <w:numFmt w:val="decimal"/>
+      <w:lvlText w:val="%7."/>
+      <w:lvlJc w:val="left"/>
+      <w:pPr>
+        <w:ind w:left="5040" w:hanging="360"/>
+      </w:pPr>
+    </w:lvl>
+    <w:lvl w:ilvl="7" w:tplc="040E0019" w:tentative="1">
+      <w:start w:val="1"/>
+      <w:numFmt w:val="lowerLetter"/>
+      <w:lvlText w:val="%8."/>
+      <w:lvlJc w:val="left"/>
+      <w:pPr>
+        <w:ind w:left="5760" w:hanging="360"/>
+      </w:pPr>
+    </w:lvl>
+    <w:lvl w:ilvl="8" w:tplc="040E001B" w:tentative="1">
+      <w:start w:val="1"/>
+      <w:numFmt w:val="lowerRoman"/>
+      <w:lvlText w:val="%9."/>
+      <w:lvlJc w:val="right"/>
+      <w:pPr>
+        <w:ind w:left="6480" w:hanging="180"/>
+      </w:pPr>
+    </w:lvl>
+  </w:abstractNum>
+  <w:abstractNum w:abstractNumId="5" w15:restartNumberingAfterBreak="0">
+    <w:nsid w:val="21C955BE"/>
+    <w:multiLevelType w:val="hybridMultilevel"/>
+    <w:tmpl w:val="AB102A30"/>
+    <w:lvl w:ilvl="0" w:tplc="040E000F">
+      <w:start w:val="1"/>
+      <w:numFmt w:val="decimal"/>
+      <w:lvlText w:val="%1."/>
+      <w:lvlJc w:val="left"/>
+      <w:pPr>
+        <w:ind w:left="720" w:hanging="360"/>
+      </w:pPr>
+      <w:rPr>
+        <w:rFonts w:hint="default"/>
+      </w:rPr>
+    </w:lvl>
+    <w:lvl w:ilvl="1" w:tplc="040E0019" w:tentative="1">
+      <w:start w:val="1"/>
+      <w:numFmt w:val="lowerLetter"/>
+      <w:lvlText w:val="%2."/>
+      <w:lvlJc w:val="left"/>
+      <w:pPr>
+        <w:ind w:left="1440" w:hanging="360"/>
+      </w:pPr>
+    </w:lvl>
+    <w:lvl w:ilvl="2" w:tplc="040E001B" w:tentative="1">
+      <w:start w:val="1"/>
+      <w:numFmt w:val="lowerRoman"/>
+      <w:lvlText w:val="%3."/>
+      <w:lvlJc w:val="right"/>
+      <w:pPr>
+        <w:ind w:left="2160" w:hanging="180"/>
+      </w:pPr>
+    </w:lvl>
+    <w:lvl w:ilvl="3" w:tplc="040E000F" w:tentative="1">
+      <w:start w:val="1"/>
+      <w:numFmt w:val="decimal"/>
+      <w:lvlText w:val="%4."/>
+      <w:lvlJc w:val="left"/>
+      <w:pPr>
+        <w:ind w:left="2880" w:hanging="360"/>
+      </w:pPr>
+    </w:lvl>
+    <w:lvl w:ilvl="4" w:tplc="040E0019" w:tentative="1">
+      <w:start w:val="1"/>
+      <w:numFmt w:val="lowerLetter"/>
+      <w:lvlText w:val="%5."/>
+      <w:lvlJc w:val="left"/>
+      <w:pPr>
+        <w:ind w:left="3600" w:hanging="360"/>
+      </w:pPr>
+    </w:lvl>
+    <w:lvl w:ilvl="5" w:tplc="040E001B" w:tentative="1">
+      <w:start w:val="1"/>
+      <w:numFmt w:val="lowerRoman"/>
+      <w:lvlText w:val="%6."/>
+      <w:lvlJc w:val="right"/>
+      <w:pPr>
+        <w:ind w:left="4320" w:hanging="180"/>
+      </w:pPr>
+    </w:lvl>
+    <w:lvl w:ilvl="6" w:tplc="040E000F" w:tentative="1">
+      <w:start w:val="1"/>
+      <w:numFmt w:val="decimal"/>
+      <w:lvlText w:val="%7."/>
+      <w:lvlJc w:val="left"/>
+      <w:pPr>
+        <w:ind w:left="5040" w:hanging="360"/>
+      </w:pPr>
+    </w:lvl>
+    <w:lvl w:ilvl="7" w:tplc="040E0019" w:tentative="1">
+      <w:start w:val="1"/>
+      <w:numFmt w:val="lowerLetter"/>
+      <w:lvlText w:val="%8."/>
+      <w:lvlJc w:val="left"/>
+      <w:pPr>
+        <w:ind w:left="5760" w:hanging="360"/>
+      </w:pPr>
+    </w:lvl>
+    <w:lvl w:ilvl="8" w:tplc="040E001B" w:tentative="1">
+      <w:start w:val="1"/>
+      <w:numFmt w:val="lowerRoman"/>
+      <w:lvlText w:val="%9."/>
+      <w:lvlJc w:val="right"/>
+      <w:pPr>
+        <w:ind w:left="6480" w:hanging="180"/>
+      </w:pPr>
+    </w:lvl>
+  </w:abstractNum>
+  <w:abstractNum w:abstractNumId="6" w15:restartNumberingAfterBreak="0">
+    <w:nsid w:val="23E37E22"/>
+    <w:multiLevelType w:val="hybridMultilevel"/>
+    <w:tmpl w:val="7FD8EF62"/>
+    <w:lvl w:ilvl="0" w:tplc="46B4D448">
+      <w:start w:val="1"/>
+      <w:numFmt w:val="decimal"/>
+      <w:lvlText w:val="%1."/>
+      <w:lvlJc w:val="left"/>
+      <w:pPr>
+        <w:ind w:left="720" w:hanging="360"/>
+      </w:pPr>
+      <w:rPr>
+        <w:rFonts w:hint="default"/>
+      </w:rPr>
+    </w:lvl>
+    <w:lvl w:ilvl="1" w:tplc="040E0019" w:tentative="1">
+      <w:start w:val="1"/>
+      <w:numFmt w:val="lowerLetter"/>
+      <w:lvlText w:val="%2."/>
+      <w:lvlJc w:val="left"/>
+      <w:pPr>
+        <w:ind w:left="1440" w:hanging="360"/>
+      </w:pPr>
+    </w:lvl>
+    <w:lvl w:ilvl="2" w:tplc="040E001B" w:tentative="1">
+      <w:start w:val="1"/>
+      <w:numFmt w:val="lowerRoman"/>
+      <w:lvlText w:val="%3."/>
+      <w:lvlJc w:val="right"/>
+      <w:pPr>
+        <w:ind w:left="2160" w:hanging="180"/>
+      </w:pPr>
+    </w:lvl>
+    <w:lvl w:ilvl="3" w:tplc="040E000F" w:tentative="1">
+      <w:start w:val="1"/>
+      <w:numFmt w:val="decimal"/>
+      <w:lvlText w:val="%4."/>
+      <w:lvlJc w:val="left"/>
+      <w:pPr>
+        <w:ind w:left="2880" w:hanging="360"/>
+      </w:pPr>
+    </w:lvl>
+    <w:lvl w:ilvl="4" w:tplc="040E0019" w:tentative="1">
+      <w:start w:val="1"/>
+      <w:numFmt w:val="lowerLetter"/>
+      <w:lvlText w:val="%5."/>
+      <w:lvlJc w:val="left"/>
+      <w:pPr>
+        <w:ind w:left="3600" w:hanging="360"/>
+      </w:pPr>
+    </w:lvl>
+    <w:lvl w:ilvl="5" w:tplc="040E001B" w:tentative="1">
+      <w:start w:val="1"/>
+      <w:numFmt w:val="lowerRoman"/>
+      <w:lvlText w:val="%6."/>
+      <w:lvlJc w:val="right"/>
+      <w:pPr>
+        <w:ind w:left="4320" w:hanging="180"/>
+      </w:pPr>
+    </w:lvl>
+    <w:lvl w:ilvl="6" w:tplc="040E000F" w:tentative="1">
+      <w:start w:val="1"/>
+      <w:numFmt w:val="decimal"/>
+      <w:lvlText w:val="%7."/>
+      <w:lvlJc w:val="left"/>
+      <w:pPr>
+        <w:ind w:left="5040" w:hanging="360"/>
+      </w:pPr>
+    </w:lvl>
+    <w:lvl w:ilvl="7" w:tplc="040E0019" w:tentative="1">
+      <w:start w:val="1"/>
+      <w:numFmt w:val="lowerLetter"/>
+      <w:lvlText w:val="%8."/>
+      <w:lvlJc w:val="left"/>
+      <w:pPr>
+        <w:ind w:left="5760" w:hanging="360"/>
+      </w:pPr>
+    </w:lvl>
+    <w:lvl w:ilvl="8" w:tplc="040E001B" w:tentative="1">
+      <w:start w:val="1"/>
+      <w:numFmt w:val="lowerRoman"/>
+      <w:lvlText w:val="%9."/>
+      <w:lvlJc w:val="right"/>
+      <w:pPr>
+        <w:ind w:left="6480" w:hanging="180"/>
+      </w:pPr>
+    </w:lvl>
+  </w:abstractNum>
+  <w:abstractNum w:abstractNumId="7" w15:restartNumberingAfterBreak="0">
+    <w:nsid w:val="27756050"/>
+    <w:multiLevelType w:val="hybridMultilevel"/>
+    <w:tmpl w:val="4E3CD67C"/>
+    <w:lvl w:ilvl="0" w:tplc="040E0001">
+      <w:start w:val="1"/>
+      <w:numFmt w:val="bullet"/>
+      <w:lvlText w:val=""/>
+      <w:lvlJc w:val="left"/>
+      <w:pPr>
+        <w:ind w:left="720" w:hanging="360"/>
+      </w:pPr>
+      <w:rPr>
+        <w:rFonts w:ascii="Symbol" w:hAnsi="Symbol" w:hint="default"/>
+      </w:rPr>
+    </w:lvl>
+    <w:lvl w:ilvl="1" w:tplc="040E0003" w:tentative="1">
+      <w:start w:val="1"/>
+      <w:numFmt w:val="bullet"/>
+      <w:lvlText w:val="o"/>
+      <w:lvlJc w:val="left"/>
+      <w:pPr>
+        <w:ind w:left="1440" w:hanging="360"/>
+      </w:pPr>
+      <w:rPr>
+        <w:rFonts w:ascii="Courier New" w:hAnsi="Courier New" w:cs="Courier New" w:hint="default"/>
+      </w:rPr>
+    </w:lvl>
+    <w:lvl w:ilvl="2" w:tplc="040E0005" w:tentative="1">
+      <w:start w:val="1"/>
+      <w:numFmt w:val="bullet"/>
+      <w:lvlText w:val=""/>
+      <w:lvlJc w:val="left"/>
+      <w:pPr>
+        <w:ind w:left="2160" w:hanging="360"/>
+      </w:pPr>
+      <w:rPr>
+        <w:rFonts w:ascii="Wingdings" w:hAnsi="Wingdings" w:hint="default"/>
+      </w:rPr>
+    </w:lvl>
+    <w:lvl w:ilvl="3" w:tplc="040E0001" w:tentative="1">
+      <w:start w:val="1"/>
+      <w:numFmt w:val="bullet"/>
+      <w:lvlText w:val=""/>
+      <w:lvlJc w:val="left"/>
+      <w:pPr>
+        <w:ind w:left="2880" w:hanging="360"/>
+      </w:pPr>
+      <w:rPr>
+        <w:rFonts w:ascii="Symbol" w:hAnsi="Symbol" w:hint="default"/>
+      </w:rPr>
+    </w:lvl>
+    <w:lvl w:ilvl="4" w:tplc="040E0003" w:tentative="1">
+      <w:start w:val="1"/>
+      <w:numFmt w:val="bullet"/>
+      <w:lvlText w:val="o"/>
+      <w:lvlJc w:val="left"/>
+      <w:pPr>
+        <w:ind w:left="3600" w:hanging="360"/>
+      </w:pPr>
+      <w:rPr>
+        <w:rFonts w:ascii="Courier New" w:hAnsi="Courier New" w:cs="Courier New" w:hint="default"/>
+      </w:rPr>
+    </w:lvl>
+    <w:lvl w:ilvl="5" w:tplc="040E0005" w:tentative="1">
+      <w:start w:val="1"/>
+      <w:numFmt w:val="bullet"/>
+      <w:lvlText w:val=""/>
+      <w:lvlJc w:val="left"/>
+      <w:pPr>
+        <w:ind w:left="4320" w:hanging="360"/>
+      </w:pPr>
+      <w:rPr>
+        <w:rFonts w:ascii="Wingdings" w:hAnsi="Wingdings" w:hint="default"/>
+      </w:rPr>
+    </w:lvl>
+    <w:lvl w:ilvl="6" w:tplc="040E0001" w:tentative="1">
+      <w:start w:val="1"/>
+      <w:numFmt w:val="bullet"/>
+      <w:lvlText w:val=""/>
+      <w:lvlJc w:val="left"/>
+      <w:pPr>
+        <w:ind w:left="5040" w:hanging="360"/>
+      </w:pPr>
+      <w:rPr>
+        <w:rFonts w:ascii="Symbol" w:hAnsi="Symbol" w:hint="default"/>
+      </w:rPr>
+    </w:lvl>
+    <w:lvl w:ilvl="7" w:tplc="040E0003" w:tentative="1">
+      <w:start w:val="1"/>
+      <w:numFmt w:val="bullet"/>
+      <w:lvlText w:val="o"/>
+      <w:lvlJc w:val="left"/>
+      <w:pPr>
+        <w:ind w:left="5760" w:hanging="360"/>
+      </w:pPr>
+      <w:rPr>
+        <w:rFonts w:ascii="Courier New" w:hAnsi="Courier New" w:cs="Courier New" w:hint="default"/>
+      </w:rPr>
+    </w:lvl>
+    <w:lvl w:ilvl="8" w:tplc="040E0005" w:tentative="1">
+      <w:start w:val="1"/>
+      <w:numFmt w:val="bullet"/>
+      <w:lvlText w:val=""/>
+      <w:lvlJc w:val="left"/>
+      <w:pPr>
+        <w:ind w:left="6480" w:hanging="360"/>
+      </w:pPr>
+      <w:rPr>
+        <w:rFonts w:ascii="Wingdings" w:hAnsi="Wingdings" w:hint="default"/>
+      </w:rPr>
+    </w:lvl>
+  </w:abstractNum>
+  <w:abstractNum w:abstractNumId="8" w15:restartNumberingAfterBreak="0">
+    <w:nsid w:val="2D05634F"/>
+    <w:multiLevelType w:val="hybridMultilevel"/>
+    <w:tmpl w:val="1AE04C96"/>
+    <w:lvl w:ilvl="0" w:tplc="040E0003">
+      <w:start w:val="1"/>
+      <w:numFmt w:val="bullet"/>
+      <w:lvlText w:val="o"/>
+      <w:lvlJc w:val="left"/>
+      <w:pPr>
+        <w:ind w:left="1069" w:hanging="360"/>
+      </w:pPr>
+      <w:rPr>
+        <w:rFonts w:ascii="Courier New" w:hAnsi="Courier New" w:cs="Courier New" w:hint="default"/>
+      </w:rPr>
+    </w:lvl>
+    <w:lvl w:ilvl="1" w:tplc="040E0003" w:tentative="1">
+      <w:start w:val="1"/>
+      <w:numFmt w:val="bullet"/>
+      <w:lvlText w:val="o"/>
+      <w:lvlJc w:val="left"/>
+      <w:pPr>
+        <w:ind w:left="1789" w:hanging="360"/>
+      </w:pPr>
+      <w:rPr>
+        <w:rFonts w:ascii="Courier New" w:hAnsi="Courier New" w:cs="Courier New" w:hint="default"/>
+      </w:rPr>
+    </w:lvl>
+    <w:lvl w:ilvl="2" w:tplc="040E0005" w:tentative="1">
+      <w:start w:val="1"/>
+      <w:numFmt w:val="bullet"/>
+      <w:lvlText w:val=""/>
+      <w:lvlJc w:val="left"/>
+      <w:pPr>
+        <w:ind w:left="2509" w:hanging="360"/>
+      </w:pPr>
+      <w:rPr>
+        <w:rFonts w:ascii="Wingdings" w:hAnsi="Wingdings" w:hint="default"/>
+      </w:rPr>
+    </w:lvl>
+    <w:lvl w:ilvl="3" w:tplc="040E0001" w:tentative="1">
+      <w:start w:val="1"/>
+      <w:numFmt w:val="bullet"/>
+      <w:lvlText w:val=""/>
+      <w:lvlJc w:val="left"/>
+      <w:pPr>
+        <w:ind w:left="3229" w:hanging="360"/>
+      </w:pPr>
+      <w:rPr>
+        <w:rFonts w:ascii="Symbol" w:hAnsi="Symbol" w:hint="default"/>
+      </w:rPr>
+    </w:lvl>
+    <w:lvl w:ilvl="4" w:tplc="040E0003" w:tentative="1">
+      <w:start w:val="1"/>
+      <w:numFmt w:val="bullet"/>
+      <w:lvlText w:val="o"/>
+      <w:lvlJc w:val="left"/>
+      <w:pPr>
+        <w:ind w:left="3949" w:hanging="360"/>
+      </w:pPr>
+      <w:rPr>
+        <w:rFonts w:ascii="Courier New" w:hAnsi="Courier New" w:cs="Courier New" w:hint="default"/>
+      </w:rPr>
+    </w:lvl>
+    <w:lvl w:ilvl="5" w:tplc="040E0005" w:tentative="1">
+      <w:start w:val="1"/>
+      <w:numFmt w:val="bullet"/>
+      <w:lvlText w:val=""/>
+      <w:lvlJc w:val="left"/>
+      <w:pPr>
+        <w:ind w:left="4669" w:hanging="360"/>
+      </w:pPr>
+      <w:rPr>
+        <w:rFonts w:ascii="Wingdings" w:hAnsi="Wingdings" w:hint="default"/>
+      </w:rPr>
+    </w:lvl>
+    <w:lvl w:ilvl="6" w:tplc="040E0001" w:tentative="1">
+      <w:start w:val="1"/>
+      <w:numFmt w:val="bullet"/>
+      <w:lvlText w:val=""/>
+      <w:lvlJc w:val="left"/>
+      <w:pPr>
+        <w:ind w:left="5389" w:hanging="360"/>
+      </w:pPr>
+      <w:rPr>
+        <w:rFonts w:ascii="Symbol" w:hAnsi="Symbol" w:hint="default"/>
+      </w:rPr>
+    </w:lvl>
+    <w:lvl w:ilvl="7" w:tplc="040E0003" w:tentative="1">
+      <w:start w:val="1"/>
+      <w:numFmt w:val="bullet"/>
+      <w:lvlText w:val="o"/>
+      <w:lvlJc w:val="left"/>
+      <w:pPr>
+        <w:ind w:left="6109" w:hanging="360"/>
+      </w:pPr>
+      <w:rPr>
+        <w:rFonts w:ascii="Courier New" w:hAnsi="Courier New" w:cs="Courier New" w:hint="default"/>
+      </w:rPr>
+    </w:lvl>
+    <w:lvl w:ilvl="8" w:tplc="040E0005" w:tentative="1">
+      <w:start w:val="1"/>
+      <w:numFmt w:val="bullet"/>
+      <w:lvlText w:val=""/>
+      <w:lvlJc w:val="left"/>
+      <w:pPr>
+        <w:ind w:left="6829" w:hanging="360"/>
+      </w:pPr>
+      <w:rPr>
+        <w:rFonts w:ascii="Wingdings" w:hAnsi="Wingdings" w:hint="default"/>
+      </w:rPr>
+    </w:lvl>
+  </w:abstractNum>
+  <w:abstractNum w:abstractNumId="9" w15:restartNumberingAfterBreak="0">
+    <w:nsid w:val="36B74FB5"/>
+    <w:multiLevelType w:val="hybridMultilevel"/>
+    <w:tmpl w:val="12304322"/>
+    <w:lvl w:ilvl="0" w:tplc="040E000F">
+      <w:start w:val="1"/>
+      <w:numFmt w:val="decimal"/>
+      <w:lvlText w:val="%1."/>
+      <w:lvlJc w:val="left"/>
+      <w:pPr>
+        <w:ind w:left="720" w:hanging="360"/>
+      </w:pPr>
+    </w:lvl>
+    <w:lvl w:ilvl="1" w:tplc="040E0019" w:tentative="1">
+      <w:start w:val="1"/>
+      <w:numFmt w:val="lowerLetter"/>
+      <w:lvlText w:val="%2."/>
+      <w:lvlJc w:val="left"/>
+      <w:pPr>
+        <w:ind w:left="1440" w:hanging="360"/>
+      </w:pPr>
+    </w:lvl>
+    <w:lvl w:ilvl="2" w:tplc="040E001B" w:tentative="1">
+      <w:start w:val="1"/>
+      <w:numFmt w:val="lowerRoman"/>
+      <w:lvlText w:val="%3."/>
+      <w:lvlJc w:val="right"/>
+      <w:pPr>
+        <w:ind w:left="2160" w:hanging="180"/>
+      </w:pPr>
+    </w:lvl>
+    <w:lvl w:ilvl="3" w:tplc="040E000F" w:tentative="1">
+      <w:start w:val="1"/>
+      <w:numFmt w:val="decimal"/>
+      <w:lvlText w:val="%4."/>
+      <w:lvlJc w:val="left"/>
+      <w:pPr>
+        <w:ind w:left="2880" w:hanging="360"/>
+      </w:pPr>
+    </w:lvl>
+    <w:lvl w:ilvl="4" w:tplc="040E0019" w:tentative="1">
+      <w:start w:val="1"/>
+      <w:numFmt w:val="lowerLetter"/>
+      <w:lvlText w:val="%5."/>
+      <w:lvlJc w:val="left"/>
+      <w:pPr>
+        <w:ind w:left="3600" w:hanging="360"/>
+      </w:pPr>
+    </w:lvl>
+    <w:lvl w:ilvl="5" w:tplc="040E001B" w:tentative="1">
+      <w:start w:val="1"/>
+      <w:numFmt w:val="lowerRoman"/>
+      <w:lvlText w:val="%6."/>
+      <w:lvlJc w:val="right"/>
+      <w:pPr>
+        <w:ind w:left="4320" w:hanging="180"/>
+      </w:pPr>
+    </w:lvl>
+    <w:lvl w:ilvl="6" w:tplc="040E000F" w:tentative="1">
+      <w:start w:val="1"/>
+      <w:numFmt w:val="decimal"/>
+      <w:lvlText w:val="%7."/>
+      <w:lvlJc w:val="left"/>
+      <w:pPr>
+        <w:ind w:left="5040" w:hanging="360"/>
+      </w:pPr>
+    </w:lvl>
+    <w:lvl w:ilvl="7" w:tplc="040E0019" w:tentative="1">
+      <w:start w:val="1"/>
+      <w:numFmt w:val="lowerLetter"/>
+      <w:lvlText w:val="%8."/>
+      <w:lvlJc w:val="left"/>
+      <w:pPr>
+        <w:ind w:left="5760" w:hanging="360"/>
+      </w:pPr>
+    </w:lvl>
+    <w:lvl w:ilvl="8" w:tplc="040E001B" w:tentative="1">
+      <w:start w:val="1"/>
+      <w:numFmt w:val="lowerRoman"/>
+      <w:lvlText w:val="%9."/>
+      <w:lvlJc w:val="right"/>
+      <w:pPr>
+        <w:ind w:left="6480" w:hanging="180"/>
+      </w:pPr>
+    </w:lvl>
+  </w:abstractNum>
+  <w:abstractNum w:abstractNumId="10" w15:restartNumberingAfterBreak="0">
+    <w:nsid w:val="3866534E"/>
+    <w:multiLevelType w:val="hybridMultilevel"/>
+    <w:tmpl w:val="2EB2C0D6"/>
+    <w:lvl w:ilvl="0" w:tplc="040E000F">
+      <w:start w:val="1"/>
+      <w:numFmt w:val="decimal"/>
+      <w:lvlText w:val="%1."/>
+      <w:lvlJc w:val="left"/>
+      <w:pPr>
+        <w:ind w:left="720" w:hanging="360"/>
+      </w:pPr>
+      <w:rPr>
+        <w:rFonts w:hint="default"/>
+      </w:rPr>
+    </w:lvl>
+    <w:lvl w:ilvl="1" w:tplc="040E0019" w:tentative="1">
+      <w:start w:val="1"/>
+      <w:numFmt w:val="lowerLetter"/>
+      <w:lvlText w:val="%2."/>
+      <w:lvlJc w:val="left"/>
+      <w:pPr>
+        <w:ind w:left="1440" w:hanging="360"/>
+      </w:pPr>
+    </w:lvl>
+    <w:lvl w:ilvl="2" w:tplc="040E001B" w:tentative="1">
+      <w:start w:val="1"/>
+      <w:numFmt w:val="lowerRoman"/>
+      <w:lvlText w:val="%3."/>
+      <w:lvlJc w:val="right"/>
+      <w:pPr>
+        <w:ind w:left="2160" w:hanging="180"/>
+      </w:pPr>
+    </w:lvl>
+    <w:lvl w:ilvl="3" w:tplc="040E000F" w:tentative="1">
+      <w:start w:val="1"/>
+      <w:numFmt w:val="decimal"/>
+      <w:lvlText w:val="%4."/>
+      <w:lvlJc w:val="left"/>
+      <w:pPr>
+        <w:ind w:left="2880" w:hanging="360"/>
+      </w:pPr>
+    </w:lvl>
+    <w:lvl w:ilvl="4" w:tplc="040E0019" w:tentative="1">
+      <w:start w:val="1"/>
+      <w:numFmt w:val="lowerLetter"/>
+      <w:lvlText w:val="%5."/>
+      <w:lvlJc w:val="left"/>
+      <w:pPr>
+        <w:ind w:left="3600" w:hanging="360"/>
+      </w:pPr>
+    </w:lvl>
+    <w:lvl w:ilvl="5" w:tplc="040E001B" w:tentative="1">
+      <w:start w:val="1"/>
+      <w:numFmt w:val="lowerRoman"/>
+      <w:lvlText w:val="%6."/>
+      <w:lvlJc w:val="right"/>
+      <w:pPr>
+        <w:ind w:left="4320" w:hanging="180"/>
+      </w:pPr>
+    </w:lvl>
+    <w:lvl w:ilvl="6" w:tplc="040E000F" w:tentative="1">
+      <w:start w:val="1"/>
+      <w:numFmt w:val="decimal"/>
+      <w:lvlText w:val="%7."/>
+      <w:lvlJc w:val="left"/>
+      <w:pPr>
+        <w:ind w:left="5040" w:hanging="360"/>
+      </w:pPr>
+    </w:lvl>
+    <w:lvl w:ilvl="7" w:tplc="040E0019" w:tentative="1">
+      <w:start w:val="1"/>
+      <w:numFmt w:val="lowerLetter"/>
+      <w:lvlText w:val="%8."/>
+      <w:lvlJc w:val="left"/>
+      <w:pPr>
+        <w:ind w:left="5760" w:hanging="360"/>
+      </w:pPr>
+    </w:lvl>
+    <w:lvl w:ilvl="8" w:tplc="040E001B" w:tentative="1">
+      <w:start w:val="1"/>
+      <w:numFmt w:val="lowerRoman"/>
+      <w:lvlText w:val="%9."/>
+      <w:lvlJc w:val="right"/>
+      <w:pPr>
+        <w:ind w:left="6480" w:hanging="180"/>
+      </w:pPr>
+    </w:lvl>
+  </w:abstractNum>
+  <w:abstractNum w:abstractNumId="11" w15:restartNumberingAfterBreak="0">
+    <w:nsid w:val="3A5632FE"/>
+    <w:multiLevelType w:val="hybridMultilevel"/>
+    <w:tmpl w:val="064A8054"/>
+    <w:lvl w:ilvl="0" w:tplc="AA58821A">
+      <w:start w:val="1"/>
+      <w:numFmt w:val="bullet"/>
+      <w:pStyle w:val="Listaszerbekezds"/>
+      <w:lvlText w:val=""/>
+      <w:lvlJc w:val="left"/>
+      <w:pPr>
+        <w:ind w:left="720" w:hanging="360"/>
+      </w:pPr>
+      <w:rPr>
+        <w:rFonts w:ascii="Symbol" w:hAnsi="Symbol" w:hint="default"/>
+      </w:rPr>
+    </w:lvl>
+    <w:lvl w:ilvl="1" w:tplc="040E0003" w:tentative="1">
+      <w:start w:val="1"/>
+      <w:numFmt w:val="bullet"/>
+      <w:lvlText w:val="o"/>
+      <w:lvlJc w:val="left"/>
+      <w:pPr>
+        <w:ind w:left="1440" w:hanging="360"/>
+      </w:pPr>
+      <w:rPr>
+        <w:rFonts w:ascii="Courier New" w:hAnsi="Courier New" w:cs="Courier New" w:hint="default"/>
+      </w:rPr>
+    </w:lvl>
+    <w:lvl w:ilvl="2" w:tplc="040E0005" w:tentative="1">
+      <w:start w:val="1"/>
+      <w:numFmt w:val="bullet"/>
+      <w:lvlText w:val=""/>
+      <w:lvlJc w:val="left"/>
+      <w:pPr>
+        <w:ind w:left="2160" w:hanging="360"/>
+      </w:pPr>
+      <w:rPr>
+        <w:rFonts w:ascii="Wingdings" w:hAnsi="Wingdings" w:hint="default"/>
+      </w:rPr>
+    </w:lvl>
+    <w:lvl w:ilvl="3" w:tplc="040E0001" w:tentative="1">
+      <w:start w:val="1"/>
+      <w:numFmt w:val="bullet"/>
+      <w:lvlText w:val=""/>
+      <w:lvlJc w:val="left"/>
+      <w:pPr>
+        <w:ind w:left="2880" w:hanging="360"/>
+      </w:pPr>
+      <w:rPr>
+        <w:rFonts w:ascii="Symbol" w:hAnsi="Symbol" w:hint="default"/>
+      </w:rPr>
+    </w:lvl>
+    <w:lvl w:ilvl="4" w:tplc="040E0003" w:tentative="1">
+      <w:start w:val="1"/>
+      <w:numFmt w:val="bullet"/>
+      <w:lvlText w:val="o"/>
+      <w:lvlJc w:val="left"/>
+      <w:pPr>
+        <w:ind w:left="3600" w:hanging="360"/>
+      </w:pPr>
+      <w:rPr>
+        <w:rFonts w:ascii="Courier New" w:hAnsi="Courier New" w:cs="Courier New" w:hint="default"/>
+      </w:rPr>
+    </w:lvl>
+    <w:lvl w:ilvl="5" w:tplc="040E0005" w:tentative="1">
+      <w:start w:val="1"/>
+      <w:numFmt w:val="bullet"/>
+      <w:lvlText w:val=""/>
+      <w:lvlJc w:val="left"/>
+      <w:pPr>
+        <w:ind w:left="4320" w:hanging="360"/>
+      </w:pPr>
+      <w:rPr>
+        <w:rFonts w:ascii="Wingdings" w:hAnsi="Wingdings" w:hint="default"/>
+      </w:rPr>
+    </w:lvl>
+    <w:lvl w:ilvl="6" w:tplc="040E0001" w:tentative="1">
+      <w:start w:val="1"/>
+      <w:numFmt w:val="bullet"/>
+      <w:lvlText w:val=""/>
+      <w:lvlJc w:val="left"/>
+      <w:pPr>
+        <w:ind w:left="5040" w:hanging="360"/>
+      </w:pPr>
+      <w:rPr>
+        <w:rFonts w:ascii="Symbol" w:hAnsi="Symbol" w:hint="default"/>
+      </w:rPr>
+    </w:lvl>
+    <w:lvl w:ilvl="7" w:tplc="040E0003" w:tentative="1">
+      <w:start w:val="1"/>
+      <w:numFmt w:val="bullet"/>
+      <w:lvlText w:val="o"/>
+      <w:lvlJc w:val="left"/>
+      <w:pPr>
+        <w:ind w:left="5760" w:hanging="360"/>
+      </w:pPr>
+      <w:rPr>
+        <w:rFonts w:ascii="Courier New" w:hAnsi="Courier New" w:cs="Courier New" w:hint="default"/>
+      </w:rPr>
+    </w:lvl>
+    <w:lvl w:ilvl="8" w:tplc="040E0005" w:tentative="1">
+      <w:start w:val="1"/>
+      <w:numFmt w:val="bullet"/>
+      <w:lvlText w:val=""/>
+      <w:lvlJc w:val="left"/>
+      <w:pPr>
+        <w:ind w:left="6480" w:hanging="360"/>
+      </w:pPr>
+      <w:rPr>
+        <w:rFonts w:ascii="Wingdings" w:hAnsi="Wingdings" w:hint="default"/>
+      </w:rPr>
+    </w:lvl>
+  </w:abstractNum>
+  <w:abstractNum w:abstractNumId="12" w15:restartNumberingAfterBreak="0">
+    <w:nsid w:val="40E01A4D"/>
+    <w:multiLevelType w:val="hybridMultilevel"/>
+    <w:tmpl w:val="7CBCA838"/>
+    <w:lvl w:ilvl="0" w:tplc="040E000F">
+      <w:start w:val="1"/>
+      <w:numFmt w:val="decimal"/>
+      <w:lvlText w:val="%1."/>
+      <w:lvlJc w:val="left"/>
+      <w:pPr>
+        <w:ind w:left="720" w:hanging="360"/>
+      </w:pPr>
+    </w:lvl>
+    <w:lvl w:ilvl="1" w:tplc="040E0019" w:tentative="1">
+      <w:start w:val="1"/>
+      <w:numFmt w:val="lowerLetter"/>
+      <w:lvlText w:val="%2."/>
+      <w:lvlJc w:val="left"/>
+      <w:pPr>
+        <w:ind w:left="1440" w:hanging="360"/>
+      </w:pPr>
+    </w:lvl>
+    <w:lvl w:ilvl="2" w:tplc="040E001B" w:tentative="1">
+      <w:start w:val="1"/>
+      <w:numFmt w:val="lowerRoman"/>
+      <w:lvlText w:val="%3."/>
+      <w:lvlJc w:val="right"/>
+      <w:pPr>
+        <w:ind w:left="2160" w:hanging="180"/>
+      </w:pPr>
+    </w:lvl>
+    <w:lvl w:ilvl="3" w:tplc="040E000F" w:tentative="1">
+      <w:start w:val="1"/>
+      <w:numFmt w:val="decimal"/>
+      <w:lvlText w:val="%4."/>
+      <w:lvlJc w:val="left"/>
+      <w:pPr>
+        <w:ind w:left="2880" w:hanging="360"/>
+      </w:pPr>
+    </w:lvl>
+    <w:lvl w:ilvl="4" w:tplc="040E0019" w:tentative="1">
+      <w:start w:val="1"/>
+      <w:numFmt w:val="lowerLetter"/>
+      <w:lvlText w:val="%5."/>
+      <w:lvlJc w:val="left"/>
+      <w:pPr>
+        <w:ind w:left="3600" w:hanging="360"/>
+      </w:pPr>
+    </w:lvl>
+    <w:lvl w:ilvl="5" w:tplc="040E001B" w:tentative="1">
+      <w:start w:val="1"/>
+      <w:numFmt w:val="lowerRoman"/>
+      <w:lvlText w:val="%6."/>
+      <w:lvlJc w:val="right"/>
+      <w:pPr>
+        <w:ind w:left="4320" w:hanging="180"/>
+      </w:pPr>
+    </w:lvl>
+    <w:lvl w:ilvl="6" w:tplc="040E000F" w:tentative="1">
+      <w:start w:val="1"/>
+      <w:numFmt w:val="decimal"/>
+      <w:lvlText w:val="%7."/>
+      <w:lvlJc w:val="left"/>
+      <w:pPr>
+        <w:ind w:left="5040" w:hanging="360"/>
+      </w:pPr>
+    </w:lvl>
+    <w:lvl w:ilvl="7" w:tplc="040E0019" w:tentative="1">
+      <w:start w:val="1"/>
+      <w:numFmt w:val="lowerLetter"/>
+      <w:lvlText w:val="%8."/>
+      <w:lvlJc w:val="left"/>
+      <w:pPr>
+        <w:ind w:left="5760" w:hanging="360"/>
+      </w:pPr>
+    </w:lvl>
+    <w:lvl w:ilvl="8" w:tplc="040E001B" w:tentative="1">
+      <w:start w:val="1"/>
+      <w:numFmt w:val="lowerRoman"/>
+      <w:lvlText w:val="%9."/>
+      <w:lvlJc w:val="right"/>
+      <w:pPr>
+        <w:ind w:left="6480" w:hanging="180"/>
+      </w:pPr>
+    </w:lvl>
+  </w:abstractNum>
+  <w:abstractNum w:abstractNumId="13" w15:restartNumberingAfterBreak="0">
+    <w:nsid w:val="42101FD2"/>
     <w:multiLevelType w:val="multilevel"/>
-    <w:tmpl w:val="815C3956"/>
+    <w:tmpl w:val="EF22AF76"/>
     <w:lvl w:ilvl="0">
       <w:start w:val="1"/>
       <w:numFmt w:val="bullet"/>
@@ -6949,11 +8779,11 @@
       </w:rPr>
     </w:lvl>
   </w:abstractNum>
-  <w:abstractNum w:abstractNumId="1" w15:restartNumberingAfterBreak="0">
-    <w:nsid w:val="047E154C"/>
+  <w:abstractNum w:abstractNumId="14" w15:restartNumberingAfterBreak="0">
+    <w:nsid w:val="463105F9"/>
     <w:multiLevelType w:val="hybridMultilevel"/>
-    <w:tmpl w:val="8426247E"/>
-    <w:lvl w:ilvl="0" w:tplc="040E000F">
+    <w:tmpl w:val="320C3C3A"/>
+    <w:lvl w:ilvl="0" w:tplc="46B4D448">
       <w:start w:val="1"/>
       <w:numFmt w:val="decimal"/>
       <w:lvlText w:val="%1."/>
@@ -6961,6 +8791,9 @@
       <w:pPr>
         <w:ind w:left="720" w:hanging="360"/>
       </w:pPr>
+      <w:rPr>
+        <w:rFonts w:hint="default"/>
+      </w:rPr>
     </w:lvl>
     <w:lvl w:ilvl="1" w:tplc="040E0019" w:tentative="1">
       <w:start w:val="1"/>
@@ -7035,10 +8868,10 @@
       </w:pPr>
     </w:lvl>
   </w:abstractNum>
-  <w:abstractNum w:abstractNumId="2" w15:restartNumberingAfterBreak="0">
-    <w:nsid w:val="06A81897"/>
+  <w:abstractNum w:abstractNumId="15" w15:restartNumberingAfterBreak="0">
+    <w:nsid w:val="4CA64623"/>
     <w:multiLevelType w:val="hybridMultilevel"/>
-    <w:tmpl w:val="3A74DEE0"/>
+    <w:tmpl w:val="BE12653C"/>
     <w:lvl w:ilvl="0" w:tplc="040E000F">
       <w:start w:val="1"/>
       <w:numFmt w:val="decimal"/>
@@ -7121,10 +8954,10 @@
       </w:pPr>
     </w:lvl>
   </w:abstractNum>
-  <w:abstractNum w:abstractNumId="3" w15:restartNumberingAfterBreak="0">
-    <w:nsid w:val="09B93F01"/>
+  <w:abstractNum w:abstractNumId="16" w15:restartNumberingAfterBreak="0">
+    <w:nsid w:val="4D556DEB"/>
     <w:multiLevelType w:val="hybridMultilevel"/>
-    <w:tmpl w:val="9432D820"/>
+    <w:tmpl w:val="3894163C"/>
     <w:lvl w:ilvl="0" w:tplc="040E0001">
       <w:start w:val="1"/>
       <w:numFmt w:val="bullet"/>
@@ -7234,10 +9067,10 @@
       </w:rPr>
     </w:lvl>
   </w:abstractNum>
-  <w:abstractNum w:abstractNumId="4" w15:restartNumberingAfterBreak="0">
-    <w:nsid w:val="0A841DFD"/>
+  <w:abstractNum w:abstractNumId="17" w15:restartNumberingAfterBreak="0">
+    <w:nsid w:val="4DF62708"/>
     <w:multiLevelType w:val="hybridMultilevel"/>
-    <w:tmpl w:val="7524810E"/>
+    <w:tmpl w:val="3894F470"/>
     <w:lvl w:ilvl="0" w:tplc="040E000F">
       <w:start w:val="1"/>
       <w:numFmt w:val="decimal"/>
@@ -7246,9 +9079,6 @@
       <w:pPr>
         <w:ind w:left="720" w:hanging="360"/>
       </w:pPr>
-      <w:rPr>
-        <w:rFonts w:hint="default"/>
-      </w:rPr>
     </w:lvl>
     <w:lvl w:ilvl="1" w:tplc="040E0019" w:tentative="1">
       <w:start w:val="1"/>
@@ -7323,123 +9153,123 @@
       </w:pPr>
     </w:lvl>
   </w:abstractNum>
-  <w:abstractNum w:abstractNumId="5" w15:restartNumberingAfterBreak="0">
-    <w:nsid w:val="0B73725B"/>
+  <w:abstractNum w:abstractNumId="18" w15:restartNumberingAfterBreak="0">
+    <w:nsid w:val="53AB1538"/>
+    <w:multiLevelType w:val="multilevel"/>
+    <w:tmpl w:val="4482B3B2"/>
+    <w:lvl w:ilvl="0">
+      <w:start w:val="1"/>
+      <w:numFmt w:val="decimal"/>
+      <w:lvlText w:val="%1"/>
+      <w:lvlJc w:val="left"/>
+      <w:pPr>
+        <w:ind w:left="480" w:hanging="480"/>
+      </w:pPr>
+      <w:rPr>
+        <w:rFonts w:hint="default"/>
+      </w:rPr>
+    </w:lvl>
+    <w:lvl w:ilvl="1">
+      <w:start w:val="1"/>
+      <w:numFmt w:val="decimal"/>
+      <w:lvlText w:val="%1.%2"/>
+      <w:lvlJc w:val="left"/>
+      <w:pPr>
+        <w:ind w:left="840" w:hanging="480"/>
+      </w:pPr>
+      <w:rPr>
+        <w:rFonts w:hint="default"/>
+      </w:rPr>
+    </w:lvl>
+    <w:lvl w:ilvl="2">
+      <w:start w:val="1"/>
+      <w:numFmt w:val="decimal"/>
+      <w:lvlText w:val="%1.%2.%3"/>
+      <w:lvlJc w:val="left"/>
+      <w:pPr>
+        <w:ind w:left="1440" w:hanging="720"/>
+      </w:pPr>
+      <w:rPr>
+        <w:rFonts w:hint="default"/>
+      </w:rPr>
+    </w:lvl>
+    <w:lvl w:ilvl="3">
+      <w:start w:val="1"/>
+      <w:numFmt w:val="decimal"/>
+      <w:lvlText w:val="%1.%2.%3.%4"/>
+      <w:lvlJc w:val="left"/>
+      <w:pPr>
+        <w:ind w:left="1800" w:hanging="720"/>
+      </w:pPr>
+      <w:rPr>
+        <w:rFonts w:hint="default"/>
+      </w:rPr>
+    </w:lvl>
+    <w:lvl w:ilvl="4">
+      <w:start w:val="1"/>
+      <w:numFmt w:val="decimal"/>
+      <w:lvlText w:val="%1.%2.%3.%4.%5"/>
+      <w:lvlJc w:val="left"/>
+      <w:pPr>
+        <w:ind w:left="2520" w:hanging="1080"/>
+      </w:pPr>
+      <w:rPr>
+        <w:rFonts w:hint="default"/>
+      </w:rPr>
+    </w:lvl>
+    <w:lvl w:ilvl="5">
+      <w:start w:val="1"/>
+      <w:numFmt w:val="decimal"/>
+      <w:lvlText w:val="%1.%2.%3.%4.%5.%6"/>
+      <w:lvlJc w:val="left"/>
+      <w:pPr>
+        <w:ind w:left="2880" w:hanging="1080"/>
+      </w:pPr>
+      <w:rPr>
+        <w:rFonts w:hint="default"/>
+      </w:rPr>
+    </w:lvl>
+    <w:lvl w:ilvl="6">
+      <w:start w:val="1"/>
+      <w:numFmt w:val="decimal"/>
+      <w:lvlText w:val="%1.%2.%3.%4.%5.%6.%7"/>
+      <w:lvlJc w:val="left"/>
+      <w:pPr>
+        <w:ind w:left="3600" w:hanging="1440"/>
+      </w:pPr>
+      <w:rPr>
+        <w:rFonts w:hint="default"/>
+      </w:rPr>
+    </w:lvl>
+    <w:lvl w:ilvl="7">
+      <w:start w:val="1"/>
+      <w:numFmt w:val="decimal"/>
+      <w:lvlText w:val="%1.%2.%3.%4.%5.%6.%7.%8"/>
+      <w:lvlJc w:val="left"/>
+      <w:pPr>
+        <w:ind w:left="3960" w:hanging="1440"/>
+      </w:pPr>
+      <w:rPr>
+        <w:rFonts w:hint="default"/>
+      </w:rPr>
+    </w:lvl>
+    <w:lvl w:ilvl="8">
+      <w:start w:val="1"/>
+      <w:numFmt w:val="decimal"/>
+      <w:lvlText w:val="%1.%2.%3.%4.%5.%6.%7.%8.%9"/>
+      <w:lvlJc w:val="left"/>
+      <w:pPr>
+        <w:ind w:left="4320" w:hanging="1440"/>
+      </w:pPr>
+      <w:rPr>
+        <w:rFonts w:hint="default"/>
+      </w:rPr>
+    </w:lvl>
+  </w:abstractNum>
+  <w:abstractNum w:abstractNumId="19" w15:restartNumberingAfterBreak="0">
+    <w:nsid w:val="55027F38"/>
     <w:multiLevelType w:val="hybridMultilevel"/>
-    <w:tmpl w:val="D16E2642"/>
-    <w:lvl w:ilvl="0" w:tplc="040E0001">
-      <w:start w:val="1"/>
-      <w:numFmt w:val="bullet"/>
-      <w:lvlText w:val=""/>
-      <w:lvlJc w:val="left"/>
-      <w:pPr>
-        <w:ind w:left="720" w:hanging="360"/>
-      </w:pPr>
-      <w:rPr>
-        <w:rFonts w:ascii="Symbol" w:hAnsi="Symbol" w:hint="default"/>
-      </w:rPr>
-    </w:lvl>
-    <w:lvl w:ilvl="1" w:tplc="040E0003" w:tentative="1">
-      <w:start w:val="1"/>
-      <w:numFmt w:val="bullet"/>
-      <w:lvlText w:val="o"/>
-      <w:lvlJc w:val="left"/>
-      <w:pPr>
-        <w:ind w:left="1440" w:hanging="360"/>
-      </w:pPr>
-      <w:rPr>
-        <w:rFonts w:ascii="Courier New" w:hAnsi="Courier New" w:cs="Courier New" w:hint="default"/>
-      </w:rPr>
-    </w:lvl>
-    <w:lvl w:ilvl="2" w:tplc="040E0005" w:tentative="1">
-      <w:start w:val="1"/>
-      <w:numFmt w:val="bullet"/>
-      <w:lvlText w:val=""/>
-      <w:lvlJc w:val="left"/>
-      <w:pPr>
-        <w:ind w:left="2160" w:hanging="360"/>
-      </w:pPr>
-      <w:rPr>
-        <w:rFonts w:ascii="Wingdings" w:hAnsi="Wingdings" w:hint="default"/>
-      </w:rPr>
-    </w:lvl>
-    <w:lvl w:ilvl="3" w:tplc="040E0001" w:tentative="1">
-      <w:start w:val="1"/>
-      <w:numFmt w:val="bullet"/>
-      <w:lvlText w:val=""/>
-      <w:lvlJc w:val="left"/>
-      <w:pPr>
-        <w:ind w:left="2880" w:hanging="360"/>
-      </w:pPr>
-      <w:rPr>
-        <w:rFonts w:ascii="Symbol" w:hAnsi="Symbol" w:hint="default"/>
-      </w:rPr>
-    </w:lvl>
-    <w:lvl w:ilvl="4" w:tplc="040E0003" w:tentative="1">
-      <w:start w:val="1"/>
-      <w:numFmt w:val="bullet"/>
-      <w:lvlText w:val="o"/>
-      <w:lvlJc w:val="left"/>
-      <w:pPr>
-        <w:ind w:left="3600" w:hanging="360"/>
-      </w:pPr>
-      <w:rPr>
-        <w:rFonts w:ascii="Courier New" w:hAnsi="Courier New" w:cs="Courier New" w:hint="default"/>
-      </w:rPr>
-    </w:lvl>
-    <w:lvl w:ilvl="5" w:tplc="040E0005" w:tentative="1">
-      <w:start w:val="1"/>
-      <w:numFmt w:val="bullet"/>
-      <w:lvlText w:val=""/>
-      <w:lvlJc w:val="left"/>
-      <w:pPr>
-        <w:ind w:left="4320" w:hanging="360"/>
-      </w:pPr>
-      <w:rPr>
-        <w:rFonts w:ascii="Wingdings" w:hAnsi="Wingdings" w:hint="default"/>
-      </w:rPr>
-    </w:lvl>
-    <w:lvl w:ilvl="6" w:tplc="040E0001" w:tentative="1">
-      <w:start w:val="1"/>
-      <w:numFmt w:val="bullet"/>
-      <w:lvlText w:val=""/>
-      <w:lvlJc w:val="left"/>
-      <w:pPr>
-        <w:ind w:left="5040" w:hanging="360"/>
-      </w:pPr>
-      <w:rPr>
-        <w:rFonts w:ascii="Symbol" w:hAnsi="Symbol" w:hint="default"/>
-      </w:rPr>
-    </w:lvl>
-    <w:lvl w:ilvl="7" w:tplc="040E0003" w:tentative="1">
-      <w:start w:val="1"/>
-      <w:numFmt w:val="bullet"/>
-      <w:lvlText w:val="o"/>
-      <w:lvlJc w:val="left"/>
-      <w:pPr>
-        <w:ind w:left="5760" w:hanging="360"/>
-      </w:pPr>
-      <w:rPr>
-        <w:rFonts w:ascii="Courier New" w:hAnsi="Courier New" w:cs="Courier New" w:hint="default"/>
-      </w:rPr>
-    </w:lvl>
-    <w:lvl w:ilvl="8" w:tplc="040E0005" w:tentative="1">
-      <w:start w:val="1"/>
-      <w:numFmt w:val="bullet"/>
-      <w:lvlText w:val=""/>
-      <w:lvlJc w:val="left"/>
-      <w:pPr>
-        <w:ind w:left="6480" w:hanging="360"/>
-      </w:pPr>
-      <w:rPr>
-        <w:rFonts w:ascii="Wingdings" w:hAnsi="Wingdings" w:hint="default"/>
-      </w:rPr>
-    </w:lvl>
-  </w:abstractNum>
-  <w:abstractNum w:abstractNumId="6" w15:restartNumberingAfterBreak="0">
-    <w:nsid w:val="0DB04DE0"/>
-    <w:multiLevelType w:val="hybridMultilevel"/>
-    <w:tmpl w:val="93687A96"/>
+    <w:tmpl w:val="A9F6E31C"/>
     <w:lvl w:ilvl="0" w:tplc="040E000F">
       <w:start w:val="1"/>
       <w:numFmt w:val="decimal"/>
@@ -7522,2164 +9352,14 @@
       </w:pPr>
     </w:lvl>
   </w:abstractNum>
-  <w:abstractNum w:abstractNumId="7" w15:restartNumberingAfterBreak="0">
-    <w:nsid w:val="0E020DB5"/>
-    <w:multiLevelType w:val="hybridMultilevel"/>
-    <w:tmpl w:val="42C00B20"/>
-    <w:lvl w:ilvl="0" w:tplc="040E000F">
+  <w:abstractNum w:abstractNumId="20" w15:restartNumberingAfterBreak="0">
+    <w:nsid w:val="55294F46"/>
+    <w:multiLevelType w:val="multilevel"/>
+    <w:tmpl w:val="10606EE4"/>
+    <w:lvl w:ilvl="0">
       <w:start w:val="1"/>
       <w:numFmt w:val="decimal"/>
       <w:lvlText w:val="%1."/>
-      <w:lvlJc w:val="left"/>
-      <w:pPr>
-        <w:ind w:left="720" w:hanging="360"/>
-      </w:pPr>
-      <w:rPr>
-        <w:rFonts w:hint="default"/>
-      </w:rPr>
-    </w:lvl>
-    <w:lvl w:ilvl="1" w:tplc="040E0019" w:tentative="1">
-      <w:start w:val="1"/>
-      <w:numFmt w:val="lowerLetter"/>
-      <w:lvlText w:val="%2."/>
-      <w:lvlJc w:val="left"/>
-      <w:pPr>
-        <w:ind w:left="1440" w:hanging="360"/>
-      </w:pPr>
-    </w:lvl>
-    <w:lvl w:ilvl="2" w:tplc="040E001B" w:tentative="1">
-      <w:start w:val="1"/>
-      <w:numFmt w:val="lowerRoman"/>
-      <w:lvlText w:val="%3."/>
-      <w:lvlJc w:val="right"/>
-      <w:pPr>
-        <w:ind w:left="2160" w:hanging="180"/>
-      </w:pPr>
-    </w:lvl>
-    <w:lvl w:ilvl="3" w:tplc="040E000F" w:tentative="1">
-      <w:start w:val="1"/>
-      <w:numFmt w:val="decimal"/>
-      <w:lvlText w:val="%4."/>
-      <w:lvlJc w:val="left"/>
-      <w:pPr>
-        <w:ind w:left="2880" w:hanging="360"/>
-      </w:pPr>
-    </w:lvl>
-    <w:lvl w:ilvl="4" w:tplc="040E0019" w:tentative="1">
-      <w:start w:val="1"/>
-      <w:numFmt w:val="lowerLetter"/>
-      <w:lvlText w:val="%5."/>
-      <w:lvlJc w:val="left"/>
-      <w:pPr>
-        <w:ind w:left="3600" w:hanging="360"/>
-      </w:pPr>
-    </w:lvl>
-    <w:lvl w:ilvl="5" w:tplc="040E001B" w:tentative="1">
-      <w:start w:val="1"/>
-      <w:numFmt w:val="lowerRoman"/>
-      <w:lvlText w:val="%6."/>
-      <w:lvlJc w:val="right"/>
-      <w:pPr>
-        <w:ind w:left="4320" w:hanging="180"/>
-      </w:pPr>
-    </w:lvl>
-    <w:lvl w:ilvl="6" w:tplc="040E000F" w:tentative="1">
-      <w:start w:val="1"/>
-      <w:numFmt w:val="decimal"/>
-      <w:lvlText w:val="%7."/>
-      <w:lvlJc w:val="left"/>
-      <w:pPr>
-        <w:ind w:left="5040" w:hanging="360"/>
-      </w:pPr>
-    </w:lvl>
-    <w:lvl w:ilvl="7" w:tplc="040E0019" w:tentative="1">
-      <w:start w:val="1"/>
-      <w:numFmt w:val="lowerLetter"/>
-      <w:lvlText w:val="%8."/>
-      <w:lvlJc w:val="left"/>
-      <w:pPr>
-        <w:ind w:left="5760" w:hanging="360"/>
-      </w:pPr>
-    </w:lvl>
-    <w:lvl w:ilvl="8" w:tplc="040E001B" w:tentative="1">
-      <w:start w:val="1"/>
-      <w:numFmt w:val="lowerRoman"/>
-      <w:lvlText w:val="%9."/>
-      <w:lvlJc w:val="right"/>
-      <w:pPr>
-        <w:ind w:left="6480" w:hanging="180"/>
-      </w:pPr>
-    </w:lvl>
-  </w:abstractNum>
-  <w:abstractNum w:abstractNumId="8" w15:restartNumberingAfterBreak="0">
-    <w:nsid w:val="0F34611A"/>
-    <w:multiLevelType w:val="multilevel"/>
-    <w:tmpl w:val="B73E4240"/>
-    <w:lvl w:ilvl="0">
-      <w:start w:val="1"/>
-      <w:numFmt w:val="decimal"/>
-      <w:lvlText w:val="%1"/>
-      <w:lvlJc w:val="left"/>
-      <w:pPr>
-        <w:ind w:left="480" w:hanging="480"/>
-      </w:pPr>
-      <w:rPr>
-        <w:rFonts w:hint="default"/>
-      </w:rPr>
-    </w:lvl>
-    <w:lvl w:ilvl="1">
-      <w:start w:val="1"/>
-      <w:numFmt w:val="decimal"/>
-      <w:lvlText w:val="%1.%2"/>
-      <w:lvlJc w:val="left"/>
-      <w:pPr>
-        <w:ind w:left="840" w:hanging="480"/>
-      </w:pPr>
-      <w:rPr>
-        <w:rFonts w:hint="default"/>
-      </w:rPr>
-    </w:lvl>
-    <w:lvl w:ilvl="2">
-      <w:start w:val="1"/>
-      <w:numFmt w:val="decimal"/>
-      <w:lvlText w:val="%1.%2.%3"/>
-      <w:lvlJc w:val="left"/>
-      <w:pPr>
-        <w:ind w:left="1440" w:hanging="720"/>
-      </w:pPr>
-      <w:rPr>
-        <w:rFonts w:hint="default"/>
-      </w:rPr>
-    </w:lvl>
-    <w:lvl w:ilvl="3">
-      <w:start w:val="1"/>
-      <w:numFmt w:val="decimal"/>
-      <w:lvlText w:val="%1.%2.%3.%4"/>
-      <w:lvlJc w:val="left"/>
-      <w:pPr>
-        <w:ind w:left="1800" w:hanging="720"/>
-      </w:pPr>
-      <w:rPr>
-        <w:rFonts w:hint="default"/>
-      </w:rPr>
-    </w:lvl>
-    <w:lvl w:ilvl="4">
-      <w:start w:val="1"/>
-      <w:numFmt w:val="decimal"/>
-      <w:lvlText w:val="%1.%2.%3.%4.%5"/>
-      <w:lvlJc w:val="left"/>
-      <w:pPr>
-        <w:ind w:left="2520" w:hanging="1080"/>
-      </w:pPr>
-      <w:rPr>
-        <w:rFonts w:hint="default"/>
-      </w:rPr>
-    </w:lvl>
-    <w:lvl w:ilvl="5">
-      <w:start w:val="1"/>
-      <w:numFmt w:val="decimal"/>
-      <w:lvlText w:val="%1.%2.%3.%4.%5.%6"/>
-      <w:lvlJc w:val="left"/>
-      <w:pPr>
-        <w:ind w:left="2880" w:hanging="1080"/>
-      </w:pPr>
-      <w:rPr>
-        <w:rFonts w:hint="default"/>
-      </w:rPr>
-    </w:lvl>
-    <w:lvl w:ilvl="6">
-      <w:start w:val="1"/>
-      <w:numFmt w:val="decimal"/>
-      <w:lvlText w:val="%1.%2.%3.%4.%5.%6.%7"/>
-      <w:lvlJc w:val="left"/>
-      <w:pPr>
-        <w:ind w:left="3600" w:hanging="1440"/>
-      </w:pPr>
-      <w:rPr>
-        <w:rFonts w:hint="default"/>
-      </w:rPr>
-    </w:lvl>
-    <w:lvl w:ilvl="7">
-      <w:start w:val="1"/>
-      <w:numFmt w:val="decimal"/>
-      <w:lvlText w:val="%1.%2.%3.%4.%5.%6.%7.%8"/>
-      <w:lvlJc w:val="left"/>
-      <w:pPr>
-        <w:ind w:left="3960" w:hanging="1440"/>
-      </w:pPr>
-      <w:rPr>
-        <w:rFonts w:hint="default"/>
-      </w:rPr>
-    </w:lvl>
-    <w:lvl w:ilvl="8">
-      <w:start w:val="1"/>
-      <w:numFmt w:val="decimal"/>
-      <w:lvlText w:val="%1.%2.%3.%4.%5.%6.%7.%8.%9"/>
-      <w:lvlJc w:val="left"/>
-      <w:pPr>
-        <w:ind w:left="4320" w:hanging="1440"/>
-      </w:pPr>
-      <w:rPr>
-        <w:rFonts w:hint="default"/>
-      </w:rPr>
-    </w:lvl>
-  </w:abstractNum>
-  <w:abstractNum w:abstractNumId="9" w15:restartNumberingAfterBreak="0">
-    <w:nsid w:val="11CE3B06"/>
-    <w:multiLevelType w:val="hybridMultilevel"/>
-    <w:tmpl w:val="2CE6C760"/>
-    <w:lvl w:ilvl="0" w:tplc="040E000F">
-      <w:start w:val="1"/>
-      <w:numFmt w:val="decimal"/>
-      <w:lvlText w:val="%1."/>
-      <w:lvlJc w:val="left"/>
-      <w:pPr>
-        <w:ind w:left="720" w:hanging="360"/>
-      </w:pPr>
-    </w:lvl>
-    <w:lvl w:ilvl="1" w:tplc="040E0019" w:tentative="1">
-      <w:start w:val="1"/>
-      <w:numFmt w:val="lowerLetter"/>
-      <w:lvlText w:val="%2."/>
-      <w:lvlJc w:val="left"/>
-      <w:pPr>
-        <w:ind w:left="1440" w:hanging="360"/>
-      </w:pPr>
-    </w:lvl>
-    <w:lvl w:ilvl="2" w:tplc="040E001B" w:tentative="1">
-      <w:start w:val="1"/>
-      <w:numFmt w:val="lowerRoman"/>
-      <w:lvlText w:val="%3."/>
-      <w:lvlJc w:val="right"/>
-      <w:pPr>
-        <w:ind w:left="2160" w:hanging="180"/>
-      </w:pPr>
-    </w:lvl>
-    <w:lvl w:ilvl="3" w:tplc="040E000F" w:tentative="1">
-      <w:start w:val="1"/>
-      <w:numFmt w:val="decimal"/>
-      <w:lvlText w:val="%4."/>
-      <w:lvlJc w:val="left"/>
-      <w:pPr>
-        <w:ind w:left="2880" w:hanging="360"/>
-      </w:pPr>
-    </w:lvl>
-    <w:lvl w:ilvl="4" w:tplc="040E0019" w:tentative="1">
-      <w:start w:val="1"/>
-      <w:numFmt w:val="lowerLetter"/>
-      <w:lvlText w:val="%5."/>
-      <w:lvlJc w:val="left"/>
-      <w:pPr>
-        <w:ind w:left="3600" w:hanging="360"/>
-      </w:pPr>
-    </w:lvl>
-    <w:lvl w:ilvl="5" w:tplc="040E001B" w:tentative="1">
-      <w:start w:val="1"/>
-      <w:numFmt w:val="lowerRoman"/>
-      <w:lvlText w:val="%6."/>
-      <w:lvlJc w:val="right"/>
-      <w:pPr>
-        <w:ind w:left="4320" w:hanging="180"/>
-      </w:pPr>
-    </w:lvl>
-    <w:lvl w:ilvl="6" w:tplc="040E000F" w:tentative="1">
-      <w:start w:val="1"/>
-      <w:numFmt w:val="decimal"/>
-      <w:lvlText w:val="%7."/>
-      <w:lvlJc w:val="left"/>
-      <w:pPr>
-        <w:ind w:left="5040" w:hanging="360"/>
-      </w:pPr>
-    </w:lvl>
-    <w:lvl w:ilvl="7" w:tplc="040E0019" w:tentative="1">
-      <w:start w:val="1"/>
-      <w:numFmt w:val="lowerLetter"/>
-      <w:lvlText w:val="%8."/>
-      <w:lvlJc w:val="left"/>
-      <w:pPr>
-        <w:ind w:left="5760" w:hanging="360"/>
-      </w:pPr>
-    </w:lvl>
-    <w:lvl w:ilvl="8" w:tplc="040E001B" w:tentative="1">
-      <w:start w:val="1"/>
-      <w:numFmt w:val="lowerRoman"/>
-      <w:lvlText w:val="%9."/>
-      <w:lvlJc w:val="right"/>
-      <w:pPr>
-        <w:ind w:left="6480" w:hanging="180"/>
-      </w:pPr>
-    </w:lvl>
-  </w:abstractNum>
-  <w:abstractNum w:abstractNumId="10" w15:restartNumberingAfterBreak="0">
-    <w:nsid w:val="12C9656E"/>
-    <w:multiLevelType w:val="hybridMultilevel"/>
-    <w:tmpl w:val="0760280A"/>
-    <w:lvl w:ilvl="0" w:tplc="040E000F">
-      <w:start w:val="1"/>
-      <w:numFmt w:val="decimal"/>
-      <w:lvlText w:val="%1."/>
-      <w:lvlJc w:val="left"/>
-      <w:pPr>
-        <w:ind w:left="720" w:hanging="360"/>
-      </w:pPr>
-    </w:lvl>
-    <w:lvl w:ilvl="1" w:tplc="040E0019" w:tentative="1">
-      <w:start w:val="1"/>
-      <w:numFmt w:val="lowerLetter"/>
-      <w:lvlText w:val="%2."/>
-      <w:lvlJc w:val="left"/>
-      <w:pPr>
-        <w:ind w:left="1440" w:hanging="360"/>
-      </w:pPr>
-    </w:lvl>
-    <w:lvl w:ilvl="2" w:tplc="040E001B" w:tentative="1">
-      <w:start w:val="1"/>
-      <w:numFmt w:val="lowerRoman"/>
-      <w:lvlText w:val="%3."/>
-      <w:lvlJc w:val="right"/>
-      <w:pPr>
-        <w:ind w:left="2160" w:hanging="180"/>
-      </w:pPr>
-    </w:lvl>
-    <w:lvl w:ilvl="3" w:tplc="040E000F" w:tentative="1">
-      <w:start w:val="1"/>
-      <w:numFmt w:val="decimal"/>
-      <w:lvlText w:val="%4."/>
-      <w:lvlJc w:val="left"/>
-      <w:pPr>
-        <w:ind w:left="2880" w:hanging="360"/>
-      </w:pPr>
-    </w:lvl>
-    <w:lvl w:ilvl="4" w:tplc="040E0019" w:tentative="1">
-      <w:start w:val="1"/>
-      <w:numFmt w:val="lowerLetter"/>
-      <w:lvlText w:val="%5."/>
-      <w:lvlJc w:val="left"/>
-      <w:pPr>
-        <w:ind w:left="3600" w:hanging="360"/>
-      </w:pPr>
-    </w:lvl>
-    <w:lvl w:ilvl="5" w:tplc="040E001B" w:tentative="1">
-      <w:start w:val="1"/>
-      <w:numFmt w:val="lowerRoman"/>
-      <w:lvlText w:val="%6."/>
-      <w:lvlJc w:val="right"/>
-      <w:pPr>
-        <w:ind w:left="4320" w:hanging="180"/>
-      </w:pPr>
-    </w:lvl>
-    <w:lvl w:ilvl="6" w:tplc="040E000F" w:tentative="1">
-      <w:start w:val="1"/>
-      <w:numFmt w:val="decimal"/>
-      <w:lvlText w:val="%7."/>
-      <w:lvlJc w:val="left"/>
-      <w:pPr>
-        <w:ind w:left="5040" w:hanging="360"/>
-      </w:pPr>
-    </w:lvl>
-    <w:lvl w:ilvl="7" w:tplc="040E0019" w:tentative="1">
-      <w:start w:val="1"/>
-      <w:numFmt w:val="lowerLetter"/>
-      <w:lvlText w:val="%8."/>
-      <w:lvlJc w:val="left"/>
-      <w:pPr>
-        <w:ind w:left="5760" w:hanging="360"/>
-      </w:pPr>
-    </w:lvl>
-    <w:lvl w:ilvl="8" w:tplc="040E001B" w:tentative="1">
-      <w:start w:val="1"/>
-      <w:numFmt w:val="lowerRoman"/>
-      <w:lvlText w:val="%9."/>
-      <w:lvlJc w:val="right"/>
-      <w:pPr>
-        <w:ind w:left="6480" w:hanging="180"/>
-      </w:pPr>
-    </w:lvl>
-  </w:abstractNum>
-  <w:abstractNum w:abstractNumId="11" w15:restartNumberingAfterBreak="0">
-    <w:nsid w:val="21C955BE"/>
-    <w:multiLevelType w:val="hybridMultilevel"/>
-    <w:tmpl w:val="AB102A30"/>
-    <w:lvl w:ilvl="0" w:tplc="040E000F">
-      <w:start w:val="1"/>
-      <w:numFmt w:val="decimal"/>
-      <w:lvlText w:val="%1."/>
-      <w:lvlJc w:val="left"/>
-      <w:pPr>
-        <w:ind w:left="720" w:hanging="360"/>
-      </w:pPr>
-      <w:rPr>
-        <w:rFonts w:hint="default"/>
-      </w:rPr>
-    </w:lvl>
-    <w:lvl w:ilvl="1" w:tplc="040E0019" w:tentative="1">
-      <w:start w:val="1"/>
-      <w:numFmt w:val="lowerLetter"/>
-      <w:lvlText w:val="%2."/>
-      <w:lvlJc w:val="left"/>
-      <w:pPr>
-        <w:ind w:left="1440" w:hanging="360"/>
-      </w:pPr>
-    </w:lvl>
-    <w:lvl w:ilvl="2" w:tplc="040E001B" w:tentative="1">
-      <w:start w:val="1"/>
-      <w:numFmt w:val="lowerRoman"/>
-      <w:lvlText w:val="%3."/>
-      <w:lvlJc w:val="right"/>
-      <w:pPr>
-        <w:ind w:left="2160" w:hanging="180"/>
-      </w:pPr>
-    </w:lvl>
-    <w:lvl w:ilvl="3" w:tplc="040E000F" w:tentative="1">
-      <w:start w:val="1"/>
-      <w:numFmt w:val="decimal"/>
-      <w:lvlText w:val="%4."/>
-      <w:lvlJc w:val="left"/>
-      <w:pPr>
-        <w:ind w:left="2880" w:hanging="360"/>
-      </w:pPr>
-    </w:lvl>
-    <w:lvl w:ilvl="4" w:tplc="040E0019" w:tentative="1">
-      <w:start w:val="1"/>
-      <w:numFmt w:val="lowerLetter"/>
-      <w:lvlText w:val="%5."/>
-      <w:lvlJc w:val="left"/>
-      <w:pPr>
-        <w:ind w:left="3600" w:hanging="360"/>
-      </w:pPr>
-    </w:lvl>
-    <w:lvl w:ilvl="5" w:tplc="040E001B" w:tentative="1">
-      <w:start w:val="1"/>
-      <w:numFmt w:val="lowerRoman"/>
-      <w:lvlText w:val="%6."/>
-      <w:lvlJc w:val="right"/>
-      <w:pPr>
-        <w:ind w:left="4320" w:hanging="180"/>
-      </w:pPr>
-    </w:lvl>
-    <w:lvl w:ilvl="6" w:tplc="040E000F" w:tentative="1">
-      <w:start w:val="1"/>
-      <w:numFmt w:val="decimal"/>
-      <w:lvlText w:val="%7."/>
-      <w:lvlJc w:val="left"/>
-      <w:pPr>
-        <w:ind w:left="5040" w:hanging="360"/>
-      </w:pPr>
-    </w:lvl>
-    <w:lvl w:ilvl="7" w:tplc="040E0019" w:tentative="1">
-      <w:start w:val="1"/>
-      <w:numFmt w:val="lowerLetter"/>
-      <w:lvlText w:val="%8."/>
-      <w:lvlJc w:val="left"/>
-      <w:pPr>
-        <w:ind w:left="5760" w:hanging="360"/>
-      </w:pPr>
-    </w:lvl>
-    <w:lvl w:ilvl="8" w:tplc="040E001B" w:tentative="1">
-      <w:start w:val="1"/>
-      <w:numFmt w:val="lowerRoman"/>
-      <w:lvlText w:val="%9."/>
-      <w:lvlJc w:val="right"/>
-      <w:pPr>
-        <w:ind w:left="6480" w:hanging="180"/>
-      </w:pPr>
-    </w:lvl>
-  </w:abstractNum>
-  <w:abstractNum w:abstractNumId="12" w15:restartNumberingAfterBreak="0">
-    <w:nsid w:val="21CE1240"/>
-    <w:multiLevelType w:val="hybridMultilevel"/>
-    <w:tmpl w:val="AA18DFA0"/>
-    <w:lvl w:ilvl="0" w:tplc="040E0001">
-      <w:start w:val="1"/>
-      <w:numFmt w:val="bullet"/>
-      <w:lvlText w:val=""/>
-      <w:lvlJc w:val="left"/>
-      <w:pPr>
-        <w:ind w:left="720" w:hanging="360"/>
-      </w:pPr>
-      <w:rPr>
-        <w:rFonts w:ascii="Symbol" w:hAnsi="Symbol" w:hint="default"/>
-      </w:rPr>
-    </w:lvl>
-    <w:lvl w:ilvl="1" w:tplc="040E0003" w:tentative="1">
-      <w:start w:val="1"/>
-      <w:numFmt w:val="bullet"/>
-      <w:lvlText w:val="o"/>
-      <w:lvlJc w:val="left"/>
-      <w:pPr>
-        <w:ind w:left="1440" w:hanging="360"/>
-      </w:pPr>
-      <w:rPr>
-        <w:rFonts w:ascii="Courier New" w:hAnsi="Courier New" w:cs="Courier New" w:hint="default"/>
-      </w:rPr>
-    </w:lvl>
-    <w:lvl w:ilvl="2" w:tplc="040E0005" w:tentative="1">
-      <w:start w:val="1"/>
-      <w:numFmt w:val="bullet"/>
-      <w:lvlText w:val=""/>
-      <w:lvlJc w:val="left"/>
-      <w:pPr>
-        <w:ind w:left="2160" w:hanging="360"/>
-      </w:pPr>
-      <w:rPr>
-        <w:rFonts w:ascii="Wingdings" w:hAnsi="Wingdings" w:hint="default"/>
-      </w:rPr>
-    </w:lvl>
-    <w:lvl w:ilvl="3" w:tplc="040E0001" w:tentative="1">
-      <w:start w:val="1"/>
-      <w:numFmt w:val="bullet"/>
-      <w:lvlText w:val=""/>
-      <w:lvlJc w:val="left"/>
-      <w:pPr>
-        <w:ind w:left="2880" w:hanging="360"/>
-      </w:pPr>
-      <w:rPr>
-        <w:rFonts w:ascii="Symbol" w:hAnsi="Symbol" w:hint="default"/>
-      </w:rPr>
-    </w:lvl>
-    <w:lvl w:ilvl="4" w:tplc="040E0003" w:tentative="1">
-      <w:start w:val="1"/>
-      <w:numFmt w:val="bullet"/>
-      <w:lvlText w:val="o"/>
-      <w:lvlJc w:val="left"/>
-      <w:pPr>
-        <w:ind w:left="3600" w:hanging="360"/>
-      </w:pPr>
-      <w:rPr>
-        <w:rFonts w:ascii="Courier New" w:hAnsi="Courier New" w:cs="Courier New" w:hint="default"/>
-      </w:rPr>
-    </w:lvl>
-    <w:lvl w:ilvl="5" w:tplc="040E0005" w:tentative="1">
-      <w:start w:val="1"/>
-      <w:numFmt w:val="bullet"/>
-      <w:lvlText w:val=""/>
-      <w:lvlJc w:val="left"/>
-      <w:pPr>
-        <w:ind w:left="4320" w:hanging="360"/>
-      </w:pPr>
-      <w:rPr>
-        <w:rFonts w:ascii="Wingdings" w:hAnsi="Wingdings" w:hint="default"/>
-      </w:rPr>
-    </w:lvl>
-    <w:lvl w:ilvl="6" w:tplc="040E0001" w:tentative="1">
-      <w:start w:val="1"/>
-      <w:numFmt w:val="bullet"/>
-      <w:lvlText w:val=""/>
-      <w:lvlJc w:val="left"/>
-      <w:pPr>
-        <w:ind w:left="5040" w:hanging="360"/>
-      </w:pPr>
-      <w:rPr>
-        <w:rFonts w:ascii="Symbol" w:hAnsi="Symbol" w:hint="default"/>
-      </w:rPr>
-    </w:lvl>
-    <w:lvl w:ilvl="7" w:tplc="040E0003" w:tentative="1">
-      <w:start w:val="1"/>
-      <w:numFmt w:val="bullet"/>
-      <w:lvlText w:val="o"/>
-      <w:lvlJc w:val="left"/>
-      <w:pPr>
-        <w:ind w:left="5760" w:hanging="360"/>
-      </w:pPr>
-      <w:rPr>
-        <w:rFonts w:ascii="Courier New" w:hAnsi="Courier New" w:cs="Courier New" w:hint="default"/>
-      </w:rPr>
-    </w:lvl>
-    <w:lvl w:ilvl="8" w:tplc="040E0005" w:tentative="1">
-      <w:start w:val="1"/>
-      <w:numFmt w:val="bullet"/>
-      <w:lvlText w:val=""/>
-      <w:lvlJc w:val="left"/>
-      <w:pPr>
-        <w:ind w:left="6480" w:hanging="360"/>
-      </w:pPr>
-      <w:rPr>
-        <w:rFonts w:ascii="Wingdings" w:hAnsi="Wingdings" w:hint="default"/>
-      </w:rPr>
-    </w:lvl>
-  </w:abstractNum>
-  <w:abstractNum w:abstractNumId="13" w15:restartNumberingAfterBreak="0">
-    <w:nsid w:val="23E37E22"/>
-    <w:multiLevelType w:val="hybridMultilevel"/>
-    <w:tmpl w:val="7FD8EF62"/>
-    <w:lvl w:ilvl="0" w:tplc="46B4D448">
-      <w:start w:val="1"/>
-      <w:numFmt w:val="decimal"/>
-      <w:lvlText w:val="%1."/>
-      <w:lvlJc w:val="left"/>
-      <w:pPr>
-        <w:ind w:left="720" w:hanging="360"/>
-      </w:pPr>
-      <w:rPr>
-        <w:rFonts w:hint="default"/>
-      </w:rPr>
-    </w:lvl>
-    <w:lvl w:ilvl="1" w:tplc="040E0019" w:tentative="1">
-      <w:start w:val="1"/>
-      <w:numFmt w:val="lowerLetter"/>
-      <w:lvlText w:val="%2."/>
-      <w:lvlJc w:val="left"/>
-      <w:pPr>
-        <w:ind w:left="1440" w:hanging="360"/>
-      </w:pPr>
-    </w:lvl>
-    <w:lvl w:ilvl="2" w:tplc="040E001B" w:tentative="1">
-      <w:start w:val="1"/>
-      <w:numFmt w:val="lowerRoman"/>
-      <w:lvlText w:val="%3."/>
-      <w:lvlJc w:val="right"/>
-      <w:pPr>
-        <w:ind w:left="2160" w:hanging="180"/>
-      </w:pPr>
-    </w:lvl>
-    <w:lvl w:ilvl="3" w:tplc="040E000F" w:tentative="1">
-      <w:start w:val="1"/>
-      <w:numFmt w:val="decimal"/>
-      <w:lvlText w:val="%4."/>
-      <w:lvlJc w:val="left"/>
-      <w:pPr>
-        <w:ind w:left="2880" w:hanging="360"/>
-      </w:pPr>
-    </w:lvl>
-    <w:lvl w:ilvl="4" w:tplc="040E0019" w:tentative="1">
-      <w:start w:val="1"/>
-      <w:numFmt w:val="lowerLetter"/>
-      <w:lvlText w:val="%5."/>
-      <w:lvlJc w:val="left"/>
-      <w:pPr>
-        <w:ind w:left="3600" w:hanging="360"/>
-      </w:pPr>
-    </w:lvl>
-    <w:lvl w:ilvl="5" w:tplc="040E001B" w:tentative="1">
-      <w:start w:val="1"/>
-      <w:numFmt w:val="lowerRoman"/>
-      <w:lvlText w:val="%6."/>
-      <w:lvlJc w:val="right"/>
-      <w:pPr>
-        <w:ind w:left="4320" w:hanging="180"/>
-      </w:pPr>
-    </w:lvl>
-    <w:lvl w:ilvl="6" w:tplc="040E000F" w:tentative="1">
-      <w:start w:val="1"/>
-      <w:numFmt w:val="decimal"/>
-      <w:lvlText w:val="%7."/>
-      <w:lvlJc w:val="left"/>
-      <w:pPr>
-        <w:ind w:left="5040" w:hanging="360"/>
-      </w:pPr>
-    </w:lvl>
-    <w:lvl w:ilvl="7" w:tplc="040E0019" w:tentative="1">
-      <w:start w:val="1"/>
-      <w:numFmt w:val="lowerLetter"/>
-      <w:lvlText w:val="%8."/>
-      <w:lvlJc w:val="left"/>
-      <w:pPr>
-        <w:ind w:left="5760" w:hanging="360"/>
-      </w:pPr>
-    </w:lvl>
-    <w:lvl w:ilvl="8" w:tplc="040E001B" w:tentative="1">
-      <w:start w:val="1"/>
-      <w:numFmt w:val="lowerRoman"/>
-      <w:lvlText w:val="%9."/>
-      <w:lvlJc w:val="right"/>
-      <w:pPr>
-        <w:ind w:left="6480" w:hanging="180"/>
-      </w:pPr>
-    </w:lvl>
-  </w:abstractNum>
-  <w:abstractNum w:abstractNumId="14" w15:restartNumberingAfterBreak="0">
-    <w:nsid w:val="28CF4245"/>
-    <w:multiLevelType w:val="multilevel"/>
-    <w:tmpl w:val="0706DD66"/>
-    <w:lvl w:ilvl="0">
-      <w:start w:val="1"/>
-      <w:numFmt w:val="decimal"/>
-      <w:lvlText w:val="%1"/>
-      <w:lvlJc w:val="left"/>
-      <w:pPr>
-        <w:ind w:left="405" w:hanging="405"/>
-      </w:pPr>
-      <w:rPr>
-        <w:rFonts w:hint="default"/>
-      </w:rPr>
-    </w:lvl>
-    <w:lvl w:ilvl="1">
-      <w:start w:val="6"/>
-      <w:numFmt w:val="decimal"/>
-      <w:lvlText w:val="%1.%2"/>
-      <w:lvlJc w:val="left"/>
-      <w:pPr>
-        <w:ind w:left="1080" w:hanging="720"/>
-      </w:pPr>
-      <w:rPr>
-        <w:rFonts w:hint="default"/>
-      </w:rPr>
-    </w:lvl>
-    <w:lvl w:ilvl="2">
-      <w:start w:val="1"/>
-      <w:numFmt w:val="decimal"/>
-      <w:lvlText w:val="%1.%2.%3"/>
-      <w:lvlJc w:val="left"/>
-      <w:pPr>
-        <w:ind w:left="1440" w:hanging="720"/>
-      </w:pPr>
-      <w:rPr>
-        <w:rFonts w:hint="default"/>
-      </w:rPr>
-    </w:lvl>
-    <w:lvl w:ilvl="3">
-      <w:start w:val="1"/>
-      <w:numFmt w:val="decimal"/>
-      <w:lvlText w:val="%1.%2.%3.%4"/>
-      <w:lvlJc w:val="left"/>
-      <w:pPr>
-        <w:ind w:left="2160" w:hanging="1080"/>
-      </w:pPr>
-      <w:rPr>
-        <w:rFonts w:hint="default"/>
-      </w:rPr>
-    </w:lvl>
-    <w:lvl w:ilvl="4">
-      <w:start w:val="1"/>
-      <w:numFmt w:val="decimal"/>
-      <w:lvlText w:val="%1.%2.%3.%4.%5"/>
-      <w:lvlJc w:val="left"/>
-      <w:pPr>
-        <w:ind w:left="2880" w:hanging="1440"/>
-      </w:pPr>
-      <w:rPr>
-        <w:rFonts w:hint="default"/>
-      </w:rPr>
-    </w:lvl>
-    <w:lvl w:ilvl="5">
-      <w:start w:val="1"/>
-      <w:numFmt w:val="decimal"/>
-      <w:lvlText w:val="%1.%2.%3.%4.%5.%6"/>
-      <w:lvlJc w:val="left"/>
-      <w:pPr>
-        <w:ind w:left="3240" w:hanging="1440"/>
-      </w:pPr>
-      <w:rPr>
-        <w:rFonts w:hint="default"/>
-      </w:rPr>
-    </w:lvl>
-    <w:lvl w:ilvl="6">
-      <w:start w:val="1"/>
-      <w:numFmt w:val="decimal"/>
-      <w:lvlText w:val="%1.%2.%3.%4.%5.%6.%7"/>
-      <w:lvlJc w:val="left"/>
-      <w:pPr>
-        <w:ind w:left="3960" w:hanging="1800"/>
-      </w:pPr>
-      <w:rPr>
-        <w:rFonts w:hint="default"/>
-      </w:rPr>
-    </w:lvl>
-    <w:lvl w:ilvl="7">
-      <w:start w:val="1"/>
-      <w:numFmt w:val="decimal"/>
-      <w:lvlText w:val="%1.%2.%3.%4.%5.%6.%7.%8"/>
-      <w:lvlJc w:val="left"/>
-      <w:pPr>
-        <w:ind w:left="4680" w:hanging="2160"/>
-      </w:pPr>
-      <w:rPr>
-        <w:rFonts w:hint="default"/>
-      </w:rPr>
-    </w:lvl>
-    <w:lvl w:ilvl="8">
-      <w:start w:val="1"/>
-      <w:numFmt w:val="decimal"/>
-      <w:lvlText w:val="%1.%2.%3.%4.%5.%6.%7.%8.%9"/>
-      <w:lvlJc w:val="left"/>
-      <w:pPr>
-        <w:ind w:left="5040" w:hanging="2160"/>
-      </w:pPr>
-      <w:rPr>
-        <w:rFonts w:hint="default"/>
-      </w:rPr>
-    </w:lvl>
-  </w:abstractNum>
-  <w:abstractNum w:abstractNumId="15" w15:restartNumberingAfterBreak="0">
-    <w:nsid w:val="2D05634F"/>
-    <w:multiLevelType w:val="hybridMultilevel"/>
-    <w:tmpl w:val="1AE04C96"/>
-    <w:lvl w:ilvl="0" w:tplc="040E0003">
-      <w:start w:val="1"/>
-      <w:numFmt w:val="bullet"/>
-      <w:lvlText w:val="o"/>
-      <w:lvlJc w:val="left"/>
-      <w:pPr>
-        <w:ind w:left="1069" w:hanging="360"/>
-      </w:pPr>
-      <w:rPr>
-        <w:rFonts w:ascii="Courier New" w:hAnsi="Courier New" w:cs="Courier New" w:hint="default"/>
-      </w:rPr>
-    </w:lvl>
-    <w:lvl w:ilvl="1" w:tplc="040E0003" w:tentative="1">
-      <w:start w:val="1"/>
-      <w:numFmt w:val="bullet"/>
-      <w:lvlText w:val="o"/>
-      <w:lvlJc w:val="left"/>
-      <w:pPr>
-        <w:ind w:left="1789" w:hanging="360"/>
-      </w:pPr>
-      <w:rPr>
-        <w:rFonts w:ascii="Courier New" w:hAnsi="Courier New" w:cs="Courier New" w:hint="default"/>
-      </w:rPr>
-    </w:lvl>
-    <w:lvl w:ilvl="2" w:tplc="040E0005" w:tentative="1">
-      <w:start w:val="1"/>
-      <w:numFmt w:val="bullet"/>
-      <w:lvlText w:val=""/>
-      <w:lvlJc w:val="left"/>
-      <w:pPr>
-        <w:ind w:left="2509" w:hanging="360"/>
-      </w:pPr>
-      <w:rPr>
-        <w:rFonts w:ascii="Wingdings" w:hAnsi="Wingdings" w:hint="default"/>
-      </w:rPr>
-    </w:lvl>
-    <w:lvl w:ilvl="3" w:tplc="040E0001" w:tentative="1">
-      <w:start w:val="1"/>
-      <w:numFmt w:val="bullet"/>
-      <w:lvlText w:val=""/>
-      <w:lvlJc w:val="left"/>
-      <w:pPr>
-        <w:ind w:left="3229" w:hanging="360"/>
-      </w:pPr>
-      <w:rPr>
-        <w:rFonts w:ascii="Symbol" w:hAnsi="Symbol" w:hint="default"/>
-      </w:rPr>
-    </w:lvl>
-    <w:lvl w:ilvl="4" w:tplc="040E0003" w:tentative="1">
-      <w:start w:val="1"/>
-      <w:numFmt w:val="bullet"/>
-      <w:lvlText w:val="o"/>
-      <w:lvlJc w:val="left"/>
-      <w:pPr>
-        <w:ind w:left="3949" w:hanging="360"/>
-      </w:pPr>
-      <w:rPr>
-        <w:rFonts w:ascii="Courier New" w:hAnsi="Courier New" w:cs="Courier New" w:hint="default"/>
-      </w:rPr>
-    </w:lvl>
-    <w:lvl w:ilvl="5" w:tplc="040E0005" w:tentative="1">
-      <w:start w:val="1"/>
-      <w:numFmt w:val="bullet"/>
-      <w:lvlText w:val=""/>
-      <w:lvlJc w:val="left"/>
-      <w:pPr>
-        <w:ind w:left="4669" w:hanging="360"/>
-      </w:pPr>
-      <w:rPr>
-        <w:rFonts w:ascii="Wingdings" w:hAnsi="Wingdings" w:hint="default"/>
-      </w:rPr>
-    </w:lvl>
-    <w:lvl w:ilvl="6" w:tplc="040E0001" w:tentative="1">
-      <w:start w:val="1"/>
-      <w:numFmt w:val="bullet"/>
-      <w:lvlText w:val=""/>
-      <w:lvlJc w:val="left"/>
-      <w:pPr>
-        <w:ind w:left="5389" w:hanging="360"/>
-      </w:pPr>
-      <w:rPr>
-        <w:rFonts w:ascii="Symbol" w:hAnsi="Symbol" w:hint="default"/>
-      </w:rPr>
-    </w:lvl>
-    <w:lvl w:ilvl="7" w:tplc="040E0003" w:tentative="1">
-      <w:start w:val="1"/>
-      <w:numFmt w:val="bullet"/>
-      <w:lvlText w:val="o"/>
-      <w:lvlJc w:val="left"/>
-      <w:pPr>
-        <w:ind w:left="6109" w:hanging="360"/>
-      </w:pPr>
-      <w:rPr>
-        <w:rFonts w:ascii="Courier New" w:hAnsi="Courier New" w:cs="Courier New" w:hint="default"/>
-      </w:rPr>
-    </w:lvl>
-    <w:lvl w:ilvl="8" w:tplc="040E0005" w:tentative="1">
-      <w:start w:val="1"/>
-      <w:numFmt w:val="bullet"/>
-      <w:lvlText w:val=""/>
-      <w:lvlJc w:val="left"/>
-      <w:pPr>
-        <w:ind w:left="6829" w:hanging="360"/>
-      </w:pPr>
-      <w:rPr>
-        <w:rFonts w:ascii="Wingdings" w:hAnsi="Wingdings" w:hint="default"/>
-      </w:rPr>
-    </w:lvl>
-  </w:abstractNum>
-  <w:abstractNum w:abstractNumId="16" w15:restartNumberingAfterBreak="0">
-    <w:nsid w:val="2E3E44E9"/>
-    <w:multiLevelType w:val="multilevel"/>
-    <w:tmpl w:val="689C7E3E"/>
-    <w:lvl w:ilvl="0">
-      <w:start w:val="1"/>
-      <w:numFmt w:val="decimal"/>
-      <w:lvlText w:val="%1"/>
-      <w:lvlJc w:val="left"/>
-      <w:pPr>
-        <w:ind w:left="480" w:hanging="480"/>
-      </w:pPr>
-      <w:rPr>
-        <w:rFonts w:hint="default"/>
-      </w:rPr>
-    </w:lvl>
-    <w:lvl w:ilvl="1">
-      <w:start w:val="1"/>
-      <w:numFmt w:val="decimal"/>
-      <w:lvlText w:val="%1.%2"/>
-      <w:lvlJc w:val="left"/>
-      <w:pPr>
-        <w:ind w:left="840" w:hanging="480"/>
-      </w:pPr>
-      <w:rPr>
-        <w:rFonts w:hint="default"/>
-      </w:rPr>
-    </w:lvl>
-    <w:lvl w:ilvl="2">
-      <w:start w:val="1"/>
-      <w:numFmt w:val="decimal"/>
-      <w:lvlText w:val="%1.%2.%3"/>
-      <w:lvlJc w:val="left"/>
-      <w:pPr>
-        <w:ind w:left="1440" w:hanging="720"/>
-      </w:pPr>
-      <w:rPr>
-        <w:rFonts w:hint="default"/>
-      </w:rPr>
-    </w:lvl>
-    <w:lvl w:ilvl="3">
-      <w:start w:val="1"/>
-      <w:numFmt w:val="decimal"/>
-      <w:lvlText w:val="%1.%2.%3.%4"/>
-      <w:lvlJc w:val="left"/>
-      <w:pPr>
-        <w:ind w:left="1800" w:hanging="720"/>
-      </w:pPr>
-      <w:rPr>
-        <w:rFonts w:hint="default"/>
-      </w:rPr>
-    </w:lvl>
-    <w:lvl w:ilvl="4">
-      <w:start w:val="1"/>
-      <w:numFmt w:val="decimal"/>
-      <w:lvlText w:val="%1.%2.%3.%4.%5"/>
-      <w:lvlJc w:val="left"/>
-      <w:pPr>
-        <w:ind w:left="2520" w:hanging="1080"/>
-      </w:pPr>
-      <w:rPr>
-        <w:rFonts w:hint="default"/>
-      </w:rPr>
-    </w:lvl>
-    <w:lvl w:ilvl="5">
-      <w:start w:val="1"/>
-      <w:numFmt w:val="decimal"/>
-      <w:lvlText w:val="%1.%2.%3.%4.%5.%6"/>
-      <w:lvlJc w:val="left"/>
-      <w:pPr>
-        <w:ind w:left="2880" w:hanging="1080"/>
-      </w:pPr>
-      <w:rPr>
-        <w:rFonts w:hint="default"/>
-      </w:rPr>
-    </w:lvl>
-    <w:lvl w:ilvl="6">
-      <w:start w:val="1"/>
-      <w:numFmt w:val="decimal"/>
-      <w:lvlText w:val="%1.%2.%3.%4.%5.%6.%7"/>
-      <w:lvlJc w:val="left"/>
-      <w:pPr>
-        <w:ind w:left="3600" w:hanging="1440"/>
-      </w:pPr>
-      <w:rPr>
-        <w:rFonts w:hint="default"/>
-      </w:rPr>
-    </w:lvl>
-    <w:lvl w:ilvl="7">
-      <w:start w:val="1"/>
-      <w:numFmt w:val="decimal"/>
-      <w:lvlText w:val="%1.%2.%3.%4.%5.%6.%7.%8"/>
-      <w:lvlJc w:val="left"/>
-      <w:pPr>
-        <w:ind w:left="3960" w:hanging="1440"/>
-      </w:pPr>
-      <w:rPr>
-        <w:rFonts w:hint="default"/>
-      </w:rPr>
-    </w:lvl>
-    <w:lvl w:ilvl="8">
-      <w:start w:val="1"/>
-      <w:numFmt w:val="decimal"/>
-      <w:lvlText w:val="%1.%2.%3.%4.%5.%6.%7.%8.%9"/>
-      <w:lvlJc w:val="left"/>
-      <w:pPr>
-        <w:ind w:left="4320" w:hanging="1440"/>
-      </w:pPr>
-      <w:rPr>
-        <w:rFonts w:hint="default"/>
-      </w:rPr>
-    </w:lvl>
-  </w:abstractNum>
-  <w:abstractNum w:abstractNumId="17" w15:restartNumberingAfterBreak="0">
-    <w:nsid w:val="338B17F4"/>
-    <w:multiLevelType w:val="multilevel"/>
-    <w:tmpl w:val="CF4876C6"/>
-    <w:lvl w:ilvl="0">
-      <w:start w:val="1"/>
-      <w:numFmt w:val="decimal"/>
-      <w:lvlText w:val="%1"/>
-      <w:lvlJc w:val="left"/>
-      <w:pPr>
-        <w:ind w:left="480" w:hanging="480"/>
-      </w:pPr>
-      <w:rPr>
-        <w:rFonts w:hint="default"/>
-      </w:rPr>
-    </w:lvl>
-    <w:lvl w:ilvl="1">
-      <w:start w:val="1"/>
-      <w:numFmt w:val="decimal"/>
-      <w:lvlText w:val="%1.%2"/>
-      <w:lvlJc w:val="left"/>
-      <w:pPr>
-        <w:ind w:left="840" w:hanging="480"/>
-      </w:pPr>
-      <w:rPr>
-        <w:rFonts w:hint="default"/>
-      </w:rPr>
-    </w:lvl>
-    <w:lvl w:ilvl="2">
-      <w:start w:val="1"/>
-      <w:numFmt w:val="decimal"/>
-      <w:lvlText w:val="%1.%2.%3"/>
-      <w:lvlJc w:val="left"/>
-      <w:pPr>
-        <w:ind w:left="1440" w:hanging="720"/>
-      </w:pPr>
-      <w:rPr>
-        <w:rFonts w:hint="default"/>
-      </w:rPr>
-    </w:lvl>
-    <w:lvl w:ilvl="3">
-      <w:start w:val="1"/>
-      <w:numFmt w:val="decimal"/>
-      <w:lvlText w:val="%1.%2.%3.%4"/>
-      <w:lvlJc w:val="left"/>
-      <w:pPr>
-        <w:ind w:left="1800" w:hanging="720"/>
-      </w:pPr>
-      <w:rPr>
-        <w:rFonts w:hint="default"/>
-      </w:rPr>
-    </w:lvl>
-    <w:lvl w:ilvl="4">
-      <w:start w:val="1"/>
-      <w:numFmt w:val="decimal"/>
-      <w:lvlText w:val="%1.%2.%3.%4.%5"/>
-      <w:lvlJc w:val="left"/>
-      <w:pPr>
-        <w:ind w:left="2520" w:hanging="1080"/>
-      </w:pPr>
-      <w:rPr>
-        <w:rFonts w:hint="default"/>
-      </w:rPr>
-    </w:lvl>
-    <w:lvl w:ilvl="5">
-      <w:start w:val="1"/>
-      <w:numFmt w:val="decimal"/>
-      <w:lvlText w:val="%1.%2.%3.%4.%5.%6"/>
-      <w:lvlJc w:val="left"/>
-      <w:pPr>
-        <w:ind w:left="2880" w:hanging="1080"/>
-      </w:pPr>
-      <w:rPr>
-        <w:rFonts w:hint="default"/>
-      </w:rPr>
-    </w:lvl>
-    <w:lvl w:ilvl="6">
-      <w:start w:val="1"/>
-      <w:numFmt w:val="decimal"/>
-      <w:lvlText w:val="%1.%2.%3.%4.%5.%6.%7"/>
-      <w:lvlJc w:val="left"/>
-      <w:pPr>
-        <w:ind w:left="3600" w:hanging="1440"/>
-      </w:pPr>
-      <w:rPr>
-        <w:rFonts w:hint="default"/>
-      </w:rPr>
-    </w:lvl>
-    <w:lvl w:ilvl="7">
-      <w:start w:val="1"/>
-      <w:numFmt w:val="decimal"/>
-      <w:lvlText w:val="%1.%2.%3.%4.%5.%6.%7.%8"/>
-      <w:lvlJc w:val="left"/>
-      <w:pPr>
-        <w:ind w:left="3960" w:hanging="1440"/>
-      </w:pPr>
-      <w:rPr>
-        <w:rFonts w:hint="default"/>
-      </w:rPr>
-    </w:lvl>
-    <w:lvl w:ilvl="8">
-      <w:start w:val="1"/>
-      <w:numFmt w:val="decimal"/>
-      <w:lvlText w:val="%1.%2.%3.%4.%5.%6.%7.%8.%9"/>
-      <w:lvlJc w:val="left"/>
-      <w:pPr>
-        <w:ind w:left="4320" w:hanging="1440"/>
-      </w:pPr>
-      <w:rPr>
-        <w:rFonts w:hint="default"/>
-      </w:rPr>
-    </w:lvl>
-  </w:abstractNum>
-  <w:abstractNum w:abstractNumId="18" w15:restartNumberingAfterBreak="0">
-    <w:nsid w:val="34944DA4"/>
-    <w:multiLevelType w:val="hybridMultilevel"/>
-    <w:tmpl w:val="B60214E2"/>
-    <w:lvl w:ilvl="0" w:tplc="040E0001">
-      <w:start w:val="1"/>
-      <w:numFmt w:val="bullet"/>
-      <w:lvlText w:val=""/>
-      <w:lvlJc w:val="left"/>
-      <w:pPr>
-        <w:ind w:left="720" w:hanging="360"/>
-      </w:pPr>
-      <w:rPr>
-        <w:rFonts w:ascii="Symbol" w:hAnsi="Symbol" w:hint="default"/>
-      </w:rPr>
-    </w:lvl>
-    <w:lvl w:ilvl="1" w:tplc="040E0003" w:tentative="1">
-      <w:start w:val="1"/>
-      <w:numFmt w:val="bullet"/>
-      <w:lvlText w:val="o"/>
-      <w:lvlJc w:val="left"/>
-      <w:pPr>
-        <w:ind w:left="1440" w:hanging="360"/>
-      </w:pPr>
-      <w:rPr>
-        <w:rFonts w:ascii="Courier New" w:hAnsi="Courier New" w:cs="Courier New" w:hint="default"/>
-      </w:rPr>
-    </w:lvl>
-    <w:lvl w:ilvl="2" w:tplc="040E0005" w:tentative="1">
-      <w:start w:val="1"/>
-      <w:numFmt w:val="bullet"/>
-      <w:lvlText w:val=""/>
-      <w:lvlJc w:val="left"/>
-      <w:pPr>
-        <w:ind w:left="2160" w:hanging="360"/>
-      </w:pPr>
-      <w:rPr>
-        <w:rFonts w:ascii="Wingdings" w:hAnsi="Wingdings" w:hint="default"/>
-      </w:rPr>
-    </w:lvl>
-    <w:lvl w:ilvl="3" w:tplc="040E0001" w:tentative="1">
-      <w:start w:val="1"/>
-      <w:numFmt w:val="bullet"/>
-      <w:lvlText w:val=""/>
-      <w:lvlJc w:val="left"/>
-      <w:pPr>
-        <w:ind w:left="2880" w:hanging="360"/>
-      </w:pPr>
-      <w:rPr>
-        <w:rFonts w:ascii="Symbol" w:hAnsi="Symbol" w:hint="default"/>
-      </w:rPr>
-    </w:lvl>
-    <w:lvl w:ilvl="4" w:tplc="040E0003" w:tentative="1">
-      <w:start w:val="1"/>
-      <w:numFmt w:val="bullet"/>
-      <w:lvlText w:val="o"/>
-      <w:lvlJc w:val="left"/>
-      <w:pPr>
-        <w:ind w:left="3600" w:hanging="360"/>
-      </w:pPr>
-      <w:rPr>
-        <w:rFonts w:ascii="Courier New" w:hAnsi="Courier New" w:cs="Courier New" w:hint="default"/>
-      </w:rPr>
-    </w:lvl>
-    <w:lvl w:ilvl="5" w:tplc="040E0005" w:tentative="1">
-      <w:start w:val="1"/>
-      <w:numFmt w:val="bullet"/>
-      <w:lvlText w:val=""/>
-      <w:lvlJc w:val="left"/>
-      <w:pPr>
-        <w:ind w:left="4320" w:hanging="360"/>
-      </w:pPr>
-      <w:rPr>
-        <w:rFonts w:ascii="Wingdings" w:hAnsi="Wingdings" w:hint="default"/>
-      </w:rPr>
-    </w:lvl>
-    <w:lvl w:ilvl="6" w:tplc="040E0001" w:tentative="1">
-      <w:start w:val="1"/>
-      <w:numFmt w:val="bullet"/>
-      <w:lvlText w:val=""/>
-      <w:lvlJc w:val="left"/>
-      <w:pPr>
-        <w:ind w:left="5040" w:hanging="360"/>
-      </w:pPr>
-      <w:rPr>
-        <w:rFonts w:ascii="Symbol" w:hAnsi="Symbol" w:hint="default"/>
-      </w:rPr>
-    </w:lvl>
-    <w:lvl w:ilvl="7" w:tplc="040E0003" w:tentative="1">
-      <w:start w:val="1"/>
-      <w:numFmt w:val="bullet"/>
-      <w:lvlText w:val="o"/>
-      <w:lvlJc w:val="left"/>
-      <w:pPr>
-        <w:ind w:left="5760" w:hanging="360"/>
-      </w:pPr>
-      <w:rPr>
-        <w:rFonts w:ascii="Courier New" w:hAnsi="Courier New" w:cs="Courier New" w:hint="default"/>
-      </w:rPr>
-    </w:lvl>
-    <w:lvl w:ilvl="8" w:tplc="040E0005" w:tentative="1">
-      <w:start w:val="1"/>
-      <w:numFmt w:val="bullet"/>
-      <w:lvlText w:val=""/>
-      <w:lvlJc w:val="left"/>
-      <w:pPr>
-        <w:ind w:left="6480" w:hanging="360"/>
-      </w:pPr>
-      <w:rPr>
-        <w:rFonts w:ascii="Wingdings" w:hAnsi="Wingdings" w:hint="default"/>
-      </w:rPr>
-    </w:lvl>
-  </w:abstractNum>
-  <w:abstractNum w:abstractNumId="19" w15:restartNumberingAfterBreak="0">
-    <w:nsid w:val="3866534E"/>
-    <w:multiLevelType w:val="hybridMultilevel"/>
-    <w:tmpl w:val="2EB2C0D6"/>
-    <w:lvl w:ilvl="0" w:tplc="040E000F">
-      <w:start w:val="1"/>
-      <w:numFmt w:val="decimal"/>
-      <w:lvlText w:val="%1."/>
-      <w:lvlJc w:val="left"/>
-      <w:pPr>
-        <w:ind w:left="720" w:hanging="360"/>
-      </w:pPr>
-      <w:rPr>
-        <w:rFonts w:hint="default"/>
-      </w:rPr>
-    </w:lvl>
-    <w:lvl w:ilvl="1" w:tplc="040E0019" w:tentative="1">
-      <w:start w:val="1"/>
-      <w:numFmt w:val="lowerLetter"/>
-      <w:lvlText w:val="%2."/>
-      <w:lvlJc w:val="left"/>
-      <w:pPr>
-        <w:ind w:left="1440" w:hanging="360"/>
-      </w:pPr>
-    </w:lvl>
-    <w:lvl w:ilvl="2" w:tplc="040E001B" w:tentative="1">
-      <w:start w:val="1"/>
-      <w:numFmt w:val="lowerRoman"/>
-      <w:lvlText w:val="%3."/>
-      <w:lvlJc w:val="right"/>
-      <w:pPr>
-        <w:ind w:left="2160" w:hanging="180"/>
-      </w:pPr>
-    </w:lvl>
-    <w:lvl w:ilvl="3" w:tplc="040E000F" w:tentative="1">
-      <w:start w:val="1"/>
-      <w:numFmt w:val="decimal"/>
-      <w:lvlText w:val="%4."/>
-      <w:lvlJc w:val="left"/>
-      <w:pPr>
-        <w:ind w:left="2880" w:hanging="360"/>
-      </w:pPr>
-    </w:lvl>
-    <w:lvl w:ilvl="4" w:tplc="040E0019" w:tentative="1">
-      <w:start w:val="1"/>
-      <w:numFmt w:val="lowerLetter"/>
-      <w:lvlText w:val="%5."/>
-      <w:lvlJc w:val="left"/>
-      <w:pPr>
-        <w:ind w:left="3600" w:hanging="360"/>
-      </w:pPr>
-    </w:lvl>
-    <w:lvl w:ilvl="5" w:tplc="040E001B" w:tentative="1">
-      <w:start w:val="1"/>
-      <w:numFmt w:val="lowerRoman"/>
-      <w:lvlText w:val="%6."/>
-      <w:lvlJc w:val="right"/>
-      <w:pPr>
-        <w:ind w:left="4320" w:hanging="180"/>
-      </w:pPr>
-    </w:lvl>
-    <w:lvl w:ilvl="6" w:tplc="040E000F" w:tentative="1">
-      <w:start w:val="1"/>
-      <w:numFmt w:val="decimal"/>
-      <w:lvlText w:val="%7."/>
-      <w:lvlJc w:val="left"/>
-      <w:pPr>
-        <w:ind w:left="5040" w:hanging="360"/>
-      </w:pPr>
-    </w:lvl>
-    <w:lvl w:ilvl="7" w:tplc="040E0019" w:tentative="1">
-      <w:start w:val="1"/>
-      <w:numFmt w:val="lowerLetter"/>
-      <w:lvlText w:val="%8."/>
-      <w:lvlJc w:val="left"/>
-      <w:pPr>
-        <w:ind w:left="5760" w:hanging="360"/>
-      </w:pPr>
-    </w:lvl>
-    <w:lvl w:ilvl="8" w:tplc="040E001B" w:tentative="1">
-      <w:start w:val="1"/>
-      <w:numFmt w:val="lowerRoman"/>
-      <w:lvlText w:val="%9."/>
-      <w:lvlJc w:val="right"/>
-      <w:pPr>
-        <w:ind w:left="6480" w:hanging="180"/>
-      </w:pPr>
-    </w:lvl>
-  </w:abstractNum>
-  <w:abstractNum w:abstractNumId="20" w15:restartNumberingAfterBreak="0">
-    <w:nsid w:val="39133BAA"/>
-    <w:multiLevelType w:val="hybridMultilevel"/>
-    <w:tmpl w:val="50D2FD90"/>
-    <w:lvl w:ilvl="0" w:tplc="040E0001">
-      <w:start w:val="1"/>
-      <w:numFmt w:val="bullet"/>
-      <w:lvlText w:val=""/>
-      <w:lvlJc w:val="left"/>
-      <w:pPr>
-        <w:ind w:left="1080" w:hanging="360"/>
-      </w:pPr>
-      <w:rPr>
-        <w:rFonts w:ascii="Symbol" w:hAnsi="Symbol" w:hint="default"/>
-      </w:rPr>
-    </w:lvl>
-    <w:lvl w:ilvl="1" w:tplc="040E0003" w:tentative="1">
-      <w:start w:val="1"/>
-      <w:numFmt w:val="bullet"/>
-      <w:lvlText w:val="o"/>
-      <w:lvlJc w:val="left"/>
-      <w:pPr>
-        <w:ind w:left="1800" w:hanging="360"/>
-      </w:pPr>
-      <w:rPr>
-        <w:rFonts w:ascii="Courier New" w:hAnsi="Courier New" w:cs="Courier New" w:hint="default"/>
-      </w:rPr>
-    </w:lvl>
-    <w:lvl w:ilvl="2" w:tplc="040E0005" w:tentative="1">
-      <w:start w:val="1"/>
-      <w:numFmt w:val="bullet"/>
-      <w:lvlText w:val=""/>
-      <w:lvlJc w:val="left"/>
-      <w:pPr>
-        <w:ind w:left="2520" w:hanging="360"/>
-      </w:pPr>
-      <w:rPr>
-        <w:rFonts w:ascii="Wingdings" w:hAnsi="Wingdings" w:hint="default"/>
-      </w:rPr>
-    </w:lvl>
-    <w:lvl w:ilvl="3" w:tplc="040E0001" w:tentative="1">
-      <w:start w:val="1"/>
-      <w:numFmt w:val="bullet"/>
-      <w:lvlText w:val=""/>
-      <w:lvlJc w:val="left"/>
-      <w:pPr>
-        <w:ind w:left="3240" w:hanging="360"/>
-      </w:pPr>
-      <w:rPr>
-        <w:rFonts w:ascii="Symbol" w:hAnsi="Symbol" w:hint="default"/>
-      </w:rPr>
-    </w:lvl>
-    <w:lvl w:ilvl="4" w:tplc="040E0003" w:tentative="1">
-      <w:start w:val="1"/>
-      <w:numFmt w:val="bullet"/>
-      <w:lvlText w:val="o"/>
-      <w:lvlJc w:val="left"/>
-      <w:pPr>
-        <w:ind w:left="3960" w:hanging="360"/>
-      </w:pPr>
-      <w:rPr>
-        <w:rFonts w:ascii="Courier New" w:hAnsi="Courier New" w:cs="Courier New" w:hint="default"/>
-      </w:rPr>
-    </w:lvl>
-    <w:lvl w:ilvl="5" w:tplc="040E0005" w:tentative="1">
-      <w:start w:val="1"/>
-      <w:numFmt w:val="bullet"/>
-      <w:lvlText w:val=""/>
-      <w:lvlJc w:val="left"/>
-      <w:pPr>
-        <w:ind w:left="4680" w:hanging="360"/>
-      </w:pPr>
-      <w:rPr>
-        <w:rFonts w:ascii="Wingdings" w:hAnsi="Wingdings" w:hint="default"/>
-      </w:rPr>
-    </w:lvl>
-    <w:lvl w:ilvl="6" w:tplc="040E0001" w:tentative="1">
-      <w:start w:val="1"/>
-      <w:numFmt w:val="bullet"/>
-      <w:lvlText w:val=""/>
-      <w:lvlJc w:val="left"/>
-      <w:pPr>
-        <w:ind w:left="5400" w:hanging="360"/>
-      </w:pPr>
-      <w:rPr>
-        <w:rFonts w:ascii="Symbol" w:hAnsi="Symbol" w:hint="default"/>
-      </w:rPr>
-    </w:lvl>
-    <w:lvl w:ilvl="7" w:tplc="040E0003" w:tentative="1">
-      <w:start w:val="1"/>
-      <w:numFmt w:val="bullet"/>
-      <w:lvlText w:val="o"/>
-      <w:lvlJc w:val="left"/>
-      <w:pPr>
-        <w:ind w:left="6120" w:hanging="360"/>
-      </w:pPr>
-      <w:rPr>
-        <w:rFonts w:ascii="Courier New" w:hAnsi="Courier New" w:cs="Courier New" w:hint="default"/>
-      </w:rPr>
-    </w:lvl>
-    <w:lvl w:ilvl="8" w:tplc="040E0005" w:tentative="1">
-      <w:start w:val="1"/>
-      <w:numFmt w:val="bullet"/>
-      <w:lvlText w:val=""/>
-      <w:lvlJc w:val="left"/>
-      <w:pPr>
-        <w:ind w:left="6840" w:hanging="360"/>
-      </w:pPr>
-      <w:rPr>
-        <w:rFonts w:ascii="Wingdings" w:hAnsi="Wingdings" w:hint="default"/>
-      </w:rPr>
-    </w:lvl>
-  </w:abstractNum>
-  <w:abstractNum w:abstractNumId="21" w15:restartNumberingAfterBreak="0">
-    <w:nsid w:val="3950041A"/>
-    <w:multiLevelType w:val="hybridMultilevel"/>
-    <w:tmpl w:val="222C7DA8"/>
-    <w:lvl w:ilvl="0" w:tplc="040E000F">
-      <w:start w:val="1"/>
-      <w:numFmt w:val="decimal"/>
-      <w:lvlText w:val="%1."/>
-      <w:lvlJc w:val="left"/>
-      <w:pPr>
-        <w:ind w:left="720" w:hanging="360"/>
-      </w:pPr>
-    </w:lvl>
-    <w:lvl w:ilvl="1" w:tplc="040E0019" w:tentative="1">
-      <w:start w:val="1"/>
-      <w:numFmt w:val="lowerLetter"/>
-      <w:lvlText w:val="%2."/>
-      <w:lvlJc w:val="left"/>
-      <w:pPr>
-        <w:ind w:left="1440" w:hanging="360"/>
-      </w:pPr>
-    </w:lvl>
-    <w:lvl w:ilvl="2" w:tplc="040E001B" w:tentative="1">
-      <w:start w:val="1"/>
-      <w:numFmt w:val="lowerRoman"/>
-      <w:lvlText w:val="%3."/>
-      <w:lvlJc w:val="right"/>
-      <w:pPr>
-        <w:ind w:left="2160" w:hanging="180"/>
-      </w:pPr>
-    </w:lvl>
-    <w:lvl w:ilvl="3" w:tplc="040E000F" w:tentative="1">
-      <w:start w:val="1"/>
-      <w:numFmt w:val="decimal"/>
-      <w:lvlText w:val="%4."/>
-      <w:lvlJc w:val="left"/>
-      <w:pPr>
-        <w:ind w:left="2880" w:hanging="360"/>
-      </w:pPr>
-    </w:lvl>
-    <w:lvl w:ilvl="4" w:tplc="040E0019" w:tentative="1">
-      <w:start w:val="1"/>
-      <w:numFmt w:val="lowerLetter"/>
-      <w:lvlText w:val="%5."/>
-      <w:lvlJc w:val="left"/>
-      <w:pPr>
-        <w:ind w:left="3600" w:hanging="360"/>
-      </w:pPr>
-    </w:lvl>
-    <w:lvl w:ilvl="5" w:tplc="040E001B" w:tentative="1">
-      <w:start w:val="1"/>
-      <w:numFmt w:val="lowerRoman"/>
-      <w:lvlText w:val="%6."/>
-      <w:lvlJc w:val="right"/>
-      <w:pPr>
-        <w:ind w:left="4320" w:hanging="180"/>
-      </w:pPr>
-    </w:lvl>
-    <w:lvl w:ilvl="6" w:tplc="040E000F" w:tentative="1">
-      <w:start w:val="1"/>
-      <w:numFmt w:val="decimal"/>
-      <w:lvlText w:val="%7."/>
-      <w:lvlJc w:val="left"/>
-      <w:pPr>
-        <w:ind w:left="5040" w:hanging="360"/>
-      </w:pPr>
-    </w:lvl>
-    <w:lvl w:ilvl="7" w:tplc="040E0019" w:tentative="1">
-      <w:start w:val="1"/>
-      <w:numFmt w:val="lowerLetter"/>
-      <w:lvlText w:val="%8."/>
-      <w:lvlJc w:val="left"/>
-      <w:pPr>
-        <w:ind w:left="5760" w:hanging="360"/>
-      </w:pPr>
-    </w:lvl>
-    <w:lvl w:ilvl="8" w:tplc="040E001B" w:tentative="1">
-      <w:start w:val="1"/>
-      <w:numFmt w:val="lowerRoman"/>
-      <w:lvlText w:val="%9."/>
-      <w:lvlJc w:val="right"/>
-      <w:pPr>
-        <w:ind w:left="6480" w:hanging="180"/>
-      </w:pPr>
-    </w:lvl>
-  </w:abstractNum>
-  <w:abstractNum w:abstractNumId="22" w15:restartNumberingAfterBreak="0">
-    <w:nsid w:val="39F828FA"/>
-    <w:multiLevelType w:val="multilevel"/>
-    <w:tmpl w:val="8894F804"/>
-    <w:lvl w:ilvl="0">
-      <w:start w:val="2"/>
-      <w:numFmt w:val="decimal"/>
-      <w:lvlText w:val="%1"/>
-      <w:lvlJc w:val="left"/>
-      <w:pPr>
-        <w:ind w:left="720" w:hanging="360"/>
-      </w:pPr>
-      <w:rPr>
-        <w:rFonts w:hint="default"/>
-      </w:rPr>
-    </w:lvl>
-    <w:lvl w:ilvl="1">
-      <w:start w:val="1"/>
-      <w:numFmt w:val="decimal"/>
-      <w:isLgl/>
-      <w:lvlText w:val="%1.%2"/>
-      <w:lvlJc w:val="left"/>
-      <w:pPr>
-        <w:ind w:left="1080" w:hanging="720"/>
-      </w:pPr>
-      <w:rPr>
-        <w:rFonts w:hint="default"/>
-      </w:rPr>
-    </w:lvl>
-    <w:lvl w:ilvl="2">
-      <w:start w:val="1"/>
-      <w:numFmt w:val="decimal"/>
-      <w:isLgl/>
-      <w:lvlText w:val="%1.%2.%3"/>
-      <w:lvlJc w:val="left"/>
-      <w:pPr>
-        <w:ind w:left="1080" w:hanging="720"/>
-      </w:pPr>
-      <w:rPr>
-        <w:rFonts w:hint="default"/>
-      </w:rPr>
-    </w:lvl>
-    <w:lvl w:ilvl="3">
-      <w:start w:val="1"/>
-      <w:numFmt w:val="decimal"/>
-      <w:isLgl/>
-      <w:lvlText w:val="%1.%2.%3.%4"/>
-      <w:lvlJc w:val="left"/>
-      <w:pPr>
-        <w:ind w:left="1440" w:hanging="1080"/>
-      </w:pPr>
-      <w:rPr>
-        <w:rFonts w:hint="default"/>
-      </w:rPr>
-    </w:lvl>
-    <w:lvl w:ilvl="4">
-      <w:start w:val="1"/>
-      <w:numFmt w:val="decimal"/>
-      <w:isLgl/>
-      <w:lvlText w:val="%1.%2.%3.%4.%5"/>
-      <w:lvlJc w:val="left"/>
-      <w:pPr>
-        <w:ind w:left="1800" w:hanging="1440"/>
-      </w:pPr>
-      <w:rPr>
-        <w:rFonts w:hint="default"/>
-      </w:rPr>
-    </w:lvl>
-    <w:lvl w:ilvl="5">
-      <w:start w:val="1"/>
-      <w:numFmt w:val="decimal"/>
-      <w:isLgl/>
-      <w:lvlText w:val="%1.%2.%3.%4.%5.%6"/>
-      <w:lvlJc w:val="left"/>
-      <w:pPr>
-        <w:ind w:left="1800" w:hanging="1440"/>
-      </w:pPr>
-      <w:rPr>
-        <w:rFonts w:hint="default"/>
-      </w:rPr>
-    </w:lvl>
-    <w:lvl w:ilvl="6">
-      <w:start w:val="1"/>
-      <w:numFmt w:val="decimal"/>
-      <w:isLgl/>
-      <w:lvlText w:val="%1.%2.%3.%4.%5.%6.%7"/>
-      <w:lvlJc w:val="left"/>
-      <w:pPr>
-        <w:ind w:left="2160" w:hanging="1800"/>
-      </w:pPr>
-      <w:rPr>
-        <w:rFonts w:hint="default"/>
-      </w:rPr>
-    </w:lvl>
-    <w:lvl w:ilvl="7">
-      <w:start w:val="1"/>
-      <w:numFmt w:val="decimal"/>
-      <w:isLgl/>
-      <w:lvlText w:val="%1.%2.%3.%4.%5.%6.%7.%8"/>
-      <w:lvlJc w:val="left"/>
-      <w:pPr>
-        <w:ind w:left="2520" w:hanging="2160"/>
-      </w:pPr>
-      <w:rPr>
-        <w:rFonts w:hint="default"/>
-      </w:rPr>
-    </w:lvl>
-    <w:lvl w:ilvl="8">
-      <w:start w:val="1"/>
-      <w:numFmt w:val="decimal"/>
-      <w:isLgl/>
-      <w:lvlText w:val="%1.%2.%3.%4.%5.%6.%7.%8.%9"/>
-      <w:lvlJc w:val="left"/>
-      <w:pPr>
-        <w:ind w:left="2520" w:hanging="2160"/>
-      </w:pPr>
-      <w:rPr>
-        <w:rFonts w:hint="default"/>
-      </w:rPr>
-    </w:lvl>
-  </w:abstractNum>
-  <w:abstractNum w:abstractNumId="23" w15:restartNumberingAfterBreak="0">
-    <w:nsid w:val="3A5632FE"/>
-    <w:multiLevelType w:val="hybridMultilevel"/>
-    <w:tmpl w:val="064A8054"/>
-    <w:lvl w:ilvl="0" w:tplc="AA58821A">
-      <w:start w:val="1"/>
-      <w:numFmt w:val="bullet"/>
-      <w:pStyle w:val="Listaszerbekezds"/>
-      <w:lvlText w:val=""/>
-      <w:lvlJc w:val="left"/>
-      <w:pPr>
-        <w:ind w:left="720" w:hanging="360"/>
-      </w:pPr>
-      <w:rPr>
-        <w:rFonts w:ascii="Symbol" w:hAnsi="Symbol" w:hint="default"/>
-      </w:rPr>
-    </w:lvl>
-    <w:lvl w:ilvl="1" w:tplc="040E0003" w:tentative="1">
-      <w:start w:val="1"/>
-      <w:numFmt w:val="bullet"/>
-      <w:lvlText w:val="o"/>
-      <w:lvlJc w:val="left"/>
-      <w:pPr>
-        <w:ind w:left="1440" w:hanging="360"/>
-      </w:pPr>
-      <w:rPr>
-        <w:rFonts w:ascii="Courier New" w:hAnsi="Courier New" w:cs="Courier New" w:hint="default"/>
-      </w:rPr>
-    </w:lvl>
-    <w:lvl w:ilvl="2" w:tplc="040E0005" w:tentative="1">
-      <w:start w:val="1"/>
-      <w:numFmt w:val="bullet"/>
-      <w:lvlText w:val=""/>
-      <w:lvlJc w:val="left"/>
-      <w:pPr>
-        <w:ind w:left="2160" w:hanging="360"/>
-      </w:pPr>
-      <w:rPr>
-        <w:rFonts w:ascii="Wingdings" w:hAnsi="Wingdings" w:hint="default"/>
-      </w:rPr>
-    </w:lvl>
-    <w:lvl w:ilvl="3" w:tplc="040E0001" w:tentative="1">
-      <w:start w:val="1"/>
-      <w:numFmt w:val="bullet"/>
-      <w:lvlText w:val=""/>
-      <w:lvlJc w:val="left"/>
-      <w:pPr>
-        <w:ind w:left="2880" w:hanging="360"/>
-      </w:pPr>
-      <w:rPr>
-        <w:rFonts w:ascii="Symbol" w:hAnsi="Symbol" w:hint="default"/>
-      </w:rPr>
-    </w:lvl>
-    <w:lvl w:ilvl="4" w:tplc="040E0003" w:tentative="1">
-      <w:start w:val="1"/>
-      <w:numFmt w:val="bullet"/>
-      <w:lvlText w:val="o"/>
-      <w:lvlJc w:val="left"/>
-      <w:pPr>
-        <w:ind w:left="3600" w:hanging="360"/>
-      </w:pPr>
-      <w:rPr>
-        <w:rFonts w:ascii="Courier New" w:hAnsi="Courier New" w:cs="Courier New" w:hint="default"/>
-      </w:rPr>
-    </w:lvl>
-    <w:lvl w:ilvl="5" w:tplc="040E0005" w:tentative="1">
-      <w:start w:val="1"/>
-      <w:numFmt w:val="bullet"/>
-      <w:lvlText w:val=""/>
-      <w:lvlJc w:val="left"/>
-      <w:pPr>
-        <w:ind w:left="4320" w:hanging="360"/>
-      </w:pPr>
-      <w:rPr>
-        <w:rFonts w:ascii="Wingdings" w:hAnsi="Wingdings" w:hint="default"/>
-      </w:rPr>
-    </w:lvl>
-    <w:lvl w:ilvl="6" w:tplc="040E0001" w:tentative="1">
-      <w:start w:val="1"/>
-      <w:numFmt w:val="bullet"/>
-      <w:lvlText w:val=""/>
-      <w:lvlJc w:val="left"/>
-      <w:pPr>
-        <w:ind w:left="5040" w:hanging="360"/>
-      </w:pPr>
-      <w:rPr>
-        <w:rFonts w:ascii="Symbol" w:hAnsi="Symbol" w:hint="default"/>
-      </w:rPr>
-    </w:lvl>
-    <w:lvl w:ilvl="7" w:tplc="040E0003" w:tentative="1">
-      <w:start w:val="1"/>
-      <w:numFmt w:val="bullet"/>
-      <w:lvlText w:val="o"/>
-      <w:lvlJc w:val="left"/>
-      <w:pPr>
-        <w:ind w:left="5760" w:hanging="360"/>
-      </w:pPr>
-      <w:rPr>
-        <w:rFonts w:ascii="Courier New" w:hAnsi="Courier New" w:cs="Courier New" w:hint="default"/>
-      </w:rPr>
-    </w:lvl>
-    <w:lvl w:ilvl="8" w:tplc="040E0005" w:tentative="1">
-      <w:start w:val="1"/>
-      <w:numFmt w:val="bullet"/>
-      <w:lvlText w:val=""/>
-      <w:lvlJc w:val="left"/>
-      <w:pPr>
-        <w:ind w:left="6480" w:hanging="360"/>
-      </w:pPr>
-      <w:rPr>
-        <w:rFonts w:ascii="Wingdings" w:hAnsi="Wingdings" w:hint="default"/>
-      </w:rPr>
-    </w:lvl>
-  </w:abstractNum>
-  <w:abstractNum w:abstractNumId="24" w15:restartNumberingAfterBreak="0">
-    <w:nsid w:val="40E01A4D"/>
-    <w:multiLevelType w:val="hybridMultilevel"/>
-    <w:tmpl w:val="7CBCA838"/>
-    <w:lvl w:ilvl="0" w:tplc="040E000F">
-      <w:start w:val="1"/>
-      <w:numFmt w:val="decimal"/>
-      <w:lvlText w:val="%1."/>
-      <w:lvlJc w:val="left"/>
-      <w:pPr>
-        <w:ind w:left="720" w:hanging="360"/>
-      </w:pPr>
-    </w:lvl>
-    <w:lvl w:ilvl="1" w:tplc="040E0019" w:tentative="1">
-      <w:start w:val="1"/>
-      <w:numFmt w:val="lowerLetter"/>
-      <w:lvlText w:val="%2."/>
-      <w:lvlJc w:val="left"/>
-      <w:pPr>
-        <w:ind w:left="1440" w:hanging="360"/>
-      </w:pPr>
-    </w:lvl>
-    <w:lvl w:ilvl="2" w:tplc="040E001B" w:tentative="1">
-      <w:start w:val="1"/>
-      <w:numFmt w:val="lowerRoman"/>
-      <w:lvlText w:val="%3."/>
-      <w:lvlJc w:val="right"/>
-      <w:pPr>
-        <w:ind w:left="2160" w:hanging="180"/>
-      </w:pPr>
-    </w:lvl>
-    <w:lvl w:ilvl="3" w:tplc="040E000F" w:tentative="1">
-      <w:start w:val="1"/>
-      <w:numFmt w:val="decimal"/>
-      <w:lvlText w:val="%4."/>
-      <w:lvlJc w:val="left"/>
-      <w:pPr>
-        <w:ind w:left="2880" w:hanging="360"/>
-      </w:pPr>
-    </w:lvl>
-    <w:lvl w:ilvl="4" w:tplc="040E0019" w:tentative="1">
-      <w:start w:val="1"/>
-      <w:numFmt w:val="lowerLetter"/>
-      <w:lvlText w:val="%5."/>
-      <w:lvlJc w:val="left"/>
-      <w:pPr>
-        <w:ind w:left="3600" w:hanging="360"/>
-      </w:pPr>
-    </w:lvl>
-    <w:lvl w:ilvl="5" w:tplc="040E001B" w:tentative="1">
-      <w:start w:val="1"/>
-      <w:numFmt w:val="lowerRoman"/>
-      <w:lvlText w:val="%6."/>
-      <w:lvlJc w:val="right"/>
-      <w:pPr>
-        <w:ind w:left="4320" w:hanging="180"/>
-      </w:pPr>
-    </w:lvl>
-    <w:lvl w:ilvl="6" w:tplc="040E000F" w:tentative="1">
-      <w:start w:val="1"/>
-      <w:numFmt w:val="decimal"/>
-      <w:lvlText w:val="%7."/>
-      <w:lvlJc w:val="left"/>
-      <w:pPr>
-        <w:ind w:left="5040" w:hanging="360"/>
-      </w:pPr>
-    </w:lvl>
-    <w:lvl w:ilvl="7" w:tplc="040E0019" w:tentative="1">
-      <w:start w:val="1"/>
-      <w:numFmt w:val="lowerLetter"/>
-      <w:lvlText w:val="%8."/>
-      <w:lvlJc w:val="left"/>
-      <w:pPr>
-        <w:ind w:left="5760" w:hanging="360"/>
-      </w:pPr>
-    </w:lvl>
-    <w:lvl w:ilvl="8" w:tplc="040E001B" w:tentative="1">
-      <w:start w:val="1"/>
-      <w:numFmt w:val="lowerRoman"/>
-      <w:lvlText w:val="%9."/>
-      <w:lvlJc w:val="right"/>
-      <w:pPr>
-        <w:ind w:left="6480" w:hanging="180"/>
-      </w:pPr>
-    </w:lvl>
-  </w:abstractNum>
-  <w:abstractNum w:abstractNumId="25" w15:restartNumberingAfterBreak="0">
-    <w:nsid w:val="41C55866"/>
-    <w:multiLevelType w:val="hybridMultilevel"/>
-    <w:tmpl w:val="0186BE02"/>
-    <w:lvl w:ilvl="0" w:tplc="040E0001">
-      <w:start w:val="1"/>
-      <w:numFmt w:val="bullet"/>
-      <w:lvlText w:val=""/>
-      <w:lvlJc w:val="left"/>
-      <w:pPr>
-        <w:ind w:left="1571" w:hanging="360"/>
-      </w:pPr>
-      <w:rPr>
-        <w:rFonts w:ascii="Symbol" w:hAnsi="Symbol" w:hint="default"/>
-      </w:rPr>
-    </w:lvl>
-    <w:lvl w:ilvl="1" w:tplc="040E0001">
-      <w:start w:val="1"/>
-      <w:numFmt w:val="bullet"/>
-      <w:lvlText w:val=""/>
-      <w:lvlJc w:val="left"/>
-      <w:pPr>
-        <w:ind w:left="2291" w:hanging="360"/>
-      </w:pPr>
-      <w:rPr>
-        <w:rFonts w:ascii="Symbol" w:hAnsi="Symbol" w:hint="default"/>
-      </w:rPr>
-    </w:lvl>
-    <w:lvl w:ilvl="2" w:tplc="040E0005" w:tentative="1">
-      <w:start w:val="1"/>
-      <w:numFmt w:val="bullet"/>
-      <w:lvlText w:val=""/>
-      <w:lvlJc w:val="left"/>
-      <w:pPr>
-        <w:ind w:left="3011" w:hanging="360"/>
-      </w:pPr>
-      <w:rPr>
-        <w:rFonts w:ascii="Wingdings" w:hAnsi="Wingdings" w:hint="default"/>
-      </w:rPr>
-    </w:lvl>
-    <w:lvl w:ilvl="3" w:tplc="040E0001" w:tentative="1">
-      <w:start w:val="1"/>
-      <w:numFmt w:val="bullet"/>
-      <w:lvlText w:val=""/>
-      <w:lvlJc w:val="left"/>
-      <w:pPr>
-        <w:ind w:left="3731" w:hanging="360"/>
-      </w:pPr>
-      <w:rPr>
-        <w:rFonts w:ascii="Symbol" w:hAnsi="Symbol" w:hint="default"/>
-      </w:rPr>
-    </w:lvl>
-    <w:lvl w:ilvl="4" w:tplc="040E0003" w:tentative="1">
-      <w:start w:val="1"/>
-      <w:numFmt w:val="bullet"/>
-      <w:lvlText w:val="o"/>
-      <w:lvlJc w:val="left"/>
-      <w:pPr>
-        <w:ind w:left="4451" w:hanging="360"/>
-      </w:pPr>
-      <w:rPr>
-        <w:rFonts w:ascii="Courier New" w:hAnsi="Courier New" w:cs="Courier New" w:hint="default"/>
-      </w:rPr>
-    </w:lvl>
-    <w:lvl w:ilvl="5" w:tplc="040E0005" w:tentative="1">
-      <w:start w:val="1"/>
-      <w:numFmt w:val="bullet"/>
-      <w:lvlText w:val=""/>
-      <w:lvlJc w:val="left"/>
-      <w:pPr>
-        <w:ind w:left="5171" w:hanging="360"/>
-      </w:pPr>
-      <w:rPr>
-        <w:rFonts w:ascii="Wingdings" w:hAnsi="Wingdings" w:hint="default"/>
-      </w:rPr>
-    </w:lvl>
-    <w:lvl w:ilvl="6" w:tplc="040E0001" w:tentative="1">
-      <w:start w:val="1"/>
-      <w:numFmt w:val="bullet"/>
-      <w:lvlText w:val=""/>
-      <w:lvlJc w:val="left"/>
-      <w:pPr>
-        <w:ind w:left="5891" w:hanging="360"/>
-      </w:pPr>
-      <w:rPr>
-        <w:rFonts w:ascii="Symbol" w:hAnsi="Symbol" w:hint="default"/>
-      </w:rPr>
-    </w:lvl>
-    <w:lvl w:ilvl="7" w:tplc="040E0003" w:tentative="1">
-      <w:start w:val="1"/>
-      <w:numFmt w:val="bullet"/>
-      <w:lvlText w:val="o"/>
-      <w:lvlJc w:val="left"/>
-      <w:pPr>
-        <w:ind w:left="6611" w:hanging="360"/>
-      </w:pPr>
-      <w:rPr>
-        <w:rFonts w:ascii="Courier New" w:hAnsi="Courier New" w:cs="Courier New" w:hint="default"/>
-      </w:rPr>
-    </w:lvl>
-    <w:lvl w:ilvl="8" w:tplc="040E0005" w:tentative="1">
-      <w:start w:val="1"/>
-      <w:numFmt w:val="bullet"/>
-      <w:lvlText w:val=""/>
-      <w:lvlJc w:val="left"/>
-      <w:pPr>
-        <w:ind w:left="7331" w:hanging="360"/>
-      </w:pPr>
-      <w:rPr>
-        <w:rFonts w:ascii="Wingdings" w:hAnsi="Wingdings" w:hint="default"/>
-      </w:rPr>
-    </w:lvl>
-  </w:abstractNum>
-  <w:abstractNum w:abstractNumId="26" w15:restartNumberingAfterBreak="0">
-    <w:nsid w:val="41DA17E3"/>
-    <w:multiLevelType w:val="hybridMultilevel"/>
-    <w:tmpl w:val="2F228182"/>
-    <w:lvl w:ilvl="0" w:tplc="040E000F">
-      <w:start w:val="1"/>
-      <w:numFmt w:val="decimal"/>
-      <w:lvlText w:val="%1."/>
-      <w:lvlJc w:val="left"/>
-      <w:pPr>
-        <w:ind w:left="720" w:hanging="360"/>
-      </w:pPr>
-    </w:lvl>
-    <w:lvl w:ilvl="1" w:tplc="040E0019" w:tentative="1">
-      <w:start w:val="1"/>
-      <w:numFmt w:val="lowerLetter"/>
-      <w:lvlText w:val="%2."/>
-      <w:lvlJc w:val="left"/>
-      <w:pPr>
-        <w:ind w:left="1440" w:hanging="360"/>
-      </w:pPr>
-    </w:lvl>
-    <w:lvl w:ilvl="2" w:tplc="040E001B" w:tentative="1">
-      <w:start w:val="1"/>
-      <w:numFmt w:val="lowerRoman"/>
-      <w:lvlText w:val="%3."/>
-      <w:lvlJc w:val="right"/>
-      <w:pPr>
-        <w:ind w:left="2160" w:hanging="180"/>
-      </w:pPr>
-    </w:lvl>
-    <w:lvl w:ilvl="3" w:tplc="040E000F" w:tentative="1">
-      <w:start w:val="1"/>
-      <w:numFmt w:val="decimal"/>
-      <w:lvlText w:val="%4."/>
-      <w:lvlJc w:val="left"/>
-      <w:pPr>
-        <w:ind w:left="2880" w:hanging="360"/>
-      </w:pPr>
-    </w:lvl>
-    <w:lvl w:ilvl="4" w:tplc="040E0019" w:tentative="1">
-      <w:start w:val="1"/>
-      <w:numFmt w:val="lowerLetter"/>
-      <w:lvlText w:val="%5."/>
-      <w:lvlJc w:val="left"/>
-      <w:pPr>
-        <w:ind w:left="3600" w:hanging="360"/>
-      </w:pPr>
-    </w:lvl>
-    <w:lvl w:ilvl="5" w:tplc="040E001B" w:tentative="1">
-      <w:start w:val="1"/>
-      <w:numFmt w:val="lowerRoman"/>
-      <w:lvlText w:val="%6."/>
-      <w:lvlJc w:val="right"/>
-      <w:pPr>
-        <w:ind w:left="4320" w:hanging="180"/>
-      </w:pPr>
-    </w:lvl>
-    <w:lvl w:ilvl="6" w:tplc="040E000F" w:tentative="1">
-      <w:start w:val="1"/>
-      <w:numFmt w:val="decimal"/>
-      <w:lvlText w:val="%7."/>
-      <w:lvlJc w:val="left"/>
-      <w:pPr>
-        <w:ind w:left="5040" w:hanging="360"/>
-      </w:pPr>
-    </w:lvl>
-    <w:lvl w:ilvl="7" w:tplc="040E0019" w:tentative="1">
-      <w:start w:val="1"/>
-      <w:numFmt w:val="lowerLetter"/>
-      <w:lvlText w:val="%8."/>
-      <w:lvlJc w:val="left"/>
-      <w:pPr>
-        <w:ind w:left="5760" w:hanging="360"/>
-      </w:pPr>
-    </w:lvl>
-    <w:lvl w:ilvl="8" w:tplc="040E001B" w:tentative="1">
-      <w:start w:val="1"/>
-      <w:numFmt w:val="lowerRoman"/>
-      <w:lvlText w:val="%9."/>
-      <w:lvlJc w:val="right"/>
-      <w:pPr>
-        <w:ind w:left="6480" w:hanging="180"/>
-      </w:pPr>
-    </w:lvl>
-  </w:abstractNum>
-  <w:abstractNum w:abstractNumId="27" w15:restartNumberingAfterBreak="0">
-    <w:nsid w:val="41F10DC5"/>
-    <w:multiLevelType w:val="hybridMultilevel"/>
-    <w:tmpl w:val="032E5EBE"/>
-    <w:lvl w:ilvl="0" w:tplc="040E0001">
-      <w:start w:val="1"/>
-      <w:numFmt w:val="bullet"/>
-      <w:lvlText w:val=""/>
-      <w:lvlJc w:val="left"/>
-      <w:pPr>
-        <w:ind w:left="1571" w:hanging="360"/>
-      </w:pPr>
-      <w:rPr>
-        <w:rFonts w:ascii="Symbol" w:hAnsi="Symbol" w:hint="default"/>
-      </w:rPr>
-    </w:lvl>
-    <w:lvl w:ilvl="1" w:tplc="10CA80EC">
-      <w:numFmt w:val="bullet"/>
-      <w:lvlText w:val="•"/>
-      <w:lvlJc w:val="left"/>
-      <w:pPr>
-        <w:ind w:left="2291" w:hanging="360"/>
-      </w:pPr>
-      <w:rPr>
-        <w:rFonts w:ascii="Times New Roman" w:eastAsiaTheme="minorHAnsi" w:hAnsi="Times New Roman" w:cs="Times New Roman" w:hint="default"/>
-      </w:rPr>
-    </w:lvl>
-    <w:lvl w:ilvl="2" w:tplc="040E0005" w:tentative="1">
-      <w:start w:val="1"/>
-      <w:numFmt w:val="bullet"/>
-      <w:lvlText w:val=""/>
-      <w:lvlJc w:val="left"/>
-      <w:pPr>
-        <w:ind w:left="3011" w:hanging="360"/>
-      </w:pPr>
-      <w:rPr>
-        <w:rFonts w:ascii="Wingdings" w:hAnsi="Wingdings" w:hint="default"/>
-      </w:rPr>
-    </w:lvl>
-    <w:lvl w:ilvl="3" w:tplc="040E0001" w:tentative="1">
-      <w:start w:val="1"/>
-      <w:numFmt w:val="bullet"/>
-      <w:lvlText w:val=""/>
-      <w:lvlJc w:val="left"/>
-      <w:pPr>
-        <w:ind w:left="3731" w:hanging="360"/>
-      </w:pPr>
-      <w:rPr>
-        <w:rFonts w:ascii="Symbol" w:hAnsi="Symbol" w:hint="default"/>
-      </w:rPr>
-    </w:lvl>
-    <w:lvl w:ilvl="4" w:tplc="040E0003" w:tentative="1">
-      <w:start w:val="1"/>
-      <w:numFmt w:val="bullet"/>
-      <w:lvlText w:val="o"/>
-      <w:lvlJc w:val="left"/>
-      <w:pPr>
-        <w:ind w:left="4451" w:hanging="360"/>
-      </w:pPr>
-      <w:rPr>
-        <w:rFonts w:ascii="Courier New" w:hAnsi="Courier New" w:cs="Courier New" w:hint="default"/>
-      </w:rPr>
-    </w:lvl>
-    <w:lvl w:ilvl="5" w:tplc="040E0005" w:tentative="1">
-      <w:start w:val="1"/>
-      <w:numFmt w:val="bullet"/>
-      <w:lvlText w:val=""/>
-      <w:lvlJc w:val="left"/>
-      <w:pPr>
-        <w:ind w:left="5171" w:hanging="360"/>
-      </w:pPr>
-      <w:rPr>
-        <w:rFonts w:ascii="Wingdings" w:hAnsi="Wingdings" w:hint="default"/>
-      </w:rPr>
-    </w:lvl>
-    <w:lvl w:ilvl="6" w:tplc="040E0001" w:tentative="1">
-      <w:start w:val="1"/>
-      <w:numFmt w:val="bullet"/>
-      <w:lvlText w:val=""/>
-      <w:lvlJc w:val="left"/>
-      <w:pPr>
-        <w:ind w:left="5891" w:hanging="360"/>
-      </w:pPr>
-      <w:rPr>
-        <w:rFonts w:ascii="Symbol" w:hAnsi="Symbol" w:hint="default"/>
-      </w:rPr>
-    </w:lvl>
-    <w:lvl w:ilvl="7" w:tplc="040E0003" w:tentative="1">
-      <w:start w:val="1"/>
-      <w:numFmt w:val="bullet"/>
-      <w:lvlText w:val="o"/>
-      <w:lvlJc w:val="left"/>
-      <w:pPr>
-        <w:ind w:left="6611" w:hanging="360"/>
-      </w:pPr>
-      <w:rPr>
-        <w:rFonts w:ascii="Courier New" w:hAnsi="Courier New" w:cs="Courier New" w:hint="default"/>
-      </w:rPr>
-    </w:lvl>
-    <w:lvl w:ilvl="8" w:tplc="040E0005" w:tentative="1">
-      <w:start w:val="1"/>
-      <w:numFmt w:val="bullet"/>
-      <w:lvlText w:val=""/>
-      <w:lvlJc w:val="left"/>
-      <w:pPr>
-        <w:ind w:left="7331" w:hanging="360"/>
-      </w:pPr>
-      <w:rPr>
-        <w:rFonts w:ascii="Wingdings" w:hAnsi="Wingdings" w:hint="default"/>
-      </w:rPr>
-    </w:lvl>
-  </w:abstractNum>
-  <w:abstractNum w:abstractNumId="28" w15:restartNumberingAfterBreak="0">
-    <w:nsid w:val="42101FD2"/>
-    <w:multiLevelType w:val="multilevel"/>
-    <w:tmpl w:val="EF22AF76"/>
-    <w:lvl w:ilvl="0">
-      <w:start w:val="1"/>
-      <w:numFmt w:val="bullet"/>
-      <w:lvlText w:val=""/>
       <w:lvlJc w:val="left"/>
       <w:pPr>
         <w:tabs>
@@ -9687,15 +9367,11 @@
         </w:tabs>
         <w:ind w:left="720" w:hanging="360"/>
       </w:pPr>
-      <w:rPr>
-        <w:rFonts w:ascii="Symbol" w:hAnsi="Symbol" w:hint="default"/>
-        <w:sz w:val="20"/>
-      </w:rPr>
     </w:lvl>
     <w:lvl w:ilvl="1" w:tentative="1">
       <w:start w:val="1"/>
-      <w:numFmt w:val="bullet"/>
-      <w:lvlText w:val="o"/>
+      <w:numFmt w:val="decimal"/>
+      <w:lvlText w:val="%2."/>
       <w:lvlJc w:val="left"/>
       <w:pPr>
         <w:tabs>
@@ -9703,15 +9379,11 @@
         </w:tabs>
         <w:ind w:left="1440" w:hanging="360"/>
       </w:pPr>
-      <w:rPr>
-        <w:rFonts w:ascii="Courier New" w:hAnsi="Courier New" w:hint="default"/>
-        <w:sz w:val="20"/>
-      </w:rPr>
     </w:lvl>
     <w:lvl w:ilvl="2" w:tentative="1">
       <w:start w:val="1"/>
-      <w:numFmt w:val="bullet"/>
-      <w:lvlText w:val=""/>
+      <w:numFmt w:val="decimal"/>
+      <w:lvlText w:val="%3."/>
       <w:lvlJc w:val="left"/>
       <w:pPr>
         <w:tabs>
@@ -9719,15 +9391,11 @@
         </w:tabs>
         <w:ind w:left="2160" w:hanging="360"/>
       </w:pPr>
-      <w:rPr>
-        <w:rFonts w:ascii="Wingdings" w:hAnsi="Wingdings" w:hint="default"/>
-        <w:sz w:val="20"/>
-      </w:rPr>
     </w:lvl>
     <w:lvl w:ilvl="3" w:tentative="1">
       <w:start w:val="1"/>
-      <w:numFmt w:val="bullet"/>
-      <w:lvlText w:val=""/>
+      <w:numFmt w:val="decimal"/>
+      <w:lvlText w:val="%4."/>
       <w:lvlJc w:val="left"/>
       <w:pPr>
         <w:tabs>
@@ -9735,15 +9403,11 @@
         </w:tabs>
         <w:ind w:left="2880" w:hanging="360"/>
       </w:pPr>
-      <w:rPr>
-        <w:rFonts w:ascii="Wingdings" w:hAnsi="Wingdings" w:hint="default"/>
-        <w:sz w:val="20"/>
-      </w:rPr>
     </w:lvl>
     <w:lvl w:ilvl="4" w:tentative="1">
       <w:start w:val="1"/>
-      <w:numFmt w:val="bullet"/>
-      <w:lvlText w:val=""/>
+      <w:numFmt w:val="decimal"/>
+      <w:lvlText w:val="%5."/>
       <w:lvlJc w:val="left"/>
       <w:pPr>
         <w:tabs>
@@ -9751,15 +9415,11 @@
         </w:tabs>
         <w:ind w:left="3600" w:hanging="360"/>
       </w:pPr>
-      <w:rPr>
-        <w:rFonts w:ascii="Wingdings" w:hAnsi="Wingdings" w:hint="default"/>
-        <w:sz w:val="20"/>
-      </w:rPr>
     </w:lvl>
     <w:lvl w:ilvl="5" w:tentative="1">
       <w:start w:val="1"/>
-      <w:numFmt w:val="bullet"/>
-      <w:lvlText w:val=""/>
+      <w:numFmt w:val="decimal"/>
+      <w:lvlText w:val="%6."/>
       <w:lvlJc w:val="left"/>
       <w:pPr>
         <w:tabs>
@@ -9767,15 +9427,11 @@
         </w:tabs>
         <w:ind w:left="4320" w:hanging="360"/>
       </w:pPr>
-      <w:rPr>
-        <w:rFonts w:ascii="Wingdings" w:hAnsi="Wingdings" w:hint="default"/>
-        <w:sz w:val="20"/>
-      </w:rPr>
     </w:lvl>
     <w:lvl w:ilvl="6" w:tentative="1">
       <w:start w:val="1"/>
-      <w:numFmt w:val="bullet"/>
-      <w:lvlText w:val=""/>
+      <w:numFmt w:val="decimal"/>
+      <w:lvlText w:val="%7."/>
       <w:lvlJc w:val="left"/>
       <w:pPr>
         <w:tabs>
@@ -9783,15 +9439,11 @@
         </w:tabs>
         <w:ind w:left="5040" w:hanging="360"/>
       </w:pPr>
-      <w:rPr>
-        <w:rFonts w:ascii="Wingdings" w:hAnsi="Wingdings" w:hint="default"/>
-        <w:sz w:val="20"/>
-      </w:rPr>
     </w:lvl>
     <w:lvl w:ilvl="7" w:tentative="1">
       <w:start w:val="1"/>
-      <w:numFmt w:val="bullet"/>
-      <w:lvlText w:val=""/>
+      <w:numFmt w:val="decimal"/>
+      <w:lvlText w:val="%8."/>
       <w:lvlJc w:val="left"/>
       <w:pPr>
         <w:tabs>
@@ -9799,15 +9451,11 @@
         </w:tabs>
         <w:ind w:left="5760" w:hanging="360"/>
       </w:pPr>
-      <w:rPr>
-        <w:rFonts w:ascii="Wingdings" w:hAnsi="Wingdings" w:hint="default"/>
-        <w:sz w:val="20"/>
-      </w:rPr>
     </w:lvl>
     <w:lvl w:ilvl="8" w:tentative="1">
       <w:start w:val="1"/>
-      <w:numFmt w:val="bullet"/>
-      <w:lvlText w:val=""/>
+      <w:numFmt w:val="decimal"/>
+      <w:lvlText w:val="%9."/>
       <w:lvlJc w:val="left"/>
       <w:pPr>
         <w:tabs>
@@ -9815,812 +9463,9 @@
         </w:tabs>
         <w:ind w:left="6480" w:hanging="360"/>
       </w:pPr>
-      <w:rPr>
-        <w:rFonts w:ascii="Wingdings" w:hAnsi="Wingdings" w:hint="default"/>
-        <w:sz w:val="20"/>
-      </w:rPr>
     </w:lvl>
   </w:abstractNum>
-  <w:abstractNum w:abstractNumId="29" w15:restartNumberingAfterBreak="0">
-    <w:nsid w:val="463105F9"/>
-    <w:multiLevelType w:val="hybridMultilevel"/>
-    <w:tmpl w:val="320C3C3A"/>
-    <w:lvl w:ilvl="0" w:tplc="46B4D448">
-      <w:start w:val="1"/>
-      <w:numFmt w:val="decimal"/>
-      <w:lvlText w:val="%1."/>
-      <w:lvlJc w:val="left"/>
-      <w:pPr>
-        <w:ind w:left="720" w:hanging="360"/>
-      </w:pPr>
-      <w:rPr>
-        <w:rFonts w:hint="default"/>
-      </w:rPr>
-    </w:lvl>
-    <w:lvl w:ilvl="1" w:tplc="040E0019" w:tentative="1">
-      <w:start w:val="1"/>
-      <w:numFmt w:val="lowerLetter"/>
-      <w:lvlText w:val="%2."/>
-      <w:lvlJc w:val="left"/>
-      <w:pPr>
-        <w:ind w:left="1440" w:hanging="360"/>
-      </w:pPr>
-    </w:lvl>
-    <w:lvl w:ilvl="2" w:tplc="040E001B" w:tentative="1">
-      <w:start w:val="1"/>
-      <w:numFmt w:val="lowerRoman"/>
-      <w:lvlText w:val="%3."/>
-      <w:lvlJc w:val="right"/>
-      <w:pPr>
-        <w:ind w:left="2160" w:hanging="180"/>
-      </w:pPr>
-    </w:lvl>
-    <w:lvl w:ilvl="3" w:tplc="040E000F" w:tentative="1">
-      <w:start w:val="1"/>
-      <w:numFmt w:val="decimal"/>
-      <w:lvlText w:val="%4."/>
-      <w:lvlJc w:val="left"/>
-      <w:pPr>
-        <w:ind w:left="2880" w:hanging="360"/>
-      </w:pPr>
-    </w:lvl>
-    <w:lvl w:ilvl="4" w:tplc="040E0019" w:tentative="1">
-      <w:start w:val="1"/>
-      <w:numFmt w:val="lowerLetter"/>
-      <w:lvlText w:val="%5."/>
-      <w:lvlJc w:val="left"/>
-      <w:pPr>
-        <w:ind w:left="3600" w:hanging="360"/>
-      </w:pPr>
-    </w:lvl>
-    <w:lvl w:ilvl="5" w:tplc="040E001B" w:tentative="1">
-      <w:start w:val="1"/>
-      <w:numFmt w:val="lowerRoman"/>
-      <w:lvlText w:val="%6."/>
-      <w:lvlJc w:val="right"/>
-      <w:pPr>
-        <w:ind w:left="4320" w:hanging="180"/>
-      </w:pPr>
-    </w:lvl>
-    <w:lvl w:ilvl="6" w:tplc="040E000F" w:tentative="1">
-      <w:start w:val="1"/>
-      <w:numFmt w:val="decimal"/>
-      <w:lvlText w:val="%7."/>
-      <w:lvlJc w:val="left"/>
-      <w:pPr>
-        <w:ind w:left="5040" w:hanging="360"/>
-      </w:pPr>
-    </w:lvl>
-    <w:lvl w:ilvl="7" w:tplc="040E0019" w:tentative="1">
-      <w:start w:val="1"/>
-      <w:numFmt w:val="lowerLetter"/>
-      <w:lvlText w:val="%8."/>
-      <w:lvlJc w:val="left"/>
-      <w:pPr>
-        <w:ind w:left="5760" w:hanging="360"/>
-      </w:pPr>
-    </w:lvl>
-    <w:lvl w:ilvl="8" w:tplc="040E001B" w:tentative="1">
-      <w:start w:val="1"/>
-      <w:numFmt w:val="lowerRoman"/>
-      <w:lvlText w:val="%9."/>
-      <w:lvlJc w:val="right"/>
-      <w:pPr>
-        <w:ind w:left="6480" w:hanging="180"/>
-      </w:pPr>
-    </w:lvl>
-  </w:abstractNum>
-  <w:abstractNum w:abstractNumId="30" w15:restartNumberingAfterBreak="0">
-    <w:nsid w:val="476110F7"/>
-    <w:multiLevelType w:val="hybridMultilevel"/>
-    <w:tmpl w:val="F1BEA3F0"/>
-    <w:lvl w:ilvl="0" w:tplc="040E0001">
-      <w:start w:val="1"/>
-      <w:numFmt w:val="bullet"/>
-      <w:lvlText w:val=""/>
-      <w:lvlJc w:val="left"/>
-      <w:pPr>
-        <w:ind w:left="1429" w:hanging="360"/>
-      </w:pPr>
-      <w:rPr>
-        <w:rFonts w:ascii="Symbol" w:hAnsi="Symbol" w:hint="default"/>
-      </w:rPr>
-    </w:lvl>
-    <w:lvl w:ilvl="1" w:tplc="040E0003" w:tentative="1">
-      <w:start w:val="1"/>
-      <w:numFmt w:val="bullet"/>
-      <w:lvlText w:val="o"/>
-      <w:lvlJc w:val="left"/>
-      <w:pPr>
-        <w:ind w:left="2149" w:hanging="360"/>
-      </w:pPr>
-      <w:rPr>
-        <w:rFonts w:ascii="Courier New" w:hAnsi="Courier New" w:cs="Courier New" w:hint="default"/>
-      </w:rPr>
-    </w:lvl>
-    <w:lvl w:ilvl="2" w:tplc="040E0005" w:tentative="1">
-      <w:start w:val="1"/>
-      <w:numFmt w:val="bullet"/>
-      <w:lvlText w:val=""/>
-      <w:lvlJc w:val="left"/>
-      <w:pPr>
-        <w:ind w:left="2869" w:hanging="360"/>
-      </w:pPr>
-      <w:rPr>
-        <w:rFonts w:ascii="Wingdings" w:hAnsi="Wingdings" w:hint="default"/>
-      </w:rPr>
-    </w:lvl>
-    <w:lvl w:ilvl="3" w:tplc="040E0001" w:tentative="1">
-      <w:start w:val="1"/>
-      <w:numFmt w:val="bullet"/>
-      <w:lvlText w:val=""/>
-      <w:lvlJc w:val="left"/>
-      <w:pPr>
-        <w:ind w:left="3589" w:hanging="360"/>
-      </w:pPr>
-      <w:rPr>
-        <w:rFonts w:ascii="Symbol" w:hAnsi="Symbol" w:hint="default"/>
-      </w:rPr>
-    </w:lvl>
-    <w:lvl w:ilvl="4" w:tplc="040E0003" w:tentative="1">
-      <w:start w:val="1"/>
-      <w:numFmt w:val="bullet"/>
-      <w:lvlText w:val="o"/>
-      <w:lvlJc w:val="left"/>
-      <w:pPr>
-        <w:ind w:left="4309" w:hanging="360"/>
-      </w:pPr>
-      <w:rPr>
-        <w:rFonts w:ascii="Courier New" w:hAnsi="Courier New" w:cs="Courier New" w:hint="default"/>
-      </w:rPr>
-    </w:lvl>
-    <w:lvl w:ilvl="5" w:tplc="040E0005" w:tentative="1">
-      <w:start w:val="1"/>
-      <w:numFmt w:val="bullet"/>
-      <w:lvlText w:val=""/>
-      <w:lvlJc w:val="left"/>
-      <w:pPr>
-        <w:ind w:left="5029" w:hanging="360"/>
-      </w:pPr>
-      <w:rPr>
-        <w:rFonts w:ascii="Wingdings" w:hAnsi="Wingdings" w:hint="default"/>
-      </w:rPr>
-    </w:lvl>
-    <w:lvl w:ilvl="6" w:tplc="040E0001" w:tentative="1">
-      <w:start w:val="1"/>
-      <w:numFmt w:val="bullet"/>
-      <w:lvlText w:val=""/>
-      <w:lvlJc w:val="left"/>
-      <w:pPr>
-        <w:ind w:left="5749" w:hanging="360"/>
-      </w:pPr>
-      <w:rPr>
-        <w:rFonts w:ascii="Symbol" w:hAnsi="Symbol" w:hint="default"/>
-      </w:rPr>
-    </w:lvl>
-    <w:lvl w:ilvl="7" w:tplc="040E0003" w:tentative="1">
-      <w:start w:val="1"/>
-      <w:numFmt w:val="bullet"/>
-      <w:lvlText w:val="o"/>
-      <w:lvlJc w:val="left"/>
-      <w:pPr>
-        <w:ind w:left="6469" w:hanging="360"/>
-      </w:pPr>
-      <w:rPr>
-        <w:rFonts w:ascii="Courier New" w:hAnsi="Courier New" w:cs="Courier New" w:hint="default"/>
-      </w:rPr>
-    </w:lvl>
-    <w:lvl w:ilvl="8" w:tplc="040E0005" w:tentative="1">
-      <w:start w:val="1"/>
-      <w:numFmt w:val="bullet"/>
-      <w:lvlText w:val=""/>
-      <w:lvlJc w:val="left"/>
-      <w:pPr>
-        <w:ind w:left="7189" w:hanging="360"/>
-      </w:pPr>
-      <w:rPr>
-        <w:rFonts w:ascii="Wingdings" w:hAnsi="Wingdings" w:hint="default"/>
-      </w:rPr>
-    </w:lvl>
-  </w:abstractNum>
-  <w:abstractNum w:abstractNumId="31" w15:restartNumberingAfterBreak="0">
-    <w:nsid w:val="4CA64623"/>
-    <w:multiLevelType w:val="hybridMultilevel"/>
-    <w:tmpl w:val="BE12653C"/>
-    <w:lvl w:ilvl="0" w:tplc="040E000F">
-      <w:start w:val="1"/>
-      <w:numFmt w:val="decimal"/>
-      <w:lvlText w:val="%1."/>
-      <w:lvlJc w:val="left"/>
-      <w:pPr>
-        <w:ind w:left="720" w:hanging="360"/>
-      </w:pPr>
-    </w:lvl>
-    <w:lvl w:ilvl="1" w:tplc="040E0019" w:tentative="1">
-      <w:start w:val="1"/>
-      <w:numFmt w:val="lowerLetter"/>
-      <w:lvlText w:val="%2."/>
-      <w:lvlJc w:val="left"/>
-      <w:pPr>
-        <w:ind w:left="1440" w:hanging="360"/>
-      </w:pPr>
-    </w:lvl>
-    <w:lvl w:ilvl="2" w:tplc="040E001B" w:tentative="1">
-      <w:start w:val="1"/>
-      <w:numFmt w:val="lowerRoman"/>
-      <w:lvlText w:val="%3."/>
-      <w:lvlJc w:val="right"/>
-      <w:pPr>
-        <w:ind w:left="2160" w:hanging="180"/>
-      </w:pPr>
-    </w:lvl>
-    <w:lvl w:ilvl="3" w:tplc="040E000F" w:tentative="1">
-      <w:start w:val="1"/>
-      <w:numFmt w:val="decimal"/>
-      <w:lvlText w:val="%4."/>
-      <w:lvlJc w:val="left"/>
-      <w:pPr>
-        <w:ind w:left="2880" w:hanging="360"/>
-      </w:pPr>
-    </w:lvl>
-    <w:lvl w:ilvl="4" w:tplc="040E0019" w:tentative="1">
-      <w:start w:val="1"/>
-      <w:numFmt w:val="lowerLetter"/>
-      <w:lvlText w:val="%5."/>
-      <w:lvlJc w:val="left"/>
-      <w:pPr>
-        <w:ind w:left="3600" w:hanging="360"/>
-      </w:pPr>
-    </w:lvl>
-    <w:lvl w:ilvl="5" w:tplc="040E001B" w:tentative="1">
-      <w:start w:val="1"/>
-      <w:numFmt w:val="lowerRoman"/>
-      <w:lvlText w:val="%6."/>
-      <w:lvlJc w:val="right"/>
-      <w:pPr>
-        <w:ind w:left="4320" w:hanging="180"/>
-      </w:pPr>
-    </w:lvl>
-    <w:lvl w:ilvl="6" w:tplc="040E000F" w:tentative="1">
-      <w:start w:val="1"/>
-      <w:numFmt w:val="decimal"/>
-      <w:lvlText w:val="%7."/>
-      <w:lvlJc w:val="left"/>
-      <w:pPr>
-        <w:ind w:left="5040" w:hanging="360"/>
-      </w:pPr>
-    </w:lvl>
-    <w:lvl w:ilvl="7" w:tplc="040E0019" w:tentative="1">
-      <w:start w:val="1"/>
-      <w:numFmt w:val="lowerLetter"/>
-      <w:lvlText w:val="%8."/>
-      <w:lvlJc w:val="left"/>
-      <w:pPr>
-        <w:ind w:left="5760" w:hanging="360"/>
-      </w:pPr>
-    </w:lvl>
-    <w:lvl w:ilvl="8" w:tplc="040E001B" w:tentative="1">
-      <w:start w:val="1"/>
-      <w:numFmt w:val="lowerRoman"/>
-      <w:lvlText w:val="%9."/>
-      <w:lvlJc w:val="right"/>
-      <w:pPr>
-        <w:ind w:left="6480" w:hanging="180"/>
-      </w:pPr>
-    </w:lvl>
-  </w:abstractNum>
-  <w:abstractNum w:abstractNumId="32" w15:restartNumberingAfterBreak="0">
-    <w:nsid w:val="4CDC541C"/>
-    <w:multiLevelType w:val="hybridMultilevel"/>
-    <w:tmpl w:val="FD9834F2"/>
-    <w:lvl w:ilvl="0" w:tplc="040E000F">
-      <w:start w:val="1"/>
-      <w:numFmt w:val="decimal"/>
-      <w:lvlText w:val="%1."/>
-      <w:lvlJc w:val="left"/>
-      <w:pPr>
-        <w:ind w:left="720" w:hanging="360"/>
-      </w:pPr>
-    </w:lvl>
-    <w:lvl w:ilvl="1" w:tplc="040E0019" w:tentative="1">
-      <w:start w:val="1"/>
-      <w:numFmt w:val="lowerLetter"/>
-      <w:lvlText w:val="%2."/>
-      <w:lvlJc w:val="left"/>
-      <w:pPr>
-        <w:ind w:left="1440" w:hanging="360"/>
-      </w:pPr>
-    </w:lvl>
-    <w:lvl w:ilvl="2" w:tplc="040E001B" w:tentative="1">
-      <w:start w:val="1"/>
-      <w:numFmt w:val="lowerRoman"/>
-      <w:lvlText w:val="%3."/>
-      <w:lvlJc w:val="right"/>
-      <w:pPr>
-        <w:ind w:left="2160" w:hanging="180"/>
-      </w:pPr>
-    </w:lvl>
-    <w:lvl w:ilvl="3" w:tplc="040E000F" w:tentative="1">
-      <w:start w:val="1"/>
-      <w:numFmt w:val="decimal"/>
-      <w:lvlText w:val="%4."/>
-      <w:lvlJc w:val="left"/>
-      <w:pPr>
-        <w:ind w:left="2880" w:hanging="360"/>
-      </w:pPr>
-    </w:lvl>
-    <w:lvl w:ilvl="4" w:tplc="040E0019" w:tentative="1">
-      <w:start w:val="1"/>
-      <w:numFmt w:val="lowerLetter"/>
-      <w:lvlText w:val="%5."/>
-      <w:lvlJc w:val="left"/>
-      <w:pPr>
-        <w:ind w:left="3600" w:hanging="360"/>
-      </w:pPr>
-    </w:lvl>
-    <w:lvl w:ilvl="5" w:tplc="040E001B" w:tentative="1">
-      <w:start w:val="1"/>
-      <w:numFmt w:val="lowerRoman"/>
-      <w:lvlText w:val="%6."/>
-      <w:lvlJc w:val="right"/>
-      <w:pPr>
-        <w:ind w:left="4320" w:hanging="180"/>
-      </w:pPr>
-    </w:lvl>
-    <w:lvl w:ilvl="6" w:tplc="040E000F" w:tentative="1">
-      <w:start w:val="1"/>
-      <w:numFmt w:val="decimal"/>
-      <w:lvlText w:val="%7."/>
-      <w:lvlJc w:val="left"/>
-      <w:pPr>
-        <w:ind w:left="5040" w:hanging="360"/>
-      </w:pPr>
-    </w:lvl>
-    <w:lvl w:ilvl="7" w:tplc="040E0019" w:tentative="1">
-      <w:start w:val="1"/>
-      <w:numFmt w:val="lowerLetter"/>
-      <w:lvlText w:val="%8."/>
-      <w:lvlJc w:val="left"/>
-      <w:pPr>
-        <w:ind w:left="5760" w:hanging="360"/>
-      </w:pPr>
-    </w:lvl>
-    <w:lvl w:ilvl="8" w:tplc="040E001B" w:tentative="1">
-      <w:start w:val="1"/>
-      <w:numFmt w:val="lowerRoman"/>
-      <w:lvlText w:val="%9."/>
-      <w:lvlJc w:val="right"/>
-      <w:pPr>
-        <w:ind w:left="6480" w:hanging="180"/>
-      </w:pPr>
-    </w:lvl>
-  </w:abstractNum>
-  <w:abstractNum w:abstractNumId="33" w15:restartNumberingAfterBreak="0">
-    <w:nsid w:val="4D556DEB"/>
-    <w:multiLevelType w:val="hybridMultilevel"/>
-    <w:tmpl w:val="3894163C"/>
-    <w:lvl w:ilvl="0" w:tplc="040E0001">
-      <w:start w:val="1"/>
-      <w:numFmt w:val="bullet"/>
-      <w:lvlText w:val=""/>
-      <w:lvlJc w:val="left"/>
-      <w:pPr>
-        <w:ind w:left="720" w:hanging="360"/>
-      </w:pPr>
-      <w:rPr>
-        <w:rFonts w:ascii="Symbol" w:hAnsi="Symbol" w:hint="default"/>
-      </w:rPr>
-    </w:lvl>
-    <w:lvl w:ilvl="1" w:tplc="040E0003" w:tentative="1">
-      <w:start w:val="1"/>
-      <w:numFmt w:val="bullet"/>
-      <w:lvlText w:val="o"/>
-      <w:lvlJc w:val="left"/>
-      <w:pPr>
-        <w:ind w:left="1440" w:hanging="360"/>
-      </w:pPr>
-      <w:rPr>
-        <w:rFonts w:ascii="Courier New" w:hAnsi="Courier New" w:cs="Courier New" w:hint="default"/>
-      </w:rPr>
-    </w:lvl>
-    <w:lvl w:ilvl="2" w:tplc="040E0005" w:tentative="1">
-      <w:start w:val="1"/>
-      <w:numFmt w:val="bullet"/>
-      <w:lvlText w:val=""/>
-      <w:lvlJc w:val="left"/>
-      <w:pPr>
-        <w:ind w:left="2160" w:hanging="360"/>
-      </w:pPr>
-      <w:rPr>
-        <w:rFonts w:ascii="Wingdings" w:hAnsi="Wingdings" w:hint="default"/>
-      </w:rPr>
-    </w:lvl>
-    <w:lvl w:ilvl="3" w:tplc="040E0001" w:tentative="1">
-      <w:start w:val="1"/>
-      <w:numFmt w:val="bullet"/>
-      <w:lvlText w:val=""/>
-      <w:lvlJc w:val="left"/>
-      <w:pPr>
-        <w:ind w:left="2880" w:hanging="360"/>
-      </w:pPr>
-      <w:rPr>
-        <w:rFonts w:ascii="Symbol" w:hAnsi="Symbol" w:hint="default"/>
-      </w:rPr>
-    </w:lvl>
-    <w:lvl w:ilvl="4" w:tplc="040E0003" w:tentative="1">
-      <w:start w:val="1"/>
-      <w:numFmt w:val="bullet"/>
-      <w:lvlText w:val="o"/>
-      <w:lvlJc w:val="left"/>
-      <w:pPr>
-        <w:ind w:left="3600" w:hanging="360"/>
-      </w:pPr>
-      <w:rPr>
-        <w:rFonts w:ascii="Courier New" w:hAnsi="Courier New" w:cs="Courier New" w:hint="default"/>
-      </w:rPr>
-    </w:lvl>
-    <w:lvl w:ilvl="5" w:tplc="040E0005" w:tentative="1">
-      <w:start w:val="1"/>
-      <w:numFmt w:val="bullet"/>
-      <w:lvlText w:val=""/>
-      <w:lvlJc w:val="left"/>
-      <w:pPr>
-        <w:ind w:left="4320" w:hanging="360"/>
-      </w:pPr>
-      <w:rPr>
-        <w:rFonts w:ascii="Wingdings" w:hAnsi="Wingdings" w:hint="default"/>
-      </w:rPr>
-    </w:lvl>
-    <w:lvl w:ilvl="6" w:tplc="040E0001" w:tentative="1">
-      <w:start w:val="1"/>
-      <w:numFmt w:val="bullet"/>
-      <w:lvlText w:val=""/>
-      <w:lvlJc w:val="left"/>
-      <w:pPr>
-        <w:ind w:left="5040" w:hanging="360"/>
-      </w:pPr>
-      <w:rPr>
-        <w:rFonts w:ascii="Symbol" w:hAnsi="Symbol" w:hint="default"/>
-      </w:rPr>
-    </w:lvl>
-    <w:lvl w:ilvl="7" w:tplc="040E0003" w:tentative="1">
-      <w:start w:val="1"/>
-      <w:numFmt w:val="bullet"/>
-      <w:lvlText w:val="o"/>
-      <w:lvlJc w:val="left"/>
-      <w:pPr>
-        <w:ind w:left="5760" w:hanging="360"/>
-      </w:pPr>
-      <w:rPr>
-        <w:rFonts w:ascii="Courier New" w:hAnsi="Courier New" w:cs="Courier New" w:hint="default"/>
-      </w:rPr>
-    </w:lvl>
-    <w:lvl w:ilvl="8" w:tplc="040E0005" w:tentative="1">
-      <w:start w:val="1"/>
-      <w:numFmt w:val="bullet"/>
-      <w:lvlText w:val=""/>
-      <w:lvlJc w:val="left"/>
-      <w:pPr>
-        <w:ind w:left="6480" w:hanging="360"/>
-      </w:pPr>
-      <w:rPr>
-        <w:rFonts w:ascii="Wingdings" w:hAnsi="Wingdings" w:hint="default"/>
-      </w:rPr>
-    </w:lvl>
-  </w:abstractNum>
-  <w:abstractNum w:abstractNumId="34" w15:restartNumberingAfterBreak="0">
-    <w:nsid w:val="53AB1538"/>
-    <w:multiLevelType w:val="multilevel"/>
-    <w:tmpl w:val="4482B3B2"/>
-    <w:lvl w:ilvl="0">
-      <w:start w:val="1"/>
-      <w:numFmt w:val="decimal"/>
-      <w:lvlText w:val="%1"/>
-      <w:lvlJc w:val="left"/>
-      <w:pPr>
-        <w:ind w:left="480" w:hanging="480"/>
-      </w:pPr>
-      <w:rPr>
-        <w:rFonts w:hint="default"/>
-      </w:rPr>
-    </w:lvl>
-    <w:lvl w:ilvl="1">
-      <w:start w:val="1"/>
-      <w:numFmt w:val="decimal"/>
-      <w:lvlText w:val="%1.%2"/>
-      <w:lvlJc w:val="left"/>
-      <w:pPr>
-        <w:ind w:left="840" w:hanging="480"/>
-      </w:pPr>
-      <w:rPr>
-        <w:rFonts w:hint="default"/>
-      </w:rPr>
-    </w:lvl>
-    <w:lvl w:ilvl="2">
-      <w:start w:val="1"/>
-      <w:numFmt w:val="decimal"/>
-      <w:lvlText w:val="%1.%2.%3"/>
-      <w:lvlJc w:val="left"/>
-      <w:pPr>
-        <w:ind w:left="1440" w:hanging="720"/>
-      </w:pPr>
-      <w:rPr>
-        <w:rFonts w:hint="default"/>
-      </w:rPr>
-    </w:lvl>
-    <w:lvl w:ilvl="3">
-      <w:start w:val="1"/>
-      <w:numFmt w:val="decimal"/>
-      <w:lvlText w:val="%1.%2.%3.%4"/>
-      <w:lvlJc w:val="left"/>
-      <w:pPr>
-        <w:ind w:left="1800" w:hanging="720"/>
-      </w:pPr>
-      <w:rPr>
-        <w:rFonts w:hint="default"/>
-      </w:rPr>
-    </w:lvl>
-    <w:lvl w:ilvl="4">
-      <w:start w:val="1"/>
-      <w:numFmt w:val="decimal"/>
-      <w:lvlText w:val="%1.%2.%3.%4.%5"/>
-      <w:lvlJc w:val="left"/>
-      <w:pPr>
-        <w:ind w:left="2520" w:hanging="1080"/>
-      </w:pPr>
-      <w:rPr>
-        <w:rFonts w:hint="default"/>
-      </w:rPr>
-    </w:lvl>
-    <w:lvl w:ilvl="5">
-      <w:start w:val="1"/>
-      <w:numFmt w:val="decimal"/>
-      <w:lvlText w:val="%1.%2.%3.%4.%5.%6"/>
-      <w:lvlJc w:val="left"/>
-      <w:pPr>
-        <w:ind w:left="2880" w:hanging="1080"/>
-      </w:pPr>
-      <w:rPr>
-        <w:rFonts w:hint="default"/>
-      </w:rPr>
-    </w:lvl>
-    <w:lvl w:ilvl="6">
-      <w:start w:val="1"/>
-      <w:numFmt w:val="decimal"/>
-      <w:lvlText w:val="%1.%2.%3.%4.%5.%6.%7"/>
-      <w:lvlJc w:val="left"/>
-      <w:pPr>
-        <w:ind w:left="3600" w:hanging="1440"/>
-      </w:pPr>
-      <w:rPr>
-        <w:rFonts w:hint="default"/>
-      </w:rPr>
-    </w:lvl>
-    <w:lvl w:ilvl="7">
-      <w:start w:val="1"/>
-      <w:numFmt w:val="decimal"/>
-      <w:lvlText w:val="%1.%2.%3.%4.%5.%6.%7.%8"/>
-      <w:lvlJc w:val="left"/>
-      <w:pPr>
-        <w:ind w:left="3960" w:hanging="1440"/>
-      </w:pPr>
-      <w:rPr>
-        <w:rFonts w:hint="default"/>
-      </w:rPr>
-    </w:lvl>
-    <w:lvl w:ilvl="8">
-      <w:start w:val="1"/>
-      <w:numFmt w:val="decimal"/>
-      <w:lvlText w:val="%1.%2.%3.%4.%5.%6.%7.%8.%9"/>
-      <w:lvlJc w:val="left"/>
-      <w:pPr>
-        <w:ind w:left="4320" w:hanging="1440"/>
-      </w:pPr>
-      <w:rPr>
-        <w:rFonts w:hint="default"/>
-      </w:rPr>
-    </w:lvl>
-  </w:abstractNum>
-  <w:abstractNum w:abstractNumId="35" w15:restartNumberingAfterBreak="0">
-    <w:nsid w:val="55027F38"/>
-    <w:multiLevelType w:val="hybridMultilevel"/>
-    <w:tmpl w:val="A9F6E31C"/>
-    <w:lvl w:ilvl="0" w:tplc="040E000F">
-      <w:start w:val="1"/>
-      <w:numFmt w:val="decimal"/>
-      <w:lvlText w:val="%1."/>
-      <w:lvlJc w:val="left"/>
-      <w:pPr>
-        <w:ind w:left="720" w:hanging="360"/>
-      </w:pPr>
-    </w:lvl>
-    <w:lvl w:ilvl="1" w:tplc="040E0019" w:tentative="1">
-      <w:start w:val="1"/>
-      <w:numFmt w:val="lowerLetter"/>
-      <w:lvlText w:val="%2."/>
-      <w:lvlJc w:val="left"/>
-      <w:pPr>
-        <w:ind w:left="1440" w:hanging="360"/>
-      </w:pPr>
-    </w:lvl>
-    <w:lvl w:ilvl="2" w:tplc="040E001B" w:tentative="1">
-      <w:start w:val="1"/>
-      <w:numFmt w:val="lowerRoman"/>
-      <w:lvlText w:val="%3."/>
-      <w:lvlJc w:val="right"/>
-      <w:pPr>
-        <w:ind w:left="2160" w:hanging="180"/>
-      </w:pPr>
-    </w:lvl>
-    <w:lvl w:ilvl="3" w:tplc="040E000F" w:tentative="1">
-      <w:start w:val="1"/>
-      <w:numFmt w:val="decimal"/>
-      <w:lvlText w:val="%4."/>
-      <w:lvlJc w:val="left"/>
-      <w:pPr>
-        <w:ind w:left="2880" w:hanging="360"/>
-      </w:pPr>
-    </w:lvl>
-    <w:lvl w:ilvl="4" w:tplc="040E0019" w:tentative="1">
-      <w:start w:val="1"/>
-      <w:numFmt w:val="lowerLetter"/>
-      <w:lvlText w:val="%5."/>
-      <w:lvlJc w:val="left"/>
-      <w:pPr>
-        <w:ind w:left="3600" w:hanging="360"/>
-      </w:pPr>
-    </w:lvl>
-    <w:lvl w:ilvl="5" w:tplc="040E001B" w:tentative="1">
-      <w:start w:val="1"/>
-      <w:numFmt w:val="lowerRoman"/>
-      <w:lvlText w:val="%6."/>
-      <w:lvlJc w:val="right"/>
-      <w:pPr>
-        <w:ind w:left="4320" w:hanging="180"/>
-      </w:pPr>
-    </w:lvl>
-    <w:lvl w:ilvl="6" w:tplc="040E000F" w:tentative="1">
-      <w:start w:val="1"/>
-      <w:numFmt w:val="decimal"/>
-      <w:lvlText w:val="%7."/>
-      <w:lvlJc w:val="left"/>
-      <w:pPr>
-        <w:ind w:left="5040" w:hanging="360"/>
-      </w:pPr>
-    </w:lvl>
-    <w:lvl w:ilvl="7" w:tplc="040E0019" w:tentative="1">
-      <w:start w:val="1"/>
-      <w:numFmt w:val="lowerLetter"/>
-      <w:lvlText w:val="%8."/>
-      <w:lvlJc w:val="left"/>
-      <w:pPr>
-        <w:ind w:left="5760" w:hanging="360"/>
-      </w:pPr>
-    </w:lvl>
-    <w:lvl w:ilvl="8" w:tplc="040E001B" w:tentative="1">
-      <w:start w:val="1"/>
-      <w:numFmt w:val="lowerRoman"/>
-      <w:lvlText w:val="%9."/>
-      <w:lvlJc w:val="right"/>
-      <w:pPr>
-        <w:ind w:left="6480" w:hanging="180"/>
-      </w:pPr>
-    </w:lvl>
-  </w:abstractNum>
-  <w:abstractNum w:abstractNumId="36" w15:restartNumberingAfterBreak="0">
-    <w:nsid w:val="55294F46"/>
-    <w:multiLevelType w:val="multilevel"/>
-    <w:tmpl w:val="10606EE4"/>
-    <w:lvl w:ilvl="0">
-      <w:start w:val="1"/>
-      <w:numFmt w:val="decimal"/>
-      <w:lvlText w:val="%1."/>
-      <w:lvlJc w:val="left"/>
-      <w:pPr>
-        <w:tabs>
-          <w:tab w:val="num" w:pos="720"/>
-        </w:tabs>
-        <w:ind w:left="720" w:hanging="360"/>
-      </w:pPr>
-    </w:lvl>
-    <w:lvl w:ilvl="1" w:tentative="1">
-      <w:start w:val="1"/>
-      <w:numFmt w:val="decimal"/>
-      <w:lvlText w:val="%2."/>
-      <w:lvlJc w:val="left"/>
-      <w:pPr>
-        <w:tabs>
-          <w:tab w:val="num" w:pos="1440"/>
-        </w:tabs>
-        <w:ind w:left="1440" w:hanging="360"/>
-      </w:pPr>
-    </w:lvl>
-    <w:lvl w:ilvl="2" w:tentative="1">
-      <w:start w:val="1"/>
-      <w:numFmt w:val="decimal"/>
-      <w:lvlText w:val="%3."/>
-      <w:lvlJc w:val="left"/>
-      <w:pPr>
-        <w:tabs>
-          <w:tab w:val="num" w:pos="2160"/>
-        </w:tabs>
-        <w:ind w:left="2160" w:hanging="360"/>
-      </w:pPr>
-    </w:lvl>
-    <w:lvl w:ilvl="3" w:tentative="1">
-      <w:start w:val="1"/>
-      <w:numFmt w:val="decimal"/>
-      <w:lvlText w:val="%4."/>
-      <w:lvlJc w:val="left"/>
-      <w:pPr>
-        <w:tabs>
-          <w:tab w:val="num" w:pos="2880"/>
-        </w:tabs>
-        <w:ind w:left="2880" w:hanging="360"/>
-      </w:pPr>
-    </w:lvl>
-    <w:lvl w:ilvl="4" w:tentative="1">
-      <w:start w:val="1"/>
-      <w:numFmt w:val="decimal"/>
-      <w:lvlText w:val="%5."/>
-      <w:lvlJc w:val="left"/>
-      <w:pPr>
-        <w:tabs>
-          <w:tab w:val="num" w:pos="3600"/>
-        </w:tabs>
-        <w:ind w:left="3600" w:hanging="360"/>
-      </w:pPr>
-    </w:lvl>
-    <w:lvl w:ilvl="5" w:tentative="1">
-      <w:start w:val="1"/>
-      <w:numFmt w:val="decimal"/>
-      <w:lvlText w:val="%6."/>
-      <w:lvlJc w:val="left"/>
-      <w:pPr>
-        <w:tabs>
-          <w:tab w:val="num" w:pos="4320"/>
-        </w:tabs>
-        <w:ind w:left="4320" w:hanging="360"/>
-      </w:pPr>
-    </w:lvl>
-    <w:lvl w:ilvl="6" w:tentative="1">
-      <w:start w:val="1"/>
-      <w:numFmt w:val="decimal"/>
-      <w:lvlText w:val="%7."/>
-      <w:lvlJc w:val="left"/>
-      <w:pPr>
-        <w:tabs>
-          <w:tab w:val="num" w:pos="5040"/>
-        </w:tabs>
-        <w:ind w:left="5040" w:hanging="360"/>
-      </w:pPr>
-    </w:lvl>
-    <w:lvl w:ilvl="7" w:tentative="1">
-      <w:start w:val="1"/>
-      <w:numFmt w:val="decimal"/>
-      <w:lvlText w:val="%8."/>
-      <w:lvlJc w:val="left"/>
-      <w:pPr>
-        <w:tabs>
-          <w:tab w:val="num" w:pos="5760"/>
-        </w:tabs>
-        <w:ind w:left="5760" w:hanging="360"/>
-      </w:pPr>
-    </w:lvl>
-    <w:lvl w:ilvl="8" w:tentative="1">
-      <w:start w:val="1"/>
-      <w:numFmt w:val="decimal"/>
-      <w:lvlText w:val="%9."/>
-      <w:lvlJc w:val="left"/>
-      <w:pPr>
-        <w:tabs>
-          <w:tab w:val="num" w:pos="6480"/>
-        </w:tabs>
-        <w:ind w:left="6480" w:hanging="360"/>
-      </w:pPr>
-    </w:lvl>
-  </w:abstractNum>
-  <w:abstractNum w:abstractNumId="37" w15:restartNumberingAfterBreak="0">
+  <w:abstractNum w:abstractNumId="21" w15:restartNumberingAfterBreak="0">
     <w:nsid w:val="55D926D9"/>
     <w:multiLevelType w:val="hybridMultilevel"/>
     <w:tmpl w:val="34FAE020"/>
@@ -10709,7 +9554,206 @@
       </w:pPr>
     </w:lvl>
   </w:abstractNum>
-  <w:abstractNum w:abstractNumId="38" w15:restartNumberingAfterBreak="0">
+  <w:abstractNum w:abstractNumId="22" w15:restartNumberingAfterBreak="0">
+    <w:nsid w:val="5754099C"/>
+    <w:multiLevelType w:val="hybridMultilevel"/>
+    <w:tmpl w:val="BAC0CCBE"/>
+    <w:lvl w:ilvl="0" w:tplc="040E000F">
+      <w:start w:val="1"/>
+      <w:numFmt w:val="decimal"/>
+      <w:lvlText w:val="%1."/>
+      <w:lvlJc w:val="left"/>
+      <w:pPr>
+        <w:ind w:left="720" w:hanging="360"/>
+      </w:pPr>
+    </w:lvl>
+    <w:lvl w:ilvl="1" w:tplc="040E0019" w:tentative="1">
+      <w:start w:val="1"/>
+      <w:numFmt w:val="lowerLetter"/>
+      <w:lvlText w:val="%2."/>
+      <w:lvlJc w:val="left"/>
+      <w:pPr>
+        <w:ind w:left="1440" w:hanging="360"/>
+      </w:pPr>
+    </w:lvl>
+    <w:lvl w:ilvl="2" w:tplc="040E001B" w:tentative="1">
+      <w:start w:val="1"/>
+      <w:numFmt w:val="lowerRoman"/>
+      <w:lvlText w:val="%3."/>
+      <w:lvlJc w:val="right"/>
+      <w:pPr>
+        <w:ind w:left="2160" w:hanging="180"/>
+      </w:pPr>
+    </w:lvl>
+    <w:lvl w:ilvl="3" w:tplc="040E000F" w:tentative="1">
+      <w:start w:val="1"/>
+      <w:numFmt w:val="decimal"/>
+      <w:lvlText w:val="%4."/>
+      <w:lvlJc w:val="left"/>
+      <w:pPr>
+        <w:ind w:left="2880" w:hanging="360"/>
+      </w:pPr>
+    </w:lvl>
+    <w:lvl w:ilvl="4" w:tplc="040E0019" w:tentative="1">
+      <w:start w:val="1"/>
+      <w:numFmt w:val="lowerLetter"/>
+      <w:lvlText w:val="%5."/>
+      <w:lvlJc w:val="left"/>
+      <w:pPr>
+        <w:ind w:left="3600" w:hanging="360"/>
+      </w:pPr>
+    </w:lvl>
+    <w:lvl w:ilvl="5" w:tplc="040E001B" w:tentative="1">
+      <w:start w:val="1"/>
+      <w:numFmt w:val="lowerRoman"/>
+      <w:lvlText w:val="%6."/>
+      <w:lvlJc w:val="right"/>
+      <w:pPr>
+        <w:ind w:left="4320" w:hanging="180"/>
+      </w:pPr>
+    </w:lvl>
+    <w:lvl w:ilvl="6" w:tplc="040E000F" w:tentative="1">
+      <w:start w:val="1"/>
+      <w:numFmt w:val="decimal"/>
+      <w:lvlText w:val="%7."/>
+      <w:lvlJc w:val="left"/>
+      <w:pPr>
+        <w:ind w:left="5040" w:hanging="360"/>
+      </w:pPr>
+    </w:lvl>
+    <w:lvl w:ilvl="7" w:tplc="040E0019" w:tentative="1">
+      <w:start w:val="1"/>
+      <w:numFmt w:val="lowerLetter"/>
+      <w:lvlText w:val="%8."/>
+      <w:lvlJc w:val="left"/>
+      <w:pPr>
+        <w:ind w:left="5760" w:hanging="360"/>
+      </w:pPr>
+    </w:lvl>
+    <w:lvl w:ilvl="8" w:tplc="040E001B" w:tentative="1">
+      <w:start w:val="1"/>
+      <w:numFmt w:val="lowerRoman"/>
+      <w:lvlText w:val="%9."/>
+      <w:lvlJc w:val="right"/>
+      <w:pPr>
+        <w:ind w:left="6480" w:hanging="180"/>
+      </w:pPr>
+    </w:lvl>
+  </w:abstractNum>
+  <w:abstractNum w:abstractNumId="23" w15:restartNumberingAfterBreak="0">
+    <w:nsid w:val="60921F3B"/>
+    <w:multiLevelType w:val="hybridMultilevel"/>
+    <w:tmpl w:val="A7C6CD46"/>
+    <w:lvl w:ilvl="0" w:tplc="040E0001">
+      <w:start w:val="1"/>
+      <w:numFmt w:val="bullet"/>
+      <w:lvlText w:val=""/>
+      <w:lvlJc w:val="left"/>
+      <w:pPr>
+        <w:ind w:left="1080" w:hanging="360"/>
+      </w:pPr>
+      <w:rPr>
+        <w:rFonts w:ascii="Symbol" w:hAnsi="Symbol" w:hint="default"/>
+      </w:rPr>
+    </w:lvl>
+    <w:lvl w:ilvl="1" w:tplc="040E0003" w:tentative="1">
+      <w:start w:val="1"/>
+      <w:numFmt w:val="bullet"/>
+      <w:lvlText w:val="o"/>
+      <w:lvlJc w:val="left"/>
+      <w:pPr>
+        <w:ind w:left="1800" w:hanging="360"/>
+      </w:pPr>
+      <w:rPr>
+        <w:rFonts w:ascii="Courier New" w:hAnsi="Courier New" w:cs="Courier New" w:hint="default"/>
+      </w:rPr>
+    </w:lvl>
+    <w:lvl w:ilvl="2" w:tplc="040E0005" w:tentative="1">
+      <w:start w:val="1"/>
+      <w:numFmt w:val="bullet"/>
+      <w:lvlText w:val=""/>
+      <w:lvlJc w:val="left"/>
+      <w:pPr>
+        <w:ind w:left="2520" w:hanging="360"/>
+      </w:pPr>
+      <w:rPr>
+        <w:rFonts w:ascii="Wingdings" w:hAnsi="Wingdings" w:hint="default"/>
+      </w:rPr>
+    </w:lvl>
+    <w:lvl w:ilvl="3" w:tplc="040E0001" w:tentative="1">
+      <w:start w:val="1"/>
+      <w:numFmt w:val="bullet"/>
+      <w:lvlText w:val=""/>
+      <w:lvlJc w:val="left"/>
+      <w:pPr>
+        <w:ind w:left="3240" w:hanging="360"/>
+      </w:pPr>
+      <w:rPr>
+        <w:rFonts w:ascii="Symbol" w:hAnsi="Symbol" w:hint="default"/>
+      </w:rPr>
+    </w:lvl>
+    <w:lvl w:ilvl="4" w:tplc="040E0003" w:tentative="1">
+      <w:start w:val="1"/>
+      <w:numFmt w:val="bullet"/>
+      <w:lvlText w:val="o"/>
+      <w:lvlJc w:val="left"/>
+      <w:pPr>
+        <w:ind w:left="3960" w:hanging="360"/>
+      </w:pPr>
+      <w:rPr>
+        <w:rFonts w:ascii="Courier New" w:hAnsi="Courier New" w:cs="Courier New" w:hint="default"/>
+      </w:rPr>
+    </w:lvl>
+    <w:lvl w:ilvl="5" w:tplc="040E0005" w:tentative="1">
+      <w:start w:val="1"/>
+      <w:numFmt w:val="bullet"/>
+      <w:lvlText w:val=""/>
+      <w:lvlJc w:val="left"/>
+      <w:pPr>
+        <w:ind w:left="4680" w:hanging="360"/>
+      </w:pPr>
+      <w:rPr>
+        <w:rFonts w:ascii="Wingdings" w:hAnsi="Wingdings" w:hint="default"/>
+      </w:rPr>
+    </w:lvl>
+    <w:lvl w:ilvl="6" w:tplc="040E0001" w:tentative="1">
+      <w:start w:val="1"/>
+      <w:numFmt w:val="bullet"/>
+      <w:lvlText w:val=""/>
+      <w:lvlJc w:val="left"/>
+      <w:pPr>
+        <w:ind w:left="5400" w:hanging="360"/>
+      </w:pPr>
+      <w:rPr>
+        <w:rFonts w:ascii="Symbol" w:hAnsi="Symbol" w:hint="default"/>
+      </w:rPr>
+    </w:lvl>
+    <w:lvl w:ilvl="7" w:tplc="040E0003" w:tentative="1">
+      <w:start w:val="1"/>
+      <w:numFmt w:val="bullet"/>
+      <w:lvlText w:val="o"/>
+      <w:lvlJc w:val="left"/>
+      <w:pPr>
+        <w:ind w:left="6120" w:hanging="360"/>
+      </w:pPr>
+      <w:rPr>
+        <w:rFonts w:ascii="Courier New" w:hAnsi="Courier New" w:cs="Courier New" w:hint="default"/>
+      </w:rPr>
+    </w:lvl>
+    <w:lvl w:ilvl="8" w:tplc="040E0005" w:tentative="1">
+      <w:start w:val="1"/>
+      <w:numFmt w:val="bullet"/>
+      <w:lvlText w:val=""/>
+      <w:lvlJc w:val="left"/>
+      <w:pPr>
+        <w:ind w:left="6840" w:hanging="360"/>
+      </w:pPr>
+      <w:rPr>
+        <w:rFonts w:ascii="Wingdings" w:hAnsi="Wingdings" w:hint="default"/>
+      </w:rPr>
+    </w:lvl>
+  </w:abstractNum>
+  <w:abstractNum w:abstractNumId="24" w15:restartNumberingAfterBreak="0">
     <w:nsid w:val="63FE5299"/>
     <w:multiLevelType w:val="hybridMultilevel"/>
     <w:tmpl w:val="AFE8CF9C"/>
@@ -10798,7 +9842,7 @@
       </w:pPr>
     </w:lvl>
   </w:abstractNum>
-  <w:abstractNum w:abstractNumId="39" w15:restartNumberingAfterBreak="0">
+  <w:abstractNum w:abstractNumId="25" w15:restartNumberingAfterBreak="0">
     <w:nsid w:val="653C7FD6"/>
     <w:multiLevelType w:val="hybridMultilevel"/>
     <w:tmpl w:val="38A8D328"/>
@@ -10911,233 +9955,7 @@
       </w:rPr>
     </w:lvl>
   </w:abstractNum>
-  <w:abstractNum w:abstractNumId="40" w15:restartNumberingAfterBreak="0">
-    <w:nsid w:val="65D57464"/>
-    <w:multiLevelType w:val="hybridMultilevel"/>
-    <w:tmpl w:val="3456248A"/>
-    <w:lvl w:ilvl="0" w:tplc="040E0001">
-      <w:start w:val="1"/>
-      <w:numFmt w:val="bullet"/>
-      <w:lvlText w:val=""/>
-      <w:lvlJc w:val="left"/>
-      <w:pPr>
-        <w:ind w:left="720" w:hanging="360"/>
-      </w:pPr>
-      <w:rPr>
-        <w:rFonts w:ascii="Symbol" w:hAnsi="Symbol" w:hint="default"/>
-      </w:rPr>
-    </w:lvl>
-    <w:lvl w:ilvl="1" w:tplc="040E0003" w:tentative="1">
-      <w:start w:val="1"/>
-      <w:numFmt w:val="bullet"/>
-      <w:lvlText w:val="o"/>
-      <w:lvlJc w:val="left"/>
-      <w:pPr>
-        <w:ind w:left="1440" w:hanging="360"/>
-      </w:pPr>
-      <w:rPr>
-        <w:rFonts w:ascii="Courier New" w:hAnsi="Courier New" w:cs="Courier New" w:hint="default"/>
-      </w:rPr>
-    </w:lvl>
-    <w:lvl w:ilvl="2" w:tplc="040E0005" w:tentative="1">
-      <w:start w:val="1"/>
-      <w:numFmt w:val="bullet"/>
-      <w:lvlText w:val=""/>
-      <w:lvlJc w:val="left"/>
-      <w:pPr>
-        <w:ind w:left="2160" w:hanging="360"/>
-      </w:pPr>
-      <w:rPr>
-        <w:rFonts w:ascii="Wingdings" w:hAnsi="Wingdings" w:hint="default"/>
-      </w:rPr>
-    </w:lvl>
-    <w:lvl w:ilvl="3" w:tplc="040E0001" w:tentative="1">
-      <w:start w:val="1"/>
-      <w:numFmt w:val="bullet"/>
-      <w:lvlText w:val=""/>
-      <w:lvlJc w:val="left"/>
-      <w:pPr>
-        <w:ind w:left="2880" w:hanging="360"/>
-      </w:pPr>
-      <w:rPr>
-        <w:rFonts w:ascii="Symbol" w:hAnsi="Symbol" w:hint="default"/>
-      </w:rPr>
-    </w:lvl>
-    <w:lvl w:ilvl="4" w:tplc="040E0003" w:tentative="1">
-      <w:start w:val="1"/>
-      <w:numFmt w:val="bullet"/>
-      <w:lvlText w:val="o"/>
-      <w:lvlJc w:val="left"/>
-      <w:pPr>
-        <w:ind w:left="3600" w:hanging="360"/>
-      </w:pPr>
-      <w:rPr>
-        <w:rFonts w:ascii="Courier New" w:hAnsi="Courier New" w:cs="Courier New" w:hint="default"/>
-      </w:rPr>
-    </w:lvl>
-    <w:lvl w:ilvl="5" w:tplc="040E0005" w:tentative="1">
-      <w:start w:val="1"/>
-      <w:numFmt w:val="bullet"/>
-      <w:lvlText w:val=""/>
-      <w:lvlJc w:val="left"/>
-      <w:pPr>
-        <w:ind w:left="4320" w:hanging="360"/>
-      </w:pPr>
-      <w:rPr>
-        <w:rFonts w:ascii="Wingdings" w:hAnsi="Wingdings" w:hint="default"/>
-      </w:rPr>
-    </w:lvl>
-    <w:lvl w:ilvl="6" w:tplc="040E0001" w:tentative="1">
-      <w:start w:val="1"/>
-      <w:numFmt w:val="bullet"/>
-      <w:lvlText w:val=""/>
-      <w:lvlJc w:val="left"/>
-      <w:pPr>
-        <w:ind w:left="5040" w:hanging="360"/>
-      </w:pPr>
-      <w:rPr>
-        <w:rFonts w:ascii="Symbol" w:hAnsi="Symbol" w:hint="default"/>
-      </w:rPr>
-    </w:lvl>
-    <w:lvl w:ilvl="7" w:tplc="040E0003" w:tentative="1">
-      <w:start w:val="1"/>
-      <w:numFmt w:val="bullet"/>
-      <w:lvlText w:val="o"/>
-      <w:lvlJc w:val="left"/>
-      <w:pPr>
-        <w:ind w:left="5760" w:hanging="360"/>
-      </w:pPr>
-      <w:rPr>
-        <w:rFonts w:ascii="Courier New" w:hAnsi="Courier New" w:cs="Courier New" w:hint="default"/>
-      </w:rPr>
-    </w:lvl>
-    <w:lvl w:ilvl="8" w:tplc="040E0005" w:tentative="1">
-      <w:start w:val="1"/>
-      <w:numFmt w:val="bullet"/>
-      <w:lvlText w:val=""/>
-      <w:lvlJc w:val="left"/>
-      <w:pPr>
-        <w:ind w:left="6480" w:hanging="360"/>
-      </w:pPr>
-      <w:rPr>
-        <w:rFonts w:ascii="Wingdings" w:hAnsi="Wingdings" w:hint="default"/>
-      </w:rPr>
-    </w:lvl>
-  </w:abstractNum>
-  <w:abstractNum w:abstractNumId="41" w15:restartNumberingAfterBreak="0">
-    <w:nsid w:val="6E614CFF"/>
-    <w:multiLevelType w:val="multilevel"/>
-    <w:tmpl w:val="689C7E3E"/>
-    <w:lvl w:ilvl="0">
-      <w:start w:val="1"/>
-      <w:numFmt w:val="decimal"/>
-      <w:lvlText w:val="%1"/>
-      <w:lvlJc w:val="left"/>
-      <w:pPr>
-        <w:ind w:left="480" w:hanging="480"/>
-      </w:pPr>
-      <w:rPr>
-        <w:rFonts w:hint="default"/>
-      </w:rPr>
-    </w:lvl>
-    <w:lvl w:ilvl="1">
-      <w:start w:val="1"/>
-      <w:numFmt w:val="decimal"/>
-      <w:lvlText w:val="%1.%2"/>
-      <w:lvlJc w:val="left"/>
-      <w:pPr>
-        <w:ind w:left="840" w:hanging="480"/>
-      </w:pPr>
-      <w:rPr>
-        <w:rFonts w:hint="default"/>
-      </w:rPr>
-    </w:lvl>
-    <w:lvl w:ilvl="2">
-      <w:start w:val="1"/>
-      <w:numFmt w:val="decimal"/>
-      <w:lvlText w:val="%1.%2.%3"/>
-      <w:lvlJc w:val="left"/>
-      <w:pPr>
-        <w:ind w:left="1440" w:hanging="720"/>
-      </w:pPr>
-      <w:rPr>
-        <w:rFonts w:hint="default"/>
-      </w:rPr>
-    </w:lvl>
-    <w:lvl w:ilvl="3">
-      <w:start w:val="1"/>
-      <w:numFmt w:val="decimal"/>
-      <w:lvlText w:val="%1.%2.%3.%4"/>
-      <w:lvlJc w:val="left"/>
-      <w:pPr>
-        <w:ind w:left="1800" w:hanging="720"/>
-      </w:pPr>
-      <w:rPr>
-        <w:rFonts w:hint="default"/>
-      </w:rPr>
-    </w:lvl>
-    <w:lvl w:ilvl="4">
-      <w:start w:val="1"/>
-      <w:numFmt w:val="decimal"/>
-      <w:lvlText w:val="%1.%2.%3.%4.%5"/>
-      <w:lvlJc w:val="left"/>
-      <w:pPr>
-        <w:ind w:left="2520" w:hanging="1080"/>
-      </w:pPr>
-      <w:rPr>
-        <w:rFonts w:hint="default"/>
-      </w:rPr>
-    </w:lvl>
-    <w:lvl w:ilvl="5">
-      <w:start w:val="1"/>
-      <w:numFmt w:val="decimal"/>
-      <w:lvlText w:val="%1.%2.%3.%4.%5.%6"/>
-      <w:lvlJc w:val="left"/>
-      <w:pPr>
-        <w:ind w:left="2880" w:hanging="1080"/>
-      </w:pPr>
-      <w:rPr>
-        <w:rFonts w:hint="default"/>
-      </w:rPr>
-    </w:lvl>
-    <w:lvl w:ilvl="6">
-      <w:start w:val="1"/>
-      <w:numFmt w:val="decimal"/>
-      <w:lvlText w:val="%1.%2.%3.%4.%5.%6.%7"/>
-      <w:lvlJc w:val="left"/>
-      <w:pPr>
-        <w:ind w:left="3600" w:hanging="1440"/>
-      </w:pPr>
-      <w:rPr>
-        <w:rFonts w:hint="default"/>
-      </w:rPr>
-    </w:lvl>
-    <w:lvl w:ilvl="7">
-      <w:start w:val="1"/>
-      <w:numFmt w:val="decimal"/>
-      <w:lvlText w:val="%1.%2.%3.%4.%5.%6.%7.%8"/>
-      <w:lvlJc w:val="left"/>
-      <w:pPr>
-        <w:ind w:left="3960" w:hanging="1440"/>
-      </w:pPr>
-      <w:rPr>
-        <w:rFonts w:hint="default"/>
-      </w:rPr>
-    </w:lvl>
-    <w:lvl w:ilvl="8">
-      <w:start w:val="1"/>
-      <w:numFmt w:val="decimal"/>
-      <w:lvlText w:val="%1.%2.%3.%4.%5.%6.%7.%8.%9"/>
-      <w:lvlJc w:val="left"/>
-      <w:pPr>
-        <w:ind w:left="4320" w:hanging="1440"/>
-      </w:pPr>
-      <w:rPr>
-        <w:rFonts w:hint="default"/>
-      </w:rPr>
-    </w:lvl>
-  </w:abstractNum>
-  <w:abstractNum w:abstractNumId="42" w15:restartNumberingAfterBreak="0">
+  <w:abstractNum w:abstractNumId="26" w15:restartNumberingAfterBreak="0">
     <w:nsid w:val="78B5187C"/>
     <w:multiLevelType w:val="hybridMultilevel"/>
     <w:tmpl w:val="255CBEA0"/>
@@ -11223,209 +10041,7 @@
       </w:pPr>
     </w:lvl>
   </w:abstractNum>
-  <w:abstractNum w:abstractNumId="43" w15:restartNumberingAfterBreak="0">
-    <w:nsid w:val="79A90F4E"/>
-    <w:multiLevelType w:val="hybridMultilevel"/>
-    <w:tmpl w:val="849236CA"/>
-    <w:lvl w:ilvl="0" w:tplc="040E0001">
-      <w:start w:val="1"/>
-      <w:numFmt w:val="bullet"/>
-      <w:lvlText w:val=""/>
-      <w:lvlJc w:val="left"/>
-      <w:pPr>
-        <w:ind w:left="1080" w:hanging="360"/>
-      </w:pPr>
-      <w:rPr>
-        <w:rFonts w:ascii="Symbol" w:hAnsi="Symbol" w:hint="default"/>
-      </w:rPr>
-    </w:lvl>
-    <w:lvl w:ilvl="1" w:tplc="040E0003" w:tentative="1">
-      <w:start w:val="1"/>
-      <w:numFmt w:val="bullet"/>
-      <w:lvlText w:val="o"/>
-      <w:lvlJc w:val="left"/>
-      <w:pPr>
-        <w:ind w:left="1800" w:hanging="360"/>
-      </w:pPr>
-      <w:rPr>
-        <w:rFonts w:ascii="Courier New" w:hAnsi="Courier New" w:cs="Courier New" w:hint="default"/>
-      </w:rPr>
-    </w:lvl>
-    <w:lvl w:ilvl="2" w:tplc="040E0005" w:tentative="1">
-      <w:start w:val="1"/>
-      <w:numFmt w:val="bullet"/>
-      <w:lvlText w:val=""/>
-      <w:lvlJc w:val="left"/>
-      <w:pPr>
-        <w:ind w:left="2520" w:hanging="360"/>
-      </w:pPr>
-      <w:rPr>
-        <w:rFonts w:ascii="Wingdings" w:hAnsi="Wingdings" w:hint="default"/>
-      </w:rPr>
-    </w:lvl>
-    <w:lvl w:ilvl="3" w:tplc="040E0001" w:tentative="1">
-      <w:start w:val="1"/>
-      <w:numFmt w:val="bullet"/>
-      <w:lvlText w:val=""/>
-      <w:lvlJc w:val="left"/>
-      <w:pPr>
-        <w:ind w:left="3240" w:hanging="360"/>
-      </w:pPr>
-      <w:rPr>
-        <w:rFonts w:ascii="Symbol" w:hAnsi="Symbol" w:hint="default"/>
-      </w:rPr>
-    </w:lvl>
-    <w:lvl w:ilvl="4" w:tplc="040E0003" w:tentative="1">
-      <w:start w:val="1"/>
-      <w:numFmt w:val="bullet"/>
-      <w:lvlText w:val="o"/>
-      <w:lvlJc w:val="left"/>
-      <w:pPr>
-        <w:ind w:left="3960" w:hanging="360"/>
-      </w:pPr>
-      <w:rPr>
-        <w:rFonts w:ascii="Courier New" w:hAnsi="Courier New" w:cs="Courier New" w:hint="default"/>
-      </w:rPr>
-    </w:lvl>
-    <w:lvl w:ilvl="5" w:tplc="040E0005" w:tentative="1">
-      <w:start w:val="1"/>
-      <w:numFmt w:val="bullet"/>
-      <w:lvlText w:val=""/>
-      <w:lvlJc w:val="left"/>
-      <w:pPr>
-        <w:ind w:left="4680" w:hanging="360"/>
-      </w:pPr>
-      <w:rPr>
-        <w:rFonts w:ascii="Wingdings" w:hAnsi="Wingdings" w:hint="default"/>
-      </w:rPr>
-    </w:lvl>
-    <w:lvl w:ilvl="6" w:tplc="040E0001" w:tentative="1">
-      <w:start w:val="1"/>
-      <w:numFmt w:val="bullet"/>
-      <w:lvlText w:val=""/>
-      <w:lvlJc w:val="left"/>
-      <w:pPr>
-        <w:ind w:left="5400" w:hanging="360"/>
-      </w:pPr>
-      <w:rPr>
-        <w:rFonts w:ascii="Symbol" w:hAnsi="Symbol" w:hint="default"/>
-      </w:rPr>
-    </w:lvl>
-    <w:lvl w:ilvl="7" w:tplc="040E0003" w:tentative="1">
-      <w:start w:val="1"/>
-      <w:numFmt w:val="bullet"/>
-      <w:lvlText w:val="o"/>
-      <w:lvlJc w:val="left"/>
-      <w:pPr>
-        <w:ind w:left="6120" w:hanging="360"/>
-      </w:pPr>
-      <w:rPr>
-        <w:rFonts w:ascii="Courier New" w:hAnsi="Courier New" w:cs="Courier New" w:hint="default"/>
-      </w:rPr>
-    </w:lvl>
-    <w:lvl w:ilvl="8" w:tplc="040E0005" w:tentative="1">
-      <w:start w:val="1"/>
-      <w:numFmt w:val="bullet"/>
-      <w:lvlText w:val=""/>
-      <w:lvlJc w:val="left"/>
-      <w:pPr>
-        <w:ind w:left="6840" w:hanging="360"/>
-      </w:pPr>
-      <w:rPr>
-        <w:rFonts w:ascii="Wingdings" w:hAnsi="Wingdings" w:hint="default"/>
-      </w:rPr>
-    </w:lvl>
-  </w:abstractNum>
-  <w:abstractNum w:abstractNumId="44" w15:restartNumberingAfterBreak="0">
-    <w:nsid w:val="7A4C11AF"/>
-    <w:multiLevelType w:val="hybridMultilevel"/>
-    <w:tmpl w:val="57B077AE"/>
-    <w:lvl w:ilvl="0" w:tplc="46B4D448">
-      <w:start w:val="2"/>
-      <w:numFmt w:val="decimal"/>
-      <w:lvlText w:val="%1."/>
-      <w:lvlJc w:val="left"/>
-      <w:pPr>
-        <w:ind w:left="720" w:hanging="360"/>
-      </w:pPr>
-      <w:rPr>
-        <w:rFonts w:hint="default"/>
-      </w:rPr>
-    </w:lvl>
-    <w:lvl w:ilvl="1" w:tplc="040E0019" w:tentative="1">
-      <w:start w:val="1"/>
-      <w:numFmt w:val="lowerLetter"/>
-      <w:lvlText w:val="%2."/>
-      <w:lvlJc w:val="left"/>
-      <w:pPr>
-        <w:ind w:left="1440" w:hanging="360"/>
-      </w:pPr>
-    </w:lvl>
-    <w:lvl w:ilvl="2" w:tplc="040E001B" w:tentative="1">
-      <w:start w:val="1"/>
-      <w:numFmt w:val="lowerRoman"/>
-      <w:lvlText w:val="%3."/>
-      <w:lvlJc w:val="right"/>
-      <w:pPr>
-        <w:ind w:left="2160" w:hanging="180"/>
-      </w:pPr>
-    </w:lvl>
-    <w:lvl w:ilvl="3" w:tplc="040E000F" w:tentative="1">
-      <w:start w:val="1"/>
-      <w:numFmt w:val="decimal"/>
-      <w:lvlText w:val="%4."/>
-      <w:lvlJc w:val="left"/>
-      <w:pPr>
-        <w:ind w:left="2880" w:hanging="360"/>
-      </w:pPr>
-    </w:lvl>
-    <w:lvl w:ilvl="4" w:tplc="040E0019" w:tentative="1">
-      <w:start w:val="1"/>
-      <w:numFmt w:val="lowerLetter"/>
-      <w:lvlText w:val="%5."/>
-      <w:lvlJc w:val="left"/>
-      <w:pPr>
-        <w:ind w:left="3600" w:hanging="360"/>
-      </w:pPr>
-    </w:lvl>
-    <w:lvl w:ilvl="5" w:tplc="040E001B" w:tentative="1">
-      <w:start w:val="1"/>
-      <w:numFmt w:val="lowerRoman"/>
-      <w:lvlText w:val="%6."/>
-      <w:lvlJc w:val="right"/>
-      <w:pPr>
-        <w:ind w:left="4320" w:hanging="180"/>
-      </w:pPr>
-    </w:lvl>
-    <w:lvl w:ilvl="6" w:tplc="040E000F" w:tentative="1">
-      <w:start w:val="1"/>
-      <w:numFmt w:val="decimal"/>
-      <w:lvlText w:val="%7."/>
-      <w:lvlJc w:val="left"/>
-      <w:pPr>
-        <w:ind w:left="5040" w:hanging="360"/>
-      </w:pPr>
-    </w:lvl>
-    <w:lvl w:ilvl="7" w:tplc="040E0019" w:tentative="1">
-      <w:start w:val="1"/>
-      <w:numFmt w:val="lowerLetter"/>
-      <w:lvlText w:val="%8."/>
-      <w:lvlJc w:val="left"/>
-      <w:pPr>
-        <w:ind w:left="5760" w:hanging="360"/>
-      </w:pPr>
-    </w:lvl>
-    <w:lvl w:ilvl="8" w:tplc="040E001B" w:tentative="1">
-      <w:start w:val="1"/>
-      <w:numFmt w:val="lowerRoman"/>
-      <w:lvlText w:val="%9."/>
-      <w:lvlJc w:val="right"/>
-      <w:pPr>
-        <w:ind w:left="6480" w:hanging="180"/>
-      </w:pPr>
-    </w:lvl>
-  </w:abstractNum>
-  <w:abstractNum w:abstractNumId="45" w15:restartNumberingAfterBreak="0">
+  <w:abstractNum w:abstractNumId="27" w15:restartNumberingAfterBreak="0">
     <w:nsid w:val="7A887EEB"/>
     <w:multiLevelType w:val="multilevel"/>
     <w:tmpl w:val="9AD0AEE0"/>
@@ -11546,7 +10162,7 @@
       </w:rPr>
     </w:lvl>
   </w:abstractNum>
-  <w:abstractNum w:abstractNumId="46" w15:restartNumberingAfterBreak="0">
+  <w:abstractNum w:abstractNumId="28" w15:restartNumberingAfterBreak="0">
     <w:nsid w:val="7AA558AC"/>
     <w:multiLevelType w:val="multilevel"/>
     <w:tmpl w:val="44304DEE"/>
@@ -11662,146 +10278,93 @@
     </w:lvl>
   </w:abstractNum>
   <w:num w:numId="1" w16cid:durableId="1118598695">
-    <w:abstractNumId w:val="46"/>
+    <w:abstractNumId w:val="28"/>
   </w:num>
   <w:num w:numId="2" w16cid:durableId="668365014">
+    <w:abstractNumId w:val="11"/>
+  </w:num>
+  <w:num w:numId="3" w16cid:durableId="1555964464">
+    <w:abstractNumId w:val="27"/>
+  </w:num>
+  <w:num w:numId="4" w16cid:durableId="1578397148">
+    <w:abstractNumId w:val="18"/>
+  </w:num>
+  <w:num w:numId="5" w16cid:durableId="1315833931">
+    <w:abstractNumId w:val="20"/>
+  </w:num>
+  <w:num w:numId="6" w16cid:durableId="2122607685">
+    <w:abstractNumId w:val="5"/>
+  </w:num>
+  <w:num w:numId="7" w16cid:durableId="1245649505">
+    <w:abstractNumId w:val="1"/>
+  </w:num>
+  <w:num w:numId="8" w16cid:durableId="424571889">
+    <w:abstractNumId w:val="8"/>
+  </w:num>
+  <w:num w:numId="9" w16cid:durableId="1978871994">
+    <w:abstractNumId w:val="10"/>
+  </w:num>
+  <w:num w:numId="10" w16cid:durableId="1549800886">
+    <w:abstractNumId w:val="3"/>
+  </w:num>
+  <w:num w:numId="11" w16cid:durableId="1143620851">
+    <w:abstractNumId w:val="21"/>
+  </w:num>
+  <w:num w:numId="12" w16cid:durableId="1665472738">
+    <w:abstractNumId w:val="6"/>
+  </w:num>
+  <w:num w:numId="13" w16cid:durableId="1370300625">
+    <w:abstractNumId w:val="14"/>
+  </w:num>
+  <w:num w:numId="14" w16cid:durableId="905073204">
+    <w:abstractNumId w:val="19"/>
+  </w:num>
+  <w:num w:numId="15" w16cid:durableId="1776289334">
+    <w:abstractNumId w:val="25"/>
+  </w:num>
+  <w:num w:numId="16" w16cid:durableId="481628335">
+    <w:abstractNumId w:val="12"/>
+  </w:num>
+  <w:num w:numId="17" w16cid:durableId="1275163770">
+    <w:abstractNumId w:val="15"/>
+  </w:num>
+  <w:num w:numId="18" w16cid:durableId="640962694">
+    <w:abstractNumId w:val="26"/>
+  </w:num>
+  <w:num w:numId="19" w16cid:durableId="2037345815">
+    <w:abstractNumId w:val="13"/>
+  </w:num>
+  <w:num w:numId="20" w16cid:durableId="1887062157">
+    <w:abstractNumId w:val="2"/>
+  </w:num>
+  <w:num w:numId="21" w16cid:durableId="1167742287">
+    <w:abstractNumId w:val="0"/>
+  </w:num>
+  <w:num w:numId="22" w16cid:durableId="1185168920">
+    <w:abstractNumId w:val="16"/>
+  </w:num>
+  <w:num w:numId="23" w16cid:durableId="182521496">
+    <w:abstractNumId w:val="4"/>
+  </w:num>
+  <w:num w:numId="24" w16cid:durableId="241111553">
+    <w:abstractNumId w:val="24"/>
+  </w:num>
+  <w:num w:numId="25" w16cid:durableId="2108571140">
+    <w:abstractNumId w:val="22"/>
+  </w:num>
+  <w:num w:numId="26" w16cid:durableId="1143815359">
+    <w:abstractNumId w:val="7"/>
+  </w:num>
+  <w:num w:numId="27" w16cid:durableId="217061239">
     <w:abstractNumId w:val="23"/>
   </w:num>
-  <w:num w:numId="3" w16cid:durableId="606348648">
-    <w:abstractNumId w:val="22"/>
-  </w:num>
-  <w:num w:numId="4" w16cid:durableId="834300539">
-    <w:abstractNumId w:val="27"/>
-  </w:num>
-  <w:num w:numId="5" w16cid:durableId="320625060">
-    <w:abstractNumId w:val="25"/>
-  </w:num>
-  <w:num w:numId="6" w16cid:durableId="1127621639">
-    <w:abstractNumId w:val="12"/>
-  </w:num>
-  <w:num w:numId="7" w16cid:durableId="1555964464">
-    <w:abstractNumId w:val="45"/>
-  </w:num>
-  <w:num w:numId="8" w16cid:durableId="2085909324">
-    <w:abstractNumId w:val="18"/>
-  </w:num>
-  <w:num w:numId="9" w16cid:durableId="1040938035">
-    <w:abstractNumId w:val="5"/>
-  </w:num>
-  <w:num w:numId="10" w16cid:durableId="1321888101">
-    <w:abstractNumId w:val="20"/>
-  </w:num>
-  <w:num w:numId="11" w16cid:durableId="1606307784">
-    <w:abstractNumId w:val="43"/>
-  </w:num>
-  <w:num w:numId="12" w16cid:durableId="545221227">
-    <w:abstractNumId w:val="30"/>
-  </w:num>
-  <w:num w:numId="13" w16cid:durableId="203638716">
-    <w:abstractNumId w:val="40"/>
-  </w:num>
-  <w:num w:numId="14" w16cid:durableId="1578397148">
-    <w:abstractNumId w:val="34"/>
-  </w:num>
-  <w:num w:numId="15" w16cid:durableId="31536930">
-    <w:abstractNumId w:val="14"/>
-  </w:num>
-  <w:num w:numId="16" w16cid:durableId="1315833931">
-    <w:abstractNumId w:val="36"/>
-  </w:num>
-  <w:num w:numId="17" w16cid:durableId="665474863">
-    <w:abstractNumId w:val="41"/>
-  </w:num>
-  <w:num w:numId="18" w16cid:durableId="1488745336">
-    <w:abstractNumId w:val="16"/>
-  </w:num>
-  <w:num w:numId="19" w16cid:durableId="1568298343">
-    <w:abstractNumId w:val="8"/>
-  </w:num>
-  <w:num w:numId="20" w16cid:durableId="734356815">
+  <w:num w:numId="28" w16cid:durableId="697631745">
     <w:abstractNumId w:val="17"/>
   </w:num>
-  <w:num w:numId="21" w16cid:durableId="2122607685">
-    <w:abstractNumId w:val="11"/>
-  </w:num>
-  <w:num w:numId="22" w16cid:durableId="1255213528">
-    <w:abstractNumId w:val="32"/>
-  </w:num>
-  <w:num w:numId="23" w16cid:durableId="1245649505">
-    <w:abstractNumId w:val="4"/>
-  </w:num>
-  <w:num w:numId="24" w16cid:durableId="424571889">
-    <w:abstractNumId w:val="15"/>
-  </w:num>
-  <w:num w:numId="25" w16cid:durableId="1084061127">
+  <w:num w:numId="29" w16cid:durableId="1164904659">
     <w:abstractNumId w:val="9"/>
   </w:num>
-  <w:num w:numId="26" w16cid:durableId="1881479906">
-    <w:abstractNumId w:val="2"/>
-  </w:num>
-  <w:num w:numId="27" w16cid:durableId="1978871994">
-    <w:abstractNumId w:val="19"/>
-  </w:num>
-  <w:num w:numId="28" w16cid:durableId="1582762489">
-    <w:abstractNumId w:val="21"/>
-  </w:num>
-  <w:num w:numId="29" w16cid:durableId="1549800886">
-    <w:abstractNumId w:val="7"/>
-  </w:num>
-  <w:num w:numId="30" w16cid:durableId="2038578344">
-    <w:abstractNumId w:val="26"/>
-  </w:num>
-  <w:num w:numId="31" w16cid:durableId="1143620851">
-    <w:abstractNumId w:val="37"/>
-  </w:num>
-  <w:num w:numId="32" w16cid:durableId="1599873396">
-    <w:abstractNumId w:val="1"/>
-  </w:num>
-  <w:num w:numId="33" w16cid:durableId="1665472738">
-    <w:abstractNumId w:val="13"/>
-  </w:num>
-  <w:num w:numId="34" w16cid:durableId="1965576473">
-    <w:abstractNumId w:val="44"/>
-  </w:num>
-  <w:num w:numId="35" w16cid:durableId="1370300625">
-    <w:abstractNumId w:val="29"/>
-  </w:num>
-  <w:num w:numId="36" w16cid:durableId="905073204">
-    <w:abstractNumId w:val="35"/>
-  </w:num>
-  <w:num w:numId="37" w16cid:durableId="1776289334">
-    <w:abstractNumId w:val="39"/>
-  </w:num>
-  <w:num w:numId="38" w16cid:durableId="481628335">
-    <w:abstractNumId w:val="24"/>
-  </w:num>
-  <w:num w:numId="39" w16cid:durableId="1275163770">
-    <w:abstractNumId w:val="31"/>
-  </w:num>
-  <w:num w:numId="40" w16cid:durableId="640962694">
-    <w:abstractNumId w:val="42"/>
-  </w:num>
-  <w:num w:numId="41" w16cid:durableId="2037345815">
-    <w:abstractNumId w:val="28"/>
-  </w:num>
-  <w:num w:numId="42" w16cid:durableId="1887062157">
-    <w:abstractNumId w:val="6"/>
-  </w:num>
-  <w:num w:numId="43" w16cid:durableId="1167742287">
-    <w:abstractNumId w:val="3"/>
-  </w:num>
-  <w:num w:numId="44" w16cid:durableId="1185168920">
-    <w:abstractNumId w:val="33"/>
-  </w:num>
-  <w:num w:numId="45" w16cid:durableId="182521496">
-    <w:abstractNumId w:val="10"/>
-  </w:num>
-  <w:num w:numId="46" w16cid:durableId="241111553">
-    <w:abstractNumId w:val="38"/>
-  </w:num>
-  <w:num w:numId="47" w16cid:durableId="207648331">
-    <w:abstractNumId w:val="0"/>
-  </w:num>
+  <w:numIdMacAtCleanup w:val="29"/>
 </w:numbering>
 </file>
 
@@ -12253,6 +10816,7 @@
   <w:style w:type="character" w:default="1" w:styleId="Bekezdsalapbettpusa">
     <w:name w:val="Default Paragraph Font"/>
     <w:uiPriority w:val="1"/>
+    <w:semiHidden/>
     <w:unhideWhenUsed/>
   </w:style>
   <w:style w:type="table" w:default="1" w:styleId="Normltblzat">
